--- a/ove/public/docs/bi/ove75-lot4-pz-draft.docx
+++ b/ove/public/docs/bi/ove75-lot4-pz-draft.docx
@@ -55,7 +55,7 @@
         <w:rPr>
           <w:sz w:val="20"/>
         </w:rPr>
-        <w:t xml:space="preserve">Склад готовой продукции (СГП) — завершающее звено комплекса ОВЭ-75: приём пакетов катодной меди с выходного конвейера катодосдирочной машины (КСМ), защитная упаковка, маркировка, коммерческий учёт, формирование отгрузочных партий и отгрузка железнодорожным и автомобильным транспортом. Границы проектирования (ТЗ п. 6.2): от передаточных ворот из отделения электроэкстракции меди до ворот отгрузки ж/д транспортом и ворот отгрузки автотранспортом.</w:t>
+        <w:t xml:space="preserve">Склад готовой продукции (СГП) — завершающее звено комплекса ОВЭ-75: приём пакетов катодной меди с выходного конвейера катодосдирочной машины (КСМ), защитная упаковка, маркировка, коммерческий учёт, формирование отгрузочных партий и отгрузка железнодорожным и автомобильным транспортом. Границы проектирования (ТЗ v3.6 п. 6.2 (в v4.1 — п. 7.x, сверить по перечню границ Лота №4 v4.1)): от передаточных ворот из отделения электроэкстракции меди до ворот отгрузки ж/д транспортом и ворот отгрузки автотранспортом.</w:t>
       </w:r>
     </w:p>
     <w:p>
@@ -64,6 +64,14 @@
           <w:sz w:val="20"/>
         </w:rPr>
         <w:t xml:space="preserve">СГП размещается смежно с отделением электроэкстракции в существующем корпусе электрорафинирования меди (ЦЭМ, Приложение №6 к ТЗ, чертежи ФМ-594хх): «как правило, в непосредственной близости к электролизному отделению расположен склад готовой продукции» (ИД ч.2 разд. 4.2.2); на плане ЦЭМ (ФМ-59415) зона склада готовой продукции выделена исторической планировкой. Ключевое требование ТЗ (п. 6.3): полностью автоматическое складирование с подсистемами позиционирования, завязанными на выходной конвейер КСМ, — все операции от приёмки пакетов до отгрузки партий в транспорт выполняются в автоматическом режиме; автоматизация — сквозная, с выводом показателей в единую диспетчерскую (ТЗ п. 2.10).</w:t>
+      </w:r>
+    </w:p>
+    <w:p>
+      <w:r>
+        <w:rPr>
+          <w:sz w:val="20"/>
+        </w:rPr>
+        <w:t xml:space="preserve">БАЗИС РАЗМЕЩЕНИЯ (ТЗ v4.1 п.1.3, 25.08.2026): базовый сценарий — новый склад ГП (~32 тыс. м³) в составе комплекса нового строительства, смежно с новым корпусом электроэкстракции (calc.json NB-EW/NB-COST); размещение в существующем ЦЭМ (Прил. №6) — резервный сценарий А.</w:t>
       </w:r>
     </w:p>
     <w:p>
@@ -176,7 +184,7 @@
                 <w:color w:val="666666"/>
                 <w:sz w:val="18"/>
               </w:rPr>
-              <w:t xml:space="preserve">ТЗ п. 6.2</w:t>
+              <w:t xml:space="preserve">ТЗ v3.6 п. 6.2 (в v4.1 — п. 7.x, сверить по перечню границ Лота №4 v4.1)</w:t>
             </w:r>
           </w:p>
         </w:tc>
@@ -204,7 +212,7 @@
               <w:rPr>
                 <w:sz w:val="19"/>
               </w:rPr>
-              <w:t xml:space="preserve">Существующее здание ЦЭМ (пролёты 24 м, крановый пролёт 22 м, шаг колонн вдоль 6 м, длина корпуса ≈180 м, парапет ≈ +17,8)</w:t>
+              <w:t xml:space="preserve">Существующее здание ЦЭМ (пролёты 24 м, крановый пролёт 22 м, шаг колонн вдоль 6 м, длина корпуса ≈186 м (оси 1–32 × 6,0 м, ФМ-59415), парапет ≈ +17,8)</w:t>
             </w:r>
           </w:p>
         </w:tc>
@@ -302,7 +310,7 @@
                 <w:color w:val="666666"/>
                 <w:sz w:val="18"/>
               </w:rPr>
-              <w:t xml:space="preserve">ТЗ п. 6.3</w:t>
+              <w:t xml:space="preserve">ТЗ v3.6 п. 6.3 (в v4.1 — п. 7.x, сверить по перечню границ Лота №4 v4.1)</w:t>
             </w:r>
           </w:p>
         </w:tc>
@@ -322,6 +330,22 @@
           <w:sz w:val="19"/>
         </w:rPr>
         <w:t xml:space="preserve">СП 57.13330.2011 — Складские здания — объёмно-планировочные требования к зоне СГП; СП 56.13330 (действующая редакция) — Производственные здания — совмещение склада с производственным корпусом ЦЭМ</w:t>
+      </w:r>
+    </w:p>
+    <w:p>
+      <w:r>
+        <w:rPr>
+          <w:b/>
+          <w:color w:val="8A6200"/>
+          <w:sz w:val="19"/>
+        </w:rPr>
+        <w:t xml:space="preserve">— определяется на стадии БИ: </w:t>
+      </w:r>
+      <w:r>
+        <w:rPr>
+          <w:sz w:val="19"/>
+        </w:rPr>
+        <w:t xml:space="preserve">Актуализировать все ссылки на пункты ТЗ по нумерации v4.1 (в v4.1 п. 6.2 — границы Лота №3)</w:t>
       </w:r>
     </w:p>
     <w:p>
@@ -382,7 +406,7 @@
           <w:sz w:val="20"/>
         </w:rPr>
         <w:t xml:space="preserve">РАСЧЁТНЫЕ ПАРАМЕТРЫ ПАКЕТА (показаны с выводом):
-— Масса катодного листа: при токовой нагрузке 560 А/электрод, наращивании 6–7 сут и катодном выходе по току 89 % (ИД табл. 3.1) масса меди на матрицу m = I·τ·q·η = 560 × (6,5·24) × 1,1852 г/(А·ч) × 0,89 ≈ 92 кг, т.е. ≈46 кг на один лист (система SPLIT — два листа с матрицы). Пакет 2500 кг ≈ 54 листа (27 матриц).
+— Масса меди на матрицу: при фактической токовой нагрузке ≈505 А/электрод (252,7 А/м²), наращивании 6–7 сут и η = 89 % — 77–90 кг (в согласии с ИД табл. 3.1: катод-«книжка» 76,8–89,7 кг), т.е. 38–45 кг на один лист (SPLIT). Пакет 2500 кг ≈ 56–64 листа (28–32 матрицы); при номинале 280 А/м² — ≈54 листа.
 — Габарит в плане ≈ 1000 × 1000 мм (рабочий размер катода по ИД табл. 3.1).
 — Высота пакета: сплошная медь 2500/8920 = 0,28 м; с коэффициентом неплотности укладки листов 1,5–1,8 → 0,42–0,50 м (уточняется по данным поставщика КСМ).
 — Опора пакета: без деревянных брусков — нижние листы профилируются в пределах КСМ («перфорация» для вилочных и крановых захватов); конфигурация профилирования должна быть увязана с грузозахватами СГП (ТЗ п. 5.3) — интерфейсное требование Лот №3 ↔ Лот №4.
@@ -485,7 +509,7 @@
               <w:rPr>
                 <w:sz w:val="19"/>
               </w:rPr>
-              <w:t xml:space="preserve">2500 ± 50 кг; ≈54 листа × ≈46 кг; 1,0×1,0 м в плане; высота ≈0,42–0,50 м</w:t>
+              <w:t xml:space="preserve">2500 ± 50 кг; ≈56–64 листа × 38–45 кг (при номинале 280 А/м² — ≈54 листа); 1,0×1,0 м в плане; высота ≈0,42–0,50 м</w:t>
             </w:r>
           </w:p>
         </w:tc>
@@ -768,7 +792,7 @@
         <w:rPr>
           <w:sz w:val="20"/>
         </w:rPr>
-        <w:t xml:space="preserve">Все операции — в автоматическом режиме; ручной режим — наладка и нештатные ситуации (ТЗ п. 6.3).</w:t>
+        <w:t xml:space="preserve">Все операции — в автоматическом режиме; ручной режим — наладка и нештатные ситуации (ТЗ v3.6 п. 6.3 (в v4.1 — п. 7.x, сверить по перечню границ Лота №4 v4.1)).</w:t>
       </w:r>
     </w:p>
     <w:tbl>
@@ -985,21 +1009,21 @@
               <w:rPr>
                 <w:sz w:val="19"/>
               </w:rPr>
-              <w:t xml:space="preserve">Сверловка части катодов по заданию АСУ (требование ТЗ п. 6.4)</w:t>
-            </w:r>
-          </w:p>
-        </w:tc>
-        <w:tc>
-          <w:tcPr>
-            <w:tcW w:w="3038" w:type="dxa"/>
-          </w:tcPr>
-          <w:p>
-            <w:r>
-              <w:rPr>
-                <w:color w:val="666666"/>
-                <w:sz w:val="18"/>
-              </w:rPr>
-              <w:t xml:space="preserve">ТЗ п. 6.4</w:t>
+              <w:t xml:space="preserve">Сверловка части катодов по заданию АСУ (требование ТЗ v3.6 п. 6.4 (в v4.1 — п. 7.x, сверить по перечню границ Лота №4 v4.1))</w:t>
+            </w:r>
+          </w:p>
+        </w:tc>
+        <w:tc>
+          <w:tcPr>
+            <w:tcW w:w="3038" w:type="dxa"/>
+          </w:tcPr>
+          <w:p>
+            <w:r>
+              <w:rPr>
+                <w:color w:val="666666"/>
+                <w:sz w:val="18"/>
+              </w:rPr>
+              <w:t xml:space="preserve">ТЗ v3.6 п. 6.4 (в v4.1 — п. 7.x, сверить по перечню границ Лота №4 v4.1)</w:t>
             </w:r>
           </w:p>
         </w:tc>
@@ -1400,7 +1424,15 @@
         <w:rPr>
           <w:sz w:val="20"/>
         </w:rPr>
-        <w:t xml:space="preserve">Компоновка выполняется в существующем ЦЭМ (Приложение №6): многопролётный корпус, пролёты 24 м (крановые пролёты 22 м), шаг колонн вдоль здания 6 м, длина корпуса ≈180 м; компоновку по ТЗ вести с учётом сетки колонн 6/12 м с привязкой к осям и отметкам. Зона СГП — пролёт(ы), смежные с отделением электроэкстракции, с выходами на существующие ж/д пути (историческая зона склада готовой продукции на плане ФМ-59415).</w:t>
+        <w:t xml:space="preserve">ПРИМЕЧАНИЕ О БАЗИСЕ: раздел относится к резервному сценарию А (существующий ЦЭМ); в базовом сценарии нового строительства (ТЗ v4.1 п.1.3) выдаётся задание на новый корпус склада ГП — полы и ж/д фронт проектируются заново.</w:t>
+      </w:r>
+    </w:p>
+    <w:p>
+      <w:r>
+        <w:rPr>
+          <w:sz w:val="20"/>
+        </w:rPr>
+        <w:t xml:space="preserve">Компоновка выполняется в существующем ЦЭМ (Приложение №6): многопролётный корпус, пролёты 24 м (крановые пролёты 22 м), шаг колонн вдоль здания 6 м, длина корпуса ≈186 м (оси 1–32 × 6,0 м, ФМ-59415); компоновку по ТЗ вести с учётом сетки колонн 6/12 м с привязкой к осям и отметкам. Зона СГП — пролёт(ы), смежные с отделением электроэкстракции, с выходами на существующие ж/д пути (историческая зона склада готовой продукции на плане ФМ-59415).</w:t>
       </w:r>
     </w:p>
     <w:p>
@@ -1521,21 +1553,21 @@
               <w:rPr>
                 <w:sz w:val="19"/>
               </w:rPr>
-              <w:t xml:space="preserve">ЦЭМ: пролёты 24 м (крановые 22 м), шаг 6 м, длина ≈180 м; сетка компоновки 6/12 м</w:t>
-            </w:r>
-          </w:p>
-        </w:tc>
-        <w:tc>
-          <w:tcPr>
-            <w:tcW w:w="3038" w:type="dxa"/>
-          </w:tcPr>
-          <w:p>
-            <w:r>
-              <w:rPr>
-                <w:color w:val="666666"/>
-                <w:sz w:val="18"/>
-              </w:rPr>
-              <w:t xml:space="preserve">ИД ч.2 разд. 4.2.2; Прил. №6; ТЗ п. 6.4</w:t>
+              <w:t xml:space="preserve">ЦЭМ: пролёты 24 м (крановые 22 м), шаг 6 м, длина корпуса ≈186 м (оси 1–32 × 6,0 м, ФМ-59415); сетка компоновки 6/12 м</w:t>
+            </w:r>
+          </w:p>
+        </w:tc>
+        <w:tc>
+          <w:tcPr>
+            <w:tcW w:w="3038" w:type="dxa"/>
+          </w:tcPr>
+          <w:p>
+            <w:r>
+              <w:rPr>
+                <w:color w:val="666666"/>
+                <w:sz w:val="18"/>
+              </w:rPr>
+              <w:t xml:space="preserve">ИД ч.2 разд. 4.2.2; Прил. №6; ТЗ v3.6 п. 6.4 (в v4.1 — п. 7.x, сверить по перечню границ Лота №4 v4.1)</w:t>
             </w:r>
           </w:p>
         </w:tc>
@@ -1741,6 +1773,14 @@
           <w:sz w:val="26"/>
         </w:rPr>
         <w:t xml:space="preserve">Нагрузки на полы и строительные конструкции</w:t>
+      </w:r>
+    </w:p>
+    <w:p>
+      <w:r>
+        <w:rPr>
+          <w:sz w:val="20"/>
+        </w:rPr>
+        <w:t xml:space="preserve">ПРИМЕЧАНИЕ О БАЗИСЕ: нагрузки ниже относятся к резервному сценарию А (существующий ЦЭМ); в базовом сценарии нового строительства (ТЗ v4.1 п.1.3) полы и ж/д фронт проектируются заново — задание на новый корпус.</w:t>
       </w:r>
     </w:p>
     <w:p>
@@ -2098,7 +2138,7 @@
         <w:rPr>
           <w:sz w:val="20"/>
         </w:rPr>
-        <w:t xml:space="preserve">По ТЗ п. 6.4 АСУ СГП управляет роботами, набором партий, разбраковкой, автоматическим взвешиванием, отбором части катодов на сверловку; в программе заложен алгоритм размещения стоп катодов по территории склада автопогрузчиками-штабелёрами по размеченным линиям с памятью «что и где стоит» для последующей отгрузки потребителю.</w:t>
+        <w:t xml:space="preserve">По ТЗ v3.6 п. 6.4 (в v4.1 — п. 7.x, сверить по перечню границ Лота №4 v4.1) АСУ СГП управляет роботами, набором партий, разбраковкой, автоматическим взвешиванием, отбором части катодов на сверловку; в программе заложен алгоритм размещения стоп катодов по территории склада автопогрузчиками-штабелёрами по размеченным линиям с памятью «что и где стоит» для последующей отгрузки потребителю.</w:t>
       </w:r>
     </w:p>
     <w:p>
@@ -2233,7 +2273,7 @@
                 <w:color w:val="666666"/>
                 <w:sz w:val="18"/>
               </w:rPr>
-              <w:t xml:space="preserve">ТЗ п. 6.4</w:t>
+              <w:t xml:space="preserve">ТЗ v3.6 п. 6.4 (в v4.1 — п. 7.x, сверить по перечню границ Лота №4 v4.1)</w:t>
             </w:r>
           </w:p>
         </w:tc>
@@ -3317,7 +3357,7 @@
                 <w:color w:val="666666"/>
                 <w:sz w:val="18"/>
               </w:rPr>
-              <w:t xml:space="preserve">ТЗ п. 6.2</w:t>
+              <w:t xml:space="preserve">ТЗ v3.6 п. 6.2 (в v4.1 — п. 7.x, сверить по перечню границ Лота №4 v4.1)</w:t>
             </w:r>
           </w:p>
         </w:tc>
@@ -3359,7 +3399,7 @@
                 <w:color w:val="666666"/>
                 <w:sz w:val="18"/>
               </w:rPr>
-              <w:t xml:space="preserve">ТЗ п. 6.4</w:t>
+              <w:t xml:space="preserve">ТЗ v3.6 п. 6.4 (в v4.1 — п. 7.x, сверить по перечню границ Лота №4 v4.1)</w:t>
             </w:r>
           </w:p>
         </w:tc>
@@ -3382,7 +3422,7 @@
         <w:rPr>
           <w:sz w:val="20"/>
         </w:rPr>
-        <w:t xml:space="preserve">Состав по ТЗ п. 6.3 с раскрытием до позиций:</w:t>
+        <w:t xml:space="preserve">Состав по ТЗ v3.6 п. 6.3 (в v4.1 — п. 7.x, сверить по перечню границ Лота №4 v4.1) с раскрытием до позиций:</w:t>
       </w:r>
     </w:p>
     <w:p>
@@ -4016,7 +4056,7 @@
         <w:rPr>
           <w:sz w:val="20"/>
         </w:rPr>
-        <w:t xml:space="preserve">В составе БИ приводится: (1) стоимость оборудования по данным ТКП потенциальных поставщиков — не менее 2–3 на каждую позицию (весовое оборудование, штабелёры с системой позиционирования, конвейер приёмки, кран-траверса, упаковка/маркировка, АСУ/АИС); (2) оценка общей стоимости комплектной поставки технологического оборудования в границах п. 6.2 ТЗ.</w:t>
+        <w:t xml:space="preserve">В составе БИ приводится: (1) стоимость оборудования по данным ТКП потенциальных поставщиков — не менее 2–3 на каждую позицию (весовое оборудование, штабелёры с системой позиционирования, конвейер приёмки, кран-траверса, упаковка/маркировка, АСУ/АИС); (2) оценка общей стоимости комплектной поставки технологического оборудования в границах п. 6.2 ТЗ v3.6 (в v4.1 — п. 7.x, сверить по перечню границ Лота №4 v4.1).</w:t>
       </w:r>
     </w:p>
     <w:p>
@@ -4123,7 +4163,7 @@
               <w:rPr>
                 <w:sz w:val="19"/>
               </w:rPr>
-              <w:t xml:space="preserve">≥2–3 ТКП на позицию; оценка комплектной поставки в границах п. 6.2</w:t>
+              <w:t xml:space="preserve">≥2–3 ТКП на позицию; оценка комплектной поставки в границах п. 6.2 ТЗ v3.6 (в v4.1 — п. 7.x)</w:t>
             </w:r>
           </w:p>
         </w:tc>

--- a/ove/public/docs/bi/ove75-lot4-pz-draft.docx
+++ b/ove/public/docs/bi/ove75-lot4-pz-draft.docx
@@ -1772,55 +1772,63 @@
           <w:b/>
           <w:sz w:val="26"/>
         </w:rPr>
-        <w:t xml:space="preserve">Нагрузки на полы и строительные конструкции</w:t>
-      </w:r>
-    </w:p>
-    <w:p>
-      <w:r>
-        <w:rPr>
-          <w:sz w:val="20"/>
-        </w:rPr>
-        <w:t xml:space="preserve">ПРИМЕЧАНИЕ О БАЗИСЕ: нагрузки ниже относятся к резервному сценарию А (существующий ЦЭМ); в базовом сценарии нового строительства (ТЗ v4.1 п.1.3) полы и ж/д фронт проектируются заново — задание на новый корпус.</w:t>
-      </w:r>
-    </w:p>
-    <w:p>
-      <w:r>
-        <w:rPr>
-          <w:sz w:val="20"/>
-        </w:rPr>
-        <w:t xml:space="preserve">РАСПРЕДЕЛЁННАЯ НАГРУЗКА ОТ СТОП. Пакет 2500 кг на пятне 1,0 × 1,0 м: p₁ = m·g/A = 2500 × 9,81 / 1,0 = 24,5 кПа. Стопа 2 яруса: p₂ = 2 × 24,5 = 49,1 кПа (≈5,0 тс/м²); 3 яруса: 73,6 кПа. Нормативная полезная нагрузка зоны хранения принимается по фактической схеме складирования (СП 20.13330.2016): для 2 ярусов — 50 кПа нормативная, расчётная с γf = 1,2 → 58,9 кПа; для 3 ярусов — 73,6/88,3 кПа. Локальные давления под опорными рёбрами профилированных листов выше средних — проверяются по фактической опорной площади (данные КСМ, интерфейс Лот №3).</w:t>
-      </w:r>
-    </w:p>
-    <w:p>
-      <w:r>
-        <w:rPr>
-          <w:sz w:val="20"/>
-        </w:rPr>
-        <w:t xml:space="preserve">НАГРУЗКИ ОТ ШТАБЕЛЁРА. Фронтальный погрузчик-штабелёр г/п 5 т с пакетом: полная масса ориентировочно 8–11 т, до 80 % на переднюю ось при поднятом грузе → колесо ≈ 3,5–4,5 тс на малом пятне контакта (суперэластик) — расчёт плиты пола на сосредоточенную нагрузку по СП 29.13330 определяет армирование/толщину наравне со штабельной нагрузкой; точные осевые нагрузки — по ТКП выбранной модели.</w:t>
-      </w:r>
-    </w:p>
-    <w:p>
-      <w:r>
-        <w:rPr>
-          <w:sz w:val="20"/>
-        </w:rPr>
-        <w:t xml:space="preserve">КОНСТРУКЦИЯ ПОЛА: существующий пол ЦЭМ подлежит обследованию; при дефиците несущей способности — устройство новой монолитной ж/б плиты по грунту с упрочнённым верхним слоем (топпинг), швы под колею штабелёров, ровность по классу требований поставщика техники. Разметка адресных линий — износостойкая, машиночитаемая (контрастные полосы/метки для систем позиционирования).</w:t>
-      </w:r>
-    </w:p>
-    <w:p>
-      <w:r>
-        <w:rPr>
-          <w:sz w:val="20"/>
-        </w:rPr>
-        <w:t xml:space="preserve">ВЕСОВЫЕ ЗОНЫ: фундаменты платформенных, вагонных и автомобильных весов — специальные, демаркированные, с защитой от наездов, пандусами и ограждением (Прил. №5: «выполняются специальные работы по фундаментам, защитным ограждениям, пандусам»). Вагонные весы — собственный фундамент на пути, изолированный от плиты пола.</w:t>
-      </w:r>
-    </w:p>
-    <w:p>
-      <w:r>
-        <w:rPr>
-          <w:sz w:val="20"/>
-        </w:rPr>
-        <w:t xml:space="preserve">ПРОЧЕЕ: нагрузки от кранового варианта ж/д погрузки — проверка существующих подкрановых путей ЦЭМ (кран с траверсой, грузоподъёмность ≥ 3,2 т с учётом траверсы — фактическая Q крана по обследованию); климатические нагрузки на существующее здание не меняются; новые наружные элементы (навес автофронта) — снег V района 3,2 кПа, ветер II района 0,30 кПа, сейсмика 6 баллов.</w:t>
+        <w:t xml:space="preserve">Требования к железнодорожному фронту нового склада (базис v4.1)</w:t>
+      </w:r>
+    </w:p>
+    <w:p>
+      <w:r>
+        <w:rPr>
+          <w:sz w:val="20"/>
+        </w:rPr>
+        <w:t xml:space="preserve">Базовый сценарий (ТЗ v4.1 п. 1.3, см. «БАЗИС РАЗМЕЩЕНИЯ» в разделе «Общие сведения»): ж/д фронт проектируется заново в составе нового склада ГП ~32 тыс. м³. Требования БИ:</w:t>
+      </w:r>
+    </w:p>
+    <w:p>
+      <w:r>
+        <w:rPr>
+          <w:sz w:val="20"/>
+        </w:rPr>
+        <w:t xml:space="preserve">1) ПУТЕВОЕ РАЗВИТИЕ: один внутренний погрузочный путь с вводом в отапливаемый корпус через ворота с тепловыми завесами; фронт одновременной постановки 4–6 полувагонов (60–90 м); путь в пределах фронта — прямой горизонтальный участок (СП 37.13330); габарит приближения строений внутри корпуса и проём ж/д ворот — по ГОСТ 9238-2013.</w:t>
+      </w:r>
+    </w:p>
+    <w:p>
+      <w:r>
+        <w:rPr>
+          <w:sz w:val="20"/>
+        </w:rPr>
+        <w:t xml:space="preserve">2) ОБРАБОТКА МАРШРУТА (расчёт БИ): отгрузочная партия-маршрут 20 полувагонов (540 пакетов, 1350 т) подаётся группами по 4–6 вагонов — 4–5 подач; погрузка подачи из 5 вагонов (135 пакетов) двумя штабелёрами ≈ 135 × 4 мин / 2 = 4,5 ч; чистое время погрузки маршрута ≈ 540 × 4 / 2 = 1080 мин = 18 ч (без учёта манёвров). Суточный вывоз 84 пакетов (3,1 полувагона) обеспечивается с запасом; узкое место — регламент маневровых перестановок (согласовать с ж/д цехом).</w:t>
+      </w:r>
+    </w:p>
+    <w:p>
+      <w:r>
+        <w:rPr>
+          <w:sz w:val="20"/>
+        </w:rPr>
+        <w:t xml:space="preserve">3) ВЕСОВОЙ КОНТРОЛЬ: вагонные весы на пути подачи, собственный фундамент, изолированный от плиты пола (Прил. №5); НПВ ≥100 т — брутто гружёного полувагона ≈ 67,5 т груза + тара 22–24 т (справочно, типовой 4-осный) = 90–92 т; тип весов (статические / для взвешивания в движении) — по схеме учёта (см. раздел АИС).</w:t>
+      </w:r>
+    </w:p>
+    <w:p>
+      <w:r>
+        <w:rPr>
+          <w:sz w:val="20"/>
+        </w:rPr>
+        <w:t xml:space="preserve">4) ВАРИАНТ ПОГРУЗКИ: полувагоны — мостовым краном с автоматической траверсой поверх фронта; крытые вагоны — штабелёрами с рампы через дверной проём; выбор — по роду подвижного состава (задание сбыта), в БИ прорабатываются оба (см. «Техпроцесс», операция 7). Размещение и крепление пакетов — по ТУ ЦМ-943 (НТУ/МТУ — на стадии ОТР/РД).</w:t>
+      </w:r>
+    </w:p>
+    <w:p>
+      <w:r>
+        <w:rPr>
+          <w:sz w:val="20"/>
+        </w:rPr>
+        <w:t xml:space="preserve">5) БЕЗОПАСНОСТЬ И ОРГАНИЗАЦИЯ: подача вагонов в корпус — при остановленных штабелёрах в зоне фронта (блокировка от АСУ, светозвуковая сигнализация); заход тепловоза внутрь корпуса нежелателен (выхлоп в отапливаемом объёме) — базово подача толкателем/маневровым устройством, решение — с ж/д цехом; переезды, пешеходные маршруты, СЦБ и примыкание к станции — задание генпроектировщику (строительная часть в стоимость лота не входит).</w:t>
+      </w:r>
+    </w:p>
+    <w:p>
+      <w:r>
+        <w:rPr>
+          <w:sz w:val="20"/>
+        </w:rPr>
+        <w:t xml:space="preserve">6) РЕЗЕРВНЫЙ СЦЕНАРИЙ А (ЦЭМ): использование существующего пути и проёма — по обмерному обследованию (габарит по ГОСТ 9238-2013); усиление пути, замена ворот — по дефектной ведомости обследования.</w:t>
       </w:r>
     </w:p>
     <w:tbl>
@@ -1898,160 +1906,160 @@
               <w:rPr>
                 <w:sz w:val="19"/>
               </w:rPr>
-              <w:t xml:space="preserve">Нагрузка от стоп</w:t>
-            </w:r>
-          </w:p>
-        </w:tc>
-        <w:tc>
-          <w:tcPr>
-            <w:tcW w:w="5000" w:type="dxa"/>
-          </w:tcPr>
-          <w:p>
-            <w:r>
-              <w:rPr>
-                <w:sz w:val="19"/>
-              </w:rPr>
-              <w:t xml:space="preserve">24,5 кПа/ярус; 2 яруса — 49,1 кПа (расч. 58,9); 3 яруса — 73,6 кПа (расч. 88,3)</w:t>
-            </w:r>
-          </w:p>
-        </w:tc>
-        <w:tc>
-          <w:tcPr>
-            <w:tcW w:w="3038" w:type="dxa"/>
-          </w:tcPr>
-          <w:p>
-            <w:r>
-              <w:rPr>
-                <w:color w:val="666666"/>
-                <w:sz w:val="18"/>
-              </w:rPr>
-              <w:t xml:space="preserve">расчёт БИ; СП 20.13330</w:t>
-            </w:r>
-          </w:p>
-        </w:tc>
-      </w:tr>
-      <w:tr>
-        <w:tc>
-          <w:tcPr>
-            <w:tcW w:w="3600" w:type="dxa"/>
-          </w:tcPr>
-          <w:p>
-            <w:r>
-              <w:rPr>
-                <w:sz w:val="19"/>
-              </w:rPr>
-              <w:t xml:space="preserve">Штабелёр</w:t>
-            </w:r>
-          </w:p>
-        </w:tc>
-        <w:tc>
-          <w:tcPr>
-            <w:tcW w:w="5000" w:type="dxa"/>
-          </w:tcPr>
-          <w:p>
-            <w:r>
-              <w:rPr>
-                <w:sz w:val="19"/>
-              </w:rPr>
-              <w:t xml:space="preserve">Колесо ≈3,5–4,5 тс — расчёт плиты на сосредоточенную нагрузку</w:t>
-            </w:r>
-          </w:p>
-        </w:tc>
-        <w:tc>
-          <w:tcPr>
-            <w:tcW w:w="3038" w:type="dxa"/>
-          </w:tcPr>
-          <w:p>
-            <w:r>
-              <w:rPr>
-                <w:color w:val="666666"/>
-                <w:sz w:val="18"/>
-              </w:rPr>
-              <w:t xml:space="preserve">оценка БИ (уточнить по ТКП)</w:t>
-            </w:r>
-          </w:p>
-        </w:tc>
-      </w:tr>
-      <w:tr>
-        <w:tc>
-          <w:tcPr>
-            <w:tcW w:w="3600" w:type="dxa"/>
-          </w:tcPr>
-          <w:p>
-            <w:r>
-              <w:rPr>
-                <w:sz w:val="19"/>
-              </w:rPr>
-              <w:t xml:space="preserve">Пол</w:t>
-            </w:r>
-          </w:p>
-        </w:tc>
-        <w:tc>
-          <w:tcPr>
-            <w:tcW w:w="5000" w:type="dxa"/>
-          </w:tcPr>
-          <w:p>
-            <w:r>
-              <w:rPr>
-                <w:sz w:val="19"/>
-              </w:rPr>
-              <w:t xml:space="preserve">Обследование существующего; при дефиците — новая плита по грунту с топпингом</w:t>
-            </w:r>
-          </w:p>
-        </w:tc>
-        <w:tc>
-          <w:tcPr>
-            <w:tcW w:w="3038" w:type="dxa"/>
-          </w:tcPr>
-          <w:p>
-            <w:r>
-              <w:rPr>
-                <w:color w:val="666666"/>
-                <w:sz w:val="18"/>
-              </w:rPr>
-              <w:t xml:space="preserve">решение БИ</w:t>
-            </w:r>
-          </w:p>
-        </w:tc>
-      </w:tr>
-      <w:tr>
-        <w:tc>
-          <w:tcPr>
-            <w:tcW w:w="3600" w:type="dxa"/>
-          </w:tcPr>
-          <w:p>
-            <w:r>
-              <w:rPr>
-                <w:sz w:val="19"/>
-              </w:rPr>
-              <w:t xml:space="preserve">Весовые зоны</w:t>
-            </w:r>
-          </w:p>
-        </w:tc>
-        <w:tc>
-          <w:tcPr>
-            <w:tcW w:w="5000" w:type="dxa"/>
-          </w:tcPr>
-          <w:p>
-            <w:r>
-              <w:rPr>
-                <w:sz w:val="19"/>
-              </w:rPr>
-              <w:t xml:space="preserve">Отдельные фундаменты, демаркация, защита от наездов</w:t>
-            </w:r>
-          </w:p>
-        </w:tc>
-        <w:tc>
-          <w:tcPr>
-            <w:tcW w:w="3038" w:type="dxa"/>
-          </w:tcPr>
-          <w:p>
-            <w:r>
-              <w:rPr>
-                <w:color w:val="666666"/>
-                <w:sz w:val="18"/>
-              </w:rPr>
-              <w:t xml:space="preserve">Прил. №5</w:t>
+              <w:t xml:space="preserve">Фронт</w:t>
+            </w:r>
+          </w:p>
+        </w:tc>
+        <w:tc>
+          <w:tcPr>
+            <w:tcW w:w="5000" w:type="dxa"/>
+          </w:tcPr>
+          <w:p>
+            <w:r>
+              <w:rPr>
+                <w:sz w:val="19"/>
+              </w:rPr>
+              <w:t xml:space="preserve">4–6 полувагонов (60–90 м), путь внутри отапливаемого корпуса, тепловые завесы ворот</w:t>
+            </w:r>
+          </w:p>
+        </w:tc>
+        <w:tc>
+          <w:tcPr>
+            <w:tcW w:w="3038" w:type="dxa"/>
+          </w:tcPr>
+          <w:p>
+            <w:r>
+              <w:rPr>
+                <w:color w:val="666666"/>
+                <w:sz w:val="18"/>
+              </w:rPr>
+              <w:t xml:space="preserve">решение БИ; ТЗ v4.1 п. 1.3 (базис)</w:t>
+            </w:r>
+          </w:p>
+        </w:tc>
+      </w:tr>
+      <w:tr>
+        <w:tc>
+          <w:tcPr>
+            <w:tcW w:w="3600" w:type="dxa"/>
+          </w:tcPr>
+          <w:p>
+            <w:r>
+              <w:rPr>
+                <w:sz w:val="19"/>
+              </w:rPr>
+              <w:t xml:space="preserve">Маршрут 20 вагонов</w:t>
+            </w:r>
+          </w:p>
+        </w:tc>
+        <w:tc>
+          <w:tcPr>
+            <w:tcW w:w="5000" w:type="dxa"/>
+          </w:tcPr>
+          <w:p>
+            <w:r>
+              <w:rPr>
+                <w:sz w:val="19"/>
+              </w:rPr>
+              <w:t xml:space="preserve">4–5 подач по 4–6 вагонов; погрузка подачи (5 ваг.) ≈4,5 ч; маршрута ≈18 ч двумя штабелёрами</w:t>
+            </w:r>
+          </w:p>
+        </w:tc>
+        <w:tc>
+          <w:tcPr>
+            <w:tcW w:w="3038" w:type="dxa"/>
+          </w:tcPr>
+          <w:p>
+            <w:r>
+              <w:rPr>
+                <w:color w:val="666666"/>
+                <w:sz w:val="18"/>
+              </w:rPr>
+              <w:t xml:space="preserve">расчёт БИ (цикл 4 мин, 27 пакетов/вагон)</w:t>
+            </w:r>
+          </w:p>
+        </w:tc>
+      </w:tr>
+      <w:tr>
+        <w:tc>
+          <w:tcPr>
+            <w:tcW w:w="3600" w:type="dxa"/>
+          </w:tcPr>
+          <w:p>
+            <w:r>
+              <w:rPr>
+                <w:sz w:val="19"/>
+              </w:rPr>
+              <w:t xml:space="preserve">Вагонные весы</w:t>
+            </w:r>
+          </w:p>
+        </w:tc>
+        <w:tc>
+          <w:tcPr>
+            <w:tcW w:w="5000" w:type="dxa"/>
+          </w:tcPr>
+          <w:p>
+            <w:r>
+              <w:rPr>
+                <w:sz w:val="19"/>
+              </w:rPr>
+              <w:t xml:space="preserve">НПВ ≥100 т (брутто ≈90–92 т: 67,5 т груза + тара 22–24 т)</w:t>
+            </w:r>
+          </w:p>
+        </w:tc>
+        <w:tc>
+          <w:tcPr>
+            <w:tcW w:w="3038" w:type="dxa"/>
+          </w:tcPr>
+          <w:p>
+            <w:r>
+              <w:rPr>
+                <w:color w:val="666666"/>
+                <w:sz w:val="18"/>
+              </w:rPr>
+              <w:t xml:space="preserve">расчёт БИ; тара — справочно по типовому ПС</w:t>
+            </w:r>
+          </w:p>
+        </w:tc>
+      </w:tr>
+      <w:tr>
+        <w:tc>
+          <w:tcPr>
+            <w:tcW w:w="3600" w:type="dxa"/>
+          </w:tcPr>
+          <w:p>
+            <w:r>
+              <w:rPr>
+                <w:sz w:val="19"/>
+              </w:rPr>
+              <w:t xml:space="preserve">Тяга в корпусе</w:t>
+            </w:r>
+          </w:p>
+        </w:tc>
+        <w:tc>
+          <w:tcPr>
+            <w:tcW w:w="5000" w:type="dxa"/>
+          </w:tcPr>
+          <w:p>
+            <w:r>
+              <w:rPr>
+                <w:sz w:val="19"/>
+              </w:rPr>
+              <w:t xml:space="preserve">Базово — подача без захода локомотива (толкатель/маневровое устройство)</w:t>
+            </w:r>
+          </w:p>
+        </w:tc>
+        <w:tc>
+          <w:tcPr>
+            <w:tcW w:w="3038" w:type="dxa"/>
+          </w:tcPr>
+          <w:p>
+            <w:r>
+              <w:rPr>
+                <w:color w:val="666666"/>
+                <w:sz w:val="18"/>
+              </w:rPr>
+              <w:t xml:space="preserve">решение БИ (согласуется с ж/д цехом)</w:t>
             </w:r>
           </w:p>
         </w:tc>
@@ -2070,7 +2078,7 @@
           <w:color w:val="444444"/>
           <w:sz w:val="19"/>
         </w:rPr>
-        <w:t xml:space="preserve">СП 20.13330.2016 — Нагрузки и воздействия — полезные нагрузки складирования, коэффициенты надёжности; СП 29.13330.2011 — Полы — расчёт на сосредоточенные и распределённые нагрузки, ровность; СП 63.13330 (актуальная редакция) — Бетонные и железобетонные конструкции — новая плита пола</w:t>
+        <w:t xml:space="preserve">СП 37.13330 (действующая редакция) — Промышленный ж/д транспорт — план/профиль погрузочного пути, фронты погрузки; ГОСТ 9238-2013 — Габариты приближения строений — внутренний путь, проём ж/д ворот; ТУ размещения и крепления грузов (ЦМ-943) — Крепление пакетов в вагонах (НТУ/МТУ — стадия ОТР/РД)</w:t>
       </w:r>
     </w:p>
     <w:p>
@@ -2086,7 +2094,7 @@
         <w:rPr>
           <w:sz w:val="19"/>
         </w:rPr>
-        <w:t xml:space="preserve">Несущая способность существующего пола и подкрановых конструкций ЦЭМ — обследование (первый этап БИ)</w:t>
+        <w:t xml:space="preserve">Схема примыкания и путевого развития площадки (вариант размещения/генплан) — исходные данные Заказчика</w:t>
       </w:r>
     </w:p>
     <w:p>
@@ -2102,7 +2110,7 @@
         <w:rPr>
           <w:sz w:val="19"/>
         </w:rPr>
-        <w:t xml:space="preserve">Фактические колёсные нагрузки и пятно контакта штабелёра — по ТКП</w:t>
+        <w:t xml:space="preserve">Маневровые средства и регламент подач (локомотив ж/д цеха / толкатель) — согласовать с КГМК</w:t>
       </w:r>
     </w:p>
     <w:p>
@@ -2118,7 +2126,7 @@
         <w:rPr>
           <w:sz w:val="19"/>
         </w:rPr>
-        <w:t xml:space="preserve">Опорная площадь профилированных листов пакета — данные поставщика КСМ</w:t>
+        <w:t xml:space="preserve">Род подвижного состава (полувагон/крытый) — задание сбыта: определяет вариант погрузки и НПВ весов</w:t>
       </w:r>
     </w:p>
     <w:p>
@@ -2130,45 +2138,63 @@
           <w:b/>
           <w:sz w:val="26"/>
         </w:rPr>
-        <w:t xml:space="preserve">АСУ склада: адресное хранение, партии, роботизированные операции</w:t>
-      </w:r>
-    </w:p>
-    <w:p>
-      <w:r>
-        <w:rPr>
-          <w:sz w:val="20"/>
-        </w:rPr>
-        <w:t xml:space="preserve">По ТЗ v3.6 п. 6.4 (в v4.1 — п. 7.x, сверить по перечню границ Лота №4 v4.1) АСУ СГП управляет роботами, набором партий, разбраковкой, автоматическим взвешиванием, отбором части катодов на сверловку; в программе заложен алгоритм размещения стоп катодов по территории склада автопогрузчиками-штабелёрами по размеченным линиям с памятью «что и где стоит» для последующей отгрузки потребителю.</w:t>
-      </w:r>
-    </w:p>
-    <w:p>
-      <w:r>
-        <w:rPr>
-          <w:sz w:val="20"/>
-        </w:rPr>
-        <w:t xml:space="preserve">АЛГОРИТМ АДРЕСНОГО ХРАНЕНИЯ (ядро ППО):
-— Модель склада: адрес = линия (ряд) × позиция × ярус; статусы позиции (свободна/занята/зарезервирована/блокирована); атрибуты пакета (№, масса, партия, плавка, дата, статус анализа, тип отгрузки).
-— Назначение адреса: правило партийной консолидации (пакеты одной партии — смежные линии), FIFO внутри направления отгрузки, минимизация пробега штабелёра, резервирование буфера у фронтов под готовые партии; перестановки (рекомпоновка) — в окна низкой загрузки.
-— Память состояния: транзакционная БД со 100 % журналированием перемещений; восстановление карты склада после сбоя без инвентаризации (требование устойчивости ПО — Прил. №5); контрольная инвентаризация сканированием.
-— Диспетчеризация штабелёров: задания на терминалы (Wi-Fi IEEE 802.11), подтверждение сканированием этикетки на взятии/постановке; контроль позиционирования по размеченным линиям (машиночитаемая разметка/метки; технология навигации — лазерная/контурная — по ТКП поставщика системы).
-— Набор партии: план отгрузки → резервирование пакетов → маршрут комплектации → контрольное взвешивание → отгрузочная ведомость; блокировка отгрузки партии до подтверждения химанализа (интеграция со сверловкой и ЛИМС/PIMS).
-— Разбраковка: пакеты вне допуска массы/повреждённые — отдельная зона, задания на переобработку.</w:t>
-      </w:r>
-    </w:p>
-    <w:p>
-      <w:r>
-        <w:rPr>
-          <w:sz w:val="20"/>
-        </w:rPr>
-        <w:t xml:space="preserve">ТЕХНИЧЕСКАЯ РЕАЛИЗАЦИЯ (Прил. №5): трёхуровневая структура — датчики и приводы конвейера/весов; ПЛК REGUL RX00 (Прософт-Системы)/АБАК (Инкомсистем); верхний уровень — SCADA AlphaScada (Атомик Софт, Linux) + серверы WMS-приложения с горячим резервированием; сеть Industrial Ethernet TCP/IP; интеграции: ИС КСМ (Лот №3 — приём атрибутов пакета, график выгрузки), АИС весоизмерения (см. отдельный раздел), ХТД PIMS, СКУД (идентификация персонала), корпоративные ИС — стандартизированным методом. ИБП ≥10 мин с байпасом и SNMP; шкафы IP65 вне технологических зон; запас каналов ≥30 %; ППО — исходные коды с исключительными правами Заказчика; ЗИП на 2 года (≥10 %, ≥1 шт. каждого наименования).</w:t>
-      </w:r>
-    </w:p>
-    <w:p>
-      <w:r>
-        <w:rPr>
-          <w:sz w:val="20"/>
-        </w:rPr>
-        <w:t xml:space="preserve">БЕЗОПАСНОСТЬ АВТОМАТИЧЕСКОЙ ЗОНЫ: контроль периметра (ограждение, калитки с блокировкой в СКУД), сканеры безопасности на штабелёрах, аварийные остановы по зонам, ПГС-оповещение (по требованиям Прил. №5 к системам ПГС).</w:t>
+        <w:t xml:space="preserve">Нагрузки на полы и строительные конструкции</w:t>
+      </w:r>
+    </w:p>
+    <w:p>
+      <w:r>
+        <w:rPr>
+          <w:sz w:val="20"/>
+        </w:rPr>
+        <w:t xml:space="preserve">ПРИМЕЧАНИЕ О БАЗИСЕ: нагрузки ниже относятся к резервному сценарию А (существующий ЦЭМ); в базовом сценарии нового строительства (ТЗ v4.1 п.1.3) полы и ж/д фронт проектируются заново — задание на новый корпус.</w:t>
+      </w:r>
+    </w:p>
+    <w:p>
+      <w:r>
+        <w:rPr>
+          <w:sz w:val="20"/>
+        </w:rPr>
+        <w:t xml:space="preserve">РАСПРЕДЕЛЁННАЯ НАГРУЗКА ОТ СТОП. Пакет 2500 кг на пятне 1,0 × 1,0 м: p₁ = m·g/A = 2500 × 9,81 / 1,0 = 24,5 кПа. Стопа 2 яруса: p₂ = 2 × 24,5 = 49,1 кПа (≈5,0 тс/м²); 3 яруса: 73,6 кПа. Нормативная полезная нагрузка зоны хранения принимается по фактической схеме складирования (СП 20.13330.2016): для 2 ярусов — 50 кПа нормативная, расчётная с γf = 1,2 → 58,9 кПа; для 3 ярусов — 73,6/88,3 кПа. Локальные давления под опорными рёбрами профилированных листов выше средних — проверяются по фактической опорной площади (данные КСМ, интерфейс Лот №3).</w:t>
+      </w:r>
+    </w:p>
+    <w:p>
+      <w:r>
+        <w:rPr>
+          <w:sz w:val="20"/>
+        </w:rPr>
+        <w:t xml:space="preserve">НАГРУЗКИ ОТ ШТАБЕЛЁРА. Фронтальный погрузчик-штабелёр г/п 5 т с пакетом: полная масса ориентировочно 8–11 т, до 80 % на переднюю ось при поднятом грузе → колесо ≈ 3,5–4,5 тс на малом пятне контакта (суперэластик) — расчёт плиты пола на сосредоточенную нагрузку по СП 29.13330 определяет армирование/толщину наравне со штабельной нагрузкой; точные осевые нагрузки — по ТКП выбранной модели.</w:t>
+      </w:r>
+    </w:p>
+    <w:p>
+      <w:r>
+        <w:rPr>
+          <w:sz w:val="20"/>
+        </w:rPr>
+        <w:t xml:space="preserve">КОНСТРУКЦИЯ ПОЛА: существующий пол ЦЭМ подлежит обследованию; при дефиците несущей способности — устройство новой монолитной ж/б плиты по грунту с упрочнённым верхним слоем (топпинг), швы под колею штабелёров, ровность по классу требований поставщика техники. Разметка адресных линий — износостойкая, машиночитаемая (контрастные полосы/метки для систем позиционирования).</w:t>
+      </w:r>
+    </w:p>
+    <w:p>
+      <w:r>
+        <w:rPr>
+          <w:sz w:val="20"/>
+        </w:rPr>
+        <w:t xml:space="preserve">ВЕСОВЫЕ ЗОНЫ: фундаменты платформенных, вагонных и автомобильных весов — специальные, демаркированные, с защитой от наездов, пандусами и ограждением (Прил. №5: «выполняются специальные работы по фундаментам, защитным ограждениям, пандусам»). Вагонные весы — собственный фундамент на пути, изолированный от плиты пола.</w:t>
+      </w:r>
+    </w:p>
+    <w:p>
+      <w:r>
+        <w:rPr>
+          <w:sz w:val="20"/>
+        </w:rPr>
+        <w:t xml:space="preserve">ПРОЧЕЕ: нагрузки от кранового варианта ж/д погрузки — проверка существующих подкрановых путей ЦЭМ (кран с траверсой, грузоподъёмность ≥ 3,2 т с учётом траверсы — фактическая Q крана по обследованию); климатические нагрузки на существующее здание не меняются; новые наружные элементы (навес автофронта) — снег V района 3,2 кПа, ветер II района 0,30 кПа, сейсмика 6 баллов.</w:t>
+      </w:r>
+    </w:p>
+    <w:p>
+      <w:r>
+        <w:rPr>
+          <w:sz w:val="20"/>
+        </w:rPr>
+        <w:t xml:space="preserve">ТРЕБОВАНИЯ К ПОЛАМ ПОД АВТОМАТИЧЕСКИЕ ШТАБЕЛЁРЫ (сводно — в задание на новый корпус и в программу обследования ЦЭМ): покрытие — монолитная ж/б плита с упрочнённым верхним слоем (топпинг), без порогов и перепадов на маршрутах движения; ровность — просвет под двухметровой контрольной рейкой не более 4 мм (базовая норма приёмки бетонных покрытий полов, СП 71.13330); для систем автоматического позиционирования поставщики штабелёров задают более жёсткие допуски плоскостности и локальных уклонов — финальный класс ровности принимается по ТКП выбранной модели и вносится в задание на полы. В зоне адресного хранения полы безуклонные (уклон смещает стопы 2–3 ярусов и сбивает позиционирование); уклоны для стока — только в весовых и фронтовых зонах. Деформационные швы — вне колеи основных проездов; попадающие в колею — с жёстким заполнением (защита кромок шва и осей штабелёров от ударной нагрузки колеса 3,5–4,5 тс). Разметка адресных линий — износостойкая машиночитаемая (см. раздел АСУ). Антистатическое/токопроводящее исполнение не требуется — груз негорюч, категория помещения ожидаемо Д (подтверждается расчётом).</w:t>
       </w:r>
     </w:p>
     <w:tbl>
@@ -2246,62 +2272,146 @@
               <w:rPr>
                 <w:sz w:val="19"/>
               </w:rPr>
-              <w:t xml:space="preserve">Функции АСУ по ТЗ</w:t>
-            </w:r>
-          </w:p>
-        </w:tc>
-        <w:tc>
-          <w:tcPr>
-            <w:tcW w:w="5000" w:type="dxa"/>
-          </w:tcPr>
-          <w:p>
-            <w:r>
-              <w:rPr>
-                <w:sz w:val="19"/>
-              </w:rPr>
-              <w:t xml:space="preserve">Роботы, набор партий, разбраковка, автоматическое взвешивание, отбор на сверловку, алгоритм размещения стоп с памятью</w:t>
-            </w:r>
-          </w:p>
-        </w:tc>
-        <w:tc>
-          <w:tcPr>
-            <w:tcW w:w="3038" w:type="dxa"/>
-          </w:tcPr>
-          <w:p>
-            <w:r>
-              <w:rPr>
-                <w:color w:val="666666"/>
-                <w:sz w:val="18"/>
-              </w:rPr>
-              <w:t xml:space="preserve">ТЗ v3.6 п. 6.4 (в v4.1 — п. 7.x, сверить по перечню границ Лота №4 v4.1)</w:t>
-            </w:r>
-          </w:p>
-        </w:tc>
-      </w:tr>
-      <w:tr>
-        <w:tc>
-          <w:tcPr>
-            <w:tcW w:w="3600" w:type="dxa"/>
-          </w:tcPr>
-          <w:p>
-            <w:r>
-              <w:rPr>
-                <w:sz w:val="19"/>
-              </w:rPr>
-              <w:t xml:space="preserve">Платформа</w:t>
-            </w:r>
-          </w:p>
-        </w:tc>
-        <w:tc>
-          <w:tcPr>
-            <w:tcW w:w="5000" w:type="dxa"/>
-          </w:tcPr>
-          <w:p>
-            <w:r>
-              <w:rPr>
-                <w:sz w:val="19"/>
-              </w:rPr>
-              <w:t xml:space="preserve">REGUL RX00/АБАК + AlphaScada (Linux) + WMS-ППО; Industrial Ethernet TCP/IP</w:t>
+              <w:t xml:space="preserve">Нагрузка от стоп</w:t>
+            </w:r>
+          </w:p>
+        </w:tc>
+        <w:tc>
+          <w:tcPr>
+            <w:tcW w:w="5000" w:type="dxa"/>
+          </w:tcPr>
+          <w:p>
+            <w:r>
+              <w:rPr>
+                <w:sz w:val="19"/>
+              </w:rPr>
+              <w:t xml:space="preserve">24,5 кПа/ярус; 2 яруса — 49,1 кПа (расч. 58,9); 3 яруса — 73,6 кПа (расч. 88,3)</w:t>
+            </w:r>
+          </w:p>
+        </w:tc>
+        <w:tc>
+          <w:tcPr>
+            <w:tcW w:w="3038" w:type="dxa"/>
+          </w:tcPr>
+          <w:p>
+            <w:r>
+              <w:rPr>
+                <w:color w:val="666666"/>
+                <w:sz w:val="18"/>
+              </w:rPr>
+              <w:t xml:space="preserve">расчёт БИ; СП 20.13330</w:t>
+            </w:r>
+          </w:p>
+        </w:tc>
+      </w:tr>
+      <w:tr>
+        <w:tc>
+          <w:tcPr>
+            <w:tcW w:w="3600" w:type="dxa"/>
+          </w:tcPr>
+          <w:p>
+            <w:r>
+              <w:rPr>
+                <w:sz w:val="19"/>
+              </w:rPr>
+              <w:t xml:space="preserve">Штабелёр</w:t>
+            </w:r>
+          </w:p>
+        </w:tc>
+        <w:tc>
+          <w:tcPr>
+            <w:tcW w:w="5000" w:type="dxa"/>
+          </w:tcPr>
+          <w:p>
+            <w:r>
+              <w:rPr>
+                <w:sz w:val="19"/>
+              </w:rPr>
+              <w:t xml:space="preserve">Колесо ≈3,5–4,5 тс — расчёт плиты на сосредоточенную нагрузку</w:t>
+            </w:r>
+          </w:p>
+        </w:tc>
+        <w:tc>
+          <w:tcPr>
+            <w:tcW w:w="3038" w:type="dxa"/>
+          </w:tcPr>
+          <w:p>
+            <w:r>
+              <w:rPr>
+                <w:color w:val="666666"/>
+                <w:sz w:val="18"/>
+              </w:rPr>
+              <w:t xml:space="preserve">оценка БИ (уточнить по ТКП)</w:t>
+            </w:r>
+          </w:p>
+        </w:tc>
+      </w:tr>
+      <w:tr>
+        <w:tc>
+          <w:tcPr>
+            <w:tcW w:w="3600" w:type="dxa"/>
+          </w:tcPr>
+          <w:p>
+            <w:r>
+              <w:rPr>
+                <w:sz w:val="19"/>
+              </w:rPr>
+              <w:t xml:space="preserve">Пол</w:t>
+            </w:r>
+          </w:p>
+        </w:tc>
+        <w:tc>
+          <w:tcPr>
+            <w:tcW w:w="5000" w:type="dxa"/>
+          </w:tcPr>
+          <w:p>
+            <w:r>
+              <w:rPr>
+                <w:sz w:val="19"/>
+              </w:rPr>
+              <w:t xml:space="preserve">Обследование существующего; при дефиците — новая плита по грунту с топпингом</w:t>
+            </w:r>
+          </w:p>
+        </w:tc>
+        <w:tc>
+          <w:tcPr>
+            <w:tcW w:w="3038" w:type="dxa"/>
+          </w:tcPr>
+          <w:p>
+            <w:r>
+              <w:rPr>
+                <w:color w:val="666666"/>
+                <w:sz w:val="18"/>
+              </w:rPr>
+              <w:t xml:space="preserve">решение БИ</w:t>
+            </w:r>
+          </w:p>
+        </w:tc>
+      </w:tr>
+      <w:tr>
+        <w:tc>
+          <w:tcPr>
+            <w:tcW w:w="3600" w:type="dxa"/>
+          </w:tcPr>
+          <w:p>
+            <w:r>
+              <w:rPr>
+                <w:sz w:val="19"/>
+              </w:rPr>
+              <w:t xml:space="preserve">Весовые зоны</w:t>
+            </w:r>
+          </w:p>
+        </w:tc>
+        <w:tc>
+          <w:tcPr>
+            <w:tcW w:w="5000" w:type="dxa"/>
+          </w:tcPr>
+          <w:p>
+            <w:r>
+              <w:rPr>
+                <w:sz w:val="19"/>
+              </w:rPr>
+              <w:t xml:space="preserve">Отдельные фундаменты, демаркация, защита от наездов</w:t>
             </w:r>
           </w:p>
         </w:tc>
@@ -2330,76 +2440,34 @@
               <w:rPr>
                 <w:sz w:val="19"/>
               </w:rPr>
-              <w:t xml:space="preserve">Интеграции</w:t>
-            </w:r>
-          </w:p>
-        </w:tc>
-        <w:tc>
-          <w:tcPr>
-            <w:tcW w:w="5000" w:type="dxa"/>
-          </w:tcPr>
-          <w:p>
-            <w:r>
-              <w:rPr>
-                <w:sz w:val="19"/>
-              </w:rPr>
-              <w:t xml:space="preserve">ИС КСМ (Лот №3), АИС весоизмерения, ХТД PIMS, СКУД, единая диспетчерская</w:t>
-            </w:r>
-          </w:p>
-        </w:tc>
-        <w:tc>
-          <w:tcPr>
-            <w:tcW w:w="3038" w:type="dxa"/>
-          </w:tcPr>
-          <w:p>
-            <w:r>
-              <w:rPr>
-                <w:color w:val="666666"/>
-                <w:sz w:val="18"/>
-              </w:rPr>
-              <w:t xml:space="preserve">Прил. №5; ТЗ п. 2.10, 5.3</w:t>
-            </w:r>
-          </w:p>
-        </w:tc>
-      </w:tr>
-      <w:tr>
-        <w:tc>
-          <w:tcPr>
-            <w:tcW w:w="3600" w:type="dxa"/>
-          </w:tcPr>
-          <w:p>
-            <w:r>
-              <w:rPr>
-                <w:sz w:val="19"/>
-              </w:rPr>
-              <w:t xml:space="preserve">ППО</w:t>
-            </w:r>
-          </w:p>
-        </w:tc>
-        <w:tc>
-          <w:tcPr>
-            <w:tcW w:w="5000" w:type="dxa"/>
-          </w:tcPr>
-          <w:p>
-            <w:r>
-              <w:rPr>
-                <w:sz w:val="19"/>
-              </w:rPr>
-              <w:t xml:space="preserve">Исходные коды, исключительные права, бессрочные лицензии, методика восстановления</w:t>
-            </w:r>
-          </w:p>
-        </w:tc>
-        <w:tc>
-          <w:tcPr>
-            <w:tcW w:w="3038" w:type="dxa"/>
-          </w:tcPr>
-          <w:p>
-            <w:r>
-              <w:rPr>
-                <w:color w:val="666666"/>
-                <w:sz w:val="18"/>
-              </w:rPr>
-              <w:t xml:space="preserve">Прил. №5</w:t>
+              <w:t xml:space="preserve">Ровность пола</w:t>
+            </w:r>
+          </w:p>
+        </w:tc>
+        <w:tc>
+          <w:tcPr>
+            <w:tcW w:w="5000" w:type="dxa"/>
+          </w:tcPr>
+          <w:p>
+            <w:r>
+              <w:rPr>
+                <w:sz w:val="19"/>
+              </w:rPr>
+              <w:t xml:space="preserve">Просвет ≤4 мм под 2-м рейкой (базово); жёстче — по ТКП системы позиционирования</w:t>
+            </w:r>
+          </w:p>
+        </w:tc>
+        <w:tc>
+          <w:tcPr>
+            <w:tcW w:w="3038" w:type="dxa"/>
+          </w:tcPr>
+          <w:p>
+            <w:r>
+              <w:rPr>
+                <w:color w:val="666666"/>
+                <w:sz w:val="18"/>
+              </w:rPr>
+              <w:t xml:space="preserve">СП 71.13330; решение БИ</w:t>
             </w:r>
           </w:p>
         </w:tc>
@@ -2418,7 +2486,7 @@
           <w:color w:val="444444"/>
           <w:sz w:val="19"/>
         </w:rPr>
-        <w:t xml:space="preserve">ГОСТ 21.408-2013 — Рабочая документация автоматизации; М ГК НН IT.1.8-2025; СТО 51246464-016-2015 — Корпоративные методики документирования АСУ (по Прил. №5); ГОСТ 12.2.007.0-75 — Электробезопасность электротехнических изделий (зарядная, техника)</w:t>
+        <w:t xml:space="preserve">СП 20.13330.2016 — Нагрузки и воздействия — полезные нагрузки складирования, коэффициенты надёжности; СП 29.13330.2011 — Полы — расчёт на сосредоточенные и распределённые нагрузки, ровность; СП 63.13330 (актуальная редакция) — Бетонные и железобетонные конструкции — новая плита пола; СП 71.13330.2017 — Изоляционные и отделочные покрытия — приёмка полов, контроль ровности двухметровой рейкой</w:t>
       </w:r>
     </w:p>
     <w:p>
@@ -2434,7 +2502,7 @@
         <w:rPr>
           <w:sz w:val="19"/>
         </w:rPr>
-        <w:t xml:space="preserve">Технология позиционирования штабелёров (лазерная навигация/индуктивные метки/RTLS) — по ТКП; согласовать с Заказчиком</w:t>
+        <w:t xml:space="preserve">Несущая способность существующего пола и подкрановых конструкций ЦЭМ — обследование (первый этап БИ)</w:t>
       </w:r>
     </w:p>
     <w:p>
@@ -2450,7 +2518,7 @@
         <w:rPr>
           <w:sz w:val="19"/>
         </w:rPr>
-        <w:t xml:space="preserve">Степень автономности штабелёров (AGV-исполнение против водительского с терминалом) — ТЭО в составе БИ</w:t>
+        <w:t xml:space="preserve">Фактические колёсные нагрузки и пятно контакта штабелёра — по ТКП</w:t>
       </w:r>
     </w:p>
     <w:p>
@@ -2466,7 +2534,7 @@
         <w:rPr>
           <w:sz w:val="19"/>
         </w:rPr>
-        <w:t xml:space="preserve">Форматы обмена с ИС КСМ (Лот №3) — межлотовый интерфейсный протокол</w:t>
+        <w:t xml:space="preserve">Опорная площадь профилированных листов пакета — данные поставщика КСМ</w:t>
       </w:r>
     </w:p>
     <w:p>
@@ -2478,47 +2546,71 @@
           <w:b/>
           <w:sz w:val="26"/>
         </w:rPr>
-        <w:t xml:space="preserve">АИС весоизмерения (по Приложению №5)</w:t>
-      </w:r>
-    </w:p>
-    <w:p>
-      <w:r>
-        <w:rPr>
-          <w:sz w:val="20"/>
-        </w:rPr>
-        <w:t xml:space="preserve">Автоматизированная информационная система весоизмерения СГП строится по разделу «Требования к автоматизированным системам весоизмерения материалов и/или транспорта» Приложения №5.</w:t>
-      </w:r>
-    </w:p>
-    <w:p>
-      <w:r>
-        <w:rPr>
-          <w:sz w:val="20"/>
-        </w:rPr>
-        <w:t xml:space="preserve">ТОЧКИ ВЗВЕШИВАНИЯ: (1) платформенные конвейерные весы приёмки — каждый пакет (НПВ 3 т, допусковый контроль 2500 ± 50 кг); (2) контрольные весы комплектации партии; (3) вагонные весы на внутреннем пути (статические либо для взвешивания в движении — тип по схеме учёта); (4) автомобильные весы на выезде. Всё весовое оборудование — класса точности «высокий», с открытыми программными компонентами для автоматической передачи данных; в поставке — калибровочные (поверочные) грузы соответствующего класса и ЗИП на 2 года.</w:t>
-      </w:r>
-    </w:p>
-    <w:p>
-      <w:r>
-        <w:rPr>
-          <w:sz w:val="20"/>
-        </w:rPr>
-        <w:t xml:space="preserve">ФУНКЦИИ АИС: идентификация оператора в каждой точке взвешивания по личному пропуску (СКУД; резерв — учётная запись); получение из систем КГМК информации для учёта; печать результатов (маркировка объекта и сопроводительный документ; два типа принтеров — термопринтер типа Zebra и лазерный); «безадресные» взвешивания по QR-коду с сохранением в центральной БД; передача «безадресных» результатов по REST (форматы сообщений уточняются на этапе реализации); получение результатов с весовых терминалов, дополнение атрибутами и передача в ХТД PIMS; работа круглосуточно, автономность и накопление данных при потере связи с PIMS.</w:t>
-      </w:r>
-    </w:p>
-    <w:p>
-      <w:r>
-        <w:rPr>
-          <w:sz w:val="20"/>
-        </w:rPr>
-        <w:t xml:space="preserve">ИНФРАСТРУКТУРА: связь по Industrial Ethernet (IEEE 802.3/802.11, TCP/IP); в каждой точке — преобразование и передача по оптоволокну либо витой паре, резервирование GSM-модулями; каждый шкаф — с точкой доступа Wi-Fi; линии связи до серверов сбора ХТД PIMS — в объёме проекта, точка подключения — активное сетевое оборудование в помещении серверов PIMS (согласуется с Заказчиком). Электропитание 220 В от АВР с ИБП двойного преобразования ≥20 мин, байпас, SNMP-платы; шкафы IP65 (в техзонах) / IP55 (в помещениях), на цоколе, вандалозащищённые; срок службы ≥10 лет.</w:t>
-      </w:r>
-    </w:p>
-    <w:p>
-      <w:r>
-        <w:rPr>
-          <w:sz w:val="20"/>
-        </w:rPr>
-        <w:t xml:space="preserve">МЕТРОЛОГИЯ: соответствие ФЗ-102 «Об обеспечении единства измерений», ГОСТ Р 8.596-2002, ГОСТ 8.417-2024; все СИ — из Госреестра СИ РФ, с паспортами, методиками поверки и первичной поверкой (непроверенные СИ в поставку не допускаются); коммерческий учёт отгрузки — в сфере государственного регулирования ОЕИ. Установочные чертежи — на каждое СИ.</w:t>
+        <w:t xml:space="preserve">Планы фундаментов с предварительными нагрузками, включая динамические (с запасом)</w:t>
+      </w:r>
+    </w:p>
+    <w:p>
+      <w:r>
+        <w:rPr>
+          <w:sz w:val="20"/>
+        </w:rPr>
+        <w:t xml:space="preserve">Состав — по ТЗ v4.1 (принятая редакция: «планы фундаментов с предварительными нагрузками, включая предварительные динамические нагрузки (с запасом)»).</w:t>
+      </w:r>
+    </w:p>
+    <w:p>
+      <w:r>
+        <w:rPr>
+          <w:sz w:val="20"/>
+        </w:rPr>
+        <w:t xml:space="preserve">1) ВАГОННЫЕ ВЕСЫ — отдельный ж/б фундамент на пути, изолированный от плиты пола (Прил. №5). Статика: брутто вагона ≈90–92 т (67,5 т груза + тара 22–24 т, справочно) → осевые (67,5 + 22…24)/4 = 22,4–22,9 тс/ось — в пределах стандартной осевой нагрузки сети. Динамика: проход и торможение состава на весовом участке — жёсткость основания и динамические коэффициенты по требованиям изготовителя весов (ТКП); в предварительных планах БИ — с запасом: коэффициент динамичности ≥1,2 к статическим осевым (решение БИ до получения данных изготовителя).</w:t>
+      </w:r>
+    </w:p>
+    <w:p>
+      <w:r>
+        <w:rPr>
+          <w:sz w:val="20"/>
+        </w:rPr>
+        <w:t xml:space="preserve">2) АВТОМОБИЛЬНЫЕ ВЕСЫ — фундамент/приямок с пандусами, отбойниками и демаркацией весовой зоны (Прил. №5); НПВ и длина грузоприёмного устройства — по типам автопоездов (задание сбыта).</w:t>
+      </w:r>
+    </w:p>
+    <w:p>
+      <w:r>
+        <w:rPr>
+          <w:sz w:val="20"/>
+        </w:rPr>
+        <w:t xml:space="preserve">3) ПЛАТФОРМЕННЫЕ КОНВЕЙЕРНЫЕ ВЕСЫ НПВ 3 т (2 шт.) — «специальные работы по фундаментам, защитным ограждениям, пандусам» (Прил. №5): жёсткое основание в составе плиты, исключение передачи вибраций конвейера (разделительный шов), электрообогрев приямков (см. «Расходы энергоресурсов»).</w:t>
+      </w:r>
+    </w:p>
+    <w:p>
+      <w:r>
+        <w:rPr>
+          <w:sz w:val="20"/>
+        </w:rPr>
+        <w:t xml:space="preserve">4) КОНВЕЙЕР ПРИЁМКИ — опоры на плиту пола через закладные; привод цепной тихоходный, динамика мала и покрывается коэффициентом надёжности по нагрузке; отдельные фундаменты не требуются (решение БИ).</w:t>
+      </w:r>
+    </w:p>
+    <w:p>
+      <w:r>
+        <w:rPr>
+          <w:sz w:val="20"/>
+        </w:rPr>
+        <w:t xml:space="preserve">5) КРАН (вариант полувагонов): новый корпус — вертикальные и горизонтальные крановые нагрузки на подкрановые балки по СП 20.13330 (исходные колёсные нагрузки — по ТКП крана); сценарий А — проверка существующих подкрановых путей ЦЭМ по обследованию.</w:t>
+      </w:r>
+    </w:p>
+    <w:p>
+      <w:r>
+        <w:rPr>
+          <w:sz w:val="20"/>
+        </w:rPr>
+        <w:t xml:space="preserve">6) ЗОНА ХРАНЕНИЯ — фундаментов не требует: нагрузки стоп (49,1/58,9 кПа при 2 ярусах) и колёсные штабелёров (3,5–4,5 тс) воспринимает плита пола (см. «Нагрузки на полы»).</w:t>
+      </w:r>
+    </w:p>
+    <w:p>
+      <w:r>
+        <w:rPr>
+          <w:sz w:val="20"/>
+        </w:rPr>
+        <w:t xml:space="preserve">Машин с неуравновешенными вращающимися массами (компрессоры большой мощности, дробилки) в лоте нет — специальные виброфундаменты по СП 26.13330 не требуются; «предварительные динамические (с запасом)» относятся к весовым, крановым и транспортным нагрузкам.</w:t>
       </w:r>
     </w:p>
     <w:tbl>
@@ -2596,202 +2688,160 @@
               <w:rPr>
                 <w:sz w:val="19"/>
               </w:rPr>
-              <w:t xml:space="preserve">Точки взвешивания</w:t>
-            </w:r>
-          </w:p>
-        </w:tc>
-        <w:tc>
-          <w:tcPr>
-            <w:tcW w:w="5000" w:type="dxa"/>
-          </w:tcPr>
-          <w:p>
-            <w:r>
-              <w:rPr>
-                <w:sz w:val="19"/>
-              </w:rPr>
-              <w:t xml:space="preserve">Пакетные весы приёмки (НПВ 3 т), контрольные, вагонные, автомобильные — класс «высокий»</w:t>
-            </w:r>
-          </w:p>
-        </w:tc>
-        <w:tc>
-          <w:tcPr>
-            <w:tcW w:w="3038" w:type="dxa"/>
-          </w:tcPr>
-          <w:p>
-            <w:r>
-              <w:rPr>
-                <w:color w:val="666666"/>
-                <w:sz w:val="18"/>
-              </w:rPr>
-              <w:t xml:space="preserve">Прил. №5; решение БИ</w:t>
-            </w:r>
-          </w:p>
-        </w:tc>
-      </w:tr>
-      <w:tr>
-        <w:tc>
-          <w:tcPr>
-            <w:tcW w:w="3600" w:type="dxa"/>
-          </w:tcPr>
-          <w:p>
-            <w:r>
-              <w:rPr>
-                <w:sz w:val="19"/>
-              </w:rPr>
-              <w:t xml:space="preserve">Идентификация</w:t>
-            </w:r>
-          </w:p>
-        </w:tc>
-        <w:tc>
-          <w:tcPr>
-            <w:tcW w:w="5000" w:type="dxa"/>
-          </w:tcPr>
-          <w:p>
-            <w:r>
-              <w:rPr>
-                <w:sz w:val="19"/>
-              </w:rPr>
-              <w:t xml:space="preserve">Личный пропуск через СКУД; резерв — логин/пароль</w:t>
-            </w:r>
-          </w:p>
-        </w:tc>
-        <w:tc>
-          <w:tcPr>
-            <w:tcW w:w="3038" w:type="dxa"/>
-          </w:tcPr>
-          <w:p>
-            <w:r>
-              <w:rPr>
-                <w:color w:val="666666"/>
-                <w:sz w:val="18"/>
-              </w:rPr>
-              <w:t xml:space="preserve">Прил. №5</w:t>
-            </w:r>
-          </w:p>
-        </w:tc>
-      </w:tr>
-      <w:tr>
-        <w:tc>
-          <w:tcPr>
-            <w:tcW w:w="3600" w:type="dxa"/>
-          </w:tcPr>
-          <w:p>
-            <w:r>
-              <w:rPr>
-                <w:sz w:val="19"/>
-              </w:rPr>
-              <w:t xml:space="preserve">Передача данных</w:t>
-            </w:r>
-          </w:p>
-        </w:tc>
-        <w:tc>
-          <w:tcPr>
-            <w:tcW w:w="5000" w:type="dxa"/>
-          </w:tcPr>
-          <w:p>
-            <w:r>
-              <w:rPr>
-                <w:sz w:val="19"/>
-              </w:rPr>
-              <w:t xml:space="preserve">REST («безадресные» по QR), весовые терминалы → атрибуты → ХТД PIMS; автономность при потере связи</w:t>
-            </w:r>
-          </w:p>
-        </w:tc>
-        <w:tc>
-          <w:tcPr>
-            <w:tcW w:w="3038" w:type="dxa"/>
-          </w:tcPr>
-          <w:p>
-            <w:r>
-              <w:rPr>
-                <w:color w:val="666666"/>
-                <w:sz w:val="18"/>
-              </w:rPr>
-              <w:t xml:space="preserve">Прил. №5</w:t>
-            </w:r>
-          </w:p>
-        </w:tc>
-      </w:tr>
-      <w:tr>
-        <w:tc>
-          <w:tcPr>
-            <w:tcW w:w="3600" w:type="dxa"/>
-          </w:tcPr>
-          <w:p>
-            <w:r>
-              <w:rPr>
-                <w:sz w:val="19"/>
-              </w:rPr>
-              <w:t xml:space="preserve">Питание/исполнение</w:t>
-            </w:r>
-          </w:p>
-        </w:tc>
-        <w:tc>
-          <w:tcPr>
-            <w:tcW w:w="5000" w:type="dxa"/>
-          </w:tcPr>
-          <w:p>
-            <w:r>
-              <w:rPr>
-                <w:sz w:val="19"/>
-              </w:rPr>
-              <w:t xml:space="preserve">АВР + ИБП ≥20 мин, SNMP, шкафы IP65/IP55 на цоколе, Wi-Fi точка в каждом шкафу, GSM-резерв</w:t>
-            </w:r>
-          </w:p>
-        </w:tc>
-        <w:tc>
-          <w:tcPr>
-            <w:tcW w:w="3038" w:type="dxa"/>
-          </w:tcPr>
-          <w:p>
-            <w:r>
-              <w:rPr>
-                <w:color w:val="666666"/>
-                <w:sz w:val="18"/>
-              </w:rPr>
-              <w:t xml:space="preserve">Прил. №5</w:t>
-            </w:r>
-          </w:p>
-        </w:tc>
-      </w:tr>
-      <w:tr>
-        <w:tc>
-          <w:tcPr>
-            <w:tcW w:w="3600" w:type="dxa"/>
-          </w:tcPr>
-          <w:p>
-            <w:r>
-              <w:rPr>
-                <w:sz w:val="19"/>
-              </w:rPr>
-              <w:t xml:space="preserve">Комплект</w:t>
-            </w:r>
-          </w:p>
-        </w:tc>
-        <w:tc>
-          <w:tcPr>
-            <w:tcW w:w="5000" w:type="dxa"/>
-          </w:tcPr>
-          <w:p>
-            <w:r>
-              <w:rPr>
-                <w:sz w:val="19"/>
-              </w:rPr>
-              <w:t xml:space="preserve">Поверочные грузы и ЗИП на 2 года — в поставке</w:t>
-            </w:r>
-          </w:p>
-        </w:tc>
-        <w:tc>
-          <w:tcPr>
-            <w:tcW w:w="3038" w:type="dxa"/>
-          </w:tcPr>
-          <w:p>
-            <w:r>
-              <w:rPr>
-                <w:color w:val="666666"/>
-                <w:sz w:val="18"/>
-              </w:rPr>
-              <w:t xml:space="preserve">Прил. №5</w:t>
+              <w:t xml:space="preserve">Вагонные весы</w:t>
+            </w:r>
+          </w:p>
+        </w:tc>
+        <w:tc>
+          <w:tcPr>
+            <w:tcW w:w="5000" w:type="dxa"/>
+          </w:tcPr>
+          <w:p>
+            <w:r>
+              <w:rPr>
+                <w:sz w:val="19"/>
+              </w:rPr>
+              <w:t xml:space="preserve">Осевые 22,4–22,9 тс/ось; изолированный фундамент; динамика — с запасом ≥1,2 до данных ТКП</w:t>
+            </w:r>
+          </w:p>
+        </w:tc>
+        <w:tc>
+          <w:tcPr>
+            <w:tcW w:w="3038" w:type="dxa"/>
+          </w:tcPr>
+          <w:p>
+            <w:r>
+              <w:rPr>
+                <w:color w:val="666666"/>
+                <w:sz w:val="18"/>
+              </w:rPr>
+              <w:t xml:space="preserve">расчёт БИ; Прил. №5; решение БИ</w:t>
+            </w:r>
+          </w:p>
+        </w:tc>
+      </w:tr>
+      <w:tr>
+        <w:tc>
+          <w:tcPr>
+            <w:tcW w:w="3600" w:type="dxa"/>
+          </w:tcPr>
+          <w:p>
+            <w:r>
+              <w:rPr>
+                <w:sz w:val="19"/>
+              </w:rPr>
+              <w:t xml:space="preserve">Зона хранения</w:t>
+            </w:r>
+          </w:p>
+        </w:tc>
+        <w:tc>
+          <w:tcPr>
+            <w:tcW w:w="5000" w:type="dxa"/>
+          </w:tcPr>
+          <w:p>
+            <w:r>
+              <w:rPr>
+                <w:sz w:val="19"/>
+              </w:rPr>
+              <w:t xml:space="preserve">Без фундаментов — всё воспринимает плита пола (49,1/58,9 кПа; колесо 3,5–4,5 тс)</w:t>
+            </w:r>
+          </w:p>
+        </w:tc>
+        <w:tc>
+          <w:tcPr>
+            <w:tcW w:w="3038" w:type="dxa"/>
+          </w:tcPr>
+          <w:p>
+            <w:r>
+              <w:rPr>
+                <w:color w:val="666666"/>
+                <w:sz w:val="18"/>
+              </w:rPr>
+              <w:t xml:space="preserve">расчёт БИ (раздел «Нагрузки на полы»)</w:t>
+            </w:r>
+          </w:p>
+        </w:tc>
+      </w:tr>
+      <w:tr>
+        <w:tc>
+          <w:tcPr>
+            <w:tcW w:w="3600" w:type="dxa"/>
+          </w:tcPr>
+          <w:p>
+            <w:r>
+              <w:rPr>
+                <w:sz w:val="19"/>
+              </w:rPr>
+              <w:t xml:space="preserve">Крановые нагрузки</w:t>
+            </w:r>
+          </w:p>
+        </w:tc>
+        <w:tc>
+          <w:tcPr>
+            <w:tcW w:w="5000" w:type="dxa"/>
+          </w:tcPr>
+          <w:p>
+            <w:r>
+              <w:rPr>
+                <w:sz w:val="19"/>
+              </w:rPr>
+              <w:t xml:space="preserve">По СП 20.13330 от колёсных нагрузок крана (ТКП); сценарий А — обследование путей ЦЭМ</w:t>
+            </w:r>
+          </w:p>
+        </w:tc>
+        <w:tc>
+          <w:tcPr>
+            <w:tcW w:w="3038" w:type="dxa"/>
+          </w:tcPr>
+          <w:p>
+            <w:r>
+              <w:rPr>
+                <w:color w:val="666666"/>
+                <w:sz w:val="18"/>
+              </w:rPr>
+              <w:t xml:space="preserve">СП 20.13330; решение БИ</w:t>
+            </w:r>
+          </w:p>
+        </w:tc>
+      </w:tr>
+      <w:tr>
+        <w:tc>
+          <w:tcPr>
+            <w:tcW w:w="3600" w:type="dxa"/>
+          </w:tcPr>
+          <w:p>
+            <w:r>
+              <w:rPr>
+                <w:sz w:val="19"/>
+              </w:rPr>
+              <w:t xml:space="preserve">Виброфундаменты</w:t>
+            </w:r>
+          </w:p>
+        </w:tc>
+        <w:tc>
+          <w:tcPr>
+            <w:tcW w:w="5000" w:type="dxa"/>
+          </w:tcPr>
+          <w:p>
+            <w:r>
+              <w:rPr>
+                <w:sz w:val="19"/>
+              </w:rPr>
+              <w:t xml:space="preserve">Не требуются — динамических машин с неуравновешенными массами в лоте нет</w:t>
+            </w:r>
+          </w:p>
+        </w:tc>
+        <w:tc>
+          <w:tcPr>
+            <w:tcW w:w="3038" w:type="dxa"/>
+          </w:tcPr>
+          <w:p>
+            <w:r>
+              <w:rPr>
+                <w:color w:val="666666"/>
+                <w:sz w:val="18"/>
+              </w:rPr>
+              <w:t xml:space="preserve">решение БИ</w:t>
             </w:r>
           </w:p>
         </w:tc>
@@ -2810,7 +2860,7 @@
           <w:color w:val="444444"/>
           <w:sz w:val="19"/>
         </w:rPr>
-        <w:t xml:space="preserve">ФЗ-102 от 26.06.2008 — Обеспечение единства измерений; коммерческий учёт — сфера госрегулирования; ГОСТ Р 8.596-2002 — Метрологическое обеспечение измерительных систем; ГОСТ 8.417-2024 — Единицы величин; ГОСТ OIML R 76-1-2011 — Весы неавтоматического действия — класс точности «высокий» (II) для платформенных весов; ГОСТ Р 53228-2008 — Весы неавтоматического действия — метрологические и технические требования; Стандарт на весы для взвешивания транспорта в движении — Для вагонных весов в движении — уточнить номер действующего ГОСТ (взамен ГОСТ 30414-96)</w:t>
+        <w:t xml:space="preserve">СП 20.13330.2016 — Нагрузки и воздействия — крановые, транспортные, коэффициенты надёжности и динамичности; СП 26.13330.2012 — Фундаменты машин с динамическими нагрузками — справочно (виброфундаменты в лоте не требуются); СП 63.13330 (актуальная редакция) — Ж/б конструкции фундаментов весового оборудования</w:t>
       </w:r>
     </w:p>
     <w:p>
@@ -2826,7 +2876,7 @@
         <w:rPr>
           <w:sz w:val="19"/>
         </w:rPr>
-        <w:t xml:space="preserve">Тип вагонных весов (статика/в движении) и НПВ — по схеме учёта и заданию сбыта</w:t>
+        <w:t xml:space="preserve">Данные изготовителей весов (геометрия ГПУ, жёсткость основания, динамические коэффициенты) — по ТКП</w:t>
       </w:r>
     </w:p>
     <w:p>
@@ -2842,23 +2892,7 @@
         <w:rPr>
           <w:sz w:val="19"/>
         </w:rPr>
-        <w:t xml:space="preserve">Форматы REST-сообщений и атрибутика PIMS — на этапе реализации (по Прил. №5)</w:t>
-      </w:r>
-    </w:p>
-    <w:p>
-      <w:r>
-        <w:rPr>
-          <w:b/>
-          <w:color w:val="8A6200"/>
-          <w:sz w:val="19"/>
-        </w:rPr>
-        <w:t xml:space="preserve">— определяется на стадии БИ: </w:t>
-      </w:r>
-      <w:r>
-        <w:rPr>
-          <w:sz w:val="19"/>
-        </w:rPr>
-        <w:t xml:space="preserve">Выбор конкретных моделей весов и терминалов — согласование с Заказчиком (унификация с площадкой)</w:t>
+        <w:t xml:space="preserve">НПВ и длина автомобильных весов — по типам автопоездов (задание сбыта)</w:t>
       </w:r>
     </w:p>
     <w:p>
@@ -2870,55 +2904,39 @@
           <w:b/>
           <w:sz w:val="26"/>
         </w:rPr>
-        <w:t xml:space="preserve">Требования к упаковке и маркировке под морскую транспортировку</w:t>
-      </w:r>
-    </w:p>
-    <w:p>
-      <w:r>
-        <w:rPr>
-          <w:sz w:val="20"/>
-        </w:rPr>
-        <w:t xml:space="preserve">Требования сформированы ИД п. 1.3.11 (требование сбытового блока) и увязаны с конструкцией пакета КСМ:</w:t>
-      </w:r>
-    </w:p>
-    <w:p>
-      <w:r>
-        <w:rPr>
-          <w:sz w:val="20"/>
-        </w:rPr>
-        <w:t xml:space="preserve">1) Увязка: три металлические ленты из материала, устойчивого к коррозии в условиях длительной морской транспортировки и хранения под открытым небом (нержавеющая лента или лента с эквивалентной стойкостью; углеродистая оцинкованная — не допускается как теряющая товарный вид при морской перевозке); замки лент — того же класса стойкости.</w:t>
-      </w:r>
-    </w:p>
-    <w:p>
-      <w:r>
-        <w:rPr>
-          <w:sz w:val="20"/>
-        </w:rPr>
-        <w:t xml:space="preserve">2) Исключение сертифицируемых материалов: хранение и транспортировка должны исключать материалы, требующие особой сертификации или утилизации — деревянные бруски исключены (фитосанитарная обработка по международным нормам не требуется, т.к. дерево не применяется); опора стоп — профилируемые в пределах КСМ катодные листы.</w:t>
-      </w:r>
-    </w:p>
-    <w:p>
-      <w:r>
-        <w:rPr>
-          <w:sz w:val="20"/>
-        </w:rPr>
-        <w:t xml:space="preserve">3) Маркировка: на каждый пакет — две этикетки (боковые), содержание: производитель, марка М00к (Cu-CATH-1), № пакета, № партии/плавки, масса нетто/брутто, дата, штрих/QR-код для АИС; манипуляционные знаки и надписи — по ГОСТ 14192-96; требования регистрации бренда на ЛБМ (форма клейма/маркировки листов) — по контракту сбыта. Печать этикеток — стойкими к УФ и морской атмосфере материалами (термотрансфер).</w:t>
-      </w:r>
-    </w:p>
-    <w:p>
-      <w:r>
-        <w:rPr>
-          <w:sz w:val="20"/>
-        </w:rPr>
-        <w:t xml:space="preserve">4) Защитная упаковка: базово пакеты не укрываются (катодная медь допускает открытое хранение); по требованию контракта — обвязка партии, угловые протекторы под ленты (полимер, не требующий сертификации), исключающие перетирание кромок листов; плёночная упаковка — только по заданию сбыта (утилизируемые материалы согласовать).</w:t>
-      </w:r>
-    </w:p>
-    <w:p>
-      <w:r>
-        <w:rPr>
-          <w:sz w:val="20"/>
-        </w:rPr>
-        <w:t xml:space="preserve">5) Совместимость с логистикой: конфигурация «перфорации» (профилирования) нижних листов обеспечивает работу вилочных захватов и крановых траверс на всей цепочке (СГП → вагон → порт → судно) — интерфейсный документ с поставщиком КСМ (Лот №3) обязателен в составе БИ; допустимая высота штабелирования пакетов при перевозке и в порту — подтвердить прочностью нижнего пакета (испытания при освоении).</w:t>
+        <w:t xml:space="preserve">Требования к монтажу (включая вес самых тяжёлых частей)</w:t>
+      </w:r>
+    </w:p>
+    <w:p>
+      <w:r>
+        <w:rPr>
+          <w:sz w:val="20"/>
+        </w:rPr>
+        <w:t xml:space="preserve">Состав — по ТЗ v4.1 («Требования к монтажу (включая вес самых тяжелых частей)»); уровень БИ — предварительные данные по аналогам, детальный ППР — этап СМР.</w:t>
+      </w:r>
+    </w:p>
+    <w:p>
+      <w:r>
+        <w:rPr>
+          <w:sz w:val="20"/>
+        </w:rPr>
+        <w:t xml:space="preserve">ВЕСОВАЯ ТАБЛИЦА МОНТАЖНЫХ ЕДИНИЦ (известное на стадии БИ): самая тяжёлая самоходная единица — автопогрузчик-штабелёр, полная масса 8–11 т (заезд своим ходом через ворота ≥3,5 м, грузоподъёмные средства не требуются); транспортная единица продукции — пакет 2,5 ± 0,05 т (проверочный максимум 2,55 т); платформенные весы НПВ 3 т и сверловочный стенд — единицы ≤3 т (монтаж цеховыми средствами); конвейер приёмки — членение на отправочные секции массой ≤3,2 т под г/п цеховых средств (требование включается в задание на изготовление — решение БИ); мостовой кран с траверсой (вариант полувагонов) — масса моста и тележки по ТКП, балки моста длиной ≈ кранового пролёта 22 м — длинномерный груз: доставка ж/д платформой или автопоездом-длинномером, монтаж стреловым краном до замыкания кровли нового корпуса (либо через монтажный проём в сценарии А); грузоприёмное устройство вагонных весов — масса по ТКП, монтаж автокраном в проектное положение до укладки пути весового участка.</w:t>
+      </w:r>
+    </w:p>
+    <w:p>
+      <w:r>
+        <w:rPr>
+          <w:sz w:val="20"/>
+        </w:rPr>
+        <w:t xml:space="preserve">ПОСЛЕДОВАТЕЛЬНОСТЬ МОНТАЖА (базовый сценарий — новый корпус): фундаменты весового оборудования и закладные → полы с топпингом и машиночитаемой разметкой → ворота и тепловые завесы → мостовой кран (до замыкания теплового контура) → путь и вагонные весы → конвейер приёмки и технологическое оборудование → штабелёры, АСУ/АИС → ПНР и испытания (см. раздел «Испытания»). Сценарий А (ЦЭМ): монтаж в действующем корпусе с сохранением работы смежных пролётов; демонтаж существующего оснащения зоны — по дефектной ведомости обследования; монтажные окна согласуются с эксплуатацией.</w:t>
+      </w:r>
+    </w:p>
+    <w:p>
+      <w:r>
+        <w:rPr>
+          <w:sz w:val="20"/>
+        </w:rPr>
+        <w:t xml:space="preserve">ТРЕБОВАНИЯ К ПРОИЗВОДСТВУ РАБОТ: монтаж и пуск ПС (кран, траверса) — по ФНП (приказ Ростехнадзора № 461) с полным техническим освидетельствованием; ПРР при монтаже — по правилам № 753н и ГОСТ 12.3.009; монтаж систем автоматизации — по СП 77.13330; точная выставка весового оборудования — по установочным чертежам изготовителя (входят в поставку по Прил. №5); допуски установки конвейера и нанесения разметки — по требованиям поставщика системы позиционирования (ТКП).</w:t>
       </w:r>
     </w:p>
     <w:tbl>
@@ -2996,160 +3014,160 @@
               <w:rPr>
                 <w:sz w:val="19"/>
               </w:rPr>
-              <w:t xml:space="preserve">Увязка</w:t>
-            </w:r>
-          </w:p>
-        </w:tc>
-        <w:tc>
-          <w:tcPr>
-            <w:tcW w:w="5000" w:type="dxa"/>
-          </w:tcPr>
-          <w:p>
-            <w:r>
-              <w:rPr>
-                <w:sz w:val="19"/>
-              </w:rPr>
-              <w:t xml:space="preserve">3 коррозионностойкие металлические ленты + стойкие замки</w:t>
-            </w:r>
-          </w:p>
-        </w:tc>
-        <w:tc>
-          <w:tcPr>
-            <w:tcW w:w="3038" w:type="dxa"/>
-          </w:tcPr>
-          <w:p>
-            <w:r>
-              <w:rPr>
-                <w:color w:val="666666"/>
-                <w:sz w:val="18"/>
-              </w:rPr>
-              <w:t xml:space="preserve">ИД п. 1.3.11; ТЗ п. 5.3</w:t>
-            </w:r>
-          </w:p>
-        </w:tc>
-      </w:tr>
-      <w:tr>
-        <w:tc>
-          <w:tcPr>
-            <w:tcW w:w="3600" w:type="dxa"/>
-          </w:tcPr>
-          <w:p>
-            <w:r>
-              <w:rPr>
-                <w:sz w:val="19"/>
-              </w:rPr>
-              <w:t xml:space="preserve">Без дерева</w:t>
-            </w:r>
-          </w:p>
-        </w:tc>
-        <w:tc>
-          <w:tcPr>
-            <w:tcW w:w="5000" w:type="dxa"/>
-          </w:tcPr>
-          <w:p>
-            <w:r>
-              <w:rPr>
-                <w:sz w:val="19"/>
-              </w:rPr>
-              <w:t xml:space="preserve">Опора — профилированные катодные листы; материалы особой сертификации/утилизации исключены</w:t>
-            </w:r>
-          </w:p>
-        </w:tc>
-        <w:tc>
-          <w:tcPr>
-            <w:tcW w:w="3038" w:type="dxa"/>
-          </w:tcPr>
-          <w:p>
-            <w:r>
-              <w:rPr>
-                <w:color w:val="666666"/>
-                <w:sz w:val="18"/>
-              </w:rPr>
-              <w:t xml:space="preserve">ИД п. 1.3.11</w:t>
-            </w:r>
-          </w:p>
-        </w:tc>
-      </w:tr>
-      <w:tr>
-        <w:tc>
-          <w:tcPr>
-            <w:tcW w:w="3600" w:type="dxa"/>
-          </w:tcPr>
-          <w:p>
-            <w:r>
-              <w:rPr>
-                <w:sz w:val="19"/>
-              </w:rPr>
-              <w:t xml:space="preserve">Маркировка</w:t>
-            </w:r>
-          </w:p>
-        </w:tc>
-        <w:tc>
-          <w:tcPr>
-            <w:tcW w:w="5000" w:type="dxa"/>
-          </w:tcPr>
-          <w:p>
-            <w:r>
-              <w:rPr>
-                <w:sz w:val="19"/>
-              </w:rPr>
-              <w:t xml:space="preserve">Этикетки с QR (2 шт./пакет), знаки по ГОСТ 14192-96, данные партии и массы из АИС</w:t>
-            </w:r>
-          </w:p>
-        </w:tc>
-        <w:tc>
-          <w:tcPr>
-            <w:tcW w:w="3038" w:type="dxa"/>
-          </w:tcPr>
-          <w:p>
-            <w:r>
-              <w:rPr>
-                <w:color w:val="666666"/>
-                <w:sz w:val="18"/>
-              </w:rPr>
-              <w:t xml:space="preserve">решение БИ; Прил. №5</w:t>
-            </w:r>
-          </w:p>
-        </w:tc>
-      </w:tr>
-      <w:tr>
-        <w:tc>
-          <w:tcPr>
-            <w:tcW w:w="3600" w:type="dxa"/>
-          </w:tcPr>
-          <w:p>
-            <w:r>
-              <w:rPr>
-                <w:sz w:val="19"/>
-              </w:rPr>
-              <w:t xml:space="preserve">Условия</w:t>
-            </w:r>
-          </w:p>
-        </w:tc>
-        <w:tc>
-          <w:tcPr>
-            <w:tcW w:w="5000" w:type="dxa"/>
-          </w:tcPr>
-          <w:p>
-            <w:r>
-              <w:rPr>
-                <w:sz w:val="19"/>
-              </w:rPr>
-              <w:t xml:space="preserve">Длительная морская транспортировка и хранение под открытым небом</w:t>
-            </w:r>
-          </w:p>
-        </w:tc>
-        <w:tc>
-          <w:tcPr>
-            <w:tcW w:w="3038" w:type="dxa"/>
-          </w:tcPr>
-          <w:p>
-            <w:r>
-              <w:rPr>
-                <w:color w:val="666666"/>
-                <w:sz w:val="18"/>
-              </w:rPr>
-              <w:t xml:space="preserve">ИД п. 1.3.11</w:t>
+              <w:t xml:space="preserve">Самая тяжёлая самоходная единица</w:t>
+            </w:r>
+          </w:p>
+        </w:tc>
+        <w:tc>
+          <w:tcPr>
+            <w:tcW w:w="5000" w:type="dxa"/>
+          </w:tcPr>
+          <w:p>
+            <w:r>
+              <w:rPr>
+                <w:sz w:val="19"/>
+              </w:rPr>
+              <w:t xml:space="preserve">Штабелёр 8–11 т — заезд своим ходом, ворота ≥3,5 м</w:t>
+            </w:r>
+          </w:p>
+        </w:tc>
+        <w:tc>
+          <w:tcPr>
+            <w:tcW w:w="3038" w:type="dxa"/>
+          </w:tcPr>
+          <w:p>
+            <w:r>
+              <w:rPr>
+                <w:color w:val="666666"/>
+                <w:sz w:val="18"/>
+              </w:rPr>
+              <w:t xml:space="preserve">оценка БИ (раздел «Нагрузки на полы»)</w:t>
+            </w:r>
+          </w:p>
+        </w:tc>
+      </w:tr>
+      <w:tr>
+        <w:tc>
+          <w:tcPr>
+            <w:tcW w:w="3600" w:type="dxa"/>
+          </w:tcPr>
+          <w:p>
+            <w:r>
+              <w:rPr>
+                <w:sz w:val="19"/>
+              </w:rPr>
+              <w:t xml:space="preserve">Длинномер</w:t>
+            </w:r>
+          </w:p>
+        </w:tc>
+        <w:tc>
+          <w:tcPr>
+            <w:tcW w:w="5000" w:type="dxa"/>
+          </w:tcPr>
+          <w:p>
+            <w:r>
+              <w:rPr>
+                <w:sz w:val="19"/>
+              </w:rPr>
+              <w:t xml:space="preserve">Балки моста крана ≈22 м (крановый пролёт) — спецперевозка, монтаж до замыкания кровли</w:t>
+            </w:r>
+          </w:p>
+        </w:tc>
+        <w:tc>
+          <w:tcPr>
+            <w:tcW w:w="3038" w:type="dxa"/>
+          </w:tcPr>
+          <w:p>
+            <w:r>
+              <w:rPr>
+                <w:color w:val="666666"/>
+                <w:sz w:val="18"/>
+              </w:rPr>
+              <w:t xml:space="preserve">ИД ч.2 разд. 4.2.2 (пролёт); решение БИ</w:t>
+            </w:r>
+          </w:p>
+        </w:tc>
+      </w:tr>
+      <w:tr>
+        <w:tc>
+          <w:tcPr>
+            <w:tcW w:w="3600" w:type="dxa"/>
+          </w:tcPr>
+          <w:p>
+            <w:r>
+              <w:rPr>
+                <w:sz w:val="19"/>
+              </w:rPr>
+              <w:t xml:space="preserve">Членение конвейера</w:t>
+            </w:r>
+          </w:p>
+        </w:tc>
+        <w:tc>
+          <w:tcPr>
+            <w:tcW w:w="5000" w:type="dxa"/>
+          </w:tcPr>
+          <w:p>
+            <w:r>
+              <w:rPr>
+                <w:sz w:val="19"/>
+              </w:rPr>
+              <w:t xml:space="preserve">Секции ≤3,2 т под г/п цеховых средств — в задание на изготовление</w:t>
+            </w:r>
+          </w:p>
+        </w:tc>
+        <w:tc>
+          <w:tcPr>
+            <w:tcW w:w="3038" w:type="dxa"/>
+          </w:tcPr>
+          <w:p>
+            <w:r>
+              <w:rPr>
+                <w:color w:val="666666"/>
+                <w:sz w:val="18"/>
+              </w:rPr>
+              <w:t xml:space="preserve">решение БИ</w:t>
+            </w:r>
+          </w:p>
+        </w:tc>
+      </w:tr>
+      <w:tr>
+        <w:tc>
+          <w:tcPr>
+            <w:tcW w:w="3600" w:type="dxa"/>
+          </w:tcPr>
+          <w:p>
+            <w:r>
+              <w:rPr>
+                <w:sz w:val="19"/>
+              </w:rPr>
+              <w:t xml:space="preserve">Массы по ТКП</w:t>
+            </w:r>
+          </w:p>
+        </w:tc>
+        <w:tc>
+          <w:tcPr>
+            <w:tcW w:w="5000" w:type="dxa"/>
+          </w:tcPr>
+          <w:p>
+            <w:r>
+              <w:rPr>
+                <w:sz w:val="19"/>
+              </w:rPr>
+              <w:t xml:space="preserve">Мост/тележка крана, ГПУ вагонных весов, траверса — заполняются в таблицу масс по ТКП</w:t>
+            </w:r>
+          </w:p>
+        </w:tc>
+        <w:tc>
+          <w:tcPr>
+            <w:tcW w:w="3038" w:type="dxa"/>
+          </w:tcPr>
+          <w:p>
+            <w:r>
+              <w:rPr>
+                <w:color w:val="666666"/>
+                <w:sz w:val="18"/>
+              </w:rPr>
+              <w:t xml:space="preserve">определяется на стадии БИ (ТКП)</w:t>
             </w:r>
           </w:p>
         </w:tc>
@@ -3168,7 +3186,7 @@
           <w:color w:val="444444"/>
           <w:sz w:val="19"/>
         </w:rPr>
-        <w:t xml:space="preserve">ГОСТ 14192-96 — Маркировка грузов — манипуляционные знаки, транспортная маркировка; ГОСТ 21650-76 — Средства скрепления тарно-штучных грузов в транспортных пакетах — применимость к лентам увязки (проверить актуальность); ГОСТ 24597-81 — Пакеты тарно-штучных грузов — основные параметры (справочно для габаритов пакета)</w:t>
+        <w:t xml:space="preserve">ФНП по ПС (приказ Ростехнадзора от 26.11.2020 № 461) — Монтаж, полное техническое освидетельствование крана и траверсы; Правила по охране труда при ПРР (приказ Минтруда № 753н от 28.10.2020) — Погрузочно-разгрузочные работы при монтаже; СП 77.13330.2016 — Системы автоматизации — производство и приёмка монтажных работ АСУ/АИС</w:t>
       </w:r>
     </w:p>
     <w:p>
@@ -3184,7 +3202,7 @@
         <w:rPr>
           <w:sz w:val="19"/>
         </w:rPr>
-        <w:t xml:space="preserve">Спецификация ленты (марка стали, сечение, усилие натяжения) — по ТКП поставщика КСМ/обвязочного оборудования</w:t>
+        <w:t xml:space="preserve">Массы самых тяжёлых частей (мост крана, ГПУ вагонных весов, траверса) — заполнить по ТКП в итоговой редакции ПЗ</w:t>
       </w:r>
     </w:p>
     <w:p>
@@ -3200,7 +3218,7 @@
         <w:rPr>
           <w:sz w:val="19"/>
         </w:rPr>
-        <w:t xml:space="preserve">Требования конкретного контракта сбыта (клеймение листов, форма этикетки ЛБМ) — от сбытового блока</w:t>
+        <w:t xml:space="preserve">Наличие и параметры монтажного проёма/такелажных путей ЦЭМ (сценарий А) — обмерное обследование</w:t>
       </w:r>
     </w:p>
     <w:p>
@@ -3212,47 +3230,45 @@
           <w:b/>
           <w:sz w:val="26"/>
         </w:rPr>
-        <w:t xml:space="preserve">Принципиальная технологическая схема (PFD)</w:t>
-      </w:r>
-    </w:p>
-    <w:p>
-      <w:r>
-        <w:rPr>
-          <w:sz w:val="20"/>
-        </w:rPr>
-        <w:t xml:space="preserve">Для Лота №4 по ТЗ выполняется PFD с указанием границ проектирования (схемы P&amp;ID для СГП ТЗ не требует). Состав PFD:</w:t>
-      </w:r>
-    </w:p>
-    <w:p>
-      <w:r>
-        <w:rPr>
-          <w:sz w:val="20"/>
-        </w:rPr>
-        <w:t xml:space="preserve">ПОТОК ПРОДУКЦИИ: выходной конвейер КСМ → передаточные ворота (граница) → конвейер приёмки → весы поштучного взвешивания (класс «высокий») → позиция разбраковки/сверловки проб → узел контроля увязки и маркировки → позиция выдачи на штабелёр → зона адресного хранения (1200 пакетов, 2 яруса) → комплектация партии → фронт ж/д (кран-траверса или штабелёр; вагонные весы) / фронт авто (штабелёр; автомобильные весы) → ворота отгрузки (граница).</w:t>
-      </w:r>
-    </w:p>
-    <w:p>
-      <w:r>
-        <w:rPr>
-          <w:sz w:val="20"/>
-        </w:rPr>
-        <w:t xml:space="preserve">ИНФОРМАЦИОННЫЕ ПОТОКИ (наносятся на PFD пунктиром): ИС КСМ → АСУ СГП (атрибуты пакета); АСУ СГП ↔ АИС весоизмерения ↔ ХТД PIMS; АСУ СГП → единая диспетчерская; СКУД → АИС (идентификация).</w:t>
-      </w:r>
-    </w:p>
-    <w:p>
-      <w:r>
-        <w:rPr>
-          <w:sz w:val="20"/>
-        </w:rPr>
-        <w:t xml:space="preserve">ЭНЕРГОПОТОКИ: электроэнергия 0,4 кВ (конвейер, весы, зарядная станция штабелёров, маркировка), сжатый воздух (обвязка/маркировка — при необходимости по выбранному оборудованию), без технологического пара и воды.</w:t>
-      </w:r>
-    </w:p>
-    <w:p>
-      <w:r>
-        <w:rPr>
-          <w:sz w:val="20"/>
-        </w:rPr>
-        <w:t xml:space="preserve">На схеме указываются: производительности (3,5–7 пакетов/ч приёмка; 84 пакета/сут отгрузка), ёмкость хранения (1200 пакетов / 3000 т), режимы (приёмка 358 сут, отгрузка по графику подачи).</w:t>
+        <w:t xml:space="preserve">АСУ склада: адресное хранение, партии, роботизированные операции</w:t>
+      </w:r>
+    </w:p>
+    <w:p>
+      <w:r>
+        <w:rPr>
+          <w:sz w:val="20"/>
+        </w:rPr>
+        <w:t xml:space="preserve">По ТЗ v3.6 п. 6.4 (в v4.1 — п. 7.x, сверить по перечню границ Лота №4 v4.1) АСУ СГП управляет роботами, набором партий, разбраковкой, автоматическим взвешиванием, отбором части катодов на сверловку; в программе заложен алгоритм размещения стоп катодов по территории склада автопогрузчиками-штабелёрами по размеченным линиям с памятью «что и где стоит» для последующей отгрузки потребителю.</w:t>
+      </w:r>
+    </w:p>
+    <w:p>
+      <w:r>
+        <w:rPr>
+          <w:sz w:val="20"/>
+        </w:rPr>
+        <w:t xml:space="preserve">АЛГОРИТМ АДРЕСНОГО ХРАНЕНИЯ (ядро ППО):
+— Модель склада: адрес = линия (ряд) × позиция × ярус; статусы позиции (свободна/занята/зарезервирована/блокирована); атрибуты пакета (№, масса, партия, плавка, дата, статус анализа, тип отгрузки).
+— Назначение адреса: правило партийной консолидации (пакеты одной партии — смежные линии), FIFO внутри направления отгрузки, минимизация пробега штабелёра, резервирование буфера у фронтов под готовые партии; перестановки (рекомпоновка) — в окна низкой загрузки.
+— Память состояния: транзакционная БД со 100 % журналированием перемещений; восстановление карты склада после сбоя без инвентаризации (требование устойчивости ПО — Прил. №5); контрольная инвентаризация сканированием.
+— Диспетчеризация штабелёров: задания на терминалы (Wi-Fi IEEE 802.11), подтверждение сканированием этикетки на взятии/постановке; контроль позиционирования по размеченным линиям (машиночитаемая разметка/метки; технология навигации — лазерная/контурная — по ТКП поставщика системы).
+— Набор партии: план отгрузки → резервирование пакетов → маршрут комплектации → контрольное взвешивание → отгрузочная ведомость; блокировка отгрузки партии до подтверждения химанализа (интеграция со сверловкой и ЛИМС/PIMS).
+— Разбраковка: пакеты вне допуска массы/повреждённые — отдельная зона, задания на переобработку.</w:t>
+      </w:r>
+    </w:p>
+    <w:p>
+      <w:r>
+        <w:rPr>
+          <w:sz w:val="20"/>
+        </w:rPr>
+        <w:t xml:space="preserve">ТЕХНИЧЕСКАЯ РЕАЛИЗАЦИЯ (Прил. №5): трёхуровневая структура — датчики и приводы конвейера/весов; ПЛК REGUL RX00 (Прософт-Системы)/АБАК (Инкомсистем); верхний уровень — SCADA AlphaScada (Атомик Софт, Linux) + серверы WMS-приложения с горячим резервированием; сеть Industrial Ethernet TCP/IP; интеграции: ИС КСМ (Лот №3 — приём атрибутов пакета, график выгрузки), АИС весоизмерения (см. отдельный раздел), ХТД PIMS, СКУД (идентификация персонала), корпоративные ИС — стандартизированным методом. ИБП ≥10 мин с байпасом и SNMP; шкафы IP65 вне технологических зон; запас каналов ≥30 %; ППО — исходные коды с исключительными правами Заказчика; ЗИП на 2 года (≥10 %, ≥1 шт. каждого наименования).</w:t>
+      </w:r>
+    </w:p>
+    <w:p>
+      <w:r>
+        <w:rPr>
+          <w:sz w:val="20"/>
+        </w:rPr>
+        <w:t xml:space="preserve">БЕЗОПАСНОСТЬ АВТОМАТИЧЕСКОЙ ЗОНЫ: контроль периметра (ограждение, калитки с блокировкой в СКУД), сканеры безопасности на штабелёрах, аварийные остановы по зонам, ПГС-оповещение (по требованиям Прил. №5 к системам ПГС).</w:t>
       </w:r>
     </w:p>
     <w:tbl>
@@ -3330,62 +3346,20 @@
               <w:rPr>
                 <w:sz w:val="19"/>
               </w:rPr>
-              <w:t xml:space="preserve">Границы на PFD</w:t>
-            </w:r>
-          </w:p>
-        </w:tc>
-        <w:tc>
-          <w:tcPr>
-            <w:tcW w:w="5000" w:type="dxa"/>
-          </w:tcPr>
-          <w:p>
-            <w:r>
-              <w:rPr>
-                <w:sz w:val="19"/>
-              </w:rPr>
-              <w:t xml:space="preserve">Передаточные ворота (вход); ворота ж/д и авто отгрузки (выход)</w:t>
-            </w:r>
-          </w:p>
-        </w:tc>
-        <w:tc>
-          <w:tcPr>
-            <w:tcW w:w="3038" w:type="dxa"/>
-          </w:tcPr>
-          <w:p>
-            <w:r>
-              <w:rPr>
-                <w:color w:val="666666"/>
-                <w:sz w:val="18"/>
-              </w:rPr>
-              <w:t xml:space="preserve">ТЗ v3.6 п. 6.2 (в v4.1 — п. 7.x, сверить по перечню границ Лота №4 v4.1)</w:t>
-            </w:r>
-          </w:p>
-        </w:tc>
-      </w:tr>
-      <w:tr>
-        <w:tc>
-          <w:tcPr>
-            <w:tcW w:w="3600" w:type="dxa"/>
-          </w:tcPr>
-          <w:p>
-            <w:r>
-              <w:rPr>
-                <w:sz w:val="19"/>
-              </w:rPr>
-              <w:t xml:space="preserve">P&amp;ID</w:t>
-            </w:r>
-          </w:p>
-        </w:tc>
-        <w:tc>
-          <w:tcPr>
-            <w:tcW w:w="5000" w:type="dxa"/>
-          </w:tcPr>
-          <w:p>
-            <w:r>
-              <w:rPr>
-                <w:sz w:val="19"/>
-              </w:rPr>
-              <w:t xml:space="preserve">Не требуется по ТЗ для Лота №4 (только PFD и схема КТС АСУ)</w:t>
+              <w:t xml:space="preserve">Функции АСУ по ТЗ</w:t>
+            </w:r>
+          </w:p>
+        </w:tc>
+        <w:tc>
+          <w:tcPr>
+            <w:tcW w:w="5000" w:type="dxa"/>
+          </w:tcPr>
+          <w:p>
+            <w:r>
+              <w:rPr>
+                <w:sz w:val="19"/>
+              </w:rPr>
+              <w:t xml:space="preserve">Роботы, набор партий, разбраковка, автоматическое взвешивание, отбор на сверловку, алгоритм размещения стоп с памятью</w:t>
             </w:r>
           </w:p>
         </w:tc>
@@ -3404,7 +3378,197 @@
           </w:p>
         </w:tc>
       </w:tr>
+      <w:tr>
+        <w:tc>
+          <w:tcPr>
+            <w:tcW w:w="3600" w:type="dxa"/>
+          </w:tcPr>
+          <w:p>
+            <w:r>
+              <w:rPr>
+                <w:sz w:val="19"/>
+              </w:rPr>
+              <w:t xml:space="preserve">Платформа</w:t>
+            </w:r>
+          </w:p>
+        </w:tc>
+        <w:tc>
+          <w:tcPr>
+            <w:tcW w:w="5000" w:type="dxa"/>
+          </w:tcPr>
+          <w:p>
+            <w:r>
+              <w:rPr>
+                <w:sz w:val="19"/>
+              </w:rPr>
+              <w:t xml:space="preserve">REGUL RX00/АБАК + AlphaScada (Linux) + WMS-ППО; Industrial Ethernet TCP/IP</w:t>
+            </w:r>
+          </w:p>
+        </w:tc>
+        <w:tc>
+          <w:tcPr>
+            <w:tcW w:w="3038" w:type="dxa"/>
+          </w:tcPr>
+          <w:p>
+            <w:r>
+              <w:rPr>
+                <w:color w:val="666666"/>
+                <w:sz w:val="18"/>
+              </w:rPr>
+              <w:t xml:space="preserve">Прил. №5</w:t>
+            </w:r>
+          </w:p>
+        </w:tc>
+      </w:tr>
+      <w:tr>
+        <w:tc>
+          <w:tcPr>
+            <w:tcW w:w="3600" w:type="dxa"/>
+          </w:tcPr>
+          <w:p>
+            <w:r>
+              <w:rPr>
+                <w:sz w:val="19"/>
+              </w:rPr>
+              <w:t xml:space="preserve">Интеграции</w:t>
+            </w:r>
+          </w:p>
+        </w:tc>
+        <w:tc>
+          <w:tcPr>
+            <w:tcW w:w="5000" w:type="dxa"/>
+          </w:tcPr>
+          <w:p>
+            <w:r>
+              <w:rPr>
+                <w:sz w:val="19"/>
+              </w:rPr>
+              <w:t xml:space="preserve">ИС КСМ (Лот №3), АИС весоизмерения, ХТД PIMS, СКУД, единая диспетчерская</w:t>
+            </w:r>
+          </w:p>
+        </w:tc>
+        <w:tc>
+          <w:tcPr>
+            <w:tcW w:w="3038" w:type="dxa"/>
+          </w:tcPr>
+          <w:p>
+            <w:r>
+              <w:rPr>
+                <w:color w:val="666666"/>
+                <w:sz w:val="18"/>
+              </w:rPr>
+              <w:t xml:space="preserve">Прил. №5; ТЗ п. 2.10, 5.3</w:t>
+            </w:r>
+          </w:p>
+        </w:tc>
+      </w:tr>
+      <w:tr>
+        <w:tc>
+          <w:tcPr>
+            <w:tcW w:w="3600" w:type="dxa"/>
+          </w:tcPr>
+          <w:p>
+            <w:r>
+              <w:rPr>
+                <w:sz w:val="19"/>
+              </w:rPr>
+              <w:t xml:space="preserve">ППО</w:t>
+            </w:r>
+          </w:p>
+        </w:tc>
+        <w:tc>
+          <w:tcPr>
+            <w:tcW w:w="5000" w:type="dxa"/>
+          </w:tcPr>
+          <w:p>
+            <w:r>
+              <w:rPr>
+                <w:sz w:val="19"/>
+              </w:rPr>
+              <w:t xml:space="preserve">Исходные коды, исключительные права, бессрочные лицензии, методика восстановления</w:t>
+            </w:r>
+          </w:p>
+        </w:tc>
+        <w:tc>
+          <w:tcPr>
+            <w:tcW w:w="3038" w:type="dxa"/>
+          </w:tcPr>
+          <w:p>
+            <w:r>
+              <w:rPr>
+                <w:color w:val="666666"/>
+                <w:sz w:val="18"/>
+              </w:rPr>
+              <w:t xml:space="preserve">Прил. №5</w:t>
+            </w:r>
+          </w:p>
+        </w:tc>
+      </w:tr>
     </w:tbl>
+    <w:p>
+      <w:r>
+        <w:rPr>
+          <w:b/>
+          <w:sz w:val="19"/>
+        </w:rPr>
+        <w:t xml:space="preserve">Нормативная база: </w:t>
+      </w:r>
+      <w:r>
+        <w:rPr>
+          <w:color w:val="444444"/>
+          <w:sz w:val="19"/>
+        </w:rPr>
+        <w:t xml:space="preserve">ГОСТ 21.408-2013 — Рабочая документация автоматизации; М ГК НН IT.1.8-2025; СТО 51246464-016-2015 — Корпоративные методики документирования АСУ (по Прил. №5); ГОСТ 12.2.007.0-75 — Электробезопасность электротехнических изделий (зарядная, техника)</w:t>
+      </w:r>
+    </w:p>
+    <w:p>
+      <w:r>
+        <w:rPr>
+          <w:b/>
+          <w:color w:val="8A6200"/>
+          <w:sz w:val="19"/>
+        </w:rPr>
+        <w:t xml:space="preserve">— определяется на стадии БИ: </w:t>
+      </w:r>
+      <w:r>
+        <w:rPr>
+          <w:sz w:val="19"/>
+        </w:rPr>
+        <w:t xml:space="preserve">Технология позиционирования штабелёров (лазерная навигация/индуктивные метки/RTLS) — по ТКП; согласовать с Заказчиком</w:t>
+      </w:r>
+    </w:p>
+    <w:p>
+      <w:r>
+        <w:rPr>
+          <w:b/>
+          <w:color w:val="8A6200"/>
+          <w:sz w:val="19"/>
+        </w:rPr>
+        <w:t xml:space="preserve">— определяется на стадии БИ: </w:t>
+      </w:r>
+      <w:r>
+        <w:rPr>
+          <w:sz w:val="19"/>
+        </w:rPr>
+        <w:t xml:space="preserve">Степень автономности штабелёров (AGV-исполнение против водительского с терминалом) — ТЭО в составе БИ</w:t>
+      </w:r>
+    </w:p>
+    <w:p>
+      <w:r>
+        <w:rPr>
+          <w:b/>
+          <w:color w:val="8A6200"/>
+          <w:sz w:val="19"/>
+        </w:rPr>
+        <w:t xml:space="preserve">— определяется на стадии БИ: </w:t>
+      </w:r>
+      <w:r>
+        <w:rPr>
+          <w:sz w:val="19"/>
+        </w:rPr>
+        <w:t xml:space="preserve">Форматы обмена с ИС КСМ (Лот №3) — межлотовый интерфейсный протокол</w:t>
+      </w:r>
+    </w:p>
     <w:p>
       <w:pPr>
         <w:pStyle w:val="Heading2"/>
@@ -3414,39 +3578,47 @@
           <w:b/>
           <w:sz w:val="26"/>
         </w:rPr>
-        <w:t xml:space="preserve">Перечень основного и вспомогательного оборудования</w:t>
-      </w:r>
-    </w:p>
-    <w:p>
-      <w:r>
-        <w:rPr>
-          <w:sz w:val="20"/>
-        </w:rPr>
-        <w:t xml:space="preserve">Состав по ТЗ v3.6 п. 6.3 (в v4.1 — п. 7.x, сверить по перечню границ Лота №4 v4.1) с раскрытием до позиций:</w:t>
-      </w:r>
-    </w:p>
-    <w:p>
-      <w:r>
-        <w:rPr>
-          <w:sz w:val="20"/>
-        </w:rPr>
-        <w:t xml:space="preserve">1) Конвейер приёмки пакетов (интерфейс с пакеторазгрузочным конвейером КСМ) — цепной/роликовый, 7 пакетов/ч, тяжёлая серия (2,55 т), с позициями взвешивания и разбраковки.
-2) Весовое оборудование: платформенные конвейерные весы НПВ 3 т (2 шт. — приёмка и контроль комплектации), вагонные весы, автомобильные весы — класс точности «высокий», с поверочными грузами и ЗИП (Прил. №5).
-3) Стенд сверловки проб катодов с автоматизированным отбором (по заданию АСУ) и возвратом листов.
-4) Оборудование защитной упаковки и маркировки: узел контроля/дотяжки увязки (3 ленты), аппликатор/принтеры этикеток (термо Zebra + лазерный).
-5) Автопогрузчики-штабелёры г/п 3,2–5 т — 3 шт. (2 рабочих + 1 резервный; расчёт: 84 приёмка + 84 отгрузка + ~30 % внутренних перемещений ≈ 220 циклов/сут × 4 мин / КИО 0,8 ≈ 18 ч машинного времени/сут), электрические (Li-ion), с терминалами Wi-Fi, сканерами и системой позиционирования; зарядная станция 2–3 поста.
-6) Оборудование ж/д погрузки: вариант А — мостовой кран с автоматической траверсой (захват за профилированные листы) для полувагонов (использование существующего крана ЦЭМ после модернизации — приоритет, ИД разд. 4.2.2); вариант Б — погрузка штабелёрами в крытые вагоны через дверной проём с рампой.
-7) Оборудование автоотгрузки: пост погрузки, направляющие/отбойники, автомобильные весы на выезде.
-8) АСУ/АИС: ПЛК, серверы WMS (гор. резервирование), АРМ оператора, сеть, СПТ (видеонаблюдение зоны — по требованиям Прил. №5 к СПТ: SCADA «Интеллект», глубина архива ≥1,5 мес), ПГС-оповещение.
-9) Ограждение автоматической зоны, калитки СКУД, светозвуковая сигнализация.</w:t>
-      </w:r>
-    </w:p>
-    <w:p>
-      <w:r>
-        <w:rPr>
-          <w:sz w:val="20"/>
-        </w:rPr>
-        <w:t xml:space="preserve">Опросные листы — на весовое оборудование, штабелёры/систему позиционирования, кран-траверсу, конвейер, сверловочный стенд, упаковочно-маркировочное оборудование. Требования к монтажу: самые тяжёлые единицы — мостовой кран (при новом исполнении) и вагонные весы; монтаж в действующем здании с сохранением работы смежных пролётов ЦЭМ.</w:t>
+        <w:t xml:space="preserve">АИС весоизмерения (по Приложению №5)</w:t>
+      </w:r>
+    </w:p>
+    <w:p>
+      <w:r>
+        <w:rPr>
+          <w:sz w:val="20"/>
+        </w:rPr>
+        <w:t xml:space="preserve">Автоматизированная информационная система весоизмерения СГП строится по разделу «Требования к автоматизированным системам весоизмерения материалов и/или транспорта» Приложения №5.</w:t>
+      </w:r>
+    </w:p>
+    <w:p>
+      <w:r>
+        <w:rPr>
+          <w:sz w:val="20"/>
+        </w:rPr>
+        <w:t xml:space="preserve">ТОЧКИ ВЗВЕШИВАНИЯ: (1) платформенные конвейерные весы приёмки — каждый пакет (НПВ 3 т, допусковый контроль 2500 ± 50 кг); (2) контрольные весы комплектации партии; (3) вагонные весы на внутреннем пути (статические либо для взвешивания в движении — тип по схеме учёта); (4) автомобильные весы на выезде. Всё весовое оборудование — класса точности «высокий», с открытыми программными компонентами для автоматической передачи данных; в поставке — калибровочные (поверочные) грузы соответствующего класса и ЗИП на 2 года.</w:t>
+      </w:r>
+    </w:p>
+    <w:p>
+      <w:r>
+        <w:rPr>
+          <w:sz w:val="20"/>
+        </w:rPr>
+        <w:t xml:space="preserve">ФУНКЦИИ АИС: идентификация оператора в каждой точке взвешивания по личному пропуску (СКУД; резерв — учётная запись); получение из систем КГМК информации для учёта; печать результатов (маркировка объекта и сопроводительный документ; два типа принтеров — термопринтер типа Zebra и лазерный); «безадресные» взвешивания по QR-коду с сохранением в центральной БД; передача «безадресных» результатов по REST (форматы сообщений уточняются на этапе реализации); получение результатов с весовых терминалов, дополнение атрибутами и передача в ХТД PIMS; работа круглосуточно, автономность и накопление данных при потере связи с PIMS.</w:t>
+      </w:r>
+    </w:p>
+    <w:p>
+      <w:r>
+        <w:rPr>
+          <w:sz w:val="20"/>
+        </w:rPr>
+        <w:t xml:space="preserve">ИНФРАСТРУКТУРА: связь по Industrial Ethernet (IEEE 802.3/802.11, TCP/IP); в каждой точке — преобразование и передача по оптоволокну либо витой паре, резервирование GSM-модулями; каждый шкаф — с точкой доступа Wi-Fi; линии связи до серверов сбора ХТД PIMS — в объёме проекта, точка подключения — активное сетевое оборудование в помещении серверов PIMS (согласуется с Заказчиком). Электропитание 220 В от АВР с ИБП двойного преобразования ≥20 мин, байпас, SNMP-платы; шкафы IP65 (в техзонах) / IP55 (в помещениях), на цоколе, вандалозащищённые; срок службы ≥10 лет.</w:t>
+      </w:r>
+    </w:p>
+    <w:p>
+      <w:r>
+        <w:rPr>
+          <w:sz w:val="20"/>
+        </w:rPr>
+        <w:t xml:space="preserve">МЕТРОЛОГИЯ: соответствие ФЗ-102 «Об обеспечении единства измерений», ГОСТ Р 8.596-2002, ГОСТ 8.417-2024; все СИ — из Госреестра СИ РФ, с паспортами, методиками поверки и первичной поверкой (непроверенные СИ в поставку не допускаются); коммерческий учёт отгрузки — в сфере государственного регулирования ОЕИ. Установочные чертежи — на каждое СИ.</w:t>
       </w:r>
     </w:p>
     <w:tbl>
@@ -3524,62 +3696,20 @@
               <w:rPr>
                 <w:sz w:val="19"/>
               </w:rPr>
-              <w:t xml:space="preserve">Штабелёры</w:t>
-            </w:r>
-          </w:p>
-        </w:tc>
-        <w:tc>
-          <w:tcPr>
-            <w:tcW w:w="5000" w:type="dxa"/>
-          </w:tcPr>
-          <w:p>
-            <w:r>
-              <w:rPr>
-                <w:sz w:val="19"/>
-              </w:rPr>
-              <w:t xml:space="preserve">3 шт. (2+1) г/п 3,2–5 т, электрические, с позиционированием; ≈220 циклов/сут</w:t>
-            </w:r>
-          </w:p>
-        </w:tc>
-        <w:tc>
-          <w:tcPr>
-            <w:tcW w:w="3038" w:type="dxa"/>
-          </w:tcPr>
-          <w:p>
-            <w:r>
-              <w:rPr>
-                <w:color w:val="666666"/>
-                <w:sz w:val="18"/>
-              </w:rPr>
-              <w:t xml:space="preserve">расчёт БИ</w:t>
-            </w:r>
-          </w:p>
-        </w:tc>
-      </w:tr>
-      <w:tr>
-        <w:tc>
-          <w:tcPr>
-            <w:tcW w:w="3600" w:type="dxa"/>
-          </w:tcPr>
-          <w:p>
-            <w:r>
-              <w:rPr>
-                <w:sz w:val="19"/>
-              </w:rPr>
-              <w:t xml:space="preserve">Весы</w:t>
-            </w:r>
-          </w:p>
-        </w:tc>
-        <w:tc>
-          <w:tcPr>
-            <w:tcW w:w="5000" w:type="dxa"/>
-          </w:tcPr>
-          <w:p>
-            <w:r>
-              <w:rPr>
-                <w:sz w:val="19"/>
-              </w:rPr>
-              <w:t xml:space="preserve">Платформенные НПВ 3 т (2), вагонные, автомобильные — класс «высокий»</w:t>
+              <w:t xml:space="preserve">Точки взвешивания</w:t>
+            </w:r>
+          </w:p>
+        </w:tc>
+        <w:tc>
+          <w:tcPr>
+            <w:tcW w:w="5000" w:type="dxa"/>
+          </w:tcPr>
+          <w:p>
+            <w:r>
+              <w:rPr>
+                <w:sz w:val="19"/>
+              </w:rPr>
+              <w:t xml:space="preserve">Пакетные весы приёмки (НПВ 3 т), контрольные, вагонные, автомобильные — класс «высокий»</w:t>
             </w:r>
           </w:p>
         </w:tc>
@@ -3608,76 +3738,160 @@
               <w:rPr>
                 <w:sz w:val="19"/>
               </w:rPr>
-              <w:t xml:space="preserve">Ж/д погрузка</w:t>
-            </w:r>
-          </w:p>
-        </w:tc>
-        <w:tc>
-          <w:tcPr>
-            <w:tcW w:w="5000" w:type="dxa"/>
-          </w:tcPr>
-          <w:p>
-            <w:r>
-              <w:rPr>
-                <w:sz w:val="19"/>
-              </w:rPr>
-              <w:t xml:space="preserve">Кран с траверсой (полувагоны) / штабелёры (крытые вагоны) — оба варианта в БИ</w:t>
-            </w:r>
-          </w:p>
-        </w:tc>
-        <w:tc>
-          <w:tcPr>
-            <w:tcW w:w="3038" w:type="dxa"/>
-          </w:tcPr>
-          <w:p>
-            <w:r>
-              <w:rPr>
-                <w:color w:val="666666"/>
-                <w:sz w:val="18"/>
-              </w:rPr>
-              <w:t xml:space="preserve">решение БИ; ИД разд. 4.2.2</w:t>
-            </w:r>
-          </w:p>
-        </w:tc>
-      </w:tr>
-      <w:tr>
-        <w:tc>
-          <w:tcPr>
-            <w:tcW w:w="3600" w:type="dxa"/>
-          </w:tcPr>
-          <w:p>
-            <w:r>
-              <w:rPr>
-                <w:sz w:val="19"/>
-              </w:rPr>
-              <w:t xml:space="preserve">Статус позиций</w:t>
-            </w:r>
-          </w:p>
-        </w:tc>
-        <w:tc>
-          <w:tcPr>
-            <w:tcW w:w="5000" w:type="dxa"/>
-          </w:tcPr>
-          <w:p>
-            <w:r>
-              <w:rPr>
-                <w:sz w:val="19"/>
-              </w:rPr>
-              <w:t xml:space="preserve">Всё оборудование — закуп по ТКП; нестандарт — траверса и конвейер приёмки (задания на изготовление)</w:t>
-            </w:r>
-          </w:p>
-        </w:tc>
-        <w:tc>
-          <w:tcPr>
-            <w:tcW w:w="3038" w:type="dxa"/>
-          </w:tcPr>
-          <w:p>
-            <w:r>
-              <w:rPr>
-                <w:color w:val="666666"/>
-                <w:sz w:val="18"/>
-              </w:rPr>
-              <w:t xml:space="preserve">оценка БИ</w:t>
+              <w:t xml:space="preserve">Идентификация</w:t>
+            </w:r>
+          </w:p>
+        </w:tc>
+        <w:tc>
+          <w:tcPr>
+            <w:tcW w:w="5000" w:type="dxa"/>
+          </w:tcPr>
+          <w:p>
+            <w:r>
+              <w:rPr>
+                <w:sz w:val="19"/>
+              </w:rPr>
+              <w:t xml:space="preserve">Личный пропуск через СКУД; резерв — логин/пароль</w:t>
+            </w:r>
+          </w:p>
+        </w:tc>
+        <w:tc>
+          <w:tcPr>
+            <w:tcW w:w="3038" w:type="dxa"/>
+          </w:tcPr>
+          <w:p>
+            <w:r>
+              <w:rPr>
+                <w:color w:val="666666"/>
+                <w:sz w:val="18"/>
+              </w:rPr>
+              <w:t xml:space="preserve">Прил. №5</w:t>
+            </w:r>
+          </w:p>
+        </w:tc>
+      </w:tr>
+      <w:tr>
+        <w:tc>
+          <w:tcPr>
+            <w:tcW w:w="3600" w:type="dxa"/>
+          </w:tcPr>
+          <w:p>
+            <w:r>
+              <w:rPr>
+                <w:sz w:val="19"/>
+              </w:rPr>
+              <w:t xml:space="preserve">Передача данных</w:t>
+            </w:r>
+          </w:p>
+        </w:tc>
+        <w:tc>
+          <w:tcPr>
+            <w:tcW w:w="5000" w:type="dxa"/>
+          </w:tcPr>
+          <w:p>
+            <w:r>
+              <w:rPr>
+                <w:sz w:val="19"/>
+              </w:rPr>
+              <w:t xml:space="preserve">REST («безадресные» по QR), весовые терминалы → атрибуты → ХТД PIMS; автономность при потере связи</w:t>
+            </w:r>
+          </w:p>
+        </w:tc>
+        <w:tc>
+          <w:tcPr>
+            <w:tcW w:w="3038" w:type="dxa"/>
+          </w:tcPr>
+          <w:p>
+            <w:r>
+              <w:rPr>
+                <w:color w:val="666666"/>
+                <w:sz w:val="18"/>
+              </w:rPr>
+              <w:t xml:space="preserve">Прил. №5</w:t>
+            </w:r>
+          </w:p>
+        </w:tc>
+      </w:tr>
+      <w:tr>
+        <w:tc>
+          <w:tcPr>
+            <w:tcW w:w="3600" w:type="dxa"/>
+          </w:tcPr>
+          <w:p>
+            <w:r>
+              <w:rPr>
+                <w:sz w:val="19"/>
+              </w:rPr>
+              <w:t xml:space="preserve">Питание/исполнение</w:t>
+            </w:r>
+          </w:p>
+        </w:tc>
+        <w:tc>
+          <w:tcPr>
+            <w:tcW w:w="5000" w:type="dxa"/>
+          </w:tcPr>
+          <w:p>
+            <w:r>
+              <w:rPr>
+                <w:sz w:val="19"/>
+              </w:rPr>
+              <w:t xml:space="preserve">АВР + ИБП ≥20 мин, SNMP, шкафы IP65/IP55 на цоколе, Wi-Fi точка в каждом шкафу, GSM-резерв</w:t>
+            </w:r>
+          </w:p>
+        </w:tc>
+        <w:tc>
+          <w:tcPr>
+            <w:tcW w:w="3038" w:type="dxa"/>
+          </w:tcPr>
+          <w:p>
+            <w:r>
+              <w:rPr>
+                <w:color w:val="666666"/>
+                <w:sz w:val="18"/>
+              </w:rPr>
+              <w:t xml:space="preserve">Прил. №5</w:t>
+            </w:r>
+          </w:p>
+        </w:tc>
+      </w:tr>
+      <w:tr>
+        <w:tc>
+          <w:tcPr>
+            <w:tcW w:w="3600" w:type="dxa"/>
+          </w:tcPr>
+          <w:p>
+            <w:r>
+              <w:rPr>
+                <w:sz w:val="19"/>
+              </w:rPr>
+              <w:t xml:space="preserve">Комплект</w:t>
+            </w:r>
+          </w:p>
+        </w:tc>
+        <w:tc>
+          <w:tcPr>
+            <w:tcW w:w="5000" w:type="dxa"/>
+          </w:tcPr>
+          <w:p>
+            <w:r>
+              <w:rPr>
+                <w:sz w:val="19"/>
+              </w:rPr>
+              <w:t xml:space="preserve">Поверочные грузы и ЗИП на 2 года — в поставке</w:t>
+            </w:r>
+          </w:p>
+        </w:tc>
+        <w:tc>
+          <w:tcPr>
+            <w:tcW w:w="3038" w:type="dxa"/>
+          </w:tcPr>
+          <w:p>
+            <w:r>
+              <w:rPr>
+                <w:color w:val="666666"/>
+                <w:sz w:val="18"/>
+              </w:rPr>
+              <w:t xml:space="preserve">Прил. №5</w:t>
             </w:r>
           </w:p>
         </w:tc>
@@ -3696,7 +3910,7 @@
           <w:color w:val="444444"/>
           <w:sz w:val="19"/>
         </w:rPr>
-        <w:t xml:space="preserve">ФНП по ПС (приказ Ростехнадзора от 26.11.2020 № 461) — Мостовой кран и съёмные грузозахватные приспособления (траверса) — проектирование, освидетельствование; ТР ТС 010/2011 — Безопасность машин и оборудования — штабелёры, конвейеры; ГОСТ 12.3.020-80 — Процессы перемещения грузов на предприятиях — общие требования безопасности</w:t>
+        <w:t xml:space="preserve">ФЗ-102 от 26.06.2008 — Обеспечение единства измерений; коммерческий учёт — сфера госрегулирования; ГОСТ Р 8.596-2002 — Метрологическое обеспечение измерительных систем; ГОСТ 8.417-2024 — Единицы величин; ГОСТ OIML R 76-1-2011 — Весы неавтоматического действия — класс точности «высокий» (II) для платформенных весов; ГОСТ Р 53228-2008 — Весы неавтоматического действия — метрологические и технические требования; Стандарт на весы для взвешивания транспорта в движении — Для вагонных весов в движении — уточнить номер действующего ГОСТ (взамен ГОСТ 30414-96)</w:t>
       </w:r>
     </w:p>
     <w:p>
@@ -3712,7 +3926,7 @@
         <w:rPr>
           <w:sz w:val="19"/>
         </w:rPr>
-        <w:t xml:space="preserve">Грузоподъёмность и состояние существующего крана ЦЭМ в пролёте СГП — обследование</w:t>
+        <w:t xml:space="preserve">Тип вагонных весов (статика/в движении) и НПВ — по схеме учёта и заданию сбыта</w:t>
       </w:r>
     </w:p>
     <w:p>
@@ -3728,7 +3942,7 @@
         <w:rPr>
           <w:sz w:val="19"/>
         </w:rPr>
-        <w:t xml:space="preserve">Модели штабелёров и системы навигации — по ТКП (2–3 поставщика)</w:t>
+        <w:t xml:space="preserve">Форматы REST-сообщений и атрибутика PIMS — на этапе реализации (по Прил. №5)</w:t>
       </w:r>
     </w:p>
     <w:p>
@@ -3744,7 +3958,7 @@
         <w:rPr>
           <w:sz w:val="19"/>
         </w:rPr>
-        <w:t xml:space="preserve">Конструкция траверсы — после фиксации профиля «перфорации» пакета (интерфейс Лот №3)</w:t>
+        <w:t xml:space="preserve">Выбор конкретных моделей весов и терминалов — согласование с Заказчиком (унификация с площадкой)</w:t>
       </w:r>
     </w:p>
     <w:p>
@@ -3756,47 +3970,55 @@
           <w:b/>
           <w:sz w:val="26"/>
         </w:rPr>
-        <w:t xml:space="preserve">Данные о расходах материалов и энергоресурсов; подключения</w:t>
-      </w:r>
-    </w:p>
-    <w:p>
-      <w:r>
-        <w:rPr>
-          <w:sz w:val="20"/>
-        </w:rPr>
-        <w:t xml:space="preserve">Технологические среды: пар и производственная вода для СГП не требуются; водоснабжение — только хозбытовое (бытовые помещения персонала контроля), водоотведение — бытовое.</w:t>
-      </w:r>
-    </w:p>
-    <w:p>
-      <w:r>
-        <w:rPr>
-          <w:sz w:val="20"/>
-        </w:rPr>
-        <w:t xml:space="preserve">ЭЛЕКТРОЭНЕРГИЯ (0,4 кВ, сведения по Приложению №3): потребители — конвейер приёмки, весовое оборудование, упаковка/маркировка, зарядная станция штабелёров (2–3 поста × 10–20 кВт), АСУ/АИС/СПТ с ИБП, освещение зоны (норма освещённости складской зоны с автоматической техникой и весовых — по СП 52.13330), электрообогрев весовых приямков. Установленная мощность — оценочно 100–200 кВт, уточняется по ТКП; категория надёжности: АСУ/АИС — I (ИБП), прочее — II/III по Прил. №3. Однолинейные схемы, спецификации электрооборудования и ОЛ — в составе БИ (объём по согласованным границам).</w:t>
-      </w:r>
-    </w:p>
-    <w:p>
-      <w:r>
-        <w:rPr>
-          <w:sz w:val="20"/>
-        </w:rPr>
-        <w:t xml:space="preserve">СЖАТЫЙ ВОЗДУХ: только при пневмоинструменте обвязки/аппликаторах — локальный компрессор в комплекте оборудования (магистральный воздух не заводится; уточняется комплектацией).</w:t>
-      </w:r>
-    </w:p>
-    <w:p>
-      <w:r>
-        <w:rPr>
-          <w:sz w:val="20"/>
-        </w:rPr>
-        <w:t xml:space="preserve">МИКРОКЛИМАТ: катодная медь допускает открытое хранение, однако для стабильной работы весов (температурный дрейф), АКБ штабелёров и персонала зона СГП — отапливаемая до +5…+10 °C (дежурное отопление); весовые и операторские помещения — +18 °C. Вентиляция — общеобменная; выбросов и вредностей технологический процесс не создаёт (категория помещений по пожарной опасности — ожидаемо Д, подтверждается расчётом).</w:t>
-      </w:r>
-    </w:p>
-    <w:p>
-      <w:r>
-        <w:rPr>
-          <w:sz w:val="20"/>
-        </w:rPr>
-        <w:t xml:space="preserve">РАСХОДНЫЕ МАТЕРИАЛЫ: лента увязочная коррозионностойкая (дотяжка/замена — норматив по факту освоения), этикетки и риббоны, зарядная инфраструктура АКБ. Нормы расхода упаковочных материалов ИД (табл. 8.5 — «материалы на упаковку по действовавшему аналогу») пересматриваются под новую конфигурацию пакета — определяется поставщиком КСМ (ИД п. 1.3.11).</w:t>
+        <w:t xml:space="preserve">Требования к упаковке и маркировке под морскую транспортировку</w:t>
+      </w:r>
+    </w:p>
+    <w:p>
+      <w:r>
+        <w:rPr>
+          <w:sz w:val="20"/>
+        </w:rPr>
+        <w:t xml:space="preserve">Требования сформированы ИД п. 1.3.11 (требование сбытового блока) и увязаны с конструкцией пакета КСМ:</w:t>
+      </w:r>
+    </w:p>
+    <w:p>
+      <w:r>
+        <w:rPr>
+          <w:sz w:val="20"/>
+        </w:rPr>
+        <w:t xml:space="preserve">1) Увязка: три металлические ленты из материала, устойчивого к коррозии в условиях длительной морской транспортировки и хранения под открытым небом (нержавеющая лента или лента с эквивалентной стойкостью; углеродистая оцинкованная — не допускается как теряющая товарный вид при морской перевозке); замки лент — того же класса стойкости.</w:t>
+      </w:r>
+    </w:p>
+    <w:p>
+      <w:r>
+        <w:rPr>
+          <w:sz w:val="20"/>
+        </w:rPr>
+        <w:t xml:space="preserve">2) Исключение сертифицируемых материалов: хранение и транспортировка должны исключать материалы, требующие особой сертификации или утилизации — деревянные бруски исключены (фитосанитарная обработка по международным нормам не требуется, т.к. дерево не применяется); опора стоп — профилируемые в пределах КСМ катодные листы.</w:t>
+      </w:r>
+    </w:p>
+    <w:p>
+      <w:r>
+        <w:rPr>
+          <w:sz w:val="20"/>
+        </w:rPr>
+        <w:t xml:space="preserve">3) Маркировка: на каждый пакет — две этикетки (боковые), содержание: производитель, марка М00к (Cu-CATH-1), № пакета, № партии/плавки, масса нетто/брутто, дата, штрих/QR-код для АИС; манипуляционные знаки и надписи — по ГОСТ 14192-96; требования регистрации бренда на ЛБМ (форма клейма/маркировки листов) — по контракту сбыта. Печать этикеток — стойкими к УФ и морской атмосфере материалами (термотрансфер).</w:t>
+      </w:r>
+    </w:p>
+    <w:p>
+      <w:r>
+        <w:rPr>
+          <w:sz w:val="20"/>
+        </w:rPr>
+        <w:t xml:space="preserve">4) Защитная упаковка: базово пакеты не укрываются (катодная медь допускает открытое хранение); по требованию контракта — обвязка партии, угловые протекторы под ленты (полимер, не требующий сертификации), исключающие перетирание кромок листов; плёночная упаковка — только по заданию сбыта (утилизируемые материалы согласовать).</w:t>
+      </w:r>
+    </w:p>
+    <w:p>
+      <w:r>
+        <w:rPr>
+          <w:sz w:val="20"/>
+        </w:rPr>
+        <w:t xml:space="preserve">5) Совместимость с логистикой: конфигурация «перфорации» (профилирования) нижних листов обеспечивает работу вилочных захватов и крановых траверс на всей цепочке (СГП → вагон → порт → судно) — интерфейсный документ с поставщиком КСМ (Лот №3) обязателен в составе БИ; допустимая высота штабелирования пакетов при перевозке и в порту — подтвердить прочностью нижнего пакета (испытания при освоении).</w:t>
       </w:r>
     </w:p>
     <w:tbl>
@@ -3874,118 +4096,160 @@
               <w:rPr>
                 <w:sz w:val="19"/>
               </w:rPr>
-              <w:t xml:space="preserve">Электроэнергия</w:t>
-            </w:r>
-          </w:p>
-        </w:tc>
-        <w:tc>
-          <w:tcPr>
-            <w:tcW w:w="5000" w:type="dxa"/>
-          </w:tcPr>
-          <w:p>
-            <w:r>
-              <w:rPr>
-                <w:sz w:val="19"/>
-              </w:rPr>
-              <w:t xml:space="preserve">Оценочно 100–200 кВт установленной; зарядная 2–3 × 10–20 кВт; АСУ/АИС — I категория</w:t>
-            </w:r>
-          </w:p>
-        </w:tc>
-        <w:tc>
-          <w:tcPr>
-            <w:tcW w:w="3038" w:type="dxa"/>
-          </w:tcPr>
-          <w:p>
-            <w:r>
-              <w:rPr>
-                <w:color w:val="666666"/>
-                <w:sz w:val="18"/>
-              </w:rPr>
-              <w:t xml:space="preserve">оценка БИ; Прил. №3, №5</w:t>
-            </w:r>
-          </w:p>
-        </w:tc>
-      </w:tr>
-      <w:tr>
-        <w:tc>
-          <w:tcPr>
-            <w:tcW w:w="3600" w:type="dxa"/>
-          </w:tcPr>
-          <w:p>
-            <w:r>
-              <w:rPr>
-                <w:sz w:val="19"/>
-              </w:rPr>
-              <w:t xml:space="preserve">Пар/вода</w:t>
-            </w:r>
-          </w:p>
-        </w:tc>
-        <w:tc>
-          <w:tcPr>
-            <w:tcW w:w="5000" w:type="dxa"/>
-          </w:tcPr>
-          <w:p>
-            <w:r>
-              <w:rPr>
-                <w:sz w:val="19"/>
-              </w:rPr>
-              <w:t xml:space="preserve">Технологически не требуются; хозбытовые — минимально</w:t>
-            </w:r>
-          </w:p>
-        </w:tc>
-        <w:tc>
-          <w:tcPr>
-            <w:tcW w:w="3038" w:type="dxa"/>
-          </w:tcPr>
-          <w:p>
-            <w:r>
-              <w:rPr>
-                <w:color w:val="666666"/>
-                <w:sz w:val="18"/>
-              </w:rPr>
-              <w:t xml:space="preserve">решение БИ</w:t>
-            </w:r>
-          </w:p>
-        </w:tc>
-      </w:tr>
-      <w:tr>
-        <w:tc>
-          <w:tcPr>
-            <w:tcW w:w="3600" w:type="dxa"/>
-          </w:tcPr>
-          <w:p>
-            <w:r>
-              <w:rPr>
-                <w:sz w:val="19"/>
-              </w:rPr>
-              <w:t xml:space="preserve">Микроклимат</w:t>
-            </w:r>
-          </w:p>
-        </w:tc>
-        <w:tc>
-          <w:tcPr>
-            <w:tcW w:w="5000" w:type="dxa"/>
-          </w:tcPr>
-          <w:p>
-            <w:r>
-              <w:rPr>
-                <w:sz w:val="19"/>
-              </w:rPr>
-              <w:t xml:space="preserve">Дежурное отопление +5…+10 °C; весовые/операторские +18 °C</w:t>
-            </w:r>
-          </w:p>
-        </w:tc>
-        <w:tc>
-          <w:tcPr>
-            <w:tcW w:w="3038" w:type="dxa"/>
-          </w:tcPr>
-          <w:p>
-            <w:r>
-              <w:rPr>
-                <w:color w:val="666666"/>
-                <w:sz w:val="18"/>
-              </w:rPr>
-              <w:t xml:space="preserve">решение БИ</w:t>
+              <w:t xml:space="preserve">Увязка</w:t>
+            </w:r>
+          </w:p>
+        </w:tc>
+        <w:tc>
+          <w:tcPr>
+            <w:tcW w:w="5000" w:type="dxa"/>
+          </w:tcPr>
+          <w:p>
+            <w:r>
+              <w:rPr>
+                <w:sz w:val="19"/>
+              </w:rPr>
+              <w:t xml:space="preserve">3 коррозионностойкие металлические ленты + стойкие замки</w:t>
+            </w:r>
+          </w:p>
+        </w:tc>
+        <w:tc>
+          <w:tcPr>
+            <w:tcW w:w="3038" w:type="dxa"/>
+          </w:tcPr>
+          <w:p>
+            <w:r>
+              <w:rPr>
+                <w:color w:val="666666"/>
+                <w:sz w:val="18"/>
+              </w:rPr>
+              <w:t xml:space="preserve">ИД п. 1.3.11; ТЗ п. 5.3</w:t>
+            </w:r>
+          </w:p>
+        </w:tc>
+      </w:tr>
+      <w:tr>
+        <w:tc>
+          <w:tcPr>
+            <w:tcW w:w="3600" w:type="dxa"/>
+          </w:tcPr>
+          <w:p>
+            <w:r>
+              <w:rPr>
+                <w:sz w:val="19"/>
+              </w:rPr>
+              <w:t xml:space="preserve">Без дерева</w:t>
+            </w:r>
+          </w:p>
+        </w:tc>
+        <w:tc>
+          <w:tcPr>
+            <w:tcW w:w="5000" w:type="dxa"/>
+          </w:tcPr>
+          <w:p>
+            <w:r>
+              <w:rPr>
+                <w:sz w:val="19"/>
+              </w:rPr>
+              <w:t xml:space="preserve">Опора — профилированные катодные листы; материалы особой сертификации/утилизации исключены</w:t>
+            </w:r>
+          </w:p>
+        </w:tc>
+        <w:tc>
+          <w:tcPr>
+            <w:tcW w:w="3038" w:type="dxa"/>
+          </w:tcPr>
+          <w:p>
+            <w:r>
+              <w:rPr>
+                <w:color w:val="666666"/>
+                <w:sz w:val="18"/>
+              </w:rPr>
+              <w:t xml:space="preserve">ИД п. 1.3.11</w:t>
+            </w:r>
+          </w:p>
+        </w:tc>
+      </w:tr>
+      <w:tr>
+        <w:tc>
+          <w:tcPr>
+            <w:tcW w:w="3600" w:type="dxa"/>
+          </w:tcPr>
+          <w:p>
+            <w:r>
+              <w:rPr>
+                <w:sz w:val="19"/>
+              </w:rPr>
+              <w:t xml:space="preserve">Маркировка</w:t>
+            </w:r>
+          </w:p>
+        </w:tc>
+        <w:tc>
+          <w:tcPr>
+            <w:tcW w:w="5000" w:type="dxa"/>
+          </w:tcPr>
+          <w:p>
+            <w:r>
+              <w:rPr>
+                <w:sz w:val="19"/>
+              </w:rPr>
+              <w:t xml:space="preserve">Этикетки с QR (2 шт./пакет), знаки по ГОСТ 14192-96, данные партии и массы из АИС</w:t>
+            </w:r>
+          </w:p>
+        </w:tc>
+        <w:tc>
+          <w:tcPr>
+            <w:tcW w:w="3038" w:type="dxa"/>
+          </w:tcPr>
+          <w:p>
+            <w:r>
+              <w:rPr>
+                <w:color w:val="666666"/>
+                <w:sz w:val="18"/>
+              </w:rPr>
+              <w:t xml:space="preserve">решение БИ; Прил. №5</w:t>
+            </w:r>
+          </w:p>
+        </w:tc>
+      </w:tr>
+      <w:tr>
+        <w:tc>
+          <w:tcPr>
+            <w:tcW w:w="3600" w:type="dxa"/>
+          </w:tcPr>
+          <w:p>
+            <w:r>
+              <w:rPr>
+                <w:sz w:val="19"/>
+              </w:rPr>
+              <w:t xml:space="preserve">Условия</w:t>
+            </w:r>
+          </w:p>
+        </w:tc>
+        <w:tc>
+          <w:tcPr>
+            <w:tcW w:w="5000" w:type="dxa"/>
+          </w:tcPr>
+          <w:p>
+            <w:r>
+              <w:rPr>
+                <w:sz w:val="19"/>
+              </w:rPr>
+              <w:t xml:space="preserve">Длительная морская транспортировка и хранение под открытым небом</w:t>
+            </w:r>
+          </w:p>
+        </w:tc>
+        <w:tc>
+          <w:tcPr>
+            <w:tcW w:w="3038" w:type="dxa"/>
+          </w:tcPr>
+          <w:p>
+            <w:r>
+              <w:rPr>
+                <w:color w:val="666666"/>
+                <w:sz w:val="18"/>
+              </w:rPr>
+              <w:t xml:space="preserve">ИД п. 1.3.11</w:t>
             </w:r>
           </w:p>
         </w:tc>
@@ -4004,7 +4268,7 @@
           <w:color w:val="444444"/>
           <w:sz w:val="19"/>
         </w:rPr>
-        <w:t xml:space="preserve">Приложение №3 к ТЗ — Сведения по электрооборудованию, однолинейные схемы, ОЛ; СП 52.13330 (актуальная редакция) — Естественное и искусственное освещение — нормы для зон автоматической техники и весовых; ПУЭ (изд. 7) — Электроустановки зарядной станции АКБ (выделение водорода при заряде — вентиляция зарядной)</w:t>
+        <w:t xml:space="preserve">ГОСТ 14192-96 — Маркировка грузов — манипуляционные знаки, транспортная маркировка; ГОСТ 21650-76 — Средства скрепления тарно-штучных грузов в транспортных пакетах — применимость к лентам увязки (проверить актуальность); ГОСТ 24597-81 — Пакеты тарно-штучных грузов — основные параметры (справочно для габаритов пакета)</w:t>
       </w:r>
     </w:p>
     <w:p>
@@ -4020,7 +4284,7 @@
         <w:rPr>
           <w:sz w:val="19"/>
         </w:rPr>
-        <w:t xml:space="preserve">ТУ на подключение электроэнергии — при БИ/ОТР</w:t>
+        <w:t xml:space="preserve">Спецификация ленты (марка стали, сечение, усилие натяжения) — по ТКП поставщика КСМ/обвязочного оборудования</w:t>
       </w:r>
     </w:p>
     <w:p>
@@ -4036,7 +4300,7 @@
         <w:rPr>
           <w:sz w:val="19"/>
         </w:rPr>
-        <w:t xml:space="preserve">Точная установленная мощность — по спецификации после ТКП</w:t>
+        <w:t xml:space="preserve">Требования конкретного контракта сбыта (клеймение листов, форма этикетки ЛБМ) — от сбытового блока</w:t>
       </w:r>
     </w:p>
     <w:p>
@@ -4048,31 +4312,47 @@
           <w:b/>
           <w:sz w:val="26"/>
         </w:rPr>
-        <w:t xml:space="preserve">Стоимость поставки по Лоту №4 (порядок формирования)</w:t>
-      </w:r>
-    </w:p>
-    <w:p>
-      <w:r>
-        <w:rPr>
-          <w:sz w:val="20"/>
-        </w:rPr>
-        <w:t xml:space="preserve">В составе БИ приводится: (1) стоимость оборудования по данным ТКП потенциальных поставщиков — не менее 2–3 на каждую позицию (весовое оборудование, штабелёры с системой позиционирования, конвейер приёмки, кран-траверса, упаковка/маркировка, АСУ/АИС); (2) оценка общей стоимости комплектной поставки технологического оборудования в границах п. 6.2 ТЗ v3.6 (в v4.1 — п. 7.x, сверить по перечню границ Лота №4 v4.1).</w:t>
-      </w:r>
-    </w:p>
-    <w:p>
-      <w:r>
-        <w:rPr>
-          <w:sz w:val="20"/>
-        </w:rPr>
-        <w:t xml:space="preserve">Рекомендуемая пакетность запросов: пакет «интралогистика» (штабелёры + навигация + WMS-ППО) — у одного интегратора с ответственностью за сквозной алгоритм адресного хранения; пакет «весовое хозяйство + АИС» — у поставщика, унифицированного с площадкой КГМК (требование Прил. №5 об унификации и согласовании выбора); пакет «ж/д погрузка» (кран/траверса/вагонные весы). В ТКП включить гарантии производительности (7 пакетов/ч приёмка, 84 пакета/сут отгрузка), точности учёта (класс «высокий») и доступности системы (KPI автоматического режима).</w:t>
-      </w:r>
-    </w:p>
-    <w:p>
-      <w:r>
-        <w:rPr>
-          <w:sz w:val="20"/>
-        </w:rPr>
-        <w:t xml:space="preserve">Стоимостные данные не приводятся до получения ТКП.</w:t>
+        <w:t xml:space="preserve">Принципиальная технологическая схема (PFD)</w:t>
+      </w:r>
+    </w:p>
+    <w:p>
+      <w:r>
+        <w:rPr>
+          <w:sz w:val="20"/>
+        </w:rPr>
+        <w:t xml:space="preserve">Для Лота №4 по ТЗ выполняется PFD с указанием границ проектирования (схемы P&amp;ID для СГП ТЗ не требует). Состав PFD:</w:t>
+      </w:r>
+    </w:p>
+    <w:p>
+      <w:r>
+        <w:rPr>
+          <w:sz w:val="20"/>
+        </w:rPr>
+        <w:t xml:space="preserve">ПОТОК ПРОДУКЦИИ: выходной конвейер КСМ → передаточные ворота (граница) → конвейер приёмки → весы поштучного взвешивания (класс «высокий») → позиция разбраковки/сверловки проб → узел контроля увязки и маркировки → позиция выдачи на штабелёр → зона адресного хранения (1200 пакетов, 2 яруса) → комплектация партии → фронт ж/д (кран-траверса или штабелёр; вагонные весы) / фронт авто (штабелёр; автомобильные весы) → ворота отгрузки (граница).</w:t>
+      </w:r>
+    </w:p>
+    <w:p>
+      <w:r>
+        <w:rPr>
+          <w:sz w:val="20"/>
+        </w:rPr>
+        <w:t xml:space="preserve">ИНФОРМАЦИОННЫЕ ПОТОКИ (наносятся на PFD пунктиром): ИС КСМ → АСУ СГП (атрибуты пакета); АСУ СГП ↔ АИС весоизмерения ↔ ХТД PIMS; АСУ СГП → единая диспетчерская; СКУД → АИС (идентификация).</w:t>
+      </w:r>
+    </w:p>
+    <w:p>
+      <w:r>
+        <w:rPr>
+          <w:sz w:val="20"/>
+        </w:rPr>
+        <w:t xml:space="preserve">ЭНЕРГОПОТОКИ: электроэнергия 0,4 кВ (конвейер, весы, зарядная станция штабелёров, маркировка), сжатый воздух (обвязка/маркировка — при необходимости по выбранному оборудованию), без технологического пара и воды.</w:t>
+      </w:r>
+    </w:p>
+    <w:p>
+      <w:r>
+        <w:rPr>
+          <w:sz w:val="20"/>
+        </w:rPr>
+        <w:t xml:space="preserve">На схеме указываются: производительности (3,5–7 пакетов/ч приёмка; 84 пакета/сут отгрузка), ёмкость хранения (1200 пакетов / 3000 т), режимы (приёмка 358 сут, отгрузка по графику подачи).</w:t>
       </w:r>
     </w:p>
     <w:tbl>
@@ -4150,6 +4430,3953 @@
               <w:rPr>
                 <w:sz w:val="19"/>
               </w:rPr>
+              <w:t xml:space="preserve">Границы на PFD</w:t>
+            </w:r>
+          </w:p>
+        </w:tc>
+        <w:tc>
+          <w:tcPr>
+            <w:tcW w:w="5000" w:type="dxa"/>
+          </w:tcPr>
+          <w:p>
+            <w:r>
+              <w:rPr>
+                <w:sz w:val="19"/>
+              </w:rPr>
+              <w:t xml:space="preserve">Передаточные ворота (вход); ворота ж/д и авто отгрузки (выход)</w:t>
+            </w:r>
+          </w:p>
+        </w:tc>
+        <w:tc>
+          <w:tcPr>
+            <w:tcW w:w="3038" w:type="dxa"/>
+          </w:tcPr>
+          <w:p>
+            <w:r>
+              <w:rPr>
+                <w:color w:val="666666"/>
+                <w:sz w:val="18"/>
+              </w:rPr>
+              <w:t xml:space="preserve">ТЗ v3.6 п. 6.2 (в v4.1 — п. 7.x, сверить по перечню границ Лота №4 v4.1)</w:t>
+            </w:r>
+          </w:p>
+        </w:tc>
+      </w:tr>
+      <w:tr>
+        <w:tc>
+          <w:tcPr>
+            <w:tcW w:w="3600" w:type="dxa"/>
+          </w:tcPr>
+          <w:p>
+            <w:r>
+              <w:rPr>
+                <w:sz w:val="19"/>
+              </w:rPr>
+              <w:t xml:space="preserve">P&amp;ID</w:t>
+            </w:r>
+          </w:p>
+        </w:tc>
+        <w:tc>
+          <w:tcPr>
+            <w:tcW w:w="5000" w:type="dxa"/>
+          </w:tcPr>
+          <w:p>
+            <w:r>
+              <w:rPr>
+                <w:sz w:val="19"/>
+              </w:rPr>
+              <w:t xml:space="preserve">Не требуется по ТЗ для Лота №4 (только PFD и схема КТС АСУ)</w:t>
+            </w:r>
+          </w:p>
+        </w:tc>
+        <w:tc>
+          <w:tcPr>
+            <w:tcW w:w="3038" w:type="dxa"/>
+          </w:tcPr>
+          <w:p>
+            <w:r>
+              <w:rPr>
+                <w:color w:val="666666"/>
+                <w:sz w:val="18"/>
+              </w:rPr>
+              <w:t xml:space="preserve">ТЗ v3.6 п. 6.4 (в v4.1 — п. 7.x, сверить по перечню границ Лота №4 v4.1)</w:t>
+            </w:r>
+          </w:p>
+        </w:tc>
+      </w:tr>
+    </w:tbl>
+    <w:p>
+      <w:pPr>
+        <w:pStyle w:val="Heading2"/>
+      </w:pPr>
+      <w:r>
+        <w:rPr>
+          <w:b/>
+          <w:sz w:val="26"/>
+        </w:rPr>
+        <w:t xml:space="preserve">Перечень чертежей графической части и приложений</w:t>
+      </w:r>
+    </w:p>
+    <w:p>
+      <w:r>
+        <w:rPr>
+          <w:sz w:val="20"/>
+        </w:rPr>
+        <w:t xml:space="preserve">Состав графической части — по ТЗ v4.1 («Требования к составу и содержанию БИ по СГП»); количество листов — оценка БИ; оформление — по ГОСТ Р 21.101-2020. P&amp;ID для Лота №4 ТЗ не требует (только PFD и схема КТС АСУ).</w:t>
+      </w:r>
+    </w:p>
+    <w:p>
+      <w:r>
+        <w:rPr>
+          <w:sz w:val="20"/>
+        </w:rPr>
+        <w:t xml:space="preserve">Г-1. PFD СГП с границами проектирования и информационными потоками — 1 лист.
+Г-2. Компоновочный план СГП (базовый сценарий — новый склад ~32 тыс. м³): зонирование, адресная разметка (600 позиций в плане), проезды 3,5–4,0 м, сетка колонн 6/12 м, привязка к осям и отметкам; разрезы по зоне хранения и ж/д фронту — 2–3 листа.
+Г-2а. Компоновка резервного сценария А в ЦЭМ (пролёты 24 м, оси 1–32) — 1–2 листа.
+Г-3. План ж/д и автомобильного фронтов с весовыми зонами, пандусами, ограждениями и демаркацией (Прил. №5) — 1 лист.
+Г-4. Планы с предварительными нагрузками на полы и конструкции (стопы 49,1/58,9 кПа; колесо штабелёра 3,5–4,5 тс; крановые — по ТКП/обследованию) — 1–2 листа.
+Г-5. Планы фундаментов весового оборудования и конвейера с предварительными динамическими нагрузками (с запасом) — 1–2 листа.
+Г-6. Требования к монтажу: схема монтажных зон, проёмов и путей подачи тяжёлых единиц — 1 лист.
+Г-7. Схема комплекса технических средств АСУ СГП (трёхуровневая: датчики/приводы — ПЛК — серверы WMS/АРМ; интеграции ИС КСМ, АИС, ХТД PIMS, СКУД, единая диспетчерская) — 1 лист.
+Г-8. Структурная схема АИС весоизмерения: 4 точки взвешивания, каналы связи (оптоволокно/витая пара, Wi-Fi в каждом шкафу, GSM-резерв) — 1 лист.
+Г-9. Однолинейная схема электроснабжения 0,4 кВ СГП с итогами расчёта нагрузок — 1 лист (объём по Прил. №3 — по протоколу границ).</w:t>
+      </w:r>
+    </w:p>
+    <w:p>
+      <w:r>
+        <w:rPr>
+          <w:sz w:val="20"/>
+        </w:rPr>
+        <w:t xml:space="preserve">ПРИЛОЖЕНИЯ к ПЗ: спецификация оборудования (раздел «Спецификация»), комплект опросных листов (8 комплектов), ведомость ТКП, интерфейсные протоколы (Лот №3, сбытовой блок), таблица монтажных масс.</w:t>
+      </w:r>
+    </w:p>
+    <w:p>
+      <w:r>
+        <w:rPr>
+          <w:sz w:val="20"/>
+        </w:rPr>
+        <w:t xml:space="preserve">Итого графическая часть — ориентировочно 11–14 листов.</w:t>
+      </w:r>
+    </w:p>
+    <w:tbl>
+      <w:tblPr>
+        <w:tblW w:w="11638" w:type="dxa"/>
+        <w:tblBorders>
+          <w:top w:val="single" w:sz="4" w:color="C9C9C9"/>
+          <w:left w:val="single" w:sz="4" w:color="C9C9C9"/>
+          <w:bottom w:val="single" w:sz="4" w:color="C9C9C9"/>
+          <w:right w:val="single" w:sz="4" w:color="C9C9C9"/>
+          <w:insideH w:val="single" w:sz="4" w:color="C9C9C9"/>
+          <w:insideV w:val="single" w:sz="4" w:color="C9C9C9"/>
+        </w:tblBorders>
+        <w:tblLayout w:type="fixed"/>
+      </w:tblPr>
+      <w:tblGrid>
+        <w:gridCol w:w="3600"/>
+        <w:gridCol w:w="5000"/>
+        <w:gridCol w:w="3038"/>
+      </w:tblGrid>
+      <w:tr>
+        <w:tc>
+          <w:tcPr>
+            <w:tcW w:w="3600" w:type="dxa"/>
+            <w:shd w:val="clear" w:fill="EFEFEF"/>
+          </w:tcPr>
+          <w:p>
+            <w:r>
+              <w:rPr>
+                <w:b/>
+                <w:sz w:val="19"/>
+              </w:rPr>
+              <w:t xml:space="preserve">Параметр</w:t>
+            </w:r>
+          </w:p>
+        </w:tc>
+        <w:tc>
+          <w:tcPr>
+            <w:tcW w:w="5000" w:type="dxa"/>
+            <w:shd w:val="clear" w:fill="EFEFEF"/>
+          </w:tcPr>
+          <w:p>
+            <w:r>
+              <w:rPr>
+                <w:b/>
+                <w:sz w:val="19"/>
+              </w:rPr>
+              <w:t xml:space="preserve">Значение</w:t>
+            </w:r>
+          </w:p>
+        </w:tc>
+        <w:tc>
+          <w:tcPr>
+            <w:tcW w:w="3038" w:type="dxa"/>
+            <w:shd w:val="clear" w:fill="EFEFEF"/>
+          </w:tcPr>
+          <w:p>
+            <w:r>
+              <w:rPr>
+                <w:b/>
+                <w:sz w:val="19"/>
+              </w:rPr>
+              <w:t xml:space="preserve">Источник</w:t>
+            </w:r>
+          </w:p>
+        </w:tc>
+      </w:tr>
+      <w:tr>
+        <w:tc>
+          <w:tcPr>
+            <w:tcW w:w="3600" w:type="dxa"/>
+          </w:tcPr>
+          <w:p>
+            <w:r>
+              <w:rPr>
+                <w:sz w:val="19"/>
+              </w:rPr>
+              <w:t xml:space="preserve">Состав</w:t>
+            </w:r>
+          </w:p>
+        </w:tc>
+        <w:tc>
+          <w:tcPr>
+            <w:tcW w:w="5000" w:type="dxa"/>
+          </w:tcPr>
+          <w:p>
+            <w:r>
+              <w:rPr>
+                <w:sz w:val="19"/>
+              </w:rPr>
+              <w:t xml:space="preserve">9 групп чертежей (Г-1…Г-9) + 5 приложений; ориентировочно 11–14 листов</w:t>
+            </w:r>
+          </w:p>
+        </w:tc>
+        <w:tc>
+          <w:tcPr>
+            <w:tcW w:w="3038" w:type="dxa"/>
+          </w:tcPr>
+          <w:p>
+            <w:r>
+              <w:rPr>
+                <w:color w:val="666666"/>
+                <w:sz w:val="18"/>
+              </w:rPr>
+              <w:t xml:space="preserve">решение БИ; состав по ТЗ v4.1</w:t>
+            </w:r>
+          </w:p>
+        </w:tc>
+      </w:tr>
+      <w:tr>
+        <w:tc>
+          <w:tcPr>
+            <w:tcW w:w="3600" w:type="dxa"/>
+          </w:tcPr>
+          <w:p>
+            <w:r>
+              <w:rPr>
+                <w:sz w:val="19"/>
+              </w:rPr>
+              <w:t xml:space="preserve">P&amp;ID</w:t>
+            </w:r>
+          </w:p>
+        </w:tc>
+        <w:tc>
+          <w:tcPr>
+            <w:tcW w:w="5000" w:type="dxa"/>
+          </w:tcPr>
+          <w:p>
+            <w:r>
+              <w:rPr>
+                <w:sz w:val="19"/>
+              </w:rPr>
+              <w:t xml:space="preserve">Не требуется для Лота №4 (только PFD и схема КТС АСУ)</w:t>
+            </w:r>
+          </w:p>
+        </w:tc>
+        <w:tc>
+          <w:tcPr>
+            <w:tcW w:w="3038" w:type="dxa"/>
+          </w:tcPr>
+          <w:p>
+            <w:r>
+              <w:rPr>
+                <w:color w:val="666666"/>
+                <w:sz w:val="18"/>
+              </w:rPr>
+              <w:t xml:space="preserve">ТЗ v4.1, состав БИ по СГП</w:t>
+            </w:r>
+          </w:p>
+        </w:tc>
+      </w:tr>
+    </w:tbl>
+    <w:p>
+      <w:r>
+        <w:rPr>
+          <w:b/>
+          <w:sz w:val="19"/>
+        </w:rPr>
+        <w:t xml:space="preserve">Нормативная база: </w:t>
+      </w:r>
+      <w:r>
+        <w:rPr>
+          <w:color w:val="444444"/>
+          <w:sz w:val="19"/>
+        </w:rPr>
+        <w:t xml:space="preserve">ГОСТ Р 21.101-2020 — Основные требования к проектной и рабочей документации — оформление листов БИ</w:t>
+      </w:r>
+    </w:p>
+    <w:p>
+      <w:r>
+        <w:rPr>
+          <w:b/>
+          <w:color w:val="8A6200"/>
+          <w:sz w:val="19"/>
+        </w:rPr>
+        <w:t xml:space="preserve">— определяется на стадии БИ: </w:t>
+      </w:r>
+      <w:r>
+        <w:rPr>
+          <w:sz w:val="19"/>
+        </w:rPr>
+        <w:t xml:space="preserve">Форматы и масштабы листов — согласовать со стандартом оформления Заказчика (запросить шаблоны)</w:t>
+      </w:r>
+    </w:p>
+    <w:p>
+      <w:pPr>
+        <w:pStyle w:val="Heading2"/>
+      </w:pPr>
+      <w:r>
+        <w:rPr>
+          <w:b/>
+          <w:sz w:val="26"/>
+        </w:rPr>
+        <w:t xml:space="preserve">Перечень основного и вспомогательного оборудования</w:t>
+      </w:r>
+    </w:p>
+    <w:p>
+      <w:r>
+        <w:rPr>
+          <w:sz w:val="20"/>
+        </w:rPr>
+        <w:t xml:space="preserve">Состав по ТЗ v3.6 п. 6.3 (в v4.1 — п. 7.x, сверить по перечню границ Лота №4 v4.1) с раскрытием до позиций:</w:t>
+      </w:r>
+    </w:p>
+    <w:p>
+      <w:r>
+        <w:rPr>
+          <w:sz w:val="20"/>
+        </w:rPr>
+        <w:t xml:space="preserve">1) Конвейер приёмки пакетов (интерфейс с пакеторазгрузочным конвейером КСМ) — цепной/роликовый, 7 пакетов/ч, тяжёлая серия (2,55 т), с позициями взвешивания и разбраковки.
+2) Весовое оборудование: платформенные конвейерные весы НПВ 3 т (2 шт. — приёмка и контроль комплектации), вагонные весы, автомобильные весы — класс точности «высокий», с поверочными грузами и ЗИП (Прил. №5).
+3) Стенд сверловки проб катодов с автоматизированным отбором (по заданию АСУ) и возвратом листов.
+4) Оборудование защитной упаковки и маркировки: узел контроля/дотяжки увязки (3 ленты), аппликатор/принтеры этикеток (термо Zebra + лазерный).
+5) Автопогрузчики-штабелёры г/п 3,2–5 т — 3 шт. (2 рабочих + 1 резервный; расчёт: 84 приёмка + 84 отгрузка + ~30 % внутренних перемещений ≈ 220 циклов/сут × 4 мин / КИО 0,8 ≈ 18 ч машинного времени/сут), электрические (Li-ion), с терминалами Wi-Fi, сканерами и системой позиционирования; зарядная станция 2–3 поста.
+6) Оборудование ж/д погрузки: вариант А — мостовой кран с автоматической траверсой (захват за профилированные листы) для полувагонов (использование существующего крана ЦЭМ после модернизации — приоритет, ИД разд. 4.2.2); вариант Б — погрузка штабелёрами в крытые вагоны через дверной проём с рампой.
+7) Оборудование автоотгрузки: пост погрузки, направляющие/отбойники, автомобильные весы на выезде.
+8) АСУ/АИС: ПЛК, серверы WMS (гор. резервирование), АРМ оператора, сеть, СПТ (видеонаблюдение зоны — по требованиям Прил. №5 к СПТ: SCADA «Интеллект», глубина архива ≥1,5 мес), ПГС-оповещение.
+9) Ограждение автоматической зоны, калитки СКУД, светозвуковая сигнализация.</w:t>
+      </w:r>
+    </w:p>
+    <w:p>
+      <w:r>
+        <w:rPr>
+          <w:sz w:val="20"/>
+        </w:rPr>
+        <w:t xml:space="preserve">Опросные листы — на весовое оборудование, штабелёры/систему позиционирования, кран-траверсу, конвейер, сверловочный стенд, упаковочно-маркировочное оборудование. Требования к монтажу: самые тяжёлые единицы — мостовой кран (при новом исполнении) и вагонные весы; монтаж в действующем здании с сохранением работы смежных пролётов ЦЭМ.</w:t>
+      </w:r>
+    </w:p>
+    <w:tbl>
+      <w:tblPr>
+        <w:tblW w:w="11638" w:type="dxa"/>
+        <w:tblBorders>
+          <w:top w:val="single" w:sz="4" w:color="C9C9C9"/>
+          <w:left w:val="single" w:sz="4" w:color="C9C9C9"/>
+          <w:bottom w:val="single" w:sz="4" w:color="C9C9C9"/>
+          <w:right w:val="single" w:sz="4" w:color="C9C9C9"/>
+          <w:insideH w:val="single" w:sz="4" w:color="C9C9C9"/>
+          <w:insideV w:val="single" w:sz="4" w:color="C9C9C9"/>
+        </w:tblBorders>
+        <w:tblLayout w:type="fixed"/>
+      </w:tblPr>
+      <w:tblGrid>
+        <w:gridCol w:w="3600"/>
+        <w:gridCol w:w="5000"/>
+        <w:gridCol w:w="3038"/>
+      </w:tblGrid>
+      <w:tr>
+        <w:tc>
+          <w:tcPr>
+            <w:tcW w:w="3600" w:type="dxa"/>
+            <w:shd w:val="clear" w:fill="EFEFEF"/>
+          </w:tcPr>
+          <w:p>
+            <w:r>
+              <w:rPr>
+                <w:b/>
+                <w:sz w:val="19"/>
+              </w:rPr>
+              <w:t xml:space="preserve">Параметр</w:t>
+            </w:r>
+          </w:p>
+        </w:tc>
+        <w:tc>
+          <w:tcPr>
+            <w:tcW w:w="5000" w:type="dxa"/>
+            <w:shd w:val="clear" w:fill="EFEFEF"/>
+          </w:tcPr>
+          <w:p>
+            <w:r>
+              <w:rPr>
+                <w:b/>
+                <w:sz w:val="19"/>
+              </w:rPr>
+              <w:t xml:space="preserve">Значение</w:t>
+            </w:r>
+          </w:p>
+        </w:tc>
+        <w:tc>
+          <w:tcPr>
+            <w:tcW w:w="3038" w:type="dxa"/>
+            <w:shd w:val="clear" w:fill="EFEFEF"/>
+          </w:tcPr>
+          <w:p>
+            <w:r>
+              <w:rPr>
+                <w:b/>
+                <w:sz w:val="19"/>
+              </w:rPr>
+              <w:t xml:space="preserve">Источник</w:t>
+            </w:r>
+          </w:p>
+        </w:tc>
+      </w:tr>
+      <w:tr>
+        <w:tc>
+          <w:tcPr>
+            <w:tcW w:w="3600" w:type="dxa"/>
+          </w:tcPr>
+          <w:p>
+            <w:r>
+              <w:rPr>
+                <w:sz w:val="19"/>
+              </w:rPr>
+              <w:t xml:space="preserve">Штабелёры</w:t>
+            </w:r>
+          </w:p>
+        </w:tc>
+        <w:tc>
+          <w:tcPr>
+            <w:tcW w:w="5000" w:type="dxa"/>
+          </w:tcPr>
+          <w:p>
+            <w:r>
+              <w:rPr>
+                <w:sz w:val="19"/>
+              </w:rPr>
+              <w:t xml:space="preserve">3 шт. (2+1) г/п 3,2–5 т, электрические, с позиционированием; ≈220 циклов/сут</w:t>
+            </w:r>
+          </w:p>
+        </w:tc>
+        <w:tc>
+          <w:tcPr>
+            <w:tcW w:w="3038" w:type="dxa"/>
+          </w:tcPr>
+          <w:p>
+            <w:r>
+              <w:rPr>
+                <w:color w:val="666666"/>
+                <w:sz w:val="18"/>
+              </w:rPr>
+              <w:t xml:space="preserve">расчёт БИ</w:t>
+            </w:r>
+          </w:p>
+        </w:tc>
+      </w:tr>
+      <w:tr>
+        <w:tc>
+          <w:tcPr>
+            <w:tcW w:w="3600" w:type="dxa"/>
+          </w:tcPr>
+          <w:p>
+            <w:r>
+              <w:rPr>
+                <w:sz w:val="19"/>
+              </w:rPr>
+              <w:t xml:space="preserve">Весы</w:t>
+            </w:r>
+          </w:p>
+        </w:tc>
+        <w:tc>
+          <w:tcPr>
+            <w:tcW w:w="5000" w:type="dxa"/>
+          </w:tcPr>
+          <w:p>
+            <w:r>
+              <w:rPr>
+                <w:sz w:val="19"/>
+              </w:rPr>
+              <w:t xml:space="preserve">Платформенные НПВ 3 т (2), вагонные, автомобильные — класс «высокий»</w:t>
+            </w:r>
+          </w:p>
+        </w:tc>
+        <w:tc>
+          <w:tcPr>
+            <w:tcW w:w="3038" w:type="dxa"/>
+          </w:tcPr>
+          <w:p>
+            <w:r>
+              <w:rPr>
+                <w:color w:val="666666"/>
+                <w:sz w:val="18"/>
+              </w:rPr>
+              <w:t xml:space="preserve">Прил. №5; решение БИ</w:t>
+            </w:r>
+          </w:p>
+        </w:tc>
+      </w:tr>
+      <w:tr>
+        <w:tc>
+          <w:tcPr>
+            <w:tcW w:w="3600" w:type="dxa"/>
+          </w:tcPr>
+          <w:p>
+            <w:r>
+              <w:rPr>
+                <w:sz w:val="19"/>
+              </w:rPr>
+              <w:t xml:space="preserve">Ж/д погрузка</w:t>
+            </w:r>
+          </w:p>
+        </w:tc>
+        <w:tc>
+          <w:tcPr>
+            <w:tcW w:w="5000" w:type="dxa"/>
+          </w:tcPr>
+          <w:p>
+            <w:r>
+              <w:rPr>
+                <w:sz w:val="19"/>
+              </w:rPr>
+              <w:t xml:space="preserve">Кран с траверсой (полувагоны) / штабелёры (крытые вагоны) — оба варианта в БИ</w:t>
+            </w:r>
+          </w:p>
+        </w:tc>
+        <w:tc>
+          <w:tcPr>
+            <w:tcW w:w="3038" w:type="dxa"/>
+          </w:tcPr>
+          <w:p>
+            <w:r>
+              <w:rPr>
+                <w:color w:val="666666"/>
+                <w:sz w:val="18"/>
+              </w:rPr>
+              <w:t xml:space="preserve">решение БИ; ИД разд. 4.2.2</w:t>
+            </w:r>
+          </w:p>
+        </w:tc>
+      </w:tr>
+      <w:tr>
+        <w:tc>
+          <w:tcPr>
+            <w:tcW w:w="3600" w:type="dxa"/>
+          </w:tcPr>
+          <w:p>
+            <w:r>
+              <w:rPr>
+                <w:sz w:val="19"/>
+              </w:rPr>
+              <w:t xml:space="preserve">Статус позиций</w:t>
+            </w:r>
+          </w:p>
+        </w:tc>
+        <w:tc>
+          <w:tcPr>
+            <w:tcW w:w="5000" w:type="dxa"/>
+          </w:tcPr>
+          <w:p>
+            <w:r>
+              <w:rPr>
+                <w:sz w:val="19"/>
+              </w:rPr>
+              <w:t xml:space="preserve">Всё оборудование — закуп по ТКП; нестандарт — траверса и конвейер приёмки (задания на изготовление)</w:t>
+            </w:r>
+          </w:p>
+        </w:tc>
+        <w:tc>
+          <w:tcPr>
+            <w:tcW w:w="3038" w:type="dxa"/>
+          </w:tcPr>
+          <w:p>
+            <w:r>
+              <w:rPr>
+                <w:color w:val="666666"/>
+                <w:sz w:val="18"/>
+              </w:rPr>
+              <w:t xml:space="preserve">оценка БИ</w:t>
+            </w:r>
+          </w:p>
+        </w:tc>
+      </w:tr>
+    </w:tbl>
+    <w:p>
+      <w:r>
+        <w:rPr>
+          <w:b/>
+          <w:sz w:val="19"/>
+        </w:rPr>
+        <w:t xml:space="preserve">Нормативная база: </w:t>
+      </w:r>
+      <w:r>
+        <w:rPr>
+          <w:color w:val="444444"/>
+          <w:sz w:val="19"/>
+        </w:rPr>
+        <w:t xml:space="preserve">ФНП по ПС (приказ Ростехнадзора от 26.11.2020 № 461) — Мостовой кран и съёмные грузозахватные приспособления (траверса) — проектирование, освидетельствование; ТР ТС 010/2011 — Безопасность машин и оборудования — штабелёры, конвейеры; ГОСТ 12.3.020-80 — Процессы перемещения грузов на предприятиях — общие требования безопасности</w:t>
+      </w:r>
+    </w:p>
+    <w:p>
+      <w:r>
+        <w:rPr>
+          <w:b/>
+          <w:color w:val="8A6200"/>
+          <w:sz w:val="19"/>
+        </w:rPr>
+        <w:t xml:space="preserve">— определяется на стадии БИ: </w:t>
+      </w:r>
+      <w:r>
+        <w:rPr>
+          <w:sz w:val="19"/>
+        </w:rPr>
+        <w:t xml:space="preserve">Грузоподъёмность и состояние существующего крана ЦЭМ в пролёте СГП — обследование</w:t>
+      </w:r>
+    </w:p>
+    <w:p>
+      <w:r>
+        <w:rPr>
+          <w:b/>
+          <w:color w:val="8A6200"/>
+          <w:sz w:val="19"/>
+        </w:rPr>
+        <w:t xml:space="preserve">— определяется на стадии БИ: </w:t>
+      </w:r>
+      <w:r>
+        <w:rPr>
+          <w:sz w:val="19"/>
+        </w:rPr>
+        <w:t xml:space="preserve">Модели штабелёров и системы навигации — по ТКП (2–3 поставщика)</w:t>
+      </w:r>
+    </w:p>
+    <w:p>
+      <w:r>
+        <w:rPr>
+          <w:b/>
+          <w:color w:val="8A6200"/>
+          <w:sz w:val="19"/>
+        </w:rPr>
+        <w:t xml:space="preserve">— определяется на стадии БИ: </w:t>
+      </w:r>
+      <w:r>
+        <w:rPr>
+          <w:sz w:val="19"/>
+        </w:rPr>
+        <w:t xml:space="preserve">Конструкция траверсы — после фиксации профиля «перфорации» пакета (интерфейс Лот №3)</w:t>
+      </w:r>
+    </w:p>
+    <w:p>
+      <w:pPr>
+        <w:pStyle w:val="Heading2"/>
+      </w:pPr>
+      <w:r>
+        <w:rPr>
+          <w:b/>
+          <w:sz w:val="26"/>
+        </w:rPr>
+        <w:t xml:space="preserve">Спецификация оборудования и опросные листы</w:t>
+      </w:r>
+    </w:p>
+    <w:p>
+      <w:r>
+        <w:rPr>
+          <w:sz w:val="20"/>
+        </w:rPr>
+        <w:t xml:space="preserve">По ТЗ v4.1 в состав БИ входят: спецификация основного и вспомогательного технологического оборудования с техническими характеристиками (габариты, масса, энергопотребление) и комплект опросных листов на основное оборудование. Форма спецификации БИ: позиция, наименование, количество, определяющая характеристика, габариты/масса/мощность (на БИ — по каталогам аналогов с пометкой «предварительно», финально — по ТКП), статус (закупка по ТКП / нестандартизированное изготовление).</w:t>
+      </w:r>
+    </w:p>
+    <w:p>
+      <w:r>
+        <w:rPr>
+          <w:sz w:val="20"/>
+        </w:rPr>
+        <w:t xml:space="preserve">ФИКСИРУЕМЫЕ НА БИ ХАРАКТЕРИСТИКИ (сводно из разделов ПЗ): конвейер приёмки — 7 пакетов/ч, единичный груз 2,55 т, тяжёлая серия — 1 к-т; весы платформенные конвейерные НПВ 3 т, класс «высокий» — 2 шт.; весы вагонные НПВ ≥100 т — 1 к-т; весы автомобильные — 1 к-т (НПВ по заданию сбыта); штабелёры г/п 3,2–5 т, Li-ion, терминалы Wi-Fi, сканеры, система позиционирования — 3 шт. (2+1), полная масса 8–11 т; кран мостовой с автоматической траверсой Q ≥3,2 т с учётом траверсы (вариант полувагонов); сверловочный стенд проб — 1; узел контроля/дотяжки увязки (3 ленты) — 1; принтеры этикеток термо (Zebra) + лазерный — по Прил. №5; зарядная станция 2–3 поста × 10–20 кВт; серверы WMS с горячим резервированием — 2; ПЛК REGUL RX00/АБАК; КТС СПТ (видеонаблюдение, глубина архива ≥1,5 мес — Прил. №5); ограждение автоматической зоны с калитками СКУД. Укрупнённый объём сигналов АСУ лота — 200–300 физических I/O с запасом 30 % (сводный расчёт БИ; основа выбора ПЛК и станций в/в).</w:t>
+      </w:r>
+    </w:p>
+    <w:p>
+      <w:r>
+        <w:rPr>
+          <w:sz w:val="20"/>
+        </w:rPr>
+        <w:t xml:space="preserve">ОПРОСНЫЕ ЛИСТЫ (комплект БИ, 8 к-тов): весовое оборудование (4 типа точек взвешивания), штабелёры с системой позиционирования, кран-траверса, конвейер приёмки, сверловочный стенд, упаковочно-маркировочное оборудование, КТС АСУ/АИС (серверы, ПЛК, сеть, ИБП), зарядная станция. В ОЛ включаются гарантии производительности и точности (см. раздел «Испытания») и требование подтверждения соответствия ТР ТС 010/2011.</w:t>
+      </w:r>
+    </w:p>
+    <w:p>
+      <w:r>
+        <w:rPr>
+          <w:sz w:val="20"/>
+        </w:rPr>
+        <w:t xml:space="preserve">НЕСТАНДАРТИЗИРОВАННОЕ ОБОРУДОВАНИЕ: автоматическая траверса (захват за профилированные листы — конфигурация по интерфейсу Лота №3) и конвейер приёмки — задания на проектирование и изготовление с техническими требованиями; эскизный чертёж траверсы — в составе БИ (решение БИ по практике состава Лота №1).</w:t>
+      </w:r>
+    </w:p>
+    <w:p>
+      <w:r>
+        <w:rPr>
+          <w:sz w:val="20"/>
+        </w:rPr>
+        <w:t xml:space="preserve">Габариты, массы и энергопотребление единиц оборудования на БИ не назначаются произвольно: до получения ТКП в графах спецификации проставляется «по ТКП», итоговая редакция — после сбора бюджетных ТКП по основному оборудованию (v4.1).</w:t>
+      </w:r>
+    </w:p>
+    <w:tbl>
+      <w:tblPr>
+        <w:tblW w:w="11638" w:type="dxa"/>
+        <w:tblBorders>
+          <w:top w:val="single" w:sz="4" w:color="C9C9C9"/>
+          <w:left w:val="single" w:sz="4" w:color="C9C9C9"/>
+          <w:bottom w:val="single" w:sz="4" w:color="C9C9C9"/>
+          <w:right w:val="single" w:sz="4" w:color="C9C9C9"/>
+          <w:insideH w:val="single" w:sz="4" w:color="C9C9C9"/>
+          <w:insideV w:val="single" w:sz="4" w:color="C9C9C9"/>
+        </w:tblBorders>
+        <w:tblLayout w:type="fixed"/>
+      </w:tblPr>
+      <w:tblGrid>
+        <w:gridCol w:w="3600"/>
+        <w:gridCol w:w="5000"/>
+        <w:gridCol w:w="3038"/>
+      </w:tblGrid>
+      <w:tr>
+        <w:tc>
+          <w:tcPr>
+            <w:tcW w:w="3600" w:type="dxa"/>
+            <w:shd w:val="clear" w:fill="EFEFEF"/>
+          </w:tcPr>
+          <w:p>
+            <w:r>
+              <w:rPr>
+                <w:b/>
+                <w:sz w:val="19"/>
+              </w:rPr>
+              <w:t xml:space="preserve">Параметр</w:t>
+            </w:r>
+          </w:p>
+        </w:tc>
+        <w:tc>
+          <w:tcPr>
+            <w:tcW w:w="5000" w:type="dxa"/>
+            <w:shd w:val="clear" w:fill="EFEFEF"/>
+          </w:tcPr>
+          <w:p>
+            <w:r>
+              <w:rPr>
+                <w:b/>
+                <w:sz w:val="19"/>
+              </w:rPr>
+              <w:t xml:space="preserve">Значение</w:t>
+            </w:r>
+          </w:p>
+        </w:tc>
+        <w:tc>
+          <w:tcPr>
+            <w:tcW w:w="3038" w:type="dxa"/>
+            <w:shd w:val="clear" w:fill="EFEFEF"/>
+          </w:tcPr>
+          <w:p>
+            <w:r>
+              <w:rPr>
+                <w:b/>
+                <w:sz w:val="19"/>
+              </w:rPr>
+              <w:t xml:space="preserve">Источник</w:t>
+            </w:r>
+          </w:p>
+        </w:tc>
+      </w:tr>
+      <w:tr>
+        <w:tc>
+          <w:tcPr>
+            <w:tcW w:w="3600" w:type="dxa"/>
+          </w:tcPr>
+          <w:p>
+            <w:r>
+              <w:rPr>
+                <w:sz w:val="19"/>
+              </w:rPr>
+              <w:t xml:space="preserve">Объём спецификации</w:t>
+            </w:r>
+          </w:p>
+        </w:tc>
+        <w:tc>
+          <w:tcPr>
+            <w:tcW w:w="5000" w:type="dxa"/>
+          </w:tcPr>
+          <w:p>
+            <w:r>
+              <w:rPr>
+                <w:sz w:val="19"/>
+              </w:rPr>
+              <w:t xml:space="preserve">≈14 групп позиций; характеристики-определители зафиксированы, габариты/массы — по ТКП</w:t>
+            </w:r>
+          </w:p>
+        </w:tc>
+        <w:tc>
+          <w:tcPr>
+            <w:tcW w:w="3038" w:type="dxa"/>
+          </w:tcPr>
+          <w:p>
+            <w:r>
+              <w:rPr>
+                <w:color w:val="666666"/>
+                <w:sz w:val="18"/>
+              </w:rPr>
+              <w:t xml:space="preserve">решение БИ; ТЗ v4.1 (состав БИ)</w:t>
+            </w:r>
+          </w:p>
+        </w:tc>
+      </w:tr>
+      <w:tr>
+        <w:tc>
+          <w:tcPr>
+            <w:tcW w:w="3600" w:type="dxa"/>
+          </w:tcPr>
+          <w:p>
+            <w:r>
+              <w:rPr>
+                <w:sz w:val="19"/>
+              </w:rPr>
+              <w:t xml:space="preserve">Сигналы АСУ</w:t>
+            </w:r>
+          </w:p>
+        </w:tc>
+        <w:tc>
+          <w:tcPr>
+            <w:tcW w:w="5000" w:type="dxa"/>
+          </w:tcPr>
+          <w:p>
+            <w:r>
+              <w:rPr>
+                <w:sz w:val="19"/>
+              </w:rPr>
+              <w:t xml:space="preserve">200–300 физических I/O с запасом 30 % — основа выбора ПЛК</w:t>
+            </w:r>
+          </w:p>
+        </w:tc>
+        <w:tc>
+          <w:tcPr>
+            <w:tcW w:w="3038" w:type="dxa"/>
+          </w:tcPr>
+          <w:p>
+            <w:r>
+              <w:rPr>
+                <w:color w:val="666666"/>
+                <w:sz w:val="18"/>
+              </w:rPr>
+              <w:t xml:space="preserve">сводный расчёт БИ (I/O по лотам); Прил. №5 (запас ≥30 %)</w:t>
+            </w:r>
+          </w:p>
+        </w:tc>
+      </w:tr>
+      <w:tr>
+        <w:tc>
+          <w:tcPr>
+            <w:tcW w:w="3600" w:type="dxa"/>
+          </w:tcPr>
+          <w:p>
+            <w:r>
+              <w:rPr>
+                <w:sz w:val="19"/>
+              </w:rPr>
+              <w:t xml:space="preserve">Нестандарт</w:t>
+            </w:r>
+          </w:p>
+        </w:tc>
+        <w:tc>
+          <w:tcPr>
+            <w:tcW w:w="5000" w:type="dxa"/>
+          </w:tcPr>
+          <w:p>
+            <w:r>
+              <w:rPr>
+                <w:sz w:val="19"/>
+              </w:rPr>
+              <w:t xml:space="preserve">Траверса и конвейер приёмки — задания на изготовление + эскизный чертёж траверсы</w:t>
+            </w:r>
+          </w:p>
+        </w:tc>
+        <w:tc>
+          <w:tcPr>
+            <w:tcW w:w="3038" w:type="dxa"/>
+          </w:tcPr>
+          <w:p>
+            <w:r>
+              <w:rPr>
+                <w:color w:val="666666"/>
+                <w:sz w:val="18"/>
+              </w:rPr>
+              <w:t xml:space="preserve">решение БИ</w:t>
+            </w:r>
+          </w:p>
+        </w:tc>
+      </w:tr>
+      <w:tr>
+        <w:tc>
+          <w:tcPr>
+            <w:tcW w:w="3600" w:type="dxa"/>
+          </w:tcPr>
+          <w:p>
+            <w:r>
+              <w:rPr>
+                <w:sz w:val="19"/>
+              </w:rPr>
+              <w:t xml:space="preserve">Опросные листы</w:t>
+            </w:r>
+          </w:p>
+        </w:tc>
+        <w:tc>
+          <w:tcPr>
+            <w:tcW w:w="5000" w:type="dxa"/>
+          </w:tcPr>
+          <w:p>
+            <w:r>
+              <w:rPr>
+                <w:sz w:val="19"/>
+              </w:rPr>
+              <w:t xml:space="preserve">8 комплектов на основное оборудование, с гарантиями производительности/точности</w:t>
+            </w:r>
+          </w:p>
+        </w:tc>
+        <w:tc>
+          <w:tcPr>
+            <w:tcW w:w="3038" w:type="dxa"/>
+          </w:tcPr>
+          <w:p>
+            <w:r>
+              <w:rPr>
+                <w:color w:val="666666"/>
+                <w:sz w:val="18"/>
+              </w:rPr>
+              <w:t xml:space="preserve">решение БИ; ТЗ v4.1 (состав БИ)</w:t>
+            </w:r>
+          </w:p>
+        </w:tc>
+      </w:tr>
+    </w:tbl>
+    <w:p>
+      <w:r>
+        <w:rPr>
+          <w:b/>
+          <w:sz w:val="19"/>
+        </w:rPr>
+        <w:t xml:space="preserve">Нормативная база: </w:t>
+      </w:r>
+      <w:r>
+        <w:rPr>
+          <w:color w:val="444444"/>
+          <w:sz w:val="19"/>
+        </w:rPr>
+        <w:t xml:space="preserve">ТР ТС 010/2011 — Подтверждение соответствия машин и оборудования — требование в ОЛ/ТКП; ГОСТ 15150-69 — Климатическое исполнение: УХЛ4 для оборудования в отапливаемом корпусе; исполнение у ворот/фронтов — уточнить в ОЛ</w:t>
+      </w:r>
+    </w:p>
+    <w:p>
+      <w:r>
+        <w:rPr>
+          <w:b/>
+          <w:color w:val="8A6200"/>
+          <w:sz w:val="19"/>
+        </w:rPr>
+        <w:t xml:space="preserve">— определяется на стадии БИ: </w:t>
+      </w:r>
+      <w:r>
+        <w:rPr>
+          <w:sz w:val="19"/>
+        </w:rPr>
+        <w:t xml:space="preserve">Перечень «основного оборудования» для опросных листов и бюджетных ТКП — зафиксировать протоколом (граница объёма)</w:t>
+      </w:r>
+    </w:p>
+    <w:p>
+      <w:r>
+        <w:rPr>
+          <w:b/>
+          <w:color w:val="8A6200"/>
+          <w:sz w:val="19"/>
+        </w:rPr>
+        <w:t xml:space="preserve">— определяется на стадии БИ: </w:t>
+      </w:r>
+      <w:r>
+        <w:rPr>
+          <w:sz w:val="19"/>
+        </w:rPr>
+        <w:t xml:space="preserve">Габариты/массы/энергопотребление позиций — заполнить по ТКП (2–3 поставщика на основное оборудование)</w:t>
+      </w:r>
+    </w:p>
+    <w:p>
+      <w:pPr>
+        <w:pStyle w:val="Heading2"/>
+      </w:pPr>
+      <w:r>
+        <w:rPr>
+          <w:b/>
+          <w:sz w:val="26"/>
+        </w:rPr>
+        <w:t xml:space="preserve">Данные о расходах материалов и энергоресурсов; подключения</w:t>
+      </w:r>
+    </w:p>
+    <w:p>
+      <w:r>
+        <w:rPr>
+          <w:sz w:val="20"/>
+        </w:rPr>
+        <w:t xml:space="preserve">Технологические среды: пар и производственная вода для СГП не требуются; водоснабжение — только хозбытовое (бытовые помещения персонала контроля), водоотведение — бытовое.</w:t>
+      </w:r>
+    </w:p>
+    <w:p>
+      <w:r>
+        <w:rPr>
+          <w:sz w:val="20"/>
+        </w:rPr>
+        <w:t xml:space="preserve">ЭЛЕКТРОЭНЕРГИЯ (0,4 кВ, сведения по Приложению №3): потребители — конвейер приёмки, весовое оборудование, упаковка/маркировка, зарядная станция штабелёров (2–3 поста × 10–20 кВт), АСУ/АИС/СПТ с ИБП, освещение зоны (норма освещённости складской зоны с автоматической техникой и весовых — по СП 52.13330), электрообогрев весовых приямков. Установленная мощность — оценочно 100–200 кВт, уточняется по ТКП; категория надёжности: АСУ/АИС — I (ИБП), прочее — II/III по Прил. №3. Однолинейные схемы, спецификации электрооборудования и ОЛ — в составе БИ (объём по согласованным границам).</w:t>
+      </w:r>
+    </w:p>
+    <w:p>
+      <w:r>
+        <w:rPr>
+          <w:sz w:val="20"/>
+        </w:rPr>
+        <w:t xml:space="preserve">СЖАТЫЙ ВОЗДУХ: только при пневмоинструменте обвязки/аппликаторах — локальный компрессор в комплекте оборудования (магистральный воздух не заводится; уточняется комплектацией).</w:t>
+      </w:r>
+    </w:p>
+    <w:p>
+      <w:r>
+        <w:rPr>
+          <w:sz w:val="20"/>
+        </w:rPr>
+        <w:t xml:space="preserve">МИКРОКЛИМАТ: катодная медь допускает открытое хранение, однако для стабильной работы весов (температурный дрейф), АКБ штабелёров и персонала зона СГП — отапливаемая до +5…+10 °C (дежурное отопление); весовые и операторские помещения — +18 °C. Вентиляция — общеобменная; выбросов и вредностей технологический процесс не создаёт (категория помещений по пожарной опасности — ожидаемо Д, подтверждается расчётом).</w:t>
+      </w:r>
+    </w:p>
+    <w:p>
+      <w:r>
+        <w:rPr>
+          <w:sz w:val="20"/>
+        </w:rPr>
+        <w:t xml:space="preserve">РАСХОДНЫЕ МАТЕРИАЛЫ: лента увязочная коррозионностойкая (дотяжка/замена — норматив по факту освоения), этикетки и риббоны, зарядная инфраструктура АКБ. Нормы расхода упаковочных материалов ИД (табл. 8.5 — «материалы на упаковку по действовавшему аналогу») пересматриваются под новую конфигурацию пакета — определяется поставщиком КСМ (ИД п. 1.3.11).</w:t>
+      </w:r>
+    </w:p>
+    <w:p>
+      <w:r>
+        <w:rPr>
+          <w:sz w:val="20"/>
+        </w:rPr>
+        <w:t xml:space="preserve">ГОДОВОЕ ЭЛЕКТРОПОТРЕБЛЕНИЕ (сводка для ТЭП и запроса ТУ): средняя нагрузка СГП по сводному расчёту электрических нагрузок комплекса ≈0,08 МВт; годовое потребление ≈ 0,08 МВт × 8 760 ч = 0,70 млн кВт·ч/год (доминанта — зарядная станция штабелёров, освещение, электрообогрев весовых приямков). Значение согласовано с установленной мощностью 100–200 кВт (коэффициент использования 0,4–0,8) и входит слагаемым в сводную нагрузку комплекса ≈17,3 МВт (доминанта комплекса — выпрямление электроэкстракции Лота №3).</w:t>
+      </w:r>
+    </w:p>
+    <w:tbl>
+      <w:tblPr>
+        <w:tblW w:w="11638" w:type="dxa"/>
+        <w:tblBorders>
+          <w:top w:val="single" w:sz="4" w:color="C9C9C9"/>
+          <w:left w:val="single" w:sz="4" w:color="C9C9C9"/>
+          <w:bottom w:val="single" w:sz="4" w:color="C9C9C9"/>
+          <w:right w:val="single" w:sz="4" w:color="C9C9C9"/>
+          <w:insideH w:val="single" w:sz="4" w:color="C9C9C9"/>
+          <w:insideV w:val="single" w:sz="4" w:color="C9C9C9"/>
+        </w:tblBorders>
+        <w:tblLayout w:type="fixed"/>
+      </w:tblPr>
+      <w:tblGrid>
+        <w:gridCol w:w="3600"/>
+        <w:gridCol w:w="5000"/>
+        <w:gridCol w:w="3038"/>
+      </w:tblGrid>
+      <w:tr>
+        <w:tc>
+          <w:tcPr>
+            <w:tcW w:w="3600" w:type="dxa"/>
+            <w:shd w:val="clear" w:fill="EFEFEF"/>
+          </w:tcPr>
+          <w:p>
+            <w:r>
+              <w:rPr>
+                <w:b/>
+                <w:sz w:val="19"/>
+              </w:rPr>
+              <w:t xml:space="preserve">Параметр</w:t>
+            </w:r>
+          </w:p>
+        </w:tc>
+        <w:tc>
+          <w:tcPr>
+            <w:tcW w:w="5000" w:type="dxa"/>
+            <w:shd w:val="clear" w:fill="EFEFEF"/>
+          </w:tcPr>
+          <w:p>
+            <w:r>
+              <w:rPr>
+                <w:b/>
+                <w:sz w:val="19"/>
+              </w:rPr>
+              <w:t xml:space="preserve">Значение</w:t>
+            </w:r>
+          </w:p>
+        </w:tc>
+        <w:tc>
+          <w:tcPr>
+            <w:tcW w:w="3038" w:type="dxa"/>
+            <w:shd w:val="clear" w:fill="EFEFEF"/>
+          </w:tcPr>
+          <w:p>
+            <w:r>
+              <w:rPr>
+                <w:b/>
+                <w:sz w:val="19"/>
+              </w:rPr>
+              <w:t xml:space="preserve">Источник</w:t>
+            </w:r>
+          </w:p>
+        </w:tc>
+      </w:tr>
+      <w:tr>
+        <w:tc>
+          <w:tcPr>
+            <w:tcW w:w="3600" w:type="dxa"/>
+          </w:tcPr>
+          <w:p>
+            <w:r>
+              <w:rPr>
+                <w:sz w:val="19"/>
+              </w:rPr>
+              <w:t xml:space="preserve">Электроэнергия</w:t>
+            </w:r>
+          </w:p>
+        </w:tc>
+        <w:tc>
+          <w:tcPr>
+            <w:tcW w:w="5000" w:type="dxa"/>
+          </w:tcPr>
+          <w:p>
+            <w:r>
+              <w:rPr>
+                <w:sz w:val="19"/>
+              </w:rPr>
+              <w:t xml:space="preserve">Оценочно 100–200 кВт установленной; зарядная 2–3 × 10–20 кВт; АСУ/АИС — I категория</w:t>
+            </w:r>
+          </w:p>
+        </w:tc>
+        <w:tc>
+          <w:tcPr>
+            <w:tcW w:w="3038" w:type="dxa"/>
+          </w:tcPr>
+          <w:p>
+            <w:r>
+              <w:rPr>
+                <w:color w:val="666666"/>
+                <w:sz w:val="18"/>
+              </w:rPr>
+              <w:t xml:space="preserve">оценка БИ; Прил. №3, №5</w:t>
+            </w:r>
+          </w:p>
+        </w:tc>
+      </w:tr>
+      <w:tr>
+        <w:tc>
+          <w:tcPr>
+            <w:tcW w:w="3600" w:type="dxa"/>
+          </w:tcPr>
+          <w:p>
+            <w:r>
+              <w:rPr>
+                <w:sz w:val="19"/>
+              </w:rPr>
+              <w:t xml:space="preserve">Пар/вода</w:t>
+            </w:r>
+          </w:p>
+        </w:tc>
+        <w:tc>
+          <w:tcPr>
+            <w:tcW w:w="5000" w:type="dxa"/>
+          </w:tcPr>
+          <w:p>
+            <w:r>
+              <w:rPr>
+                <w:sz w:val="19"/>
+              </w:rPr>
+              <w:t xml:space="preserve">Технологически не требуются; хозбытовые — минимально</w:t>
+            </w:r>
+          </w:p>
+        </w:tc>
+        <w:tc>
+          <w:tcPr>
+            <w:tcW w:w="3038" w:type="dxa"/>
+          </w:tcPr>
+          <w:p>
+            <w:r>
+              <w:rPr>
+                <w:color w:val="666666"/>
+                <w:sz w:val="18"/>
+              </w:rPr>
+              <w:t xml:space="preserve">решение БИ</w:t>
+            </w:r>
+          </w:p>
+        </w:tc>
+      </w:tr>
+      <w:tr>
+        <w:tc>
+          <w:tcPr>
+            <w:tcW w:w="3600" w:type="dxa"/>
+          </w:tcPr>
+          <w:p>
+            <w:r>
+              <w:rPr>
+                <w:sz w:val="19"/>
+              </w:rPr>
+              <w:t xml:space="preserve">Микроклимат</w:t>
+            </w:r>
+          </w:p>
+        </w:tc>
+        <w:tc>
+          <w:tcPr>
+            <w:tcW w:w="5000" w:type="dxa"/>
+          </w:tcPr>
+          <w:p>
+            <w:r>
+              <w:rPr>
+                <w:sz w:val="19"/>
+              </w:rPr>
+              <w:t xml:space="preserve">Дежурное отопление +5…+10 °C; весовые/операторские +18 °C</w:t>
+            </w:r>
+          </w:p>
+        </w:tc>
+        <w:tc>
+          <w:tcPr>
+            <w:tcW w:w="3038" w:type="dxa"/>
+          </w:tcPr>
+          <w:p>
+            <w:r>
+              <w:rPr>
+                <w:color w:val="666666"/>
+                <w:sz w:val="18"/>
+              </w:rPr>
+              <w:t xml:space="preserve">решение БИ</w:t>
+            </w:r>
+          </w:p>
+        </w:tc>
+      </w:tr>
+      <w:tr>
+        <w:tc>
+          <w:tcPr>
+            <w:tcW w:w="3600" w:type="dxa"/>
+          </w:tcPr>
+          <w:p>
+            <w:r>
+              <w:rPr>
+                <w:sz w:val="19"/>
+              </w:rPr>
+              <w:t xml:space="preserve">Годовое электропотребление</w:t>
+            </w:r>
+          </w:p>
+        </w:tc>
+        <w:tc>
+          <w:tcPr>
+            <w:tcW w:w="5000" w:type="dxa"/>
+          </w:tcPr>
+          <w:p>
+            <w:r>
+              <w:rPr>
+                <w:sz w:val="19"/>
+              </w:rPr>
+              <w:t xml:space="preserve">≈0,7 млн кВт·ч/год (0,08 МВт ср. × 8 760 ч)</w:t>
+            </w:r>
+          </w:p>
+        </w:tc>
+        <w:tc>
+          <w:tcPr>
+            <w:tcW w:w="3038" w:type="dxa"/>
+          </w:tcPr>
+          <w:p>
+            <w:r>
+              <w:rPr>
+                <w:color w:val="666666"/>
+                <w:sz w:val="18"/>
+              </w:rPr>
+              <w:t xml:space="preserve">сводный расчёт нагрузок комплекса (БИ); арифметика БИ</w:t>
+            </w:r>
+          </w:p>
+        </w:tc>
+      </w:tr>
+    </w:tbl>
+    <w:p>
+      <w:r>
+        <w:rPr>
+          <w:b/>
+          <w:sz w:val="19"/>
+        </w:rPr>
+        <w:t xml:space="preserve">Нормативная база: </w:t>
+      </w:r>
+      <w:r>
+        <w:rPr>
+          <w:color w:val="444444"/>
+          <w:sz w:val="19"/>
+        </w:rPr>
+        <w:t xml:space="preserve">Приложение №3 к ТЗ — Сведения по электрооборудованию, однолинейные схемы, ОЛ; СП 52.13330 (актуальная редакция) — Естественное и искусственное освещение — нормы для зон автоматической техники и весовых; ПУЭ (изд. 7) — Электроустановки зарядной станции АКБ (выделение водорода при заряде — вентиляция зарядной)</w:t>
+      </w:r>
+    </w:p>
+    <w:p>
+      <w:r>
+        <w:rPr>
+          <w:b/>
+          <w:color w:val="8A6200"/>
+          <w:sz w:val="19"/>
+        </w:rPr>
+        <w:t xml:space="preserve">— определяется на стадии БИ: </w:t>
+      </w:r>
+      <w:r>
+        <w:rPr>
+          <w:sz w:val="19"/>
+        </w:rPr>
+        <w:t xml:space="preserve">ТУ на подключение электроэнергии — при БИ/ОТР</w:t>
+      </w:r>
+    </w:p>
+    <w:p>
+      <w:r>
+        <w:rPr>
+          <w:b/>
+          <w:color w:val="8A6200"/>
+          <w:sz w:val="19"/>
+        </w:rPr>
+        <w:t xml:space="preserve">— определяется на стадии БИ: </w:t>
+      </w:r>
+      <w:r>
+        <w:rPr>
+          <w:sz w:val="19"/>
+        </w:rPr>
+        <w:t xml:space="preserve">Точная установленная мощность — по спецификации после ТКП</w:t>
+      </w:r>
+    </w:p>
+    <w:p>
+      <w:pPr>
+        <w:pStyle w:val="Heading2"/>
+      </w:pPr>
+      <w:r>
+        <w:rPr>
+          <w:b/>
+          <w:sz w:val="26"/>
+        </w:rPr>
+        <w:t xml:space="preserve">Предварительные данные по подключению к сетям</w:t>
+      </w:r>
+    </w:p>
+    <w:p>
+      <w:r>
+        <w:rPr>
+          <w:sz w:val="20"/>
+        </w:rPr>
+        <w:t xml:space="preserve">Состав — по ТЗ v4.1 (ПЗ Лота №4: «Предварительные данные по подключении к сетям водо-, энерго-, воздухоснабжения»). Точки подключения зависят от варианта размещения (базис v4.1 — новый склад в комплексе нового строительства; генплан — исходные данные Заказчика) и фиксируются при выдаче задания на корпус.</w:t>
+      </w:r>
+    </w:p>
+    <w:p>
+      <w:r>
+        <w:rPr>
+          <w:sz w:val="20"/>
+        </w:rPr>
+        <w:t xml:space="preserve">ЭЛЕКТРОСНАБЖЕНИЕ: питание 0,4 кВ от КТП нового корпуса склада (сценарий А — от существующих ТП ЦЭМ, резерв мощности — по обследованию); установленная мощность СГП оценочно 100–200 кВт, средняя нагрузка ≈0,08 МВт, годовое потребление ≈0,7 млн кВт·ч (0,08 МВт × 8 760 ч); категории надёжности: I — АСУ/АИС/СПТ (через ИБП: АСУ ≥10 мин, АИС ≥20 мин двойного преобразования, АВР, SNMP), II — конвейер приёмки и весовое хозяйство, III — прочее (уточняется расчётом нагрузок по Прил. №3). Порядок: расчёт нагрузок для запроса ТУ выдаёт БИ; запрос и получение ТУ — зона Заказчика (позиция БИ — не держать график БИ на сроках сетевой организации).</w:t>
+      </w:r>
+    </w:p>
+    <w:p>
+      <w:r>
+        <w:rPr>
+          <w:sz w:val="20"/>
+        </w:rPr>
+        <w:t xml:space="preserve">ВОДОСНАБЖЕНИЕ/ВОДООТВЕДЕНИЕ: технологическая вода не требуется; хозпитьевое водоснабжение и бытовая канализация — только для бытовых/операторских помещений (расход — по штатной численности, определяется на стадии БИ); производственных стоков нет; дождевой сток автофронта — в ливневую сеть площадки (раздел генпроектировщика).</w:t>
+      </w:r>
+    </w:p>
+    <w:p>
+      <w:r>
+        <w:rPr>
+          <w:sz w:val="20"/>
+        </w:rPr>
+        <w:t xml:space="preserve">СЖАТЫЙ ВОЗДУХ: магистральный воздух в СГП не заводится; при пневмоинструменте обвязки/аппликаторах — локальный компрессор в комплекте оборудования (уточняется комплектацией).</w:t>
+      </w:r>
+    </w:p>
+    <w:p>
+      <w:r>
+        <w:rPr>
+          <w:sz w:val="20"/>
+        </w:rPr>
+        <w:t xml:space="preserve">ТЕПЛОСНАБЖЕНИЕ: подключение к тепловой сети корпуса; режимы +5…+10 °C (зона хранения, дежурное) и +18 °C (весовые/операторские); тепловая нагрузка отопления и вентиляции — расчёт генпроектировщика по строительному объёму ~32 тыс. м³.</w:t>
+      </w:r>
+    </w:p>
+    <w:p>
+      <w:r>
+        <w:rPr>
+          <w:sz w:val="20"/>
+        </w:rPr>
+        <w:t xml:space="preserve">СВЯЗЬ/ИТ: ЛВС Industrial Ethernet (IEEE 802.3/802.11); линии до серверов сбора ХТД PIMS — в объёме проекта, точка подключения — активное сетевое оборудование в помещении серверов PIMS (согласуется с Заказчиком); резервирование каналов GSM-модулями; Wi-Fi точка доступа — в каждом весовом шкафу (Прил. №5).</w:t>
+      </w:r>
+    </w:p>
+    <w:tbl>
+      <w:tblPr>
+        <w:tblW w:w="11638" w:type="dxa"/>
+        <w:tblBorders>
+          <w:top w:val="single" w:sz="4" w:color="C9C9C9"/>
+          <w:left w:val="single" w:sz="4" w:color="C9C9C9"/>
+          <w:bottom w:val="single" w:sz="4" w:color="C9C9C9"/>
+          <w:right w:val="single" w:sz="4" w:color="C9C9C9"/>
+          <w:insideH w:val="single" w:sz="4" w:color="C9C9C9"/>
+          <w:insideV w:val="single" w:sz="4" w:color="C9C9C9"/>
+        </w:tblBorders>
+        <w:tblLayout w:type="fixed"/>
+      </w:tblPr>
+      <w:tblGrid>
+        <w:gridCol w:w="3600"/>
+        <w:gridCol w:w="5000"/>
+        <w:gridCol w:w="3038"/>
+      </w:tblGrid>
+      <w:tr>
+        <w:tc>
+          <w:tcPr>
+            <w:tcW w:w="3600" w:type="dxa"/>
+            <w:shd w:val="clear" w:fill="EFEFEF"/>
+          </w:tcPr>
+          <w:p>
+            <w:r>
+              <w:rPr>
+                <w:b/>
+                <w:sz w:val="19"/>
+              </w:rPr>
+              <w:t xml:space="preserve">Параметр</w:t>
+            </w:r>
+          </w:p>
+        </w:tc>
+        <w:tc>
+          <w:tcPr>
+            <w:tcW w:w="5000" w:type="dxa"/>
+            <w:shd w:val="clear" w:fill="EFEFEF"/>
+          </w:tcPr>
+          <w:p>
+            <w:r>
+              <w:rPr>
+                <w:b/>
+                <w:sz w:val="19"/>
+              </w:rPr>
+              <w:t xml:space="preserve">Значение</w:t>
+            </w:r>
+          </w:p>
+        </w:tc>
+        <w:tc>
+          <w:tcPr>
+            <w:tcW w:w="3038" w:type="dxa"/>
+            <w:shd w:val="clear" w:fill="EFEFEF"/>
+          </w:tcPr>
+          <w:p>
+            <w:r>
+              <w:rPr>
+                <w:b/>
+                <w:sz w:val="19"/>
+              </w:rPr>
+              <w:t xml:space="preserve">Источник</w:t>
+            </w:r>
+          </w:p>
+        </w:tc>
+      </w:tr>
+      <w:tr>
+        <w:tc>
+          <w:tcPr>
+            <w:tcW w:w="3600" w:type="dxa"/>
+          </w:tcPr>
+          <w:p>
+            <w:r>
+              <w:rPr>
+                <w:sz w:val="19"/>
+              </w:rPr>
+              <w:t xml:space="preserve">Электроэнергия</w:t>
+            </w:r>
+          </w:p>
+        </w:tc>
+        <w:tc>
+          <w:tcPr>
+            <w:tcW w:w="5000" w:type="dxa"/>
+          </w:tcPr>
+          <w:p>
+            <w:r>
+              <w:rPr>
+                <w:sz w:val="19"/>
+              </w:rPr>
+              <w:t xml:space="preserve">0,4 кВ от КТП корпуса; 100–200 кВт устан.; ср. 0,08 МВт; ≈0,7 млн кВт·ч/год</w:t>
+            </w:r>
+          </w:p>
+        </w:tc>
+        <w:tc>
+          <w:tcPr>
+            <w:tcW w:w="3038" w:type="dxa"/>
+          </w:tcPr>
+          <w:p>
+            <w:r>
+              <w:rPr>
+                <w:color w:val="666666"/>
+                <w:sz w:val="18"/>
+              </w:rPr>
+              <w:t xml:space="preserve">оценка БИ; сводный расчёт нагрузок комплекса</w:t>
+            </w:r>
+          </w:p>
+        </w:tc>
+      </w:tr>
+      <w:tr>
+        <w:tc>
+          <w:tcPr>
+            <w:tcW w:w="3600" w:type="dxa"/>
+          </w:tcPr>
+          <w:p>
+            <w:r>
+              <w:rPr>
+                <w:sz w:val="19"/>
+              </w:rPr>
+              <w:t xml:space="preserve">Вода/стоки</w:t>
+            </w:r>
+          </w:p>
+        </w:tc>
+        <w:tc>
+          <w:tcPr>
+            <w:tcW w:w="5000" w:type="dxa"/>
+          </w:tcPr>
+          <w:p>
+            <w:r>
+              <w:rPr>
+                <w:sz w:val="19"/>
+              </w:rPr>
+              <w:t xml:space="preserve">Только хозбытовые (по штатной численности); производственных стоков нет</w:t>
+            </w:r>
+          </w:p>
+        </w:tc>
+        <w:tc>
+          <w:tcPr>
+            <w:tcW w:w="3038" w:type="dxa"/>
+          </w:tcPr>
+          <w:p>
+            <w:r>
+              <w:rPr>
+                <w:color w:val="666666"/>
+                <w:sz w:val="18"/>
+              </w:rPr>
+              <w:t xml:space="preserve">решение БИ</w:t>
+            </w:r>
+          </w:p>
+        </w:tc>
+      </w:tr>
+      <w:tr>
+        <w:tc>
+          <w:tcPr>
+            <w:tcW w:w="3600" w:type="dxa"/>
+          </w:tcPr>
+          <w:p>
+            <w:r>
+              <w:rPr>
+                <w:sz w:val="19"/>
+              </w:rPr>
+              <w:t xml:space="preserve">Сжатый воздух</w:t>
+            </w:r>
+          </w:p>
+        </w:tc>
+        <w:tc>
+          <w:tcPr>
+            <w:tcW w:w="5000" w:type="dxa"/>
+          </w:tcPr>
+          <w:p>
+            <w:r>
+              <w:rPr>
+                <w:sz w:val="19"/>
+              </w:rPr>
+              <w:t xml:space="preserve">Магистральный не заводится; локальный компрессор при пневмоинструменте</w:t>
+            </w:r>
+          </w:p>
+        </w:tc>
+        <w:tc>
+          <w:tcPr>
+            <w:tcW w:w="3038" w:type="dxa"/>
+          </w:tcPr>
+          <w:p>
+            <w:r>
+              <w:rPr>
+                <w:color w:val="666666"/>
+                <w:sz w:val="18"/>
+              </w:rPr>
+              <w:t xml:space="preserve">решение БИ</w:t>
+            </w:r>
+          </w:p>
+        </w:tc>
+      </w:tr>
+      <w:tr>
+        <w:tc>
+          <w:tcPr>
+            <w:tcW w:w="3600" w:type="dxa"/>
+          </w:tcPr>
+          <w:p>
+            <w:r>
+              <w:rPr>
+                <w:sz w:val="19"/>
+              </w:rPr>
+              <w:t xml:space="preserve">Тепло</w:t>
+            </w:r>
+          </w:p>
+        </w:tc>
+        <w:tc>
+          <w:tcPr>
+            <w:tcW w:w="5000" w:type="dxa"/>
+          </w:tcPr>
+          <w:p>
+            <w:r>
+              <w:rPr>
+                <w:sz w:val="19"/>
+              </w:rPr>
+              <w:t xml:space="preserve">От теплосети корпуса; нагрузка — расчёт генпроектировщика на объём ~32 тыс. м³</w:t>
+            </w:r>
+          </w:p>
+        </w:tc>
+        <w:tc>
+          <w:tcPr>
+            <w:tcW w:w="3038" w:type="dxa"/>
+          </w:tcPr>
+          <w:p>
+            <w:r>
+              <w:rPr>
+                <w:color w:val="666666"/>
+                <w:sz w:val="18"/>
+              </w:rPr>
+              <w:t xml:space="preserve">решение БИ; расчёт БИ (объём склада)</w:t>
+            </w:r>
+          </w:p>
+        </w:tc>
+      </w:tr>
+      <w:tr>
+        <w:tc>
+          <w:tcPr>
+            <w:tcW w:w="3600" w:type="dxa"/>
+          </w:tcPr>
+          <w:p>
+            <w:r>
+              <w:rPr>
+                <w:sz w:val="19"/>
+              </w:rPr>
+              <w:t xml:space="preserve">ИТ/связь</w:t>
+            </w:r>
+          </w:p>
+        </w:tc>
+        <w:tc>
+          <w:tcPr>
+            <w:tcW w:w="5000" w:type="dxa"/>
+          </w:tcPr>
+          <w:p>
+            <w:r>
+              <w:rPr>
+                <w:sz w:val="19"/>
+              </w:rPr>
+              <w:t xml:space="preserve">Оптика/витая пара до серверов PIMS, Wi-Fi в шкафах, GSM-резерв</w:t>
+            </w:r>
+          </w:p>
+        </w:tc>
+        <w:tc>
+          <w:tcPr>
+            <w:tcW w:w="3038" w:type="dxa"/>
+          </w:tcPr>
+          <w:p>
+            <w:r>
+              <w:rPr>
+                <w:color w:val="666666"/>
+                <w:sz w:val="18"/>
+              </w:rPr>
+              <w:t xml:space="preserve">Прил. №5</w:t>
+            </w:r>
+          </w:p>
+        </w:tc>
+      </w:tr>
+    </w:tbl>
+    <w:p>
+      <w:r>
+        <w:rPr>
+          <w:b/>
+          <w:sz w:val="19"/>
+        </w:rPr>
+        <w:t xml:space="preserve">Нормативная база: </w:t>
+      </w:r>
+      <w:r>
+        <w:rPr>
+          <w:color w:val="444444"/>
+          <w:sz w:val="19"/>
+        </w:rPr>
+        <w:t xml:space="preserve">Приложение №3 к ТЗ — Расчёт электрических нагрузок для запроса ТУ; точки подключения — по ТУ сетевой организации; СП 30.13330 (актуальная редакция) — Внутренний водопровод и канализация — хозбытовые сети бытовых помещений</w:t>
+      </w:r>
+    </w:p>
+    <w:p>
+      <w:r>
+        <w:rPr>
+          <w:b/>
+          <w:color w:val="8A6200"/>
+          <w:sz w:val="19"/>
+        </w:rPr>
+        <w:t xml:space="preserve">— определяется на стадии БИ: </w:t>
+      </w:r>
+      <w:r>
+        <w:rPr>
+          <w:sz w:val="19"/>
+        </w:rPr>
+        <w:t xml:space="preserve">Вариант размещения (генплан) и точки подключения сетей — исходные данные Заказчика (запрошены)</w:t>
+      </w:r>
+    </w:p>
+    <w:p>
+      <w:r>
+        <w:rPr>
+          <w:b/>
+          <w:color w:val="8A6200"/>
+          <w:sz w:val="19"/>
+        </w:rPr>
+        <w:t xml:space="preserve">— определяется на стадии БИ: </w:t>
+      </w:r>
+      <w:r>
+        <w:rPr>
+          <w:sz w:val="19"/>
+        </w:rPr>
+        <w:t xml:space="preserve">Резерв мощности ТП ЦЭМ для сценария А — обследование</w:t>
+      </w:r>
+    </w:p>
+    <w:p>
+      <w:r>
+        <w:rPr>
+          <w:b/>
+          <w:color w:val="8A6200"/>
+          <w:sz w:val="19"/>
+        </w:rPr>
+        <w:t xml:space="preserve">— определяется на стадии БИ: </w:t>
+      </w:r>
+      <w:r>
+        <w:rPr>
+          <w:sz w:val="19"/>
+        </w:rPr>
+        <w:t xml:space="preserve">Штатная численность персонала контроля СГП → расходы хозбытовой воды — определяется на стадии БИ</w:t>
+      </w:r>
+    </w:p>
+    <w:p>
+      <w:pPr>
+        <w:pStyle w:val="Heading2"/>
+      </w:pPr>
+      <w:r>
+        <w:rPr>
+          <w:b/>
+          <w:sz w:val="26"/>
+        </w:rPr>
+        <w:t xml:space="preserve">Сведения по электрооборудованию (Приложение №3)</w:t>
+      </w:r>
+    </w:p>
+    <w:p>
+      <w:r>
+        <w:rPr>
+          <w:sz w:val="20"/>
+        </w:rPr>
+        <w:t xml:space="preserve">По ТЗ v4.1 для Лота №4: «Сведения по электрооборудованию по Приложению №3 (объем сведений уточняется с учетом согласованных границ проектирования)» — Прил. №3 само объявляет объём договорным, состав на стадии БИ фиксируется протоколом. Предлагаемый объём (уровень FEED):</w:t>
+      </w:r>
+    </w:p>
+    <w:p>
+      <w:r>
+        <w:rPr>
+          <w:sz w:val="20"/>
+        </w:rPr>
+        <w:t xml:space="preserve">1) РАСЧЁТ ЭЛЕКТРИЧЕСКИХ НАГРУЗОК: сводная таблица электроприёмников СГП (конвейер приёмки, весовое оборудование, упаковка/маркировка, зарядная станция 2–3 × 10–20 кВт, АСУ/АИС/СПТ, освещение, электрообогрев весовых приямков); установленная/расчётная мощность (оценочно 100–200 кВт установленной), категории надёжности по ПУЭ (I — АСУ/АИС через ИБП; II — приёмный тракт и весовое; III — прочее), итог — для сводного запроса ТУ комплекса. Приводов единичной мощностью ≥100 кВт в лоте нет — каталожные пусковые характеристики отдельно не приводятся.</w:t>
+      </w:r>
+    </w:p>
+    <w:p>
+      <w:r>
+        <w:rPr>
+          <w:sz w:val="20"/>
+        </w:rPr>
+        <w:t xml:space="preserve">2) ОДНОЛИНЕЙНАЯ СХЕМА 0,4 кВ: ввод от КТП корпуса, АВР для потребителей I категории, щит СГП (ВРУ), фидеры технологических групп, ИБП АСУ (≥10 мин) и АИС (≥20 мин) с байпасом и SNMP-платами; предварительный выбор сечений основных питающих кабелей.</w:t>
+      </w:r>
+    </w:p>
+    <w:p>
+      <w:r>
+        <w:rPr>
+          <w:sz w:val="20"/>
+        </w:rPr>
+        <w:t xml:space="preserve">3) ЗАЗЕМЛЕНИЕ И МОЛНИЕЗАЩИТА: мероприятия и тип системы заземления — концептуально; выбор типа заземлителя — детальный этап по данным изысканий; молниезащита нового корпуса — раздел генпроектировщика; в БИ — требования к заземлению весового оборудования и шкафов (шкафы IP65/IP55 на цоколе — Прил. №5).</w:t>
+      </w:r>
+    </w:p>
+    <w:p>
+      <w:r>
+        <w:rPr>
+          <w:sz w:val="20"/>
+        </w:rPr>
+        <w:t xml:space="preserve">4) ОСВЕЩЕНИЕ: требования к рабочему/аварийному освещению зоны автоматической техники и весовых по СП 52.13330; для машинного зрения и сканеров — стабильная освещённость без пульсаций (параметры — по ТКП систем позиционирования); светотехнический расчёт и выбор светильников — РД.</w:t>
+      </w:r>
+    </w:p>
+    <w:p>
+      <w:r>
+        <w:rPr>
+          <w:sz w:val="20"/>
+        </w:rPr>
+        <w:t xml:space="preserve">5) ТОКИ КЗ: расчёт в объёме, необходимом для предварительного выбора аппаратов 0,4 кВ.</w:t>
+      </w:r>
+    </w:p>
+    <w:p>
+      <w:r>
+        <w:rPr>
+          <w:sz w:val="20"/>
+        </w:rPr>
+        <w:t xml:space="preserve">6) ВЗРЫВООПАСНЫЕ ЗОНЫ: технологический процесс зон не образует (медь негорюча, категория ожидаемо Д); зарядная при Li-ion АКБ — без водородовыделения, класс взрывоопасной зоны не назначается (подтверждается расчётом категории помещения); при замене типа АКБ на свинцово-кислотные — зоны и вентиляция зарядной по ПУЭ.</w:t>
+      </w:r>
+    </w:p>
+    <w:p>
+      <w:r>
+        <w:rPr>
+          <w:sz w:val="20"/>
+        </w:rPr>
+        <w:t xml:space="preserve">7) ГРАНИЦА С РД: кабельные журналы, планы прокладки, светотехнический расчёт, спецификации материалов — рабочая документация (в объём БИ не входят, по границе ПД/РД ГОСТ Р 21.101). Опросные листы — на основное электрооборудование (щит СГП, ИБП, КТП при вхождении в лот).</w:t>
+      </w:r>
+    </w:p>
+    <w:tbl>
+      <w:tblPr>
+        <w:tblW w:w="11638" w:type="dxa"/>
+        <w:tblBorders>
+          <w:top w:val="single" w:sz="4" w:color="C9C9C9"/>
+          <w:left w:val="single" w:sz="4" w:color="C9C9C9"/>
+          <w:bottom w:val="single" w:sz="4" w:color="C9C9C9"/>
+          <w:right w:val="single" w:sz="4" w:color="C9C9C9"/>
+          <w:insideH w:val="single" w:sz="4" w:color="C9C9C9"/>
+          <w:insideV w:val="single" w:sz="4" w:color="C9C9C9"/>
+        </w:tblBorders>
+        <w:tblLayout w:type="fixed"/>
+      </w:tblPr>
+      <w:tblGrid>
+        <w:gridCol w:w="3600"/>
+        <w:gridCol w:w="5000"/>
+        <w:gridCol w:w="3038"/>
+      </w:tblGrid>
+      <w:tr>
+        <w:tc>
+          <w:tcPr>
+            <w:tcW w:w="3600" w:type="dxa"/>
+            <w:shd w:val="clear" w:fill="EFEFEF"/>
+          </w:tcPr>
+          <w:p>
+            <w:r>
+              <w:rPr>
+                <w:b/>
+                <w:sz w:val="19"/>
+              </w:rPr>
+              <w:t xml:space="preserve">Параметр</w:t>
+            </w:r>
+          </w:p>
+        </w:tc>
+        <w:tc>
+          <w:tcPr>
+            <w:tcW w:w="5000" w:type="dxa"/>
+            <w:shd w:val="clear" w:fill="EFEFEF"/>
+          </w:tcPr>
+          <w:p>
+            <w:r>
+              <w:rPr>
+                <w:b/>
+                <w:sz w:val="19"/>
+              </w:rPr>
+              <w:t xml:space="preserve">Значение</w:t>
+            </w:r>
+          </w:p>
+        </w:tc>
+        <w:tc>
+          <w:tcPr>
+            <w:tcW w:w="3038" w:type="dxa"/>
+            <w:shd w:val="clear" w:fill="EFEFEF"/>
+          </w:tcPr>
+          <w:p>
+            <w:r>
+              <w:rPr>
+                <w:b/>
+                <w:sz w:val="19"/>
+              </w:rPr>
+              <w:t xml:space="preserve">Источник</w:t>
+            </w:r>
+          </w:p>
+        </w:tc>
+      </w:tr>
+      <w:tr>
+        <w:tc>
+          <w:tcPr>
+            <w:tcW w:w="3600" w:type="dxa"/>
+          </w:tcPr>
+          <w:p>
+            <w:r>
+              <w:rPr>
+                <w:sz w:val="19"/>
+              </w:rPr>
+              <w:t xml:space="preserve">Установленная мощность</w:t>
+            </w:r>
+          </w:p>
+        </w:tc>
+        <w:tc>
+          <w:tcPr>
+            <w:tcW w:w="5000" w:type="dxa"/>
+          </w:tcPr>
+          <w:p>
+            <w:r>
+              <w:rPr>
+                <w:sz w:val="19"/>
+              </w:rPr>
+              <w:t xml:space="preserve">100–200 кВт (уточнение по спецификации после ТКП)</w:t>
+            </w:r>
+          </w:p>
+        </w:tc>
+        <w:tc>
+          <w:tcPr>
+            <w:tcW w:w="3038" w:type="dxa"/>
+          </w:tcPr>
+          <w:p>
+            <w:r>
+              <w:rPr>
+                <w:color w:val="666666"/>
+                <w:sz w:val="18"/>
+              </w:rPr>
+              <w:t xml:space="preserve">оценка БИ; Прил. №3</w:t>
+            </w:r>
+          </w:p>
+        </w:tc>
+      </w:tr>
+      <w:tr>
+        <w:tc>
+          <w:tcPr>
+            <w:tcW w:w="3600" w:type="dxa"/>
+          </w:tcPr>
+          <w:p>
+            <w:r>
+              <w:rPr>
+                <w:sz w:val="19"/>
+              </w:rPr>
+              <w:t xml:space="preserve">Категории по ПУЭ</w:t>
+            </w:r>
+          </w:p>
+        </w:tc>
+        <w:tc>
+          <w:tcPr>
+            <w:tcW w:w="5000" w:type="dxa"/>
+          </w:tcPr>
+          <w:p>
+            <w:r>
+              <w:rPr>
+                <w:sz w:val="19"/>
+              </w:rPr>
+              <w:t xml:space="preserve">I — АСУ/АИС/СПТ (ИБП ≥10/≥20 мин, АВР); II — приёмный тракт, весовое; III — прочее</w:t>
+            </w:r>
+          </w:p>
+        </w:tc>
+        <w:tc>
+          <w:tcPr>
+            <w:tcW w:w="3038" w:type="dxa"/>
+          </w:tcPr>
+          <w:p>
+            <w:r>
+              <w:rPr>
+                <w:color w:val="666666"/>
+                <w:sz w:val="18"/>
+              </w:rPr>
+              <w:t xml:space="preserve">Прил. №3, №5; решение БИ</w:t>
+            </w:r>
+          </w:p>
+        </w:tc>
+      </w:tr>
+      <w:tr>
+        <w:tc>
+          <w:tcPr>
+            <w:tcW w:w="3600" w:type="dxa"/>
+          </w:tcPr>
+          <w:p>
+            <w:r>
+              <w:rPr>
+                <w:sz w:val="19"/>
+              </w:rPr>
+              <w:t xml:space="preserve">Крупные приводы</w:t>
+            </w:r>
+          </w:p>
+        </w:tc>
+        <w:tc>
+          <w:tcPr>
+            <w:tcW w:w="5000" w:type="dxa"/>
+          </w:tcPr>
+          <w:p>
+            <w:r>
+              <w:rPr>
+                <w:sz w:val="19"/>
+              </w:rPr>
+              <w:t xml:space="preserve">Приводов ≥100 кВт нет — пусковые характеристики отдельно не нормируются</w:t>
+            </w:r>
+          </w:p>
+        </w:tc>
+        <w:tc>
+          <w:tcPr>
+            <w:tcW w:w="3038" w:type="dxa"/>
+          </w:tcPr>
+          <w:p>
+            <w:r>
+              <w:rPr>
+                <w:color w:val="666666"/>
+                <w:sz w:val="18"/>
+              </w:rPr>
+              <w:t xml:space="preserve">оценка БИ (перечень оборудования)</w:t>
+            </w:r>
+          </w:p>
+        </w:tc>
+      </w:tr>
+      <w:tr>
+        <w:tc>
+          <w:tcPr>
+            <w:tcW w:w="3600" w:type="dxa"/>
+          </w:tcPr>
+          <w:p>
+            <w:r>
+              <w:rPr>
+                <w:sz w:val="19"/>
+              </w:rPr>
+              <w:t xml:space="preserve">Ex-зоны</w:t>
+            </w:r>
+          </w:p>
+        </w:tc>
+        <w:tc>
+          <w:tcPr>
+            <w:tcW w:w="5000" w:type="dxa"/>
+          </w:tcPr>
+          <w:p>
+            <w:r>
+              <w:rPr>
+                <w:sz w:val="19"/>
+              </w:rPr>
+              <w:t xml:space="preserve">Не образуются (Li-ion зарядная, негорючий груз) — подтверждается расчётом категории</w:t>
+            </w:r>
+          </w:p>
+        </w:tc>
+        <w:tc>
+          <w:tcPr>
+            <w:tcW w:w="3038" w:type="dxa"/>
+          </w:tcPr>
+          <w:p>
+            <w:r>
+              <w:rPr>
+                <w:color w:val="666666"/>
+                <w:sz w:val="18"/>
+              </w:rPr>
+              <w:t xml:space="preserve">решение БИ</w:t>
+            </w:r>
+          </w:p>
+        </w:tc>
+      </w:tr>
+    </w:tbl>
+    <w:p>
+      <w:r>
+        <w:rPr>
+          <w:b/>
+          <w:sz w:val="19"/>
+        </w:rPr>
+        <w:t xml:space="preserve">Нормативная база: </w:t>
+      </w:r>
+      <w:r>
+        <w:rPr>
+          <w:color w:val="444444"/>
+          <w:sz w:val="19"/>
+        </w:rPr>
+        <w:t xml:space="preserve">ПУЭ (изд. 7) — Категории надёжности электроснабжения; электроустановки зарядной (при свинцово-кислотных АКБ); СП 52.13330 (актуальная редакция) — Освещение зоны автоматической техники и весовых; ГОСТ Р 21.101-2020 — Граница состава БИ/РД: спецификации материалов и кабельные журналы — рабочая документация</w:t>
+      </w:r>
+    </w:p>
+    <w:p>
+      <w:r>
+        <w:rPr>
+          <w:b/>
+          <w:color w:val="8A6200"/>
+          <w:sz w:val="19"/>
+        </w:rPr>
+        <w:t xml:space="preserve">— определяется на стадии БИ: </w:t>
+      </w:r>
+      <w:r>
+        <w:rPr>
+          <w:sz w:val="19"/>
+        </w:rPr>
+        <w:t xml:space="preserve">Протокол применимых на БИ пунктов Прил. №3 (объём электро-раздела) — согласовать с Заказчиком до договора</w:t>
+      </w:r>
+    </w:p>
+    <w:p>
+      <w:r>
+        <w:rPr>
+          <w:b/>
+          <w:color w:val="8A6200"/>
+          <w:sz w:val="19"/>
+        </w:rPr>
+        <w:t xml:space="preserve">— определяется на стадии БИ: </w:t>
+      </w:r>
+      <w:r>
+        <w:rPr>
+          <w:sz w:val="19"/>
+        </w:rPr>
+        <w:t xml:space="preserve">Тип тяговых АКБ штабелёров (базово Li-ion) — подтвердить по ТКП: определяет исполнение зарядной и вентиляцию</w:t>
+      </w:r>
+    </w:p>
+    <w:p>
+      <w:pPr>
+        <w:pStyle w:val="Heading2"/>
+      </w:pPr>
+      <w:r>
+        <w:rPr>
+          <w:b/>
+          <w:sz w:val="26"/>
+        </w:rPr>
+        <w:t xml:space="preserve">Межлотовые интерфейсы и исходные требования смежным разделам</w:t>
+      </w:r>
+    </w:p>
+    <w:p>
+      <w:r>
+        <w:rPr>
+          <w:sz w:val="20"/>
+        </w:rPr>
+        <w:t xml:space="preserve">1) ЛОТ №3 (электроэкстракция / КСМ) — главный интерфейс лота. По ТЗ v4.1 граница Лота №3 по продукту «Пакеты медных катодов» — «передаточные ворота из отделения электроэкстракции меди на СГП», то есть совпадает с входной границей Лота №4 — стыковка без разрыва. В объём Лота №3 входит «автоматизированная транспортировка пакетов катодной меди в помещение склада готовой продукции» — транспортный конвейер до СГП поставляется по Лоту №3; приёмная позиция и далее — Лот №4 (физический стык — в створе передаточных ворот, ответственность сторон фиксируется интерфейсным протоколом). Интерфейсные данные от Лота №3: конфигурация «перфорации» (профилирования) опорных листов — по ТЗ «должна быть увязана с выбранными грузозахватными механизмами, закладываемыми для работы на СГП» (встречное согласование: СГП выбирает захваты → КСМ профилирует листы); привязка и отметка выдающего конвейера КСМ; темп выдачи по графику выгрузки ванн (пик приёмки до 7 пакетов/ч — расчёт БИ); атрибуты пакета из ИС КСМ (№, масса, партия/плавка) и стандартизированная сопроводительная документация (ТЗ, требования к КСМ).</w:t>
+      </w:r>
+    </w:p>
+    <w:p>
+      <w:r>
+        <w:rPr>
+          <w:sz w:val="20"/>
+        </w:rPr>
+        <w:t xml:space="preserve">РАЗГРАНИЧЕНИЕ ОПЕРАЦИЙ (вопрос Заказчику): по ТЗ Лота №3 комплекс формирования пакетов КСМ уже включает «автоматический пробоотбор, весовой контроль, маркировку, увязку»; ТЗ Лота №4 одновременно требует от АСУ СГП автоматическое взвешивание и «отбор части катодов на сверловку». Принято в БИ до решения Заказчика: первичные операции — на КСМ (Лот №3); на СГП — входной допусковый контроль массы (2500 ± 50 кг), дотяжка увязки, партийная маркировка и дублирующий пробоотбор по заданию АСУ; матрица разграничения — в интерфейсный протокол Лот №3 ↔ Лот №4.</w:t>
+      </w:r>
+    </w:p>
+    <w:p>
+      <w:r>
+        <w:rPr>
+          <w:sz w:val="20"/>
+        </w:rPr>
+        <w:t xml:space="preserve">2) СМЕЖНЫЕ РАЗДЕЛЫ ПД (исходные требования генпроектировщику — задание на новый корпус склада ~32 тыс. м³): полезные нагрузки на полы 49,1 кПа (2 яруса; расчётная 58,9) / 73,6 кПа (3 яруса; расчётная 88,3), колёсные 3,5–4,5 тс; электропотребность 100–200 кВт (I категория для АСУ/АИС); микроклимат +5…+10 °C (зона хранения) и +18 °C (весовые/операторские); категория помещений по пожарной опасности — ожидаемо Д (подтвердить расчётом); ж/д фронт 4–6 вагонов (60–90 м) и автофронт 2 поста с весовыми зонами; бытовые помещения — по СП 44.13330; трассы связи до серверов PIMS. Выдача — комплектом «задание на корпус» на этапе компоновок (поэтапная выдача БИ).</w:t>
+      </w:r>
+    </w:p>
+    <w:p>
+      <w:r>
+        <w:rPr>
+          <w:sz w:val="20"/>
+        </w:rPr>
+        <w:t xml:space="preserve">3) АСУ-ИНТЕГРАЦИИ: ИС КСМ (Лот №3), АИС весоизмерения, ХТД PIMS, СКУД, единая диспетчерская (ТЗ п. 2.10) — состав и протоколы см. разделы «АСУ» и «АИС».</w:t>
+      </w:r>
+    </w:p>
+    <w:p>
+      <w:r>
+        <w:rPr>
+          <w:sz w:val="20"/>
+        </w:rPr>
+        <w:t xml:space="preserve">4) СБЫТОВОЙ БЛОК: род подвижного состава, размер и периодичность партий (маршруты/судовые), требования клеймения и этикеток ЛБМ, график вывоза — исходные данные для калибровки буфера (раздел «Ёмкость»), выбора варианта ж/д погрузки и НПВ весов.</w:t>
+      </w:r>
+    </w:p>
+    <w:tbl>
+      <w:tblPr>
+        <w:tblW w:w="11638" w:type="dxa"/>
+        <w:tblBorders>
+          <w:top w:val="single" w:sz="4" w:color="C9C9C9"/>
+          <w:left w:val="single" w:sz="4" w:color="C9C9C9"/>
+          <w:bottom w:val="single" w:sz="4" w:color="C9C9C9"/>
+          <w:right w:val="single" w:sz="4" w:color="C9C9C9"/>
+          <w:insideH w:val="single" w:sz="4" w:color="C9C9C9"/>
+          <w:insideV w:val="single" w:sz="4" w:color="C9C9C9"/>
+        </w:tblBorders>
+        <w:tblLayout w:type="fixed"/>
+      </w:tblPr>
+      <w:tblGrid>
+        <w:gridCol w:w="3600"/>
+        <w:gridCol w:w="5000"/>
+        <w:gridCol w:w="3038"/>
+      </w:tblGrid>
+      <w:tr>
+        <w:tc>
+          <w:tcPr>
+            <w:tcW w:w="3600" w:type="dxa"/>
+            <w:shd w:val="clear" w:fill="EFEFEF"/>
+          </w:tcPr>
+          <w:p>
+            <w:r>
+              <w:rPr>
+                <w:b/>
+                <w:sz w:val="19"/>
+              </w:rPr>
+              <w:t xml:space="preserve">Параметр</w:t>
+            </w:r>
+          </w:p>
+        </w:tc>
+        <w:tc>
+          <w:tcPr>
+            <w:tcW w:w="5000" w:type="dxa"/>
+            <w:shd w:val="clear" w:fill="EFEFEF"/>
+          </w:tcPr>
+          <w:p>
+            <w:r>
+              <w:rPr>
+                <w:b/>
+                <w:sz w:val="19"/>
+              </w:rPr>
+              <w:t xml:space="preserve">Значение</w:t>
+            </w:r>
+          </w:p>
+        </w:tc>
+        <w:tc>
+          <w:tcPr>
+            <w:tcW w:w="3038" w:type="dxa"/>
+            <w:shd w:val="clear" w:fill="EFEFEF"/>
+          </w:tcPr>
+          <w:p>
+            <w:r>
+              <w:rPr>
+                <w:b/>
+                <w:sz w:val="19"/>
+              </w:rPr>
+              <w:t xml:space="preserve">Источник</w:t>
+            </w:r>
+          </w:p>
+        </w:tc>
+      </w:tr>
+      <w:tr>
+        <w:tc>
+          <w:tcPr>
+            <w:tcW w:w="3600" w:type="dxa"/>
+          </w:tcPr>
+          <w:p>
+            <w:r>
+              <w:rPr>
+                <w:sz w:val="19"/>
+              </w:rPr>
+              <w:t xml:space="preserve">Граница Лот №3/№4</w:t>
+            </w:r>
+          </w:p>
+        </w:tc>
+        <w:tc>
+          <w:tcPr>
+            <w:tcW w:w="5000" w:type="dxa"/>
+          </w:tcPr>
+          <w:p>
+            <w:r>
+              <w:rPr>
+                <w:sz w:val="19"/>
+              </w:rPr>
+              <w:t xml:space="preserve">Передаточные ворота — границы обоих лотов совпадают, разрыва ответственности нет</w:t>
+            </w:r>
+          </w:p>
+        </w:tc>
+        <w:tc>
+          <w:tcPr>
+            <w:tcW w:w="3038" w:type="dxa"/>
+          </w:tcPr>
+          <w:p>
+            <w:r>
+              <w:rPr>
+                <w:color w:val="666666"/>
+                <w:sz w:val="18"/>
+              </w:rPr>
+              <w:t xml:space="preserve">ТЗ v4.1: границы Лота №3 и п. 7.2 (Лот №4)</w:t>
+            </w:r>
+          </w:p>
+        </w:tc>
+      </w:tr>
+      <w:tr>
+        <w:tc>
+          <w:tcPr>
+            <w:tcW w:w="3600" w:type="dxa"/>
+          </w:tcPr>
+          <w:p>
+            <w:r>
+              <w:rPr>
+                <w:sz w:val="19"/>
+              </w:rPr>
+              <w:t xml:space="preserve">Конвейер до СГП</w:t>
+            </w:r>
+          </w:p>
+        </w:tc>
+        <w:tc>
+          <w:tcPr>
+            <w:tcW w:w="5000" w:type="dxa"/>
+          </w:tcPr>
+          <w:p>
+            <w:r>
+              <w:rPr>
+                <w:sz w:val="19"/>
+              </w:rPr>
+              <w:t xml:space="preserve">Поставка Лота №3 («автоматизированная транспортировка пакетов… в помещение СГП»)</w:t>
+            </w:r>
+          </w:p>
+        </w:tc>
+        <w:tc>
+          <w:tcPr>
+            <w:tcW w:w="3038" w:type="dxa"/>
+          </w:tcPr>
+          <w:p>
+            <w:r>
+              <w:rPr>
+                <w:color w:val="666666"/>
+                <w:sz w:val="18"/>
+              </w:rPr>
+              <w:t xml:space="preserve">ТЗ v4.1, перечень оборудования Лота №3</w:t>
+            </w:r>
+          </w:p>
+        </w:tc>
+      </w:tr>
+      <w:tr>
+        <w:tc>
+          <w:tcPr>
+            <w:tcW w:w="3600" w:type="dxa"/>
+          </w:tcPr>
+          <w:p>
+            <w:r>
+              <w:rPr>
+                <w:sz w:val="19"/>
+              </w:rPr>
+              <w:t xml:space="preserve">«Перфорация» пакета</w:t>
+            </w:r>
+          </w:p>
+        </w:tc>
+        <w:tc>
+          <w:tcPr>
+            <w:tcW w:w="5000" w:type="dxa"/>
+          </w:tcPr>
+          <w:p>
+            <w:r>
+              <w:rPr>
+                <w:sz w:val="19"/>
+              </w:rPr>
+              <w:t xml:space="preserve">Профилирование листов КСМ увязывается с грузозахватами СГП (встречное согласование)</w:t>
+            </w:r>
+          </w:p>
+        </w:tc>
+        <w:tc>
+          <w:tcPr>
+            <w:tcW w:w="3038" w:type="dxa"/>
+          </w:tcPr>
+          <w:p>
+            <w:r>
+              <w:rPr>
+                <w:color w:val="666666"/>
+                <w:sz w:val="18"/>
+              </w:rPr>
+              <w:t xml:space="preserve">ТЗ v4.1, требования к КСМ (Лот №3)</w:t>
+            </w:r>
+          </w:p>
+        </w:tc>
+      </w:tr>
+      <w:tr>
+        <w:tc>
+          <w:tcPr>
+            <w:tcW w:w="3600" w:type="dxa"/>
+          </w:tcPr>
+          <w:p>
+            <w:r>
+              <w:rPr>
+                <w:sz w:val="19"/>
+              </w:rPr>
+              <w:t xml:space="preserve">Задание смежникам</w:t>
+            </w:r>
+          </w:p>
+        </w:tc>
+        <w:tc>
+          <w:tcPr>
+            <w:tcW w:w="5000" w:type="dxa"/>
+          </w:tcPr>
+          <w:p>
+            <w:r>
+              <w:rPr>
+                <w:sz w:val="19"/>
+              </w:rPr>
+              <w:t xml:space="preserve">Нагрузки 49,1–88,3 кПа, 100–200 кВт, +5…+10/+18 °C, категория Д, фронты — комплектом на корпус ~32 тыс. м³</w:t>
+            </w:r>
+          </w:p>
+        </w:tc>
+        <w:tc>
+          <w:tcPr>
+            <w:tcW w:w="3038" w:type="dxa"/>
+          </w:tcPr>
+          <w:p>
+            <w:r>
+              <w:rPr>
+                <w:color w:val="666666"/>
+                <w:sz w:val="18"/>
+              </w:rPr>
+              <w:t xml:space="preserve">расчёт/решение БИ (сводка разделов)</w:t>
+            </w:r>
+          </w:p>
+        </w:tc>
+      </w:tr>
+    </w:tbl>
+    <w:p>
+      <w:r>
+        <w:rPr>
+          <w:b/>
+          <w:sz w:val="19"/>
+        </w:rPr>
+        <w:t xml:space="preserve">Нормативная база: </w:t>
+      </w:r>
+      <w:r>
+        <w:rPr>
+          <w:color w:val="444444"/>
+          <w:sz w:val="19"/>
+        </w:rPr>
+        <w:t xml:space="preserve">СП 44.13330 (актуальная редакция) — Административные и бытовые здания — состав бытовых помещений (задание генпроектировщику)</w:t>
+      </w:r>
+    </w:p>
+    <w:p>
+      <w:r>
+        <w:rPr>
+          <w:b/>
+          <w:color w:val="8A6200"/>
+          <w:sz w:val="19"/>
+        </w:rPr>
+        <w:t xml:space="preserve">— определяется на стадии БИ: </w:t>
+      </w:r>
+      <w:r>
+        <w:rPr>
+          <w:sz w:val="19"/>
+        </w:rPr>
+        <w:t xml:space="preserve">Матрица разграничения операций КСМ (Лот №3) ↔ СГП (Лот №4): пробоотбор, взвешивание, маркировка, увязка — решение Заказчика</w:t>
+      </w:r>
+    </w:p>
+    <w:p>
+      <w:r>
+        <w:rPr>
+          <w:b/>
+          <w:color w:val="8A6200"/>
+          <w:sz w:val="19"/>
+        </w:rPr>
+        <w:t xml:space="preserve">— определяется на стадии БИ: </w:t>
+      </w:r>
+      <w:r>
+        <w:rPr>
+          <w:sz w:val="19"/>
+        </w:rPr>
+        <w:t xml:space="preserve">Интерфейсный протокол Лот №3 ↔ Лот №4 (физический стык конвейера, форматы обмена ИС КСМ ↔ АСУ СГП, профиль «перфорации») — разработать на первом этапе БИ</w:t>
+      </w:r>
+    </w:p>
+    <w:p>
+      <w:r>
+        <w:rPr>
+          <w:b/>
+          <w:color w:val="8A6200"/>
+          <w:sz w:val="19"/>
+        </w:rPr>
+        <w:t xml:space="preserve">— определяется на стадии БИ: </w:t>
+      </w:r>
+      <w:r>
+        <w:rPr>
+          <w:sz w:val="19"/>
+        </w:rPr>
+        <w:t xml:space="preserve">Исходные данные сбытового блока (род ПС, партии, ЛБМ-клеймение, график вывоза) — запросить у Заказчика</w:t>
+      </w:r>
+    </w:p>
+    <w:p>
+      <w:pPr>
+        <w:pStyle w:val="Heading2"/>
+      </w:pPr>
+      <w:r>
+        <w:rPr>
+          <w:b/>
+          <w:sz w:val="26"/>
+        </w:rPr>
+        <w:t xml:space="preserve">Требования к испытаниям, приёмке и метрологии</w:t>
+      </w:r>
+    </w:p>
+    <w:p>
+      <w:r>
+        <w:rPr>
+          <w:sz w:val="20"/>
+        </w:rPr>
+        <w:t xml:space="preserve">Требования к испытаниям закладываются в БИ (в опросные листы, ТКП и задания на поставку); программы и методики испытаний (ПМИ) разрабатываются поставщиками на этапе поставки/ПНР — граница объёма БИ.</w:t>
+      </w:r>
+    </w:p>
+    <w:p>
+      <w:r>
+        <w:rPr>
+          <w:sz w:val="20"/>
+        </w:rPr>
+        <w:t xml:space="preserve">1) МЕТРОЛОГИЯ И АИС ВЕСОИЗМЕРЕНИЯ (Прил. №5): все СИ — из Госреестра СИ РФ, с паспортами, методиками поверки и первичной поверкой до отгрузки (непроверенные СИ в поставку не допускаются); поверочные грузы соответствующего класса — в комплекте поставки; метрологическое обеспечение измерительных каналов АИС — по ГОСТ Р 8.596; коммерческий учёт отгрузки — сфера госрегулирования ОЕИ (ФЗ-102): вагонные и автомобильные весы — утверждённого типа, поверка по методике из описания типа. Приёмочные испытания АИС включают проверку: сквозной передачи каждого взвешивания в ХТД PIMS с дополнением атрибутами; «безадресных» взвешиваний по QR-коду с передачей по REST; идентификации оператора по пропуску СКУД (и резервной — по учётной записи); автономной работы с накоплением данных при имитации потери связи с PIMS; работы от ИБП ≥20 мин при имитации пропадания питания (АВР); печати маркировки и сопроводительного документа на обоих типах принтеров.</w:t>
+      </w:r>
+    </w:p>
+    <w:p>
+      <w:r>
+        <w:rPr>
+          <w:sz w:val="20"/>
+        </w:rPr>
+        <w:t xml:space="preserve">2) АСУ СГП: испытания по ГОСТ 34.603 (предварительные → опытная эксплуатация → приёмочные); прикладное ПО проходит отладку, испытания и приёмку «в условиях, приближенных к условиям применения» (Методика ЕТТ, Прил. №5). Обязательные сценарии: восстановление карты склада («что и где стоит») после имитации сбоя — без ручной инвентаризации (требование устойчивости ПО); полный цикл партии в автоматическом режиме (приёмка → адрес → набор → контрольное взвешивание → отгрузочная ведомость); блокировка отгрузки партии до подтверждения химанализа; функции безопасности (сканеры штабелёров, аварийные остановы по зонам, блокировка калиток СКУД, светозвуковая сигнализация).</w:t>
+      </w:r>
+    </w:p>
+    <w:p>
+      <w:r>
+        <w:rPr>
+          <w:sz w:val="20"/>
+        </w:rPr>
+        <w:t xml:space="preserve">3) ГАРАНТИЙНЫЕ ПОКАЗАТЕЛИ (в ТКП и договор поставки): производительность приёмки ≥7 пакетов/ч (пик), отгрузки ≥84 пакета/сут; точность учёта — весовое оборудование класса «высокий»; доступность автоматического режима (KPI) — значение согласуется с Заказчиком; подтверждение — непрерывный контрольный прогон по программе испытаний (длительность — в ПМИ).</w:t>
+      </w:r>
+    </w:p>
+    <w:p>
+      <w:r>
+        <w:rPr>
+          <w:sz w:val="20"/>
+        </w:rPr>
+        <w:t xml:space="preserve">4) ГПМ И ГРУЗОЗАХВАТЫ: кран — полное техническое освидетельствование по ФНП № 461 (статические испытания 1,25·Q, динамические 1,1·Q); траверса (съёмное грузозахватное приспособление) — испытания после изготовления нагрузкой 1,25 паспортной г/п, осмотры в эксплуатации по ФНП; испытания захвата — на пакетах с фактическим профилем «перфорации» (интерфейс Лота №3).</w:t>
+      </w:r>
+    </w:p>
+    <w:p>
+      <w:r>
+        <w:rPr>
+          <w:sz w:val="20"/>
+        </w:rPr>
+        <w:t xml:space="preserve">5) ШТАБЕЛЁРЫ И ПОЗИЦИОНИРОВАНИЕ: приёмо-сдаточные испытания у изготовителя (ТР ТС 010/2011), на объекте — подтверждение точности постановки пакета по адресу (допуск — по ТКП системы позиционирования) и отработка сценариев безопасности.</w:t>
+      </w:r>
+    </w:p>
+    <w:p>
+      <w:r>
+        <w:rPr>
+          <w:sz w:val="20"/>
+        </w:rPr>
+        <w:t xml:space="preserve">6) СТРОИТЕЛЬНАЯ ПРИЁМКА ПОД ТЕХНОЛОГИЮ: ровность полов двухметровой рейкой (СП 71.13330, см. «Нагрузки на полы»), геометрия адресной разметки — тест машиночитаемости штатными сканерами до ПНР.</w:t>
+      </w:r>
+    </w:p>
+    <w:tbl>
+      <w:tblPr>
+        <w:tblW w:w="11638" w:type="dxa"/>
+        <w:tblBorders>
+          <w:top w:val="single" w:sz="4" w:color="C9C9C9"/>
+          <w:left w:val="single" w:sz="4" w:color="C9C9C9"/>
+          <w:bottom w:val="single" w:sz="4" w:color="C9C9C9"/>
+          <w:right w:val="single" w:sz="4" w:color="C9C9C9"/>
+          <w:insideH w:val="single" w:sz="4" w:color="C9C9C9"/>
+          <w:insideV w:val="single" w:sz="4" w:color="C9C9C9"/>
+        </w:tblBorders>
+        <w:tblLayout w:type="fixed"/>
+      </w:tblPr>
+      <w:tblGrid>
+        <w:gridCol w:w="3600"/>
+        <w:gridCol w:w="5000"/>
+        <w:gridCol w:w="3038"/>
+      </w:tblGrid>
+      <w:tr>
+        <w:tc>
+          <w:tcPr>
+            <w:tcW w:w="3600" w:type="dxa"/>
+            <w:shd w:val="clear" w:fill="EFEFEF"/>
+          </w:tcPr>
+          <w:p>
+            <w:r>
+              <w:rPr>
+                <w:b/>
+                <w:sz w:val="19"/>
+              </w:rPr>
+              <w:t xml:space="preserve">Параметр</w:t>
+            </w:r>
+          </w:p>
+        </w:tc>
+        <w:tc>
+          <w:tcPr>
+            <w:tcW w:w="5000" w:type="dxa"/>
+            <w:shd w:val="clear" w:fill="EFEFEF"/>
+          </w:tcPr>
+          <w:p>
+            <w:r>
+              <w:rPr>
+                <w:b/>
+                <w:sz w:val="19"/>
+              </w:rPr>
+              <w:t xml:space="preserve">Значение</w:t>
+            </w:r>
+          </w:p>
+        </w:tc>
+        <w:tc>
+          <w:tcPr>
+            <w:tcW w:w="3038" w:type="dxa"/>
+            <w:shd w:val="clear" w:fill="EFEFEF"/>
+          </w:tcPr>
+          <w:p>
+            <w:r>
+              <w:rPr>
+                <w:b/>
+                <w:sz w:val="19"/>
+              </w:rPr>
+              <w:t xml:space="preserve">Источник</w:t>
+            </w:r>
+          </w:p>
+        </w:tc>
+      </w:tr>
+      <w:tr>
+        <w:tc>
+          <w:tcPr>
+            <w:tcW w:w="3600" w:type="dxa"/>
+          </w:tcPr>
+          <w:p>
+            <w:r>
+              <w:rPr>
+                <w:sz w:val="19"/>
+              </w:rPr>
+              <w:t xml:space="preserve">Поверка СИ</w:t>
+            </w:r>
+          </w:p>
+        </w:tc>
+        <w:tc>
+          <w:tcPr>
+            <w:tcW w:w="5000" w:type="dxa"/>
+          </w:tcPr>
+          <w:p>
+            <w:r>
+              <w:rPr>
+                <w:sz w:val="19"/>
+              </w:rPr>
+              <w:t xml:space="preserve">Первичная — до отгрузки; поверочные грузы в поставке; весы отгрузки — утверждённого типа (ОЕИ)</w:t>
+            </w:r>
+          </w:p>
+        </w:tc>
+        <w:tc>
+          <w:tcPr>
+            <w:tcW w:w="3038" w:type="dxa"/>
+          </w:tcPr>
+          <w:p>
+            <w:r>
+              <w:rPr>
+                <w:color w:val="666666"/>
+                <w:sz w:val="18"/>
+              </w:rPr>
+              <w:t xml:space="preserve">Прил. №5; ФЗ-102</w:t>
+            </w:r>
+          </w:p>
+        </w:tc>
+      </w:tr>
+      <w:tr>
+        <w:tc>
+          <w:tcPr>
+            <w:tcW w:w="3600" w:type="dxa"/>
+          </w:tcPr>
+          <w:p>
+            <w:r>
+              <w:rPr>
+                <w:sz w:val="19"/>
+              </w:rPr>
+              <w:t xml:space="preserve">Испытания АИС</w:t>
+            </w:r>
+          </w:p>
+        </w:tc>
+        <w:tc>
+          <w:tcPr>
+            <w:tcW w:w="5000" w:type="dxa"/>
+          </w:tcPr>
+          <w:p>
+            <w:r>
+              <w:rPr>
+                <w:sz w:val="19"/>
+              </w:rPr>
+              <w:t xml:space="preserve">Сквозная передача в PIMS, REST/QR, СКУД-идентификация, автономность при потере связи, ИБП ≥20 мин</w:t>
+            </w:r>
+          </w:p>
+        </w:tc>
+        <w:tc>
+          <w:tcPr>
+            <w:tcW w:w="3038" w:type="dxa"/>
+          </w:tcPr>
+          <w:p>
+            <w:r>
+              <w:rPr>
+                <w:color w:val="666666"/>
+                <w:sz w:val="18"/>
+              </w:rPr>
+              <w:t xml:space="preserve">Прил. №5 (функции АИС)</w:t>
+            </w:r>
+          </w:p>
+        </w:tc>
+      </w:tr>
+      <w:tr>
+        <w:tc>
+          <w:tcPr>
+            <w:tcW w:w="3600" w:type="dxa"/>
+          </w:tcPr>
+          <w:p>
+            <w:r>
+              <w:rPr>
+                <w:sz w:val="19"/>
+              </w:rPr>
+              <w:t xml:space="preserve">Испытания АСУ</w:t>
+            </w:r>
+          </w:p>
+        </w:tc>
+        <w:tc>
+          <w:tcPr>
+            <w:tcW w:w="5000" w:type="dxa"/>
+          </w:tcPr>
+          <w:p>
+            <w:r>
+              <w:rPr>
+                <w:sz w:val="19"/>
+              </w:rPr>
+              <w:t xml:space="preserve">ГОСТ 34.603; восстановление карты склада без инвентаризации; полный цикл партии в автомате</w:t>
+            </w:r>
+          </w:p>
+        </w:tc>
+        <w:tc>
+          <w:tcPr>
+            <w:tcW w:w="3038" w:type="dxa"/>
+          </w:tcPr>
+          <w:p>
+            <w:r>
+              <w:rPr>
+                <w:color w:val="666666"/>
+                <w:sz w:val="18"/>
+              </w:rPr>
+              <w:t xml:space="preserve">ГОСТ 34.603; Прил. №5</w:t>
+            </w:r>
+          </w:p>
+        </w:tc>
+      </w:tr>
+      <w:tr>
+        <w:tc>
+          <w:tcPr>
+            <w:tcW w:w="3600" w:type="dxa"/>
+          </w:tcPr>
+          <w:p>
+            <w:r>
+              <w:rPr>
+                <w:sz w:val="19"/>
+              </w:rPr>
+              <w:t xml:space="preserve">Кран/траверса</w:t>
+            </w:r>
+          </w:p>
+        </w:tc>
+        <w:tc>
+          <w:tcPr>
+            <w:tcW w:w="5000" w:type="dxa"/>
+          </w:tcPr>
+          <w:p>
+            <w:r>
+              <w:rPr>
+                <w:sz w:val="19"/>
+              </w:rPr>
+              <w:t xml:space="preserve">ПТО по ФНП №461: статика 1,25·Q, динамика 1,1·Q; траверса — 1,25 г/п после изготовления</w:t>
+            </w:r>
+          </w:p>
+        </w:tc>
+        <w:tc>
+          <w:tcPr>
+            <w:tcW w:w="3038" w:type="dxa"/>
+          </w:tcPr>
+          <w:p>
+            <w:r>
+              <w:rPr>
+                <w:color w:val="666666"/>
+                <w:sz w:val="18"/>
+              </w:rPr>
+              <w:t xml:space="preserve">ФНП по ПС №461</w:t>
+            </w:r>
+          </w:p>
+        </w:tc>
+      </w:tr>
+      <w:tr>
+        <w:tc>
+          <w:tcPr>
+            <w:tcW w:w="3600" w:type="dxa"/>
+          </w:tcPr>
+          <w:p>
+            <w:r>
+              <w:rPr>
+                <w:sz w:val="19"/>
+              </w:rPr>
+              <w:t xml:space="preserve">Гарантии</w:t>
+            </w:r>
+          </w:p>
+        </w:tc>
+        <w:tc>
+          <w:tcPr>
+            <w:tcW w:w="5000" w:type="dxa"/>
+          </w:tcPr>
+          <w:p>
+            <w:r>
+              <w:rPr>
+                <w:sz w:val="19"/>
+              </w:rPr>
+              <w:t xml:space="preserve">≥7 пакетов/ч пик; ≥84 пакета/сут; класс точности «высокий»; KPI доступности — согласуется</w:t>
+            </w:r>
+          </w:p>
+        </w:tc>
+        <w:tc>
+          <w:tcPr>
+            <w:tcW w:w="3038" w:type="dxa"/>
+          </w:tcPr>
+          <w:p>
+            <w:r>
+              <w:rPr>
+                <w:color w:val="666666"/>
+                <w:sz w:val="18"/>
+              </w:rPr>
+              <w:t xml:space="preserve">расчёт БИ; Прил. №5</w:t>
+            </w:r>
+          </w:p>
+        </w:tc>
+      </w:tr>
+    </w:tbl>
+    <w:p>
+      <w:r>
+        <w:rPr>
+          <w:b/>
+          <w:sz w:val="19"/>
+        </w:rPr>
+        <w:t xml:space="preserve">Нормативная база: </w:t>
+      </w:r>
+      <w:r>
+        <w:rPr>
+          <w:color w:val="444444"/>
+          <w:sz w:val="19"/>
+        </w:rPr>
+        <w:t xml:space="preserve">ФЗ-102 от 26.06.2008 — Единство измерений — коммерческий учёт, утверждение типа, поверка; ГОСТ Р 8.596-2002 — Метрологическое обеспечение измерительных каналов АИС; ГОСТ 34.603-92 — Виды испытаний автоматизированных систем — предварительные, опытная эксплуатация, приёмочные; ФНП по ПС (приказ Ростехнадзора № 461) — Освидетельствование и испытания крана и траверсы; ТР ТС 010/2011 — Приёмо-сдаточные испытания машин (штабелёры, конвейер)</w:t>
+      </w:r>
+    </w:p>
+    <w:p>
+      <w:r>
+        <w:rPr>
+          <w:b/>
+          <w:color w:val="8A6200"/>
+          <w:sz w:val="19"/>
+        </w:rPr>
+        <w:t xml:space="preserve">— определяется на стадии БИ: </w:t>
+      </w:r>
+      <w:r>
+        <w:rPr>
+          <w:sz w:val="19"/>
+        </w:rPr>
+        <w:t xml:space="preserve">Значение KPI доступности автоматического режима и длительность контрольного прогона — согласовать с Заказчиком</w:t>
+      </w:r>
+    </w:p>
+    <w:p>
+      <w:r>
+        <w:rPr>
+          <w:b/>
+          <w:color w:val="8A6200"/>
+          <w:sz w:val="19"/>
+        </w:rPr>
+        <w:t xml:space="preserve">— определяется на стадии БИ: </w:t>
+      </w:r>
+      <w:r>
+        <w:rPr>
+          <w:sz w:val="19"/>
+        </w:rPr>
+        <w:t xml:space="preserve">Допуск точности постановки пакета по адресу — по ТКП системы позиционирования</w:t>
+      </w:r>
+    </w:p>
+    <w:p>
+      <w:r>
+        <w:rPr>
+          <w:b/>
+          <w:color w:val="8A6200"/>
+          <w:sz w:val="19"/>
+        </w:rPr>
+        <w:t xml:space="preserve">— определяется на стадии БИ: </w:t>
+      </w:r>
+      <w:r>
+        <w:rPr>
+          <w:sz w:val="19"/>
+        </w:rPr>
+        <w:t xml:space="preserve">Методика поверки вагонных весов (статика / в движении) — после выбора типа весов (см. раздел АИС)</w:t>
+      </w:r>
+    </w:p>
+    <w:p>
+      <w:pPr>
+        <w:pStyle w:val="Heading2"/>
+      </w:pPr>
+      <w:r>
+        <w:rPr>
+          <w:b/>
+          <w:sz w:val="26"/>
+        </w:rPr>
+        <w:t xml:space="preserve">Данные для раздела ОВОС</w:t>
+      </w:r>
+    </w:p>
+    <w:p>
+      <w:r>
+        <w:rPr>
+          <w:sz w:val="20"/>
+        </w:rPr>
+        <w:t xml:space="preserve">Исходные данные Лота №4 для раздела ОВОС комплекса (выдаются генпроектировщику в составе задания на корпус).</w:t>
+      </w:r>
+    </w:p>
+    <w:p>
+      <w:r>
+        <w:rPr>
+          <w:sz w:val="20"/>
+        </w:rPr>
+        <w:t xml:space="preserve">ВЫБРОСЫ В АТМОСФЕРУ: технологических выбросов процесс СГП не создаёт — все операции механические, привод электрический, штабелёры на Li-ion АКБ (без выхлопа), технологического пара и топлива нет (см. «Расходы энергоресурсов»); вентиляция — общеобменная без вредностей. Передвижной источник вне границ лота — маневровый локомотив на ж/д фронте (учитывается в ОВОС комплекса по данным ж/д цеха; базовое решение БИ — подача вагонов в корпус без захода локомотива).</w:t>
+      </w:r>
+    </w:p>
+    <w:p>
+      <w:r>
+        <w:rPr>
+          <w:sz w:val="20"/>
+        </w:rPr>
+        <w:t xml:space="preserve">СБРОСЫ: производственных сточных вод нет; бытовые — от помещений персонала (по штатной численности, определяется на стадии БИ); дождевой сток автофронта — в ливневую сеть площадки (раздел генпроектировщика).</w:t>
+      </w:r>
+    </w:p>
+    <w:p>
+      <w:r>
+        <w:rPr>
+          <w:sz w:val="20"/>
+        </w:rPr>
+        <w:t xml:space="preserve">ОТХОДЫ (ФЗ-89): упаковочные материалы уходят с продукцией (лента увязки — часть товарного пакета) — отходом склада являются только обрезки и брак ленты при дотяжке/переувязке (норматив — по факту освоения, см. «Расходы энергоресурсов»); подложка этикеток и отработанные риббоны — от расхода 60 000 этикеток/год (30 000 пакетов × 2 шт.); отработанные Li-ion АКБ штабелёров (парк 3 машины; периодичность замены — по ресурсу ТКП) — передача специализированной организации; люминесцентных источников нет (LED-освещение — решение БИ); ТКО персонала. Класс опасности и паспортизация отходов — на стадии эксплуатации.</w:t>
+      </w:r>
+    </w:p>
+    <w:p>
+      <w:r>
+        <w:rPr>
+          <w:sz w:val="20"/>
+        </w:rPr>
+        <w:t xml:space="preserve">ФИЗИЧЕСКИЕ ФАКТОРЫ: источники шума — штабелёры, вентиляция, маневровая работа на ж/д фронте; оценка уровней на границе нормируемых территорий — акустический расчёт в составе ОВОС по шумовым характеристикам из ТКП; защита от шума — по СП 51.13330. Ионизирующих, электромагнитных (сверх обычных электроустановок 0,4 кВ) и тепловых источников нет.</w:t>
+      </w:r>
+    </w:p>
+    <w:p>
+      <w:r>
+        <w:rPr>
+          <w:sz w:val="20"/>
+        </w:rPr>
+        <w:t xml:space="preserve">АВАРИЙНЫЕ СЦЕНАРИИ: обращающееся вещество — катодная медь (негорюча, нетоксична в компактной форме); категория помещений — ожидаемо Д (подтверждается расчётом по СП 12.13130); проливов и выбросов при авариях нет; аварийный сценарий логистический (падение пакета 2,5 т) — локальный, без экологических последствий.</w:t>
+      </w:r>
+    </w:p>
+    <w:tbl>
+      <w:tblPr>
+        <w:tblW w:w="11638" w:type="dxa"/>
+        <w:tblBorders>
+          <w:top w:val="single" w:sz="4" w:color="C9C9C9"/>
+          <w:left w:val="single" w:sz="4" w:color="C9C9C9"/>
+          <w:bottom w:val="single" w:sz="4" w:color="C9C9C9"/>
+          <w:right w:val="single" w:sz="4" w:color="C9C9C9"/>
+          <w:insideH w:val="single" w:sz="4" w:color="C9C9C9"/>
+          <w:insideV w:val="single" w:sz="4" w:color="C9C9C9"/>
+        </w:tblBorders>
+        <w:tblLayout w:type="fixed"/>
+      </w:tblPr>
+      <w:tblGrid>
+        <w:gridCol w:w="3600"/>
+        <w:gridCol w:w="5000"/>
+        <w:gridCol w:w="3038"/>
+      </w:tblGrid>
+      <w:tr>
+        <w:tc>
+          <w:tcPr>
+            <w:tcW w:w="3600" w:type="dxa"/>
+            <w:shd w:val="clear" w:fill="EFEFEF"/>
+          </w:tcPr>
+          <w:p>
+            <w:r>
+              <w:rPr>
+                <w:b/>
+                <w:sz w:val="19"/>
+              </w:rPr>
+              <w:t xml:space="preserve">Параметр</w:t>
+            </w:r>
+          </w:p>
+        </w:tc>
+        <w:tc>
+          <w:tcPr>
+            <w:tcW w:w="5000" w:type="dxa"/>
+            <w:shd w:val="clear" w:fill="EFEFEF"/>
+          </w:tcPr>
+          <w:p>
+            <w:r>
+              <w:rPr>
+                <w:b/>
+                <w:sz w:val="19"/>
+              </w:rPr>
+              <w:t xml:space="preserve">Значение</w:t>
+            </w:r>
+          </w:p>
+        </w:tc>
+        <w:tc>
+          <w:tcPr>
+            <w:tcW w:w="3038" w:type="dxa"/>
+            <w:shd w:val="clear" w:fill="EFEFEF"/>
+          </w:tcPr>
+          <w:p>
+            <w:r>
+              <w:rPr>
+                <w:b/>
+                <w:sz w:val="19"/>
+              </w:rPr>
+              <w:t xml:space="preserve">Источник</w:t>
+            </w:r>
+          </w:p>
+        </w:tc>
+      </w:tr>
+      <w:tr>
+        <w:tc>
+          <w:tcPr>
+            <w:tcW w:w="3600" w:type="dxa"/>
+          </w:tcPr>
+          <w:p>
+            <w:r>
+              <w:rPr>
+                <w:sz w:val="19"/>
+              </w:rPr>
+              <w:t xml:space="preserve">Выбросы</w:t>
+            </w:r>
+          </w:p>
+        </w:tc>
+        <w:tc>
+          <w:tcPr>
+            <w:tcW w:w="5000" w:type="dxa"/>
+          </w:tcPr>
+          <w:p>
+            <w:r>
+              <w:rPr>
+                <w:sz w:val="19"/>
+              </w:rPr>
+              <w:t xml:space="preserve">Технологических нет (электропривод, Li-ion, без топлива и пара)</w:t>
+            </w:r>
+          </w:p>
+        </w:tc>
+        <w:tc>
+          <w:tcPr>
+            <w:tcW w:w="3038" w:type="dxa"/>
+          </w:tcPr>
+          <w:p>
+            <w:r>
+              <w:rPr>
+                <w:color w:val="666666"/>
+                <w:sz w:val="18"/>
+              </w:rPr>
+              <w:t xml:space="preserve">решение БИ (разделы «Техпроцесс», «Энергоресурсы»)</w:t>
+            </w:r>
+          </w:p>
+        </w:tc>
+      </w:tr>
+      <w:tr>
+        <w:tc>
+          <w:tcPr>
+            <w:tcW w:w="3600" w:type="dxa"/>
+          </w:tcPr>
+          <w:p>
+            <w:r>
+              <w:rPr>
+                <w:sz w:val="19"/>
+              </w:rPr>
+              <w:t xml:space="preserve">Отходы этикетирования</w:t>
+            </w:r>
+          </w:p>
+        </w:tc>
+        <w:tc>
+          <w:tcPr>
+            <w:tcW w:w="5000" w:type="dxa"/>
+          </w:tcPr>
+          <w:p>
+            <w:r>
+              <w:rPr>
+                <w:sz w:val="19"/>
+              </w:rPr>
+              <w:t xml:space="preserve">Подложка/риббоны от 60 000 этикеток/год (30 000 пакетов × 2)</w:t>
+            </w:r>
+          </w:p>
+        </w:tc>
+        <w:tc>
+          <w:tcPr>
+            <w:tcW w:w="3038" w:type="dxa"/>
+          </w:tcPr>
+          <w:p>
+            <w:r>
+              <w:rPr>
+                <w:color w:val="666666"/>
+                <w:sz w:val="18"/>
+              </w:rPr>
+              <w:t xml:space="preserve">расчёт БИ</w:t>
+            </w:r>
+          </w:p>
+        </w:tc>
+      </w:tr>
+      <w:tr>
+        <w:tc>
+          <w:tcPr>
+            <w:tcW w:w="3600" w:type="dxa"/>
+          </w:tcPr>
+          <w:p>
+            <w:r>
+              <w:rPr>
+                <w:sz w:val="19"/>
+              </w:rPr>
+              <w:t xml:space="preserve">АКБ</w:t>
+            </w:r>
+          </w:p>
+        </w:tc>
+        <w:tc>
+          <w:tcPr>
+            <w:tcW w:w="5000" w:type="dxa"/>
+          </w:tcPr>
+          <w:p>
+            <w:r>
+              <w:rPr>
+                <w:sz w:val="19"/>
+              </w:rPr>
+              <w:t xml:space="preserve">Отработанные Li-ion (парк 3 штабелёров) — передача специализированной организации; ресурс по ТКП</w:t>
+            </w:r>
+          </w:p>
+        </w:tc>
+        <w:tc>
+          <w:tcPr>
+            <w:tcW w:w="3038" w:type="dxa"/>
+          </w:tcPr>
+          <w:p>
+            <w:r>
+              <w:rPr>
+                <w:color w:val="666666"/>
+                <w:sz w:val="18"/>
+              </w:rPr>
+              <w:t xml:space="preserve">решение БИ</w:t>
+            </w:r>
+          </w:p>
+        </w:tc>
+      </w:tr>
+      <w:tr>
+        <w:tc>
+          <w:tcPr>
+            <w:tcW w:w="3600" w:type="dxa"/>
+          </w:tcPr>
+          <w:p>
+            <w:r>
+              <w:rPr>
+                <w:sz w:val="19"/>
+              </w:rPr>
+              <w:t xml:space="preserve">Шум</w:t>
+            </w:r>
+          </w:p>
+        </w:tc>
+        <w:tc>
+          <w:tcPr>
+            <w:tcW w:w="5000" w:type="dxa"/>
+          </w:tcPr>
+          <w:p>
+            <w:r>
+              <w:rPr>
+                <w:sz w:val="19"/>
+              </w:rPr>
+              <w:t xml:space="preserve">Штабелёры, вентиляция, манёвры ж/д — акустический расчёт по данным ТКП; защита по СП 51.13330</w:t>
+            </w:r>
+          </w:p>
+        </w:tc>
+        <w:tc>
+          <w:tcPr>
+            <w:tcW w:w="3038" w:type="dxa"/>
+          </w:tcPr>
+          <w:p>
+            <w:r>
+              <w:rPr>
+                <w:color w:val="666666"/>
+                <w:sz w:val="18"/>
+              </w:rPr>
+              <w:t xml:space="preserve">решение БИ</w:t>
+            </w:r>
+          </w:p>
+        </w:tc>
+      </w:tr>
+    </w:tbl>
+    <w:p>
+      <w:r>
+        <w:rPr>
+          <w:b/>
+          <w:sz w:val="19"/>
+        </w:rPr>
+        <w:t xml:space="preserve">Нормативная база: </w:t>
+      </w:r>
+      <w:r>
+        <w:rPr>
+          <w:color w:val="444444"/>
+          <w:sz w:val="19"/>
+        </w:rPr>
+        <w:t xml:space="preserve">ФЗ-89 от 24.06.1998 — Отходы производства и потребления — обращение с отходами упаковки и АКБ; СП 51.13330 (актуальная редакция) — Защита от шума — источники СГП в акустическом расчёте комплекса; СП 12.13130 и 123-ФЗ — Категорирование помещений (ожидаемо Д — подтверждается расчётом)</w:t>
+      </w:r>
+    </w:p>
+    <w:p>
+      <w:r>
+        <w:rPr>
+          <w:b/>
+          <w:color w:val="8A6200"/>
+          <w:sz w:val="19"/>
+        </w:rPr>
+        <w:t xml:space="preserve">— определяется на стадии БИ: </w:t>
+      </w:r>
+      <w:r>
+        <w:rPr>
+          <w:sz w:val="19"/>
+        </w:rPr>
+        <w:t xml:space="preserve">Шумовые характеристики штабелёров и вентоборудования — из ТКП для акустического расчёта ОВОС</w:t>
+      </w:r>
+    </w:p>
+    <w:p>
+      <w:r>
+        <w:rPr>
+          <w:b/>
+          <w:color w:val="8A6200"/>
+          <w:sz w:val="19"/>
+        </w:rPr>
+        <w:t xml:space="preserve">— определяется на стадии БИ: </w:t>
+      </w:r>
+      <w:r>
+        <w:rPr>
+          <w:sz w:val="19"/>
+        </w:rPr>
+        <w:t xml:space="preserve">Ресурс и периодичность замены Li-ion АКБ (объём отхода) — по ТКП</w:t>
+      </w:r>
+    </w:p>
+    <w:p>
+      <w:r>
+        <w:rPr>
+          <w:b/>
+          <w:color w:val="8A6200"/>
+          <w:sz w:val="19"/>
+        </w:rPr>
+        <w:t xml:space="preserve">— определяется на стадии БИ: </w:t>
+      </w:r>
+      <w:r>
+        <w:rPr>
+          <w:sz w:val="19"/>
+        </w:rPr>
+        <w:t xml:space="preserve">Штатная численность → бытовые стоки и ТКО — определяется на стадии БИ</w:t>
+      </w:r>
+    </w:p>
+    <w:p>
+      <w:pPr>
+        <w:pStyle w:val="Heading2"/>
+      </w:pPr>
+      <w:r>
+        <w:rPr>
+          <w:b/>
+          <w:sz w:val="26"/>
+        </w:rPr>
+        <w:t xml:space="preserve">ЦИМ склада на этапе БИ (Приложение №4)</w:t>
+      </w:r>
+    </w:p>
+    <w:p>
+      <w:r>
+        <w:rPr>
+          <w:sz w:val="20"/>
+        </w:rPr>
+        <w:t xml:space="preserve">По ТЗ v4.1 («Прочие условия»): «На этапе выполнения БИ разработать и предоставить Заказчику модель технологического оборудования/технологического передела в соответствии с требованиями Приложения №4. Выпуск материалов предусмотреть отдельным этапом». Требования Прил. №4 — в ред. 2 от 25.08.2026 (ТЗ на ЦИМ): этап определён как «Разработка ЦИМ стадии „базовый инжиниринг“», цель — проверка коллизий стадии БИ; перечень ПО — рекомендуемый, используемое ПО согласуется с Заказчиком (базово — российский стек Model Studio CS / nanoCAD); выгрузка рабочих моделей в IFC — раз в 4 недели; состав передачи: модели в исходном формате и IFC, сводная модель IFC, отчёт «Описание ЦИМ»; информационная детализация (LOI) стадии БИ охватывает только оборудование — листы ТХ и ЭОМ/СС/АК нового Прил. 1.</w:t>
+      </w:r>
+    </w:p>
+    <w:p>
+      <w:r>
+        <w:rPr>
+          <w:sz w:val="20"/>
+        </w:rPr>
+        <w:t xml:space="preserve">СОСТАВ МОДЕЛИ ЛОТА №4 (раздел ТХ): габаритные тела с зонами обслуживания/проездов объёмными элементами: конвейер приёмки с весовой позицией и позицией разбраковки; сверловочный стенд; узел упаковки/маркировки; зона адресного хранения — 600 позиций в плане, стопы 2 ярусов условными объёмами; штабелёры — габарит с коридорами манёвра (проезды 3,5–4,0 м); зарядная станция; кран с траверсой и зоной обслуживания (вариант полувагонов); вагонные и автомобильные весы с весовыми зонами и пандусами; шкафы АСУ/АИС и трассы (лист ЭОМ/СС/АК); ограждение автоматической зоны с калитками. Библиотечный компонент — на каждый типоразмер оборудования; модель склада — отдельным файлом от моделей других корпусов (деление по зданиям). Уровень геометрии — эскизный (позиция БИ: LOD 200 — габариты, присоединения, зоны; фиксируется протоколом LOD/LOI до начала моделирования). Монтажные модели по отправочным маркам — этап детального инжиниринга/поставки (позиция БИ).</w:t>
+      </w:r>
+    </w:p>
+    <w:p>
+      <w:r>
+        <w:rPr>
+          <w:sz w:val="20"/>
+        </w:rPr>
+        <w:t xml:space="preserve">ПРОВЕРКИ КОЛЛИЗИЙ: автоматические, по перечню Таблицы 3 Прил. №4 ред. 2 (оборудование ↔ строительные конструкции ↔ зоны обслуживания); критично для Лота №4: габариты проездов штабелёров, габарит приближения ж/д внутри корпуса (ГОСТ 9238-2013), зоны обслуживания весов и крана, высота мачты штабелёра у ворот (≥3,5 м). Отчёт «Описание ЦИМ» — в составе передачи этапа.</w:t>
+      </w:r>
+    </w:p>
+    <w:tbl>
+      <w:tblPr>
+        <w:tblW w:w="11638" w:type="dxa"/>
+        <w:tblBorders>
+          <w:top w:val="single" w:sz="4" w:color="C9C9C9"/>
+          <w:left w:val="single" w:sz="4" w:color="C9C9C9"/>
+          <w:bottom w:val="single" w:sz="4" w:color="C9C9C9"/>
+          <w:right w:val="single" w:sz="4" w:color="C9C9C9"/>
+          <w:insideH w:val="single" w:sz="4" w:color="C9C9C9"/>
+          <w:insideV w:val="single" w:sz="4" w:color="C9C9C9"/>
+        </w:tblBorders>
+        <w:tblLayout w:type="fixed"/>
+      </w:tblPr>
+      <w:tblGrid>
+        <w:gridCol w:w="3600"/>
+        <w:gridCol w:w="5000"/>
+        <w:gridCol w:w="3038"/>
+      </w:tblGrid>
+      <w:tr>
+        <w:tc>
+          <w:tcPr>
+            <w:tcW w:w="3600" w:type="dxa"/>
+            <w:shd w:val="clear" w:fill="EFEFEF"/>
+          </w:tcPr>
+          <w:p>
+            <w:r>
+              <w:rPr>
+                <w:b/>
+                <w:sz w:val="19"/>
+              </w:rPr>
+              <w:t xml:space="preserve">Параметр</w:t>
+            </w:r>
+          </w:p>
+        </w:tc>
+        <w:tc>
+          <w:tcPr>
+            <w:tcW w:w="5000" w:type="dxa"/>
+            <w:shd w:val="clear" w:fill="EFEFEF"/>
+          </w:tcPr>
+          <w:p>
+            <w:r>
+              <w:rPr>
+                <w:b/>
+                <w:sz w:val="19"/>
+              </w:rPr>
+              <w:t xml:space="preserve">Значение</w:t>
+            </w:r>
+          </w:p>
+        </w:tc>
+        <w:tc>
+          <w:tcPr>
+            <w:tcW w:w="3038" w:type="dxa"/>
+            <w:shd w:val="clear" w:fill="EFEFEF"/>
+          </w:tcPr>
+          <w:p>
+            <w:r>
+              <w:rPr>
+                <w:b/>
+                <w:sz w:val="19"/>
+              </w:rPr>
+              <w:t xml:space="preserve">Источник</w:t>
+            </w:r>
+          </w:p>
+        </w:tc>
+      </w:tr>
+      <w:tr>
+        <w:tc>
+          <w:tcPr>
+            <w:tcW w:w="3600" w:type="dxa"/>
+          </w:tcPr>
+          <w:p>
+            <w:r>
+              <w:rPr>
+                <w:sz w:val="19"/>
+              </w:rPr>
+              <w:t xml:space="preserve">Статус этапа</w:t>
+            </w:r>
+          </w:p>
+        </w:tc>
+        <w:tc>
+          <w:tcPr>
+            <w:tcW w:w="5000" w:type="dxa"/>
+          </w:tcPr>
+          <w:p>
+            <w:r>
+              <w:rPr>
+                <w:sz w:val="19"/>
+              </w:rPr>
+              <w:t xml:space="preserve">Отдельный этап БИ; стадия модели — «базовый инжиниринг», цель — проверка коллизий</w:t>
+            </w:r>
+          </w:p>
+        </w:tc>
+        <w:tc>
+          <w:tcPr>
+            <w:tcW w:w="3038" w:type="dxa"/>
+          </w:tcPr>
+          <w:p>
+            <w:r>
+              <w:rPr>
+                <w:color w:val="666666"/>
+                <w:sz w:val="18"/>
+              </w:rPr>
+              <w:t xml:space="preserve">ТЗ v4.1 «Прочие условия»; Прил. №4 ред. 2 (25.08.2026)</w:t>
+            </w:r>
+          </w:p>
+        </w:tc>
+      </w:tr>
+      <w:tr>
+        <w:tc>
+          <w:tcPr>
+            <w:tcW w:w="3600" w:type="dxa"/>
+          </w:tcPr>
+          <w:p>
+            <w:r>
+              <w:rPr>
+                <w:sz w:val="19"/>
+              </w:rPr>
+              <w:t xml:space="preserve">Выгрузка/передача</w:t>
+            </w:r>
+          </w:p>
+        </w:tc>
+        <w:tc>
+          <w:tcPr>
+            <w:tcW w:w="5000" w:type="dxa"/>
+          </w:tcPr>
+          <w:p>
+            <w:r>
+              <w:rPr>
+                <w:sz w:val="19"/>
+              </w:rPr>
+              <w:t xml:space="preserve">IFC раз в 4 недели; итог: исходники + IFC + сводная модель + «Описание ЦИМ»</w:t>
+            </w:r>
+          </w:p>
+        </w:tc>
+        <w:tc>
+          <w:tcPr>
+            <w:tcW w:w="3038" w:type="dxa"/>
+          </w:tcPr>
+          <w:p>
+            <w:r>
+              <w:rPr>
+                <w:color w:val="666666"/>
+                <w:sz w:val="18"/>
+              </w:rPr>
+              <w:t xml:space="preserve">Прил. №4 ред. 2</w:t>
+            </w:r>
+          </w:p>
+        </w:tc>
+      </w:tr>
+      <w:tr>
+        <w:tc>
+          <w:tcPr>
+            <w:tcW w:w="3600" w:type="dxa"/>
+          </w:tcPr>
+          <w:p>
+            <w:r>
+              <w:rPr>
+                <w:sz w:val="19"/>
+              </w:rPr>
+              <w:t xml:space="preserve">LOI</w:t>
+            </w:r>
+          </w:p>
+        </w:tc>
+        <w:tc>
+          <w:tcPr>
+            <w:tcW w:w="5000" w:type="dxa"/>
+          </w:tcPr>
+          <w:p>
+            <w:r>
+              <w:rPr>
+                <w:sz w:val="19"/>
+              </w:rPr>
+              <w:t xml:space="preserve">Только оборудование: листы «Стадия БИ_ТХ» и ЭОМ/СС/АК нового Прил. 1</w:t>
+            </w:r>
+          </w:p>
+        </w:tc>
+        <w:tc>
+          <w:tcPr>
+            <w:tcW w:w="3038" w:type="dxa"/>
+          </w:tcPr>
+          <w:p>
+            <w:r>
+              <w:rPr>
+                <w:color w:val="666666"/>
+                <w:sz w:val="18"/>
+              </w:rPr>
+              <w:t xml:space="preserve">Прил. №4 ред. 2</w:t>
+            </w:r>
+          </w:p>
+        </w:tc>
+      </w:tr>
+      <w:tr>
+        <w:tc>
+          <w:tcPr>
+            <w:tcW w:w="3600" w:type="dxa"/>
+          </w:tcPr>
+          <w:p>
+            <w:r>
+              <w:rPr>
+                <w:sz w:val="19"/>
+              </w:rPr>
+              <w:t xml:space="preserve">Уровень геометрии</w:t>
+            </w:r>
+          </w:p>
+        </w:tc>
+        <w:tc>
+          <w:tcPr>
+            <w:tcW w:w="5000" w:type="dxa"/>
+          </w:tcPr>
+          <w:p>
+            <w:r>
+              <w:rPr>
+                <w:sz w:val="19"/>
+              </w:rPr>
+              <w:t xml:space="preserve">Эскизный (LOD 200: габариты, присоединения, зоны) — фиксируется протоколом LOD/LOI</w:t>
+            </w:r>
+          </w:p>
+        </w:tc>
+        <w:tc>
+          <w:tcPr>
+            <w:tcW w:w="3038" w:type="dxa"/>
+          </w:tcPr>
+          <w:p>
+            <w:r>
+              <w:rPr>
+                <w:color w:val="666666"/>
+                <w:sz w:val="18"/>
+              </w:rPr>
+              <w:t xml:space="preserve">позиция БИ (сверка с BIMForum LOD)</w:t>
+            </w:r>
+          </w:p>
+        </w:tc>
+      </w:tr>
+    </w:tbl>
+    <w:p>
+      <w:r>
+        <w:rPr>
+          <w:b/>
+          <w:sz w:val="19"/>
+        </w:rPr>
+        <w:t xml:space="preserve">Нормативная база: </w:t>
+      </w:r>
+      <w:r>
+        <w:rPr>
+          <w:color w:val="444444"/>
+          <w:sz w:val="19"/>
+        </w:rPr>
+        <w:t xml:space="preserve">Приложение №4 к ТЗ (ред. 2 от 25.08.2026) — Требования к выполнению ЦИМ на этапе БИ — состав, форматы, проверки коллизий; ISO 19650 / BIMForum LOD Spec — Справочная рамка уровней проработки — обоснование уровня LOD 200 для модели БИ</w:t>
+      </w:r>
+    </w:p>
+    <w:p>
+      <w:r>
+        <w:rPr>
+          <w:b/>
+          <w:color w:val="8A6200"/>
+          <w:sz w:val="19"/>
+        </w:rPr>
+        <w:t xml:space="preserve">— определяется на стадии БИ: </w:t>
+      </w:r>
+      <w:r>
+        <w:rPr>
+          <w:sz w:val="19"/>
+        </w:rPr>
+        <w:t xml:space="preserve">Протокол LOD/LOI модели БИ — согласовать с Заказчиком до начала моделирования</w:t>
+      </w:r>
+    </w:p>
+    <w:p>
+      <w:r>
+        <w:rPr>
+          <w:b/>
+          <w:color w:val="8A6200"/>
+          <w:sz w:val="19"/>
+        </w:rPr>
+        <w:t xml:space="preserve">— определяется на стадии БИ: </w:t>
+      </w:r>
+      <w:r>
+        <w:rPr>
+          <w:sz w:val="19"/>
+        </w:rPr>
+        <w:t xml:space="preserve">Битая ссылка Прил. №4 ред. 2 на «таблицу 4» (перечень проверок — Таблица 3) — запросить корректировку у Заказчика</w:t>
+      </w:r>
+    </w:p>
+    <w:p>
+      <w:r>
+        <w:rPr>
+          <w:b/>
+          <w:color w:val="8A6200"/>
+          <w:sz w:val="19"/>
+        </w:rPr>
+        <w:t xml:space="preserve">— определяется на стадии БИ: </w:t>
+      </w:r>
+      <w:r>
+        <w:rPr>
+          <w:sz w:val="19"/>
+        </w:rPr>
+        <w:t xml:space="preserve">Срок отдельного этапа ЦИМ в графике БИ не задан — зафиксировать в договоре</w:t>
+      </w:r>
+    </w:p>
+    <w:p>
+      <w:pPr>
+        <w:pStyle w:val="Heading2"/>
+      </w:pPr>
+      <w:r>
+        <w:rPr>
+          <w:b/>
+          <w:sz w:val="26"/>
+        </w:rPr>
+        <w:t xml:space="preserve">Этапность выдачи материалов БИ по Лоту №4</w:t>
+      </w:r>
+    </w:p>
+    <w:p>
+      <w:r>
+        <w:rPr>
+          <w:sz w:val="20"/>
+        </w:rPr>
+        <w:t xml:space="preserve">Материалы БИ выдаются поэтапно «для начала выполнения ОТР до полного выпуска БИ» (ТЗ v4.1, «Прочие условия»). Проект этапности передан Заказчиком 25.08.2026 вне официальной редакции ТЗ; раскладка по Лоту №4:</w:t>
+      </w:r>
+    </w:p>
+    <w:p>
+      <w:r>
+        <w:rPr>
+          <w:sz w:val="20"/>
+        </w:rPr>
+        <w:t xml:space="preserve">ЭТАП 1 (3 месяца) — предварительный отчёт БИ: разделы ПЗ «Общие сведения», «Данные об обрабатываемой продукции», «Описание техпроцесса», «Расходы материалов и энергоресурсов», «Перечень оборудования», «Подключение к сетям»; графическая часть: PFD, компоновочные решения, спецификация оборудования, опросные листы. (Матбалансы и исходные требования на длинноцикловое — в составе Лота №4 по ТЗ отсутствуют.)</w:t>
+      </w:r>
+    </w:p>
+    <w:p>
+      <w:r>
+        <w:rPr>
+          <w:sz w:val="20"/>
+        </w:rPr>
+        <w:t xml:space="preserve">ЭТАП 2 (итоговый отчёт; позиция КВАНТ по сроку: +3 месяца, суммарно не более 6) — дополнительно: планы с предварительными нагрузками, планы фундаментов с предварительной динамикой (с запасом), требования к монтажу, сведения по электрооборудованию (Прил. №3), схема КТС АСУ.</w:t>
+      </w:r>
+    </w:p>
+    <w:p>
+      <w:r>
+        <w:rPr>
+          <w:sz w:val="20"/>
+        </w:rPr>
+        <w:t xml:space="preserve">ЦИМ — отдельным этапом (ТЗ); срок этапа в проекте этапности не задан. Стоимостной блок в этапах не назван — предложение БИ: предварительная оценка по укрупнённым показателям — в Этап 1, бюджетные ТКП по основному оборудованию и бюджетная оценка комплектной поставки — в Этап 2.</w:t>
+      </w:r>
+    </w:p>
+    <w:p>
+      <w:r>
+        <w:rPr>
+          <w:sz w:val="20"/>
+        </w:rPr>
+        <w:t xml:space="preserve">РАННИЕ ИСХОДНЫЕ ДАННЫЕ ОТ ЗАКАЗЧИКА ДЛЯ ЭТАПА 1 (критический путь Лота №4): вариант размещения (генплан) нового склада; схема ж/д путевого развития; задание сбыта (род подвижного состава, партии); интерфейсные данные Лота №3 (профиль «перфорации», привязка конвейера КСМ). Без них компоновка, ж/д фронт и опросные листы грузозахватов в 3-месячный срок не выдаются.</w:t>
+      </w:r>
+    </w:p>
+    <w:tbl>
+      <w:tblPr>
+        <w:tblW w:w="11638" w:type="dxa"/>
+        <w:tblBorders>
+          <w:top w:val="single" w:sz="4" w:color="C9C9C9"/>
+          <w:left w:val="single" w:sz="4" w:color="C9C9C9"/>
+          <w:bottom w:val="single" w:sz="4" w:color="C9C9C9"/>
+          <w:right w:val="single" w:sz="4" w:color="C9C9C9"/>
+          <w:insideH w:val="single" w:sz="4" w:color="C9C9C9"/>
+          <w:insideV w:val="single" w:sz="4" w:color="C9C9C9"/>
+        </w:tblBorders>
+        <w:tblLayout w:type="fixed"/>
+      </w:tblPr>
+      <w:tblGrid>
+        <w:gridCol w:w="3600"/>
+        <w:gridCol w:w="5000"/>
+        <w:gridCol w:w="3038"/>
+      </w:tblGrid>
+      <w:tr>
+        <w:tc>
+          <w:tcPr>
+            <w:tcW w:w="3600" w:type="dxa"/>
+            <w:shd w:val="clear" w:fill="EFEFEF"/>
+          </w:tcPr>
+          <w:p>
+            <w:r>
+              <w:rPr>
+                <w:b/>
+                <w:sz w:val="19"/>
+              </w:rPr>
+              <w:t xml:space="preserve">Параметр</w:t>
+            </w:r>
+          </w:p>
+        </w:tc>
+        <w:tc>
+          <w:tcPr>
+            <w:tcW w:w="5000" w:type="dxa"/>
+            <w:shd w:val="clear" w:fill="EFEFEF"/>
+          </w:tcPr>
+          <w:p>
+            <w:r>
+              <w:rPr>
+                <w:b/>
+                <w:sz w:val="19"/>
+              </w:rPr>
+              <w:t xml:space="preserve">Значение</w:t>
+            </w:r>
+          </w:p>
+        </w:tc>
+        <w:tc>
+          <w:tcPr>
+            <w:tcW w:w="3038" w:type="dxa"/>
+            <w:shd w:val="clear" w:fill="EFEFEF"/>
+          </w:tcPr>
+          <w:p>
+            <w:r>
+              <w:rPr>
+                <w:b/>
+                <w:sz w:val="19"/>
+              </w:rPr>
+              <w:t xml:space="preserve">Источник</w:t>
+            </w:r>
+          </w:p>
+        </w:tc>
+      </w:tr>
+      <w:tr>
+        <w:tc>
+          <w:tcPr>
+            <w:tcW w:w="3600" w:type="dxa"/>
+          </w:tcPr>
+          <w:p>
+            <w:r>
+              <w:rPr>
+                <w:sz w:val="19"/>
+              </w:rPr>
+              <w:t xml:space="preserve">Этап 1</w:t>
+            </w:r>
+          </w:p>
+        </w:tc>
+        <w:tc>
+          <w:tcPr>
+            <w:tcW w:w="5000" w:type="dxa"/>
+          </w:tcPr>
+          <w:p>
+            <w:r>
+              <w:rPr>
+                <w:sz w:val="19"/>
+              </w:rPr>
+              <w:t xml:space="preserve">3 мес: ПЗ (6 разделов) + PFD, компоновки, спецификация, опросные листы</w:t>
+            </w:r>
+          </w:p>
+        </w:tc>
+        <w:tc>
+          <w:tcPr>
+            <w:tcW w:w="3038" w:type="dxa"/>
+          </w:tcPr>
+          <w:p>
+            <w:r>
+              <w:rPr>
+                <w:color w:val="666666"/>
+                <w:sz w:val="18"/>
+              </w:rPr>
+              <w:t xml:space="preserve">проект этапности Заказчика (25.08.2026, вне ТЗ)</w:t>
+            </w:r>
+          </w:p>
+        </w:tc>
+      </w:tr>
+      <w:tr>
+        <w:tc>
+          <w:tcPr>
+            <w:tcW w:w="3600" w:type="dxa"/>
+          </w:tcPr>
+          <w:p>
+            <w:r>
+              <w:rPr>
+                <w:sz w:val="19"/>
+              </w:rPr>
+              <w:t xml:space="preserve">Этап 2</w:t>
+            </w:r>
+          </w:p>
+        </w:tc>
+        <w:tc>
+          <w:tcPr>
+            <w:tcW w:w="5000" w:type="dxa"/>
+          </w:tcPr>
+          <w:p>
+            <w:r>
+              <w:rPr>
+                <w:sz w:val="19"/>
+              </w:rPr>
+              <w:t xml:space="preserve">Итоговый отчёт: нагрузки, фундаменты с динамикой, монтаж, электро Прил. №3, КТС АСУ; позиция КВАНТ — суммарно ≤6 мес</w:t>
+            </w:r>
+          </w:p>
+        </w:tc>
+        <w:tc>
+          <w:tcPr>
+            <w:tcW w:w="3038" w:type="dxa"/>
+          </w:tcPr>
+          <w:p>
+            <w:r>
+              <w:rPr>
+                <w:color w:val="666666"/>
+                <w:sz w:val="18"/>
+              </w:rPr>
+              <w:t xml:space="preserve">проект этапности; позиция КВАНТ (25.08.2026)</w:t>
+            </w:r>
+          </w:p>
+        </w:tc>
+      </w:tr>
+      <w:tr>
+        <w:tc>
+          <w:tcPr>
+            <w:tcW w:w="3600" w:type="dxa"/>
+          </w:tcPr>
+          <w:p>
+            <w:r>
+              <w:rPr>
+                <w:sz w:val="19"/>
+              </w:rPr>
+              <w:t xml:space="preserve">Стоимость по этапам</w:t>
+            </w:r>
+          </w:p>
+        </w:tc>
+        <w:tc>
+          <w:tcPr>
+            <w:tcW w:w="5000" w:type="dxa"/>
+          </w:tcPr>
+          <w:p>
+            <w:r>
+              <w:rPr>
+                <w:sz w:val="19"/>
+              </w:rPr>
+              <w:t xml:space="preserve">Этап 1 — укрупнённая оценка; Этап 2 — бюджетные ТКП и бюджетная оценка поставки</w:t>
+            </w:r>
+          </w:p>
+        </w:tc>
+        <w:tc>
+          <w:tcPr>
+            <w:tcW w:w="3038" w:type="dxa"/>
+          </w:tcPr>
+          <w:p>
+            <w:r>
+              <w:rPr>
+                <w:color w:val="666666"/>
+                <w:sz w:val="18"/>
+              </w:rPr>
+              <w:t xml:space="preserve">предложение БИ (пробел проекта этапности)</w:t>
+            </w:r>
+          </w:p>
+        </w:tc>
+      </w:tr>
+    </w:tbl>
+    <w:p>
+      <w:r>
+        <w:rPr>
+          <w:b/>
+          <w:color w:val="8A6200"/>
+          <w:sz w:val="19"/>
+        </w:rPr>
+        <w:t xml:space="preserve">— определяется на стадии БИ: </w:t>
+      </w:r>
+      <w:r>
+        <w:rPr>
+          <w:sz w:val="19"/>
+        </w:rPr>
+        <w:t xml:space="preserve">Статус этапности (передана вне редакции ТЗ v4.1) — внести в ТЗ/договор</w:t>
+      </w:r>
+    </w:p>
+    <w:p>
+      <w:r>
+        <w:rPr>
+          <w:b/>
+          <w:color w:val="8A6200"/>
+          <w:sz w:val="19"/>
+        </w:rPr>
+        <w:t xml:space="preserve">— определяется на стадии БИ: </w:t>
+      </w:r>
+      <w:r>
+        <w:rPr>
+          <w:sz w:val="19"/>
+        </w:rPr>
+        <w:t xml:space="preserve">Этапность по каждому лоту отдельно (4 отчёта) или единым отчётом — уточнить у Заказчика</w:t>
+      </w:r>
+    </w:p>
+    <w:p>
+      <w:r>
+        <w:rPr>
+          <w:b/>
+          <w:color w:val="8A6200"/>
+          <w:sz w:val="19"/>
+        </w:rPr>
+        <w:t xml:space="preserve">— определяется на стадии БИ: </w:t>
+      </w:r>
+      <w:r>
+        <w:rPr>
+          <w:sz w:val="19"/>
+        </w:rPr>
+        <w:t xml:space="preserve">Срок отдельного этапа ЦИМ — зафиксировать в графике договора</w:t>
+      </w:r>
+    </w:p>
+    <w:p>
+      <w:pPr>
+        <w:pStyle w:val="Heading2"/>
+      </w:pPr>
+      <w:r>
+        <w:rPr>
+          <w:b/>
+          <w:sz w:val="26"/>
+        </w:rPr>
+        <w:t xml:space="preserve">Стоимость поставки по Лоту №4 (порядок формирования)</w:t>
+      </w:r>
+    </w:p>
+    <w:p>
+      <w:r>
+        <w:rPr>
+          <w:sz w:val="20"/>
+        </w:rPr>
+        <w:t xml:space="preserve">В составе БИ приводится: (1) стоимость оборудования по данным ТКП потенциальных поставщиков — не менее 2–3 на каждую позицию (весовое оборудование, штабелёры с системой позиционирования, конвейер приёмки, кран-траверса, упаковка/маркировка, АСУ/АИС); (2) оценка общей стоимости комплектной поставки технологического оборудования в границах п. 6.2 ТЗ v3.6 (в v4.1 — п. 7.x, сверить по перечню границ Лота №4 v4.1).</w:t>
+      </w:r>
+    </w:p>
+    <w:p>
+      <w:r>
+        <w:rPr>
+          <w:sz w:val="20"/>
+        </w:rPr>
+        <w:t xml:space="preserve">Рекомендуемая пакетность запросов: пакет «интралогистика» (штабелёры + навигация + WMS-ППО) — у одного интегратора с ответственностью за сквозной алгоритм адресного хранения; пакет «весовое хозяйство + АИС» — у поставщика, унифицированного с площадкой КГМК (требование Прил. №5 об унификации и согласовании выбора); пакет «ж/д погрузка» (кран/траверса/вагонные весы). В ТКП включить гарантии производительности (7 пакетов/ч приёмка, 84 пакета/сут отгрузка), точности учёта (класс «высокий») и доступности системы (KPI автоматического режима).</w:t>
+      </w:r>
+    </w:p>
+    <w:p>
+      <w:r>
+        <w:rPr>
+          <w:sz w:val="20"/>
+        </w:rPr>
+        <w:t xml:space="preserve">Стоимостные данные не приводятся до получения ТКП.</w:t>
+      </w:r>
+    </w:p>
+    <w:p>
+      <w:r>
+        <w:rPr>
+          <w:sz w:val="20"/>
+        </w:rPr>
+        <w:t xml:space="preserve">АКТУАЛИЗАЦИЯ ПО ТЗ v4.1 (25.08.2026): строка «не менее 2-х – 3-х ТКП на каждую позицию оборудования» в v4.1 вычеркнута — действует редакция «Бюджетные ТКП по основному оборудованию»; оценка общей стоимости комплектной поставки — «бюджетная», в границах проектирования п. 7.2 ТЗ v4.1. Позиция БИ: класс точности бюджетной оценки зафиксировать в договоре как AACE Class 3 (±15–20 %); перечень «основного оборудования» для бюджетных ТКП (ориентир — 70–80 % стоимости поставки лота: весовое хозяйство с АИС, штабелёры с системой позиционирования, кран-траверса, конвейер приёмки, АСУ) закрепить протоколом, остальное — по укрупнённым показателям.</w:t>
+      </w:r>
+    </w:p>
+    <w:tbl>
+      <w:tblPr>
+        <w:tblW w:w="11638" w:type="dxa"/>
+        <w:tblBorders>
+          <w:top w:val="single" w:sz="4" w:color="C9C9C9"/>
+          <w:left w:val="single" w:sz="4" w:color="C9C9C9"/>
+          <w:bottom w:val="single" w:sz="4" w:color="C9C9C9"/>
+          <w:right w:val="single" w:sz="4" w:color="C9C9C9"/>
+          <w:insideH w:val="single" w:sz="4" w:color="C9C9C9"/>
+          <w:insideV w:val="single" w:sz="4" w:color="C9C9C9"/>
+        </w:tblBorders>
+        <w:tblLayout w:type="fixed"/>
+      </w:tblPr>
+      <w:tblGrid>
+        <w:gridCol w:w="3600"/>
+        <w:gridCol w:w="5000"/>
+        <w:gridCol w:w="3038"/>
+      </w:tblGrid>
+      <w:tr>
+        <w:tc>
+          <w:tcPr>
+            <w:tcW w:w="3600" w:type="dxa"/>
+            <w:shd w:val="clear" w:fill="EFEFEF"/>
+          </w:tcPr>
+          <w:p>
+            <w:r>
+              <w:rPr>
+                <w:b/>
+                <w:sz w:val="19"/>
+              </w:rPr>
+              <w:t xml:space="preserve">Параметр</w:t>
+            </w:r>
+          </w:p>
+        </w:tc>
+        <w:tc>
+          <w:tcPr>
+            <w:tcW w:w="5000" w:type="dxa"/>
+            <w:shd w:val="clear" w:fill="EFEFEF"/>
+          </w:tcPr>
+          <w:p>
+            <w:r>
+              <w:rPr>
+                <w:b/>
+                <w:sz w:val="19"/>
+              </w:rPr>
+              <w:t xml:space="preserve">Значение</w:t>
+            </w:r>
+          </w:p>
+        </w:tc>
+        <w:tc>
+          <w:tcPr>
+            <w:tcW w:w="3038" w:type="dxa"/>
+            <w:shd w:val="clear" w:fill="EFEFEF"/>
+          </w:tcPr>
+          <w:p>
+            <w:r>
+              <w:rPr>
+                <w:b/>
+                <w:sz w:val="19"/>
+              </w:rPr>
+              <w:t xml:space="preserve">Источник</w:t>
+            </w:r>
+          </w:p>
+        </w:tc>
+      </w:tr>
+      <w:tr>
+        <w:tc>
+          <w:tcPr>
+            <w:tcW w:w="3600" w:type="dxa"/>
+          </w:tcPr>
+          <w:p>
+            <w:r>
+              <w:rPr>
+                <w:sz w:val="19"/>
+              </w:rPr>
               <w:t xml:space="preserve">Требование ТЗ</w:t>
             </w:r>
           </w:p>
@@ -4182,6 +8409,90 @@
           </w:p>
         </w:tc>
       </w:tr>
+      <w:tr>
+        <w:tc>
+          <w:tcPr>
+            <w:tcW w:w="3600" w:type="dxa"/>
+          </w:tcPr>
+          <w:p>
+            <w:r>
+              <w:rPr>
+                <w:sz w:val="19"/>
+              </w:rPr>
+              <w:t xml:space="preserve">Редакция v4.1</w:t>
+            </w:r>
+          </w:p>
+        </w:tc>
+        <w:tc>
+          <w:tcPr>
+            <w:tcW w:w="5000" w:type="dxa"/>
+          </w:tcPr>
+          <w:p>
+            <w:r>
+              <w:rPr>
+                <w:sz w:val="19"/>
+              </w:rPr>
+              <w:t xml:space="preserve">Бюджетные ТКП по основному оборудованию; бюджетная оценка комплектной поставки в границах п. 7.2</w:t>
+            </w:r>
+          </w:p>
+        </w:tc>
+        <w:tc>
+          <w:tcPr>
+            <w:tcW w:w="3038" w:type="dxa"/>
+          </w:tcPr>
+          <w:p>
+            <w:r>
+              <w:rPr>
+                <w:color w:val="666666"/>
+                <w:sz w:val="18"/>
+              </w:rPr>
+              <w:t xml:space="preserve">ТЗ v4.1, «Стоимость поставки по Лоту №4»</w:t>
+            </w:r>
+          </w:p>
+        </w:tc>
+      </w:tr>
+      <w:tr>
+        <w:tc>
+          <w:tcPr>
+            <w:tcW w:w="3600" w:type="dxa"/>
+          </w:tcPr>
+          <w:p>
+            <w:r>
+              <w:rPr>
+                <w:sz w:val="19"/>
+              </w:rPr>
+              <w:t xml:space="preserve">Класс точности</w:t>
+            </w:r>
+          </w:p>
+        </w:tc>
+        <w:tc>
+          <w:tcPr>
+            <w:tcW w:w="5000" w:type="dxa"/>
+          </w:tcPr>
+          <w:p>
+            <w:r>
+              <w:rPr>
+                <w:sz w:val="19"/>
+              </w:rPr>
+              <w:t xml:space="preserve">AACE Class 3 (±15–20 %) — зафиксировать в договоре</w:t>
+            </w:r>
+          </w:p>
+        </w:tc>
+        <w:tc>
+          <w:tcPr>
+            <w:tcW w:w="3038" w:type="dxa"/>
+          </w:tcPr>
+          <w:p>
+            <w:r>
+              <w:rPr>
+                <w:color w:val="666666"/>
+                <w:sz w:val="18"/>
+              </w:rPr>
+              <w:t xml:space="preserve">позиция БИ (сверка состава БИ с AACE 18R-97)</w:t>
+            </w:r>
+          </w:p>
+        </w:tc>
+      </w:tr>
     </w:tbl>
     <w:p>
       <w:r>
@@ -4213,6 +8524,22 @@
           <w:sz w:val="19"/>
         </w:rPr>
         <w:t xml:space="preserve">Перечень поставщиков интралогистики РФ с опытом металлургических складов — проработка на этапе запросов</w:t>
+      </w:r>
+    </w:p>
+    <w:p>
+      <w:r>
+        <w:rPr>
+          <w:b/>
+          <w:color w:val="8A6200"/>
+          <w:sz w:val="19"/>
+        </w:rPr>
+        <w:t xml:space="preserve">— определяется на стадии БИ: </w:t>
+      </w:r>
+      <w:r>
+        <w:rPr>
+          <w:sz w:val="19"/>
+        </w:rPr>
+        <w:t xml:space="preserve">Перечень «основного оборудования» для бюджетных ТКП — зафиксировать протоколом с Заказчиком (граница объёма стоимостной части)</w:t>
       </w:r>
     </w:p>
     <w:sectPr>

--- a/ove/public/docs/bi/ove75-lot4-pz-draft.docx
+++ b/ove/public/docs/bi/ove75-lot4-pz-draft.docx
@@ -55,7 +55,7 @@
         <w:rPr>
           <w:sz w:val="20"/>
         </w:rPr>
-        <w:t xml:space="preserve">Склад готовой продукции (СГП) — завершающее звено комплекса ОВЭ-75: приём пакетов катодной меди с выходного конвейера катодосдирочной машины (КСМ), защитная упаковка, маркировка, коммерческий учёт, формирование отгрузочных партий и отгрузка железнодорожным и автомобильным транспортом. Границы проектирования (ТЗ п. 6.2): от передаточных ворот из отделения электроэкстракции меди до ворот отгрузки ж/д транспортом и ворот отгрузки автотранспортом.</w:t>
+        <w:t xml:space="preserve">Склад готовой продукции (СГП) — завершающее звено комплекса ОВЭ-75: приём пакетов катодной меди с выходного конвейера катодосдирочной машины (КСМ), защитная упаковка, маркировка, коммерческий учёт, формирование отгрузочных партий и отгрузка железнодорожным и автомобильным транспортом. Границы проектирования (ТЗ v3.6 п. 6.2 (в v4.1 — п. 7.x, сверить по перечню границ Лота №4 v4.1)): от передаточных ворот из отделения электроэкстракции меди до ворот отгрузки ж/д транспортом и ворот отгрузки автотранспортом.</w:t>
       </w:r>
     </w:p>
     <w:p>
@@ -64,6 +64,14 @@
           <w:sz w:val="20"/>
         </w:rPr>
         <w:t xml:space="preserve">СГП размещается смежно с отделением электроэкстракции в существующем корпусе электрорафинирования меди (ЦЭМ, Приложение №6 к ТЗ, чертежи ФМ-594хх): «как правило, в непосредственной близости к электролизному отделению расположен склад готовой продукции» (ИД ч.2 разд. 4.2.2); на плане ЦЭМ (ФМ-59415) зона склада готовой продукции выделена исторической планировкой. Ключевое требование ТЗ (п. 6.3): полностью автоматическое складирование с подсистемами позиционирования, завязанными на выходной конвейер КСМ, — все операции от приёмки пакетов до отгрузки партий в транспорт выполняются в автоматическом режиме; автоматизация — сквозная, с выводом показателей в единую диспетчерскую (ТЗ п. 2.10).</w:t>
+      </w:r>
+    </w:p>
+    <w:p>
+      <w:r>
+        <w:rPr>
+          <w:sz w:val="20"/>
+        </w:rPr>
+        <w:t xml:space="preserve">БАЗИС РАЗМЕЩЕНИЯ (ТЗ v4.1 п.1.3, 25.08.2026): базовый сценарий — новый склад ГП (~32 тыс. м³) в составе комплекса нового строительства, смежно с новым корпусом электроэкстракции (calc.json NB-EW/NB-COST); размещение в существующем ЦЭМ (Прил. №6) — резервный сценарий А.</w:t>
       </w:r>
     </w:p>
     <w:p>
@@ -176,7 +184,7 @@
                 <w:color w:val="666666"/>
                 <w:sz w:val="18"/>
               </w:rPr>
-              <w:t xml:space="preserve">ТЗ п. 6.2</w:t>
+              <w:t xml:space="preserve">ТЗ v3.6 п. 6.2 (в v4.1 — п. 7.x, сверить по перечню границ Лота №4 v4.1)</w:t>
             </w:r>
           </w:p>
         </w:tc>
@@ -204,7 +212,7 @@
               <w:rPr>
                 <w:sz w:val="19"/>
               </w:rPr>
-              <w:t xml:space="preserve">Существующее здание ЦЭМ (пролёты 24 м, крановый пролёт 22 м, шаг колонн вдоль 6 м, длина корпуса ≈180 м, парапет ≈ +17,8)</w:t>
+              <w:t xml:space="preserve">Существующее здание ЦЭМ (пролёты 24 м, крановый пролёт 22 м, шаг колонн вдоль 6 м, длина корпуса ≈186 м (оси 1–32 × 6,0 м, ФМ-59415), парапет ≈ +17,8)</w:t>
             </w:r>
           </w:p>
         </w:tc>
@@ -302,7 +310,7 @@
                 <w:color w:val="666666"/>
                 <w:sz w:val="18"/>
               </w:rPr>
-              <w:t xml:space="preserve">ТЗ п. 6.3</w:t>
+              <w:t xml:space="preserve">ТЗ v3.6 п. 6.3 (в v4.1 — п. 7.x, сверить по перечню границ Лота №4 v4.1)</w:t>
             </w:r>
           </w:p>
         </w:tc>
@@ -322,6 +330,22 @@
           <w:sz w:val="19"/>
         </w:rPr>
         <w:t xml:space="preserve">СП 57.13330.2011 — Складские здания — объёмно-планировочные требования к зоне СГП; СП 56.13330 (действующая редакция) — Производственные здания — совмещение склада с производственным корпусом ЦЭМ</w:t>
+      </w:r>
+    </w:p>
+    <w:p>
+      <w:r>
+        <w:rPr>
+          <w:b/>
+          <w:color w:val="8A6200"/>
+          <w:sz w:val="19"/>
+        </w:rPr>
+        <w:t xml:space="preserve">— определяется на стадии БИ: </w:t>
+      </w:r>
+      <w:r>
+        <w:rPr>
+          <w:sz w:val="19"/>
+        </w:rPr>
+        <w:t xml:space="preserve">Актуализировать все ссылки на пункты ТЗ по нумерации v4.1 (в v4.1 п. 6.2 — границы Лота №3)</w:t>
       </w:r>
     </w:p>
     <w:p>
@@ -382,7 +406,7 @@
           <w:sz w:val="20"/>
         </w:rPr>
         <w:t xml:space="preserve">РАСЧЁТНЫЕ ПАРАМЕТРЫ ПАКЕТА (показаны с выводом):
-— Масса катодного листа: при токовой нагрузке 560 А/электрод, наращивании 6–7 сут и катодном выходе по току 89 % (ИД табл. 3.1) масса меди на матрицу m = I·τ·q·η = 560 × (6,5·24) × 1,1852 г/(А·ч) × 0,89 ≈ 92 кг, т.е. ≈46 кг на один лист (система SPLIT — два листа с матрицы). Пакет 2500 кг ≈ 54 листа (27 матриц).
+— Масса меди на матрицу: при фактической токовой нагрузке ≈505 А/электрод (252,7 А/м²), наращивании 6–7 сут и η = 89 % — 77–90 кг (в согласии с ИД табл. 3.1: катод-«книжка» 76,8–89,7 кг), т.е. 38–45 кг на один лист (SPLIT). Пакет 2500 кг ≈ 56–64 листа (28–32 матрицы); при номинале 280 А/м² — ≈54 листа.
 — Габарит в плане ≈ 1000 × 1000 мм (рабочий размер катода по ИД табл. 3.1).
 — Высота пакета: сплошная медь 2500/8920 = 0,28 м; с коэффициентом неплотности укладки листов 1,5–1,8 → 0,42–0,50 м (уточняется по данным поставщика КСМ).
 — Опора пакета: без деревянных брусков — нижние листы профилируются в пределах КСМ («перфорация» для вилочных и крановых захватов); конфигурация профилирования должна быть увязана с грузозахватами СГП (ТЗ п. 5.3) — интерфейсное требование Лот №3 ↔ Лот №4.
@@ -485,7 +509,7 @@
               <w:rPr>
                 <w:sz w:val="19"/>
               </w:rPr>
-              <w:t xml:space="preserve">2500 ± 50 кг; ≈54 листа × ≈46 кг; 1,0×1,0 м в плане; высота ≈0,42–0,50 м</w:t>
+              <w:t xml:space="preserve">2500 ± 50 кг; ≈56–64 листа × 38–45 кг (при номинале 280 А/м² — ≈54 листа); 1,0×1,0 м в плане; высота ≈0,42–0,50 м</w:t>
             </w:r>
           </w:p>
         </w:tc>
@@ -768,7 +792,7 @@
         <w:rPr>
           <w:sz w:val="20"/>
         </w:rPr>
-        <w:t xml:space="preserve">Все операции — в автоматическом режиме; ручной режим — наладка и нештатные ситуации (ТЗ п. 6.3).</w:t>
+        <w:t xml:space="preserve">Все операции — в автоматическом режиме; ручной режим — наладка и нештатные ситуации (ТЗ v3.6 п. 6.3 (в v4.1 — п. 7.x, сверить по перечню границ Лота №4 v4.1)).</w:t>
       </w:r>
     </w:p>
     <w:tbl>
@@ -985,21 +1009,21 @@
               <w:rPr>
                 <w:sz w:val="19"/>
               </w:rPr>
-              <w:t xml:space="preserve">Сверловка части катодов по заданию АСУ (требование ТЗ п. 6.4)</w:t>
-            </w:r>
-          </w:p>
-        </w:tc>
-        <w:tc>
-          <w:tcPr>
-            <w:tcW w:w="3038" w:type="dxa"/>
-          </w:tcPr>
-          <w:p>
-            <w:r>
-              <w:rPr>
-                <w:color w:val="666666"/>
-                <w:sz w:val="18"/>
-              </w:rPr>
-              <w:t xml:space="preserve">ТЗ п. 6.4</w:t>
+              <w:t xml:space="preserve">Сверловка части катодов по заданию АСУ (требование ТЗ v3.6 п. 6.4 (в v4.1 — п. 7.x, сверить по перечню границ Лота №4 v4.1))</w:t>
+            </w:r>
+          </w:p>
+        </w:tc>
+        <w:tc>
+          <w:tcPr>
+            <w:tcW w:w="3038" w:type="dxa"/>
+          </w:tcPr>
+          <w:p>
+            <w:r>
+              <w:rPr>
+                <w:color w:val="666666"/>
+                <w:sz w:val="18"/>
+              </w:rPr>
+              <w:t xml:space="preserve">ТЗ v3.6 п. 6.4 (в v4.1 — п. 7.x, сверить по перечню границ Лота №4 v4.1)</w:t>
             </w:r>
           </w:p>
         </w:tc>
@@ -1400,7 +1424,15 @@
         <w:rPr>
           <w:sz w:val="20"/>
         </w:rPr>
-        <w:t xml:space="preserve">Компоновка выполняется в существующем ЦЭМ (Приложение №6): многопролётный корпус, пролёты 24 м (крановые пролёты 22 м), шаг колонн вдоль здания 6 м, длина корпуса ≈180 м; компоновку по ТЗ вести с учётом сетки колонн 6/12 м с привязкой к осям и отметкам. Зона СГП — пролёт(ы), смежные с отделением электроэкстракции, с выходами на существующие ж/д пути (историческая зона склада готовой продукции на плане ФМ-59415).</w:t>
+        <w:t xml:space="preserve">ПРИМЕЧАНИЕ О БАЗИСЕ: раздел относится к резервному сценарию А (существующий ЦЭМ); в базовом сценарии нового строительства (ТЗ v4.1 п.1.3) выдаётся задание на новый корпус склада ГП — полы и ж/д фронт проектируются заново.</w:t>
+      </w:r>
+    </w:p>
+    <w:p>
+      <w:r>
+        <w:rPr>
+          <w:sz w:val="20"/>
+        </w:rPr>
+        <w:t xml:space="preserve">Компоновка выполняется в существующем ЦЭМ (Приложение №6): многопролётный корпус, пролёты 24 м (крановые пролёты 22 м), шаг колонн вдоль здания 6 м, длина корпуса ≈186 м (оси 1–32 × 6,0 м, ФМ-59415); компоновку по ТЗ вести с учётом сетки колонн 6/12 м с привязкой к осям и отметкам. Зона СГП — пролёт(ы), смежные с отделением электроэкстракции, с выходами на существующие ж/д пути (историческая зона склада готовой продукции на плане ФМ-59415).</w:t>
       </w:r>
     </w:p>
     <w:p>
@@ -1521,21 +1553,21 @@
               <w:rPr>
                 <w:sz w:val="19"/>
               </w:rPr>
-              <w:t xml:space="preserve">ЦЭМ: пролёты 24 м (крановые 22 м), шаг 6 м, длина ≈180 м; сетка компоновки 6/12 м</w:t>
-            </w:r>
-          </w:p>
-        </w:tc>
-        <w:tc>
-          <w:tcPr>
-            <w:tcW w:w="3038" w:type="dxa"/>
-          </w:tcPr>
-          <w:p>
-            <w:r>
-              <w:rPr>
-                <w:color w:val="666666"/>
-                <w:sz w:val="18"/>
-              </w:rPr>
-              <w:t xml:space="preserve">ИД ч.2 разд. 4.2.2; Прил. №6; ТЗ п. 6.4</w:t>
+              <w:t xml:space="preserve">ЦЭМ: пролёты 24 м (крановые 22 м), шаг 6 м, длина корпуса ≈186 м (оси 1–32 × 6,0 м, ФМ-59415); сетка компоновки 6/12 м</w:t>
+            </w:r>
+          </w:p>
+        </w:tc>
+        <w:tc>
+          <w:tcPr>
+            <w:tcW w:w="3038" w:type="dxa"/>
+          </w:tcPr>
+          <w:p>
+            <w:r>
+              <w:rPr>
+                <w:color w:val="666666"/>
+                <w:sz w:val="18"/>
+              </w:rPr>
+              <w:t xml:space="preserve">ИД ч.2 разд. 4.2.2; Прил. №6; ТЗ v3.6 п. 6.4 (в v4.1 — п. 7.x, сверить по перечню границ Лота №4 v4.1)</w:t>
             </w:r>
           </w:p>
         </w:tc>
@@ -1740,47 +1772,63 @@
           <w:b/>
           <w:sz w:val="26"/>
         </w:rPr>
-        <w:t xml:space="preserve">Нагрузки на полы и строительные конструкции</w:t>
-      </w:r>
-    </w:p>
-    <w:p>
-      <w:r>
-        <w:rPr>
-          <w:sz w:val="20"/>
-        </w:rPr>
-        <w:t xml:space="preserve">РАСПРЕДЕЛЁННАЯ НАГРУЗКА ОТ СТОП. Пакет 2500 кг на пятне 1,0 × 1,0 м: p₁ = m·g/A = 2500 × 9,81 / 1,0 = 24,5 кПа. Стопа 2 яруса: p₂ = 2 × 24,5 = 49,1 кПа (≈5,0 тс/м²); 3 яруса: 73,6 кПа. Нормативная полезная нагрузка зоны хранения принимается по фактической схеме складирования (СП 20.13330.2016): для 2 ярусов — 50 кПа нормативная, расчётная с γf = 1,2 → 58,9 кПа; для 3 ярусов — 73,6/88,3 кПа. Локальные давления под опорными рёбрами профилированных листов выше средних — проверяются по фактической опорной площади (данные КСМ, интерфейс Лот №3).</w:t>
-      </w:r>
-    </w:p>
-    <w:p>
-      <w:r>
-        <w:rPr>
-          <w:sz w:val="20"/>
-        </w:rPr>
-        <w:t xml:space="preserve">НАГРУЗКИ ОТ ШТАБЕЛЁРА. Фронтальный погрузчик-штабелёр г/п 5 т с пакетом: полная масса ориентировочно 8–11 т, до 80 % на переднюю ось при поднятом грузе → колесо ≈ 3,5–4,5 тс на малом пятне контакта (суперэластик) — расчёт плиты пола на сосредоточенную нагрузку по СП 29.13330 определяет армирование/толщину наравне со штабельной нагрузкой; точные осевые нагрузки — по ТКП выбранной модели.</w:t>
-      </w:r>
-    </w:p>
-    <w:p>
-      <w:r>
-        <w:rPr>
-          <w:sz w:val="20"/>
-        </w:rPr>
-        <w:t xml:space="preserve">КОНСТРУКЦИЯ ПОЛА: существующий пол ЦЭМ подлежит обследованию; при дефиците несущей способности — устройство новой монолитной ж/б плиты по грунту с упрочнённым верхним слоем (топпинг), швы под колею штабелёров, ровность по классу требований поставщика техники. Разметка адресных линий — износостойкая, машиночитаемая (контрастные полосы/метки для систем позиционирования).</w:t>
-      </w:r>
-    </w:p>
-    <w:p>
-      <w:r>
-        <w:rPr>
-          <w:sz w:val="20"/>
-        </w:rPr>
-        <w:t xml:space="preserve">ВЕСОВЫЕ ЗОНЫ: фундаменты платформенных, вагонных и автомобильных весов — специальные, демаркированные, с защитой от наездов, пандусами и ограждением (Прил. №5: «выполняются специальные работы по фундаментам, защитным ограждениям, пандусам»). Вагонные весы — собственный фундамент на пути, изолированный от плиты пола.</w:t>
-      </w:r>
-    </w:p>
-    <w:p>
-      <w:r>
-        <w:rPr>
-          <w:sz w:val="20"/>
-        </w:rPr>
-        <w:t xml:space="preserve">ПРОЧЕЕ: нагрузки от кранового варианта ж/д погрузки — проверка существующих подкрановых путей ЦЭМ (кран с траверсой, грузоподъёмность ≥ 3,2 т с учётом траверсы — фактическая Q крана по обследованию); климатические нагрузки на существующее здание не меняются; новые наружные элементы (навес автофронта) — снег V района 3,2 кПа, ветер II района 0,30 кПа, сейсмика 6 баллов.</w:t>
+        <w:t xml:space="preserve">Требования к железнодорожному фронту нового склада (базис v4.1)</w:t>
+      </w:r>
+    </w:p>
+    <w:p>
+      <w:r>
+        <w:rPr>
+          <w:sz w:val="20"/>
+        </w:rPr>
+        <w:t xml:space="preserve">Базовый сценарий (ТЗ v4.1 п. 1.3, см. «БАЗИС РАЗМЕЩЕНИЯ» в разделе «Общие сведения»): ж/д фронт проектируется заново в составе нового склада ГП ~32 тыс. м³. Требования БИ:</w:t>
+      </w:r>
+    </w:p>
+    <w:p>
+      <w:r>
+        <w:rPr>
+          <w:sz w:val="20"/>
+        </w:rPr>
+        <w:t xml:space="preserve">1) ПУТЕВОЕ РАЗВИТИЕ: один внутренний погрузочный путь с вводом в отапливаемый корпус через ворота с тепловыми завесами; фронт одновременной постановки 4–6 полувагонов (60–90 м); путь в пределах фронта — прямой горизонтальный участок (СП 37.13330); габарит приближения строений внутри корпуса и проём ж/д ворот — по ГОСТ 9238-2013.</w:t>
+      </w:r>
+    </w:p>
+    <w:p>
+      <w:r>
+        <w:rPr>
+          <w:sz w:val="20"/>
+        </w:rPr>
+        <w:t xml:space="preserve">2) ОБРАБОТКА МАРШРУТА (расчёт БИ): отгрузочная партия-маршрут 20 полувагонов (540 пакетов, 1350 т) подаётся группами по 4–6 вагонов — 4–5 подач; погрузка подачи из 5 вагонов (135 пакетов) двумя штабелёрами ≈ 135 × 4 мин / 2 = 4,5 ч; чистое время погрузки маршрута ≈ 540 × 4 / 2 = 1080 мин = 18 ч (без учёта манёвров). Суточный вывоз 84 пакетов (3,1 полувагона) обеспечивается с запасом; узкое место — регламент маневровых перестановок (согласовать с ж/д цехом).</w:t>
+      </w:r>
+    </w:p>
+    <w:p>
+      <w:r>
+        <w:rPr>
+          <w:sz w:val="20"/>
+        </w:rPr>
+        <w:t xml:space="preserve">3) ВЕСОВОЙ КОНТРОЛЬ: вагонные весы на пути подачи, собственный фундамент, изолированный от плиты пола (Прил. №5); НПВ ≥100 т — брутто гружёного полувагона ≈ 67,5 т груза + тара 22–24 т (справочно, типовой 4-осный) = 90–92 т; тип весов (статические / для взвешивания в движении) — по схеме учёта (см. раздел АИС).</w:t>
+      </w:r>
+    </w:p>
+    <w:p>
+      <w:r>
+        <w:rPr>
+          <w:sz w:val="20"/>
+        </w:rPr>
+        <w:t xml:space="preserve">4) ВАРИАНТ ПОГРУЗКИ: полувагоны — мостовым краном с автоматической траверсой поверх фронта; крытые вагоны — штабелёрами с рампы через дверной проём; выбор — по роду подвижного состава (задание сбыта), в БИ прорабатываются оба (см. «Техпроцесс», операция 7). Размещение и крепление пакетов — по ТУ ЦМ-943 (НТУ/МТУ — на стадии ОТР/РД).</w:t>
+      </w:r>
+    </w:p>
+    <w:p>
+      <w:r>
+        <w:rPr>
+          <w:sz w:val="20"/>
+        </w:rPr>
+        <w:t xml:space="preserve">5) БЕЗОПАСНОСТЬ И ОРГАНИЗАЦИЯ: подача вагонов в корпус — при остановленных штабелёрах в зоне фронта (блокировка от АСУ, светозвуковая сигнализация); заход тепловоза внутрь корпуса нежелателен (выхлоп в отапливаемом объёме) — базово подача толкателем/маневровым устройством, решение — с ж/д цехом; переезды, пешеходные маршруты, СЦБ и примыкание к станции — задание генпроектировщику (строительная часть в стоимость лота не входит).</w:t>
+      </w:r>
+    </w:p>
+    <w:p>
+      <w:r>
+        <w:rPr>
+          <w:sz w:val="20"/>
+        </w:rPr>
+        <w:t xml:space="preserve">6) РЕЗЕРВНЫЙ СЦЕНАРИЙ А (ЦЭМ): использование существующего пути и проёма — по обмерному обследованию (габарит по ГОСТ 9238-2013); усиление пути, замена ворот — по дефектной ведомости обследования.</w:t>
       </w:r>
     </w:p>
     <w:tbl>
@@ -1858,160 +1906,160 @@
               <w:rPr>
                 <w:sz w:val="19"/>
               </w:rPr>
-              <w:t xml:space="preserve">Нагрузка от стоп</w:t>
-            </w:r>
-          </w:p>
-        </w:tc>
-        <w:tc>
-          <w:tcPr>
-            <w:tcW w:w="5000" w:type="dxa"/>
-          </w:tcPr>
-          <w:p>
-            <w:r>
-              <w:rPr>
-                <w:sz w:val="19"/>
-              </w:rPr>
-              <w:t xml:space="preserve">24,5 кПа/ярус; 2 яруса — 49,1 кПа (расч. 58,9); 3 яруса — 73,6 кПа (расч. 88,3)</w:t>
-            </w:r>
-          </w:p>
-        </w:tc>
-        <w:tc>
-          <w:tcPr>
-            <w:tcW w:w="3038" w:type="dxa"/>
-          </w:tcPr>
-          <w:p>
-            <w:r>
-              <w:rPr>
-                <w:color w:val="666666"/>
-                <w:sz w:val="18"/>
-              </w:rPr>
-              <w:t xml:space="preserve">расчёт БИ; СП 20.13330</w:t>
-            </w:r>
-          </w:p>
-        </w:tc>
-      </w:tr>
-      <w:tr>
-        <w:tc>
-          <w:tcPr>
-            <w:tcW w:w="3600" w:type="dxa"/>
-          </w:tcPr>
-          <w:p>
-            <w:r>
-              <w:rPr>
-                <w:sz w:val="19"/>
-              </w:rPr>
-              <w:t xml:space="preserve">Штабелёр</w:t>
-            </w:r>
-          </w:p>
-        </w:tc>
-        <w:tc>
-          <w:tcPr>
-            <w:tcW w:w="5000" w:type="dxa"/>
-          </w:tcPr>
-          <w:p>
-            <w:r>
-              <w:rPr>
-                <w:sz w:val="19"/>
-              </w:rPr>
-              <w:t xml:space="preserve">Колесо ≈3,5–4,5 тс — расчёт плиты на сосредоточенную нагрузку</w:t>
-            </w:r>
-          </w:p>
-        </w:tc>
-        <w:tc>
-          <w:tcPr>
-            <w:tcW w:w="3038" w:type="dxa"/>
-          </w:tcPr>
-          <w:p>
-            <w:r>
-              <w:rPr>
-                <w:color w:val="666666"/>
-                <w:sz w:val="18"/>
-              </w:rPr>
-              <w:t xml:space="preserve">оценка БИ (уточнить по ТКП)</w:t>
-            </w:r>
-          </w:p>
-        </w:tc>
-      </w:tr>
-      <w:tr>
-        <w:tc>
-          <w:tcPr>
-            <w:tcW w:w="3600" w:type="dxa"/>
-          </w:tcPr>
-          <w:p>
-            <w:r>
-              <w:rPr>
-                <w:sz w:val="19"/>
-              </w:rPr>
-              <w:t xml:space="preserve">Пол</w:t>
-            </w:r>
-          </w:p>
-        </w:tc>
-        <w:tc>
-          <w:tcPr>
-            <w:tcW w:w="5000" w:type="dxa"/>
-          </w:tcPr>
-          <w:p>
-            <w:r>
-              <w:rPr>
-                <w:sz w:val="19"/>
-              </w:rPr>
-              <w:t xml:space="preserve">Обследование существующего; при дефиците — новая плита по грунту с топпингом</w:t>
-            </w:r>
-          </w:p>
-        </w:tc>
-        <w:tc>
-          <w:tcPr>
-            <w:tcW w:w="3038" w:type="dxa"/>
-          </w:tcPr>
-          <w:p>
-            <w:r>
-              <w:rPr>
-                <w:color w:val="666666"/>
-                <w:sz w:val="18"/>
-              </w:rPr>
-              <w:t xml:space="preserve">решение БИ</w:t>
-            </w:r>
-          </w:p>
-        </w:tc>
-      </w:tr>
-      <w:tr>
-        <w:tc>
-          <w:tcPr>
-            <w:tcW w:w="3600" w:type="dxa"/>
-          </w:tcPr>
-          <w:p>
-            <w:r>
-              <w:rPr>
-                <w:sz w:val="19"/>
-              </w:rPr>
-              <w:t xml:space="preserve">Весовые зоны</w:t>
-            </w:r>
-          </w:p>
-        </w:tc>
-        <w:tc>
-          <w:tcPr>
-            <w:tcW w:w="5000" w:type="dxa"/>
-          </w:tcPr>
-          <w:p>
-            <w:r>
-              <w:rPr>
-                <w:sz w:val="19"/>
-              </w:rPr>
-              <w:t xml:space="preserve">Отдельные фундаменты, демаркация, защита от наездов</w:t>
-            </w:r>
-          </w:p>
-        </w:tc>
-        <w:tc>
-          <w:tcPr>
-            <w:tcW w:w="3038" w:type="dxa"/>
-          </w:tcPr>
-          <w:p>
-            <w:r>
-              <w:rPr>
-                <w:color w:val="666666"/>
-                <w:sz w:val="18"/>
-              </w:rPr>
-              <w:t xml:space="preserve">Прил. №5</w:t>
+              <w:t xml:space="preserve">Фронт</w:t>
+            </w:r>
+          </w:p>
+        </w:tc>
+        <w:tc>
+          <w:tcPr>
+            <w:tcW w:w="5000" w:type="dxa"/>
+          </w:tcPr>
+          <w:p>
+            <w:r>
+              <w:rPr>
+                <w:sz w:val="19"/>
+              </w:rPr>
+              <w:t xml:space="preserve">4–6 полувагонов (60–90 м), путь внутри отапливаемого корпуса, тепловые завесы ворот</w:t>
+            </w:r>
+          </w:p>
+        </w:tc>
+        <w:tc>
+          <w:tcPr>
+            <w:tcW w:w="3038" w:type="dxa"/>
+          </w:tcPr>
+          <w:p>
+            <w:r>
+              <w:rPr>
+                <w:color w:val="666666"/>
+                <w:sz w:val="18"/>
+              </w:rPr>
+              <w:t xml:space="preserve">решение БИ; ТЗ v4.1 п. 1.3 (базис)</w:t>
+            </w:r>
+          </w:p>
+        </w:tc>
+      </w:tr>
+      <w:tr>
+        <w:tc>
+          <w:tcPr>
+            <w:tcW w:w="3600" w:type="dxa"/>
+          </w:tcPr>
+          <w:p>
+            <w:r>
+              <w:rPr>
+                <w:sz w:val="19"/>
+              </w:rPr>
+              <w:t xml:space="preserve">Маршрут 20 вагонов</w:t>
+            </w:r>
+          </w:p>
+        </w:tc>
+        <w:tc>
+          <w:tcPr>
+            <w:tcW w:w="5000" w:type="dxa"/>
+          </w:tcPr>
+          <w:p>
+            <w:r>
+              <w:rPr>
+                <w:sz w:val="19"/>
+              </w:rPr>
+              <w:t xml:space="preserve">4–5 подач по 4–6 вагонов; погрузка подачи (5 ваг.) ≈4,5 ч; маршрута ≈18 ч двумя штабелёрами</w:t>
+            </w:r>
+          </w:p>
+        </w:tc>
+        <w:tc>
+          <w:tcPr>
+            <w:tcW w:w="3038" w:type="dxa"/>
+          </w:tcPr>
+          <w:p>
+            <w:r>
+              <w:rPr>
+                <w:color w:val="666666"/>
+                <w:sz w:val="18"/>
+              </w:rPr>
+              <w:t xml:space="preserve">расчёт БИ (цикл 4 мин, 27 пакетов/вагон)</w:t>
+            </w:r>
+          </w:p>
+        </w:tc>
+      </w:tr>
+      <w:tr>
+        <w:tc>
+          <w:tcPr>
+            <w:tcW w:w="3600" w:type="dxa"/>
+          </w:tcPr>
+          <w:p>
+            <w:r>
+              <w:rPr>
+                <w:sz w:val="19"/>
+              </w:rPr>
+              <w:t xml:space="preserve">Вагонные весы</w:t>
+            </w:r>
+          </w:p>
+        </w:tc>
+        <w:tc>
+          <w:tcPr>
+            <w:tcW w:w="5000" w:type="dxa"/>
+          </w:tcPr>
+          <w:p>
+            <w:r>
+              <w:rPr>
+                <w:sz w:val="19"/>
+              </w:rPr>
+              <w:t xml:space="preserve">НПВ ≥100 т (брутто ≈90–92 т: 67,5 т груза + тара 22–24 т)</w:t>
+            </w:r>
+          </w:p>
+        </w:tc>
+        <w:tc>
+          <w:tcPr>
+            <w:tcW w:w="3038" w:type="dxa"/>
+          </w:tcPr>
+          <w:p>
+            <w:r>
+              <w:rPr>
+                <w:color w:val="666666"/>
+                <w:sz w:val="18"/>
+              </w:rPr>
+              <w:t xml:space="preserve">расчёт БИ; тара — справочно по типовому ПС</w:t>
+            </w:r>
+          </w:p>
+        </w:tc>
+      </w:tr>
+      <w:tr>
+        <w:tc>
+          <w:tcPr>
+            <w:tcW w:w="3600" w:type="dxa"/>
+          </w:tcPr>
+          <w:p>
+            <w:r>
+              <w:rPr>
+                <w:sz w:val="19"/>
+              </w:rPr>
+              <w:t xml:space="preserve">Тяга в корпусе</w:t>
+            </w:r>
+          </w:p>
+        </w:tc>
+        <w:tc>
+          <w:tcPr>
+            <w:tcW w:w="5000" w:type="dxa"/>
+          </w:tcPr>
+          <w:p>
+            <w:r>
+              <w:rPr>
+                <w:sz w:val="19"/>
+              </w:rPr>
+              <w:t xml:space="preserve">Базово — подача без захода локомотива (толкатель/маневровое устройство)</w:t>
+            </w:r>
+          </w:p>
+        </w:tc>
+        <w:tc>
+          <w:tcPr>
+            <w:tcW w:w="3038" w:type="dxa"/>
+          </w:tcPr>
+          <w:p>
+            <w:r>
+              <w:rPr>
+                <w:color w:val="666666"/>
+                <w:sz w:val="18"/>
+              </w:rPr>
+              <w:t xml:space="preserve">решение БИ (согласуется с ж/д цехом)</w:t>
             </w:r>
           </w:p>
         </w:tc>
@@ -2030,7 +2078,7 @@
           <w:color w:val="444444"/>
           <w:sz w:val="19"/>
         </w:rPr>
-        <w:t xml:space="preserve">СП 20.13330.2016 — Нагрузки и воздействия — полезные нагрузки складирования, коэффициенты надёжности; СП 29.13330.2011 — Полы — расчёт на сосредоточенные и распределённые нагрузки, ровность; СП 63.13330 (актуальная редакция) — Бетонные и железобетонные конструкции — новая плита пола</w:t>
+        <w:t xml:space="preserve">СП 37.13330 (действующая редакция) — Промышленный ж/д транспорт — план/профиль погрузочного пути, фронты погрузки; ГОСТ 9238-2013 — Габариты приближения строений — внутренний путь, проём ж/д ворот; ТУ размещения и крепления грузов (ЦМ-943) — Крепление пакетов в вагонах (НТУ/МТУ — стадия ОТР/РД)</w:t>
       </w:r>
     </w:p>
     <w:p>
@@ -2046,7 +2094,7 @@
         <w:rPr>
           <w:sz w:val="19"/>
         </w:rPr>
-        <w:t xml:space="preserve">Несущая способность существующего пола и подкрановых конструкций ЦЭМ — обследование (первый этап БИ)</w:t>
+        <w:t xml:space="preserve">Схема примыкания и путевого развития площадки (вариант размещения/генплан) — исходные данные Заказчика</w:t>
       </w:r>
     </w:p>
     <w:p>
@@ -2062,7 +2110,7 @@
         <w:rPr>
           <w:sz w:val="19"/>
         </w:rPr>
-        <w:t xml:space="preserve">Фактические колёсные нагрузки и пятно контакта штабелёра — по ТКП</w:t>
+        <w:t xml:space="preserve">Маневровые средства и регламент подач (локомотив ж/д цеха / толкатель) — согласовать с КГМК</w:t>
       </w:r>
     </w:p>
     <w:p>
@@ -2078,7 +2126,7 @@
         <w:rPr>
           <w:sz w:val="19"/>
         </w:rPr>
-        <w:t xml:space="preserve">Опорная площадь профилированных листов пакета — данные поставщика КСМ</w:t>
+        <w:t xml:space="preserve">Род подвижного состава (полувагон/крытый) — задание сбыта: определяет вариант погрузки и НПВ весов</w:t>
       </w:r>
     </w:p>
     <w:p>
@@ -2090,45 +2138,63 @@
           <w:b/>
           <w:sz w:val="26"/>
         </w:rPr>
-        <w:t xml:space="preserve">АСУ склада: адресное хранение, партии, роботизированные операции</w:t>
-      </w:r>
-    </w:p>
-    <w:p>
-      <w:r>
-        <w:rPr>
-          <w:sz w:val="20"/>
-        </w:rPr>
-        <w:t xml:space="preserve">По ТЗ п. 6.4 АСУ СГП управляет роботами, набором партий, разбраковкой, автоматическим взвешиванием, отбором части катодов на сверловку; в программе заложен алгоритм размещения стоп катодов по территории склада автопогрузчиками-штабелёрами по размеченным линиям с памятью «что и где стоит» для последующей отгрузки потребителю.</w:t>
-      </w:r>
-    </w:p>
-    <w:p>
-      <w:r>
-        <w:rPr>
-          <w:sz w:val="20"/>
-        </w:rPr>
-        <w:t xml:space="preserve">АЛГОРИТМ АДРЕСНОГО ХРАНЕНИЯ (ядро ППО):
-— Модель склада: адрес = линия (ряд) × позиция × ярус; статусы позиции (свободна/занята/зарезервирована/блокирована); атрибуты пакета (№, масса, партия, плавка, дата, статус анализа, тип отгрузки).
-— Назначение адреса: правило партийной консолидации (пакеты одной партии — смежные линии), FIFO внутри направления отгрузки, минимизация пробега штабелёра, резервирование буфера у фронтов под готовые партии; перестановки (рекомпоновка) — в окна низкой загрузки.
-— Память состояния: транзакционная БД со 100 % журналированием перемещений; восстановление карты склада после сбоя без инвентаризации (требование устойчивости ПО — Прил. №5); контрольная инвентаризация сканированием.
-— Диспетчеризация штабелёров: задания на терминалы (Wi-Fi IEEE 802.11), подтверждение сканированием этикетки на взятии/постановке; контроль позиционирования по размеченным линиям (машиночитаемая разметка/метки; технология навигации — лазерная/контурная — по ТКП поставщика системы).
-— Набор партии: план отгрузки → резервирование пакетов → маршрут комплектации → контрольное взвешивание → отгрузочная ведомость; блокировка отгрузки партии до подтверждения химанализа (интеграция со сверловкой и ЛИМС/PIMS).
-— Разбраковка: пакеты вне допуска массы/повреждённые — отдельная зона, задания на переобработку.</w:t>
-      </w:r>
-    </w:p>
-    <w:p>
-      <w:r>
-        <w:rPr>
-          <w:sz w:val="20"/>
-        </w:rPr>
-        <w:t xml:space="preserve">ТЕХНИЧЕСКАЯ РЕАЛИЗАЦИЯ (Прил. №5): трёхуровневая структура — датчики и приводы конвейера/весов; ПЛК REGUL RX00 (Прософт-Системы)/АБАК (Инкомсистем); верхний уровень — SCADA AlphaScada (Атомик Софт, Linux) + серверы WMS-приложения с горячим резервированием; сеть Industrial Ethernet TCP/IP; интеграции: ИС КСМ (Лот №3 — приём атрибутов пакета, график выгрузки), АИС весоизмерения (см. отдельный раздел), ХТД PIMS, СКУД (идентификация персонала), корпоративные ИС — стандартизированным методом. ИБП ≥10 мин с байпасом и SNMP; шкафы IP65 вне технологических зон; запас каналов ≥30 %; ППО — исходные коды с исключительными правами Заказчика; ЗИП на 2 года (≥10 %, ≥1 шт. каждого наименования).</w:t>
-      </w:r>
-    </w:p>
-    <w:p>
-      <w:r>
-        <w:rPr>
-          <w:sz w:val="20"/>
-        </w:rPr>
-        <w:t xml:space="preserve">БЕЗОПАСНОСТЬ АВТОМАТИЧЕСКОЙ ЗОНЫ: контроль периметра (ограждение, калитки с блокировкой в СКУД), сканеры безопасности на штабелёрах, аварийные остановы по зонам, ПГС-оповещение (по требованиям Прил. №5 к системам ПГС).</w:t>
+        <w:t xml:space="preserve">Нагрузки на полы и строительные конструкции</w:t>
+      </w:r>
+    </w:p>
+    <w:p>
+      <w:r>
+        <w:rPr>
+          <w:sz w:val="20"/>
+        </w:rPr>
+        <w:t xml:space="preserve">ПРИМЕЧАНИЕ О БАЗИСЕ: нагрузки ниже относятся к резервному сценарию А (существующий ЦЭМ); в базовом сценарии нового строительства (ТЗ v4.1 п.1.3) полы и ж/д фронт проектируются заново — задание на новый корпус.</w:t>
+      </w:r>
+    </w:p>
+    <w:p>
+      <w:r>
+        <w:rPr>
+          <w:sz w:val="20"/>
+        </w:rPr>
+        <w:t xml:space="preserve">РАСПРЕДЕЛЁННАЯ НАГРУЗКА ОТ СТОП. Пакет 2500 кг на пятне 1,0 × 1,0 м: p₁ = m·g/A = 2500 × 9,81 / 1,0 = 24,5 кПа. Стопа 2 яруса: p₂ = 2 × 24,5 = 49,1 кПа (≈5,0 тс/м²); 3 яруса: 73,6 кПа. Нормативная полезная нагрузка зоны хранения принимается по фактической схеме складирования (СП 20.13330.2016): для 2 ярусов — 50 кПа нормативная, расчётная с γf = 1,2 → 58,9 кПа; для 3 ярусов — 73,6/88,3 кПа. Локальные давления под опорными рёбрами профилированных листов выше средних — проверяются по фактической опорной площади (данные КСМ, интерфейс Лот №3).</w:t>
+      </w:r>
+    </w:p>
+    <w:p>
+      <w:r>
+        <w:rPr>
+          <w:sz w:val="20"/>
+        </w:rPr>
+        <w:t xml:space="preserve">НАГРУЗКИ ОТ ШТАБЕЛЁРА. Фронтальный погрузчик-штабелёр г/п 5 т с пакетом: полная масса ориентировочно 8–11 т, до 80 % на переднюю ось при поднятом грузе → колесо ≈ 3,5–4,5 тс на малом пятне контакта (суперэластик) — расчёт плиты пола на сосредоточенную нагрузку по СП 29.13330 определяет армирование/толщину наравне со штабельной нагрузкой; точные осевые нагрузки — по ТКП выбранной модели.</w:t>
+      </w:r>
+    </w:p>
+    <w:p>
+      <w:r>
+        <w:rPr>
+          <w:sz w:val="20"/>
+        </w:rPr>
+        <w:t xml:space="preserve">КОНСТРУКЦИЯ ПОЛА: существующий пол ЦЭМ подлежит обследованию; при дефиците несущей способности — устройство новой монолитной ж/б плиты по грунту с упрочнённым верхним слоем (топпинг), швы под колею штабелёров, ровность по классу требований поставщика техники. Разметка адресных линий — износостойкая, машиночитаемая (контрастные полосы/метки для систем позиционирования).</w:t>
+      </w:r>
+    </w:p>
+    <w:p>
+      <w:r>
+        <w:rPr>
+          <w:sz w:val="20"/>
+        </w:rPr>
+        <w:t xml:space="preserve">ВЕСОВЫЕ ЗОНЫ: фундаменты платформенных, вагонных и автомобильных весов — специальные, демаркированные, с защитой от наездов, пандусами и ограждением (Прил. №5: «выполняются специальные работы по фундаментам, защитным ограждениям, пандусам»). Вагонные весы — собственный фундамент на пути, изолированный от плиты пола.</w:t>
+      </w:r>
+    </w:p>
+    <w:p>
+      <w:r>
+        <w:rPr>
+          <w:sz w:val="20"/>
+        </w:rPr>
+        <w:t xml:space="preserve">ПРОЧЕЕ: нагрузки от кранового варианта ж/д погрузки — проверка существующих подкрановых путей ЦЭМ (кран с траверсой, грузоподъёмность ≥ 3,2 т с учётом траверсы — фактическая Q крана по обследованию); климатические нагрузки на существующее здание не меняются; новые наружные элементы (навес автофронта) — снег V района 3,2 кПа, ветер II района 0,30 кПа, сейсмика 6 баллов.</w:t>
+      </w:r>
+    </w:p>
+    <w:p>
+      <w:r>
+        <w:rPr>
+          <w:sz w:val="20"/>
+        </w:rPr>
+        <w:t xml:space="preserve">ТРЕБОВАНИЯ К ПОЛАМ ПОД АВТОМАТИЧЕСКИЕ ШТАБЕЛЁРЫ (сводно — в задание на новый корпус и в программу обследования ЦЭМ): покрытие — монолитная ж/б плита с упрочнённым верхним слоем (топпинг), без порогов и перепадов на маршрутах движения; ровность — просвет под двухметровой контрольной рейкой не более 4 мм (базовая норма приёмки бетонных покрытий полов, СП 71.13330); для систем автоматического позиционирования поставщики штабелёров задают более жёсткие допуски плоскостности и локальных уклонов — финальный класс ровности принимается по ТКП выбранной модели и вносится в задание на полы. В зоне адресного хранения полы безуклонные (уклон смещает стопы 2–3 ярусов и сбивает позиционирование); уклоны для стока — только в весовых и фронтовых зонах. Деформационные швы — вне колеи основных проездов; попадающие в колею — с жёстким заполнением (защита кромок шва и осей штабелёров от ударной нагрузки колеса 3,5–4,5 тс). Разметка адресных линий — износостойкая машиночитаемая (см. раздел АСУ). Антистатическое/токопроводящее исполнение не требуется — груз негорюч, категория помещения ожидаемо Д (подтверждается расчётом).</w:t>
       </w:r>
     </w:p>
     <w:tbl>
@@ -2206,62 +2272,146 @@
               <w:rPr>
                 <w:sz w:val="19"/>
               </w:rPr>
-              <w:t xml:space="preserve">Функции АСУ по ТЗ</w:t>
-            </w:r>
-          </w:p>
-        </w:tc>
-        <w:tc>
-          <w:tcPr>
-            <w:tcW w:w="5000" w:type="dxa"/>
-          </w:tcPr>
-          <w:p>
-            <w:r>
-              <w:rPr>
-                <w:sz w:val="19"/>
-              </w:rPr>
-              <w:t xml:space="preserve">Роботы, набор партий, разбраковка, автоматическое взвешивание, отбор на сверловку, алгоритм размещения стоп с памятью</w:t>
-            </w:r>
-          </w:p>
-        </w:tc>
-        <w:tc>
-          <w:tcPr>
-            <w:tcW w:w="3038" w:type="dxa"/>
-          </w:tcPr>
-          <w:p>
-            <w:r>
-              <w:rPr>
-                <w:color w:val="666666"/>
-                <w:sz w:val="18"/>
-              </w:rPr>
-              <w:t xml:space="preserve">ТЗ п. 6.4</w:t>
-            </w:r>
-          </w:p>
-        </w:tc>
-      </w:tr>
-      <w:tr>
-        <w:tc>
-          <w:tcPr>
-            <w:tcW w:w="3600" w:type="dxa"/>
-          </w:tcPr>
-          <w:p>
-            <w:r>
-              <w:rPr>
-                <w:sz w:val="19"/>
-              </w:rPr>
-              <w:t xml:space="preserve">Платформа</w:t>
-            </w:r>
-          </w:p>
-        </w:tc>
-        <w:tc>
-          <w:tcPr>
-            <w:tcW w:w="5000" w:type="dxa"/>
-          </w:tcPr>
-          <w:p>
-            <w:r>
-              <w:rPr>
-                <w:sz w:val="19"/>
-              </w:rPr>
-              <w:t xml:space="preserve">REGUL RX00/АБАК + AlphaScada (Linux) + WMS-ППО; Industrial Ethernet TCP/IP</w:t>
+              <w:t xml:space="preserve">Нагрузка от стоп</w:t>
+            </w:r>
+          </w:p>
+        </w:tc>
+        <w:tc>
+          <w:tcPr>
+            <w:tcW w:w="5000" w:type="dxa"/>
+          </w:tcPr>
+          <w:p>
+            <w:r>
+              <w:rPr>
+                <w:sz w:val="19"/>
+              </w:rPr>
+              <w:t xml:space="preserve">24,5 кПа/ярус; 2 яруса — 49,1 кПа (расч. 58,9); 3 яруса — 73,6 кПа (расч. 88,3)</w:t>
+            </w:r>
+          </w:p>
+        </w:tc>
+        <w:tc>
+          <w:tcPr>
+            <w:tcW w:w="3038" w:type="dxa"/>
+          </w:tcPr>
+          <w:p>
+            <w:r>
+              <w:rPr>
+                <w:color w:val="666666"/>
+                <w:sz w:val="18"/>
+              </w:rPr>
+              <w:t xml:space="preserve">расчёт БИ; СП 20.13330</w:t>
+            </w:r>
+          </w:p>
+        </w:tc>
+      </w:tr>
+      <w:tr>
+        <w:tc>
+          <w:tcPr>
+            <w:tcW w:w="3600" w:type="dxa"/>
+          </w:tcPr>
+          <w:p>
+            <w:r>
+              <w:rPr>
+                <w:sz w:val="19"/>
+              </w:rPr>
+              <w:t xml:space="preserve">Штабелёр</w:t>
+            </w:r>
+          </w:p>
+        </w:tc>
+        <w:tc>
+          <w:tcPr>
+            <w:tcW w:w="5000" w:type="dxa"/>
+          </w:tcPr>
+          <w:p>
+            <w:r>
+              <w:rPr>
+                <w:sz w:val="19"/>
+              </w:rPr>
+              <w:t xml:space="preserve">Колесо ≈3,5–4,5 тс — расчёт плиты на сосредоточенную нагрузку</w:t>
+            </w:r>
+          </w:p>
+        </w:tc>
+        <w:tc>
+          <w:tcPr>
+            <w:tcW w:w="3038" w:type="dxa"/>
+          </w:tcPr>
+          <w:p>
+            <w:r>
+              <w:rPr>
+                <w:color w:val="666666"/>
+                <w:sz w:val="18"/>
+              </w:rPr>
+              <w:t xml:space="preserve">оценка БИ (уточнить по ТКП)</w:t>
+            </w:r>
+          </w:p>
+        </w:tc>
+      </w:tr>
+      <w:tr>
+        <w:tc>
+          <w:tcPr>
+            <w:tcW w:w="3600" w:type="dxa"/>
+          </w:tcPr>
+          <w:p>
+            <w:r>
+              <w:rPr>
+                <w:sz w:val="19"/>
+              </w:rPr>
+              <w:t xml:space="preserve">Пол</w:t>
+            </w:r>
+          </w:p>
+        </w:tc>
+        <w:tc>
+          <w:tcPr>
+            <w:tcW w:w="5000" w:type="dxa"/>
+          </w:tcPr>
+          <w:p>
+            <w:r>
+              <w:rPr>
+                <w:sz w:val="19"/>
+              </w:rPr>
+              <w:t xml:space="preserve">Обследование существующего; при дефиците — новая плита по грунту с топпингом</w:t>
+            </w:r>
+          </w:p>
+        </w:tc>
+        <w:tc>
+          <w:tcPr>
+            <w:tcW w:w="3038" w:type="dxa"/>
+          </w:tcPr>
+          <w:p>
+            <w:r>
+              <w:rPr>
+                <w:color w:val="666666"/>
+                <w:sz w:val="18"/>
+              </w:rPr>
+              <w:t xml:space="preserve">решение БИ</w:t>
+            </w:r>
+          </w:p>
+        </w:tc>
+      </w:tr>
+      <w:tr>
+        <w:tc>
+          <w:tcPr>
+            <w:tcW w:w="3600" w:type="dxa"/>
+          </w:tcPr>
+          <w:p>
+            <w:r>
+              <w:rPr>
+                <w:sz w:val="19"/>
+              </w:rPr>
+              <w:t xml:space="preserve">Весовые зоны</w:t>
+            </w:r>
+          </w:p>
+        </w:tc>
+        <w:tc>
+          <w:tcPr>
+            <w:tcW w:w="5000" w:type="dxa"/>
+          </w:tcPr>
+          <w:p>
+            <w:r>
+              <w:rPr>
+                <w:sz w:val="19"/>
+              </w:rPr>
+              <w:t xml:space="preserve">Отдельные фундаменты, демаркация, защита от наездов</w:t>
             </w:r>
           </w:p>
         </w:tc>
@@ -2290,76 +2440,34 @@
               <w:rPr>
                 <w:sz w:val="19"/>
               </w:rPr>
-              <w:t xml:space="preserve">Интеграции</w:t>
-            </w:r>
-          </w:p>
-        </w:tc>
-        <w:tc>
-          <w:tcPr>
-            <w:tcW w:w="5000" w:type="dxa"/>
-          </w:tcPr>
-          <w:p>
-            <w:r>
-              <w:rPr>
-                <w:sz w:val="19"/>
-              </w:rPr>
-              <w:t xml:space="preserve">ИС КСМ (Лот №3), АИС весоизмерения, ХТД PIMS, СКУД, единая диспетчерская</w:t>
-            </w:r>
-          </w:p>
-        </w:tc>
-        <w:tc>
-          <w:tcPr>
-            <w:tcW w:w="3038" w:type="dxa"/>
-          </w:tcPr>
-          <w:p>
-            <w:r>
-              <w:rPr>
-                <w:color w:val="666666"/>
-                <w:sz w:val="18"/>
-              </w:rPr>
-              <w:t xml:space="preserve">Прил. №5; ТЗ п. 2.10, 5.3</w:t>
-            </w:r>
-          </w:p>
-        </w:tc>
-      </w:tr>
-      <w:tr>
-        <w:tc>
-          <w:tcPr>
-            <w:tcW w:w="3600" w:type="dxa"/>
-          </w:tcPr>
-          <w:p>
-            <w:r>
-              <w:rPr>
-                <w:sz w:val="19"/>
-              </w:rPr>
-              <w:t xml:space="preserve">ППО</w:t>
-            </w:r>
-          </w:p>
-        </w:tc>
-        <w:tc>
-          <w:tcPr>
-            <w:tcW w:w="5000" w:type="dxa"/>
-          </w:tcPr>
-          <w:p>
-            <w:r>
-              <w:rPr>
-                <w:sz w:val="19"/>
-              </w:rPr>
-              <w:t xml:space="preserve">Исходные коды, исключительные права, бессрочные лицензии, методика восстановления</w:t>
-            </w:r>
-          </w:p>
-        </w:tc>
-        <w:tc>
-          <w:tcPr>
-            <w:tcW w:w="3038" w:type="dxa"/>
-          </w:tcPr>
-          <w:p>
-            <w:r>
-              <w:rPr>
-                <w:color w:val="666666"/>
-                <w:sz w:val="18"/>
-              </w:rPr>
-              <w:t xml:space="preserve">Прил. №5</w:t>
+              <w:t xml:space="preserve">Ровность пола</w:t>
+            </w:r>
+          </w:p>
+        </w:tc>
+        <w:tc>
+          <w:tcPr>
+            <w:tcW w:w="5000" w:type="dxa"/>
+          </w:tcPr>
+          <w:p>
+            <w:r>
+              <w:rPr>
+                <w:sz w:val="19"/>
+              </w:rPr>
+              <w:t xml:space="preserve">Просвет ≤4 мм под 2-м рейкой (базово); жёстче — по ТКП системы позиционирования</w:t>
+            </w:r>
+          </w:p>
+        </w:tc>
+        <w:tc>
+          <w:tcPr>
+            <w:tcW w:w="3038" w:type="dxa"/>
+          </w:tcPr>
+          <w:p>
+            <w:r>
+              <w:rPr>
+                <w:color w:val="666666"/>
+                <w:sz w:val="18"/>
+              </w:rPr>
+              <w:t xml:space="preserve">СП 71.13330; решение БИ</w:t>
             </w:r>
           </w:p>
         </w:tc>
@@ -2378,7 +2486,7 @@
           <w:color w:val="444444"/>
           <w:sz w:val="19"/>
         </w:rPr>
-        <w:t xml:space="preserve">ГОСТ 21.408-2013 — Рабочая документация автоматизации; М ГК НН IT.1.8-2025; СТО 51246464-016-2015 — Корпоративные методики документирования АСУ (по Прил. №5); ГОСТ 12.2.007.0-75 — Электробезопасность электротехнических изделий (зарядная, техника)</w:t>
+        <w:t xml:space="preserve">СП 20.13330.2016 — Нагрузки и воздействия — полезные нагрузки складирования, коэффициенты надёжности; СП 29.13330.2011 — Полы — расчёт на сосредоточенные и распределённые нагрузки, ровность; СП 63.13330 (актуальная редакция) — Бетонные и железобетонные конструкции — новая плита пола; СП 71.13330.2017 — Изоляционные и отделочные покрытия — приёмка полов, контроль ровности двухметровой рейкой</w:t>
       </w:r>
     </w:p>
     <w:p>
@@ -2394,7 +2502,7 @@
         <w:rPr>
           <w:sz w:val="19"/>
         </w:rPr>
-        <w:t xml:space="preserve">Технология позиционирования штабелёров (лазерная навигация/индуктивные метки/RTLS) — по ТКП; согласовать с Заказчиком</w:t>
+        <w:t xml:space="preserve">Несущая способность существующего пола и подкрановых конструкций ЦЭМ — обследование (первый этап БИ)</w:t>
       </w:r>
     </w:p>
     <w:p>
@@ -2410,7 +2518,7 @@
         <w:rPr>
           <w:sz w:val="19"/>
         </w:rPr>
-        <w:t xml:space="preserve">Степень автономности штабелёров (AGV-исполнение против водительского с терминалом) — ТЭО в составе БИ</w:t>
+        <w:t xml:space="preserve">Фактические колёсные нагрузки и пятно контакта штабелёра — по ТКП</w:t>
       </w:r>
     </w:p>
     <w:p>
@@ -2426,7 +2534,7 @@
         <w:rPr>
           <w:sz w:val="19"/>
         </w:rPr>
-        <w:t xml:space="preserve">Форматы обмена с ИС КСМ (Лот №3) — межлотовый интерфейсный протокол</w:t>
+        <w:t xml:space="preserve">Опорная площадь профилированных листов пакета — данные поставщика КСМ</w:t>
       </w:r>
     </w:p>
     <w:p>
@@ -2438,47 +2546,71 @@
           <w:b/>
           <w:sz w:val="26"/>
         </w:rPr>
-        <w:t xml:space="preserve">АИС весоизмерения (по Приложению №5)</w:t>
-      </w:r>
-    </w:p>
-    <w:p>
-      <w:r>
-        <w:rPr>
-          <w:sz w:val="20"/>
-        </w:rPr>
-        <w:t xml:space="preserve">Автоматизированная информационная система весоизмерения СГП строится по разделу «Требования к автоматизированным системам весоизмерения материалов и/или транспорта» Приложения №5.</w:t>
-      </w:r>
-    </w:p>
-    <w:p>
-      <w:r>
-        <w:rPr>
-          <w:sz w:val="20"/>
-        </w:rPr>
-        <w:t xml:space="preserve">ТОЧКИ ВЗВЕШИВАНИЯ: (1) платформенные конвейерные весы приёмки — каждый пакет (НПВ 3 т, допусковый контроль 2500 ± 50 кг); (2) контрольные весы комплектации партии; (3) вагонные весы на внутреннем пути (статические либо для взвешивания в движении — тип по схеме учёта); (4) автомобильные весы на выезде. Всё весовое оборудование — класса точности «высокий», с открытыми программными компонентами для автоматической передачи данных; в поставке — калибровочные (поверочные) грузы соответствующего класса и ЗИП на 2 года.</w:t>
-      </w:r>
-    </w:p>
-    <w:p>
-      <w:r>
-        <w:rPr>
-          <w:sz w:val="20"/>
-        </w:rPr>
-        <w:t xml:space="preserve">ФУНКЦИИ АИС: идентификация оператора в каждой точке взвешивания по личному пропуску (СКУД; резерв — учётная запись); получение из систем КГМК информации для учёта; печать результатов (маркировка объекта и сопроводительный документ; два типа принтеров — термопринтер типа Zebra и лазерный); «безадресные» взвешивания по QR-коду с сохранением в центральной БД; передача «безадресных» результатов по REST (форматы сообщений уточняются на этапе реализации); получение результатов с весовых терминалов, дополнение атрибутами и передача в ХТД PIMS; работа круглосуточно, автономность и накопление данных при потере связи с PIMS.</w:t>
-      </w:r>
-    </w:p>
-    <w:p>
-      <w:r>
-        <w:rPr>
-          <w:sz w:val="20"/>
-        </w:rPr>
-        <w:t xml:space="preserve">ИНФРАСТРУКТУРА: связь по Industrial Ethernet (IEEE 802.3/802.11, TCP/IP); в каждой точке — преобразование и передача по оптоволокну либо витой паре, резервирование GSM-модулями; каждый шкаф — с точкой доступа Wi-Fi; линии связи до серверов сбора ХТД PIMS — в объёме проекта, точка подключения — активное сетевое оборудование в помещении серверов PIMS (согласуется с Заказчиком). Электропитание 220 В от АВР с ИБП двойного преобразования ≥20 мин, байпас, SNMP-платы; шкафы IP65 (в техзонах) / IP55 (в помещениях), на цоколе, вандалозащищённые; срок службы ≥10 лет.</w:t>
-      </w:r>
-    </w:p>
-    <w:p>
-      <w:r>
-        <w:rPr>
-          <w:sz w:val="20"/>
-        </w:rPr>
-        <w:t xml:space="preserve">МЕТРОЛОГИЯ: соответствие ФЗ-102 «Об обеспечении единства измерений», ГОСТ Р 8.596-2002, ГОСТ 8.417-2024; все СИ — из Госреестра СИ РФ, с паспортами, методиками поверки и первичной поверкой (непроверенные СИ в поставку не допускаются); коммерческий учёт отгрузки — в сфере государственного регулирования ОЕИ. Установочные чертежи — на каждое СИ.</w:t>
+        <w:t xml:space="preserve">Планы фундаментов с предварительными нагрузками, включая динамические (с запасом)</w:t>
+      </w:r>
+    </w:p>
+    <w:p>
+      <w:r>
+        <w:rPr>
+          <w:sz w:val="20"/>
+        </w:rPr>
+        <w:t xml:space="preserve">Состав — по ТЗ v4.1 (принятая редакция: «планы фундаментов с предварительными нагрузками, включая предварительные динамические нагрузки (с запасом)»).</w:t>
+      </w:r>
+    </w:p>
+    <w:p>
+      <w:r>
+        <w:rPr>
+          <w:sz w:val="20"/>
+        </w:rPr>
+        <w:t xml:space="preserve">1) ВАГОННЫЕ ВЕСЫ — отдельный ж/б фундамент на пути, изолированный от плиты пола (Прил. №5). Статика: брутто вагона ≈90–92 т (67,5 т груза + тара 22–24 т, справочно) → осевые (67,5 + 22…24)/4 = 22,4–22,9 тс/ось — в пределах стандартной осевой нагрузки сети. Динамика: проход и торможение состава на весовом участке — жёсткость основания и динамические коэффициенты по требованиям изготовителя весов (ТКП); в предварительных планах БИ — с запасом: коэффициент динамичности ≥1,2 к статическим осевым (решение БИ до получения данных изготовителя).</w:t>
+      </w:r>
+    </w:p>
+    <w:p>
+      <w:r>
+        <w:rPr>
+          <w:sz w:val="20"/>
+        </w:rPr>
+        <w:t xml:space="preserve">2) АВТОМОБИЛЬНЫЕ ВЕСЫ — фундамент/приямок с пандусами, отбойниками и демаркацией весовой зоны (Прил. №5); НПВ и длина грузоприёмного устройства — по типам автопоездов (задание сбыта).</w:t>
+      </w:r>
+    </w:p>
+    <w:p>
+      <w:r>
+        <w:rPr>
+          <w:sz w:val="20"/>
+        </w:rPr>
+        <w:t xml:space="preserve">3) ПЛАТФОРМЕННЫЕ КОНВЕЙЕРНЫЕ ВЕСЫ НПВ 3 т (2 шт.) — «специальные работы по фундаментам, защитным ограждениям, пандусам» (Прил. №5): жёсткое основание в составе плиты, исключение передачи вибраций конвейера (разделительный шов), электрообогрев приямков (см. «Расходы энергоресурсов»).</w:t>
+      </w:r>
+    </w:p>
+    <w:p>
+      <w:r>
+        <w:rPr>
+          <w:sz w:val="20"/>
+        </w:rPr>
+        <w:t xml:space="preserve">4) КОНВЕЙЕР ПРИЁМКИ — опоры на плиту пола через закладные; привод цепной тихоходный, динамика мала и покрывается коэффициентом надёжности по нагрузке; отдельные фундаменты не требуются (решение БИ).</w:t>
+      </w:r>
+    </w:p>
+    <w:p>
+      <w:r>
+        <w:rPr>
+          <w:sz w:val="20"/>
+        </w:rPr>
+        <w:t xml:space="preserve">5) КРАН (вариант полувагонов): новый корпус — вертикальные и горизонтальные крановые нагрузки на подкрановые балки по СП 20.13330 (исходные колёсные нагрузки — по ТКП крана); сценарий А — проверка существующих подкрановых путей ЦЭМ по обследованию.</w:t>
+      </w:r>
+    </w:p>
+    <w:p>
+      <w:r>
+        <w:rPr>
+          <w:sz w:val="20"/>
+        </w:rPr>
+        <w:t xml:space="preserve">6) ЗОНА ХРАНЕНИЯ — фундаментов не требует: нагрузки стоп (49,1/58,9 кПа при 2 ярусах) и колёсные штабелёров (3,5–4,5 тс) воспринимает плита пола (см. «Нагрузки на полы»).</w:t>
+      </w:r>
+    </w:p>
+    <w:p>
+      <w:r>
+        <w:rPr>
+          <w:sz w:val="20"/>
+        </w:rPr>
+        <w:t xml:space="preserve">Машин с неуравновешенными вращающимися массами (компрессоры большой мощности, дробилки) в лоте нет — специальные виброфундаменты по СП 26.13330 не требуются; «предварительные динамические (с запасом)» относятся к весовым, крановым и транспортным нагрузкам.</w:t>
       </w:r>
     </w:p>
     <w:tbl>
@@ -2556,202 +2688,160 @@
               <w:rPr>
                 <w:sz w:val="19"/>
               </w:rPr>
-              <w:t xml:space="preserve">Точки взвешивания</w:t>
-            </w:r>
-          </w:p>
-        </w:tc>
-        <w:tc>
-          <w:tcPr>
-            <w:tcW w:w="5000" w:type="dxa"/>
-          </w:tcPr>
-          <w:p>
-            <w:r>
-              <w:rPr>
-                <w:sz w:val="19"/>
-              </w:rPr>
-              <w:t xml:space="preserve">Пакетные весы приёмки (НПВ 3 т), контрольные, вагонные, автомобильные — класс «высокий»</w:t>
-            </w:r>
-          </w:p>
-        </w:tc>
-        <w:tc>
-          <w:tcPr>
-            <w:tcW w:w="3038" w:type="dxa"/>
-          </w:tcPr>
-          <w:p>
-            <w:r>
-              <w:rPr>
-                <w:color w:val="666666"/>
-                <w:sz w:val="18"/>
-              </w:rPr>
-              <w:t xml:space="preserve">Прил. №5; решение БИ</w:t>
-            </w:r>
-          </w:p>
-        </w:tc>
-      </w:tr>
-      <w:tr>
-        <w:tc>
-          <w:tcPr>
-            <w:tcW w:w="3600" w:type="dxa"/>
-          </w:tcPr>
-          <w:p>
-            <w:r>
-              <w:rPr>
-                <w:sz w:val="19"/>
-              </w:rPr>
-              <w:t xml:space="preserve">Идентификация</w:t>
-            </w:r>
-          </w:p>
-        </w:tc>
-        <w:tc>
-          <w:tcPr>
-            <w:tcW w:w="5000" w:type="dxa"/>
-          </w:tcPr>
-          <w:p>
-            <w:r>
-              <w:rPr>
-                <w:sz w:val="19"/>
-              </w:rPr>
-              <w:t xml:space="preserve">Личный пропуск через СКУД; резерв — логин/пароль</w:t>
-            </w:r>
-          </w:p>
-        </w:tc>
-        <w:tc>
-          <w:tcPr>
-            <w:tcW w:w="3038" w:type="dxa"/>
-          </w:tcPr>
-          <w:p>
-            <w:r>
-              <w:rPr>
-                <w:color w:val="666666"/>
-                <w:sz w:val="18"/>
-              </w:rPr>
-              <w:t xml:space="preserve">Прил. №5</w:t>
-            </w:r>
-          </w:p>
-        </w:tc>
-      </w:tr>
-      <w:tr>
-        <w:tc>
-          <w:tcPr>
-            <w:tcW w:w="3600" w:type="dxa"/>
-          </w:tcPr>
-          <w:p>
-            <w:r>
-              <w:rPr>
-                <w:sz w:val="19"/>
-              </w:rPr>
-              <w:t xml:space="preserve">Передача данных</w:t>
-            </w:r>
-          </w:p>
-        </w:tc>
-        <w:tc>
-          <w:tcPr>
-            <w:tcW w:w="5000" w:type="dxa"/>
-          </w:tcPr>
-          <w:p>
-            <w:r>
-              <w:rPr>
-                <w:sz w:val="19"/>
-              </w:rPr>
-              <w:t xml:space="preserve">REST («безадресные» по QR), весовые терминалы → атрибуты → ХТД PIMS; автономность при потере связи</w:t>
-            </w:r>
-          </w:p>
-        </w:tc>
-        <w:tc>
-          <w:tcPr>
-            <w:tcW w:w="3038" w:type="dxa"/>
-          </w:tcPr>
-          <w:p>
-            <w:r>
-              <w:rPr>
-                <w:color w:val="666666"/>
-                <w:sz w:val="18"/>
-              </w:rPr>
-              <w:t xml:space="preserve">Прил. №5</w:t>
-            </w:r>
-          </w:p>
-        </w:tc>
-      </w:tr>
-      <w:tr>
-        <w:tc>
-          <w:tcPr>
-            <w:tcW w:w="3600" w:type="dxa"/>
-          </w:tcPr>
-          <w:p>
-            <w:r>
-              <w:rPr>
-                <w:sz w:val="19"/>
-              </w:rPr>
-              <w:t xml:space="preserve">Питание/исполнение</w:t>
-            </w:r>
-          </w:p>
-        </w:tc>
-        <w:tc>
-          <w:tcPr>
-            <w:tcW w:w="5000" w:type="dxa"/>
-          </w:tcPr>
-          <w:p>
-            <w:r>
-              <w:rPr>
-                <w:sz w:val="19"/>
-              </w:rPr>
-              <w:t xml:space="preserve">АВР + ИБП ≥20 мин, SNMP, шкафы IP65/IP55 на цоколе, Wi-Fi точка в каждом шкафу, GSM-резерв</w:t>
-            </w:r>
-          </w:p>
-        </w:tc>
-        <w:tc>
-          <w:tcPr>
-            <w:tcW w:w="3038" w:type="dxa"/>
-          </w:tcPr>
-          <w:p>
-            <w:r>
-              <w:rPr>
-                <w:color w:val="666666"/>
-                <w:sz w:val="18"/>
-              </w:rPr>
-              <w:t xml:space="preserve">Прил. №5</w:t>
-            </w:r>
-          </w:p>
-        </w:tc>
-      </w:tr>
-      <w:tr>
-        <w:tc>
-          <w:tcPr>
-            <w:tcW w:w="3600" w:type="dxa"/>
-          </w:tcPr>
-          <w:p>
-            <w:r>
-              <w:rPr>
-                <w:sz w:val="19"/>
-              </w:rPr>
-              <w:t xml:space="preserve">Комплект</w:t>
-            </w:r>
-          </w:p>
-        </w:tc>
-        <w:tc>
-          <w:tcPr>
-            <w:tcW w:w="5000" w:type="dxa"/>
-          </w:tcPr>
-          <w:p>
-            <w:r>
-              <w:rPr>
-                <w:sz w:val="19"/>
-              </w:rPr>
-              <w:t xml:space="preserve">Поверочные грузы и ЗИП на 2 года — в поставке</w:t>
-            </w:r>
-          </w:p>
-        </w:tc>
-        <w:tc>
-          <w:tcPr>
-            <w:tcW w:w="3038" w:type="dxa"/>
-          </w:tcPr>
-          <w:p>
-            <w:r>
-              <w:rPr>
-                <w:color w:val="666666"/>
-                <w:sz w:val="18"/>
-              </w:rPr>
-              <w:t xml:space="preserve">Прил. №5</w:t>
+              <w:t xml:space="preserve">Вагонные весы</w:t>
+            </w:r>
+          </w:p>
+        </w:tc>
+        <w:tc>
+          <w:tcPr>
+            <w:tcW w:w="5000" w:type="dxa"/>
+          </w:tcPr>
+          <w:p>
+            <w:r>
+              <w:rPr>
+                <w:sz w:val="19"/>
+              </w:rPr>
+              <w:t xml:space="preserve">Осевые 22,4–22,9 тс/ось; изолированный фундамент; динамика — с запасом ≥1,2 до данных ТКП</w:t>
+            </w:r>
+          </w:p>
+        </w:tc>
+        <w:tc>
+          <w:tcPr>
+            <w:tcW w:w="3038" w:type="dxa"/>
+          </w:tcPr>
+          <w:p>
+            <w:r>
+              <w:rPr>
+                <w:color w:val="666666"/>
+                <w:sz w:val="18"/>
+              </w:rPr>
+              <w:t xml:space="preserve">расчёт БИ; Прил. №5; решение БИ</w:t>
+            </w:r>
+          </w:p>
+        </w:tc>
+      </w:tr>
+      <w:tr>
+        <w:tc>
+          <w:tcPr>
+            <w:tcW w:w="3600" w:type="dxa"/>
+          </w:tcPr>
+          <w:p>
+            <w:r>
+              <w:rPr>
+                <w:sz w:val="19"/>
+              </w:rPr>
+              <w:t xml:space="preserve">Зона хранения</w:t>
+            </w:r>
+          </w:p>
+        </w:tc>
+        <w:tc>
+          <w:tcPr>
+            <w:tcW w:w="5000" w:type="dxa"/>
+          </w:tcPr>
+          <w:p>
+            <w:r>
+              <w:rPr>
+                <w:sz w:val="19"/>
+              </w:rPr>
+              <w:t xml:space="preserve">Без фундаментов — всё воспринимает плита пола (49,1/58,9 кПа; колесо 3,5–4,5 тс)</w:t>
+            </w:r>
+          </w:p>
+        </w:tc>
+        <w:tc>
+          <w:tcPr>
+            <w:tcW w:w="3038" w:type="dxa"/>
+          </w:tcPr>
+          <w:p>
+            <w:r>
+              <w:rPr>
+                <w:color w:val="666666"/>
+                <w:sz w:val="18"/>
+              </w:rPr>
+              <w:t xml:space="preserve">расчёт БИ (раздел «Нагрузки на полы»)</w:t>
+            </w:r>
+          </w:p>
+        </w:tc>
+      </w:tr>
+      <w:tr>
+        <w:tc>
+          <w:tcPr>
+            <w:tcW w:w="3600" w:type="dxa"/>
+          </w:tcPr>
+          <w:p>
+            <w:r>
+              <w:rPr>
+                <w:sz w:val="19"/>
+              </w:rPr>
+              <w:t xml:space="preserve">Крановые нагрузки</w:t>
+            </w:r>
+          </w:p>
+        </w:tc>
+        <w:tc>
+          <w:tcPr>
+            <w:tcW w:w="5000" w:type="dxa"/>
+          </w:tcPr>
+          <w:p>
+            <w:r>
+              <w:rPr>
+                <w:sz w:val="19"/>
+              </w:rPr>
+              <w:t xml:space="preserve">По СП 20.13330 от колёсных нагрузок крана (ТКП); сценарий А — обследование путей ЦЭМ</w:t>
+            </w:r>
+          </w:p>
+        </w:tc>
+        <w:tc>
+          <w:tcPr>
+            <w:tcW w:w="3038" w:type="dxa"/>
+          </w:tcPr>
+          <w:p>
+            <w:r>
+              <w:rPr>
+                <w:color w:val="666666"/>
+                <w:sz w:val="18"/>
+              </w:rPr>
+              <w:t xml:space="preserve">СП 20.13330; решение БИ</w:t>
+            </w:r>
+          </w:p>
+        </w:tc>
+      </w:tr>
+      <w:tr>
+        <w:tc>
+          <w:tcPr>
+            <w:tcW w:w="3600" w:type="dxa"/>
+          </w:tcPr>
+          <w:p>
+            <w:r>
+              <w:rPr>
+                <w:sz w:val="19"/>
+              </w:rPr>
+              <w:t xml:space="preserve">Виброфундаменты</w:t>
+            </w:r>
+          </w:p>
+        </w:tc>
+        <w:tc>
+          <w:tcPr>
+            <w:tcW w:w="5000" w:type="dxa"/>
+          </w:tcPr>
+          <w:p>
+            <w:r>
+              <w:rPr>
+                <w:sz w:val="19"/>
+              </w:rPr>
+              <w:t xml:space="preserve">Не требуются — динамических машин с неуравновешенными массами в лоте нет</w:t>
+            </w:r>
+          </w:p>
+        </w:tc>
+        <w:tc>
+          <w:tcPr>
+            <w:tcW w:w="3038" w:type="dxa"/>
+          </w:tcPr>
+          <w:p>
+            <w:r>
+              <w:rPr>
+                <w:color w:val="666666"/>
+                <w:sz w:val="18"/>
+              </w:rPr>
+              <w:t xml:space="preserve">решение БИ</w:t>
             </w:r>
           </w:p>
         </w:tc>
@@ -2770,7 +2860,7 @@
           <w:color w:val="444444"/>
           <w:sz w:val="19"/>
         </w:rPr>
-        <w:t xml:space="preserve">ФЗ-102 от 26.06.2008 — Обеспечение единства измерений; коммерческий учёт — сфера госрегулирования; ГОСТ Р 8.596-2002 — Метрологическое обеспечение измерительных систем; ГОСТ 8.417-2024 — Единицы величин; ГОСТ OIML R 76-1-2011 — Весы неавтоматического действия — класс точности «высокий» (II) для платформенных весов; ГОСТ Р 53228-2008 — Весы неавтоматического действия — метрологические и технические требования; Стандарт на весы для взвешивания транспорта в движении — Для вагонных весов в движении — уточнить номер действующего ГОСТ (взамен ГОСТ 30414-96)</w:t>
+        <w:t xml:space="preserve">СП 20.13330.2016 — Нагрузки и воздействия — крановые, транспортные, коэффициенты надёжности и динамичности; СП 26.13330.2012 — Фундаменты машин с динамическими нагрузками — справочно (виброфундаменты в лоте не требуются); СП 63.13330 (актуальная редакция) — Ж/б конструкции фундаментов весового оборудования</w:t>
       </w:r>
     </w:p>
     <w:p>
@@ -2786,7 +2876,7 @@
         <w:rPr>
           <w:sz w:val="19"/>
         </w:rPr>
-        <w:t xml:space="preserve">Тип вагонных весов (статика/в движении) и НПВ — по схеме учёта и заданию сбыта</w:t>
+        <w:t xml:space="preserve">Данные изготовителей весов (геометрия ГПУ, жёсткость основания, динамические коэффициенты) — по ТКП</w:t>
       </w:r>
     </w:p>
     <w:p>
@@ -2802,23 +2892,7 @@
         <w:rPr>
           <w:sz w:val="19"/>
         </w:rPr>
-        <w:t xml:space="preserve">Форматы REST-сообщений и атрибутика PIMS — на этапе реализации (по Прил. №5)</w:t>
-      </w:r>
-    </w:p>
-    <w:p>
-      <w:r>
-        <w:rPr>
-          <w:b/>
-          <w:color w:val="8A6200"/>
-          <w:sz w:val="19"/>
-        </w:rPr>
-        <w:t xml:space="preserve">— определяется на стадии БИ: </w:t>
-      </w:r>
-      <w:r>
-        <w:rPr>
-          <w:sz w:val="19"/>
-        </w:rPr>
-        <w:t xml:space="preserve">Выбор конкретных моделей весов и терминалов — согласование с Заказчиком (унификация с площадкой)</w:t>
+        <w:t xml:space="preserve">НПВ и длина автомобильных весов — по типам автопоездов (задание сбыта)</w:t>
       </w:r>
     </w:p>
     <w:p>
@@ -2830,55 +2904,39 @@
           <w:b/>
           <w:sz w:val="26"/>
         </w:rPr>
-        <w:t xml:space="preserve">Требования к упаковке и маркировке под морскую транспортировку</w:t>
-      </w:r>
-    </w:p>
-    <w:p>
-      <w:r>
-        <w:rPr>
-          <w:sz w:val="20"/>
-        </w:rPr>
-        <w:t xml:space="preserve">Требования сформированы ИД п. 1.3.11 (требование сбытового блока) и увязаны с конструкцией пакета КСМ:</w:t>
-      </w:r>
-    </w:p>
-    <w:p>
-      <w:r>
-        <w:rPr>
-          <w:sz w:val="20"/>
-        </w:rPr>
-        <w:t xml:space="preserve">1) Увязка: три металлические ленты из материала, устойчивого к коррозии в условиях длительной морской транспортировки и хранения под открытым небом (нержавеющая лента или лента с эквивалентной стойкостью; углеродистая оцинкованная — не допускается как теряющая товарный вид при морской перевозке); замки лент — того же класса стойкости.</w:t>
-      </w:r>
-    </w:p>
-    <w:p>
-      <w:r>
-        <w:rPr>
-          <w:sz w:val="20"/>
-        </w:rPr>
-        <w:t xml:space="preserve">2) Исключение сертифицируемых материалов: хранение и транспортировка должны исключать материалы, требующие особой сертификации или утилизации — деревянные бруски исключены (фитосанитарная обработка по международным нормам не требуется, т.к. дерево не применяется); опора стоп — профилируемые в пределах КСМ катодные листы.</w:t>
-      </w:r>
-    </w:p>
-    <w:p>
-      <w:r>
-        <w:rPr>
-          <w:sz w:val="20"/>
-        </w:rPr>
-        <w:t xml:space="preserve">3) Маркировка: на каждый пакет — две этикетки (боковые), содержание: производитель, марка М00к (Cu-CATH-1), № пакета, № партии/плавки, масса нетто/брутто, дата, штрих/QR-код для АИС; манипуляционные знаки и надписи — по ГОСТ 14192-96; требования регистрации бренда на ЛБМ (форма клейма/маркировки листов) — по контракту сбыта. Печать этикеток — стойкими к УФ и морской атмосфере материалами (термотрансфер).</w:t>
-      </w:r>
-    </w:p>
-    <w:p>
-      <w:r>
-        <w:rPr>
-          <w:sz w:val="20"/>
-        </w:rPr>
-        <w:t xml:space="preserve">4) Защитная упаковка: базово пакеты не укрываются (катодная медь допускает открытое хранение); по требованию контракта — обвязка партии, угловые протекторы под ленты (полимер, не требующий сертификации), исключающие перетирание кромок листов; плёночная упаковка — только по заданию сбыта (утилизируемые материалы согласовать).</w:t>
-      </w:r>
-    </w:p>
-    <w:p>
-      <w:r>
-        <w:rPr>
-          <w:sz w:val="20"/>
-        </w:rPr>
-        <w:t xml:space="preserve">5) Совместимость с логистикой: конфигурация «перфорации» (профилирования) нижних листов обеспечивает работу вилочных захватов и крановых траверс на всей цепочке (СГП → вагон → порт → судно) — интерфейсный документ с поставщиком КСМ (Лот №3) обязателен в составе БИ; допустимая высота штабелирования пакетов при перевозке и в порту — подтвердить прочностью нижнего пакета (испытания при освоении).</w:t>
+        <w:t xml:space="preserve">Требования к монтажу (включая вес самых тяжёлых частей)</w:t>
+      </w:r>
+    </w:p>
+    <w:p>
+      <w:r>
+        <w:rPr>
+          <w:sz w:val="20"/>
+        </w:rPr>
+        <w:t xml:space="preserve">Состав — по ТЗ v4.1 («Требования к монтажу (включая вес самых тяжелых частей)»); уровень БИ — предварительные данные по аналогам, детальный ППР — этап СМР.</w:t>
+      </w:r>
+    </w:p>
+    <w:p>
+      <w:r>
+        <w:rPr>
+          <w:sz w:val="20"/>
+        </w:rPr>
+        <w:t xml:space="preserve">ВЕСОВАЯ ТАБЛИЦА МОНТАЖНЫХ ЕДИНИЦ (известное на стадии БИ): самая тяжёлая самоходная единица — автопогрузчик-штабелёр, полная масса 8–11 т (заезд своим ходом через ворота ≥3,5 м, грузоподъёмные средства не требуются); транспортная единица продукции — пакет 2,5 ± 0,05 т (проверочный максимум 2,55 т); платформенные весы НПВ 3 т и сверловочный стенд — единицы ≤3 т (монтаж цеховыми средствами); конвейер приёмки — членение на отправочные секции массой ≤3,2 т под г/п цеховых средств (требование включается в задание на изготовление — решение БИ); мостовой кран с траверсой (вариант полувагонов) — масса моста и тележки по ТКП, балки моста длиной ≈ кранового пролёта 22 м — длинномерный груз: доставка ж/д платформой или автопоездом-длинномером, монтаж стреловым краном до замыкания кровли нового корпуса (либо через монтажный проём в сценарии А); грузоприёмное устройство вагонных весов — масса по ТКП, монтаж автокраном в проектное положение до укладки пути весового участка.</w:t>
+      </w:r>
+    </w:p>
+    <w:p>
+      <w:r>
+        <w:rPr>
+          <w:sz w:val="20"/>
+        </w:rPr>
+        <w:t xml:space="preserve">ПОСЛЕДОВАТЕЛЬНОСТЬ МОНТАЖА (базовый сценарий — новый корпус): фундаменты весового оборудования и закладные → полы с топпингом и машиночитаемой разметкой → ворота и тепловые завесы → мостовой кран (до замыкания теплового контура) → путь и вагонные весы → конвейер приёмки и технологическое оборудование → штабелёры, АСУ/АИС → ПНР и испытания (см. раздел «Испытания»). Сценарий А (ЦЭМ): монтаж в действующем корпусе с сохранением работы смежных пролётов; демонтаж существующего оснащения зоны — по дефектной ведомости обследования; монтажные окна согласуются с эксплуатацией.</w:t>
+      </w:r>
+    </w:p>
+    <w:p>
+      <w:r>
+        <w:rPr>
+          <w:sz w:val="20"/>
+        </w:rPr>
+        <w:t xml:space="preserve">ТРЕБОВАНИЯ К ПРОИЗВОДСТВУ РАБОТ: монтаж и пуск ПС (кран, траверса) — по ФНП (приказ Ростехнадзора № 461) с полным техническим освидетельствованием; ПРР при монтаже — по правилам № 753н и ГОСТ 12.3.009; монтаж систем автоматизации — по СП 77.13330; точная выставка весового оборудования — по установочным чертежам изготовителя (входят в поставку по Прил. №5); допуски установки конвейера и нанесения разметки — по требованиям поставщика системы позиционирования (ТКП).</w:t>
       </w:r>
     </w:p>
     <w:tbl>
@@ -2956,160 +3014,160 @@
               <w:rPr>
                 <w:sz w:val="19"/>
               </w:rPr>
-              <w:t xml:space="preserve">Увязка</w:t>
-            </w:r>
-          </w:p>
-        </w:tc>
-        <w:tc>
-          <w:tcPr>
-            <w:tcW w:w="5000" w:type="dxa"/>
-          </w:tcPr>
-          <w:p>
-            <w:r>
-              <w:rPr>
-                <w:sz w:val="19"/>
-              </w:rPr>
-              <w:t xml:space="preserve">3 коррозионностойкие металлические ленты + стойкие замки</w:t>
-            </w:r>
-          </w:p>
-        </w:tc>
-        <w:tc>
-          <w:tcPr>
-            <w:tcW w:w="3038" w:type="dxa"/>
-          </w:tcPr>
-          <w:p>
-            <w:r>
-              <w:rPr>
-                <w:color w:val="666666"/>
-                <w:sz w:val="18"/>
-              </w:rPr>
-              <w:t xml:space="preserve">ИД п. 1.3.11; ТЗ п. 5.3</w:t>
-            </w:r>
-          </w:p>
-        </w:tc>
-      </w:tr>
-      <w:tr>
-        <w:tc>
-          <w:tcPr>
-            <w:tcW w:w="3600" w:type="dxa"/>
-          </w:tcPr>
-          <w:p>
-            <w:r>
-              <w:rPr>
-                <w:sz w:val="19"/>
-              </w:rPr>
-              <w:t xml:space="preserve">Без дерева</w:t>
-            </w:r>
-          </w:p>
-        </w:tc>
-        <w:tc>
-          <w:tcPr>
-            <w:tcW w:w="5000" w:type="dxa"/>
-          </w:tcPr>
-          <w:p>
-            <w:r>
-              <w:rPr>
-                <w:sz w:val="19"/>
-              </w:rPr>
-              <w:t xml:space="preserve">Опора — профилированные катодные листы; материалы особой сертификации/утилизации исключены</w:t>
-            </w:r>
-          </w:p>
-        </w:tc>
-        <w:tc>
-          <w:tcPr>
-            <w:tcW w:w="3038" w:type="dxa"/>
-          </w:tcPr>
-          <w:p>
-            <w:r>
-              <w:rPr>
-                <w:color w:val="666666"/>
-                <w:sz w:val="18"/>
-              </w:rPr>
-              <w:t xml:space="preserve">ИД п. 1.3.11</w:t>
-            </w:r>
-          </w:p>
-        </w:tc>
-      </w:tr>
-      <w:tr>
-        <w:tc>
-          <w:tcPr>
-            <w:tcW w:w="3600" w:type="dxa"/>
-          </w:tcPr>
-          <w:p>
-            <w:r>
-              <w:rPr>
-                <w:sz w:val="19"/>
-              </w:rPr>
-              <w:t xml:space="preserve">Маркировка</w:t>
-            </w:r>
-          </w:p>
-        </w:tc>
-        <w:tc>
-          <w:tcPr>
-            <w:tcW w:w="5000" w:type="dxa"/>
-          </w:tcPr>
-          <w:p>
-            <w:r>
-              <w:rPr>
-                <w:sz w:val="19"/>
-              </w:rPr>
-              <w:t xml:space="preserve">Этикетки с QR (2 шт./пакет), знаки по ГОСТ 14192-96, данные партии и массы из АИС</w:t>
-            </w:r>
-          </w:p>
-        </w:tc>
-        <w:tc>
-          <w:tcPr>
-            <w:tcW w:w="3038" w:type="dxa"/>
-          </w:tcPr>
-          <w:p>
-            <w:r>
-              <w:rPr>
-                <w:color w:val="666666"/>
-                <w:sz w:val="18"/>
-              </w:rPr>
-              <w:t xml:space="preserve">решение БИ; Прил. №5</w:t>
-            </w:r>
-          </w:p>
-        </w:tc>
-      </w:tr>
-      <w:tr>
-        <w:tc>
-          <w:tcPr>
-            <w:tcW w:w="3600" w:type="dxa"/>
-          </w:tcPr>
-          <w:p>
-            <w:r>
-              <w:rPr>
-                <w:sz w:val="19"/>
-              </w:rPr>
-              <w:t xml:space="preserve">Условия</w:t>
-            </w:r>
-          </w:p>
-        </w:tc>
-        <w:tc>
-          <w:tcPr>
-            <w:tcW w:w="5000" w:type="dxa"/>
-          </w:tcPr>
-          <w:p>
-            <w:r>
-              <w:rPr>
-                <w:sz w:val="19"/>
-              </w:rPr>
-              <w:t xml:space="preserve">Длительная морская транспортировка и хранение под открытым небом</w:t>
-            </w:r>
-          </w:p>
-        </w:tc>
-        <w:tc>
-          <w:tcPr>
-            <w:tcW w:w="3038" w:type="dxa"/>
-          </w:tcPr>
-          <w:p>
-            <w:r>
-              <w:rPr>
-                <w:color w:val="666666"/>
-                <w:sz w:val="18"/>
-              </w:rPr>
-              <w:t xml:space="preserve">ИД п. 1.3.11</w:t>
+              <w:t xml:space="preserve">Самая тяжёлая самоходная единица</w:t>
+            </w:r>
+          </w:p>
+        </w:tc>
+        <w:tc>
+          <w:tcPr>
+            <w:tcW w:w="5000" w:type="dxa"/>
+          </w:tcPr>
+          <w:p>
+            <w:r>
+              <w:rPr>
+                <w:sz w:val="19"/>
+              </w:rPr>
+              <w:t xml:space="preserve">Штабелёр 8–11 т — заезд своим ходом, ворота ≥3,5 м</w:t>
+            </w:r>
+          </w:p>
+        </w:tc>
+        <w:tc>
+          <w:tcPr>
+            <w:tcW w:w="3038" w:type="dxa"/>
+          </w:tcPr>
+          <w:p>
+            <w:r>
+              <w:rPr>
+                <w:color w:val="666666"/>
+                <w:sz w:val="18"/>
+              </w:rPr>
+              <w:t xml:space="preserve">оценка БИ (раздел «Нагрузки на полы»)</w:t>
+            </w:r>
+          </w:p>
+        </w:tc>
+      </w:tr>
+      <w:tr>
+        <w:tc>
+          <w:tcPr>
+            <w:tcW w:w="3600" w:type="dxa"/>
+          </w:tcPr>
+          <w:p>
+            <w:r>
+              <w:rPr>
+                <w:sz w:val="19"/>
+              </w:rPr>
+              <w:t xml:space="preserve">Длинномер</w:t>
+            </w:r>
+          </w:p>
+        </w:tc>
+        <w:tc>
+          <w:tcPr>
+            <w:tcW w:w="5000" w:type="dxa"/>
+          </w:tcPr>
+          <w:p>
+            <w:r>
+              <w:rPr>
+                <w:sz w:val="19"/>
+              </w:rPr>
+              <w:t xml:space="preserve">Балки моста крана ≈22 м (крановый пролёт) — спецперевозка, монтаж до замыкания кровли</w:t>
+            </w:r>
+          </w:p>
+        </w:tc>
+        <w:tc>
+          <w:tcPr>
+            <w:tcW w:w="3038" w:type="dxa"/>
+          </w:tcPr>
+          <w:p>
+            <w:r>
+              <w:rPr>
+                <w:color w:val="666666"/>
+                <w:sz w:val="18"/>
+              </w:rPr>
+              <w:t xml:space="preserve">ИД ч.2 разд. 4.2.2 (пролёт); решение БИ</w:t>
+            </w:r>
+          </w:p>
+        </w:tc>
+      </w:tr>
+      <w:tr>
+        <w:tc>
+          <w:tcPr>
+            <w:tcW w:w="3600" w:type="dxa"/>
+          </w:tcPr>
+          <w:p>
+            <w:r>
+              <w:rPr>
+                <w:sz w:val="19"/>
+              </w:rPr>
+              <w:t xml:space="preserve">Членение конвейера</w:t>
+            </w:r>
+          </w:p>
+        </w:tc>
+        <w:tc>
+          <w:tcPr>
+            <w:tcW w:w="5000" w:type="dxa"/>
+          </w:tcPr>
+          <w:p>
+            <w:r>
+              <w:rPr>
+                <w:sz w:val="19"/>
+              </w:rPr>
+              <w:t xml:space="preserve">Секции ≤3,2 т под г/п цеховых средств — в задание на изготовление</w:t>
+            </w:r>
+          </w:p>
+        </w:tc>
+        <w:tc>
+          <w:tcPr>
+            <w:tcW w:w="3038" w:type="dxa"/>
+          </w:tcPr>
+          <w:p>
+            <w:r>
+              <w:rPr>
+                <w:color w:val="666666"/>
+                <w:sz w:val="18"/>
+              </w:rPr>
+              <w:t xml:space="preserve">решение БИ</w:t>
+            </w:r>
+          </w:p>
+        </w:tc>
+      </w:tr>
+      <w:tr>
+        <w:tc>
+          <w:tcPr>
+            <w:tcW w:w="3600" w:type="dxa"/>
+          </w:tcPr>
+          <w:p>
+            <w:r>
+              <w:rPr>
+                <w:sz w:val="19"/>
+              </w:rPr>
+              <w:t xml:space="preserve">Массы по ТКП</w:t>
+            </w:r>
+          </w:p>
+        </w:tc>
+        <w:tc>
+          <w:tcPr>
+            <w:tcW w:w="5000" w:type="dxa"/>
+          </w:tcPr>
+          <w:p>
+            <w:r>
+              <w:rPr>
+                <w:sz w:val="19"/>
+              </w:rPr>
+              <w:t xml:space="preserve">Мост/тележка крана, ГПУ вагонных весов, траверса — заполняются в таблицу масс по ТКП</w:t>
+            </w:r>
+          </w:p>
+        </w:tc>
+        <w:tc>
+          <w:tcPr>
+            <w:tcW w:w="3038" w:type="dxa"/>
+          </w:tcPr>
+          <w:p>
+            <w:r>
+              <w:rPr>
+                <w:color w:val="666666"/>
+                <w:sz w:val="18"/>
+              </w:rPr>
+              <w:t xml:space="preserve">определяется на стадии БИ (ТКП)</w:t>
             </w:r>
           </w:p>
         </w:tc>
@@ -3128,7 +3186,7 @@
           <w:color w:val="444444"/>
           <w:sz w:val="19"/>
         </w:rPr>
-        <w:t xml:space="preserve">ГОСТ 14192-96 — Маркировка грузов — манипуляционные знаки, транспортная маркировка; ГОСТ 21650-76 — Средства скрепления тарно-штучных грузов в транспортных пакетах — применимость к лентам увязки (проверить актуальность); ГОСТ 24597-81 — Пакеты тарно-штучных грузов — основные параметры (справочно для габаритов пакета)</w:t>
+        <w:t xml:space="preserve">ФНП по ПС (приказ Ростехнадзора от 26.11.2020 № 461) — Монтаж, полное техническое освидетельствование крана и траверсы; Правила по охране труда при ПРР (приказ Минтруда № 753н от 28.10.2020) — Погрузочно-разгрузочные работы при монтаже; СП 77.13330.2016 — Системы автоматизации — производство и приёмка монтажных работ АСУ/АИС</w:t>
       </w:r>
     </w:p>
     <w:p>
@@ -3144,7 +3202,7 @@
         <w:rPr>
           <w:sz w:val="19"/>
         </w:rPr>
-        <w:t xml:space="preserve">Спецификация ленты (марка стали, сечение, усилие натяжения) — по ТКП поставщика КСМ/обвязочного оборудования</w:t>
+        <w:t xml:space="preserve">Массы самых тяжёлых частей (мост крана, ГПУ вагонных весов, траверса) — заполнить по ТКП в итоговой редакции ПЗ</w:t>
       </w:r>
     </w:p>
     <w:p>
@@ -3160,7 +3218,7 @@
         <w:rPr>
           <w:sz w:val="19"/>
         </w:rPr>
-        <w:t xml:space="preserve">Требования конкретного контракта сбыта (клеймение листов, форма этикетки ЛБМ) — от сбытового блока</w:t>
+        <w:t xml:space="preserve">Наличие и параметры монтажного проёма/такелажных путей ЦЭМ (сценарий А) — обмерное обследование</w:t>
       </w:r>
     </w:p>
     <w:p>
@@ -3172,47 +3230,45 @@
           <w:b/>
           <w:sz w:val="26"/>
         </w:rPr>
-        <w:t xml:space="preserve">Принципиальная технологическая схема (PFD)</w:t>
-      </w:r>
-    </w:p>
-    <w:p>
-      <w:r>
-        <w:rPr>
-          <w:sz w:val="20"/>
-        </w:rPr>
-        <w:t xml:space="preserve">Для Лота №4 по ТЗ выполняется PFD с указанием границ проектирования (схемы P&amp;ID для СГП ТЗ не требует). Состав PFD:</w:t>
-      </w:r>
-    </w:p>
-    <w:p>
-      <w:r>
-        <w:rPr>
-          <w:sz w:val="20"/>
-        </w:rPr>
-        <w:t xml:space="preserve">ПОТОК ПРОДУКЦИИ: выходной конвейер КСМ → передаточные ворота (граница) → конвейер приёмки → весы поштучного взвешивания (класс «высокий») → позиция разбраковки/сверловки проб → узел контроля увязки и маркировки → позиция выдачи на штабелёр → зона адресного хранения (1200 пакетов, 2 яруса) → комплектация партии → фронт ж/д (кран-траверса или штабелёр; вагонные весы) / фронт авто (штабелёр; автомобильные весы) → ворота отгрузки (граница).</w:t>
-      </w:r>
-    </w:p>
-    <w:p>
-      <w:r>
-        <w:rPr>
-          <w:sz w:val="20"/>
-        </w:rPr>
-        <w:t xml:space="preserve">ИНФОРМАЦИОННЫЕ ПОТОКИ (наносятся на PFD пунктиром): ИС КСМ → АСУ СГП (атрибуты пакета); АСУ СГП ↔ АИС весоизмерения ↔ ХТД PIMS; АСУ СГП → единая диспетчерская; СКУД → АИС (идентификация).</w:t>
-      </w:r>
-    </w:p>
-    <w:p>
-      <w:r>
-        <w:rPr>
-          <w:sz w:val="20"/>
-        </w:rPr>
-        <w:t xml:space="preserve">ЭНЕРГОПОТОКИ: электроэнергия 0,4 кВ (конвейер, весы, зарядная станция штабелёров, маркировка), сжатый воздух (обвязка/маркировка — при необходимости по выбранному оборудованию), без технологического пара и воды.</w:t>
-      </w:r>
-    </w:p>
-    <w:p>
-      <w:r>
-        <w:rPr>
-          <w:sz w:val="20"/>
-        </w:rPr>
-        <w:t xml:space="preserve">На схеме указываются: производительности (3,5–7 пакетов/ч приёмка; 84 пакета/сут отгрузка), ёмкость хранения (1200 пакетов / 3000 т), режимы (приёмка 358 сут, отгрузка по графику подачи).</w:t>
+        <w:t xml:space="preserve">АСУ склада: адресное хранение, партии, роботизированные операции</w:t>
+      </w:r>
+    </w:p>
+    <w:p>
+      <w:r>
+        <w:rPr>
+          <w:sz w:val="20"/>
+        </w:rPr>
+        <w:t xml:space="preserve">По ТЗ v3.6 п. 6.4 (в v4.1 — п. 7.x, сверить по перечню границ Лота №4 v4.1) АСУ СГП управляет роботами, набором партий, разбраковкой, автоматическим взвешиванием, отбором части катодов на сверловку; в программе заложен алгоритм размещения стоп катодов по территории склада автопогрузчиками-штабелёрами по размеченным линиям с памятью «что и где стоит» для последующей отгрузки потребителю.</w:t>
+      </w:r>
+    </w:p>
+    <w:p>
+      <w:r>
+        <w:rPr>
+          <w:sz w:val="20"/>
+        </w:rPr>
+        <w:t xml:space="preserve">АЛГОРИТМ АДРЕСНОГО ХРАНЕНИЯ (ядро ППО):
+— Модель склада: адрес = линия (ряд) × позиция × ярус; статусы позиции (свободна/занята/зарезервирована/блокирована); атрибуты пакета (№, масса, партия, плавка, дата, статус анализа, тип отгрузки).
+— Назначение адреса: правило партийной консолидации (пакеты одной партии — смежные линии), FIFO внутри направления отгрузки, минимизация пробега штабелёра, резервирование буфера у фронтов под готовые партии; перестановки (рекомпоновка) — в окна низкой загрузки.
+— Память состояния: транзакционная БД со 100 % журналированием перемещений; восстановление карты склада после сбоя без инвентаризации (требование устойчивости ПО — Прил. №5); контрольная инвентаризация сканированием.
+— Диспетчеризация штабелёров: задания на терминалы (Wi-Fi IEEE 802.11), подтверждение сканированием этикетки на взятии/постановке; контроль позиционирования по размеченным линиям (машиночитаемая разметка/метки; технология навигации — лазерная/контурная — по ТКП поставщика системы).
+— Набор партии: план отгрузки → резервирование пакетов → маршрут комплектации → контрольное взвешивание → отгрузочная ведомость; блокировка отгрузки партии до подтверждения химанализа (интеграция со сверловкой и ЛИМС/PIMS).
+— Разбраковка: пакеты вне допуска массы/повреждённые — отдельная зона, задания на переобработку.</w:t>
+      </w:r>
+    </w:p>
+    <w:p>
+      <w:r>
+        <w:rPr>
+          <w:sz w:val="20"/>
+        </w:rPr>
+        <w:t xml:space="preserve">ТЕХНИЧЕСКАЯ РЕАЛИЗАЦИЯ (Прил. №5): трёхуровневая структура — датчики и приводы конвейера/весов; ПЛК REGUL RX00 (Прософт-Системы)/АБАК (Инкомсистем); верхний уровень — SCADA AlphaScada (Атомик Софт, Linux) + серверы WMS-приложения с горячим резервированием; сеть Industrial Ethernet TCP/IP; интеграции: ИС КСМ (Лот №3 — приём атрибутов пакета, график выгрузки), АИС весоизмерения (см. отдельный раздел), ХТД PIMS, СКУД (идентификация персонала), корпоративные ИС — стандартизированным методом. ИБП ≥10 мин с байпасом и SNMP; шкафы IP65 вне технологических зон; запас каналов ≥30 %; ППО — исходные коды с исключительными правами Заказчика; ЗИП на 2 года (≥10 %, ≥1 шт. каждого наименования).</w:t>
+      </w:r>
+    </w:p>
+    <w:p>
+      <w:r>
+        <w:rPr>
+          <w:sz w:val="20"/>
+        </w:rPr>
+        <w:t xml:space="preserve">БЕЗОПАСНОСТЬ АВТОМАТИЧЕСКОЙ ЗОНЫ: контроль периметра (ограждение, калитки с блокировкой в СКУД), сканеры безопасности на штабелёрах, аварийные остановы по зонам, ПГС-оповещение (по требованиям Прил. №5 к системам ПГС).</w:t>
       </w:r>
     </w:p>
     <w:tbl>
@@ -3290,81 +3346,229 @@
               <w:rPr>
                 <w:sz w:val="19"/>
               </w:rPr>
-              <w:t xml:space="preserve">Границы на PFD</w:t>
-            </w:r>
-          </w:p>
-        </w:tc>
-        <w:tc>
-          <w:tcPr>
-            <w:tcW w:w="5000" w:type="dxa"/>
-          </w:tcPr>
-          <w:p>
-            <w:r>
-              <w:rPr>
-                <w:sz w:val="19"/>
-              </w:rPr>
-              <w:t xml:space="preserve">Передаточные ворота (вход); ворота ж/д и авто отгрузки (выход)</w:t>
-            </w:r>
-          </w:p>
-        </w:tc>
-        <w:tc>
-          <w:tcPr>
-            <w:tcW w:w="3038" w:type="dxa"/>
-          </w:tcPr>
-          <w:p>
-            <w:r>
-              <w:rPr>
-                <w:color w:val="666666"/>
-                <w:sz w:val="18"/>
-              </w:rPr>
-              <w:t xml:space="preserve">ТЗ п. 6.2</w:t>
-            </w:r>
-          </w:p>
-        </w:tc>
-      </w:tr>
-      <w:tr>
-        <w:tc>
-          <w:tcPr>
-            <w:tcW w:w="3600" w:type="dxa"/>
-          </w:tcPr>
-          <w:p>
-            <w:r>
-              <w:rPr>
-                <w:sz w:val="19"/>
-              </w:rPr>
-              <w:t xml:space="preserve">P&amp;ID</w:t>
-            </w:r>
-          </w:p>
-        </w:tc>
-        <w:tc>
-          <w:tcPr>
-            <w:tcW w:w="5000" w:type="dxa"/>
-          </w:tcPr>
-          <w:p>
-            <w:r>
-              <w:rPr>
-                <w:sz w:val="19"/>
-              </w:rPr>
-              <w:t xml:space="preserve">Не требуется по ТЗ для Лота №4 (только PFD и схема КТС АСУ)</w:t>
-            </w:r>
-          </w:p>
-        </w:tc>
-        <w:tc>
-          <w:tcPr>
-            <w:tcW w:w="3038" w:type="dxa"/>
-          </w:tcPr>
-          <w:p>
-            <w:r>
-              <w:rPr>
-                <w:color w:val="666666"/>
-                <w:sz w:val="18"/>
-              </w:rPr>
-              <w:t xml:space="preserve">ТЗ п. 6.4</w:t>
+              <w:t xml:space="preserve">Функции АСУ по ТЗ</w:t>
+            </w:r>
+          </w:p>
+        </w:tc>
+        <w:tc>
+          <w:tcPr>
+            <w:tcW w:w="5000" w:type="dxa"/>
+          </w:tcPr>
+          <w:p>
+            <w:r>
+              <w:rPr>
+                <w:sz w:val="19"/>
+              </w:rPr>
+              <w:t xml:space="preserve">Роботы, набор партий, разбраковка, автоматическое взвешивание, отбор на сверловку, алгоритм размещения стоп с памятью</w:t>
+            </w:r>
+          </w:p>
+        </w:tc>
+        <w:tc>
+          <w:tcPr>
+            <w:tcW w:w="3038" w:type="dxa"/>
+          </w:tcPr>
+          <w:p>
+            <w:r>
+              <w:rPr>
+                <w:color w:val="666666"/>
+                <w:sz w:val="18"/>
+              </w:rPr>
+              <w:t xml:space="preserve">ТЗ v3.6 п. 6.4 (в v4.1 — п. 7.x, сверить по перечню границ Лота №4 v4.1)</w:t>
+            </w:r>
+          </w:p>
+        </w:tc>
+      </w:tr>
+      <w:tr>
+        <w:tc>
+          <w:tcPr>
+            <w:tcW w:w="3600" w:type="dxa"/>
+          </w:tcPr>
+          <w:p>
+            <w:r>
+              <w:rPr>
+                <w:sz w:val="19"/>
+              </w:rPr>
+              <w:t xml:space="preserve">Платформа</w:t>
+            </w:r>
+          </w:p>
+        </w:tc>
+        <w:tc>
+          <w:tcPr>
+            <w:tcW w:w="5000" w:type="dxa"/>
+          </w:tcPr>
+          <w:p>
+            <w:r>
+              <w:rPr>
+                <w:sz w:val="19"/>
+              </w:rPr>
+              <w:t xml:space="preserve">REGUL RX00/АБАК + AlphaScada (Linux) + WMS-ППО; Industrial Ethernet TCP/IP</w:t>
+            </w:r>
+          </w:p>
+        </w:tc>
+        <w:tc>
+          <w:tcPr>
+            <w:tcW w:w="3038" w:type="dxa"/>
+          </w:tcPr>
+          <w:p>
+            <w:r>
+              <w:rPr>
+                <w:color w:val="666666"/>
+                <w:sz w:val="18"/>
+              </w:rPr>
+              <w:t xml:space="preserve">Прил. №5</w:t>
+            </w:r>
+          </w:p>
+        </w:tc>
+      </w:tr>
+      <w:tr>
+        <w:tc>
+          <w:tcPr>
+            <w:tcW w:w="3600" w:type="dxa"/>
+          </w:tcPr>
+          <w:p>
+            <w:r>
+              <w:rPr>
+                <w:sz w:val="19"/>
+              </w:rPr>
+              <w:t xml:space="preserve">Интеграции</w:t>
+            </w:r>
+          </w:p>
+        </w:tc>
+        <w:tc>
+          <w:tcPr>
+            <w:tcW w:w="5000" w:type="dxa"/>
+          </w:tcPr>
+          <w:p>
+            <w:r>
+              <w:rPr>
+                <w:sz w:val="19"/>
+              </w:rPr>
+              <w:t xml:space="preserve">ИС КСМ (Лот №3), АИС весоизмерения, ХТД PIMS, СКУД, единая диспетчерская</w:t>
+            </w:r>
+          </w:p>
+        </w:tc>
+        <w:tc>
+          <w:tcPr>
+            <w:tcW w:w="3038" w:type="dxa"/>
+          </w:tcPr>
+          <w:p>
+            <w:r>
+              <w:rPr>
+                <w:color w:val="666666"/>
+                <w:sz w:val="18"/>
+              </w:rPr>
+              <w:t xml:space="preserve">Прил. №5; ТЗ п. 2.10, 5.3</w:t>
+            </w:r>
+          </w:p>
+        </w:tc>
+      </w:tr>
+      <w:tr>
+        <w:tc>
+          <w:tcPr>
+            <w:tcW w:w="3600" w:type="dxa"/>
+          </w:tcPr>
+          <w:p>
+            <w:r>
+              <w:rPr>
+                <w:sz w:val="19"/>
+              </w:rPr>
+              <w:t xml:space="preserve">ППО</w:t>
+            </w:r>
+          </w:p>
+        </w:tc>
+        <w:tc>
+          <w:tcPr>
+            <w:tcW w:w="5000" w:type="dxa"/>
+          </w:tcPr>
+          <w:p>
+            <w:r>
+              <w:rPr>
+                <w:sz w:val="19"/>
+              </w:rPr>
+              <w:t xml:space="preserve">Исходные коды, исключительные права, бессрочные лицензии, методика восстановления</w:t>
+            </w:r>
+          </w:p>
+        </w:tc>
+        <w:tc>
+          <w:tcPr>
+            <w:tcW w:w="3038" w:type="dxa"/>
+          </w:tcPr>
+          <w:p>
+            <w:r>
+              <w:rPr>
+                <w:color w:val="666666"/>
+                <w:sz w:val="18"/>
+              </w:rPr>
+              <w:t xml:space="preserve">Прил. №5</w:t>
             </w:r>
           </w:p>
         </w:tc>
       </w:tr>
     </w:tbl>
+    <w:p>
+      <w:r>
+        <w:rPr>
+          <w:b/>
+          <w:sz w:val="19"/>
+        </w:rPr>
+        <w:t xml:space="preserve">Нормативная база: </w:t>
+      </w:r>
+      <w:r>
+        <w:rPr>
+          <w:color w:val="444444"/>
+          <w:sz w:val="19"/>
+        </w:rPr>
+        <w:t xml:space="preserve">ГОСТ 21.408-2013 — Рабочая документация автоматизации; М ГК НН IT.1.8-2025; СТО 51246464-016-2015 — Корпоративные методики документирования АСУ (по Прил. №5); ГОСТ 12.2.007.0-75 — Электробезопасность электротехнических изделий (зарядная, техника)</w:t>
+      </w:r>
+    </w:p>
+    <w:p>
+      <w:r>
+        <w:rPr>
+          <w:b/>
+          <w:color w:val="8A6200"/>
+          <w:sz w:val="19"/>
+        </w:rPr>
+        <w:t xml:space="preserve">— определяется на стадии БИ: </w:t>
+      </w:r>
+      <w:r>
+        <w:rPr>
+          <w:sz w:val="19"/>
+        </w:rPr>
+        <w:t xml:space="preserve">Технология позиционирования штабелёров (лазерная навигация/индуктивные метки/RTLS) — по ТКП; согласовать с Заказчиком</w:t>
+      </w:r>
+    </w:p>
+    <w:p>
+      <w:r>
+        <w:rPr>
+          <w:b/>
+          <w:color w:val="8A6200"/>
+          <w:sz w:val="19"/>
+        </w:rPr>
+        <w:t xml:space="preserve">— определяется на стадии БИ: </w:t>
+      </w:r>
+      <w:r>
+        <w:rPr>
+          <w:sz w:val="19"/>
+        </w:rPr>
+        <w:t xml:space="preserve">Степень автономности штабелёров (AGV-исполнение против водительского с терминалом) — ТЭО в составе БИ</w:t>
+      </w:r>
+    </w:p>
+    <w:p>
+      <w:r>
+        <w:rPr>
+          <w:b/>
+          <w:color w:val="8A6200"/>
+          <w:sz w:val="19"/>
+        </w:rPr>
+        <w:t xml:space="preserve">— определяется на стадии БИ: </w:t>
+      </w:r>
+      <w:r>
+        <w:rPr>
+          <w:sz w:val="19"/>
+        </w:rPr>
+        <w:t xml:space="preserve">Форматы обмена с ИС КСМ (Лот №3) — межлотовый интерфейсный протокол</w:t>
+      </w:r>
+    </w:p>
     <w:p>
       <w:pPr>
         <w:pStyle w:val="Heading2"/>
@@ -3374,39 +3578,47 @@
           <w:b/>
           <w:sz w:val="26"/>
         </w:rPr>
-        <w:t xml:space="preserve">Перечень основного и вспомогательного оборудования</w:t>
-      </w:r>
-    </w:p>
-    <w:p>
-      <w:r>
-        <w:rPr>
-          <w:sz w:val="20"/>
-        </w:rPr>
-        <w:t xml:space="preserve">Состав по ТЗ п. 6.3 с раскрытием до позиций:</w:t>
-      </w:r>
-    </w:p>
-    <w:p>
-      <w:r>
-        <w:rPr>
-          <w:sz w:val="20"/>
-        </w:rPr>
-        <w:t xml:space="preserve">1) Конвейер приёмки пакетов (интерфейс с пакеторазгрузочным конвейером КСМ) — цепной/роликовый, 7 пакетов/ч, тяжёлая серия (2,55 т), с позициями взвешивания и разбраковки.
-2) Весовое оборудование: платформенные конвейерные весы НПВ 3 т (2 шт. — приёмка и контроль комплектации), вагонные весы, автомобильные весы — класс точности «высокий», с поверочными грузами и ЗИП (Прил. №5).
-3) Стенд сверловки проб катодов с автоматизированным отбором (по заданию АСУ) и возвратом листов.
-4) Оборудование защитной упаковки и маркировки: узел контроля/дотяжки увязки (3 ленты), аппликатор/принтеры этикеток (термо Zebra + лазерный).
-5) Автопогрузчики-штабелёры г/п 3,2–5 т — 3 шт. (2 рабочих + 1 резервный; расчёт: 84 приёмка + 84 отгрузка + ~30 % внутренних перемещений ≈ 220 циклов/сут × 4 мин / КИО 0,8 ≈ 18 ч машинного времени/сут), электрические (Li-ion), с терминалами Wi-Fi, сканерами и системой позиционирования; зарядная станция 2–3 поста.
-6) Оборудование ж/д погрузки: вариант А — мостовой кран с автоматической траверсой (захват за профилированные листы) для полувагонов (использование существующего крана ЦЭМ после модернизации — приоритет, ИД разд. 4.2.2); вариант Б — погрузка штабелёрами в крытые вагоны через дверной проём с рампой.
-7) Оборудование автоотгрузки: пост погрузки, направляющие/отбойники, автомобильные весы на выезде.
-8) АСУ/АИС: ПЛК, серверы WMS (гор. резервирование), АРМ оператора, сеть, СПТ (видеонаблюдение зоны — по требованиям Прил. №5 к СПТ: SCADA «Интеллект», глубина архива ≥1,5 мес), ПГС-оповещение.
-9) Ограждение автоматической зоны, калитки СКУД, светозвуковая сигнализация.</w:t>
-      </w:r>
-    </w:p>
-    <w:p>
-      <w:r>
-        <w:rPr>
-          <w:sz w:val="20"/>
-        </w:rPr>
-        <w:t xml:space="preserve">Опросные листы — на весовое оборудование, штабелёры/систему позиционирования, кран-траверсу, конвейер, сверловочный стенд, упаковочно-маркировочное оборудование. Требования к монтажу: самые тяжёлые единицы — мостовой кран (при новом исполнении) и вагонные весы; монтаж в действующем здании с сохранением работы смежных пролётов ЦЭМ.</w:t>
+        <w:t xml:space="preserve">АИС весоизмерения (по Приложению №5)</w:t>
+      </w:r>
+    </w:p>
+    <w:p>
+      <w:r>
+        <w:rPr>
+          <w:sz w:val="20"/>
+        </w:rPr>
+        <w:t xml:space="preserve">Автоматизированная информационная система весоизмерения СГП строится по разделу «Требования к автоматизированным системам весоизмерения материалов и/или транспорта» Приложения №5.</w:t>
+      </w:r>
+    </w:p>
+    <w:p>
+      <w:r>
+        <w:rPr>
+          <w:sz w:val="20"/>
+        </w:rPr>
+        <w:t xml:space="preserve">ТОЧКИ ВЗВЕШИВАНИЯ: (1) платформенные конвейерные весы приёмки — каждый пакет (НПВ 3 т, допусковый контроль 2500 ± 50 кг); (2) контрольные весы комплектации партии; (3) вагонные весы на внутреннем пути (статические либо для взвешивания в движении — тип по схеме учёта); (4) автомобильные весы на выезде. Всё весовое оборудование — класса точности «высокий», с открытыми программными компонентами для автоматической передачи данных; в поставке — калибровочные (поверочные) грузы соответствующего класса и ЗИП на 2 года.</w:t>
+      </w:r>
+    </w:p>
+    <w:p>
+      <w:r>
+        <w:rPr>
+          <w:sz w:val="20"/>
+        </w:rPr>
+        <w:t xml:space="preserve">ФУНКЦИИ АИС: идентификация оператора в каждой точке взвешивания по личному пропуску (СКУД; резерв — учётная запись); получение из систем КГМК информации для учёта; печать результатов (маркировка объекта и сопроводительный документ; два типа принтеров — термопринтер типа Zebra и лазерный); «безадресные» взвешивания по QR-коду с сохранением в центральной БД; передача «безадресных» результатов по REST (форматы сообщений уточняются на этапе реализации); получение результатов с весовых терминалов, дополнение атрибутами и передача в ХТД PIMS; работа круглосуточно, автономность и накопление данных при потере связи с PIMS.</w:t>
+      </w:r>
+    </w:p>
+    <w:p>
+      <w:r>
+        <w:rPr>
+          <w:sz w:val="20"/>
+        </w:rPr>
+        <w:t xml:space="preserve">ИНФРАСТРУКТУРА: связь по Industrial Ethernet (IEEE 802.3/802.11, TCP/IP); в каждой точке — преобразование и передача по оптоволокну либо витой паре, резервирование GSM-модулями; каждый шкаф — с точкой доступа Wi-Fi; линии связи до серверов сбора ХТД PIMS — в объёме проекта, точка подключения — активное сетевое оборудование в помещении серверов PIMS (согласуется с Заказчиком). Электропитание 220 В от АВР с ИБП двойного преобразования ≥20 мин, байпас, SNMP-платы; шкафы IP65 (в техзонах) / IP55 (в помещениях), на цоколе, вандалозащищённые; срок службы ≥10 лет.</w:t>
+      </w:r>
+    </w:p>
+    <w:p>
+      <w:r>
+        <w:rPr>
+          <w:sz w:val="20"/>
+        </w:rPr>
+        <w:t xml:space="preserve">МЕТРОЛОГИЯ: соответствие ФЗ-102 «Об обеспечении единства измерений», ГОСТ Р 8.596-2002, ГОСТ 8.417-2024; все СИ — из Госреестра СИ РФ, с паспортами, методиками поверки и первичной поверкой (непроверенные СИ в поставку не допускаются); коммерческий учёт отгрузки — в сфере государственного регулирования ОЕИ. Установочные чертежи — на каждое СИ.</w:t>
       </w:r>
     </w:p>
     <w:tbl>
@@ -3484,62 +3696,20 @@
               <w:rPr>
                 <w:sz w:val="19"/>
               </w:rPr>
-              <w:t xml:space="preserve">Штабелёры</w:t>
-            </w:r>
-          </w:p>
-        </w:tc>
-        <w:tc>
-          <w:tcPr>
-            <w:tcW w:w="5000" w:type="dxa"/>
-          </w:tcPr>
-          <w:p>
-            <w:r>
-              <w:rPr>
-                <w:sz w:val="19"/>
-              </w:rPr>
-              <w:t xml:space="preserve">3 шт. (2+1) г/п 3,2–5 т, электрические, с позиционированием; ≈220 циклов/сут</w:t>
-            </w:r>
-          </w:p>
-        </w:tc>
-        <w:tc>
-          <w:tcPr>
-            <w:tcW w:w="3038" w:type="dxa"/>
-          </w:tcPr>
-          <w:p>
-            <w:r>
-              <w:rPr>
-                <w:color w:val="666666"/>
-                <w:sz w:val="18"/>
-              </w:rPr>
-              <w:t xml:space="preserve">расчёт БИ</w:t>
-            </w:r>
-          </w:p>
-        </w:tc>
-      </w:tr>
-      <w:tr>
-        <w:tc>
-          <w:tcPr>
-            <w:tcW w:w="3600" w:type="dxa"/>
-          </w:tcPr>
-          <w:p>
-            <w:r>
-              <w:rPr>
-                <w:sz w:val="19"/>
-              </w:rPr>
-              <w:t xml:space="preserve">Весы</w:t>
-            </w:r>
-          </w:p>
-        </w:tc>
-        <w:tc>
-          <w:tcPr>
-            <w:tcW w:w="5000" w:type="dxa"/>
-          </w:tcPr>
-          <w:p>
-            <w:r>
-              <w:rPr>
-                <w:sz w:val="19"/>
-              </w:rPr>
-              <w:t xml:space="preserve">Платформенные НПВ 3 т (2), вагонные, автомобильные — класс «высокий»</w:t>
+              <w:t xml:space="preserve">Точки взвешивания</w:t>
+            </w:r>
+          </w:p>
+        </w:tc>
+        <w:tc>
+          <w:tcPr>
+            <w:tcW w:w="5000" w:type="dxa"/>
+          </w:tcPr>
+          <w:p>
+            <w:r>
+              <w:rPr>
+                <w:sz w:val="19"/>
+              </w:rPr>
+              <w:t xml:space="preserve">Пакетные весы приёмки (НПВ 3 т), контрольные, вагонные, автомобильные — класс «высокий»</w:t>
             </w:r>
           </w:p>
         </w:tc>
@@ -3568,76 +3738,160 @@
               <w:rPr>
                 <w:sz w:val="19"/>
               </w:rPr>
-              <w:t xml:space="preserve">Ж/д погрузка</w:t>
-            </w:r>
-          </w:p>
-        </w:tc>
-        <w:tc>
-          <w:tcPr>
-            <w:tcW w:w="5000" w:type="dxa"/>
-          </w:tcPr>
-          <w:p>
-            <w:r>
-              <w:rPr>
-                <w:sz w:val="19"/>
-              </w:rPr>
-              <w:t xml:space="preserve">Кран с траверсой (полувагоны) / штабелёры (крытые вагоны) — оба варианта в БИ</w:t>
-            </w:r>
-          </w:p>
-        </w:tc>
-        <w:tc>
-          <w:tcPr>
-            <w:tcW w:w="3038" w:type="dxa"/>
-          </w:tcPr>
-          <w:p>
-            <w:r>
-              <w:rPr>
-                <w:color w:val="666666"/>
-                <w:sz w:val="18"/>
-              </w:rPr>
-              <w:t xml:space="preserve">решение БИ; ИД разд. 4.2.2</w:t>
-            </w:r>
-          </w:p>
-        </w:tc>
-      </w:tr>
-      <w:tr>
-        <w:tc>
-          <w:tcPr>
-            <w:tcW w:w="3600" w:type="dxa"/>
-          </w:tcPr>
-          <w:p>
-            <w:r>
-              <w:rPr>
-                <w:sz w:val="19"/>
-              </w:rPr>
-              <w:t xml:space="preserve">Статус позиций</w:t>
-            </w:r>
-          </w:p>
-        </w:tc>
-        <w:tc>
-          <w:tcPr>
-            <w:tcW w:w="5000" w:type="dxa"/>
-          </w:tcPr>
-          <w:p>
-            <w:r>
-              <w:rPr>
-                <w:sz w:val="19"/>
-              </w:rPr>
-              <w:t xml:space="preserve">Всё оборудование — закуп по ТКП; нестандарт — траверса и конвейер приёмки (задания на изготовление)</w:t>
-            </w:r>
-          </w:p>
-        </w:tc>
-        <w:tc>
-          <w:tcPr>
-            <w:tcW w:w="3038" w:type="dxa"/>
-          </w:tcPr>
-          <w:p>
-            <w:r>
-              <w:rPr>
-                <w:color w:val="666666"/>
-                <w:sz w:val="18"/>
-              </w:rPr>
-              <w:t xml:space="preserve">оценка БИ</w:t>
+              <w:t xml:space="preserve">Идентификация</w:t>
+            </w:r>
+          </w:p>
+        </w:tc>
+        <w:tc>
+          <w:tcPr>
+            <w:tcW w:w="5000" w:type="dxa"/>
+          </w:tcPr>
+          <w:p>
+            <w:r>
+              <w:rPr>
+                <w:sz w:val="19"/>
+              </w:rPr>
+              <w:t xml:space="preserve">Личный пропуск через СКУД; резерв — логин/пароль</w:t>
+            </w:r>
+          </w:p>
+        </w:tc>
+        <w:tc>
+          <w:tcPr>
+            <w:tcW w:w="3038" w:type="dxa"/>
+          </w:tcPr>
+          <w:p>
+            <w:r>
+              <w:rPr>
+                <w:color w:val="666666"/>
+                <w:sz w:val="18"/>
+              </w:rPr>
+              <w:t xml:space="preserve">Прил. №5</w:t>
+            </w:r>
+          </w:p>
+        </w:tc>
+      </w:tr>
+      <w:tr>
+        <w:tc>
+          <w:tcPr>
+            <w:tcW w:w="3600" w:type="dxa"/>
+          </w:tcPr>
+          <w:p>
+            <w:r>
+              <w:rPr>
+                <w:sz w:val="19"/>
+              </w:rPr>
+              <w:t xml:space="preserve">Передача данных</w:t>
+            </w:r>
+          </w:p>
+        </w:tc>
+        <w:tc>
+          <w:tcPr>
+            <w:tcW w:w="5000" w:type="dxa"/>
+          </w:tcPr>
+          <w:p>
+            <w:r>
+              <w:rPr>
+                <w:sz w:val="19"/>
+              </w:rPr>
+              <w:t xml:space="preserve">REST («безадресные» по QR), весовые терминалы → атрибуты → ХТД PIMS; автономность при потере связи</w:t>
+            </w:r>
+          </w:p>
+        </w:tc>
+        <w:tc>
+          <w:tcPr>
+            <w:tcW w:w="3038" w:type="dxa"/>
+          </w:tcPr>
+          <w:p>
+            <w:r>
+              <w:rPr>
+                <w:color w:val="666666"/>
+                <w:sz w:val="18"/>
+              </w:rPr>
+              <w:t xml:space="preserve">Прил. №5</w:t>
+            </w:r>
+          </w:p>
+        </w:tc>
+      </w:tr>
+      <w:tr>
+        <w:tc>
+          <w:tcPr>
+            <w:tcW w:w="3600" w:type="dxa"/>
+          </w:tcPr>
+          <w:p>
+            <w:r>
+              <w:rPr>
+                <w:sz w:val="19"/>
+              </w:rPr>
+              <w:t xml:space="preserve">Питание/исполнение</w:t>
+            </w:r>
+          </w:p>
+        </w:tc>
+        <w:tc>
+          <w:tcPr>
+            <w:tcW w:w="5000" w:type="dxa"/>
+          </w:tcPr>
+          <w:p>
+            <w:r>
+              <w:rPr>
+                <w:sz w:val="19"/>
+              </w:rPr>
+              <w:t xml:space="preserve">АВР + ИБП ≥20 мин, SNMP, шкафы IP65/IP55 на цоколе, Wi-Fi точка в каждом шкафу, GSM-резерв</w:t>
+            </w:r>
+          </w:p>
+        </w:tc>
+        <w:tc>
+          <w:tcPr>
+            <w:tcW w:w="3038" w:type="dxa"/>
+          </w:tcPr>
+          <w:p>
+            <w:r>
+              <w:rPr>
+                <w:color w:val="666666"/>
+                <w:sz w:val="18"/>
+              </w:rPr>
+              <w:t xml:space="preserve">Прил. №5</w:t>
+            </w:r>
+          </w:p>
+        </w:tc>
+      </w:tr>
+      <w:tr>
+        <w:tc>
+          <w:tcPr>
+            <w:tcW w:w="3600" w:type="dxa"/>
+          </w:tcPr>
+          <w:p>
+            <w:r>
+              <w:rPr>
+                <w:sz w:val="19"/>
+              </w:rPr>
+              <w:t xml:space="preserve">Комплект</w:t>
+            </w:r>
+          </w:p>
+        </w:tc>
+        <w:tc>
+          <w:tcPr>
+            <w:tcW w:w="5000" w:type="dxa"/>
+          </w:tcPr>
+          <w:p>
+            <w:r>
+              <w:rPr>
+                <w:sz w:val="19"/>
+              </w:rPr>
+              <w:t xml:space="preserve">Поверочные грузы и ЗИП на 2 года — в поставке</w:t>
+            </w:r>
+          </w:p>
+        </w:tc>
+        <w:tc>
+          <w:tcPr>
+            <w:tcW w:w="3038" w:type="dxa"/>
+          </w:tcPr>
+          <w:p>
+            <w:r>
+              <w:rPr>
+                <w:color w:val="666666"/>
+                <w:sz w:val="18"/>
+              </w:rPr>
+              <w:t xml:space="preserve">Прил. №5</w:t>
             </w:r>
           </w:p>
         </w:tc>
@@ -3656,7 +3910,7 @@
           <w:color w:val="444444"/>
           <w:sz w:val="19"/>
         </w:rPr>
-        <w:t xml:space="preserve">ФНП по ПС (приказ Ростехнадзора от 26.11.2020 № 461) — Мостовой кран и съёмные грузозахватные приспособления (траверса) — проектирование, освидетельствование; ТР ТС 010/2011 — Безопасность машин и оборудования — штабелёры, конвейеры; ГОСТ 12.3.020-80 — Процессы перемещения грузов на предприятиях — общие требования безопасности</w:t>
+        <w:t xml:space="preserve">ФЗ-102 от 26.06.2008 — Обеспечение единства измерений; коммерческий учёт — сфера госрегулирования; ГОСТ Р 8.596-2002 — Метрологическое обеспечение измерительных систем; ГОСТ 8.417-2024 — Единицы величин; ГОСТ OIML R 76-1-2011 — Весы неавтоматического действия — класс точности «высокий» (II) для платформенных весов; ГОСТ Р 53228-2008 — Весы неавтоматического действия — метрологические и технические требования; Стандарт на весы для взвешивания транспорта в движении — Для вагонных весов в движении — уточнить номер действующего ГОСТ (взамен ГОСТ 30414-96)</w:t>
       </w:r>
     </w:p>
     <w:p>
@@ -3672,7 +3926,7 @@
         <w:rPr>
           <w:sz w:val="19"/>
         </w:rPr>
-        <w:t xml:space="preserve">Грузоподъёмность и состояние существующего крана ЦЭМ в пролёте СГП — обследование</w:t>
+        <w:t xml:space="preserve">Тип вагонных весов (статика/в движении) и НПВ — по схеме учёта и заданию сбыта</w:t>
       </w:r>
     </w:p>
     <w:p>
@@ -3688,7 +3942,7 @@
         <w:rPr>
           <w:sz w:val="19"/>
         </w:rPr>
-        <w:t xml:space="preserve">Модели штабелёров и системы навигации — по ТКП (2–3 поставщика)</w:t>
+        <w:t xml:space="preserve">Форматы REST-сообщений и атрибутика PIMS — на этапе реализации (по Прил. №5)</w:t>
       </w:r>
     </w:p>
     <w:p>
@@ -3704,7 +3958,7 @@
         <w:rPr>
           <w:sz w:val="19"/>
         </w:rPr>
-        <w:t xml:space="preserve">Конструкция траверсы — после фиксации профиля «перфорации» пакета (интерфейс Лот №3)</w:t>
+        <w:t xml:space="preserve">Выбор конкретных моделей весов и терминалов — согласование с Заказчиком (унификация с площадкой)</w:t>
       </w:r>
     </w:p>
     <w:p>
@@ -3716,47 +3970,55 @@
           <w:b/>
           <w:sz w:val="26"/>
         </w:rPr>
-        <w:t xml:space="preserve">Данные о расходах материалов и энергоресурсов; подключения</w:t>
-      </w:r>
-    </w:p>
-    <w:p>
-      <w:r>
-        <w:rPr>
-          <w:sz w:val="20"/>
-        </w:rPr>
-        <w:t xml:space="preserve">Технологические среды: пар и производственная вода для СГП не требуются; водоснабжение — только хозбытовое (бытовые помещения персонала контроля), водоотведение — бытовое.</w:t>
-      </w:r>
-    </w:p>
-    <w:p>
-      <w:r>
-        <w:rPr>
-          <w:sz w:val="20"/>
-        </w:rPr>
-        <w:t xml:space="preserve">ЭЛЕКТРОЭНЕРГИЯ (0,4 кВ, сведения по Приложению №3): потребители — конвейер приёмки, весовое оборудование, упаковка/маркировка, зарядная станция штабелёров (2–3 поста × 10–20 кВт), АСУ/АИС/СПТ с ИБП, освещение зоны (норма освещённости складской зоны с автоматической техникой и весовых — по СП 52.13330), электрообогрев весовых приямков. Установленная мощность — оценочно 100–200 кВт, уточняется по ТКП; категория надёжности: АСУ/АИС — I (ИБП), прочее — II/III по Прил. №3. Однолинейные схемы, спецификации электрооборудования и ОЛ — в составе БИ (объём по согласованным границам).</w:t>
-      </w:r>
-    </w:p>
-    <w:p>
-      <w:r>
-        <w:rPr>
-          <w:sz w:val="20"/>
-        </w:rPr>
-        <w:t xml:space="preserve">СЖАТЫЙ ВОЗДУХ: только при пневмоинструменте обвязки/аппликаторах — локальный компрессор в комплекте оборудования (магистральный воздух не заводится; уточняется комплектацией).</w:t>
-      </w:r>
-    </w:p>
-    <w:p>
-      <w:r>
-        <w:rPr>
-          <w:sz w:val="20"/>
-        </w:rPr>
-        <w:t xml:space="preserve">МИКРОКЛИМАТ: катодная медь допускает открытое хранение, однако для стабильной работы весов (температурный дрейф), АКБ штабелёров и персонала зона СГП — отапливаемая до +5…+10 °C (дежурное отопление); весовые и операторские помещения — +18 °C. Вентиляция — общеобменная; выбросов и вредностей технологический процесс не создаёт (категория помещений по пожарной опасности — ожидаемо Д, подтверждается расчётом).</w:t>
-      </w:r>
-    </w:p>
-    <w:p>
-      <w:r>
-        <w:rPr>
-          <w:sz w:val="20"/>
-        </w:rPr>
-        <w:t xml:space="preserve">РАСХОДНЫЕ МАТЕРИАЛЫ: лента увязочная коррозионностойкая (дотяжка/замена — норматив по факту освоения), этикетки и риббоны, зарядная инфраструктура АКБ. Нормы расхода упаковочных материалов ИД (табл. 8.5 — «материалы на упаковку по действовавшему аналогу») пересматриваются под новую конфигурацию пакета — определяется поставщиком КСМ (ИД п. 1.3.11).</w:t>
+        <w:t xml:space="preserve">Требования к упаковке и маркировке под морскую транспортировку</w:t>
+      </w:r>
+    </w:p>
+    <w:p>
+      <w:r>
+        <w:rPr>
+          <w:sz w:val="20"/>
+        </w:rPr>
+        <w:t xml:space="preserve">Требования сформированы ИД п. 1.3.11 (требование сбытового блока) и увязаны с конструкцией пакета КСМ:</w:t>
+      </w:r>
+    </w:p>
+    <w:p>
+      <w:r>
+        <w:rPr>
+          <w:sz w:val="20"/>
+        </w:rPr>
+        <w:t xml:space="preserve">1) Увязка: три металлические ленты из материала, устойчивого к коррозии в условиях длительной морской транспортировки и хранения под открытым небом (нержавеющая лента или лента с эквивалентной стойкостью; углеродистая оцинкованная — не допускается как теряющая товарный вид при морской перевозке); замки лент — того же класса стойкости.</w:t>
+      </w:r>
+    </w:p>
+    <w:p>
+      <w:r>
+        <w:rPr>
+          <w:sz w:val="20"/>
+        </w:rPr>
+        <w:t xml:space="preserve">2) Исключение сертифицируемых материалов: хранение и транспортировка должны исключать материалы, требующие особой сертификации или утилизации — деревянные бруски исключены (фитосанитарная обработка по международным нормам не требуется, т.к. дерево не применяется); опора стоп — профилируемые в пределах КСМ катодные листы.</w:t>
+      </w:r>
+    </w:p>
+    <w:p>
+      <w:r>
+        <w:rPr>
+          <w:sz w:val="20"/>
+        </w:rPr>
+        <w:t xml:space="preserve">3) Маркировка: на каждый пакет — две этикетки (боковые), содержание: производитель, марка М00к (Cu-CATH-1), № пакета, № партии/плавки, масса нетто/брутто, дата, штрих/QR-код для АИС; манипуляционные знаки и надписи — по ГОСТ 14192-96; требования регистрации бренда на ЛБМ (форма клейма/маркировки листов) — по контракту сбыта. Печать этикеток — стойкими к УФ и морской атмосфере материалами (термотрансфер).</w:t>
+      </w:r>
+    </w:p>
+    <w:p>
+      <w:r>
+        <w:rPr>
+          <w:sz w:val="20"/>
+        </w:rPr>
+        <w:t xml:space="preserve">4) Защитная упаковка: базово пакеты не укрываются (катодная медь допускает открытое хранение); по требованию контракта — обвязка партии, угловые протекторы под ленты (полимер, не требующий сертификации), исключающие перетирание кромок листов; плёночная упаковка — только по заданию сбыта (утилизируемые материалы согласовать).</w:t>
+      </w:r>
+    </w:p>
+    <w:p>
+      <w:r>
+        <w:rPr>
+          <w:sz w:val="20"/>
+        </w:rPr>
+        <w:t xml:space="preserve">5) Совместимость с логистикой: конфигурация «перфорации» (профилирования) нижних листов обеспечивает работу вилочных захватов и крановых траверс на всей цепочке (СГП → вагон → порт → судно) — интерфейсный документ с поставщиком КСМ (Лот №3) обязателен в составе БИ; допустимая высота штабелирования пакетов при перевозке и в порту — подтвердить прочностью нижнего пакета (испытания при освоении).</w:t>
       </w:r>
     </w:p>
     <w:tbl>
@@ -3834,118 +4096,160 @@
               <w:rPr>
                 <w:sz w:val="19"/>
               </w:rPr>
-              <w:t xml:space="preserve">Электроэнергия</w:t>
-            </w:r>
-          </w:p>
-        </w:tc>
-        <w:tc>
-          <w:tcPr>
-            <w:tcW w:w="5000" w:type="dxa"/>
-          </w:tcPr>
-          <w:p>
-            <w:r>
-              <w:rPr>
-                <w:sz w:val="19"/>
-              </w:rPr>
-              <w:t xml:space="preserve">Оценочно 100–200 кВт установленной; зарядная 2–3 × 10–20 кВт; АСУ/АИС — I категория</w:t>
-            </w:r>
-          </w:p>
-        </w:tc>
-        <w:tc>
-          <w:tcPr>
-            <w:tcW w:w="3038" w:type="dxa"/>
-          </w:tcPr>
-          <w:p>
-            <w:r>
-              <w:rPr>
-                <w:color w:val="666666"/>
-                <w:sz w:val="18"/>
-              </w:rPr>
-              <w:t xml:space="preserve">оценка БИ; Прил. №3, №5</w:t>
-            </w:r>
-          </w:p>
-        </w:tc>
-      </w:tr>
-      <w:tr>
-        <w:tc>
-          <w:tcPr>
-            <w:tcW w:w="3600" w:type="dxa"/>
-          </w:tcPr>
-          <w:p>
-            <w:r>
-              <w:rPr>
-                <w:sz w:val="19"/>
-              </w:rPr>
-              <w:t xml:space="preserve">Пар/вода</w:t>
-            </w:r>
-          </w:p>
-        </w:tc>
-        <w:tc>
-          <w:tcPr>
-            <w:tcW w:w="5000" w:type="dxa"/>
-          </w:tcPr>
-          <w:p>
-            <w:r>
-              <w:rPr>
-                <w:sz w:val="19"/>
-              </w:rPr>
-              <w:t xml:space="preserve">Технологически не требуются; хозбытовые — минимально</w:t>
-            </w:r>
-          </w:p>
-        </w:tc>
-        <w:tc>
-          <w:tcPr>
-            <w:tcW w:w="3038" w:type="dxa"/>
-          </w:tcPr>
-          <w:p>
-            <w:r>
-              <w:rPr>
-                <w:color w:val="666666"/>
-                <w:sz w:val="18"/>
-              </w:rPr>
-              <w:t xml:space="preserve">решение БИ</w:t>
-            </w:r>
-          </w:p>
-        </w:tc>
-      </w:tr>
-      <w:tr>
-        <w:tc>
-          <w:tcPr>
-            <w:tcW w:w="3600" w:type="dxa"/>
-          </w:tcPr>
-          <w:p>
-            <w:r>
-              <w:rPr>
-                <w:sz w:val="19"/>
-              </w:rPr>
-              <w:t xml:space="preserve">Микроклимат</w:t>
-            </w:r>
-          </w:p>
-        </w:tc>
-        <w:tc>
-          <w:tcPr>
-            <w:tcW w:w="5000" w:type="dxa"/>
-          </w:tcPr>
-          <w:p>
-            <w:r>
-              <w:rPr>
-                <w:sz w:val="19"/>
-              </w:rPr>
-              <w:t xml:space="preserve">Дежурное отопление +5…+10 °C; весовые/операторские +18 °C</w:t>
-            </w:r>
-          </w:p>
-        </w:tc>
-        <w:tc>
-          <w:tcPr>
-            <w:tcW w:w="3038" w:type="dxa"/>
-          </w:tcPr>
-          <w:p>
-            <w:r>
-              <w:rPr>
-                <w:color w:val="666666"/>
-                <w:sz w:val="18"/>
-              </w:rPr>
-              <w:t xml:space="preserve">решение БИ</w:t>
+              <w:t xml:space="preserve">Увязка</w:t>
+            </w:r>
+          </w:p>
+        </w:tc>
+        <w:tc>
+          <w:tcPr>
+            <w:tcW w:w="5000" w:type="dxa"/>
+          </w:tcPr>
+          <w:p>
+            <w:r>
+              <w:rPr>
+                <w:sz w:val="19"/>
+              </w:rPr>
+              <w:t xml:space="preserve">3 коррозионностойкие металлические ленты + стойкие замки</w:t>
+            </w:r>
+          </w:p>
+        </w:tc>
+        <w:tc>
+          <w:tcPr>
+            <w:tcW w:w="3038" w:type="dxa"/>
+          </w:tcPr>
+          <w:p>
+            <w:r>
+              <w:rPr>
+                <w:color w:val="666666"/>
+                <w:sz w:val="18"/>
+              </w:rPr>
+              <w:t xml:space="preserve">ИД п. 1.3.11; ТЗ п. 5.3</w:t>
+            </w:r>
+          </w:p>
+        </w:tc>
+      </w:tr>
+      <w:tr>
+        <w:tc>
+          <w:tcPr>
+            <w:tcW w:w="3600" w:type="dxa"/>
+          </w:tcPr>
+          <w:p>
+            <w:r>
+              <w:rPr>
+                <w:sz w:val="19"/>
+              </w:rPr>
+              <w:t xml:space="preserve">Без дерева</w:t>
+            </w:r>
+          </w:p>
+        </w:tc>
+        <w:tc>
+          <w:tcPr>
+            <w:tcW w:w="5000" w:type="dxa"/>
+          </w:tcPr>
+          <w:p>
+            <w:r>
+              <w:rPr>
+                <w:sz w:val="19"/>
+              </w:rPr>
+              <w:t xml:space="preserve">Опора — профилированные катодные листы; материалы особой сертификации/утилизации исключены</w:t>
+            </w:r>
+          </w:p>
+        </w:tc>
+        <w:tc>
+          <w:tcPr>
+            <w:tcW w:w="3038" w:type="dxa"/>
+          </w:tcPr>
+          <w:p>
+            <w:r>
+              <w:rPr>
+                <w:color w:val="666666"/>
+                <w:sz w:val="18"/>
+              </w:rPr>
+              <w:t xml:space="preserve">ИД п. 1.3.11</w:t>
+            </w:r>
+          </w:p>
+        </w:tc>
+      </w:tr>
+      <w:tr>
+        <w:tc>
+          <w:tcPr>
+            <w:tcW w:w="3600" w:type="dxa"/>
+          </w:tcPr>
+          <w:p>
+            <w:r>
+              <w:rPr>
+                <w:sz w:val="19"/>
+              </w:rPr>
+              <w:t xml:space="preserve">Маркировка</w:t>
+            </w:r>
+          </w:p>
+        </w:tc>
+        <w:tc>
+          <w:tcPr>
+            <w:tcW w:w="5000" w:type="dxa"/>
+          </w:tcPr>
+          <w:p>
+            <w:r>
+              <w:rPr>
+                <w:sz w:val="19"/>
+              </w:rPr>
+              <w:t xml:space="preserve">Этикетки с QR (2 шт./пакет), знаки по ГОСТ 14192-96, данные партии и массы из АИС</w:t>
+            </w:r>
+          </w:p>
+        </w:tc>
+        <w:tc>
+          <w:tcPr>
+            <w:tcW w:w="3038" w:type="dxa"/>
+          </w:tcPr>
+          <w:p>
+            <w:r>
+              <w:rPr>
+                <w:color w:val="666666"/>
+                <w:sz w:val="18"/>
+              </w:rPr>
+              <w:t xml:space="preserve">решение БИ; Прил. №5</w:t>
+            </w:r>
+          </w:p>
+        </w:tc>
+      </w:tr>
+      <w:tr>
+        <w:tc>
+          <w:tcPr>
+            <w:tcW w:w="3600" w:type="dxa"/>
+          </w:tcPr>
+          <w:p>
+            <w:r>
+              <w:rPr>
+                <w:sz w:val="19"/>
+              </w:rPr>
+              <w:t xml:space="preserve">Условия</w:t>
+            </w:r>
+          </w:p>
+        </w:tc>
+        <w:tc>
+          <w:tcPr>
+            <w:tcW w:w="5000" w:type="dxa"/>
+          </w:tcPr>
+          <w:p>
+            <w:r>
+              <w:rPr>
+                <w:sz w:val="19"/>
+              </w:rPr>
+              <w:t xml:space="preserve">Длительная морская транспортировка и хранение под открытым небом</w:t>
+            </w:r>
+          </w:p>
+        </w:tc>
+        <w:tc>
+          <w:tcPr>
+            <w:tcW w:w="3038" w:type="dxa"/>
+          </w:tcPr>
+          <w:p>
+            <w:r>
+              <w:rPr>
+                <w:color w:val="666666"/>
+                <w:sz w:val="18"/>
+              </w:rPr>
+              <w:t xml:space="preserve">ИД п. 1.3.11</w:t>
             </w:r>
           </w:p>
         </w:tc>
@@ -3964,7 +4268,7 @@
           <w:color w:val="444444"/>
           <w:sz w:val="19"/>
         </w:rPr>
-        <w:t xml:space="preserve">Приложение №3 к ТЗ — Сведения по электрооборудованию, однолинейные схемы, ОЛ; СП 52.13330 (актуальная редакция) — Естественное и искусственное освещение — нормы для зон автоматической техники и весовых; ПУЭ (изд. 7) — Электроустановки зарядной станции АКБ (выделение водорода при заряде — вентиляция зарядной)</w:t>
+        <w:t xml:space="preserve">ГОСТ 14192-96 — Маркировка грузов — манипуляционные знаки, транспортная маркировка; ГОСТ 21650-76 — Средства скрепления тарно-штучных грузов в транспортных пакетах — применимость к лентам увязки (проверить актуальность); ГОСТ 24597-81 — Пакеты тарно-штучных грузов — основные параметры (справочно для габаритов пакета)</w:t>
       </w:r>
     </w:p>
     <w:p>
@@ -3980,7 +4284,7 @@
         <w:rPr>
           <w:sz w:val="19"/>
         </w:rPr>
-        <w:t xml:space="preserve">ТУ на подключение электроэнергии — при БИ/ОТР</w:t>
+        <w:t xml:space="preserve">Спецификация ленты (марка стали, сечение, усилие натяжения) — по ТКП поставщика КСМ/обвязочного оборудования</w:t>
       </w:r>
     </w:p>
     <w:p>
@@ -3996,7 +4300,7 @@
         <w:rPr>
           <w:sz w:val="19"/>
         </w:rPr>
-        <w:t xml:space="preserve">Точная установленная мощность — по спецификации после ТКП</w:t>
+        <w:t xml:space="preserve">Требования конкретного контракта сбыта (клеймение листов, форма этикетки ЛБМ) — от сбытового блока</w:t>
       </w:r>
     </w:p>
     <w:p>
@@ -4008,31 +4312,47 @@
           <w:b/>
           <w:sz w:val="26"/>
         </w:rPr>
-        <w:t xml:space="preserve">Стоимость поставки по Лоту №4 (порядок формирования)</w:t>
-      </w:r>
-    </w:p>
-    <w:p>
-      <w:r>
-        <w:rPr>
-          <w:sz w:val="20"/>
-        </w:rPr>
-        <w:t xml:space="preserve">В составе БИ приводится: (1) стоимость оборудования по данным ТКП потенциальных поставщиков — не менее 2–3 на каждую позицию (весовое оборудование, штабелёры с системой позиционирования, конвейер приёмки, кран-траверса, упаковка/маркировка, АСУ/АИС); (2) оценка общей стоимости комплектной поставки технологического оборудования в границах п. 6.2 ТЗ.</w:t>
-      </w:r>
-    </w:p>
-    <w:p>
-      <w:r>
-        <w:rPr>
-          <w:sz w:val="20"/>
-        </w:rPr>
-        <w:t xml:space="preserve">Рекомендуемая пакетность запросов: пакет «интралогистика» (штабелёры + навигация + WMS-ППО) — у одного интегратора с ответственностью за сквозной алгоритм адресного хранения; пакет «весовое хозяйство + АИС» — у поставщика, унифицированного с площадкой КГМК (требование Прил. №5 об унификации и согласовании выбора); пакет «ж/д погрузка» (кран/траверса/вагонные весы). В ТКП включить гарантии производительности (7 пакетов/ч приёмка, 84 пакета/сут отгрузка), точности учёта (класс «высокий») и доступности системы (KPI автоматического режима).</w:t>
-      </w:r>
-    </w:p>
-    <w:p>
-      <w:r>
-        <w:rPr>
-          <w:sz w:val="20"/>
-        </w:rPr>
-        <w:t xml:space="preserve">Стоимостные данные не приводятся до получения ТКП.</w:t>
+        <w:t xml:space="preserve">Принципиальная технологическая схема (PFD)</w:t>
+      </w:r>
+    </w:p>
+    <w:p>
+      <w:r>
+        <w:rPr>
+          <w:sz w:val="20"/>
+        </w:rPr>
+        <w:t xml:space="preserve">Для Лота №4 по ТЗ выполняется PFD с указанием границ проектирования (схемы P&amp;ID для СГП ТЗ не требует). Состав PFD:</w:t>
+      </w:r>
+    </w:p>
+    <w:p>
+      <w:r>
+        <w:rPr>
+          <w:sz w:val="20"/>
+        </w:rPr>
+        <w:t xml:space="preserve">ПОТОК ПРОДУКЦИИ: выходной конвейер КСМ → передаточные ворота (граница) → конвейер приёмки → весы поштучного взвешивания (класс «высокий») → позиция разбраковки/сверловки проб → узел контроля увязки и маркировки → позиция выдачи на штабелёр → зона адресного хранения (1200 пакетов, 2 яруса) → комплектация партии → фронт ж/д (кран-траверса или штабелёр; вагонные весы) / фронт авто (штабелёр; автомобильные весы) → ворота отгрузки (граница).</w:t>
+      </w:r>
+    </w:p>
+    <w:p>
+      <w:r>
+        <w:rPr>
+          <w:sz w:val="20"/>
+        </w:rPr>
+        <w:t xml:space="preserve">ИНФОРМАЦИОННЫЕ ПОТОКИ (наносятся на PFD пунктиром): ИС КСМ → АСУ СГП (атрибуты пакета); АСУ СГП ↔ АИС весоизмерения ↔ ХТД PIMS; АСУ СГП → единая диспетчерская; СКУД → АИС (идентификация).</w:t>
+      </w:r>
+    </w:p>
+    <w:p>
+      <w:r>
+        <w:rPr>
+          <w:sz w:val="20"/>
+        </w:rPr>
+        <w:t xml:space="preserve">ЭНЕРГОПОТОКИ: электроэнергия 0,4 кВ (конвейер, весы, зарядная станция штабелёров, маркировка), сжатый воздух (обвязка/маркировка — при необходимости по выбранному оборудованию), без технологического пара и воды.</w:t>
+      </w:r>
+    </w:p>
+    <w:p>
+      <w:r>
+        <w:rPr>
+          <w:sz w:val="20"/>
+        </w:rPr>
+        <w:t xml:space="preserve">На схеме указываются: производительности (3,5–7 пакетов/ч приёмка; 84 пакета/сут отгрузка), ёмкость хранения (1200 пакетов / 3000 т), режимы (приёмка 358 сут, отгрузка по графику подачи).</w:t>
       </w:r>
     </w:p>
     <w:tbl>
@@ -4110,6 +4430,3953 @@
               <w:rPr>
                 <w:sz w:val="19"/>
               </w:rPr>
+              <w:t xml:space="preserve">Границы на PFD</w:t>
+            </w:r>
+          </w:p>
+        </w:tc>
+        <w:tc>
+          <w:tcPr>
+            <w:tcW w:w="5000" w:type="dxa"/>
+          </w:tcPr>
+          <w:p>
+            <w:r>
+              <w:rPr>
+                <w:sz w:val="19"/>
+              </w:rPr>
+              <w:t xml:space="preserve">Передаточные ворота (вход); ворота ж/д и авто отгрузки (выход)</w:t>
+            </w:r>
+          </w:p>
+        </w:tc>
+        <w:tc>
+          <w:tcPr>
+            <w:tcW w:w="3038" w:type="dxa"/>
+          </w:tcPr>
+          <w:p>
+            <w:r>
+              <w:rPr>
+                <w:color w:val="666666"/>
+                <w:sz w:val="18"/>
+              </w:rPr>
+              <w:t xml:space="preserve">ТЗ v3.6 п. 6.2 (в v4.1 — п. 7.x, сверить по перечню границ Лота №4 v4.1)</w:t>
+            </w:r>
+          </w:p>
+        </w:tc>
+      </w:tr>
+      <w:tr>
+        <w:tc>
+          <w:tcPr>
+            <w:tcW w:w="3600" w:type="dxa"/>
+          </w:tcPr>
+          <w:p>
+            <w:r>
+              <w:rPr>
+                <w:sz w:val="19"/>
+              </w:rPr>
+              <w:t xml:space="preserve">P&amp;ID</w:t>
+            </w:r>
+          </w:p>
+        </w:tc>
+        <w:tc>
+          <w:tcPr>
+            <w:tcW w:w="5000" w:type="dxa"/>
+          </w:tcPr>
+          <w:p>
+            <w:r>
+              <w:rPr>
+                <w:sz w:val="19"/>
+              </w:rPr>
+              <w:t xml:space="preserve">Не требуется по ТЗ для Лота №4 (только PFD и схема КТС АСУ)</w:t>
+            </w:r>
+          </w:p>
+        </w:tc>
+        <w:tc>
+          <w:tcPr>
+            <w:tcW w:w="3038" w:type="dxa"/>
+          </w:tcPr>
+          <w:p>
+            <w:r>
+              <w:rPr>
+                <w:color w:val="666666"/>
+                <w:sz w:val="18"/>
+              </w:rPr>
+              <w:t xml:space="preserve">ТЗ v3.6 п. 6.4 (в v4.1 — п. 7.x, сверить по перечню границ Лота №4 v4.1)</w:t>
+            </w:r>
+          </w:p>
+        </w:tc>
+      </w:tr>
+    </w:tbl>
+    <w:p>
+      <w:pPr>
+        <w:pStyle w:val="Heading2"/>
+      </w:pPr>
+      <w:r>
+        <w:rPr>
+          <w:b/>
+          <w:sz w:val="26"/>
+        </w:rPr>
+        <w:t xml:space="preserve">Перечень чертежей графической части и приложений</w:t>
+      </w:r>
+    </w:p>
+    <w:p>
+      <w:r>
+        <w:rPr>
+          <w:sz w:val="20"/>
+        </w:rPr>
+        <w:t xml:space="preserve">Состав графической части — по ТЗ v4.1 («Требования к составу и содержанию БИ по СГП»); количество листов — оценка БИ; оформление — по ГОСТ Р 21.101-2020. P&amp;ID для Лота №4 ТЗ не требует (только PFD и схема КТС АСУ).</w:t>
+      </w:r>
+    </w:p>
+    <w:p>
+      <w:r>
+        <w:rPr>
+          <w:sz w:val="20"/>
+        </w:rPr>
+        <w:t xml:space="preserve">Г-1. PFD СГП с границами проектирования и информационными потоками — 1 лист.
+Г-2. Компоновочный план СГП (базовый сценарий — новый склад ~32 тыс. м³): зонирование, адресная разметка (600 позиций в плане), проезды 3,5–4,0 м, сетка колонн 6/12 м, привязка к осям и отметкам; разрезы по зоне хранения и ж/д фронту — 2–3 листа.
+Г-2а. Компоновка резервного сценария А в ЦЭМ (пролёты 24 м, оси 1–32) — 1–2 листа.
+Г-3. План ж/д и автомобильного фронтов с весовыми зонами, пандусами, ограждениями и демаркацией (Прил. №5) — 1 лист.
+Г-4. Планы с предварительными нагрузками на полы и конструкции (стопы 49,1/58,9 кПа; колесо штабелёра 3,5–4,5 тс; крановые — по ТКП/обследованию) — 1–2 листа.
+Г-5. Планы фундаментов весового оборудования и конвейера с предварительными динамическими нагрузками (с запасом) — 1–2 листа.
+Г-6. Требования к монтажу: схема монтажных зон, проёмов и путей подачи тяжёлых единиц — 1 лист.
+Г-7. Схема комплекса технических средств АСУ СГП (трёхуровневая: датчики/приводы — ПЛК — серверы WMS/АРМ; интеграции ИС КСМ, АИС, ХТД PIMS, СКУД, единая диспетчерская) — 1 лист.
+Г-8. Структурная схема АИС весоизмерения: 4 точки взвешивания, каналы связи (оптоволокно/витая пара, Wi-Fi в каждом шкафу, GSM-резерв) — 1 лист.
+Г-9. Однолинейная схема электроснабжения 0,4 кВ СГП с итогами расчёта нагрузок — 1 лист (объём по Прил. №3 — по протоколу границ).</w:t>
+      </w:r>
+    </w:p>
+    <w:p>
+      <w:r>
+        <w:rPr>
+          <w:sz w:val="20"/>
+        </w:rPr>
+        <w:t xml:space="preserve">ПРИЛОЖЕНИЯ к ПЗ: спецификация оборудования (раздел «Спецификация»), комплект опросных листов (8 комплектов), ведомость ТКП, интерфейсные протоколы (Лот №3, сбытовой блок), таблица монтажных масс.</w:t>
+      </w:r>
+    </w:p>
+    <w:p>
+      <w:r>
+        <w:rPr>
+          <w:sz w:val="20"/>
+        </w:rPr>
+        <w:t xml:space="preserve">Итого графическая часть — ориентировочно 11–14 листов.</w:t>
+      </w:r>
+    </w:p>
+    <w:tbl>
+      <w:tblPr>
+        <w:tblW w:w="11638" w:type="dxa"/>
+        <w:tblBorders>
+          <w:top w:val="single" w:sz="4" w:color="C9C9C9"/>
+          <w:left w:val="single" w:sz="4" w:color="C9C9C9"/>
+          <w:bottom w:val="single" w:sz="4" w:color="C9C9C9"/>
+          <w:right w:val="single" w:sz="4" w:color="C9C9C9"/>
+          <w:insideH w:val="single" w:sz="4" w:color="C9C9C9"/>
+          <w:insideV w:val="single" w:sz="4" w:color="C9C9C9"/>
+        </w:tblBorders>
+        <w:tblLayout w:type="fixed"/>
+      </w:tblPr>
+      <w:tblGrid>
+        <w:gridCol w:w="3600"/>
+        <w:gridCol w:w="5000"/>
+        <w:gridCol w:w="3038"/>
+      </w:tblGrid>
+      <w:tr>
+        <w:tc>
+          <w:tcPr>
+            <w:tcW w:w="3600" w:type="dxa"/>
+            <w:shd w:val="clear" w:fill="EFEFEF"/>
+          </w:tcPr>
+          <w:p>
+            <w:r>
+              <w:rPr>
+                <w:b/>
+                <w:sz w:val="19"/>
+              </w:rPr>
+              <w:t xml:space="preserve">Параметр</w:t>
+            </w:r>
+          </w:p>
+        </w:tc>
+        <w:tc>
+          <w:tcPr>
+            <w:tcW w:w="5000" w:type="dxa"/>
+            <w:shd w:val="clear" w:fill="EFEFEF"/>
+          </w:tcPr>
+          <w:p>
+            <w:r>
+              <w:rPr>
+                <w:b/>
+                <w:sz w:val="19"/>
+              </w:rPr>
+              <w:t xml:space="preserve">Значение</w:t>
+            </w:r>
+          </w:p>
+        </w:tc>
+        <w:tc>
+          <w:tcPr>
+            <w:tcW w:w="3038" w:type="dxa"/>
+            <w:shd w:val="clear" w:fill="EFEFEF"/>
+          </w:tcPr>
+          <w:p>
+            <w:r>
+              <w:rPr>
+                <w:b/>
+                <w:sz w:val="19"/>
+              </w:rPr>
+              <w:t xml:space="preserve">Источник</w:t>
+            </w:r>
+          </w:p>
+        </w:tc>
+      </w:tr>
+      <w:tr>
+        <w:tc>
+          <w:tcPr>
+            <w:tcW w:w="3600" w:type="dxa"/>
+          </w:tcPr>
+          <w:p>
+            <w:r>
+              <w:rPr>
+                <w:sz w:val="19"/>
+              </w:rPr>
+              <w:t xml:space="preserve">Состав</w:t>
+            </w:r>
+          </w:p>
+        </w:tc>
+        <w:tc>
+          <w:tcPr>
+            <w:tcW w:w="5000" w:type="dxa"/>
+          </w:tcPr>
+          <w:p>
+            <w:r>
+              <w:rPr>
+                <w:sz w:val="19"/>
+              </w:rPr>
+              <w:t xml:space="preserve">9 групп чертежей (Г-1…Г-9) + 5 приложений; ориентировочно 11–14 листов</w:t>
+            </w:r>
+          </w:p>
+        </w:tc>
+        <w:tc>
+          <w:tcPr>
+            <w:tcW w:w="3038" w:type="dxa"/>
+          </w:tcPr>
+          <w:p>
+            <w:r>
+              <w:rPr>
+                <w:color w:val="666666"/>
+                <w:sz w:val="18"/>
+              </w:rPr>
+              <w:t xml:space="preserve">решение БИ; состав по ТЗ v4.1</w:t>
+            </w:r>
+          </w:p>
+        </w:tc>
+      </w:tr>
+      <w:tr>
+        <w:tc>
+          <w:tcPr>
+            <w:tcW w:w="3600" w:type="dxa"/>
+          </w:tcPr>
+          <w:p>
+            <w:r>
+              <w:rPr>
+                <w:sz w:val="19"/>
+              </w:rPr>
+              <w:t xml:space="preserve">P&amp;ID</w:t>
+            </w:r>
+          </w:p>
+        </w:tc>
+        <w:tc>
+          <w:tcPr>
+            <w:tcW w:w="5000" w:type="dxa"/>
+          </w:tcPr>
+          <w:p>
+            <w:r>
+              <w:rPr>
+                <w:sz w:val="19"/>
+              </w:rPr>
+              <w:t xml:space="preserve">Не требуется для Лота №4 (только PFD и схема КТС АСУ)</w:t>
+            </w:r>
+          </w:p>
+        </w:tc>
+        <w:tc>
+          <w:tcPr>
+            <w:tcW w:w="3038" w:type="dxa"/>
+          </w:tcPr>
+          <w:p>
+            <w:r>
+              <w:rPr>
+                <w:color w:val="666666"/>
+                <w:sz w:val="18"/>
+              </w:rPr>
+              <w:t xml:space="preserve">ТЗ v4.1, состав БИ по СГП</w:t>
+            </w:r>
+          </w:p>
+        </w:tc>
+      </w:tr>
+    </w:tbl>
+    <w:p>
+      <w:r>
+        <w:rPr>
+          <w:b/>
+          <w:sz w:val="19"/>
+        </w:rPr>
+        <w:t xml:space="preserve">Нормативная база: </w:t>
+      </w:r>
+      <w:r>
+        <w:rPr>
+          <w:color w:val="444444"/>
+          <w:sz w:val="19"/>
+        </w:rPr>
+        <w:t xml:space="preserve">ГОСТ Р 21.101-2020 — Основные требования к проектной и рабочей документации — оформление листов БИ</w:t>
+      </w:r>
+    </w:p>
+    <w:p>
+      <w:r>
+        <w:rPr>
+          <w:b/>
+          <w:color w:val="8A6200"/>
+          <w:sz w:val="19"/>
+        </w:rPr>
+        <w:t xml:space="preserve">— определяется на стадии БИ: </w:t>
+      </w:r>
+      <w:r>
+        <w:rPr>
+          <w:sz w:val="19"/>
+        </w:rPr>
+        <w:t xml:space="preserve">Форматы и масштабы листов — согласовать со стандартом оформления Заказчика (запросить шаблоны)</w:t>
+      </w:r>
+    </w:p>
+    <w:p>
+      <w:pPr>
+        <w:pStyle w:val="Heading2"/>
+      </w:pPr>
+      <w:r>
+        <w:rPr>
+          <w:b/>
+          <w:sz w:val="26"/>
+        </w:rPr>
+        <w:t xml:space="preserve">Перечень основного и вспомогательного оборудования</w:t>
+      </w:r>
+    </w:p>
+    <w:p>
+      <w:r>
+        <w:rPr>
+          <w:sz w:val="20"/>
+        </w:rPr>
+        <w:t xml:space="preserve">Состав по ТЗ v3.6 п. 6.3 (в v4.1 — п. 7.x, сверить по перечню границ Лота №4 v4.1) с раскрытием до позиций:</w:t>
+      </w:r>
+    </w:p>
+    <w:p>
+      <w:r>
+        <w:rPr>
+          <w:sz w:val="20"/>
+        </w:rPr>
+        <w:t xml:space="preserve">1) Конвейер приёмки пакетов (интерфейс с пакеторазгрузочным конвейером КСМ) — цепной/роликовый, 7 пакетов/ч, тяжёлая серия (2,55 т), с позициями взвешивания и разбраковки.
+2) Весовое оборудование: платформенные конвейерные весы НПВ 3 т (2 шт. — приёмка и контроль комплектации), вагонные весы, автомобильные весы — класс точности «высокий», с поверочными грузами и ЗИП (Прил. №5).
+3) Стенд сверловки проб катодов с автоматизированным отбором (по заданию АСУ) и возвратом листов.
+4) Оборудование защитной упаковки и маркировки: узел контроля/дотяжки увязки (3 ленты), аппликатор/принтеры этикеток (термо Zebra + лазерный).
+5) Автопогрузчики-штабелёры г/п 3,2–5 т — 3 шт. (2 рабочих + 1 резервный; расчёт: 84 приёмка + 84 отгрузка + ~30 % внутренних перемещений ≈ 220 циклов/сут × 4 мин / КИО 0,8 ≈ 18 ч машинного времени/сут), электрические (Li-ion), с терминалами Wi-Fi, сканерами и системой позиционирования; зарядная станция 2–3 поста.
+6) Оборудование ж/д погрузки: вариант А — мостовой кран с автоматической траверсой (захват за профилированные листы) для полувагонов (использование существующего крана ЦЭМ после модернизации — приоритет, ИД разд. 4.2.2); вариант Б — погрузка штабелёрами в крытые вагоны через дверной проём с рампой.
+7) Оборудование автоотгрузки: пост погрузки, направляющие/отбойники, автомобильные весы на выезде.
+8) АСУ/АИС: ПЛК, серверы WMS (гор. резервирование), АРМ оператора, сеть, СПТ (видеонаблюдение зоны — по требованиям Прил. №5 к СПТ: SCADA «Интеллект», глубина архива ≥1,5 мес), ПГС-оповещение.
+9) Ограждение автоматической зоны, калитки СКУД, светозвуковая сигнализация.</w:t>
+      </w:r>
+    </w:p>
+    <w:p>
+      <w:r>
+        <w:rPr>
+          <w:sz w:val="20"/>
+        </w:rPr>
+        <w:t xml:space="preserve">Опросные листы — на весовое оборудование, штабелёры/систему позиционирования, кран-траверсу, конвейер, сверловочный стенд, упаковочно-маркировочное оборудование. Требования к монтажу: самые тяжёлые единицы — мостовой кран (при новом исполнении) и вагонные весы; монтаж в действующем здании с сохранением работы смежных пролётов ЦЭМ.</w:t>
+      </w:r>
+    </w:p>
+    <w:tbl>
+      <w:tblPr>
+        <w:tblW w:w="11638" w:type="dxa"/>
+        <w:tblBorders>
+          <w:top w:val="single" w:sz="4" w:color="C9C9C9"/>
+          <w:left w:val="single" w:sz="4" w:color="C9C9C9"/>
+          <w:bottom w:val="single" w:sz="4" w:color="C9C9C9"/>
+          <w:right w:val="single" w:sz="4" w:color="C9C9C9"/>
+          <w:insideH w:val="single" w:sz="4" w:color="C9C9C9"/>
+          <w:insideV w:val="single" w:sz="4" w:color="C9C9C9"/>
+        </w:tblBorders>
+        <w:tblLayout w:type="fixed"/>
+      </w:tblPr>
+      <w:tblGrid>
+        <w:gridCol w:w="3600"/>
+        <w:gridCol w:w="5000"/>
+        <w:gridCol w:w="3038"/>
+      </w:tblGrid>
+      <w:tr>
+        <w:tc>
+          <w:tcPr>
+            <w:tcW w:w="3600" w:type="dxa"/>
+            <w:shd w:val="clear" w:fill="EFEFEF"/>
+          </w:tcPr>
+          <w:p>
+            <w:r>
+              <w:rPr>
+                <w:b/>
+                <w:sz w:val="19"/>
+              </w:rPr>
+              <w:t xml:space="preserve">Параметр</w:t>
+            </w:r>
+          </w:p>
+        </w:tc>
+        <w:tc>
+          <w:tcPr>
+            <w:tcW w:w="5000" w:type="dxa"/>
+            <w:shd w:val="clear" w:fill="EFEFEF"/>
+          </w:tcPr>
+          <w:p>
+            <w:r>
+              <w:rPr>
+                <w:b/>
+                <w:sz w:val="19"/>
+              </w:rPr>
+              <w:t xml:space="preserve">Значение</w:t>
+            </w:r>
+          </w:p>
+        </w:tc>
+        <w:tc>
+          <w:tcPr>
+            <w:tcW w:w="3038" w:type="dxa"/>
+            <w:shd w:val="clear" w:fill="EFEFEF"/>
+          </w:tcPr>
+          <w:p>
+            <w:r>
+              <w:rPr>
+                <w:b/>
+                <w:sz w:val="19"/>
+              </w:rPr>
+              <w:t xml:space="preserve">Источник</w:t>
+            </w:r>
+          </w:p>
+        </w:tc>
+      </w:tr>
+      <w:tr>
+        <w:tc>
+          <w:tcPr>
+            <w:tcW w:w="3600" w:type="dxa"/>
+          </w:tcPr>
+          <w:p>
+            <w:r>
+              <w:rPr>
+                <w:sz w:val="19"/>
+              </w:rPr>
+              <w:t xml:space="preserve">Штабелёры</w:t>
+            </w:r>
+          </w:p>
+        </w:tc>
+        <w:tc>
+          <w:tcPr>
+            <w:tcW w:w="5000" w:type="dxa"/>
+          </w:tcPr>
+          <w:p>
+            <w:r>
+              <w:rPr>
+                <w:sz w:val="19"/>
+              </w:rPr>
+              <w:t xml:space="preserve">3 шт. (2+1) г/п 3,2–5 т, электрические, с позиционированием; ≈220 циклов/сут</w:t>
+            </w:r>
+          </w:p>
+        </w:tc>
+        <w:tc>
+          <w:tcPr>
+            <w:tcW w:w="3038" w:type="dxa"/>
+          </w:tcPr>
+          <w:p>
+            <w:r>
+              <w:rPr>
+                <w:color w:val="666666"/>
+                <w:sz w:val="18"/>
+              </w:rPr>
+              <w:t xml:space="preserve">расчёт БИ</w:t>
+            </w:r>
+          </w:p>
+        </w:tc>
+      </w:tr>
+      <w:tr>
+        <w:tc>
+          <w:tcPr>
+            <w:tcW w:w="3600" w:type="dxa"/>
+          </w:tcPr>
+          <w:p>
+            <w:r>
+              <w:rPr>
+                <w:sz w:val="19"/>
+              </w:rPr>
+              <w:t xml:space="preserve">Весы</w:t>
+            </w:r>
+          </w:p>
+        </w:tc>
+        <w:tc>
+          <w:tcPr>
+            <w:tcW w:w="5000" w:type="dxa"/>
+          </w:tcPr>
+          <w:p>
+            <w:r>
+              <w:rPr>
+                <w:sz w:val="19"/>
+              </w:rPr>
+              <w:t xml:space="preserve">Платформенные НПВ 3 т (2), вагонные, автомобильные — класс «высокий»</w:t>
+            </w:r>
+          </w:p>
+        </w:tc>
+        <w:tc>
+          <w:tcPr>
+            <w:tcW w:w="3038" w:type="dxa"/>
+          </w:tcPr>
+          <w:p>
+            <w:r>
+              <w:rPr>
+                <w:color w:val="666666"/>
+                <w:sz w:val="18"/>
+              </w:rPr>
+              <w:t xml:space="preserve">Прил. №5; решение БИ</w:t>
+            </w:r>
+          </w:p>
+        </w:tc>
+      </w:tr>
+      <w:tr>
+        <w:tc>
+          <w:tcPr>
+            <w:tcW w:w="3600" w:type="dxa"/>
+          </w:tcPr>
+          <w:p>
+            <w:r>
+              <w:rPr>
+                <w:sz w:val="19"/>
+              </w:rPr>
+              <w:t xml:space="preserve">Ж/д погрузка</w:t>
+            </w:r>
+          </w:p>
+        </w:tc>
+        <w:tc>
+          <w:tcPr>
+            <w:tcW w:w="5000" w:type="dxa"/>
+          </w:tcPr>
+          <w:p>
+            <w:r>
+              <w:rPr>
+                <w:sz w:val="19"/>
+              </w:rPr>
+              <w:t xml:space="preserve">Кран с траверсой (полувагоны) / штабелёры (крытые вагоны) — оба варианта в БИ</w:t>
+            </w:r>
+          </w:p>
+        </w:tc>
+        <w:tc>
+          <w:tcPr>
+            <w:tcW w:w="3038" w:type="dxa"/>
+          </w:tcPr>
+          <w:p>
+            <w:r>
+              <w:rPr>
+                <w:color w:val="666666"/>
+                <w:sz w:val="18"/>
+              </w:rPr>
+              <w:t xml:space="preserve">решение БИ; ИД разд. 4.2.2</w:t>
+            </w:r>
+          </w:p>
+        </w:tc>
+      </w:tr>
+      <w:tr>
+        <w:tc>
+          <w:tcPr>
+            <w:tcW w:w="3600" w:type="dxa"/>
+          </w:tcPr>
+          <w:p>
+            <w:r>
+              <w:rPr>
+                <w:sz w:val="19"/>
+              </w:rPr>
+              <w:t xml:space="preserve">Статус позиций</w:t>
+            </w:r>
+          </w:p>
+        </w:tc>
+        <w:tc>
+          <w:tcPr>
+            <w:tcW w:w="5000" w:type="dxa"/>
+          </w:tcPr>
+          <w:p>
+            <w:r>
+              <w:rPr>
+                <w:sz w:val="19"/>
+              </w:rPr>
+              <w:t xml:space="preserve">Всё оборудование — закуп по ТКП; нестандарт — траверса и конвейер приёмки (задания на изготовление)</w:t>
+            </w:r>
+          </w:p>
+        </w:tc>
+        <w:tc>
+          <w:tcPr>
+            <w:tcW w:w="3038" w:type="dxa"/>
+          </w:tcPr>
+          <w:p>
+            <w:r>
+              <w:rPr>
+                <w:color w:val="666666"/>
+                <w:sz w:val="18"/>
+              </w:rPr>
+              <w:t xml:space="preserve">оценка БИ</w:t>
+            </w:r>
+          </w:p>
+        </w:tc>
+      </w:tr>
+    </w:tbl>
+    <w:p>
+      <w:r>
+        <w:rPr>
+          <w:b/>
+          <w:sz w:val="19"/>
+        </w:rPr>
+        <w:t xml:space="preserve">Нормативная база: </w:t>
+      </w:r>
+      <w:r>
+        <w:rPr>
+          <w:color w:val="444444"/>
+          <w:sz w:val="19"/>
+        </w:rPr>
+        <w:t xml:space="preserve">ФНП по ПС (приказ Ростехнадзора от 26.11.2020 № 461) — Мостовой кран и съёмные грузозахватные приспособления (траверса) — проектирование, освидетельствование; ТР ТС 010/2011 — Безопасность машин и оборудования — штабелёры, конвейеры; ГОСТ 12.3.020-80 — Процессы перемещения грузов на предприятиях — общие требования безопасности</w:t>
+      </w:r>
+    </w:p>
+    <w:p>
+      <w:r>
+        <w:rPr>
+          <w:b/>
+          <w:color w:val="8A6200"/>
+          <w:sz w:val="19"/>
+        </w:rPr>
+        <w:t xml:space="preserve">— определяется на стадии БИ: </w:t>
+      </w:r>
+      <w:r>
+        <w:rPr>
+          <w:sz w:val="19"/>
+        </w:rPr>
+        <w:t xml:space="preserve">Грузоподъёмность и состояние существующего крана ЦЭМ в пролёте СГП — обследование</w:t>
+      </w:r>
+    </w:p>
+    <w:p>
+      <w:r>
+        <w:rPr>
+          <w:b/>
+          <w:color w:val="8A6200"/>
+          <w:sz w:val="19"/>
+        </w:rPr>
+        <w:t xml:space="preserve">— определяется на стадии БИ: </w:t>
+      </w:r>
+      <w:r>
+        <w:rPr>
+          <w:sz w:val="19"/>
+        </w:rPr>
+        <w:t xml:space="preserve">Модели штабелёров и системы навигации — по ТКП (2–3 поставщика)</w:t>
+      </w:r>
+    </w:p>
+    <w:p>
+      <w:r>
+        <w:rPr>
+          <w:b/>
+          <w:color w:val="8A6200"/>
+          <w:sz w:val="19"/>
+        </w:rPr>
+        <w:t xml:space="preserve">— определяется на стадии БИ: </w:t>
+      </w:r>
+      <w:r>
+        <w:rPr>
+          <w:sz w:val="19"/>
+        </w:rPr>
+        <w:t xml:space="preserve">Конструкция траверсы — после фиксации профиля «перфорации» пакета (интерфейс Лот №3)</w:t>
+      </w:r>
+    </w:p>
+    <w:p>
+      <w:pPr>
+        <w:pStyle w:val="Heading2"/>
+      </w:pPr>
+      <w:r>
+        <w:rPr>
+          <w:b/>
+          <w:sz w:val="26"/>
+        </w:rPr>
+        <w:t xml:space="preserve">Спецификация оборудования и опросные листы</w:t>
+      </w:r>
+    </w:p>
+    <w:p>
+      <w:r>
+        <w:rPr>
+          <w:sz w:val="20"/>
+        </w:rPr>
+        <w:t xml:space="preserve">По ТЗ v4.1 в состав БИ входят: спецификация основного и вспомогательного технологического оборудования с техническими характеристиками (габариты, масса, энергопотребление) и комплект опросных листов на основное оборудование. Форма спецификации БИ: позиция, наименование, количество, определяющая характеристика, габариты/масса/мощность (на БИ — по каталогам аналогов с пометкой «предварительно», финально — по ТКП), статус (закупка по ТКП / нестандартизированное изготовление).</w:t>
+      </w:r>
+    </w:p>
+    <w:p>
+      <w:r>
+        <w:rPr>
+          <w:sz w:val="20"/>
+        </w:rPr>
+        <w:t xml:space="preserve">ФИКСИРУЕМЫЕ НА БИ ХАРАКТЕРИСТИКИ (сводно из разделов ПЗ): конвейер приёмки — 7 пакетов/ч, единичный груз 2,55 т, тяжёлая серия — 1 к-т; весы платформенные конвейерные НПВ 3 т, класс «высокий» — 2 шт.; весы вагонные НПВ ≥100 т — 1 к-т; весы автомобильные — 1 к-т (НПВ по заданию сбыта); штабелёры г/п 3,2–5 т, Li-ion, терминалы Wi-Fi, сканеры, система позиционирования — 3 шт. (2+1), полная масса 8–11 т; кран мостовой с автоматической траверсой Q ≥3,2 т с учётом траверсы (вариант полувагонов); сверловочный стенд проб — 1; узел контроля/дотяжки увязки (3 ленты) — 1; принтеры этикеток термо (Zebra) + лазерный — по Прил. №5; зарядная станция 2–3 поста × 10–20 кВт; серверы WMS с горячим резервированием — 2; ПЛК REGUL RX00/АБАК; КТС СПТ (видеонаблюдение, глубина архива ≥1,5 мес — Прил. №5); ограждение автоматической зоны с калитками СКУД. Укрупнённый объём сигналов АСУ лота — 200–300 физических I/O с запасом 30 % (сводный расчёт БИ; основа выбора ПЛК и станций в/в).</w:t>
+      </w:r>
+    </w:p>
+    <w:p>
+      <w:r>
+        <w:rPr>
+          <w:sz w:val="20"/>
+        </w:rPr>
+        <w:t xml:space="preserve">ОПРОСНЫЕ ЛИСТЫ (комплект БИ, 8 к-тов): весовое оборудование (4 типа точек взвешивания), штабелёры с системой позиционирования, кран-траверса, конвейер приёмки, сверловочный стенд, упаковочно-маркировочное оборудование, КТС АСУ/АИС (серверы, ПЛК, сеть, ИБП), зарядная станция. В ОЛ включаются гарантии производительности и точности (см. раздел «Испытания») и требование подтверждения соответствия ТР ТС 010/2011.</w:t>
+      </w:r>
+    </w:p>
+    <w:p>
+      <w:r>
+        <w:rPr>
+          <w:sz w:val="20"/>
+        </w:rPr>
+        <w:t xml:space="preserve">НЕСТАНДАРТИЗИРОВАННОЕ ОБОРУДОВАНИЕ: автоматическая траверса (захват за профилированные листы — конфигурация по интерфейсу Лота №3) и конвейер приёмки — задания на проектирование и изготовление с техническими требованиями; эскизный чертёж траверсы — в составе БИ (решение БИ по практике состава Лота №1).</w:t>
+      </w:r>
+    </w:p>
+    <w:p>
+      <w:r>
+        <w:rPr>
+          <w:sz w:val="20"/>
+        </w:rPr>
+        <w:t xml:space="preserve">Габариты, массы и энергопотребление единиц оборудования на БИ не назначаются произвольно: до получения ТКП в графах спецификации проставляется «по ТКП», итоговая редакция — после сбора бюджетных ТКП по основному оборудованию (v4.1).</w:t>
+      </w:r>
+    </w:p>
+    <w:tbl>
+      <w:tblPr>
+        <w:tblW w:w="11638" w:type="dxa"/>
+        <w:tblBorders>
+          <w:top w:val="single" w:sz="4" w:color="C9C9C9"/>
+          <w:left w:val="single" w:sz="4" w:color="C9C9C9"/>
+          <w:bottom w:val="single" w:sz="4" w:color="C9C9C9"/>
+          <w:right w:val="single" w:sz="4" w:color="C9C9C9"/>
+          <w:insideH w:val="single" w:sz="4" w:color="C9C9C9"/>
+          <w:insideV w:val="single" w:sz="4" w:color="C9C9C9"/>
+        </w:tblBorders>
+        <w:tblLayout w:type="fixed"/>
+      </w:tblPr>
+      <w:tblGrid>
+        <w:gridCol w:w="3600"/>
+        <w:gridCol w:w="5000"/>
+        <w:gridCol w:w="3038"/>
+      </w:tblGrid>
+      <w:tr>
+        <w:tc>
+          <w:tcPr>
+            <w:tcW w:w="3600" w:type="dxa"/>
+            <w:shd w:val="clear" w:fill="EFEFEF"/>
+          </w:tcPr>
+          <w:p>
+            <w:r>
+              <w:rPr>
+                <w:b/>
+                <w:sz w:val="19"/>
+              </w:rPr>
+              <w:t xml:space="preserve">Параметр</w:t>
+            </w:r>
+          </w:p>
+        </w:tc>
+        <w:tc>
+          <w:tcPr>
+            <w:tcW w:w="5000" w:type="dxa"/>
+            <w:shd w:val="clear" w:fill="EFEFEF"/>
+          </w:tcPr>
+          <w:p>
+            <w:r>
+              <w:rPr>
+                <w:b/>
+                <w:sz w:val="19"/>
+              </w:rPr>
+              <w:t xml:space="preserve">Значение</w:t>
+            </w:r>
+          </w:p>
+        </w:tc>
+        <w:tc>
+          <w:tcPr>
+            <w:tcW w:w="3038" w:type="dxa"/>
+            <w:shd w:val="clear" w:fill="EFEFEF"/>
+          </w:tcPr>
+          <w:p>
+            <w:r>
+              <w:rPr>
+                <w:b/>
+                <w:sz w:val="19"/>
+              </w:rPr>
+              <w:t xml:space="preserve">Источник</w:t>
+            </w:r>
+          </w:p>
+        </w:tc>
+      </w:tr>
+      <w:tr>
+        <w:tc>
+          <w:tcPr>
+            <w:tcW w:w="3600" w:type="dxa"/>
+          </w:tcPr>
+          <w:p>
+            <w:r>
+              <w:rPr>
+                <w:sz w:val="19"/>
+              </w:rPr>
+              <w:t xml:space="preserve">Объём спецификации</w:t>
+            </w:r>
+          </w:p>
+        </w:tc>
+        <w:tc>
+          <w:tcPr>
+            <w:tcW w:w="5000" w:type="dxa"/>
+          </w:tcPr>
+          <w:p>
+            <w:r>
+              <w:rPr>
+                <w:sz w:val="19"/>
+              </w:rPr>
+              <w:t xml:space="preserve">≈14 групп позиций; характеристики-определители зафиксированы, габариты/массы — по ТКП</w:t>
+            </w:r>
+          </w:p>
+        </w:tc>
+        <w:tc>
+          <w:tcPr>
+            <w:tcW w:w="3038" w:type="dxa"/>
+          </w:tcPr>
+          <w:p>
+            <w:r>
+              <w:rPr>
+                <w:color w:val="666666"/>
+                <w:sz w:val="18"/>
+              </w:rPr>
+              <w:t xml:space="preserve">решение БИ; ТЗ v4.1 (состав БИ)</w:t>
+            </w:r>
+          </w:p>
+        </w:tc>
+      </w:tr>
+      <w:tr>
+        <w:tc>
+          <w:tcPr>
+            <w:tcW w:w="3600" w:type="dxa"/>
+          </w:tcPr>
+          <w:p>
+            <w:r>
+              <w:rPr>
+                <w:sz w:val="19"/>
+              </w:rPr>
+              <w:t xml:space="preserve">Сигналы АСУ</w:t>
+            </w:r>
+          </w:p>
+        </w:tc>
+        <w:tc>
+          <w:tcPr>
+            <w:tcW w:w="5000" w:type="dxa"/>
+          </w:tcPr>
+          <w:p>
+            <w:r>
+              <w:rPr>
+                <w:sz w:val="19"/>
+              </w:rPr>
+              <w:t xml:space="preserve">200–300 физических I/O с запасом 30 % — основа выбора ПЛК</w:t>
+            </w:r>
+          </w:p>
+        </w:tc>
+        <w:tc>
+          <w:tcPr>
+            <w:tcW w:w="3038" w:type="dxa"/>
+          </w:tcPr>
+          <w:p>
+            <w:r>
+              <w:rPr>
+                <w:color w:val="666666"/>
+                <w:sz w:val="18"/>
+              </w:rPr>
+              <w:t xml:space="preserve">сводный расчёт БИ (I/O по лотам); Прил. №5 (запас ≥30 %)</w:t>
+            </w:r>
+          </w:p>
+        </w:tc>
+      </w:tr>
+      <w:tr>
+        <w:tc>
+          <w:tcPr>
+            <w:tcW w:w="3600" w:type="dxa"/>
+          </w:tcPr>
+          <w:p>
+            <w:r>
+              <w:rPr>
+                <w:sz w:val="19"/>
+              </w:rPr>
+              <w:t xml:space="preserve">Нестандарт</w:t>
+            </w:r>
+          </w:p>
+        </w:tc>
+        <w:tc>
+          <w:tcPr>
+            <w:tcW w:w="5000" w:type="dxa"/>
+          </w:tcPr>
+          <w:p>
+            <w:r>
+              <w:rPr>
+                <w:sz w:val="19"/>
+              </w:rPr>
+              <w:t xml:space="preserve">Траверса и конвейер приёмки — задания на изготовление + эскизный чертёж траверсы</w:t>
+            </w:r>
+          </w:p>
+        </w:tc>
+        <w:tc>
+          <w:tcPr>
+            <w:tcW w:w="3038" w:type="dxa"/>
+          </w:tcPr>
+          <w:p>
+            <w:r>
+              <w:rPr>
+                <w:color w:val="666666"/>
+                <w:sz w:val="18"/>
+              </w:rPr>
+              <w:t xml:space="preserve">решение БИ</w:t>
+            </w:r>
+          </w:p>
+        </w:tc>
+      </w:tr>
+      <w:tr>
+        <w:tc>
+          <w:tcPr>
+            <w:tcW w:w="3600" w:type="dxa"/>
+          </w:tcPr>
+          <w:p>
+            <w:r>
+              <w:rPr>
+                <w:sz w:val="19"/>
+              </w:rPr>
+              <w:t xml:space="preserve">Опросные листы</w:t>
+            </w:r>
+          </w:p>
+        </w:tc>
+        <w:tc>
+          <w:tcPr>
+            <w:tcW w:w="5000" w:type="dxa"/>
+          </w:tcPr>
+          <w:p>
+            <w:r>
+              <w:rPr>
+                <w:sz w:val="19"/>
+              </w:rPr>
+              <w:t xml:space="preserve">8 комплектов на основное оборудование, с гарантиями производительности/точности</w:t>
+            </w:r>
+          </w:p>
+        </w:tc>
+        <w:tc>
+          <w:tcPr>
+            <w:tcW w:w="3038" w:type="dxa"/>
+          </w:tcPr>
+          <w:p>
+            <w:r>
+              <w:rPr>
+                <w:color w:val="666666"/>
+                <w:sz w:val="18"/>
+              </w:rPr>
+              <w:t xml:space="preserve">решение БИ; ТЗ v4.1 (состав БИ)</w:t>
+            </w:r>
+          </w:p>
+        </w:tc>
+      </w:tr>
+    </w:tbl>
+    <w:p>
+      <w:r>
+        <w:rPr>
+          <w:b/>
+          <w:sz w:val="19"/>
+        </w:rPr>
+        <w:t xml:space="preserve">Нормативная база: </w:t>
+      </w:r>
+      <w:r>
+        <w:rPr>
+          <w:color w:val="444444"/>
+          <w:sz w:val="19"/>
+        </w:rPr>
+        <w:t xml:space="preserve">ТР ТС 010/2011 — Подтверждение соответствия машин и оборудования — требование в ОЛ/ТКП; ГОСТ 15150-69 — Климатическое исполнение: УХЛ4 для оборудования в отапливаемом корпусе; исполнение у ворот/фронтов — уточнить в ОЛ</w:t>
+      </w:r>
+    </w:p>
+    <w:p>
+      <w:r>
+        <w:rPr>
+          <w:b/>
+          <w:color w:val="8A6200"/>
+          <w:sz w:val="19"/>
+        </w:rPr>
+        <w:t xml:space="preserve">— определяется на стадии БИ: </w:t>
+      </w:r>
+      <w:r>
+        <w:rPr>
+          <w:sz w:val="19"/>
+        </w:rPr>
+        <w:t xml:space="preserve">Перечень «основного оборудования» для опросных листов и бюджетных ТКП — зафиксировать протоколом (граница объёма)</w:t>
+      </w:r>
+    </w:p>
+    <w:p>
+      <w:r>
+        <w:rPr>
+          <w:b/>
+          <w:color w:val="8A6200"/>
+          <w:sz w:val="19"/>
+        </w:rPr>
+        <w:t xml:space="preserve">— определяется на стадии БИ: </w:t>
+      </w:r>
+      <w:r>
+        <w:rPr>
+          <w:sz w:val="19"/>
+        </w:rPr>
+        <w:t xml:space="preserve">Габариты/массы/энергопотребление позиций — заполнить по ТКП (2–3 поставщика на основное оборудование)</w:t>
+      </w:r>
+    </w:p>
+    <w:p>
+      <w:pPr>
+        <w:pStyle w:val="Heading2"/>
+      </w:pPr>
+      <w:r>
+        <w:rPr>
+          <w:b/>
+          <w:sz w:val="26"/>
+        </w:rPr>
+        <w:t xml:space="preserve">Данные о расходах материалов и энергоресурсов; подключения</w:t>
+      </w:r>
+    </w:p>
+    <w:p>
+      <w:r>
+        <w:rPr>
+          <w:sz w:val="20"/>
+        </w:rPr>
+        <w:t xml:space="preserve">Технологические среды: пар и производственная вода для СГП не требуются; водоснабжение — только хозбытовое (бытовые помещения персонала контроля), водоотведение — бытовое.</w:t>
+      </w:r>
+    </w:p>
+    <w:p>
+      <w:r>
+        <w:rPr>
+          <w:sz w:val="20"/>
+        </w:rPr>
+        <w:t xml:space="preserve">ЭЛЕКТРОЭНЕРГИЯ (0,4 кВ, сведения по Приложению №3): потребители — конвейер приёмки, весовое оборудование, упаковка/маркировка, зарядная станция штабелёров (2–3 поста × 10–20 кВт), АСУ/АИС/СПТ с ИБП, освещение зоны (норма освещённости складской зоны с автоматической техникой и весовых — по СП 52.13330), электрообогрев весовых приямков. Установленная мощность — оценочно 100–200 кВт, уточняется по ТКП; категория надёжности: АСУ/АИС — I (ИБП), прочее — II/III по Прил. №3. Однолинейные схемы, спецификации электрооборудования и ОЛ — в составе БИ (объём по согласованным границам).</w:t>
+      </w:r>
+    </w:p>
+    <w:p>
+      <w:r>
+        <w:rPr>
+          <w:sz w:val="20"/>
+        </w:rPr>
+        <w:t xml:space="preserve">СЖАТЫЙ ВОЗДУХ: только при пневмоинструменте обвязки/аппликаторах — локальный компрессор в комплекте оборудования (магистральный воздух не заводится; уточняется комплектацией).</w:t>
+      </w:r>
+    </w:p>
+    <w:p>
+      <w:r>
+        <w:rPr>
+          <w:sz w:val="20"/>
+        </w:rPr>
+        <w:t xml:space="preserve">МИКРОКЛИМАТ: катодная медь допускает открытое хранение, однако для стабильной работы весов (температурный дрейф), АКБ штабелёров и персонала зона СГП — отапливаемая до +5…+10 °C (дежурное отопление); весовые и операторские помещения — +18 °C. Вентиляция — общеобменная; выбросов и вредностей технологический процесс не создаёт (категория помещений по пожарной опасности — ожидаемо Д, подтверждается расчётом).</w:t>
+      </w:r>
+    </w:p>
+    <w:p>
+      <w:r>
+        <w:rPr>
+          <w:sz w:val="20"/>
+        </w:rPr>
+        <w:t xml:space="preserve">РАСХОДНЫЕ МАТЕРИАЛЫ: лента увязочная коррозионностойкая (дотяжка/замена — норматив по факту освоения), этикетки и риббоны, зарядная инфраструктура АКБ. Нормы расхода упаковочных материалов ИД (табл. 8.5 — «материалы на упаковку по действовавшему аналогу») пересматриваются под новую конфигурацию пакета — определяется поставщиком КСМ (ИД п. 1.3.11).</w:t>
+      </w:r>
+    </w:p>
+    <w:p>
+      <w:r>
+        <w:rPr>
+          <w:sz w:val="20"/>
+        </w:rPr>
+        <w:t xml:space="preserve">ГОДОВОЕ ЭЛЕКТРОПОТРЕБЛЕНИЕ (сводка для ТЭП и запроса ТУ): средняя нагрузка СГП по сводному расчёту электрических нагрузок комплекса ≈0,08 МВт; годовое потребление ≈ 0,08 МВт × 8 760 ч = 0,70 млн кВт·ч/год (доминанта — зарядная станция штабелёров, освещение, электрообогрев весовых приямков). Значение согласовано с установленной мощностью 100–200 кВт (коэффициент использования 0,4–0,8) и входит слагаемым в сводную нагрузку комплекса ≈17,3 МВт (доминанта комплекса — выпрямление электроэкстракции Лота №3).</w:t>
+      </w:r>
+    </w:p>
+    <w:tbl>
+      <w:tblPr>
+        <w:tblW w:w="11638" w:type="dxa"/>
+        <w:tblBorders>
+          <w:top w:val="single" w:sz="4" w:color="C9C9C9"/>
+          <w:left w:val="single" w:sz="4" w:color="C9C9C9"/>
+          <w:bottom w:val="single" w:sz="4" w:color="C9C9C9"/>
+          <w:right w:val="single" w:sz="4" w:color="C9C9C9"/>
+          <w:insideH w:val="single" w:sz="4" w:color="C9C9C9"/>
+          <w:insideV w:val="single" w:sz="4" w:color="C9C9C9"/>
+        </w:tblBorders>
+        <w:tblLayout w:type="fixed"/>
+      </w:tblPr>
+      <w:tblGrid>
+        <w:gridCol w:w="3600"/>
+        <w:gridCol w:w="5000"/>
+        <w:gridCol w:w="3038"/>
+      </w:tblGrid>
+      <w:tr>
+        <w:tc>
+          <w:tcPr>
+            <w:tcW w:w="3600" w:type="dxa"/>
+            <w:shd w:val="clear" w:fill="EFEFEF"/>
+          </w:tcPr>
+          <w:p>
+            <w:r>
+              <w:rPr>
+                <w:b/>
+                <w:sz w:val="19"/>
+              </w:rPr>
+              <w:t xml:space="preserve">Параметр</w:t>
+            </w:r>
+          </w:p>
+        </w:tc>
+        <w:tc>
+          <w:tcPr>
+            <w:tcW w:w="5000" w:type="dxa"/>
+            <w:shd w:val="clear" w:fill="EFEFEF"/>
+          </w:tcPr>
+          <w:p>
+            <w:r>
+              <w:rPr>
+                <w:b/>
+                <w:sz w:val="19"/>
+              </w:rPr>
+              <w:t xml:space="preserve">Значение</w:t>
+            </w:r>
+          </w:p>
+        </w:tc>
+        <w:tc>
+          <w:tcPr>
+            <w:tcW w:w="3038" w:type="dxa"/>
+            <w:shd w:val="clear" w:fill="EFEFEF"/>
+          </w:tcPr>
+          <w:p>
+            <w:r>
+              <w:rPr>
+                <w:b/>
+                <w:sz w:val="19"/>
+              </w:rPr>
+              <w:t xml:space="preserve">Источник</w:t>
+            </w:r>
+          </w:p>
+        </w:tc>
+      </w:tr>
+      <w:tr>
+        <w:tc>
+          <w:tcPr>
+            <w:tcW w:w="3600" w:type="dxa"/>
+          </w:tcPr>
+          <w:p>
+            <w:r>
+              <w:rPr>
+                <w:sz w:val="19"/>
+              </w:rPr>
+              <w:t xml:space="preserve">Электроэнергия</w:t>
+            </w:r>
+          </w:p>
+        </w:tc>
+        <w:tc>
+          <w:tcPr>
+            <w:tcW w:w="5000" w:type="dxa"/>
+          </w:tcPr>
+          <w:p>
+            <w:r>
+              <w:rPr>
+                <w:sz w:val="19"/>
+              </w:rPr>
+              <w:t xml:space="preserve">Оценочно 100–200 кВт установленной; зарядная 2–3 × 10–20 кВт; АСУ/АИС — I категория</w:t>
+            </w:r>
+          </w:p>
+        </w:tc>
+        <w:tc>
+          <w:tcPr>
+            <w:tcW w:w="3038" w:type="dxa"/>
+          </w:tcPr>
+          <w:p>
+            <w:r>
+              <w:rPr>
+                <w:color w:val="666666"/>
+                <w:sz w:val="18"/>
+              </w:rPr>
+              <w:t xml:space="preserve">оценка БИ; Прил. №3, №5</w:t>
+            </w:r>
+          </w:p>
+        </w:tc>
+      </w:tr>
+      <w:tr>
+        <w:tc>
+          <w:tcPr>
+            <w:tcW w:w="3600" w:type="dxa"/>
+          </w:tcPr>
+          <w:p>
+            <w:r>
+              <w:rPr>
+                <w:sz w:val="19"/>
+              </w:rPr>
+              <w:t xml:space="preserve">Пар/вода</w:t>
+            </w:r>
+          </w:p>
+        </w:tc>
+        <w:tc>
+          <w:tcPr>
+            <w:tcW w:w="5000" w:type="dxa"/>
+          </w:tcPr>
+          <w:p>
+            <w:r>
+              <w:rPr>
+                <w:sz w:val="19"/>
+              </w:rPr>
+              <w:t xml:space="preserve">Технологически не требуются; хозбытовые — минимально</w:t>
+            </w:r>
+          </w:p>
+        </w:tc>
+        <w:tc>
+          <w:tcPr>
+            <w:tcW w:w="3038" w:type="dxa"/>
+          </w:tcPr>
+          <w:p>
+            <w:r>
+              <w:rPr>
+                <w:color w:val="666666"/>
+                <w:sz w:val="18"/>
+              </w:rPr>
+              <w:t xml:space="preserve">решение БИ</w:t>
+            </w:r>
+          </w:p>
+        </w:tc>
+      </w:tr>
+      <w:tr>
+        <w:tc>
+          <w:tcPr>
+            <w:tcW w:w="3600" w:type="dxa"/>
+          </w:tcPr>
+          <w:p>
+            <w:r>
+              <w:rPr>
+                <w:sz w:val="19"/>
+              </w:rPr>
+              <w:t xml:space="preserve">Микроклимат</w:t>
+            </w:r>
+          </w:p>
+        </w:tc>
+        <w:tc>
+          <w:tcPr>
+            <w:tcW w:w="5000" w:type="dxa"/>
+          </w:tcPr>
+          <w:p>
+            <w:r>
+              <w:rPr>
+                <w:sz w:val="19"/>
+              </w:rPr>
+              <w:t xml:space="preserve">Дежурное отопление +5…+10 °C; весовые/операторские +18 °C</w:t>
+            </w:r>
+          </w:p>
+        </w:tc>
+        <w:tc>
+          <w:tcPr>
+            <w:tcW w:w="3038" w:type="dxa"/>
+          </w:tcPr>
+          <w:p>
+            <w:r>
+              <w:rPr>
+                <w:color w:val="666666"/>
+                <w:sz w:val="18"/>
+              </w:rPr>
+              <w:t xml:space="preserve">решение БИ</w:t>
+            </w:r>
+          </w:p>
+        </w:tc>
+      </w:tr>
+      <w:tr>
+        <w:tc>
+          <w:tcPr>
+            <w:tcW w:w="3600" w:type="dxa"/>
+          </w:tcPr>
+          <w:p>
+            <w:r>
+              <w:rPr>
+                <w:sz w:val="19"/>
+              </w:rPr>
+              <w:t xml:space="preserve">Годовое электропотребление</w:t>
+            </w:r>
+          </w:p>
+        </w:tc>
+        <w:tc>
+          <w:tcPr>
+            <w:tcW w:w="5000" w:type="dxa"/>
+          </w:tcPr>
+          <w:p>
+            <w:r>
+              <w:rPr>
+                <w:sz w:val="19"/>
+              </w:rPr>
+              <w:t xml:space="preserve">≈0,7 млн кВт·ч/год (0,08 МВт ср. × 8 760 ч)</w:t>
+            </w:r>
+          </w:p>
+        </w:tc>
+        <w:tc>
+          <w:tcPr>
+            <w:tcW w:w="3038" w:type="dxa"/>
+          </w:tcPr>
+          <w:p>
+            <w:r>
+              <w:rPr>
+                <w:color w:val="666666"/>
+                <w:sz w:val="18"/>
+              </w:rPr>
+              <w:t xml:space="preserve">сводный расчёт нагрузок комплекса (БИ); арифметика БИ</w:t>
+            </w:r>
+          </w:p>
+        </w:tc>
+      </w:tr>
+    </w:tbl>
+    <w:p>
+      <w:r>
+        <w:rPr>
+          <w:b/>
+          <w:sz w:val="19"/>
+        </w:rPr>
+        <w:t xml:space="preserve">Нормативная база: </w:t>
+      </w:r>
+      <w:r>
+        <w:rPr>
+          <w:color w:val="444444"/>
+          <w:sz w:val="19"/>
+        </w:rPr>
+        <w:t xml:space="preserve">Приложение №3 к ТЗ — Сведения по электрооборудованию, однолинейные схемы, ОЛ; СП 52.13330 (актуальная редакция) — Естественное и искусственное освещение — нормы для зон автоматической техники и весовых; ПУЭ (изд. 7) — Электроустановки зарядной станции АКБ (выделение водорода при заряде — вентиляция зарядной)</w:t>
+      </w:r>
+    </w:p>
+    <w:p>
+      <w:r>
+        <w:rPr>
+          <w:b/>
+          <w:color w:val="8A6200"/>
+          <w:sz w:val="19"/>
+        </w:rPr>
+        <w:t xml:space="preserve">— определяется на стадии БИ: </w:t>
+      </w:r>
+      <w:r>
+        <w:rPr>
+          <w:sz w:val="19"/>
+        </w:rPr>
+        <w:t xml:space="preserve">ТУ на подключение электроэнергии — при БИ/ОТР</w:t>
+      </w:r>
+    </w:p>
+    <w:p>
+      <w:r>
+        <w:rPr>
+          <w:b/>
+          <w:color w:val="8A6200"/>
+          <w:sz w:val="19"/>
+        </w:rPr>
+        <w:t xml:space="preserve">— определяется на стадии БИ: </w:t>
+      </w:r>
+      <w:r>
+        <w:rPr>
+          <w:sz w:val="19"/>
+        </w:rPr>
+        <w:t xml:space="preserve">Точная установленная мощность — по спецификации после ТКП</w:t>
+      </w:r>
+    </w:p>
+    <w:p>
+      <w:pPr>
+        <w:pStyle w:val="Heading2"/>
+      </w:pPr>
+      <w:r>
+        <w:rPr>
+          <w:b/>
+          <w:sz w:val="26"/>
+        </w:rPr>
+        <w:t xml:space="preserve">Предварительные данные по подключению к сетям</w:t>
+      </w:r>
+    </w:p>
+    <w:p>
+      <w:r>
+        <w:rPr>
+          <w:sz w:val="20"/>
+        </w:rPr>
+        <w:t xml:space="preserve">Состав — по ТЗ v4.1 (ПЗ Лота №4: «Предварительные данные по подключении к сетям водо-, энерго-, воздухоснабжения»). Точки подключения зависят от варианта размещения (базис v4.1 — новый склад в комплексе нового строительства; генплан — исходные данные Заказчика) и фиксируются при выдаче задания на корпус.</w:t>
+      </w:r>
+    </w:p>
+    <w:p>
+      <w:r>
+        <w:rPr>
+          <w:sz w:val="20"/>
+        </w:rPr>
+        <w:t xml:space="preserve">ЭЛЕКТРОСНАБЖЕНИЕ: питание 0,4 кВ от КТП нового корпуса склада (сценарий А — от существующих ТП ЦЭМ, резерв мощности — по обследованию); установленная мощность СГП оценочно 100–200 кВт, средняя нагрузка ≈0,08 МВт, годовое потребление ≈0,7 млн кВт·ч (0,08 МВт × 8 760 ч); категории надёжности: I — АСУ/АИС/СПТ (через ИБП: АСУ ≥10 мин, АИС ≥20 мин двойного преобразования, АВР, SNMP), II — конвейер приёмки и весовое хозяйство, III — прочее (уточняется расчётом нагрузок по Прил. №3). Порядок: расчёт нагрузок для запроса ТУ выдаёт БИ; запрос и получение ТУ — зона Заказчика (позиция БИ — не держать график БИ на сроках сетевой организации).</w:t>
+      </w:r>
+    </w:p>
+    <w:p>
+      <w:r>
+        <w:rPr>
+          <w:sz w:val="20"/>
+        </w:rPr>
+        <w:t xml:space="preserve">ВОДОСНАБЖЕНИЕ/ВОДООТВЕДЕНИЕ: технологическая вода не требуется; хозпитьевое водоснабжение и бытовая канализация — только для бытовых/операторских помещений (расход — по штатной численности, определяется на стадии БИ); производственных стоков нет; дождевой сток автофронта — в ливневую сеть площадки (раздел генпроектировщика).</w:t>
+      </w:r>
+    </w:p>
+    <w:p>
+      <w:r>
+        <w:rPr>
+          <w:sz w:val="20"/>
+        </w:rPr>
+        <w:t xml:space="preserve">СЖАТЫЙ ВОЗДУХ: магистральный воздух в СГП не заводится; при пневмоинструменте обвязки/аппликаторах — локальный компрессор в комплекте оборудования (уточняется комплектацией).</w:t>
+      </w:r>
+    </w:p>
+    <w:p>
+      <w:r>
+        <w:rPr>
+          <w:sz w:val="20"/>
+        </w:rPr>
+        <w:t xml:space="preserve">ТЕПЛОСНАБЖЕНИЕ: подключение к тепловой сети корпуса; режимы +5…+10 °C (зона хранения, дежурное) и +18 °C (весовые/операторские); тепловая нагрузка отопления и вентиляции — расчёт генпроектировщика по строительному объёму ~32 тыс. м³.</w:t>
+      </w:r>
+    </w:p>
+    <w:p>
+      <w:r>
+        <w:rPr>
+          <w:sz w:val="20"/>
+        </w:rPr>
+        <w:t xml:space="preserve">СВЯЗЬ/ИТ: ЛВС Industrial Ethernet (IEEE 802.3/802.11); линии до серверов сбора ХТД PIMS — в объёме проекта, точка подключения — активное сетевое оборудование в помещении серверов PIMS (согласуется с Заказчиком); резервирование каналов GSM-модулями; Wi-Fi точка доступа — в каждом весовом шкафу (Прил. №5).</w:t>
+      </w:r>
+    </w:p>
+    <w:tbl>
+      <w:tblPr>
+        <w:tblW w:w="11638" w:type="dxa"/>
+        <w:tblBorders>
+          <w:top w:val="single" w:sz="4" w:color="C9C9C9"/>
+          <w:left w:val="single" w:sz="4" w:color="C9C9C9"/>
+          <w:bottom w:val="single" w:sz="4" w:color="C9C9C9"/>
+          <w:right w:val="single" w:sz="4" w:color="C9C9C9"/>
+          <w:insideH w:val="single" w:sz="4" w:color="C9C9C9"/>
+          <w:insideV w:val="single" w:sz="4" w:color="C9C9C9"/>
+        </w:tblBorders>
+        <w:tblLayout w:type="fixed"/>
+      </w:tblPr>
+      <w:tblGrid>
+        <w:gridCol w:w="3600"/>
+        <w:gridCol w:w="5000"/>
+        <w:gridCol w:w="3038"/>
+      </w:tblGrid>
+      <w:tr>
+        <w:tc>
+          <w:tcPr>
+            <w:tcW w:w="3600" w:type="dxa"/>
+            <w:shd w:val="clear" w:fill="EFEFEF"/>
+          </w:tcPr>
+          <w:p>
+            <w:r>
+              <w:rPr>
+                <w:b/>
+                <w:sz w:val="19"/>
+              </w:rPr>
+              <w:t xml:space="preserve">Параметр</w:t>
+            </w:r>
+          </w:p>
+        </w:tc>
+        <w:tc>
+          <w:tcPr>
+            <w:tcW w:w="5000" w:type="dxa"/>
+            <w:shd w:val="clear" w:fill="EFEFEF"/>
+          </w:tcPr>
+          <w:p>
+            <w:r>
+              <w:rPr>
+                <w:b/>
+                <w:sz w:val="19"/>
+              </w:rPr>
+              <w:t xml:space="preserve">Значение</w:t>
+            </w:r>
+          </w:p>
+        </w:tc>
+        <w:tc>
+          <w:tcPr>
+            <w:tcW w:w="3038" w:type="dxa"/>
+            <w:shd w:val="clear" w:fill="EFEFEF"/>
+          </w:tcPr>
+          <w:p>
+            <w:r>
+              <w:rPr>
+                <w:b/>
+                <w:sz w:val="19"/>
+              </w:rPr>
+              <w:t xml:space="preserve">Источник</w:t>
+            </w:r>
+          </w:p>
+        </w:tc>
+      </w:tr>
+      <w:tr>
+        <w:tc>
+          <w:tcPr>
+            <w:tcW w:w="3600" w:type="dxa"/>
+          </w:tcPr>
+          <w:p>
+            <w:r>
+              <w:rPr>
+                <w:sz w:val="19"/>
+              </w:rPr>
+              <w:t xml:space="preserve">Электроэнергия</w:t>
+            </w:r>
+          </w:p>
+        </w:tc>
+        <w:tc>
+          <w:tcPr>
+            <w:tcW w:w="5000" w:type="dxa"/>
+          </w:tcPr>
+          <w:p>
+            <w:r>
+              <w:rPr>
+                <w:sz w:val="19"/>
+              </w:rPr>
+              <w:t xml:space="preserve">0,4 кВ от КТП корпуса; 100–200 кВт устан.; ср. 0,08 МВт; ≈0,7 млн кВт·ч/год</w:t>
+            </w:r>
+          </w:p>
+        </w:tc>
+        <w:tc>
+          <w:tcPr>
+            <w:tcW w:w="3038" w:type="dxa"/>
+          </w:tcPr>
+          <w:p>
+            <w:r>
+              <w:rPr>
+                <w:color w:val="666666"/>
+                <w:sz w:val="18"/>
+              </w:rPr>
+              <w:t xml:space="preserve">оценка БИ; сводный расчёт нагрузок комплекса</w:t>
+            </w:r>
+          </w:p>
+        </w:tc>
+      </w:tr>
+      <w:tr>
+        <w:tc>
+          <w:tcPr>
+            <w:tcW w:w="3600" w:type="dxa"/>
+          </w:tcPr>
+          <w:p>
+            <w:r>
+              <w:rPr>
+                <w:sz w:val="19"/>
+              </w:rPr>
+              <w:t xml:space="preserve">Вода/стоки</w:t>
+            </w:r>
+          </w:p>
+        </w:tc>
+        <w:tc>
+          <w:tcPr>
+            <w:tcW w:w="5000" w:type="dxa"/>
+          </w:tcPr>
+          <w:p>
+            <w:r>
+              <w:rPr>
+                <w:sz w:val="19"/>
+              </w:rPr>
+              <w:t xml:space="preserve">Только хозбытовые (по штатной численности); производственных стоков нет</w:t>
+            </w:r>
+          </w:p>
+        </w:tc>
+        <w:tc>
+          <w:tcPr>
+            <w:tcW w:w="3038" w:type="dxa"/>
+          </w:tcPr>
+          <w:p>
+            <w:r>
+              <w:rPr>
+                <w:color w:val="666666"/>
+                <w:sz w:val="18"/>
+              </w:rPr>
+              <w:t xml:space="preserve">решение БИ</w:t>
+            </w:r>
+          </w:p>
+        </w:tc>
+      </w:tr>
+      <w:tr>
+        <w:tc>
+          <w:tcPr>
+            <w:tcW w:w="3600" w:type="dxa"/>
+          </w:tcPr>
+          <w:p>
+            <w:r>
+              <w:rPr>
+                <w:sz w:val="19"/>
+              </w:rPr>
+              <w:t xml:space="preserve">Сжатый воздух</w:t>
+            </w:r>
+          </w:p>
+        </w:tc>
+        <w:tc>
+          <w:tcPr>
+            <w:tcW w:w="5000" w:type="dxa"/>
+          </w:tcPr>
+          <w:p>
+            <w:r>
+              <w:rPr>
+                <w:sz w:val="19"/>
+              </w:rPr>
+              <w:t xml:space="preserve">Магистральный не заводится; локальный компрессор при пневмоинструменте</w:t>
+            </w:r>
+          </w:p>
+        </w:tc>
+        <w:tc>
+          <w:tcPr>
+            <w:tcW w:w="3038" w:type="dxa"/>
+          </w:tcPr>
+          <w:p>
+            <w:r>
+              <w:rPr>
+                <w:color w:val="666666"/>
+                <w:sz w:val="18"/>
+              </w:rPr>
+              <w:t xml:space="preserve">решение БИ</w:t>
+            </w:r>
+          </w:p>
+        </w:tc>
+      </w:tr>
+      <w:tr>
+        <w:tc>
+          <w:tcPr>
+            <w:tcW w:w="3600" w:type="dxa"/>
+          </w:tcPr>
+          <w:p>
+            <w:r>
+              <w:rPr>
+                <w:sz w:val="19"/>
+              </w:rPr>
+              <w:t xml:space="preserve">Тепло</w:t>
+            </w:r>
+          </w:p>
+        </w:tc>
+        <w:tc>
+          <w:tcPr>
+            <w:tcW w:w="5000" w:type="dxa"/>
+          </w:tcPr>
+          <w:p>
+            <w:r>
+              <w:rPr>
+                <w:sz w:val="19"/>
+              </w:rPr>
+              <w:t xml:space="preserve">От теплосети корпуса; нагрузка — расчёт генпроектировщика на объём ~32 тыс. м³</w:t>
+            </w:r>
+          </w:p>
+        </w:tc>
+        <w:tc>
+          <w:tcPr>
+            <w:tcW w:w="3038" w:type="dxa"/>
+          </w:tcPr>
+          <w:p>
+            <w:r>
+              <w:rPr>
+                <w:color w:val="666666"/>
+                <w:sz w:val="18"/>
+              </w:rPr>
+              <w:t xml:space="preserve">решение БИ; расчёт БИ (объём склада)</w:t>
+            </w:r>
+          </w:p>
+        </w:tc>
+      </w:tr>
+      <w:tr>
+        <w:tc>
+          <w:tcPr>
+            <w:tcW w:w="3600" w:type="dxa"/>
+          </w:tcPr>
+          <w:p>
+            <w:r>
+              <w:rPr>
+                <w:sz w:val="19"/>
+              </w:rPr>
+              <w:t xml:space="preserve">ИТ/связь</w:t>
+            </w:r>
+          </w:p>
+        </w:tc>
+        <w:tc>
+          <w:tcPr>
+            <w:tcW w:w="5000" w:type="dxa"/>
+          </w:tcPr>
+          <w:p>
+            <w:r>
+              <w:rPr>
+                <w:sz w:val="19"/>
+              </w:rPr>
+              <w:t xml:space="preserve">Оптика/витая пара до серверов PIMS, Wi-Fi в шкафах, GSM-резерв</w:t>
+            </w:r>
+          </w:p>
+        </w:tc>
+        <w:tc>
+          <w:tcPr>
+            <w:tcW w:w="3038" w:type="dxa"/>
+          </w:tcPr>
+          <w:p>
+            <w:r>
+              <w:rPr>
+                <w:color w:val="666666"/>
+                <w:sz w:val="18"/>
+              </w:rPr>
+              <w:t xml:space="preserve">Прил. №5</w:t>
+            </w:r>
+          </w:p>
+        </w:tc>
+      </w:tr>
+    </w:tbl>
+    <w:p>
+      <w:r>
+        <w:rPr>
+          <w:b/>
+          <w:sz w:val="19"/>
+        </w:rPr>
+        <w:t xml:space="preserve">Нормативная база: </w:t>
+      </w:r>
+      <w:r>
+        <w:rPr>
+          <w:color w:val="444444"/>
+          <w:sz w:val="19"/>
+        </w:rPr>
+        <w:t xml:space="preserve">Приложение №3 к ТЗ — Расчёт электрических нагрузок для запроса ТУ; точки подключения — по ТУ сетевой организации; СП 30.13330 (актуальная редакция) — Внутренний водопровод и канализация — хозбытовые сети бытовых помещений</w:t>
+      </w:r>
+    </w:p>
+    <w:p>
+      <w:r>
+        <w:rPr>
+          <w:b/>
+          <w:color w:val="8A6200"/>
+          <w:sz w:val="19"/>
+        </w:rPr>
+        <w:t xml:space="preserve">— определяется на стадии БИ: </w:t>
+      </w:r>
+      <w:r>
+        <w:rPr>
+          <w:sz w:val="19"/>
+        </w:rPr>
+        <w:t xml:space="preserve">Вариант размещения (генплан) и точки подключения сетей — исходные данные Заказчика (запрошены)</w:t>
+      </w:r>
+    </w:p>
+    <w:p>
+      <w:r>
+        <w:rPr>
+          <w:b/>
+          <w:color w:val="8A6200"/>
+          <w:sz w:val="19"/>
+        </w:rPr>
+        <w:t xml:space="preserve">— определяется на стадии БИ: </w:t>
+      </w:r>
+      <w:r>
+        <w:rPr>
+          <w:sz w:val="19"/>
+        </w:rPr>
+        <w:t xml:space="preserve">Резерв мощности ТП ЦЭМ для сценария А — обследование</w:t>
+      </w:r>
+    </w:p>
+    <w:p>
+      <w:r>
+        <w:rPr>
+          <w:b/>
+          <w:color w:val="8A6200"/>
+          <w:sz w:val="19"/>
+        </w:rPr>
+        <w:t xml:space="preserve">— определяется на стадии БИ: </w:t>
+      </w:r>
+      <w:r>
+        <w:rPr>
+          <w:sz w:val="19"/>
+        </w:rPr>
+        <w:t xml:space="preserve">Штатная численность персонала контроля СГП → расходы хозбытовой воды — определяется на стадии БИ</w:t>
+      </w:r>
+    </w:p>
+    <w:p>
+      <w:pPr>
+        <w:pStyle w:val="Heading2"/>
+      </w:pPr>
+      <w:r>
+        <w:rPr>
+          <w:b/>
+          <w:sz w:val="26"/>
+        </w:rPr>
+        <w:t xml:space="preserve">Сведения по электрооборудованию (Приложение №3)</w:t>
+      </w:r>
+    </w:p>
+    <w:p>
+      <w:r>
+        <w:rPr>
+          <w:sz w:val="20"/>
+        </w:rPr>
+        <w:t xml:space="preserve">По ТЗ v4.1 для Лота №4: «Сведения по электрооборудованию по Приложению №3 (объем сведений уточняется с учетом согласованных границ проектирования)» — Прил. №3 само объявляет объём договорным, состав на стадии БИ фиксируется протоколом. Предлагаемый объём (уровень FEED):</w:t>
+      </w:r>
+    </w:p>
+    <w:p>
+      <w:r>
+        <w:rPr>
+          <w:sz w:val="20"/>
+        </w:rPr>
+        <w:t xml:space="preserve">1) РАСЧЁТ ЭЛЕКТРИЧЕСКИХ НАГРУЗОК: сводная таблица электроприёмников СГП (конвейер приёмки, весовое оборудование, упаковка/маркировка, зарядная станция 2–3 × 10–20 кВт, АСУ/АИС/СПТ, освещение, электрообогрев весовых приямков); установленная/расчётная мощность (оценочно 100–200 кВт установленной), категории надёжности по ПУЭ (I — АСУ/АИС через ИБП; II — приёмный тракт и весовое; III — прочее), итог — для сводного запроса ТУ комплекса. Приводов единичной мощностью ≥100 кВт в лоте нет — каталожные пусковые характеристики отдельно не приводятся.</w:t>
+      </w:r>
+    </w:p>
+    <w:p>
+      <w:r>
+        <w:rPr>
+          <w:sz w:val="20"/>
+        </w:rPr>
+        <w:t xml:space="preserve">2) ОДНОЛИНЕЙНАЯ СХЕМА 0,4 кВ: ввод от КТП корпуса, АВР для потребителей I категории, щит СГП (ВРУ), фидеры технологических групп, ИБП АСУ (≥10 мин) и АИС (≥20 мин) с байпасом и SNMP-платами; предварительный выбор сечений основных питающих кабелей.</w:t>
+      </w:r>
+    </w:p>
+    <w:p>
+      <w:r>
+        <w:rPr>
+          <w:sz w:val="20"/>
+        </w:rPr>
+        <w:t xml:space="preserve">3) ЗАЗЕМЛЕНИЕ И МОЛНИЕЗАЩИТА: мероприятия и тип системы заземления — концептуально; выбор типа заземлителя — детальный этап по данным изысканий; молниезащита нового корпуса — раздел генпроектировщика; в БИ — требования к заземлению весового оборудования и шкафов (шкафы IP65/IP55 на цоколе — Прил. №5).</w:t>
+      </w:r>
+    </w:p>
+    <w:p>
+      <w:r>
+        <w:rPr>
+          <w:sz w:val="20"/>
+        </w:rPr>
+        <w:t xml:space="preserve">4) ОСВЕЩЕНИЕ: требования к рабочему/аварийному освещению зоны автоматической техники и весовых по СП 52.13330; для машинного зрения и сканеров — стабильная освещённость без пульсаций (параметры — по ТКП систем позиционирования); светотехнический расчёт и выбор светильников — РД.</w:t>
+      </w:r>
+    </w:p>
+    <w:p>
+      <w:r>
+        <w:rPr>
+          <w:sz w:val="20"/>
+        </w:rPr>
+        <w:t xml:space="preserve">5) ТОКИ КЗ: расчёт в объёме, необходимом для предварительного выбора аппаратов 0,4 кВ.</w:t>
+      </w:r>
+    </w:p>
+    <w:p>
+      <w:r>
+        <w:rPr>
+          <w:sz w:val="20"/>
+        </w:rPr>
+        <w:t xml:space="preserve">6) ВЗРЫВООПАСНЫЕ ЗОНЫ: технологический процесс зон не образует (медь негорюча, категория ожидаемо Д); зарядная при Li-ion АКБ — без водородовыделения, класс взрывоопасной зоны не назначается (подтверждается расчётом категории помещения); при замене типа АКБ на свинцово-кислотные — зоны и вентиляция зарядной по ПУЭ.</w:t>
+      </w:r>
+    </w:p>
+    <w:p>
+      <w:r>
+        <w:rPr>
+          <w:sz w:val="20"/>
+        </w:rPr>
+        <w:t xml:space="preserve">7) ГРАНИЦА С РД: кабельные журналы, планы прокладки, светотехнический расчёт, спецификации материалов — рабочая документация (в объём БИ не входят, по границе ПД/РД ГОСТ Р 21.101). Опросные листы — на основное электрооборудование (щит СГП, ИБП, КТП при вхождении в лот).</w:t>
+      </w:r>
+    </w:p>
+    <w:tbl>
+      <w:tblPr>
+        <w:tblW w:w="11638" w:type="dxa"/>
+        <w:tblBorders>
+          <w:top w:val="single" w:sz="4" w:color="C9C9C9"/>
+          <w:left w:val="single" w:sz="4" w:color="C9C9C9"/>
+          <w:bottom w:val="single" w:sz="4" w:color="C9C9C9"/>
+          <w:right w:val="single" w:sz="4" w:color="C9C9C9"/>
+          <w:insideH w:val="single" w:sz="4" w:color="C9C9C9"/>
+          <w:insideV w:val="single" w:sz="4" w:color="C9C9C9"/>
+        </w:tblBorders>
+        <w:tblLayout w:type="fixed"/>
+      </w:tblPr>
+      <w:tblGrid>
+        <w:gridCol w:w="3600"/>
+        <w:gridCol w:w="5000"/>
+        <w:gridCol w:w="3038"/>
+      </w:tblGrid>
+      <w:tr>
+        <w:tc>
+          <w:tcPr>
+            <w:tcW w:w="3600" w:type="dxa"/>
+            <w:shd w:val="clear" w:fill="EFEFEF"/>
+          </w:tcPr>
+          <w:p>
+            <w:r>
+              <w:rPr>
+                <w:b/>
+                <w:sz w:val="19"/>
+              </w:rPr>
+              <w:t xml:space="preserve">Параметр</w:t>
+            </w:r>
+          </w:p>
+        </w:tc>
+        <w:tc>
+          <w:tcPr>
+            <w:tcW w:w="5000" w:type="dxa"/>
+            <w:shd w:val="clear" w:fill="EFEFEF"/>
+          </w:tcPr>
+          <w:p>
+            <w:r>
+              <w:rPr>
+                <w:b/>
+                <w:sz w:val="19"/>
+              </w:rPr>
+              <w:t xml:space="preserve">Значение</w:t>
+            </w:r>
+          </w:p>
+        </w:tc>
+        <w:tc>
+          <w:tcPr>
+            <w:tcW w:w="3038" w:type="dxa"/>
+            <w:shd w:val="clear" w:fill="EFEFEF"/>
+          </w:tcPr>
+          <w:p>
+            <w:r>
+              <w:rPr>
+                <w:b/>
+                <w:sz w:val="19"/>
+              </w:rPr>
+              <w:t xml:space="preserve">Источник</w:t>
+            </w:r>
+          </w:p>
+        </w:tc>
+      </w:tr>
+      <w:tr>
+        <w:tc>
+          <w:tcPr>
+            <w:tcW w:w="3600" w:type="dxa"/>
+          </w:tcPr>
+          <w:p>
+            <w:r>
+              <w:rPr>
+                <w:sz w:val="19"/>
+              </w:rPr>
+              <w:t xml:space="preserve">Установленная мощность</w:t>
+            </w:r>
+          </w:p>
+        </w:tc>
+        <w:tc>
+          <w:tcPr>
+            <w:tcW w:w="5000" w:type="dxa"/>
+          </w:tcPr>
+          <w:p>
+            <w:r>
+              <w:rPr>
+                <w:sz w:val="19"/>
+              </w:rPr>
+              <w:t xml:space="preserve">100–200 кВт (уточнение по спецификации после ТКП)</w:t>
+            </w:r>
+          </w:p>
+        </w:tc>
+        <w:tc>
+          <w:tcPr>
+            <w:tcW w:w="3038" w:type="dxa"/>
+          </w:tcPr>
+          <w:p>
+            <w:r>
+              <w:rPr>
+                <w:color w:val="666666"/>
+                <w:sz w:val="18"/>
+              </w:rPr>
+              <w:t xml:space="preserve">оценка БИ; Прил. №3</w:t>
+            </w:r>
+          </w:p>
+        </w:tc>
+      </w:tr>
+      <w:tr>
+        <w:tc>
+          <w:tcPr>
+            <w:tcW w:w="3600" w:type="dxa"/>
+          </w:tcPr>
+          <w:p>
+            <w:r>
+              <w:rPr>
+                <w:sz w:val="19"/>
+              </w:rPr>
+              <w:t xml:space="preserve">Категории по ПУЭ</w:t>
+            </w:r>
+          </w:p>
+        </w:tc>
+        <w:tc>
+          <w:tcPr>
+            <w:tcW w:w="5000" w:type="dxa"/>
+          </w:tcPr>
+          <w:p>
+            <w:r>
+              <w:rPr>
+                <w:sz w:val="19"/>
+              </w:rPr>
+              <w:t xml:space="preserve">I — АСУ/АИС/СПТ (ИБП ≥10/≥20 мин, АВР); II — приёмный тракт, весовое; III — прочее</w:t>
+            </w:r>
+          </w:p>
+        </w:tc>
+        <w:tc>
+          <w:tcPr>
+            <w:tcW w:w="3038" w:type="dxa"/>
+          </w:tcPr>
+          <w:p>
+            <w:r>
+              <w:rPr>
+                <w:color w:val="666666"/>
+                <w:sz w:val="18"/>
+              </w:rPr>
+              <w:t xml:space="preserve">Прил. №3, №5; решение БИ</w:t>
+            </w:r>
+          </w:p>
+        </w:tc>
+      </w:tr>
+      <w:tr>
+        <w:tc>
+          <w:tcPr>
+            <w:tcW w:w="3600" w:type="dxa"/>
+          </w:tcPr>
+          <w:p>
+            <w:r>
+              <w:rPr>
+                <w:sz w:val="19"/>
+              </w:rPr>
+              <w:t xml:space="preserve">Крупные приводы</w:t>
+            </w:r>
+          </w:p>
+        </w:tc>
+        <w:tc>
+          <w:tcPr>
+            <w:tcW w:w="5000" w:type="dxa"/>
+          </w:tcPr>
+          <w:p>
+            <w:r>
+              <w:rPr>
+                <w:sz w:val="19"/>
+              </w:rPr>
+              <w:t xml:space="preserve">Приводов ≥100 кВт нет — пусковые характеристики отдельно не нормируются</w:t>
+            </w:r>
+          </w:p>
+        </w:tc>
+        <w:tc>
+          <w:tcPr>
+            <w:tcW w:w="3038" w:type="dxa"/>
+          </w:tcPr>
+          <w:p>
+            <w:r>
+              <w:rPr>
+                <w:color w:val="666666"/>
+                <w:sz w:val="18"/>
+              </w:rPr>
+              <w:t xml:space="preserve">оценка БИ (перечень оборудования)</w:t>
+            </w:r>
+          </w:p>
+        </w:tc>
+      </w:tr>
+      <w:tr>
+        <w:tc>
+          <w:tcPr>
+            <w:tcW w:w="3600" w:type="dxa"/>
+          </w:tcPr>
+          <w:p>
+            <w:r>
+              <w:rPr>
+                <w:sz w:val="19"/>
+              </w:rPr>
+              <w:t xml:space="preserve">Ex-зоны</w:t>
+            </w:r>
+          </w:p>
+        </w:tc>
+        <w:tc>
+          <w:tcPr>
+            <w:tcW w:w="5000" w:type="dxa"/>
+          </w:tcPr>
+          <w:p>
+            <w:r>
+              <w:rPr>
+                <w:sz w:val="19"/>
+              </w:rPr>
+              <w:t xml:space="preserve">Не образуются (Li-ion зарядная, негорючий груз) — подтверждается расчётом категории</w:t>
+            </w:r>
+          </w:p>
+        </w:tc>
+        <w:tc>
+          <w:tcPr>
+            <w:tcW w:w="3038" w:type="dxa"/>
+          </w:tcPr>
+          <w:p>
+            <w:r>
+              <w:rPr>
+                <w:color w:val="666666"/>
+                <w:sz w:val="18"/>
+              </w:rPr>
+              <w:t xml:space="preserve">решение БИ</w:t>
+            </w:r>
+          </w:p>
+        </w:tc>
+      </w:tr>
+    </w:tbl>
+    <w:p>
+      <w:r>
+        <w:rPr>
+          <w:b/>
+          <w:sz w:val="19"/>
+        </w:rPr>
+        <w:t xml:space="preserve">Нормативная база: </w:t>
+      </w:r>
+      <w:r>
+        <w:rPr>
+          <w:color w:val="444444"/>
+          <w:sz w:val="19"/>
+        </w:rPr>
+        <w:t xml:space="preserve">ПУЭ (изд. 7) — Категории надёжности электроснабжения; электроустановки зарядной (при свинцово-кислотных АКБ); СП 52.13330 (актуальная редакция) — Освещение зоны автоматической техники и весовых; ГОСТ Р 21.101-2020 — Граница состава БИ/РД: спецификации материалов и кабельные журналы — рабочая документация</w:t>
+      </w:r>
+    </w:p>
+    <w:p>
+      <w:r>
+        <w:rPr>
+          <w:b/>
+          <w:color w:val="8A6200"/>
+          <w:sz w:val="19"/>
+        </w:rPr>
+        <w:t xml:space="preserve">— определяется на стадии БИ: </w:t>
+      </w:r>
+      <w:r>
+        <w:rPr>
+          <w:sz w:val="19"/>
+        </w:rPr>
+        <w:t xml:space="preserve">Протокол применимых на БИ пунктов Прил. №3 (объём электро-раздела) — согласовать с Заказчиком до договора</w:t>
+      </w:r>
+    </w:p>
+    <w:p>
+      <w:r>
+        <w:rPr>
+          <w:b/>
+          <w:color w:val="8A6200"/>
+          <w:sz w:val="19"/>
+        </w:rPr>
+        <w:t xml:space="preserve">— определяется на стадии БИ: </w:t>
+      </w:r>
+      <w:r>
+        <w:rPr>
+          <w:sz w:val="19"/>
+        </w:rPr>
+        <w:t xml:space="preserve">Тип тяговых АКБ штабелёров (базово Li-ion) — подтвердить по ТКП: определяет исполнение зарядной и вентиляцию</w:t>
+      </w:r>
+    </w:p>
+    <w:p>
+      <w:pPr>
+        <w:pStyle w:val="Heading2"/>
+      </w:pPr>
+      <w:r>
+        <w:rPr>
+          <w:b/>
+          <w:sz w:val="26"/>
+        </w:rPr>
+        <w:t xml:space="preserve">Межлотовые интерфейсы и исходные требования смежным разделам</w:t>
+      </w:r>
+    </w:p>
+    <w:p>
+      <w:r>
+        <w:rPr>
+          <w:sz w:val="20"/>
+        </w:rPr>
+        <w:t xml:space="preserve">1) ЛОТ №3 (электроэкстракция / КСМ) — главный интерфейс лота. По ТЗ v4.1 граница Лота №3 по продукту «Пакеты медных катодов» — «передаточные ворота из отделения электроэкстракции меди на СГП», то есть совпадает с входной границей Лота №4 — стыковка без разрыва. В объём Лота №3 входит «автоматизированная транспортировка пакетов катодной меди в помещение склада готовой продукции» — транспортный конвейер до СГП поставляется по Лоту №3; приёмная позиция и далее — Лот №4 (физический стык — в створе передаточных ворот, ответственность сторон фиксируется интерфейсным протоколом). Интерфейсные данные от Лота №3: конфигурация «перфорации» (профилирования) опорных листов — по ТЗ «должна быть увязана с выбранными грузозахватными механизмами, закладываемыми для работы на СГП» (встречное согласование: СГП выбирает захваты → КСМ профилирует листы); привязка и отметка выдающего конвейера КСМ; темп выдачи по графику выгрузки ванн (пик приёмки до 7 пакетов/ч — расчёт БИ); атрибуты пакета из ИС КСМ (№, масса, партия/плавка) и стандартизированная сопроводительная документация (ТЗ, требования к КСМ).</w:t>
+      </w:r>
+    </w:p>
+    <w:p>
+      <w:r>
+        <w:rPr>
+          <w:sz w:val="20"/>
+        </w:rPr>
+        <w:t xml:space="preserve">РАЗГРАНИЧЕНИЕ ОПЕРАЦИЙ (вопрос Заказчику): по ТЗ Лота №3 комплекс формирования пакетов КСМ уже включает «автоматический пробоотбор, весовой контроль, маркировку, увязку»; ТЗ Лота №4 одновременно требует от АСУ СГП автоматическое взвешивание и «отбор части катодов на сверловку». Принято в БИ до решения Заказчика: первичные операции — на КСМ (Лот №3); на СГП — входной допусковый контроль массы (2500 ± 50 кг), дотяжка увязки, партийная маркировка и дублирующий пробоотбор по заданию АСУ; матрица разграничения — в интерфейсный протокол Лот №3 ↔ Лот №4.</w:t>
+      </w:r>
+    </w:p>
+    <w:p>
+      <w:r>
+        <w:rPr>
+          <w:sz w:val="20"/>
+        </w:rPr>
+        <w:t xml:space="preserve">2) СМЕЖНЫЕ РАЗДЕЛЫ ПД (исходные требования генпроектировщику — задание на новый корпус склада ~32 тыс. м³): полезные нагрузки на полы 49,1 кПа (2 яруса; расчётная 58,9) / 73,6 кПа (3 яруса; расчётная 88,3), колёсные 3,5–4,5 тс; электропотребность 100–200 кВт (I категория для АСУ/АИС); микроклимат +5…+10 °C (зона хранения) и +18 °C (весовые/операторские); категория помещений по пожарной опасности — ожидаемо Д (подтвердить расчётом); ж/д фронт 4–6 вагонов (60–90 м) и автофронт 2 поста с весовыми зонами; бытовые помещения — по СП 44.13330; трассы связи до серверов PIMS. Выдача — комплектом «задание на корпус» на этапе компоновок (поэтапная выдача БИ).</w:t>
+      </w:r>
+    </w:p>
+    <w:p>
+      <w:r>
+        <w:rPr>
+          <w:sz w:val="20"/>
+        </w:rPr>
+        <w:t xml:space="preserve">3) АСУ-ИНТЕГРАЦИИ: ИС КСМ (Лот №3), АИС весоизмерения, ХТД PIMS, СКУД, единая диспетчерская (ТЗ п. 2.10) — состав и протоколы см. разделы «АСУ» и «АИС».</w:t>
+      </w:r>
+    </w:p>
+    <w:p>
+      <w:r>
+        <w:rPr>
+          <w:sz w:val="20"/>
+        </w:rPr>
+        <w:t xml:space="preserve">4) СБЫТОВОЙ БЛОК: род подвижного состава, размер и периодичность партий (маршруты/судовые), требования клеймения и этикеток ЛБМ, график вывоза — исходные данные для калибровки буфера (раздел «Ёмкость»), выбора варианта ж/д погрузки и НПВ весов.</w:t>
+      </w:r>
+    </w:p>
+    <w:tbl>
+      <w:tblPr>
+        <w:tblW w:w="11638" w:type="dxa"/>
+        <w:tblBorders>
+          <w:top w:val="single" w:sz="4" w:color="C9C9C9"/>
+          <w:left w:val="single" w:sz="4" w:color="C9C9C9"/>
+          <w:bottom w:val="single" w:sz="4" w:color="C9C9C9"/>
+          <w:right w:val="single" w:sz="4" w:color="C9C9C9"/>
+          <w:insideH w:val="single" w:sz="4" w:color="C9C9C9"/>
+          <w:insideV w:val="single" w:sz="4" w:color="C9C9C9"/>
+        </w:tblBorders>
+        <w:tblLayout w:type="fixed"/>
+      </w:tblPr>
+      <w:tblGrid>
+        <w:gridCol w:w="3600"/>
+        <w:gridCol w:w="5000"/>
+        <w:gridCol w:w="3038"/>
+      </w:tblGrid>
+      <w:tr>
+        <w:tc>
+          <w:tcPr>
+            <w:tcW w:w="3600" w:type="dxa"/>
+            <w:shd w:val="clear" w:fill="EFEFEF"/>
+          </w:tcPr>
+          <w:p>
+            <w:r>
+              <w:rPr>
+                <w:b/>
+                <w:sz w:val="19"/>
+              </w:rPr>
+              <w:t xml:space="preserve">Параметр</w:t>
+            </w:r>
+          </w:p>
+        </w:tc>
+        <w:tc>
+          <w:tcPr>
+            <w:tcW w:w="5000" w:type="dxa"/>
+            <w:shd w:val="clear" w:fill="EFEFEF"/>
+          </w:tcPr>
+          <w:p>
+            <w:r>
+              <w:rPr>
+                <w:b/>
+                <w:sz w:val="19"/>
+              </w:rPr>
+              <w:t xml:space="preserve">Значение</w:t>
+            </w:r>
+          </w:p>
+        </w:tc>
+        <w:tc>
+          <w:tcPr>
+            <w:tcW w:w="3038" w:type="dxa"/>
+            <w:shd w:val="clear" w:fill="EFEFEF"/>
+          </w:tcPr>
+          <w:p>
+            <w:r>
+              <w:rPr>
+                <w:b/>
+                <w:sz w:val="19"/>
+              </w:rPr>
+              <w:t xml:space="preserve">Источник</w:t>
+            </w:r>
+          </w:p>
+        </w:tc>
+      </w:tr>
+      <w:tr>
+        <w:tc>
+          <w:tcPr>
+            <w:tcW w:w="3600" w:type="dxa"/>
+          </w:tcPr>
+          <w:p>
+            <w:r>
+              <w:rPr>
+                <w:sz w:val="19"/>
+              </w:rPr>
+              <w:t xml:space="preserve">Граница Лот №3/№4</w:t>
+            </w:r>
+          </w:p>
+        </w:tc>
+        <w:tc>
+          <w:tcPr>
+            <w:tcW w:w="5000" w:type="dxa"/>
+          </w:tcPr>
+          <w:p>
+            <w:r>
+              <w:rPr>
+                <w:sz w:val="19"/>
+              </w:rPr>
+              <w:t xml:space="preserve">Передаточные ворота — границы обоих лотов совпадают, разрыва ответственности нет</w:t>
+            </w:r>
+          </w:p>
+        </w:tc>
+        <w:tc>
+          <w:tcPr>
+            <w:tcW w:w="3038" w:type="dxa"/>
+          </w:tcPr>
+          <w:p>
+            <w:r>
+              <w:rPr>
+                <w:color w:val="666666"/>
+                <w:sz w:val="18"/>
+              </w:rPr>
+              <w:t xml:space="preserve">ТЗ v4.1: границы Лота №3 и п. 7.2 (Лот №4)</w:t>
+            </w:r>
+          </w:p>
+        </w:tc>
+      </w:tr>
+      <w:tr>
+        <w:tc>
+          <w:tcPr>
+            <w:tcW w:w="3600" w:type="dxa"/>
+          </w:tcPr>
+          <w:p>
+            <w:r>
+              <w:rPr>
+                <w:sz w:val="19"/>
+              </w:rPr>
+              <w:t xml:space="preserve">Конвейер до СГП</w:t>
+            </w:r>
+          </w:p>
+        </w:tc>
+        <w:tc>
+          <w:tcPr>
+            <w:tcW w:w="5000" w:type="dxa"/>
+          </w:tcPr>
+          <w:p>
+            <w:r>
+              <w:rPr>
+                <w:sz w:val="19"/>
+              </w:rPr>
+              <w:t xml:space="preserve">Поставка Лота №3 («автоматизированная транспортировка пакетов… в помещение СГП»)</w:t>
+            </w:r>
+          </w:p>
+        </w:tc>
+        <w:tc>
+          <w:tcPr>
+            <w:tcW w:w="3038" w:type="dxa"/>
+          </w:tcPr>
+          <w:p>
+            <w:r>
+              <w:rPr>
+                <w:color w:val="666666"/>
+                <w:sz w:val="18"/>
+              </w:rPr>
+              <w:t xml:space="preserve">ТЗ v4.1, перечень оборудования Лота №3</w:t>
+            </w:r>
+          </w:p>
+        </w:tc>
+      </w:tr>
+      <w:tr>
+        <w:tc>
+          <w:tcPr>
+            <w:tcW w:w="3600" w:type="dxa"/>
+          </w:tcPr>
+          <w:p>
+            <w:r>
+              <w:rPr>
+                <w:sz w:val="19"/>
+              </w:rPr>
+              <w:t xml:space="preserve">«Перфорация» пакета</w:t>
+            </w:r>
+          </w:p>
+        </w:tc>
+        <w:tc>
+          <w:tcPr>
+            <w:tcW w:w="5000" w:type="dxa"/>
+          </w:tcPr>
+          <w:p>
+            <w:r>
+              <w:rPr>
+                <w:sz w:val="19"/>
+              </w:rPr>
+              <w:t xml:space="preserve">Профилирование листов КСМ увязывается с грузозахватами СГП (встречное согласование)</w:t>
+            </w:r>
+          </w:p>
+        </w:tc>
+        <w:tc>
+          <w:tcPr>
+            <w:tcW w:w="3038" w:type="dxa"/>
+          </w:tcPr>
+          <w:p>
+            <w:r>
+              <w:rPr>
+                <w:color w:val="666666"/>
+                <w:sz w:val="18"/>
+              </w:rPr>
+              <w:t xml:space="preserve">ТЗ v4.1, требования к КСМ (Лот №3)</w:t>
+            </w:r>
+          </w:p>
+        </w:tc>
+      </w:tr>
+      <w:tr>
+        <w:tc>
+          <w:tcPr>
+            <w:tcW w:w="3600" w:type="dxa"/>
+          </w:tcPr>
+          <w:p>
+            <w:r>
+              <w:rPr>
+                <w:sz w:val="19"/>
+              </w:rPr>
+              <w:t xml:space="preserve">Задание смежникам</w:t>
+            </w:r>
+          </w:p>
+        </w:tc>
+        <w:tc>
+          <w:tcPr>
+            <w:tcW w:w="5000" w:type="dxa"/>
+          </w:tcPr>
+          <w:p>
+            <w:r>
+              <w:rPr>
+                <w:sz w:val="19"/>
+              </w:rPr>
+              <w:t xml:space="preserve">Нагрузки 49,1–88,3 кПа, 100–200 кВт, +5…+10/+18 °C, категория Д, фронты — комплектом на корпус ~32 тыс. м³</w:t>
+            </w:r>
+          </w:p>
+        </w:tc>
+        <w:tc>
+          <w:tcPr>
+            <w:tcW w:w="3038" w:type="dxa"/>
+          </w:tcPr>
+          <w:p>
+            <w:r>
+              <w:rPr>
+                <w:color w:val="666666"/>
+                <w:sz w:val="18"/>
+              </w:rPr>
+              <w:t xml:space="preserve">расчёт/решение БИ (сводка разделов)</w:t>
+            </w:r>
+          </w:p>
+        </w:tc>
+      </w:tr>
+    </w:tbl>
+    <w:p>
+      <w:r>
+        <w:rPr>
+          <w:b/>
+          <w:sz w:val="19"/>
+        </w:rPr>
+        <w:t xml:space="preserve">Нормативная база: </w:t>
+      </w:r>
+      <w:r>
+        <w:rPr>
+          <w:color w:val="444444"/>
+          <w:sz w:val="19"/>
+        </w:rPr>
+        <w:t xml:space="preserve">СП 44.13330 (актуальная редакция) — Административные и бытовые здания — состав бытовых помещений (задание генпроектировщику)</w:t>
+      </w:r>
+    </w:p>
+    <w:p>
+      <w:r>
+        <w:rPr>
+          <w:b/>
+          <w:color w:val="8A6200"/>
+          <w:sz w:val="19"/>
+        </w:rPr>
+        <w:t xml:space="preserve">— определяется на стадии БИ: </w:t>
+      </w:r>
+      <w:r>
+        <w:rPr>
+          <w:sz w:val="19"/>
+        </w:rPr>
+        <w:t xml:space="preserve">Матрица разграничения операций КСМ (Лот №3) ↔ СГП (Лот №4): пробоотбор, взвешивание, маркировка, увязка — решение Заказчика</w:t>
+      </w:r>
+    </w:p>
+    <w:p>
+      <w:r>
+        <w:rPr>
+          <w:b/>
+          <w:color w:val="8A6200"/>
+          <w:sz w:val="19"/>
+        </w:rPr>
+        <w:t xml:space="preserve">— определяется на стадии БИ: </w:t>
+      </w:r>
+      <w:r>
+        <w:rPr>
+          <w:sz w:val="19"/>
+        </w:rPr>
+        <w:t xml:space="preserve">Интерфейсный протокол Лот №3 ↔ Лот №4 (физический стык конвейера, форматы обмена ИС КСМ ↔ АСУ СГП, профиль «перфорации») — разработать на первом этапе БИ</w:t>
+      </w:r>
+    </w:p>
+    <w:p>
+      <w:r>
+        <w:rPr>
+          <w:b/>
+          <w:color w:val="8A6200"/>
+          <w:sz w:val="19"/>
+        </w:rPr>
+        <w:t xml:space="preserve">— определяется на стадии БИ: </w:t>
+      </w:r>
+      <w:r>
+        <w:rPr>
+          <w:sz w:val="19"/>
+        </w:rPr>
+        <w:t xml:space="preserve">Исходные данные сбытового блока (род ПС, партии, ЛБМ-клеймение, график вывоза) — запросить у Заказчика</w:t>
+      </w:r>
+    </w:p>
+    <w:p>
+      <w:pPr>
+        <w:pStyle w:val="Heading2"/>
+      </w:pPr>
+      <w:r>
+        <w:rPr>
+          <w:b/>
+          <w:sz w:val="26"/>
+        </w:rPr>
+        <w:t xml:space="preserve">Требования к испытаниям, приёмке и метрологии</w:t>
+      </w:r>
+    </w:p>
+    <w:p>
+      <w:r>
+        <w:rPr>
+          <w:sz w:val="20"/>
+        </w:rPr>
+        <w:t xml:space="preserve">Требования к испытаниям закладываются в БИ (в опросные листы, ТКП и задания на поставку); программы и методики испытаний (ПМИ) разрабатываются поставщиками на этапе поставки/ПНР — граница объёма БИ.</w:t>
+      </w:r>
+    </w:p>
+    <w:p>
+      <w:r>
+        <w:rPr>
+          <w:sz w:val="20"/>
+        </w:rPr>
+        <w:t xml:space="preserve">1) МЕТРОЛОГИЯ И АИС ВЕСОИЗМЕРЕНИЯ (Прил. №5): все СИ — из Госреестра СИ РФ, с паспортами, методиками поверки и первичной поверкой до отгрузки (непроверенные СИ в поставку не допускаются); поверочные грузы соответствующего класса — в комплекте поставки; метрологическое обеспечение измерительных каналов АИС — по ГОСТ Р 8.596; коммерческий учёт отгрузки — сфера госрегулирования ОЕИ (ФЗ-102): вагонные и автомобильные весы — утверждённого типа, поверка по методике из описания типа. Приёмочные испытания АИС включают проверку: сквозной передачи каждого взвешивания в ХТД PIMS с дополнением атрибутами; «безадресных» взвешиваний по QR-коду с передачей по REST; идентификации оператора по пропуску СКУД (и резервной — по учётной записи); автономной работы с накоплением данных при имитации потери связи с PIMS; работы от ИБП ≥20 мин при имитации пропадания питания (АВР); печати маркировки и сопроводительного документа на обоих типах принтеров.</w:t>
+      </w:r>
+    </w:p>
+    <w:p>
+      <w:r>
+        <w:rPr>
+          <w:sz w:val="20"/>
+        </w:rPr>
+        <w:t xml:space="preserve">2) АСУ СГП: испытания по ГОСТ 34.603 (предварительные → опытная эксплуатация → приёмочные); прикладное ПО проходит отладку, испытания и приёмку «в условиях, приближенных к условиям применения» (Методика ЕТТ, Прил. №5). Обязательные сценарии: восстановление карты склада («что и где стоит») после имитации сбоя — без ручной инвентаризации (требование устойчивости ПО); полный цикл партии в автоматическом режиме (приёмка → адрес → набор → контрольное взвешивание → отгрузочная ведомость); блокировка отгрузки партии до подтверждения химанализа; функции безопасности (сканеры штабелёров, аварийные остановы по зонам, блокировка калиток СКУД, светозвуковая сигнализация).</w:t>
+      </w:r>
+    </w:p>
+    <w:p>
+      <w:r>
+        <w:rPr>
+          <w:sz w:val="20"/>
+        </w:rPr>
+        <w:t xml:space="preserve">3) ГАРАНТИЙНЫЕ ПОКАЗАТЕЛИ (в ТКП и договор поставки): производительность приёмки ≥7 пакетов/ч (пик), отгрузки ≥84 пакета/сут; точность учёта — весовое оборудование класса «высокий»; доступность автоматического режима (KPI) — значение согласуется с Заказчиком; подтверждение — непрерывный контрольный прогон по программе испытаний (длительность — в ПМИ).</w:t>
+      </w:r>
+    </w:p>
+    <w:p>
+      <w:r>
+        <w:rPr>
+          <w:sz w:val="20"/>
+        </w:rPr>
+        <w:t xml:space="preserve">4) ГПМ И ГРУЗОЗАХВАТЫ: кран — полное техническое освидетельствование по ФНП № 461 (статические испытания 1,25·Q, динамические 1,1·Q); траверса (съёмное грузозахватное приспособление) — испытания после изготовления нагрузкой 1,25 паспортной г/п, осмотры в эксплуатации по ФНП; испытания захвата — на пакетах с фактическим профилем «перфорации» (интерфейс Лота №3).</w:t>
+      </w:r>
+    </w:p>
+    <w:p>
+      <w:r>
+        <w:rPr>
+          <w:sz w:val="20"/>
+        </w:rPr>
+        <w:t xml:space="preserve">5) ШТАБЕЛЁРЫ И ПОЗИЦИОНИРОВАНИЕ: приёмо-сдаточные испытания у изготовителя (ТР ТС 010/2011), на объекте — подтверждение точности постановки пакета по адресу (допуск — по ТКП системы позиционирования) и отработка сценариев безопасности.</w:t>
+      </w:r>
+    </w:p>
+    <w:p>
+      <w:r>
+        <w:rPr>
+          <w:sz w:val="20"/>
+        </w:rPr>
+        <w:t xml:space="preserve">6) СТРОИТЕЛЬНАЯ ПРИЁМКА ПОД ТЕХНОЛОГИЮ: ровность полов двухметровой рейкой (СП 71.13330, см. «Нагрузки на полы»), геометрия адресной разметки — тест машиночитаемости штатными сканерами до ПНР.</w:t>
+      </w:r>
+    </w:p>
+    <w:tbl>
+      <w:tblPr>
+        <w:tblW w:w="11638" w:type="dxa"/>
+        <w:tblBorders>
+          <w:top w:val="single" w:sz="4" w:color="C9C9C9"/>
+          <w:left w:val="single" w:sz="4" w:color="C9C9C9"/>
+          <w:bottom w:val="single" w:sz="4" w:color="C9C9C9"/>
+          <w:right w:val="single" w:sz="4" w:color="C9C9C9"/>
+          <w:insideH w:val="single" w:sz="4" w:color="C9C9C9"/>
+          <w:insideV w:val="single" w:sz="4" w:color="C9C9C9"/>
+        </w:tblBorders>
+        <w:tblLayout w:type="fixed"/>
+      </w:tblPr>
+      <w:tblGrid>
+        <w:gridCol w:w="3600"/>
+        <w:gridCol w:w="5000"/>
+        <w:gridCol w:w="3038"/>
+      </w:tblGrid>
+      <w:tr>
+        <w:tc>
+          <w:tcPr>
+            <w:tcW w:w="3600" w:type="dxa"/>
+            <w:shd w:val="clear" w:fill="EFEFEF"/>
+          </w:tcPr>
+          <w:p>
+            <w:r>
+              <w:rPr>
+                <w:b/>
+                <w:sz w:val="19"/>
+              </w:rPr>
+              <w:t xml:space="preserve">Параметр</w:t>
+            </w:r>
+          </w:p>
+        </w:tc>
+        <w:tc>
+          <w:tcPr>
+            <w:tcW w:w="5000" w:type="dxa"/>
+            <w:shd w:val="clear" w:fill="EFEFEF"/>
+          </w:tcPr>
+          <w:p>
+            <w:r>
+              <w:rPr>
+                <w:b/>
+                <w:sz w:val="19"/>
+              </w:rPr>
+              <w:t xml:space="preserve">Значение</w:t>
+            </w:r>
+          </w:p>
+        </w:tc>
+        <w:tc>
+          <w:tcPr>
+            <w:tcW w:w="3038" w:type="dxa"/>
+            <w:shd w:val="clear" w:fill="EFEFEF"/>
+          </w:tcPr>
+          <w:p>
+            <w:r>
+              <w:rPr>
+                <w:b/>
+                <w:sz w:val="19"/>
+              </w:rPr>
+              <w:t xml:space="preserve">Источник</w:t>
+            </w:r>
+          </w:p>
+        </w:tc>
+      </w:tr>
+      <w:tr>
+        <w:tc>
+          <w:tcPr>
+            <w:tcW w:w="3600" w:type="dxa"/>
+          </w:tcPr>
+          <w:p>
+            <w:r>
+              <w:rPr>
+                <w:sz w:val="19"/>
+              </w:rPr>
+              <w:t xml:space="preserve">Поверка СИ</w:t>
+            </w:r>
+          </w:p>
+        </w:tc>
+        <w:tc>
+          <w:tcPr>
+            <w:tcW w:w="5000" w:type="dxa"/>
+          </w:tcPr>
+          <w:p>
+            <w:r>
+              <w:rPr>
+                <w:sz w:val="19"/>
+              </w:rPr>
+              <w:t xml:space="preserve">Первичная — до отгрузки; поверочные грузы в поставке; весы отгрузки — утверждённого типа (ОЕИ)</w:t>
+            </w:r>
+          </w:p>
+        </w:tc>
+        <w:tc>
+          <w:tcPr>
+            <w:tcW w:w="3038" w:type="dxa"/>
+          </w:tcPr>
+          <w:p>
+            <w:r>
+              <w:rPr>
+                <w:color w:val="666666"/>
+                <w:sz w:val="18"/>
+              </w:rPr>
+              <w:t xml:space="preserve">Прил. №5; ФЗ-102</w:t>
+            </w:r>
+          </w:p>
+        </w:tc>
+      </w:tr>
+      <w:tr>
+        <w:tc>
+          <w:tcPr>
+            <w:tcW w:w="3600" w:type="dxa"/>
+          </w:tcPr>
+          <w:p>
+            <w:r>
+              <w:rPr>
+                <w:sz w:val="19"/>
+              </w:rPr>
+              <w:t xml:space="preserve">Испытания АИС</w:t>
+            </w:r>
+          </w:p>
+        </w:tc>
+        <w:tc>
+          <w:tcPr>
+            <w:tcW w:w="5000" w:type="dxa"/>
+          </w:tcPr>
+          <w:p>
+            <w:r>
+              <w:rPr>
+                <w:sz w:val="19"/>
+              </w:rPr>
+              <w:t xml:space="preserve">Сквозная передача в PIMS, REST/QR, СКУД-идентификация, автономность при потере связи, ИБП ≥20 мин</w:t>
+            </w:r>
+          </w:p>
+        </w:tc>
+        <w:tc>
+          <w:tcPr>
+            <w:tcW w:w="3038" w:type="dxa"/>
+          </w:tcPr>
+          <w:p>
+            <w:r>
+              <w:rPr>
+                <w:color w:val="666666"/>
+                <w:sz w:val="18"/>
+              </w:rPr>
+              <w:t xml:space="preserve">Прил. №5 (функции АИС)</w:t>
+            </w:r>
+          </w:p>
+        </w:tc>
+      </w:tr>
+      <w:tr>
+        <w:tc>
+          <w:tcPr>
+            <w:tcW w:w="3600" w:type="dxa"/>
+          </w:tcPr>
+          <w:p>
+            <w:r>
+              <w:rPr>
+                <w:sz w:val="19"/>
+              </w:rPr>
+              <w:t xml:space="preserve">Испытания АСУ</w:t>
+            </w:r>
+          </w:p>
+        </w:tc>
+        <w:tc>
+          <w:tcPr>
+            <w:tcW w:w="5000" w:type="dxa"/>
+          </w:tcPr>
+          <w:p>
+            <w:r>
+              <w:rPr>
+                <w:sz w:val="19"/>
+              </w:rPr>
+              <w:t xml:space="preserve">ГОСТ 34.603; восстановление карты склада без инвентаризации; полный цикл партии в автомате</w:t>
+            </w:r>
+          </w:p>
+        </w:tc>
+        <w:tc>
+          <w:tcPr>
+            <w:tcW w:w="3038" w:type="dxa"/>
+          </w:tcPr>
+          <w:p>
+            <w:r>
+              <w:rPr>
+                <w:color w:val="666666"/>
+                <w:sz w:val="18"/>
+              </w:rPr>
+              <w:t xml:space="preserve">ГОСТ 34.603; Прил. №5</w:t>
+            </w:r>
+          </w:p>
+        </w:tc>
+      </w:tr>
+      <w:tr>
+        <w:tc>
+          <w:tcPr>
+            <w:tcW w:w="3600" w:type="dxa"/>
+          </w:tcPr>
+          <w:p>
+            <w:r>
+              <w:rPr>
+                <w:sz w:val="19"/>
+              </w:rPr>
+              <w:t xml:space="preserve">Кран/траверса</w:t>
+            </w:r>
+          </w:p>
+        </w:tc>
+        <w:tc>
+          <w:tcPr>
+            <w:tcW w:w="5000" w:type="dxa"/>
+          </w:tcPr>
+          <w:p>
+            <w:r>
+              <w:rPr>
+                <w:sz w:val="19"/>
+              </w:rPr>
+              <w:t xml:space="preserve">ПТО по ФНП №461: статика 1,25·Q, динамика 1,1·Q; траверса — 1,25 г/п после изготовления</w:t>
+            </w:r>
+          </w:p>
+        </w:tc>
+        <w:tc>
+          <w:tcPr>
+            <w:tcW w:w="3038" w:type="dxa"/>
+          </w:tcPr>
+          <w:p>
+            <w:r>
+              <w:rPr>
+                <w:color w:val="666666"/>
+                <w:sz w:val="18"/>
+              </w:rPr>
+              <w:t xml:space="preserve">ФНП по ПС №461</w:t>
+            </w:r>
+          </w:p>
+        </w:tc>
+      </w:tr>
+      <w:tr>
+        <w:tc>
+          <w:tcPr>
+            <w:tcW w:w="3600" w:type="dxa"/>
+          </w:tcPr>
+          <w:p>
+            <w:r>
+              <w:rPr>
+                <w:sz w:val="19"/>
+              </w:rPr>
+              <w:t xml:space="preserve">Гарантии</w:t>
+            </w:r>
+          </w:p>
+        </w:tc>
+        <w:tc>
+          <w:tcPr>
+            <w:tcW w:w="5000" w:type="dxa"/>
+          </w:tcPr>
+          <w:p>
+            <w:r>
+              <w:rPr>
+                <w:sz w:val="19"/>
+              </w:rPr>
+              <w:t xml:space="preserve">≥7 пакетов/ч пик; ≥84 пакета/сут; класс точности «высокий»; KPI доступности — согласуется</w:t>
+            </w:r>
+          </w:p>
+        </w:tc>
+        <w:tc>
+          <w:tcPr>
+            <w:tcW w:w="3038" w:type="dxa"/>
+          </w:tcPr>
+          <w:p>
+            <w:r>
+              <w:rPr>
+                <w:color w:val="666666"/>
+                <w:sz w:val="18"/>
+              </w:rPr>
+              <w:t xml:space="preserve">расчёт БИ; Прил. №5</w:t>
+            </w:r>
+          </w:p>
+        </w:tc>
+      </w:tr>
+    </w:tbl>
+    <w:p>
+      <w:r>
+        <w:rPr>
+          <w:b/>
+          <w:sz w:val="19"/>
+        </w:rPr>
+        <w:t xml:space="preserve">Нормативная база: </w:t>
+      </w:r>
+      <w:r>
+        <w:rPr>
+          <w:color w:val="444444"/>
+          <w:sz w:val="19"/>
+        </w:rPr>
+        <w:t xml:space="preserve">ФЗ-102 от 26.06.2008 — Единство измерений — коммерческий учёт, утверждение типа, поверка; ГОСТ Р 8.596-2002 — Метрологическое обеспечение измерительных каналов АИС; ГОСТ 34.603-92 — Виды испытаний автоматизированных систем — предварительные, опытная эксплуатация, приёмочные; ФНП по ПС (приказ Ростехнадзора № 461) — Освидетельствование и испытания крана и траверсы; ТР ТС 010/2011 — Приёмо-сдаточные испытания машин (штабелёры, конвейер)</w:t>
+      </w:r>
+    </w:p>
+    <w:p>
+      <w:r>
+        <w:rPr>
+          <w:b/>
+          <w:color w:val="8A6200"/>
+          <w:sz w:val="19"/>
+        </w:rPr>
+        <w:t xml:space="preserve">— определяется на стадии БИ: </w:t>
+      </w:r>
+      <w:r>
+        <w:rPr>
+          <w:sz w:val="19"/>
+        </w:rPr>
+        <w:t xml:space="preserve">Значение KPI доступности автоматического режима и длительность контрольного прогона — согласовать с Заказчиком</w:t>
+      </w:r>
+    </w:p>
+    <w:p>
+      <w:r>
+        <w:rPr>
+          <w:b/>
+          <w:color w:val="8A6200"/>
+          <w:sz w:val="19"/>
+        </w:rPr>
+        <w:t xml:space="preserve">— определяется на стадии БИ: </w:t>
+      </w:r>
+      <w:r>
+        <w:rPr>
+          <w:sz w:val="19"/>
+        </w:rPr>
+        <w:t xml:space="preserve">Допуск точности постановки пакета по адресу — по ТКП системы позиционирования</w:t>
+      </w:r>
+    </w:p>
+    <w:p>
+      <w:r>
+        <w:rPr>
+          <w:b/>
+          <w:color w:val="8A6200"/>
+          <w:sz w:val="19"/>
+        </w:rPr>
+        <w:t xml:space="preserve">— определяется на стадии БИ: </w:t>
+      </w:r>
+      <w:r>
+        <w:rPr>
+          <w:sz w:val="19"/>
+        </w:rPr>
+        <w:t xml:space="preserve">Методика поверки вагонных весов (статика / в движении) — после выбора типа весов (см. раздел АИС)</w:t>
+      </w:r>
+    </w:p>
+    <w:p>
+      <w:pPr>
+        <w:pStyle w:val="Heading2"/>
+      </w:pPr>
+      <w:r>
+        <w:rPr>
+          <w:b/>
+          <w:sz w:val="26"/>
+        </w:rPr>
+        <w:t xml:space="preserve">Данные для раздела ОВОС</w:t>
+      </w:r>
+    </w:p>
+    <w:p>
+      <w:r>
+        <w:rPr>
+          <w:sz w:val="20"/>
+        </w:rPr>
+        <w:t xml:space="preserve">Исходные данные Лота №4 для раздела ОВОС комплекса (выдаются генпроектировщику в составе задания на корпус).</w:t>
+      </w:r>
+    </w:p>
+    <w:p>
+      <w:r>
+        <w:rPr>
+          <w:sz w:val="20"/>
+        </w:rPr>
+        <w:t xml:space="preserve">ВЫБРОСЫ В АТМОСФЕРУ: технологических выбросов процесс СГП не создаёт — все операции механические, привод электрический, штабелёры на Li-ion АКБ (без выхлопа), технологического пара и топлива нет (см. «Расходы энергоресурсов»); вентиляция — общеобменная без вредностей. Передвижной источник вне границ лота — маневровый локомотив на ж/д фронте (учитывается в ОВОС комплекса по данным ж/д цеха; базовое решение БИ — подача вагонов в корпус без захода локомотива).</w:t>
+      </w:r>
+    </w:p>
+    <w:p>
+      <w:r>
+        <w:rPr>
+          <w:sz w:val="20"/>
+        </w:rPr>
+        <w:t xml:space="preserve">СБРОСЫ: производственных сточных вод нет; бытовые — от помещений персонала (по штатной численности, определяется на стадии БИ); дождевой сток автофронта — в ливневую сеть площадки (раздел генпроектировщика).</w:t>
+      </w:r>
+    </w:p>
+    <w:p>
+      <w:r>
+        <w:rPr>
+          <w:sz w:val="20"/>
+        </w:rPr>
+        <w:t xml:space="preserve">ОТХОДЫ (ФЗ-89): упаковочные материалы уходят с продукцией (лента увязки — часть товарного пакета) — отходом склада являются только обрезки и брак ленты при дотяжке/переувязке (норматив — по факту освоения, см. «Расходы энергоресурсов»); подложка этикеток и отработанные риббоны — от расхода 60 000 этикеток/год (30 000 пакетов × 2 шт.); отработанные Li-ion АКБ штабелёров (парк 3 машины; периодичность замены — по ресурсу ТКП) — передача специализированной организации; люминесцентных источников нет (LED-освещение — решение БИ); ТКО персонала. Класс опасности и паспортизация отходов — на стадии эксплуатации.</w:t>
+      </w:r>
+    </w:p>
+    <w:p>
+      <w:r>
+        <w:rPr>
+          <w:sz w:val="20"/>
+        </w:rPr>
+        <w:t xml:space="preserve">ФИЗИЧЕСКИЕ ФАКТОРЫ: источники шума — штабелёры, вентиляция, маневровая работа на ж/д фронте; оценка уровней на границе нормируемых территорий — акустический расчёт в составе ОВОС по шумовым характеристикам из ТКП; защита от шума — по СП 51.13330. Ионизирующих, электромагнитных (сверх обычных электроустановок 0,4 кВ) и тепловых источников нет.</w:t>
+      </w:r>
+    </w:p>
+    <w:p>
+      <w:r>
+        <w:rPr>
+          <w:sz w:val="20"/>
+        </w:rPr>
+        <w:t xml:space="preserve">АВАРИЙНЫЕ СЦЕНАРИИ: обращающееся вещество — катодная медь (негорюча, нетоксична в компактной форме); категория помещений — ожидаемо Д (подтверждается расчётом по СП 12.13130); проливов и выбросов при авариях нет; аварийный сценарий логистический (падение пакета 2,5 т) — локальный, без экологических последствий.</w:t>
+      </w:r>
+    </w:p>
+    <w:tbl>
+      <w:tblPr>
+        <w:tblW w:w="11638" w:type="dxa"/>
+        <w:tblBorders>
+          <w:top w:val="single" w:sz="4" w:color="C9C9C9"/>
+          <w:left w:val="single" w:sz="4" w:color="C9C9C9"/>
+          <w:bottom w:val="single" w:sz="4" w:color="C9C9C9"/>
+          <w:right w:val="single" w:sz="4" w:color="C9C9C9"/>
+          <w:insideH w:val="single" w:sz="4" w:color="C9C9C9"/>
+          <w:insideV w:val="single" w:sz="4" w:color="C9C9C9"/>
+        </w:tblBorders>
+        <w:tblLayout w:type="fixed"/>
+      </w:tblPr>
+      <w:tblGrid>
+        <w:gridCol w:w="3600"/>
+        <w:gridCol w:w="5000"/>
+        <w:gridCol w:w="3038"/>
+      </w:tblGrid>
+      <w:tr>
+        <w:tc>
+          <w:tcPr>
+            <w:tcW w:w="3600" w:type="dxa"/>
+            <w:shd w:val="clear" w:fill="EFEFEF"/>
+          </w:tcPr>
+          <w:p>
+            <w:r>
+              <w:rPr>
+                <w:b/>
+                <w:sz w:val="19"/>
+              </w:rPr>
+              <w:t xml:space="preserve">Параметр</w:t>
+            </w:r>
+          </w:p>
+        </w:tc>
+        <w:tc>
+          <w:tcPr>
+            <w:tcW w:w="5000" w:type="dxa"/>
+            <w:shd w:val="clear" w:fill="EFEFEF"/>
+          </w:tcPr>
+          <w:p>
+            <w:r>
+              <w:rPr>
+                <w:b/>
+                <w:sz w:val="19"/>
+              </w:rPr>
+              <w:t xml:space="preserve">Значение</w:t>
+            </w:r>
+          </w:p>
+        </w:tc>
+        <w:tc>
+          <w:tcPr>
+            <w:tcW w:w="3038" w:type="dxa"/>
+            <w:shd w:val="clear" w:fill="EFEFEF"/>
+          </w:tcPr>
+          <w:p>
+            <w:r>
+              <w:rPr>
+                <w:b/>
+                <w:sz w:val="19"/>
+              </w:rPr>
+              <w:t xml:space="preserve">Источник</w:t>
+            </w:r>
+          </w:p>
+        </w:tc>
+      </w:tr>
+      <w:tr>
+        <w:tc>
+          <w:tcPr>
+            <w:tcW w:w="3600" w:type="dxa"/>
+          </w:tcPr>
+          <w:p>
+            <w:r>
+              <w:rPr>
+                <w:sz w:val="19"/>
+              </w:rPr>
+              <w:t xml:space="preserve">Выбросы</w:t>
+            </w:r>
+          </w:p>
+        </w:tc>
+        <w:tc>
+          <w:tcPr>
+            <w:tcW w:w="5000" w:type="dxa"/>
+          </w:tcPr>
+          <w:p>
+            <w:r>
+              <w:rPr>
+                <w:sz w:val="19"/>
+              </w:rPr>
+              <w:t xml:space="preserve">Технологических нет (электропривод, Li-ion, без топлива и пара)</w:t>
+            </w:r>
+          </w:p>
+        </w:tc>
+        <w:tc>
+          <w:tcPr>
+            <w:tcW w:w="3038" w:type="dxa"/>
+          </w:tcPr>
+          <w:p>
+            <w:r>
+              <w:rPr>
+                <w:color w:val="666666"/>
+                <w:sz w:val="18"/>
+              </w:rPr>
+              <w:t xml:space="preserve">решение БИ (разделы «Техпроцесс», «Энергоресурсы»)</w:t>
+            </w:r>
+          </w:p>
+        </w:tc>
+      </w:tr>
+      <w:tr>
+        <w:tc>
+          <w:tcPr>
+            <w:tcW w:w="3600" w:type="dxa"/>
+          </w:tcPr>
+          <w:p>
+            <w:r>
+              <w:rPr>
+                <w:sz w:val="19"/>
+              </w:rPr>
+              <w:t xml:space="preserve">Отходы этикетирования</w:t>
+            </w:r>
+          </w:p>
+        </w:tc>
+        <w:tc>
+          <w:tcPr>
+            <w:tcW w:w="5000" w:type="dxa"/>
+          </w:tcPr>
+          <w:p>
+            <w:r>
+              <w:rPr>
+                <w:sz w:val="19"/>
+              </w:rPr>
+              <w:t xml:space="preserve">Подложка/риббоны от 60 000 этикеток/год (30 000 пакетов × 2)</w:t>
+            </w:r>
+          </w:p>
+        </w:tc>
+        <w:tc>
+          <w:tcPr>
+            <w:tcW w:w="3038" w:type="dxa"/>
+          </w:tcPr>
+          <w:p>
+            <w:r>
+              <w:rPr>
+                <w:color w:val="666666"/>
+                <w:sz w:val="18"/>
+              </w:rPr>
+              <w:t xml:space="preserve">расчёт БИ</w:t>
+            </w:r>
+          </w:p>
+        </w:tc>
+      </w:tr>
+      <w:tr>
+        <w:tc>
+          <w:tcPr>
+            <w:tcW w:w="3600" w:type="dxa"/>
+          </w:tcPr>
+          <w:p>
+            <w:r>
+              <w:rPr>
+                <w:sz w:val="19"/>
+              </w:rPr>
+              <w:t xml:space="preserve">АКБ</w:t>
+            </w:r>
+          </w:p>
+        </w:tc>
+        <w:tc>
+          <w:tcPr>
+            <w:tcW w:w="5000" w:type="dxa"/>
+          </w:tcPr>
+          <w:p>
+            <w:r>
+              <w:rPr>
+                <w:sz w:val="19"/>
+              </w:rPr>
+              <w:t xml:space="preserve">Отработанные Li-ion (парк 3 штабелёров) — передача специализированной организации; ресурс по ТКП</w:t>
+            </w:r>
+          </w:p>
+        </w:tc>
+        <w:tc>
+          <w:tcPr>
+            <w:tcW w:w="3038" w:type="dxa"/>
+          </w:tcPr>
+          <w:p>
+            <w:r>
+              <w:rPr>
+                <w:color w:val="666666"/>
+                <w:sz w:val="18"/>
+              </w:rPr>
+              <w:t xml:space="preserve">решение БИ</w:t>
+            </w:r>
+          </w:p>
+        </w:tc>
+      </w:tr>
+      <w:tr>
+        <w:tc>
+          <w:tcPr>
+            <w:tcW w:w="3600" w:type="dxa"/>
+          </w:tcPr>
+          <w:p>
+            <w:r>
+              <w:rPr>
+                <w:sz w:val="19"/>
+              </w:rPr>
+              <w:t xml:space="preserve">Шум</w:t>
+            </w:r>
+          </w:p>
+        </w:tc>
+        <w:tc>
+          <w:tcPr>
+            <w:tcW w:w="5000" w:type="dxa"/>
+          </w:tcPr>
+          <w:p>
+            <w:r>
+              <w:rPr>
+                <w:sz w:val="19"/>
+              </w:rPr>
+              <w:t xml:space="preserve">Штабелёры, вентиляция, манёвры ж/д — акустический расчёт по данным ТКП; защита по СП 51.13330</w:t>
+            </w:r>
+          </w:p>
+        </w:tc>
+        <w:tc>
+          <w:tcPr>
+            <w:tcW w:w="3038" w:type="dxa"/>
+          </w:tcPr>
+          <w:p>
+            <w:r>
+              <w:rPr>
+                <w:color w:val="666666"/>
+                <w:sz w:val="18"/>
+              </w:rPr>
+              <w:t xml:space="preserve">решение БИ</w:t>
+            </w:r>
+          </w:p>
+        </w:tc>
+      </w:tr>
+    </w:tbl>
+    <w:p>
+      <w:r>
+        <w:rPr>
+          <w:b/>
+          <w:sz w:val="19"/>
+        </w:rPr>
+        <w:t xml:space="preserve">Нормативная база: </w:t>
+      </w:r>
+      <w:r>
+        <w:rPr>
+          <w:color w:val="444444"/>
+          <w:sz w:val="19"/>
+        </w:rPr>
+        <w:t xml:space="preserve">ФЗ-89 от 24.06.1998 — Отходы производства и потребления — обращение с отходами упаковки и АКБ; СП 51.13330 (актуальная редакция) — Защита от шума — источники СГП в акустическом расчёте комплекса; СП 12.13130 и 123-ФЗ — Категорирование помещений (ожидаемо Д — подтверждается расчётом)</w:t>
+      </w:r>
+    </w:p>
+    <w:p>
+      <w:r>
+        <w:rPr>
+          <w:b/>
+          <w:color w:val="8A6200"/>
+          <w:sz w:val="19"/>
+        </w:rPr>
+        <w:t xml:space="preserve">— определяется на стадии БИ: </w:t>
+      </w:r>
+      <w:r>
+        <w:rPr>
+          <w:sz w:val="19"/>
+        </w:rPr>
+        <w:t xml:space="preserve">Шумовые характеристики штабелёров и вентоборудования — из ТКП для акустического расчёта ОВОС</w:t>
+      </w:r>
+    </w:p>
+    <w:p>
+      <w:r>
+        <w:rPr>
+          <w:b/>
+          <w:color w:val="8A6200"/>
+          <w:sz w:val="19"/>
+        </w:rPr>
+        <w:t xml:space="preserve">— определяется на стадии БИ: </w:t>
+      </w:r>
+      <w:r>
+        <w:rPr>
+          <w:sz w:val="19"/>
+        </w:rPr>
+        <w:t xml:space="preserve">Ресурс и периодичность замены Li-ion АКБ (объём отхода) — по ТКП</w:t>
+      </w:r>
+    </w:p>
+    <w:p>
+      <w:r>
+        <w:rPr>
+          <w:b/>
+          <w:color w:val="8A6200"/>
+          <w:sz w:val="19"/>
+        </w:rPr>
+        <w:t xml:space="preserve">— определяется на стадии БИ: </w:t>
+      </w:r>
+      <w:r>
+        <w:rPr>
+          <w:sz w:val="19"/>
+        </w:rPr>
+        <w:t xml:space="preserve">Штатная численность → бытовые стоки и ТКО — определяется на стадии БИ</w:t>
+      </w:r>
+    </w:p>
+    <w:p>
+      <w:pPr>
+        <w:pStyle w:val="Heading2"/>
+      </w:pPr>
+      <w:r>
+        <w:rPr>
+          <w:b/>
+          <w:sz w:val="26"/>
+        </w:rPr>
+        <w:t xml:space="preserve">ЦИМ склада на этапе БИ (Приложение №4)</w:t>
+      </w:r>
+    </w:p>
+    <w:p>
+      <w:r>
+        <w:rPr>
+          <w:sz w:val="20"/>
+        </w:rPr>
+        <w:t xml:space="preserve">По ТЗ v4.1 («Прочие условия»): «На этапе выполнения БИ разработать и предоставить Заказчику модель технологического оборудования/технологического передела в соответствии с требованиями Приложения №4. Выпуск материалов предусмотреть отдельным этапом». Требования Прил. №4 — в ред. 2 от 25.08.2026 (ТЗ на ЦИМ): этап определён как «Разработка ЦИМ стадии „базовый инжиниринг“», цель — проверка коллизий стадии БИ; перечень ПО — рекомендуемый, используемое ПО согласуется с Заказчиком (базово — российский стек Model Studio CS / nanoCAD); выгрузка рабочих моделей в IFC — раз в 4 недели; состав передачи: модели в исходном формате и IFC, сводная модель IFC, отчёт «Описание ЦИМ»; информационная детализация (LOI) стадии БИ охватывает только оборудование — листы ТХ и ЭОМ/СС/АК нового Прил. 1.</w:t>
+      </w:r>
+    </w:p>
+    <w:p>
+      <w:r>
+        <w:rPr>
+          <w:sz w:val="20"/>
+        </w:rPr>
+        <w:t xml:space="preserve">СОСТАВ МОДЕЛИ ЛОТА №4 (раздел ТХ): габаритные тела с зонами обслуживания/проездов объёмными элементами: конвейер приёмки с весовой позицией и позицией разбраковки; сверловочный стенд; узел упаковки/маркировки; зона адресного хранения — 600 позиций в плане, стопы 2 ярусов условными объёмами; штабелёры — габарит с коридорами манёвра (проезды 3,5–4,0 м); зарядная станция; кран с траверсой и зоной обслуживания (вариант полувагонов); вагонные и автомобильные весы с весовыми зонами и пандусами; шкафы АСУ/АИС и трассы (лист ЭОМ/СС/АК); ограждение автоматической зоны с калитками. Библиотечный компонент — на каждый типоразмер оборудования; модель склада — отдельным файлом от моделей других корпусов (деление по зданиям). Уровень геометрии — эскизный (позиция БИ: LOD 200 — габариты, присоединения, зоны; фиксируется протоколом LOD/LOI до начала моделирования). Монтажные модели по отправочным маркам — этап детального инжиниринга/поставки (позиция БИ).</w:t>
+      </w:r>
+    </w:p>
+    <w:p>
+      <w:r>
+        <w:rPr>
+          <w:sz w:val="20"/>
+        </w:rPr>
+        <w:t xml:space="preserve">ПРОВЕРКИ КОЛЛИЗИЙ: автоматические, по перечню Таблицы 3 Прил. №4 ред. 2 (оборудование ↔ строительные конструкции ↔ зоны обслуживания); критично для Лота №4: габариты проездов штабелёров, габарит приближения ж/д внутри корпуса (ГОСТ 9238-2013), зоны обслуживания весов и крана, высота мачты штабелёра у ворот (≥3,5 м). Отчёт «Описание ЦИМ» — в составе передачи этапа.</w:t>
+      </w:r>
+    </w:p>
+    <w:tbl>
+      <w:tblPr>
+        <w:tblW w:w="11638" w:type="dxa"/>
+        <w:tblBorders>
+          <w:top w:val="single" w:sz="4" w:color="C9C9C9"/>
+          <w:left w:val="single" w:sz="4" w:color="C9C9C9"/>
+          <w:bottom w:val="single" w:sz="4" w:color="C9C9C9"/>
+          <w:right w:val="single" w:sz="4" w:color="C9C9C9"/>
+          <w:insideH w:val="single" w:sz="4" w:color="C9C9C9"/>
+          <w:insideV w:val="single" w:sz="4" w:color="C9C9C9"/>
+        </w:tblBorders>
+        <w:tblLayout w:type="fixed"/>
+      </w:tblPr>
+      <w:tblGrid>
+        <w:gridCol w:w="3600"/>
+        <w:gridCol w:w="5000"/>
+        <w:gridCol w:w="3038"/>
+      </w:tblGrid>
+      <w:tr>
+        <w:tc>
+          <w:tcPr>
+            <w:tcW w:w="3600" w:type="dxa"/>
+            <w:shd w:val="clear" w:fill="EFEFEF"/>
+          </w:tcPr>
+          <w:p>
+            <w:r>
+              <w:rPr>
+                <w:b/>
+                <w:sz w:val="19"/>
+              </w:rPr>
+              <w:t xml:space="preserve">Параметр</w:t>
+            </w:r>
+          </w:p>
+        </w:tc>
+        <w:tc>
+          <w:tcPr>
+            <w:tcW w:w="5000" w:type="dxa"/>
+            <w:shd w:val="clear" w:fill="EFEFEF"/>
+          </w:tcPr>
+          <w:p>
+            <w:r>
+              <w:rPr>
+                <w:b/>
+                <w:sz w:val="19"/>
+              </w:rPr>
+              <w:t xml:space="preserve">Значение</w:t>
+            </w:r>
+          </w:p>
+        </w:tc>
+        <w:tc>
+          <w:tcPr>
+            <w:tcW w:w="3038" w:type="dxa"/>
+            <w:shd w:val="clear" w:fill="EFEFEF"/>
+          </w:tcPr>
+          <w:p>
+            <w:r>
+              <w:rPr>
+                <w:b/>
+                <w:sz w:val="19"/>
+              </w:rPr>
+              <w:t xml:space="preserve">Источник</w:t>
+            </w:r>
+          </w:p>
+        </w:tc>
+      </w:tr>
+      <w:tr>
+        <w:tc>
+          <w:tcPr>
+            <w:tcW w:w="3600" w:type="dxa"/>
+          </w:tcPr>
+          <w:p>
+            <w:r>
+              <w:rPr>
+                <w:sz w:val="19"/>
+              </w:rPr>
+              <w:t xml:space="preserve">Статус этапа</w:t>
+            </w:r>
+          </w:p>
+        </w:tc>
+        <w:tc>
+          <w:tcPr>
+            <w:tcW w:w="5000" w:type="dxa"/>
+          </w:tcPr>
+          <w:p>
+            <w:r>
+              <w:rPr>
+                <w:sz w:val="19"/>
+              </w:rPr>
+              <w:t xml:space="preserve">Отдельный этап БИ; стадия модели — «базовый инжиниринг», цель — проверка коллизий</w:t>
+            </w:r>
+          </w:p>
+        </w:tc>
+        <w:tc>
+          <w:tcPr>
+            <w:tcW w:w="3038" w:type="dxa"/>
+          </w:tcPr>
+          <w:p>
+            <w:r>
+              <w:rPr>
+                <w:color w:val="666666"/>
+                <w:sz w:val="18"/>
+              </w:rPr>
+              <w:t xml:space="preserve">ТЗ v4.1 «Прочие условия»; Прил. №4 ред. 2 (25.08.2026)</w:t>
+            </w:r>
+          </w:p>
+        </w:tc>
+      </w:tr>
+      <w:tr>
+        <w:tc>
+          <w:tcPr>
+            <w:tcW w:w="3600" w:type="dxa"/>
+          </w:tcPr>
+          <w:p>
+            <w:r>
+              <w:rPr>
+                <w:sz w:val="19"/>
+              </w:rPr>
+              <w:t xml:space="preserve">Выгрузка/передача</w:t>
+            </w:r>
+          </w:p>
+        </w:tc>
+        <w:tc>
+          <w:tcPr>
+            <w:tcW w:w="5000" w:type="dxa"/>
+          </w:tcPr>
+          <w:p>
+            <w:r>
+              <w:rPr>
+                <w:sz w:val="19"/>
+              </w:rPr>
+              <w:t xml:space="preserve">IFC раз в 4 недели; итог: исходники + IFC + сводная модель + «Описание ЦИМ»</w:t>
+            </w:r>
+          </w:p>
+        </w:tc>
+        <w:tc>
+          <w:tcPr>
+            <w:tcW w:w="3038" w:type="dxa"/>
+          </w:tcPr>
+          <w:p>
+            <w:r>
+              <w:rPr>
+                <w:color w:val="666666"/>
+                <w:sz w:val="18"/>
+              </w:rPr>
+              <w:t xml:space="preserve">Прил. №4 ред. 2</w:t>
+            </w:r>
+          </w:p>
+        </w:tc>
+      </w:tr>
+      <w:tr>
+        <w:tc>
+          <w:tcPr>
+            <w:tcW w:w="3600" w:type="dxa"/>
+          </w:tcPr>
+          <w:p>
+            <w:r>
+              <w:rPr>
+                <w:sz w:val="19"/>
+              </w:rPr>
+              <w:t xml:space="preserve">LOI</w:t>
+            </w:r>
+          </w:p>
+        </w:tc>
+        <w:tc>
+          <w:tcPr>
+            <w:tcW w:w="5000" w:type="dxa"/>
+          </w:tcPr>
+          <w:p>
+            <w:r>
+              <w:rPr>
+                <w:sz w:val="19"/>
+              </w:rPr>
+              <w:t xml:space="preserve">Только оборудование: листы «Стадия БИ_ТХ» и ЭОМ/СС/АК нового Прил. 1</w:t>
+            </w:r>
+          </w:p>
+        </w:tc>
+        <w:tc>
+          <w:tcPr>
+            <w:tcW w:w="3038" w:type="dxa"/>
+          </w:tcPr>
+          <w:p>
+            <w:r>
+              <w:rPr>
+                <w:color w:val="666666"/>
+                <w:sz w:val="18"/>
+              </w:rPr>
+              <w:t xml:space="preserve">Прил. №4 ред. 2</w:t>
+            </w:r>
+          </w:p>
+        </w:tc>
+      </w:tr>
+      <w:tr>
+        <w:tc>
+          <w:tcPr>
+            <w:tcW w:w="3600" w:type="dxa"/>
+          </w:tcPr>
+          <w:p>
+            <w:r>
+              <w:rPr>
+                <w:sz w:val="19"/>
+              </w:rPr>
+              <w:t xml:space="preserve">Уровень геометрии</w:t>
+            </w:r>
+          </w:p>
+        </w:tc>
+        <w:tc>
+          <w:tcPr>
+            <w:tcW w:w="5000" w:type="dxa"/>
+          </w:tcPr>
+          <w:p>
+            <w:r>
+              <w:rPr>
+                <w:sz w:val="19"/>
+              </w:rPr>
+              <w:t xml:space="preserve">Эскизный (LOD 200: габариты, присоединения, зоны) — фиксируется протоколом LOD/LOI</w:t>
+            </w:r>
+          </w:p>
+        </w:tc>
+        <w:tc>
+          <w:tcPr>
+            <w:tcW w:w="3038" w:type="dxa"/>
+          </w:tcPr>
+          <w:p>
+            <w:r>
+              <w:rPr>
+                <w:color w:val="666666"/>
+                <w:sz w:val="18"/>
+              </w:rPr>
+              <w:t xml:space="preserve">позиция БИ (сверка с BIMForum LOD)</w:t>
+            </w:r>
+          </w:p>
+        </w:tc>
+      </w:tr>
+    </w:tbl>
+    <w:p>
+      <w:r>
+        <w:rPr>
+          <w:b/>
+          <w:sz w:val="19"/>
+        </w:rPr>
+        <w:t xml:space="preserve">Нормативная база: </w:t>
+      </w:r>
+      <w:r>
+        <w:rPr>
+          <w:color w:val="444444"/>
+          <w:sz w:val="19"/>
+        </w:rPr>
+        <w:t xml:space="preserve">Приложение №4 к ТЗ (ред. 2 от 25.08.2026) — Требования к выполнению ЦИМ на этапе БИ — состав, форматы, проверки коллизий; ISO 19650 / BIMForum LOD Spec — Справочная рамка уровней проработки — обоснование уровня LOD 200 для модели БИ</w:t>
+      </w:r>
+    </w:p>
+    <w:p>
+      <w:r>
+        <w:rPr>
+          <w:b/>
+          <w:color w:val="8A6200"/>
+          <w:sz w:val="19"/>
+        </w:rPr>
+        <w:t xml:space="preserve">— определяется на стадии БИ: </w:t>
+      </w:r>
+      <w:r>
+        <w:rPr>
+          <w:sz w:val="19"/>
+        </w:rPr>
+        <w:t xml:space="preserve">Протокол LOD/LOI модели БИ — согласовать с Заказчиком до начала моделирования</w:t>
+      </w:r>
+    </w:p>
+    <w:p>
+      <w:r>
+        <w:rPr>
+          <w:b/>
+          <w:color w:val="8A6200"/>
+          <w:sz w:val="19"/>
+        </w:rPr>
+        <w:t xml:space="preserve">— определяется на стадии БИ: </w:t>
+      </w:r>
+      <w:r>
+        <w:rPr>
+          <w:sz w:val="19"/>
+        </w:rPr>
+        <w:t xml:space="preserve">Битая ссылка Прил. №4 ред. 2 на «таблицу 4» (перечень проверок — Таблица 3) — запросить корректировку у Заказчика</w:t>
+      </w:r>
+    </w:p>
+    <w:p>
+      <w:r>
+        <w:rPr>
+          <w:b/>
+          <w:color w:val="8A6200"/>
+          <w:sz w:val="19"/>
+        </w:rPr>
+        <w:t xml:space="preserve">— определяется на стадии БИ: </w:t>
+      </w:r>
+      <w:r>
+        <w:rPr>
+          <w:sz w:val="19"/>
+        </w:rPr>
+        <w:t xml:space="preserve">Срок отдельного этапа ЦИМ в графике БИ не задан — зафиксировать в договоре</w:t>
+      </w:r>
+    </w:p>
+    <w:p>
+      <w:pPr>
+        <w:pStyle w:val="Heading2"/>
+      </w:pPr>
+      <w:r>
+        <w:rPr>
+          <w:b/>
+          <w:sz w:val="26"/>
+        </w:rPr>
+        <w:t xml:space="preserve">Этапность выдачи материалов БИ по Лоту №4</w:t>
+      </w:r>
+    </w:p>
+    <w:p>
+      <w:r>
+        <w:rPr>
+          <w:sz w:val="20"/>
+        </w:rPr>
+        <w:t xml:space="preserve">Материалы БИ выдаются поэтапно «для начала выполнения ОТР до полного выпуска БИ» (ТЗ v4.1, «Прочие условия»). Проект этапности передан Заказчиком 25.08.2026 вне официальной редакции ТЗ; раскладка по Лоту №4:</w:t>
+      </w:r>
+    </w:p>
+    <w:p>
+      <w:r>
+        <w:rPr>
+          <w:sz w:val="20"/>
+        </w:rPr>
+        <w:t xml:space="preserve">ЭТАП 1 (3 месяца) — предварительный отчёт БИ: разделы ПЗ «Общие сведения», «Данные об обрабатываемой продукции», «Описание техпроцесса», «Расходы материалов и энергоресурсов», «Перечень оборудования», «Подключение к сетям»; графическая часть: PFD, компоновочные решения, спецификация оборудования, опросные листы. (Матбалансы и исходные требования на длинноцикловое — в составе Лота №4 по ТЗ отсутствуют.)</w:t>
+      </w:r>
+    </w:p>
+    <w:p>
+      <w:r>
+        <w:rPr>
+          <w:sz w:val="20"/>
+        </w:rPr>
+        <w:t xml:space="preserve">ЭТАП 2 (итоговый отчёт; позиция КВАНТ по сроку: +3 месяца, суммарно не более 6) — дополнительно: планы с предварительными нагрузками, планы фундаментов с предварительной динамикой (с запасом), требования к монтажу, сведения по электрооборудованию (Прил. №3), схема КТС АСУ.</w:t>
+      </w:r>
+    </w:p>
+    <w:p>
+      <w:r>
+        <w:rPr>
+          <w:sz w:val="20"/>
+        </w:rPr>
+        <w:t xml:space="preserve">ЦИМ — отдельным этапом (ТЗ); срок этапа в проекте этапности не задан. Стоимостной блок в этапах не назван — предложение БИ: предварительная оценка по укрупнённым показателям — в Этап 1, бюджетные ТКП по основному оборудованию и бюджетная оценка комплектной поставки — в Этап 2.</w:t>
+      </w:r>
+    </w:p>
+    <w:p>
+      <w:r>
+        <w:rPr>
+          <w:sz w:val="20"/>
+        </w:rPr>
+        <w:t xml:space="preserve">РАННИЕ ИСХОДНЫЕ ДАННЫЕ ОТ ЗАКАЗЧИКА ДЛЯ ЭТАПА 1 (критический путь Лота №4): вариант размещения (генплан) нового склада; схема ж/д путевого развития; задание сбыта (род подвижного состава, партии); интерфейсные данные Лота №3 (профиль «перфорации», привязка конвейера КСМ). Без них компоновка, ж/д фронт и опросные листы грузозахватов в 3-месячный срок не выдаются.</w:t>
+      </w:r>
+    </w:p>
+    <w:tbl>
+      <w:tblPr>
+        <w:tblW w:w="11638" w:type="dxa"/>
+        <w:tblBorders>
+          <w:top w:val="single" w:sz="4" w:color="C9C9C9"/>
+          <w:left w:val="single" w:sz="4" w:color="C9C9C9"/>
+          <w:bottom w:val="single" w:sz="4" w:color="C9C9C9"/>
+          <w:right w:val="single" w:sz="4" w:color="C9C9C9"/>
+          <w:insideH w:val="single" w:sz="4" w:color="C9C9C9"/>
+          <w:insideV w:val="single" w:sz="4" w:color="C9C9C9"/>
+        </w:tblBorders>
+        <w:tblLayout w:type="fixed"/>
+      </w:tblPr>
+      <w:tblGrid>
+        <w:gridCol w:w="3600"/>
+        <w:gridCol w:w="5000"/>
+        <w:gridCol w:w="3038"/>
+      </w:tblGrid>
+      <w:tr>
+        <w:tc>
+          <w:tcPr>
+            <w:tcW w:w="3600" w:type="dxa"/>
+            <w:shd w:val="clear" w:fill="EFEFEF"/>
+          </w:tcPr>
+          <w:p>
+            <w:r>
+              <w:rPr>
+                <w:b/>
+                <w:sz w:val="19"/>
+              </w:rPr>
+              <w:t xml:space="preserve">Параметр</w:t>
+            </w:r>
+          </w:p>
+        </w:tc>
+        <w:tc>
+          <w:tcPr>
+            <w:tcW w:w="5000" w:type="dxa"/>
+            <w:shd w:val="clear" w:fill="EFEFEF"/>
+          </w:tcPr>
+          <w:p>
+            <w:r>
+              <w:rPr>
+                <w:b/>
+                <w:sz w:val="19"/>
+              </w:rPr>
+              <w:t xml:space="preserve">Значение</w:t>
+            </w:r>
+          </w:p>
+        </w:tc>
+        <w:tc>
+          <w:tcPr>
+            <w:tcW w:w="3038" w:type="dxa"/>
+            <w:shd w:val="clear" w:fill="EFEFEF"/>
+          </w:tcPr>
+          <w:p>
+            <w:r>
+              <w:rPr>
+                <w:b/>
+                <w:sz w:val="19"/>
+              </w:rPr>
+              <w:t xml:space="preserve">Источник</w:t>
+            </w:r>
+          </w:p>
+        </w:tc>
+      </w:tr>
+      <w:tr>
+        <w:tc>
+          <w:tcPr>
+            <w:tcW w:w="3600" w:type="dxa"/>
+          </w:tcPr>
+          <w:p>
+            <w:r>
+              <w:rPr>
+                <w:sz w:val="19"/>
+              </w:rPr>
+              <w:t xml:space="preserve">Этап 1</w:t>
+            </w:r>
+          </w:p>
+        </w:tc>
+        <w:tc>
+          <w:tcPr>
+            <w:tcW w:w="5000" w:type="dxa"/>
+          </w:tcPr>
+          <w:p>
+            <w:r>
+              <w:rPr>
+                <w:sz w:val="19"/>
+              </w:rPr>
+              <w:t xml:space="preserve">3 мес: ПЗ (6 разделов) + PFD, компоновки, спецификация, опросные листы</w:t>
+            </w:r>
+          </w:p>
+        </w:tc>
+        <w:tc>
+          <w:tcPr>
+            <w:tcW w:w="3038" w:type="dxa"/>
+          </w:tcPr>
+          <w:p>
+            <w:r>
+              <w:rPr>
+                <w:color w:val="666666"/>
+                <w:sz w:val="18"/>
+              </w:rPr>
+              <w:t xml:space="preserve">проект этапности Заказчика (25.08.2026, вне ТЗ)</w:t>
+            </w:r>
+          </w:p>
+        </w:tc>
+      </w:tr>
+      <w:tr>
+        <w:tc>
+          <w:tcPr>
+            <w:tcW w:w="3600" w:type="dxa"/>
+          </w:tcPr>
+          <w:p>
+            <w:r>
+              <w:rPr>
+                <w:sz w:val="19"/>
+              </w:rPr>
+              <w:t xml:space="preserve">Этап 2</w:t>
+            </w:r>
+          </w:p>
+        </w:tc>
+        <w:tc>
+          <w:tcPr>
+            <w:tcW w:w="5000" w:type="dxa"/>
+          </w:tcPr>
+          <w:p>
+            <w:r>
+              <w:rPr>
+                <w:sz w:val="19"/>
+              </w:rPr>
+              <w:t xml:space="preserve">Итоговый отчёт: нагрузки, фундаменты с динамикой, монтаж, электро Прил. №3, КТС АСУ; позиция КВАНТ — суммарно ≤6 мес</w:t>
+            </w:r>
+          </w:p>
+        </w:tc>
+        <w:tc>
+          <w:tcPr>
+            <w:tcW w:w="3038" w:type="dxa"/>
+          </w:tcPr>
+          <w:p>
+            <w:r>
+              <w:rPr>
+                <w:color w:val="666666"/>
+                <w:sz w:val="18"/>
+              </w:rPr>
+              <w:t xml:space="preserve">проект этапности; позиция КВАНТ (25.08.2026)</w:t>
+            </w:r>
+          </w:p>
+        </w:tc>
+      </w:tr>
+      <w:tr>
+        <w:tc>
+          <w:tcPr>
+            <w:tcW w:w="3600" w:type="dxa"/>
+          </w:tcPr>
+          <w:p>
+            <w:r>
+              <w:rPr>
+                <w:sz w:val="19"/>
+              </w:rPr>
+              <w:t xml:space="preserve">Стоимость по этапам</w:t>
+            </w:r>
+          </w:p>
+        </w:tc>
+        <w:tc>
+          <w:tcPr>
+            <w:tcW w:w="5000" w:type="dxa"/>
+          </w:tcPr>
+          <w:p>
+            <w:r>
+              <w:rPr>
+                <w:sz w:val="19"/>
+              </w:rPr>
+              <w:t xml:space="preserve">Этап 1 — укрупнённая оценка; Этап 2 — бюджетные ТКП и бюджетная оценка поставки</w:t>
+            </w:r>
+          </w:p>
+        </w:tc>
+        <w:tc>
+          <w:tcPr>
+            <w:tcW w:w="3038" w:type="dxa"/>
+          </w:tcPr>
+          <w:p>
+            <w:r>
+              <w:rPr>
+                <w:color w:val="666666"/>
+                <w:sz w:val="18"/>
+              </w:rPr>
+              <w:t xml:space="preserve">предложение БИ (пробел проекта этапности)</w:t>
+            </w:r>
+          </w:p>
+        </w:tc>
+      </w:tr>
+    </w:tbl>
+    <w:p>
+      <w:r>
+        <w:rPr>
+          <w:b/>
+          <w:color w:val="8A6200"/>
+          <w:sz w:val="19"/>
+        </w:rPr>
+        <w:t xml:space="preserve">— определяется на стадии БИ: </w:t>
+      </w:r>
+      <w:r>
+        <w:rPr>
+          <w:sz w:val="19"/>
+        </w:rPr>
+        <w:t xml:space="preserve">Статус этапности (передана вне редакции ТЗ v4.1) — внести в ТЗ/договор</w:t>
+      </w:r>
+    </w:p>
+    <w:p>
+      <w:r>
+        <w:rPr>
+          <w:b/>
+          <w:color w:val="8A6200"/>
+          <w:sz w:val="19"/>
+        </w:rPr>
+        <w:t xml:space="preserve">— определяется на стадии БИ: </w:t>
+      </w:r>
+      <w:r>
+        <w:rPr>
+          <w:sz w:val="19"/>
+        </w:rPr>
+        <w:t xml:space="preserve">Этапность по каждому лоту отдельно (4 отчёта) или единым отчётом — уточнить у Заказчика</w:t>
+      </w:r>
+    </w:p>
+    <w:p>
+      <w:r>
+        <w:rPr>
+          <w:b/>
+          <w:color w:val="8A6200"/>
+          <w:sz w:val="19"/>
+        </w:rPr>
+        <w:t xml:space="preserve">— определяется на стадии БИ: </w:t>
+      </w:r>
+      <w:r>
+        <w:rPr>
+          <w:sz w:val="19"/>
+        </w:rPr>
+        <w:t xml:space="preserve">Срок отдельного этапа ЦИМ — зафиксировать в графике договора</w:t>
+      </w:r>
+    </w:p>
+    <w:p>
+      <w:pPr>
+        <w:pStyle w:val="Heading2"/>
+      </w:pPr>
+      <w:r>
+        <w:rPr>
+          <w:b/>
+          <w:sz w:val="26"/>
+        </w:rPr>
+        <w:t xml:space="preserve">Стоимость поставки по Лоту №4 (порядок формирования)</w:t>
+      </w:r>
+    </w:p>
+    <w:p>
+      <w:r>
+        <w:rPr>
+          <w:sz w:val="20"/>
+        </w:rPr>
+        <w:t xml:space="preserve">В составе БИ приводится: (1) стоимость оборудования по данным ТКП потенциальных поставщиков — не менее 2–3 на каждую позицию (весовое оборудование, штабелёры с системой позиционирования, конвейер приёмки, кран-траверса, упаковка/маркировка, АСУ/АИС); (2) оценка общей стоимости комплектной поставки технологического оборудования в границах п. 6.2 ТЗ v3.6 (в v4.1 — п. 7.x, сверить по перечню границ Лота №4 v4.1).</w:t>
+      </w:r>
+    </w:p>
+    <w:p>
+      <w:r>
+        <w:rPr>
+          <w:sz w:val="20"/>
+        </w:rPr>
+        <w:t xml:space="preserve">Рекомендуемая пакетность запросов: пакет «интралогистика» (штабелёры + навигация + WMS-ППО) — у одного интегратора с ответственностью за сквозной алгоритм адресного хранения; пакет «весовое хозяйство + АИС» — у поставщика, унифицированного с площадкой КГМК (требование Прил. №5 об унификации и согласовании выбора); пакет «ж/д погрузка» (кран/траверса/вагонные весы). В ТКП включить гарантии производительности (7 пакетов/ч приёмка, 84 пакета/сут отгрузка), точности учёта (класс «высокий») и доступности системы (KPI автоматического режима).</w:t>
+      </w:r>
+    </w:p>
+    <w:p>
+      <w:r>
+        <w:rPr>
+          <w:sz w:val="20"/>
+        </w:rPr>
+        <w:t xml:space="preserve">Стоимостные данные не приводятся до получения ТКП.</w:t>
+      </w:r>
+    </w:p>
+    <w:p>
+      <w:r>
+        <w:rPr>
+          <w:sz w:val="20"/>
+        </w:rPr>
+        <w:t xml:space="preserve">АКТУАЛИЗАЦИЯ ПО ТЗ v4.1 (25.08.2026): строка «не менее 2-х – 3-х ТКП на каждую позицию оборудования» в v4.1 вычеркнута — действует редакция «Бюджетные ТКП по основному оборудованию»; оценка общей стоимости комплектной поставки — «бюджетная», в границах проектирования п. 7.2 ТЗ v4.1. Позиция БИ: класс точности бюджетной оценки зафиксировать в договоре как AACE Class 3 (±15–20 %); перечень «основного оборудования» для бюджетных ТКП (ориентир — 70–80 % стоимости поставки лота: весовое хозяйство с АИС, штабелёры с системой позиционирования, кран-траверса, конвейер приёмки, АСУ) закрепить протоколом, остальное — по укрупнённым показателям.</w:t>
+      </w:r>
+    </w:p>
+    <w:tbl>
+      <w:tblPr>
+        <w:tblW w:w="11638" w:type="dxa"/>
+        <w:tblBorders>
+          <w:top w:val="single" w:sz="4" w:color="C9C9C9"/>
+          <w:left w:val="single" w:sz="4" w:color="C9C9C9"/>
+          <w:bottom w:val="single" w:sz="4" w:color="C9C9C9"/>
+          <w:right w:val="single" w:sz="4" w:color="C9C9C9"/>
+          <w:insideH w:val="single" w:sz="4" w:color="C9C9C9"/>
+          <w:insideV w:val="single" w:sz="4" w:color="C9C9C9"/>
+        </w:tblBorders>
+        <w:tblLayout w:type="fixed"/>
+      </w:tblPr>
+      <w:tblGrid>
+        <w:gridCol w:w="3600"/>
+        <w:gridCol w:w="5000"/>
+        <w:gridCol w:w="3038"/>
+      </w:tblGrid>
+      <w:tr>
+        <w:tc>
+          <w:tcPr>
+            <w:tcW w:w="3600" w:type="dxa"/>
+            <w:shd w:val="clear" w:fill="EFEFEF"/>
+          </w:tcPr>
+          <w:p>
+            <w:r>
+              <w:rPr>
+                <w:b/>
+                <w:sz w:val="19"/>
+              </w:rPr>
+              <w:t xml:space="preserve">Параметр</w:t>
+            </w:r>
+          </w:p>
+        </w:tc>
+        <w:tc>
+          <w:tcPr>
+            <w:tcW w:w="5000" w:type="dxa"/>
+            <w:shd w:val="clear" w:fill="EFEFEF"/>
+          </w:tcPr>
+          <w:p>
+            <w:r>
+              <w:rPr>
+                <w:b/>
+                <w:sz w:val="19"/>
+              </w:rPr>
+              <w:t xml:space="preserve">Значение</w:t>
+            </w:r>
+          </w:p>
+        </w:tc>
+        <w:tc>
+          <w:tcPr>
+            <w:tcW w:w="3038" w:type="dxa"/>
+            <w:shd w:val="clear" w:fill="EFEFEF"/>
+          </w:tcPr>
+          <w:p>
+            <w:r>
+              <w:rPr>
+                <w:b/>
+                <w:sz w:val="19"/>
+              </w:rPr>
+              <w:t xml:space="preserve">Источник</w:t>
+            </w:r>
+          </w:p>
+        </w:tc>
+      </w:tr>
+      <w:tr>
+        <w:tc>
+          <w:tcPr>
+            <w:tcW w:w="3600" w:type="dxa"/>
+          </w:tcPr>
+          <w:p>
+            <w:r>
+              <w:rPr>
+                <w:sz w:val="19"/>
+              </w:rPr>
               <w:t xml:space="preserve">Требование ТЗ</w:t>
             </w:r>
           </w:p>
@@ -4123,7 +8390,7 @@
               <w:rPr>
                 <w:sz w:val="19"/>
               </w:rPr>
-              <w:t xml:space="preserve">≥2–3 ТКП на позицию; оценка комплектной поставки в границах п. 6.2</w:t>
+              <w:t xml:space="preserve">≥2–3 ТКП на позицию; оценка комплектной поставки в границах п. 6.2 ТЗ v3.6 (в v4.1 — п. 7.x)</w:t>
             </w:r>
           </w:p>
         </w:tc>
@@ -4142,6 +8409,90 @@
           </w:p>
         </w:tc>
       </w:tr>
+      <w:tr>
+        <w:tc>
+          <w:tcPr>
+            <w:tcW w:w="3600" w:type="dxa"/>
+          </w:tcPr>
+          <w:p>
+            <w:r>
+              <w:rPr>
+                <w:sz w:val="19"/>
+              </w:rPr>
+              <w:t xml:space="preserve">Редакция v4.1</w:t>
+            </w:r>
+          </w:p>
+        </w:tc>
+        <w:tc>
+          <w:tcPr>
+            <w:tcW w:w="5000" w:type="dxa"/>
+          </w:tcPr>
+          <w:p>
+            <w:r>
+              <w:rPr>
+                <w:sz w:val="19"/>
+              </w:rPr>
+              <w:t xml:space="preserve">Бюджетные ТКП по основному оборудованию; бюджетная оценка комплектной поставки в границах п. 7.2</w:t>
+            </w:r>
+          </w:p>
+        </w:tc>
+        <w:tc>
+          <w:tcPr>
+            <w:tcW w:w="3038" w:type="dxa"/>
+          </w:tcPr>
+          <w:p>
+            <w:r>
+              <w:rPr>
+                <w:color w:val="666666"/>
+                <w:sz w:val="18"/>
+              </w:rPr>
+              <w:t xml:space="preserve">ТЗ v4.1, «Стоимость поставки по Лоту №4»</w:t>
+            </w:r>
+          </w:p>
+        </w:tc>
+      </w:tr>
+      <w:tr>
+        <w:tc>
+          <w:tcPr>
+            <w:tcW w:w="3600" w:type="dxa"/>
+          </w:tcPr>
+          <w:p>
+            <w:r>
+              <w:rPr>
+                <w:sz w:val="19"/>
+              </w:rPr>
+              <w:t xml:space="preserve">Класс точности</w:t>
+            </w:r>
+          </w:p>
+        </w:tc>
+        <w:tc>
+          <w:tcPr>
+            <w:tcW w:w="5000" w:type="dxa"/>
+          </w:tcPr>
+          <w:p>
+            <w:r>
+              <w:rPr>
+                <w:sz w:val="19"/>
+              </w:rPr>
+              <w:t xml:space="preserve">AACE Class 3 (±15–20 %) — зафиксировать в договоре</w:t>
+            </w:r>
+          </w:p>
+        </w:tc>
+        <w:tc>
+          <w:tcPr>
+            <w:tcW w:w="3038" w:type="dxa"/>
+          </w:tcPr>
+          <w:p>
+            <w:r>
+              <w:rPr>
+                <w:color w:val="666666"/>
+                <w:sz w:val="18"/>
+              </w:rPr>
+              <w:t xml:space="preserve">позиция БИ (сверка состава БИ с AACE 18R-97)</w:t>
+            </w:r>
+          </w:p>
+        </w:tc>
+      </w:tr>
     </w:tbl>
     <w:p>
       <w:r>
@@ -4173,6 +8524,22 @@
           <w:sz w:val="19"/>
         </w:rPr>
         <w:t xml:space="preserve">Перечень поставщиков интралогистики РФ с опытом металлургических складов — проработка на этапе запросов</w:t>
+      </w:r>
+    </w:p>
+    <w:p>
+      <w:r>
+        <w:rPr>
+          <w:b/>
+          <w:color w:val="8A6200"/>
+          <w:sz w:val="19"/>
+        </w:rPr>
+        <w:t xml:space="preserve">— определяется на стадии БИ: </w:t>
+      </w:r>
+      <w:r>
+        <w:rPr>
+          <w:sz w:val="19"/>
+        </w:rPr>
+        <w:t xml:space="preserve">Перечень «основного оборудования» для бюджетных ТКП — зафиксировать протоколом с Заказчиком (граница объёма стоимостной части)</w:t>
       </w:r>
     </w:p>
     <w:sectPr>

--- a/ove/public/docs/bi/ove75-lot4-pz-draft.docx
+++ b/ove/public/docs/bi/ove75-lot4-pz-draft.docx
@@ -8,7 +8,7 @@
           <w:b/>
           <w:sz w:val="36"/>
         </w:rPr>
-        <w:t xml:space="preserve">ОВЭ-75 · Лот №4 · Склад готовой продукции — инженерные решения БИ</w:t>
+        <w:t xml:space="preserve">ОВЭ-75 · Лот №4 · Склад готовой продукции</w:t>
       </w:r>
     </w:p>
     <w:p>
@@ -55,23 +55,23 @@
         <w:rPr>
           <w:sz w:val="20"/>
         </w:rPr>
-        <w:t xml:space="preserve">Склад готовой продукции (СГП) — завершающее звено комплекса ОВЭ-75: приём пакетов катодной меди с выходного конвейера катодосдирочной машины (КСМ), защитная упаковка, маркировка, коммерческий учёт, формирование отгрузочных партий и отгрузка железнодорожным и автомобильным транспортом. Границы проектирования (ТЗ v3.6 п. 6.2 (в v4.1 — п. 7.x, сверить по перечню границ Лота №4 v4.1)): от передаточных ворот из отделения электроэкстракции меди до ворот отгрузки ж/д транспортом и ворот отгрузки автотранспортом.</w:t>
-      </w:r>
-    </w:p>
-    <w:p>
-      <w:r>
-        <w:rPr>
-          <w:sz w:val="20"/>
-        </w:rPr>
-        <w:t xml:space="preserve">СГП размещается смежно с отделением электроэкстракции в существующем корпусе электрорафинирования меди (ЦЭМ, Приложение №6 к ТЗ, чертежи ФМ-594хх): «как правило, в непосредственной близости к электролизному отделению расположен склад готовой продукции» (ИД ч.2 разд. 4.2.2); на плане ЦЭМ (ФМ-59415) зона склада готовой продукции выделена исторической планировкой. Ключевое требование ТЗ (п. 6.3): полностью автоматическое складирование с подсистемами позиционирования, завязанными на выходной конвейер КСМ, — все операции от приёмки пакетов до отгрузки партий в транспорт выполняются в автоматическом режиме; автоматизация — сквозная, с выводом показателей в единую диспетчерскую (ТЗ п. 2.10).</w:t>
-      </w:r>
-    </w:p>
-    <w:p>
-      <w:r>
-        <w:rPr>
-          <w:sz w:val="20"/>
-        </w:rPr>
-        <w:t xml:space="preserve">БАЗИС РАЗМЕЩЕНИЯ (ТЗ v4.1 п.1.3, 25.08.2026): базовый сценарий — новый склад ГП (~32 тыс. м³) в составе комплекса нового строительства, смежно с новым корпусом электроэкстракции (calc.json NB-EW/NB-COST); размещение в существующем ЦЭМ (Прил. №6) — резервный сценарий А.</w:t>
+        <w:t xml:space="preserve">Склад готовой продукции (СГП) — завершающее звено комплекса ОВЭ-75: приём пакетов катодной меди с выходного конвейера катодосдирочной машины (КСМ), защитная упаковка, маркировка, коммерческий учёт, формирование отгрузочных партий и отгрузка железнодорожным и автомобильным транспортом. Границы проектирования (перечень границ Лота №4 ТЗ v4.1; в предыдущей редакции — п. 6.2, номер пункта в v4.1 сверить): от передаточных ворот из отделения электроэкстракции меди до ворот отгрузки ж/д транспортом и ворот отгрузки автотранспортом.</w:t>
+      </w:r>
+    </w:p>
+    <w:p>
+      <w:r>
+        <w:rPr>
+          <w:sz w:val="20"/>
+        </w:rPr>
+        <w:t xml:space="preserve">БАЗИС РАЗМЕЩЕНИЯ (ТЗ v4.1 п.1.3, 25.08.2026): базовый сценарий — новый склад ГП (~32 тыс. м³) в составе комплекса нового строительства, смежно с новым корпусом электроэкстракции (оценка — в расчётной записке КВАНТ); размещение в существующем ЦЭМ (Прил. №6) — резервный сценарий А.</w:t>
+      </w:r>
+    </w:p>
+    <w:p>
+      <w:r>
+        <w:rPr>
+          <w:sz w:val="20"/>
+        </w:rPr>
+        <w:t xml:space="preserve">Резервный сценарий А — размещение смежно с отделением электроэкстракции в существующем корпусе электрорафинирования меди (ЦЭМ, Приложение №6 к ТЗ, чертежи ФМ-594хх): «как правило, в непосредственной близости к электролизному отделению расположен склад готовой продукции» (ИД ч.2 разд. 4.2.2); на плане ЦЭМ (ФМ-59415) зона склада готовой продукции выделена исторической планировкой. Ключевое требование ТЗ (п. 6.3) — для обоих сценариев: полностью автоматическое складирование с подсистемами позиционирования, завязанными на выходной конвейер КСМ, — все операции от приёмки пакетов до отгрузки партий в транспорт выполняются в автоматическом режиме; автоматизация — сквозная, с выводом показателей в единую диспетчерскую (ТЗ п. 2.10).</w:t>
       </w:r>
     </w:p>
     <w:p>
@@ -184,7 +184,7 @@
                 <w:color w:val="666666"/>
                 <w:sz w:val="18"/>
               </w:rPr>
-              <w:t xml:space="preserve">ТЗ v3.6 п. 6.2 (в v4.1 — п. 7.x, сверить по перечню границ Лота №4 v4.1)</w:t>
+              <w:t xml:space="preserve">ТЗ (пред. ред.) п. 6.2 (в v4.1 — п. 7.x, сверить по перечню границ Лота №4 v4.1)</w:t>
             </w:r>
           </w:p>
         </w:tc>
@@ -310,7 +310,7 @@
                 <w:color w:val="666666"/>
                 <w:sz w:val="18"/>
               </w:rPr>
-              <w:t xml:space="preserve">ТЗ v3.6 п. 6.3 (в v4.1 — п. 7.x, сверить по перечню границ Лота №4 v4.1)</w:t>
+              <w:t xml:space="preserve">ТЗ (пред. ред.) п. 6.3 (в v4.1 — п. 7.x, сверить по перечню границ Лота №4 v4.1)</w:t>
             </w:r>
           </w:p>
         </w:tc>
@@ -792,7 +792,7 @@
         <w:rPr>
           <w:sz w:val="20"/>
         </w:rPr>
-        <w:t xml:space="preserve">Все операции — в автоматическом режиме; ручной режим — наладка и нештатные ситуации (ТЗ v3.6 п. 6.3 (в v4.1 — п. 7.x, сверить по перечню границ Лота №4 v4.1)).</w:t>
+        <w:t xml:space="preserve">Все операции — в автоматическом режиме; ручной режим — наладка и нештатные ситуации (ТЗ (пред. ред.) п. 6.3 (в v4.1 — п. 7.x, сверить по перечню границ Лота №4 v4.1)).</w:t>
       </w:r>
     </w:p>
     <w:tbl>
@@ -1009,21 +1009,21 @@
               <w:rPr>
                 <w:sz w:val="19"/>
               </w:rPr>
-              <w:t xml:space="preserve">Сверловка части катодов по заданию АСУ (требование ТЗ v3.6 п. 6.4 (в v4.1 — п. 7.x, сверить по перечню границ Лота №4 v4.1))</w:t>
-            </w:r>
-          </w:p>
-        </w:tc>
-        <w:tc>
-          <w:tcPr>
-            <w:tcW w:w="3038" w:type="dxa"/>
-          </w:tcPr>
-          <w:p>
-            <w:r>
-              <w:rPr>
-                <w:color w:val="666666"/>
-                <w:sz w:val="18"/>
-              </w:rPr>
-              <w:t xml:space="preserve">ТЗ v3.6 п. 6.4 (в v4.1 — п. 7.x, сверить по перечню границ Лота №4 v4.1)</w:t>
+              <w:t xml:space="preserve">Сверловка части катодов по заданию АСУ (требование ТЗ (пред. ред.) п. 6.4 (в v4.1 — п. 7.x, сверить по перечню границ Лота №4 v4.1))</w:t>
+            </w:r>
+          </w:p>
+        </w:tc>
+        <w:tc>
+          <w:tcPr>
+            <w:tcW w:w="3038" w:type="dxa"/>
+          </w:tcPr>
+          <w:p>
+            <w:r>
+              <w:rPr>
+                <w:color w:val="666666"/>
+                <w:sz w:val="18"/>
+              </w:rPr>
+              <w:t xml:space="preserve">ТЗ (пред. ред.) п. 6.4 (в v4.1 — п. 7.x, сверить по перечню границ Лота №4 v4.1)</w:t>
             </w:r>
           </w:p>
         </w:tc>
@@ -1567,7 +1567,7 @@
                 <w:color w:val="666666"/>
                 <w:sz w:val="18"/>
               </w:rPr>
-              <w:t xml:space="preserve">ИД ч.2 разд. 4.2.2; Прил. №6; ТЗ v3.6 п. 6.4 (в v4.1 — п. 7.x, сверить по перечню границ Лота №4 v4.1)</w:t>
+              <w:t xml:space="preserve">ИД ч.2 разд. 4.2.2; Прил. №6; ТЗ (пред. ред.) п. 6.4 (в v4.1 — п. 7.x, сверить по перечню границ Лота №4 v4.1)</w:t>
             </w:r>
           </w:p>
         </w:tc>
@@ -3238,7 +3238,7 @@
         <w:rPr>
           <w:sz w:val="20"/>
         </w:rPr>
-        <w:t xml:space="preserve">По ТЗ v3.6 п. 6.4 (в v4.1 — п. 7.x, сверить по перечню границ Лота №4 v4.1) АСУ СГП управляет роботами, набором партий, разбраковкой, автоматическим взвешиванием, отбором части катодов на сверловку; в программе заложен алгоритм размещения стоп катодов по территории склада автопогрузчиками-штабелёрами по размеченным линиям с памятью «что и где стоит» для последующей отгрузки потребителю.</w:t>
+        <w:t xml:space="preserve">По ТЗ (пред. ред.) п. 6.4 (в v4.1 — п. 7.x, сверить по перечню границ Лота №4 v4.1) АСУ СГП управляет роботами, набором партий, разбраковкой, автоматическим взвешиванием, отбором части катодов на сверловку; в программе заложен алгоритм размещения стоп катодов по территории склада автопогрузчиками-штабелёрами по размеченным линиям с памятью «что и где стоит» для последующей отгрузки потребителю.</w:t>
       </w:r>
     </w:p>
     <w:p>
@@ -3373,7 +3373,7 @@
                 <w:color w:val="666666"/>
                 <w:sz w:val="18"/>
               </w:rPr>
-              <w:t xml:space="preserve">ТЗ v3.6 п. 6.4 (в v4.1 — п. 7.x, сверить по перечню границ Лота №4 v4.1)</w:t>
+              <w:t xml:space="preserve">ТЗ (пред. ред.) п. 6.4 (в v4.1 — п. 7.x, сверить по перечню границ Лота №4 v4.1)</w:t>
             </w:r>
           </w:p>
         </w:tc>
@@ -4457,7 +4457,7 @@
                 <w:color w:val="666666"/>
                 <w:sz w:val="18"/>
               </w:rPr>
-              <w:t xml:space="preserve">ТЗ v3.6 п. 6.2 (в v4.1 — п. 7.x, сверить по перечню границ Лота №4 v4.1)</w:t>
+              <w:t xml:space="preserve">ТЗ (пред. ред.) п. 6.2 (в v4.1 — п. 7.x, сверить по перечню границ Лота №4 v4.1)</w:t>
             </w:r>
           </w:p>
         </w:tc>
@@ -4499,7 +4499,7 @@
                 <w:color w:val="666666"/>
                 <w:sz w:val="18"/>
               </w:rPr>
-              <w:t xml:space="preserve">ТЗ v3.6 п. 6.4 (в v4.1 — п. 7.x, сверить по перечню границ Лота №4 v4.1)</w:t>
+              <w:t xml:space="preserve">ТЗ (пред. ред.) п. 6.4 (в v4.1 — п. 7.x, сверить по перечню границ Лота №4 v4.1)</w:t>
             </w:r>
           </w:p>
         </w:tc>
@@ -4757,7 +4757,7 @@
         <w:rPr>
           <w:sz w:val="20"/>
         </w:rPr>
-        <w:t xml:space="preserve">Состав по ТЗ v3.6 п. 6.3 (в v4.1 — п. 7.x, сверить по перечню границ Лота №4 v4.1) с раскрытием до позиций:</w:t>
+        <w:t xml:space="preserve">Состав по ТЗ (пред. ред.) п. 6.3 (в v4.1 — п. 7.x, сверить по перечню границ Лота №4 v4.1) с раскрытием до позиций:</w:t>
       </w:r>
     </w:p>
     <w:p>
@@ -8275,7 +8275,7 @@
         <w:rPr>
           <w:sz w:val="20"/>
         </w:rPr>
-        <w:t xml:space="preserve">В составе БИ приводится: (1) стоимость оборудования по данным ТКП потенциальных поставщиков — не менее 2–3 на каждую позицию (весовое оборудование, штабелёры с системой позиционирования, конвейер приёмки, кран-траверса, упаковка/маркировка, АСУ/АИС); (2) оценка общей стоимости комплектной поставки технологического оборудования в границах п. 6.2 ТЗ v3.6 (в v4.1 — п. 7.x, сверить по перечню границ Лота №4 v4.1).</w:t>
+        <w:t xml:space="preserve">В составе БИ приводится: (1) стоимость оборудования по данным ТКП потенциальных поставщиков — не менее 2–3 на каждую позицию (весовое оборудование, штабелёры с системой позиционирования, конвейер приёмки, кран-траверса, упаковка/маркировка, АСУ/АИС); (2) оценка общей стоимости комплектной поставки технологического оборудования в границах п. 6.2 ТЗ пред. ред. (в v4.1 — п. 7.x, сверить по перечню границ Лота №4 v4.1).</w:t>
       </w:r>
     </w:p>
     <w:p>
@@ -8390,7 +8390,7 @@
               <w:rPr>
                 <w:sz w:val="19"/>
               </w:rPr>
-              <w:t xml:space="preserve">≥2–3 ТКП на позицию; оценка комплектной поставки в границах п. 6.2 ТЗ v3.6 (в v4.1 — п. 7.x)</w:t>
+              <w:t xml:space="preserve">≥2–3 ТКП на позицию; оценка комплектной поставки в границах п. 6.2 ТЗ пред. ред. (в v4.1 — п. 7.x)</w:t>
             </w:r>
           </w:p>
         </w:tc>

--- a/ove/public/docs/bi/ove75-lot4-pz-draft.docx
+++ b/ove/public/docs/bi/ove75-lot4-pz-draft.docx
@@ -1138,7 +1138,7 @@
         <w:rPr>
           <w:sz w:val="20"/>
         </w:rPr>
-        <w:t xml:space="preserve">ВЫВОД: потребный буфер СГП — 1200 пакетов (3000 т, ≈14 сут); размер подтверждается заданием сбыта по партиям — при судовых партиях &gt;3000 т ёмкость пересматривается в бóльшую сторону (резерв площади предусмотреть).</w:t>
+        <w:t xml:space="preserve">ВЫВОД: потребный буфер СГП — 1200 пакетов (3000 т, ≈14 сут); размер подтверждается заданием сбыта по партиям — при судовых партиях &gt;3000 т ёмкость пересматривается в бо́льшую сторону (резерв площади предусмотреть).</w:t>
       </w:r>
     </w:p>
     <w:tbl>

--- a/ove/public/docs/bi/ove75-lot4-pz-draft.docx
+++ b/ove/public/docs/bi/ove75-lot4-pz-draft.docx
@@ -8,7 +8,7 @@
           <w:b/>
           <w:sz w:val="36"/>
         </w:rPr>
-        <w:t xml:space="preserve">ОВЭ-75 · Лот №4 · Склад готовой продукции — инженерные решения БИ</w:t>
+        <w:t xml:space="preserve">ОВЭ-75 · Лот №4 · Склад готовой продукции</w:t>
       </w:r>
     </w:p>
     <w:p>
@@ -55,23 +55,23 @@
         <w:rPr>
           <w:sz w:val="20"/>
         </w:rPr>
-        <w:t xml:space="preserve">Склад готовой продукции (СГП) — завершающее звено комплекса ОВЭ-75: приём пакетов катодной меди с выходного конвейера катодосдирочной машины (КСМ), защитная упаковка, маркировка, коммерческий учёт, формирование отгрузочных партий и отгрузка железнодорожным и автомобильным транспортом. Границы проектирования (ТЗ v3.6 п. 6.2 (в v4.1 — п. 7.x, сверить по перечню границ Лота №4 v4.1)): от передаточных ворот из отделения электроэкстракции меди до ворот отгрузки ж/д транспортом и ворот отгрузки автотранспортом.</w:t>
-      </w:r>
-    </w:p>
-    <w:p>
-      <w:r>
-        <w:rPr>
-          <w:sz w:val="20"/>
-        </w:rPr>
-        <w:t xml:space="preserve">СГП размещается смежно с отделением электроэкстракции в существующем корпусе электрорафинирования меди (ЦЭМ, Приложение №6 к ТЗ, чертежи ФМ-594хх): «как правило, в непосредственной близости к электролизному отделению расположен склад готовой продукции» (ИД ч.2 разд. 4.2.2); на плане ЦЭМ (ФМ-59415) зона склада готовой продукции выделена исторической планировкой. Ключевое требование ТЗ (п. 6.3): полностью автоматическое складирование с подсистемами позиционирования, завязанными на выходной конвейер КСМ, — все операции от приёмки пакетов до отгрузки партий в транспорт выполняются в автоматическом режиме; автоматизация — сквозная, с выводом показателей в единую диспетчерскую (ТЗ п. 2.10).</w:t>
-      </w:r>
-    </w:p>
-    <w:p>
-      <w:r>
-        <w:rPr>
-          <w:sz w:val="20"/>
-        </w:rPr>
-        <w:t xml:space="preserve">БАЗИС РАЗМЕЩЕНИЯ (ТЗ v4.1 п.1.3, 25.08.2026): базовый сценарий — новый склад ГП (~32 тыс. м³) в составе комплекса нового строительства, смежно с новым корпусом электроэкстракции (calc.json NB-EW/NB-COST); размещение в существующем ЦЭМ (Прил. №6) — резервный сценарий А.</w:t>
+        <w:t xml:space="preserve">Склад готовой продукции (СГП) — завершающее звено комплекса ОВЭ-75: приём пакетов катодной меди с выходного конвейера катодосдирочной машины (КСМ), защитная упаковка, маркировка, коммерческий учёт, формирование отгрузочных партий и отгрузка железнодорожным и автомобильным транспортом. Границы проектирования (перечень границ Лота №4 ТЗ v4.1; в предыдущей редакции — п. 6.2, номер пункта в v4.1 сверить): от передаточных ворот из отделения электроэкстракции меди до ворот отгрузки ж/д транспортом и ворот отгрузки автотранспортом.</w:t>
+      </w:r>
+    </w:p>
+    <w:p>
+      <w:r>
+        <w:rPr>
+          <w:sz w:val="20"/>
+        </w:rPr>
+        <w:t xml:space="preserve">БАЗИС РАЗМЕЩЕНИЯ (ТЗ v4.1 п.1.3, 25.08.2026): базовый сценарий — новый склад ГП (~32 тыс. м³) в составе комплекса нового строительства, смежно с новым корпусом электроэкстракции (оценка — в расчётной записке КВАНТ); размещение в существующем ЦЭМ (Прил. №6) — резервный сценарий А.</w:t>
+      </w:r>
+    </w:p>
+    <w:p>
+      <w:r>
+        <w:rPr>
+          <w:sz w:val="20"/>
+        </w:rPr>
+        <w:t xml:space="preserve">Резервный сценарий А — размещение смежно с отделением электроэкстракции в существующем корпусе электрорафинирования меди (ЦЭМ, Приложение №6 к ТЗ, чертежи ФМ-594хх): «как правило, в непосредственной близости к электролизному отделению расположен склад готовой продукции» (ИД ч.2 разд. 4.2.2); на плане ЦЭМ (ФМ-59415) зона склада готовой продукции выделена исторической планировкой. Ключевое требование ТЗ (п. 6.3) — для обоих сценариев: полностью автоматическое складирование с подсистемами позиционирования, завязанными на выходной конвейер КСМ, — все операции от приёмки пакетов до отгрузки партий в транспорт выполняются в автоматическом режиме; автоматизация — сквозная, с выводом показателей в единую диспетчерскую (ТЗ п. 2.10).</w:t>
       </w:r>
     </w:p>
     <w:p>
@@ -184,7 +184,7 @@
                 <w:color w:val="666666"/>
                 <w:sz w:val="18"/>
               </w:rPr>
-              <w:t xml:space="preserve">ТЗ v3.6 п. 6.2 (в v4.1 — п. 7.x, сверить по перечню границ Лота №4 v4.1)</w:t>
+              <w:t xml:space="preserve">ТЗ (пред. ред.) п. 6.2 (в v4.1 — п. 7.x, сверить по перечню границ Лота №4 v4.1)</w:t>
             </w:r>
           </w:p>
         </w:tc>
@@ -310,7 +310,7 @@
                 <w:color w:val="666666"/>
                 <w:sz w:val="18"/>
               </w:rPr>
-              <w:t xml:space="preserve">ТЗ v3.6 п. 6.3 (в v4.1 — п. 7.x, сверить по перечню границ Лота №4 v4.1)</w:t>
+              <w:t xml:space="preserve">ТЗ (пред. ред.) п. 6.3 (в v4.1 — п. 7.x, сверить по перечню границ Лота №4 v4.1)</w:t>
             </w:r>
           </w:p>
         </w:tc>
@@ -792,7 +792,7 @@
         <w:rPr>
           <w:sz w:val="20"/>
         </w:rPr>
-        <w:t xml:space="preserve">Все операции — в автоматическом режиме; ручной режим — наладка и нештатные ситуации (ТЗ v3.6 п. 6.3 (в v4.1 — п. 7.x, сверить по перечню границ Лота №4 v4.1)).</w:t>
+        <w:t xml:space="preserve">Все операции — в автоматическом режиме; ручной режим — наладка и нештатные ситуации (ТЗ (пред. ред.) п. 6.3 (в v4.1 — п. 7.x, сверить по перечню границ Лота №4 v4.1)).</w:t>
       </w:r>
     </w:p>
     <w:tbl>
@@ -1009,21 +1009,21 @@
               <w:rPr>
                 <w:sz w:val="19"/>
               </w:rPr>
-              <w:t xml:space="preserve">Сверловка части катодов по заданию АСУ (требование ТЗ v3.6 п. 6.4 (в v4.1 — п. 7.x, сверить по перечню границ Лота №4 v4.1))</w:t>
-            </w:r>
-          </w:p>
-        </w:tc>
-        <w:tc>
-          <w:tcPr>
-            <w:tcW w:w="3038" w:type="dxa"/>
-          </w:tcPr>
-          <w:p>
-            <w:r>
-              <w:rPr>
-                <w:color w:val="666666"/>
-                <w:sz w:val="18"/>
-              </w:rPr>
-              <w:t xml:space="preserve">ТЗ v3.6 п. 6.4 (в v4.1 — п. 7.x, сверить по перечню границ Лота №4 v4.1)</w:t>
+              <w:t xml:space="preserve">Сверловка части катодов по заданию АСУ (требование ТЗ (пред. ред.) п. 6.4 (в v4.1 — п. 7.x, сверить по перечню границ Лота №4 v4.1))</w:t>
+            </w:r>
+          </w:p>
+        </w:tc>
+        <w:tc>
+          <w:tcPr>
+            <w:tcW w:w="3038" w:type="dxa"/>
+          </w:tcPr>
+          <w:p>
+            <w:r>
+              <w:rPr>
+                <w:color w:val="666666"/>
+                <w:sz w:val="18"/>
+              </w:rPr>
+              <w:t xml:space="preserve">ТЗ (пред. ред.) п. 6.4 (в v4.1 — п. 7.x, сверить по перечню границ Лота №4 v4.1)</w:t>
             </w:r>
           </w:p>
         </w:tc>
@@ -1138,7 +1138,7 @@
         <w:rPr>
           <w:sz w:val="20"/>
         </w:rPr>
-        <w:t xml:space="preserve">ВЫВОД: потребный буфер СГП — 1200 пакетов (3000 т, ≈14 сут); размер подтверждается заданием сбыта по партиям — при судовых партиях &gt;3000 т ёмкость пересматривается в бóльшую сторону (резерв площади предусмотреть).</w:t>
+        <w:t xml:space="preserve">ВЫВОД: потребный буфер СГП — 1200 пакетов (3000 т, ≈14 сут); размер подтверждается заданием сбыта по партиям — при судовых партиях &gt;3000 т ёмкость пересматривается в бо́льшую сторону (резерв площади предусмотреть).</w:t>
       </w:r>
     </w:p>
     <w:tbl>
@@ -1567,7 +1567,7 @@
                 <w:color w:val="666666"/>
                 <w:sz w:val="18"/>
               </w:rPr>
-              <w:t xml:space="preserve">ИД ч.2 разд. 4.2.2; Прил. №6; ТЗ v3.6 п. 6.4 (в v4.1 — п. 7.x, сверить по перечню границ Лота №4 v4.1)</w:t>
+              <w:t xml:space="preserve">ИД ч.2 разд. 4.2.2; Прил. №6; ТЗ (пред. ред.) п. 6.4 (в v4.1 — п. 7.x, сверить по перечню границ Лота №4 v4.1)</w:t>
             </w:r>
           </w:p>
         </w:tc>
@@ -3238,7 +3238,7 @@
         <w:rPr>
           <w:sz w:val="20"/>
         </w:rPr>
-        <w:t xml:space="preserve">По ТЗ v3.6 п. 6.4 (в v4.1 — п. 7.x, сверить по перечню границ Лота №4 v4.1) АСУ СГП управляет роботами, набором партий, разбраковкой, автоматическим взвешиванием, отбором части катодов на сверловку; в программе заложен алгоритм размещения стоп катодов по территории склада автопогрузчиками-штабелёрами по размеченным линиям с памятью «что и где стоит» для последующей отгрузки потребителю.</w:t>
+        <w:t xml:space="preserve">По ТЗ (пред. ред.) п. 6.4 (в v4.1 — п. 7.x, сверить по перечню границ Лота №4 v4.1) АСУ СГП управляет роботами, набором партий, разбраковкой, автоматическим взвешиванием, отбором части катодов на сверловку; в программе заложен алгоритм размещения стоп катодов по территории склада автопогрузчиками-штабелёрами по размеченным линиям с памятью «что и где стоит» для последующей отгрузки потребителю.</w:t>
       </w:r>
     </w:p>
     <w:p>
@@ -3373,7 +3373,7 @@
                 <w:color w:val="666666"/>
                 <w:sz w:val="18"/>
               </w:rPr>
-              <w:t xml:space="preserve">ТЗ v3.6 п. 6.4 (в v4.1 — п. 7.x, сверить по перечню границ Лота №4 v4.1)</w:t>
+              <w:t xml:space="preserve">ТЗ (пред. ред.) п. 6.4 (в v4.1 — п. 7.x, сверить по перечню границ Лота №4 v4.1)</w:t>
             </w:r>
           </w:p>
         </w:tc>
@@ -4457,7 +4457,7 @@
                 <w:color w:val="666666"/>
                 <w:sz w:val="18"/>
               </w:rPr>
-              <w:t xml:space="preserve">ТЗ v3.6 п. 6.2 (в v4.1 — п. 7.x, сверить по перечню границ Лота №4 v4.1)</w:t>
+              <w:t xml:space="preserve">ТЗ (пред. ред.) п. 6.2 (в v4.1 — п. 7.x, сверить по перечню границ Лота №4 v4.1)</w:t>
             </w:r>
           </w:p>
         </w:tc>
@@ -4499,7 +4499,7 @@
                 <w:color w:val="666666"/>
                 <w:sz w:val="18"/>
               </w:rPr>
-              <w:t xml:space="preserve">ТЗ v3.6 п. 6.4 (в v4.1 — п. 7.x, сверить по перечню границ Лота №4 v4.1)</w:t>
+              <w:t xml:space="preserve">ТЗ (пред. ред.) п. 6.4 (в v4.1 — п. 7.x, сверить по перечню границ Лота №4 v4.1)</w:t>
             </w:r>
           </w:p>
         </w:tc>
@@ -4757,7 +4757,7 @@
         <w:rPr>
           <w:sz w:val="20"/>
         </w:rPr>
-        <w:t xml:space="preserve">Состав по ТЗ v3.6 п. 6.3 (в v4.1 — п. 7.x, сверить по перечню границ Лота №4 v4.1) с раскрытием до позиций:</w:t>
+        <w:t xml:space="preserve">Состав по ТЗ (пред. ред.) п. 6.3 (в v4.1 — п. 7.x, сверить по перечню границ Лота №4 v4.1) с раскрытием до позиций:</w:t>
       </w:r>
     </w:p>
     <w:p>
@@ -8275,7 +8275,7 @@
         <w:rPr>
           <w:sz w:val="20"/>
         </w:rPr>
-        <w:t xml:space="preserve">В составе БИ приводится: (1) стоимость оборудования по данным ТКП потенциальных поставщиков — не менее 2–3 на каждую позицию (весовое оборудование, штабелёры с системой позиционирования, конвейер приёмки, кран-траверса, упаковка/маркировка, АСУ/АИС); (2) оценка общей стоимости комплектной поставки технологического оборудования в границах п. 6.2 ТЗ v3.6 (в v4.1 — п. 7.x, сверить по перечню границ Лота №4 v4.1).</w:t>
+        <w:t xml:space="preserve">В составе БИ приводится: (1) стоимость оборудования по данным ТКП потенциальных поставщиков — не менее 2–3 на каждую позицию (весовое оборудование, штабелёры с системой позиционирования, конвейер приёмки, кран-траверса, упаковка/маркировка, АСУ/АИС); (2) оценка общей стоимости комплектной поставки технологического оборудования в границах п. 6.2 ТЗ пред. ред. (в v4.1 — п. 7.x, сверить по перечню границ Лота №4 v4.1).</w:t>
       </w:r>
     </w:p>
     <w:p>
@@ -8390,7 +8390,7 @@
               <w:rPr>
                 <w:sz w:val="19"/>
               </w:rPr>
-              <w:t xml:space="preserve">≥2–3 ТКП на позицию; оценка комплектной поставки в границах п. 6.2 ТЗ v3.6 (в v4.1 — п. 7.x)</w:t>
+              <w:t xml:space="preserve">≥2–3 ТКП на позицию; оценка комплектной поставки в границах п. 6.2 ТЗ пред. ред. (в v4.1 — п. 7.x)</w:t>
             </w:r>
           </w:p>
         </w:tc>

--- a/ove/public/docs/bi/ove75-lot4-pz-draft.docx
+++ b/ove/public/docs/bi/ove75-lot4-pz-draft.docx
@@ -35,7 +35,7 @@
           <w:color w:val="666666"/>
           <w:sz w:val="18"/>
         </w:rPr>
-        <w:t xml:space="preserve">Рабочий материал КВАНТ, сформирован 27.08.2026 до старта работ: данные — из ИД ч.1/ч.2 и ТЗ v4.1; состав разделов — по требованиям ТЗ к содержанию БИ. Позиции «определяется на стадии БИ» закрываются после старта (ИД по варианту размещения, ТУ на подключение, ТКП). Не является выпущенной документацией.</w:t>
+        <w:t xml:space="preserve">Рабочий материал КВАНТ, сформирован 28.08.2026 до старта работ: данные — из ИД ч.1/ч.2 и ТЗ v4.1; состав разделов — по требованиям ТЗ к содержанию БИ. Позиции «определяется на стадии БИ» закрываются после старта (ИД по варианту размещения, ТУ на подключение, ТКП). Не является выпущенной документацией.</w:t>
       </w:r>
     </w:p>
     <w:p>

--- a/ove/public/docs/bi/ove75-lot4-pz-draft.docx
+++ b/ove/public/docs/bi/ove75-lot4-pz-draft.docx
@@ -35,7 +35,7 @@
           <w:color w:val="666666"/>
           <w:sz w:val="18"/>
         </w:rPr>
-        <w:t xml:space="preserve">Рабочий материал КВАНТ, сформирован 28.08.2026 до старта работ: данные — из ИД ч.1/ч.2 и ТЗ v4.1; состав разделов — по требованиям ТЗ к содержанию БИ. Позиции «определяется на стадии БИ» закрываются после старта (ИД по варианту размещения, ТУ на подключение, ТКП). Не является выпущенной документацией.</w:t>
+        <w:t xml:space="preserve">Рабочий материал КВАНТ, сформирован 01.09.2026 до старта работ: данные — из ИД ч.1/ч.2 и ТЗ v4.1; состав разделов — по требованиям ТЗ к содержанию БИ. Позиции «определяется на стадии БИ» закрываются после старта (ИД по варианту размещения, ТУ на подключение, ТКП). Не является выпущенной документацией.</w:t>
       </w:r>
     </w:p>
     <w:p>
@@ -8540,6 +8540,592 @@
           <w:sz w:val="19"/>
         </w:rPr>
         <w:t xml:space="preserve">Перечень «основного оборудования» для бюджетных ТКП — зафиксировать протоколом с Заказчиком (граница объёма стоимостной части)</w:t>
+      </w:r>
+    </w:p>
+    <w:p>
+      <w:pPr>
+        <w:pStyle w:val="Heading2"/>
+      </w:pPr>
+      <w:r>
+        <w:rPr>
+          <w:b/>
+          <w:sz w:val="26"/>
+        </w:rPr>
+        <w:t xml:space="preserve">Закладные решения для последующей цифровизации</w:t>
+      </w:r>
+    </w:p>
+    <w:p>
+      <w:r>
+        <w:rPr>
+          <w:sz w:val="20"/>
+        </w:rPr>
+        <w:t xml:space="preserve">По решению владельца проекта в базовый состав Лота №4 вносятся закладные решения для последующей цифровизации — одобренные позиции «Реестра идей эффективности ред. 2.0» (разд. 1.4 пп. 25–26; разд. 1.6 пп. 35, 38, 39; разд. 2 п. 16). Принцип: в базовый состав закладываются только дешёвые подготовительные позиции — строительные закладные, каналы связи, поля модели данных и требования к опросным листам, — чтобы будущие системы (безлюдные штабелёры, машинное зрение выходного контроля, оптимизационная погрузка вагонов, мониторинг состояния парка оборудования) устанавливались без перепроектирования и остановки склада. Дооснащение после пуска обходится в три-пять раз дороже закладки в проект.</w:t>
+      </w:r>
+    </w:p>
+    <w:p>
+      <w:r>
+        <w:rPr>
+          <w:sz w:val="20"/>
+        </w:rPr>
+        <w:t xml:space="preserve">СТРОИТЕЛЬНАЯ ЧАСТЬ И ЭНЕРГЕТИКА. Класс ровности пола под автоматическую технику фиксируется в задании на корпус ДО заказа плиты пола (СП 29.13330 плюс требования изготовителя машин; см. раздел «Нагрузки на полы»). Рабочие проезды 3,5–4,0 м проверяются на манёвр машины с пакетом 1×1 м. Зарядная литий-ионных батарей выполняется на 2–3 поста с питанием по I категории надёжности. В зонах машинного зрения и весовых обеспечивается стабильная освещённость без пульсаций; эти зоны выводятся из-под датчиков автоматического управления освещением — перечень зон-исключений включается в задание на электроосвещение. Зона склада полностью покрывается беспроводной сетью IEEE 802.11 с резервом каналов 30 %.</w:t>
+      </w:r>
+    </w:p>
+    <w:p>
+      <w:r>
+        <w:rPr>
+          <w:sz w:val="20"/>
+        </w:rPr>
+        <w:t xml:space="preserve">ДАННЫЕ И ИНТЕРФЕЙСЫ. В межлотовый протокол Лот №3 ↔ Лот №4 вносится управляемая уставка целевой массы пакета; ограничения схем погрузки по ЦМ-943 оформляются машиночитаемой таблицей; резервируется канал связи до системы железнодорожного цеха. Вагонные весы — класса «высокий», с открытыми программными компонентами; модель данных склада ведёт фактическую массу каждого пакета с признаком класса точности, поле «результат визконтроля» и статус «блокирован до осмотра». Под две контрольные рамки выходного контроля (приёмка и позиция комплектации) предусматриваются закладные, кронштейны, питание и сеть. Сквозной ключ прослеживаемости пакет — адрес склада — партия — вагон печатается в QR-этикетке (этикетирование уже в составе лота); привязка хранится не менее 10 лет. В опросные листы динамического оборудования свыше 30 кВт включается раздел «мониторинг состояния» (значения, не битовые статусы; карта Modbus-регистров — в документации поставщика); данные пусконаладки записываются в полном разрешении (1 с) с единой синхронизацией времени контроллеров.</w:t>
+      </w:r>
+    </w:p>
+    <w:tbl>
+      <w:tblPr>
+        <w:tblW w:w="11638" w:type="dxa"/>
+        <w:tblBorders>
+          <w:top w:val="single" w:sz="4" w:color="C9C9C9"/>
+          <w:left w:val="single" w:sz="4" w:color="C9C9C9"/>
+          <w:bottom w:val="single" w:sz="4" w:color="C9C9C9"/>
+          <w:right w:val="single" w:sz="4" w:color="C9C9C9"/>
+          <w:insideH w:val="single" w:sz="4" w:color="C9C9C9"/>
+          <w:insideV w:val="single" w:sz="4" w:color="C9C9C9"/>
+        </w:tblBorders>
+        <w:tblLayout w:type="fixed"/>
+      </w:tblPr>
+      <w:tblGrid>
+        <w:gridCol w:w="3600"/>
+        <w:gridCol w:w="5000"/>
+        <w:gridCol w:w="3038"/>
+      </w:tblGrid>
+      <w:tr>
+        <w:tc>
+          <w:tcPr>
+            <w:tcW w:w="3600" w:type="dxa"/>
+            <w:shd w:val="clear" w:fill="EFEFEF"/>
+          </w:tcPr>
+          <w:p>
+            <w:r>
+              <w:rPr>
+                <w:b/>
+                <w:sz w:val="19"/>
+              </w:rPr>
+              <w:t xml:space="preserve">Параметр</w:t>
+            </w:r>
+          </w:p>
+        </w:tc>
+        <w:tc>
+          <w:tcPr>
+            <w:tcW w:w="5000" w:type="dxa"/>
+            <w:shd w:val="clear" w:fill="EFEFEF"/>
+          </w:tcPr>
+          <w:p>
+            <w:r>
+              <w:rPr>
+                <w:b/>
+                <w:sz w:val="19"/>
+              </w:rPr>
+              <w:t xml:space="preserve">Значение</w:t>
+            </w:r>
+          </w:p>
+        </w:tc>
+        <w:tc>
+          <w:tcPr>
+            <w:tcW w:w="3038" w:type="dxa"/>
+            <w:shd w:val="clear" w:fill="EFEFEF"/>
+          </w:tcPr>
+          <w:p>
+            <w:r>
+              <w:rPr>
+                <w:b/>
+                <w:sz w:val="19"/>
+              </w:rPr>
+              <w:t xml:space="preserve">Источник</w:t>
+            </w:r>
+          </w:p>
+        </w:tc>
+      </w:tr>
+      <w:tr>
+        <w:tc>
+          <w:tcPr>
+            <w:tcW w:w="3600" w:type="dxa"/>
+          </w:tcPr>
+          <w:p>
+            <w:r>
+              <w:rPr>
+                <w:sz w:val="19"/>
+              </w:rPr>
+              <w:t xml:space="preserve">Ровность пола</w:t>
+            </w:r>
+          </w:p>
+        </w:tc>
+        <w:tc>
+          <w:tcPr>
+            <w:tcW w:w="5000" w:type="dxa"/>
+          </w:tcPr>
+          <w:p>
+            <w:r>
+              <w:rPr>
+                <w:sz w:val="19"/>
+              </w:rPr>
+              <w:t xml:space="preserve">Класс ровности под автоматическую технику — по СП 29.13330 и требованиям изготовителя машин; в задание на корпус ДО заказа плиты пола</w:t>
+            </w:r>
+          </w:p>
+        </w:tc>
+        <w:tc>
+          <w:tcPr>
+            <w:tcW w:w="3038" w:type="dxa"/>
+          </w:tcPr>
+          <w:p>
+            <w:r>
+              <w:rPr>
+                <w:color w:val="666666"/>
+                <w:sz w:val="18"/>
+              </w:rPr>
+              <w:t xml:space="preserve">Реестр идей эффективности ред. 2.0, разд. 1.4 п. 25; СП 29.13330</w:t>
+            </w:r>
+          </w:p>
+        </w:tc>
+      </w:tr>
+      <w:tr>
+        <w:tc>
+          <w:tcPr>
+            <w:tcW w:w="3600" w:type="dxa"/>
+          </w:tcPr>
+          <w:p>
+            <w:r>
+              <w:rPr>
+                <w:sz w:val="19"/>
+              </w:rPr>
+              <w:t xml:space="preserve">Зарядная и проезды</w:t>
+            </w:r>
+          </w:p>
+        </w:tc>
+        <w:tc>
+          <w:tcPr>
+            <w:tcW w:w="5000" w:type="dxa"/>
+          </w:tcPr>
+          <w:p>
+            <w:r>
+              <w:rPr>
+                <w:sz w:val="19"/>
+              </w:rPr>
+              <w:t xml:space="preserve">Зарядная литий-ионных батарей на 2–3 поста, питание I категории; проезды 3,5–4,0 м с проверкой на манёвр машины с пакетом 1×1 м</w:t>
+            </w:r>
+          </w:p>
+        </w:tc>
+        <w:tc>
+          <w:tcPr>
+            <w:tcW w:w="3038" w:type="dxa"/>
+          </w:tcPr>
+          <w:p>
+            <w:r>
+              <w:rPr>
+                <w:color w:val="666666"/>
+                <w:sz w:val="18"/>
+              </w:rPr>
+              <w:t xml:space="preserve">Реестр идей эффективности ред. 2.0, разд. 1.4 п. 25</w:t>
+            </w:r>
+          </w:p>
+        </w:tc>
+      </w:tr>
+      <w:tr>
+        <w:tc>
+          <w:tcPr>
+            <w:tcW w:w="3600" w:type="dxa"/>
+          </w:tcPr>
+          <w:p>
+            <w:r>
+              <w:rPr>
+                <w:sz w:val="19"/>
+              </w:rPr>
+              <w:t xml:space="preserve">Беспроводная сеть</w:t>
+            </w:r>
+          </w:p>
+        </w:tc>
+        <w:tc>
+          <w:tcPr>
+            <w:tcW w:w="5000" w:type="dxa"/>
+          </w:tcPr>
+          <w:p>
+            <w:r>
+              <w:rPr>
+                <w:sz w:val="19"/>
+              </w:rPr>
+              <w:t xml:space="preserve">Сплошное покрытие зоны склада сетью IEEE 802.11 с резервом каналов 30 %</w:t>
+            </w:r>
+          </w:p>
+        </w:tc>
+        <w:tc>
+          <w:tcPr>
+            <w:tcW w:w="3038" w:type="dxa"/>
+          </w:tcPr>
+          <w:p>
+            <w:r>
+              <w:rPr>
+                <w:color w:val="666666"/>
+                <w:sz w:val="18"/>
+              </w:rPr>
+              <w:t xml:space="preserve">Реестр идей эффективности ред. 2.0, разд. 1.4 п. 25; Прил. №5 (запас каналов ≥30 %)</w:t>
+            </w:r>
+          </w:p>
+        </w:tc>
+      </w:tr>
+      <w:tr>
+        <w:tc>
+          <w:tcPr>
+            <w:tcW w:w="3600" w:type="dxa"/>
+          </w:tcPr>
+          <w:p>
+            <w:r>
+              <w:rPr>
+                <w:sz w:val="19"/>
+              </w:rPr>
+              <w:t xml:space="preserve">Уставка массы пакета</w:t>
+            </w:r>
+          </w:p>
+        </w:tc>
+        <w:tc>
+          <w:tcPr>
+            <w:tcW w:w="5000" w:type="dxa"/>
+          </w:tcPr>
+          <w:p>
+            <w:r>
+              <w:rPr>
+                <w:sz w:val="19"/>
+              </w:rPr>
+              <w:t xml:space="preserve">Управляемая уставка целевой массы пакета — в межлотовом протоколе Лот №3 ↔ Лот №4; машиночитаемая таблица ограничений схем погрузки по ЦМ-943; резерв канала связи до системы ж/д цеха</w:t>
+            </w:r>
+          </w:p>
+        </w:tc>
+        <w:tc>
+          <w:tcPr>
+            <w:tcW w:w="3038" w:type="dxa"/>
+          </w:tcPr>
+          <w:p>
+            <w:r>
+              <w:rPr>
+                <w:color w:val="666666"/>
+                <w:sz w:val="18"/>
+              </w:rPr>
+              <w:t xml:space="preserve">Реестр идей эффективности ред. 2.0, разд. 1.4 п. 26</w:t>
+            </w:r>
+          </w:p>
+        </w:tc>
+      </w:tr>
+      <w:tr>
+        <w:tc>
+          <w:tcPr>
+            <w:tcW w:w="3600" w:type="dxa"/>
+          </w:tcPr>
+          <w:p>
+            <w:r>
+              <w:rPr>
+                <w:sz w:val="19"/>
+              </w:rPr>
+              <w:t xml:space="preserve">Фактические массы</w:t>
+            </w:r>
+          </w:p>
+        </w:tc>
+        <w:tc>
+          <w:tcPr>
+            <w:tcW w:w="5000" w:type="dxa"/>
+          </w:tcPr>
+          <w:p>
+            <w:r>
+              <w:rPr>
+                <w:sz w:val="19"/>
+              </w:rPr>
+              <w:t xml:space="preserve">Вагонные весы класса «высокий» с открытыми программными компонентами; фактическая масса каждого пакета с признаком класса точности — в модели данных склада</w:t>
+            </w:r>
+          </w:p>
+        </w:tc>
+        <w:tc>
+          <w:tcPr>
+            <w:tcW w:w="3038" w:type="dxa"/>
+          </w:tcPr>
+          <w:p>
+            <w:r>
+              <w:rPr>
+                <w:color w:val="666666"/>
+                <w:sz w:val="18"/>
+              </w:rPr>
+              <w:t xml:space="preserve">Реестр идей эффективности ред. 2.0, разд. 1.4 п. 26; Прил. №5</w:t>
+            </w:r>
+          </w:p>
+        </w:tc>
+      </w:tr>
+      <w:tr>
+        <w:tc>
+          <w:tcPr>
+            <w:tcW w:w="3600" w:type="dxa"/>
+          </w:tcPr>
+          <w:p>
+            <w:r>
+              <w:rPr>
+                <w:sz w:val="19"/>
+              </w:rPr>
+              <w:t xml:space="preserve">Рамки выходного контроля</w:t>
+            </w:r>
+          </w:p>
+        </w:tc>
+        <w:tc>
+          <w:tcPr>
+            <w:tcW w:w="5000" w:type="dxa"/>
+          </w:tcPr>
+          <w:p>
+            <w:r>
+              <w:rPr>
+                <w:sz w:val="19"/>
+              </w:rPr>
+              <w:t xml:space="preserve">Закладные, кронштейны, питание и сеть под две контрольные рамки (приёмка и позиция комплектации); поле «результат визконтроля» и статус «блокирован до осмотра» — в модели данных склада</w:t>
+            </w:r>
+          </w:p>
+        </w:tc>
+        <w:tc>
+          <w:tcPr>
+            <w:tcW w:w="3038" w:type="dxa"/>
+          </w:tcPr>
+          <w:p>
+            <w:r>
+              <w:rPr>
+                <w:color w:val="666666"/>
+                <w:sz w:val="18"/>
+              </w:rPr>
+              <w:t xml:space="preserve">Реестр идей эффективности ред. 2.0, разд. 2 п. 16</w:t>
+            </w:r>
+          </w:p>
+        </w:tc>
+      </w:tr>
+      <w:tr>
+        <w:tc>
+          <w:tcPr>
+            <w:tcW w:w="3600" w:type="dxa"/>
+          </w:tcPr>
+          <w:p>
+            <w:r>
+              <w:rPr>
+                <w:sz w:val="19"/>
+              </w:rPr>
+              <w:t xml:space="preserve">Освещение зон зрения и весовых</w:t>
+            </w:r>
+          </w:p>
+        </w:tc>
+        <w:tc>
+          <w:tcPr>
+            <w:tcW w:w="5000" w:type="dxa"/>
+          </w:tcPr>
+          <w:p>
+            <w:r>
+              <w:rPr>
+                <w:sz w:val="19"/>
+              </w:rPr>
+              <w:t xml:space="preserve">Стабильная освещённость без пульсаций в зонах машинного зрения и весовых; перечень зон-исключений из-под датчиков управления освещением — в задание на электроосвещение</w:t>
+            </w:r>
+          </w:p>
+        </w:tc>
+        <w:tc>
+          <w:tcPr>
+            <w:tcW w:w="3038" w:type="dxa"/>
+          </w:tcPr>
+          <w:p>
+            <w:r>
+              <w:rPr>
+                <w:color w:val="666666"/>
+                <w:sz w:val="18"/>
+              </w:rPr>
+              <w:t xml:space="preserve">Реестр идей эффективности ред. 2.0, разд. 2 п. 16; СП 52.13330</w:t>
+            </w:r>
+          </w:p>
+        </w:tc>
+      </w:tr>
+      <w:tr>
+        <w:tc>
+          <w:tcPr>
+            <w:tcW w:w="3600" w:type="dxa"/>
+          </w:tcPr>
+          <w:p>
+            <w:r>
+              <w:rPr>
+                <w:sz w:val="19"/>
+              </w:rPr>
+              <w:t xml:space="preserve">Ключ прослеживаемости</w:t>
+            </w:r>
+          </w:p>
+        </w:tc>
+        <w:tc>
+          <w:tcPr>
+            <w:tcW w:w="5000" w:type="dxa"/>
+          </w:tcPr>
+          <w:p>
+            <w:r>
+              <w:rPr>
+                <w:sz w:val="19"/>
+              </w:rPr>
+              <w:t xml:space="preserve">Сквозной ключ пакет — адрес склада — партия — вагон; QR-этикетка с ключом (этикетки уже в составе лота); хранение привязки не менее 10 лет</w:t>
+            </w:r>
+          </w:p>
+        </w:tc>
+        <w:tc>
+          <w:tcPr>
+            <w:tcW w:w="3038" w:type="dxa"/>
+          </w:tcPr>
+          <w:p>
+            <w:r>
+              <w:rPr>
+                <w:color w:val="666666"/>
+                <w:sz w:val="18"/>
+              </w:rPr>
+              <w:t xml:space="preserve">Реестр идей эффективности ред. 2.0, разд. 1.6 п. 38</w:t>
+            </w:r>
+          </w:p>
+        </w:tc>
+      </w:tr>
+      <w:tr>
+        <w:tc>
+          <w:tcPr>
+            <w:tcW w:w="3600" w:type="dxa"/>
+          </w:tcPr>
+          <w:p>
+            <w:r>
+              <w:rPr>
+                <w:sz w:val="19"/>
+              </w:rPr>
+              <w:t xml:space="preserve">Мониторинг состояния в ОЛ</w:t>
+            </w:r>
+          </w:p>
+        </w:tc>
+        <w:tc>
+          <w:tcPr>
+            <w:tcW w:w="5000" w:type="dxa"/>
+          </w:tcPr>
+          <w:p>
+            <w:r>
+              <w:rPr>
+                <w:sz w:val="19"/>
+              </w:rPr>
+              <w:t xml:space="preserve">Раздел «мониторинг состояния» в опросных листах динамического оборудования свыше 30 кВт: выдача значений, а не битовых статусов; карта Modbus-регистров — в документации поставщика</w:t>
+            </w:r>
+          </w:p>
+        </w:tc>
+        <w:tc>
+          <w:tcPr>
+            <w:tcW w:w="3038" w:type="dxa"/>
+          </w:tcPr>
+          <w:p>
+            <w:r>
+              <w:rPr>
+                <w:color w:val="666666"/>
+                <w:sz w:val="18"/>
+              </w:rPr>
+              <w:t xml:space="preserve">Реестр идей эффективности ред. 2.0, разд. 1.6 п. 35</w:t>
+            </w:r>
+          </w:p>
+        </w:tc>
+      </w:tr>
+      <w:tr>
+        <w:tc>
+          <w:tcPr>
+            <w:tcW w:w="3600" w:type="dxa"/>
+          </w:tcPr>
+          <w:p>
+            <w:r>
+              <w:rPr>
+                <w:sz w:val="19"/>
+              </w:rPr>
+              <w:t xml:space="preserve">Данные пускового периода</w:t>
+            </w:r>
+          </w:p>
+        </w:tc>
+        <w:tc>
+          <w:tcPr>
+            <w:tcW w:w="5000" w:type="dxa"/>
+          </w:tcPr>
+          <w:p>
+            <w:r>
+              <w:rPr>
+                <w:sz w:val="19"/>
+              </w:rPr>
+              <w:t xml:space="preserve">Запись ввода-вывода пусконаладки в полном разрешении (1 с) без прореживания; единая синхронизация времени контроллеров; хранение не менее 5 лет</w:t>
+            </w:r>
+          </w:p>
+        </w:tc>
+        <w:tc>
+          <w:tcPr>
+            <w:tcW w:w="3038" w:type="dxa"/>
+          </w:tcPr>
+          <w:p>
+            <w:r>
+              <w:rPr>
+                <w:color w:val="666666"/>
+                <w:sz w:val="18"/>
+              </w:rPr>
+              <w:t xml:space="preserve">Реестр идей эффективности ред. 2.0, разд. 1.6 п. 39</w:t>
+            </w:r>
+          </w:p>
+        </w:tc>
+      </w:tr>
+    </w:tbl>
+    <w:p>
+      <w:r>
+        <w:rPr>
+          <w:b/>
+          <w:sz w:val="19"/>
+        </w:rPr>
+        <w:t xml:space="preserve">Нормативная база: </w:t>
+      </w:r>
+      <w:r>
+        <w:rPr>
+          <w:color w:val="444444"/>
+          <w:sz w:val="19"/>
+        </w:rPr>
+        <w:t xml:space="preserve">СП 29.13330.2011 — Полы — класс ровности под автоматическую технику (совместно с требованиями изготовителя машин); СП 52.13330.2016 — Освещение — стабильная освещённость без пульсаций в зонах машинного зрения и весовых; IEEE 802.11 (по Прил. №5) — Беспроводная сеть зоны склада — сплошное покрытие, резерв каналов 30 %; ТУ размещения и крепления грузов (ЦМ-943) — Ограничения схем погрузки — оформление машиночитаемой таблицей</w:t>
+      </w:r>
+    </w:p>
+    <w:p>
+      <w:r>
+        <w:rPr>
+          <w:b/>
+          <w:color w:val="8A6200"/>
+          <w:sz w:val="19"/>
+        </w:rPr>
+        <w:t xml:space="preserve">— определяется на стадии БИ: </w:t>
+      </w:r>
+      <w:r>
+        <w:rPr>
+          <w:sz w:val="19"/>
+        </w:rPr>
+        <w:t xml:space="preserve">Финальный класс ровности пола — по ТКП выбранной машины; внести в задание на полы до заказа плиты</w:t>
+      </w:r>
+    </w:p>
+    <w:p>
+      <w:r>
+        <w:rPr>
+          <w:b/>
+          <w:color w:val="8A6200"/>
+          <w:sz w:val="19"/>
+        </w:rPr>
+        <w:t xml:space="preserve">— определяется на стадии БИ: </w:t>
+      </w:r>
+      <w:r>
+        <w:rPr>
+          <w:sz w:val="19"/>
+        </w:rPr>
+        <w:t xml:space="preserve">Формат машиночитаемой таблицы ограничений по ЦМ-943 и протокол канала связи с системой ж/д цеха — согласовать на этапе ОТР</w:t>
+      </w:r>
+    </w:p>
+    <w:p>
+      <w:r>
+        <w:rPr>
+          <w:b/>
+          <w:color w:val="8A6200"/>
+          <w:sz w:val="19"/>
+        </w:rPr>
+        <w:t xml:space="preserve">— определяется на стадии БИ: </w:t>
+      </w:r>
+      <w:r>
+        <w:rPr>
+          <w:sz w:val="19"/>
+        </w:rPr>
+        <w:t xml:space="preserve">Перечень зон-исключений из-под датчиков освещения — по компоновке контрольных рамок и весовых зон</w:t>
       </w:r>
     </w:p>
     <w:sectPr>

--- a/ove/public/docs/bi/ove75-lot4-pz-draft.docx
+++ b/ove/public/docs/bi/ove75-lot4-pz-draft.docx
@@ -15,10 +15,9 @@
       <w:r>
         <w:rPr>
           <w:b/>
-          <w:color w:val="8A6200"/>
           <w:sz w:val="26"/>
         </w:rPr>
-        <w:t xml:space="preserve">Пояснительная записка Базового инжиниринга — ЧЕРНОВИК v0.1 для согласования</w:t>
+        <w:t xml:space="preserve">Пояснительная записка Базового инжиниринга</w:t>
       </w:r>
     </w:p>
     <w:p>
@@ -35,7 +34,7 @@
           <w:color w:val="666666"/>
           <w:sz w:val="18"/>
         </w:rPr>
-        <w:t xml:space="preserve">Рабочий материал КВАНТ, сформирован 01.09.2026 до старта работ: данные — из ИД ч.1/ч.2 и ТЗ v4.1; состав разделов — по требованиям ТЗ к содержанию БИ. Позиции «определяется на стадии БИ» закрываются после старта (ИД по варианту размещения, ТУ на подключение, ТКП). Не является выпущенной документацией.</w:t>
+        <w:t xml:space="preserve">Состав разделов — по требованиям Технического задания к содержанию Базового инжиниринга (ред. 4.1 от 25.08.2026). Численные значения — из исходных данных Заказчика (части 1 и 2), Технического задания и расчётной модели КВАНТ; источник указан при каждом значении.</w:t>
       </w:r>
     </w:p>
     <w:p>
@@ -47,7 +46,7 @@
           <w:b/>
           <w:sz w:val="26"/>
         </w:rPr>
-        <w:t xml:space="preserve">Общие сведения об объекте, назначении, месте расположения</w:t>
+        <w:t xml:space="preserve">1. Общие сведения об объекте, назначении, месте расположения</w:t>
       </w:r>
     </w:p>
     <w:p>
@@ -84,7 +83,7 @@
     </w:p>
     <w:tbl>
       <w:tblPr>
-        <w:tblW w:w="11638" w:type="dxa"/>
+        <w:tblW w:w="9354" w:type="dxa"/>
         <w:tblBorders>
           <w:top w:val="single" w:sz="4" w:color="C9C9C9"/>
           <w:left w:val="single" w:sz="4" w:color="C9C9C9"/>
@@ -96,14 +95,17 @@
         <w:tblLayout w:type="fixed"/>
       </w:tblPr>
       <w:tblGrid>
-        <w:gridCol w:w="3600"/>
-        <w:gridCol w:w="5000"/>
-        <w:gridCol w:w="3038"/>
+        <w:gridCol w:w="3100"/>
+        <w:gridCol w:w="4300"/>
+        <w:gridCol w:w="1954"/>
       </w:tblGrid>
       <w:tr>
-        <w:tc>
-          <w:tcPr>
-            <w:tcW w:w="3600" w:type="dxa"/>
+        <w:trPr>
+          <w:tblHeader/>
+        </w:trPr>
+        <w:tc>
+          <w:tcPr>
+            <w:tcW w:w="3100" w:type="dxa"/>
             <w:shd w:val="clear" w:fill="EFEFEF"/>
           </w:tcPr>
           <w:p>
@@ -118,7 +120,7 @@
         </w:tc>
         <w:tc>
           <w:tcPr>
-            <w:tcW w:w="5000" w:type="dxa"/>
+            <w:tcW w:w="4300" w:type="dxa"/>
             <w:shd w:val="clear" w:fill="EFEFEF"/>
           </w:tcPr>
           <w:p>
@@ -133,7 +135,7 @@
         </w:tc>
         <w:tc>
           <w:tcPr>
-            <w:tcW w:w="3038" w:type="dxa"/>
+            <w:tcW w:w="1954" w:type="dxa"/>
             <w:shd w:val="clear" w:fill="EFEFEF"/>
           </w:tcPr>
           <w:p>
@@ -150,7 +152,7 @@
       <w:tr>
         <w:tc>
           <w:tcPr>
-            <w:tcW w:w="3600" w:type="dxa"/>
+            <w:tcW w:w="3100" w:type="dxa"/>
           </w:tcPr>
           <w:p>
             <w:r>
@@ -163,7 +165,7 @@
         </w:tc>
         <w:tc>
           <w:tcPr>
-            <w:tcW w:w="5000" w:type="dxa"/>
+            <w:tcW w:w="4300" w:type="dxa"/>
           </w:tcPr>
           <w:p>
             <w:r>
@@ -176,7 +178,7 @@
         </w:tc>
         <w:tc>
           <w:tcPr>
-            <w:tcW w:w="3038" w:type="dxa"/>
+            <w:tcW w:w="1954" w:type="dxa"/>
           </w:tcPr>
           <w:p>
             <w:r>
@@ -192,7 +194,7 @@
       <w:tr>
         <w:tc>
           <w:tcPr>
-            <w:tcW w:w="3600" w:type="dxa"/>
+            <w:tcW w:w="3100" w:type="dxa"/>
           </w:tcPr>
           <w:p>
             <w:r>
@@ -205,7 +207,7 @@
         </w:tc>
         <w:tc>
           <w:tcPr>
-            <w:tcW w:w="5000" w:type="dxa"/>
+            <w:tcW w:w="4300" w:type="dxa"/>
           </w:tcPr>
           <w:p>
             <w:r>
@@ -218,7 +220,7 @@
         </w:tc>
         <w:tc>
           <w:tcPr>
-            <w:tcW w:w="3038" w:type="dxa"/>
+            <w:tcW w:w="1954" w:type="dxa"/>
           </w:tcPr>
           <w:p>
             <w:r>
@@ -234,7 +236,7 @@
       <w:tr>
         <w:tc>
           <w:tcPr>
-            <w:tcW w:w="3600" w:type="dxa"/>
+            <w:tcW w:w="3100" w:type="dxa"/>
           </w:tcPr>
           <w:p>
             <w:r>
@@ -247,7 +249,7 @@
         </w:tc>
         <w:tc>
           <w:tcPr>
-            <w:tcW w:w="5000" w:type="dxa"/>
+            <w:tcW w:w="4300" w:type="dxa"/>
           </w:tcPr>
           <w:p>
             <w:r>
@@ -260,7 +262,7 @@
         </w:tc>
         <w:tc>
           <w:tcPr>
-            <w:tcW w:w="3038" w:type="dxa"/>
+            <w:tcW w:w="1954" w:type="dxa"/>
           </w:tcPr>
           <w:p>
             <w:r>
@@ -276,7 +278,7 @@
       <w:tr>
         <w:tc>
           <w:tcPr>
-            <w:tcW w:w="3600" w:type="dxa"/>
+            <w:tcW w:w="3100" w:type="dxa"/>
           </w:tcPr>
           <w:p>
             <w:r>
@@ -289,7 +291,7 @@
         </w:tc>
         <w:tc>
           <w:tcPr>
-            <w:tcW w:w="5000" w:type="dxa"/>
+            <w:tcW w:w="4300" w:type="dxa"/>
           </w:tcPr>
           <w:p>
             <w:r>
@@ -302,7 +304,7 @@
         </w:tc>
         <w:tc>
           <w:tcPr>
-            <w:tcW w:w="3038" w:type="dxa"/>
+            <w:tcW w:w="1954" w:type="dxa"/>
           </w:tcPr>
           <w:p>
             <w:r>
@@ -389,7 +391,7 @@
           <w:b/>
           <w:sz w:val="26"/>
         </w:rPr>
-        <w:t xml:space="preserve">Данные об обрабатываемой продукции; параметры пакета</w:t>
+        <w:t xml:space="preserve">2. Данные об обрабатываемой продукции; параметры пакета</w:t>
       </w:r>
     </w:p>
     <w:p>
@@ -423,7 +425,7 @@
     </w:p>
     <w:tbl>
       <w:tblPr>
-        <w:tblW w:w="11638" w:type="dxa"/>
+        <w:tblW w:w="9354" w:type="dxa"/>
         <w:tblBorders>
           <w:top w:val="single" w:sz="4" w:color="C9C9C9"/>
           <w:left w:val="single" w:sz="4" w:color="C9C9C9"/>
@@ -435,14 +437,17 @@
         <w:tblLayout w:type="fixed"/>
       </w:tblPr>
       <w:tblGrid>
-        <w:gridCol w:w="3600"/>
-        <w:gridCol w:w="5000"/>
-        <w:gridCol w:w="3038"/>
+        <w:gridCol w:w="3100"/>
+        <w:gridCol w:w="4300"/>
+        <w:gridCol w:w="1954"/>
       </w:tblGrid>
       <w:tr>
-        <w:tc>
-          <w:tcPr>
-            <w:tcW w:w="3600" w:type="dxa"/>
+        <w:trPr>
+          <w:tblHeader/>
+        </w:trPr>
+        <w:tc>
+          <w:tcPr>
+            <w:tcW w:w="3100" w:type="dxa"/>
             <w:shd w:val="clear" w:fill="EFEFEF"/>
           </w:tcPr>
           <w:p>
@@ -457,7 +462,7 @@
         </w:tc>
         <w:tc>
           <w:tcPr>
-            <w:tcW w:w="5000" w:type="dxa"/>
+            <w:tcW w:w="4300" w:type="dxa"/>
             <w:shd w:val="clear" w:fill="EFEFEF"/>
           </w:tcPr>
           <w:p>
@@ -472,7 +477,7 @@
         </w:tc>
         <w:tc>
           <w:tcPr>
-            <w:tcW w:w="3038" w:type="dxa"/>
+            <w:tcW w:w="1954" w:type="dxa"/>
             <w:shd w:val="clear" w:fill="EFEFEF"/>
           </w:tcPr>
           <w:p>
@@ -489,7 +494,7 @@
       <w:tr>
         <w:tc>
           <w:tcPr>
-            <w:tcW w:w="3600" w:type="dxa"/>
+            <w:tcW w:w="3100" w:type="dxa"/>
           </w:tcPr>
           <w:p>
             <w:r>
@@ -502,7 +507,7 @@
         </w:tc>
         <w:tc>
           <w:tcPr>
-            <w:tcW w:w="5000" w:type="dxa"/>
+            <w:tcW w:w="4300" w:type="dxa"/>
           </w:tcPr>
           <w:p>
             <w:r>
@@ -515,7 +520,7 @@
         </w:tc>
         <w:tc>
           <w:tcPr>
-            <w:tcW w:w="3038" w:type="dxa"/>
+            <w:tcW w:w="1954" w:type="dxa"/>
           </w:tcPr>
           <w:p>
             <w:r>
@@ -531,7 +536,7 @@
       <w:tr>
         <w:tc>
           <w:tcPr>
-            <w:tcW w:w="3600" w:type="dxa"/>
+            <w:tcW w:w="3100" w:type="dxa"/>
           </w:tcPr>
           <w:p>
             <w:r>
@@ -544,7 +549,7 @@
         </w:tc>
         <w:tc>
           <w:tcPr>
-            <w:tcW w:w="5000" w:type="dxa"/>
+            <w:tcW w:w="4300" w:type="dxa"/>
           </w:tcPr>
           <w:p>
             <w:r>
@@ -557,7 +562,7 @@
         </w:tc>
         <w:tc>
           <w:tcPr>
-            <w:tcW w:w="3038" w:type="dxa"/>
+            <w:tcW w:w="1954" w:type="dxa"/>
           </w:tcPr>
           <w:p>
             <w:r>
@@ -573,7 +578,7 @@
       <w:tr>
         <w:tc>
           <w:tcPr>
-            <w:tcW w:w="3600" w:type="dxa"/>
+            <w:tcW w:w="3100" w:type="dxa"/>
           </w:tcPr>
           <w:p>
             <w:r>
@@ -586,7 +591,7 @@
         </w:tc>
         <w:tc>
           <w:tcPr>
-            <w:tcW w:w="5000" w:type="dxa"/>
+            <w:tcW w:w="4300" w:type="dxa"/>
           </w:tcPr>
           <w:p>
             <w:r>
@@ -599,7 +604,7 @@
         </w:tc>
         <w:tc>
           <w:tcPr>
-            <w:tcW w:w="3038" w:type="dxa"/>
+            <w:tcW w:w="1954" w:type="dxa"/>
           </w:tcPr>
           <w:p>
             <w:r>
@@ -615,7 +620,7 @@
       <w:tr>
         <w:tc>
           <w:tcPr>
-            <w:tcW w:w="3600" w:type="dxa"/>
+            <w:tcW w:w="3100" w:type="dxa"/>
           </w:tcPr>
           <w:p>
             <w:r>
@@ -628,7 +633,7 @@
         </w:tc>
         <w:tc>
           <w:tcPr>
-            <w:tcW w:w="5000" w:type="dxa"/>
+            <w:tcW w:w="4300" w:type="dxa"/>
           </w:tcPr>
           <w:p>
             <w:r>
@@ -641,7 +646,7 @@
         </w:tc>
         <w:tc>
           <w:tcPr>
-            <w:tcW w:w="3038" w:type="dxa"/>
+            <w:tcW w:w="1954" w:type="dxa"/>
           </w:tcPr>
           <w:p>
             <w:r>
@@ -712,7 +717,7 @@
           <w:b/>
           <w:sz w:val="26"/>
         </w:rPr>
-        <w:t xml:space="preserve">Описание технологического процесса по операциям</w:t>
+        <w:t xml:space="preserve">3. Описание технологического процесса по операциям</w:t>
       </w:r>
     </w:p>
     <w:p>
@@ -797,7 +802,7 @@
     </w:p>
     <w:tbl>
       <w:tblPr>
-        <w:tblW w:w="11638" w:type="dxa"/>
+        <w:tblW w:w="9354" w:type="dxa"/>
         <w:tblBorders>
           <w:top w:val="single" w:sz="4" w:color="C9C9C9"/>
           <w:left w:val="single" w:sz="4" w:color="C9C9C9"/>
@@ -809,14 +814,17 @@
         <w:tblLayout w:type="fixed"/>
       </w:tblPr>
       <w:tblGrid>
-        <w:gridCol w:w="3600"/>
-        <w:gridCol w:w="5000"/>
-        <w:gridCol w:w="3038"/>
+        <w:gridCol w:w="3100"/>
+        <w:gridCol w:w="4300"/>
+        <w:gridCol w:w="1954"/>
       </w:tblGrid>
       <w:tr>
-        <w:tc>
-          <w:tcPr>
-            <w:tcW w:w="3600" w:type="dxa"/>
+        <w:trPr>
+          <w:tblHeader/>
+        </w:trPr>
+        <w:tc>
+          <w:tcPr>
+            <w:tcW w:w="3100" w:type="dxa"/>
             <w:shd w:val="clear" w:fill="EFEFEF"/>
           </w:tcPr>
           <w:p>
@@ -831,7 +839,7 @@
         </w:tc>
         <w:tc>
           <w:tcPr>
-            <w:tcW w:w="5000" w:type="dxa"/>
+            <w:tcW w:w="4300" w:type="dxa"/>
             <w:shd w:val="clear" w:fill="EFEFEF"/>
           </w:tcPr>
           <w:p>
@@ -846,7 +854,7 @@
         </w:tc>
         <w:tc>
           <w:tcPr>
-            <w:tcW w:w="3038" w:type="dxa"/>
+            <w:tcW w:w="1954" w:type="dxa"/>
             <w:shd w:val="clear" w:fill="EFEFEF"/>
           </w:tcPr>
           <w:p>
@@ -863,7 +871,7 @@
       <w:tr>
         <w:tc>
           <w:tcPr>
-            <w:tcW w:w="3600" w:type="dxa"/>
+            <w:tcW w:w="3100" w:type="dxa"/>
           </w:tcPr>
           <w:p>
             <w:r>
@@ -876,7 +884,7 @@
         </w:tc>
         <w:tc>
           <w:tcPr>
-            <w:tcW w:w="5000" w:type="dxa"/>
+            <w:tcW w:w="4300" w:type="dxa"/>
           </w:tcPr>
           <w:p>
             <w:r>
@@ -889,7 +897,7 @@
         </w:tc>
         <w:tc>
           <w:tcPr>
-            <w:tcW w:w="3038" w:type="dxa"/>
+            <w:tcW w:w="1954" w:type="dxa"/>
           </w:tcPr>
           <w:p>
             <w:r>
@@ -905,7 +913,7 @@
       <w:tr>
         <w:tc>
           <w:tcPr>
-            <w:tcW w:w="3600" w:type="dxa"/>
+            <w:tcW w:w="3100" w:type="dxa"/>
           </w:tcPr>
           <w:p>
             <w:r>
@@ -918,7 +926,7 @@
         </w:tc>
         <w:tc>
           <w:tcPr>
-            <w:tcW w:w="5000" w:type="dxa"/>
+            <w:tcW w:w="4300" w:type="dxa"/>
           </w:tcPr>
           <w:p>
             <w:r>
@@ -931,7 +939,7 @@
         </w:tc>
         <w:tc>
           <w:tcPr>
-            <w:tcW w:w="3038" w:type="dxa"/>
+            <w:tcW w:w="1954" w:type="dxa"/>
           </w:tcPr>
           <w:p>
             <w:r>
@@ -947,7 +955,7 @@
       <w:tr>
         <w:tc>
           <w:tcPr>
-            <w:tcW w:w="3600" w:type="dxa"/>
+            <w:tcW w:w="3100" w:type="dxa"/>
           </w:tcPr>
           <w:p>
             <w:r>
@@ -960,7 +968,7 @@
         </w:tc>
         <w:tc>
           <w:tcPr>
-            <w:tcW w:w="5000" w:type="dxa"/>
+            <w:tcW w:w="4300" w:type="dxa"/>
           </w:tcPr>
           <w:p>
             <w:r>
@@ -973,7 +981,7 @@
         </w:tc>
         <w:tc>
           <w:tcPr>
-            <w:tcW w:w="3038" w:type="dxa"/>
+            <w:tcW w:w="1954" w:type="dxa"/>
           </w:tcPr>
           <w:p>
             <w:r>
@@ -989,7 +997,7 @@
       <w:tr>
         <w:tc>
           <w:tcPr>
-            <w:tcW w:w="3600" w:type="dxa"/>
+            <w:tcW w:w="3100" w:type="dxa"/>
           </w:tcPr>
           <w:p>
             <w:r>
@@ -1002,7 +1010,7 @@
         </w:tc>
         <w:tc>
           <w:tcPr>
-            <w:tcW w:w="5000" w:type="dxa"/>
+            <w:tcW w:w="4300" w:type="dxa"/>
           </w:tcPr>
           <w:p>
             <w:r>
@@ -1015,7 +1023,7 @@
         </w:tc>
         <w:tc>
           <w:tcPr>
-            <w:tcW w:w="3038" w:type="dxa"/>
+            <w:tcW w:w="1954" w:type="dxa"/>
           </w:tcPr>
           <w:p>
             <w:r>
@@ -1086,7 +1094,7 @@
           <w:b/>
           <w:sz w:val="26"/>
         </w:rPr>
-        <w:t xml:space="preserve">Расчёт потребной ёмкости склада (буфера)</w:t>
+        <w:t xml:space="preserve">4. Расчёт потребной ёмкости склада (буфера)</w:t>
       </w:r>
     </w:p>
     <w:p>
@@ -1143,7 +1151,7 @@
     </w:p>
     <w:tbl>
       <w:tblPr>
-        <w:tblW w:w="11638" w:type="dxa"/>
+        <w:tblW w:w="9354" w:type="dxa"/>
         <w:tblBorders>
           <w:top w:val="single" w:sz="4" w:color="C9C9C9"/>
           <w:left w:val="single" w:sz="4" w:color="C9C9C9"/>
@@ -1155,14 +1163,17 @@
         <w:tblLayout w:type="fixed"/>
       </w:tblPr>
       <w:tblGrid>
-        <w:gridCol w:w="3600"/>
-        <w:gridCol w:w="5000"/>
-        <w:gridCol w:w="3038"/>
+        <w:gridCol w:w="3100"/>
+        <w:gridCol w:w="4300"/>
+        <w:gridCol w:w="1954"/>
       </w:tblGrid>
       <w:tr>
-        <w:tc>
-          <w:tcPr>
-            <w:tcW w:w="3600" w:type="dxa"/>
+        <w:trPr>
+          <w:tblHeader/>
+        </w:trPr>
+        <w:tc>
+          <w:tcPr>
+            <w:tcW w:w="3100" w:type="dxa"/>
             <w:shd w:val="clear" w:fill="EFEFEF"/>
           </w:tcPr>
           <w:p>
@@ -1177,7 +1188,7 @@
         </w:tc>
         <w:tc>
           <w:tcPr>
-            <w:tcW w:w="5000" w:type="dxa"/>
+            <w:tcW w:w="4300" w:type="dxa"/>
             <w:shd w:val="clear" w:fill="EFEFEF"/>
           </w:tcPr>
           <w:p>
@@ -1192,7 +1203,7 @@
         </w:tc>
         <w:tc>
           <w:tcPr>
-            <w:tcW w:w="3038" w:type="dxa"/>
+            <w:tcW w:w="1954" w:type="dxa"/>
             <w:shd w:val="clear" w:fill="EFEFEF"/>
           </w:tcPr>
           <w:p>
@@ -1209,7 +1220,7 @@
       <w:tr>
         <w:tc>
           <w:tcPr>
-            <w:tcW w:w="3600" w:type="dxa"/>
+            <w:tcW w:w="3100" w:type="dxa"/>
           </w:tcPr>
           <w:p>
             <w:r>
@@ -1222,7 +1233,7 @@
         </w:tc>
         <w:tc>
           <w:tcPr>
-            <w:tcW w:w="5000" w:type="dxa"/>
+            <w:tcW w:w="4300" w:type="dxa"/>
           </w:tcPr>
           <w:p>
             <w:r>
@@ -1235,7 +1246,7 @@
         </w:tc>
         <w:tc>
           <w:tcPr>
-            <w:tcW w:w="3038" w:type="dxa"/>
+            <w:tcW w:w="1954" w:type="dxa"/>
           </w:tcPr>
           <w:p>
             <w:r>
@@ -1251,7 +1262,7 @@
       <w:tr>
         <w:tc>
           <w:tcPr>
-            <w:tcW w:w="3600" w:type="dxa"/>
+            <w:tcW w:w="3100" w:type="dxa"/>
           </w:tcPr>
           <w:p>
             <w:r>
@@ -1264,7 +1275,7 @@
         </w:tc>
         <w:tc>
           <w:tcPr>
-            <w:tcW w:w="5000" w:type="dxa"/>
+            <w:tcW w:w="4300" w:type="dxa"/>
           </w:tcPr>
           <w:p>
             <w:r>
@@ -1277,7 +1288,7 @@
         </w:tc>
         <w:tc>
           <w:tcPr>
-            <w:tcW w:w="3038" w:type="dxa"/>
+            <w:tcW w:w="1954" w:type="dxa"/>
           </w:tcPr>
           <w:p>
             <w:r>
@@ -1293,7 +1304,7 @@
       <w:tr>
         <w:tc>
           <w:tcPr>
-            <w:tcW w:w="3600" w:type="dxa"/>
+            <w:tcW w:w="3100" w:type="dxa"/>
           </w:tcPr>
           <w:p>
             <w:r>
@@ -1306,7 +1317,7 @@
         </w:tc>
         <w:tc>
           <w:tcPr>
-            <w:tcW w:w="5000" w:type="dxa"/>
+            <w:tcW w:w="4300" w:type="dxa"/>
           </w:tcPr>
           <w:p>
             <w:r>
@@ -1319,7 +1330,7 @@
         </w:tc>
         <w:tc>
           <w:tcPr>
-            <w:tcW w:w="3038" w:type="dxa"/>
+            <w:tcW w:w="1954" w:type="dxa"/>
           </w:tcPr>
           <w:p>
             <w:r>
@@ -1335,7 +1346,7 @@
       <w:tr>
         <w:tc>
           <w:tcPr>
-            <w:tcW w:w="3600" w:type="dxa"/>
+            <w:tcW w:w="3100" w:type="dxa"/>
           </w:tcPr>
           <w:p>
             <w:r>
@@ -1348,7 +1359,7 @@
         </w:tc>
         <w:tc>
           <w:tcPr>
-            <w:tcW w:w="5000" w:type="dxa"/>
+            <w:tcW w:w="4300" w:type="dxa"/>
           </w:tcPr>
           <w:p>
             <w:r>
@@ -1361,7 +1372,7 @@
         </w:tc>
         <w:tc>
           <w:tcPr>
-            <w:tcW w:w="3038" w:type="dxa"/>
+            <w:tcW w:w="1954" w:type="dxa"/>
           </w:tcPr>
           <w:p>
             <w:r>
@@ -1416,7 +1427,7 @@
           <w:b/>
           <w:sz w:val="26"/>
         </w:rPr>
-        <w:t xml:space="preserve">Компоновочные решения склада</w:t>
+        <w:t xml:space="preserve">5. Компоновочные решения склада</w:t>
       </w:r>
     </w:p>
     <w:p>
@@ -1467,7 +1478,7 @@
     </w:p>
     <w:tbl>
       <w:tblPr>
-        <w:tblW w:w="11638" w:type="dxa"/>
+        <w:tblW w:w="9354" w:type="dxa"/>
         <w:tblBorders>
           <w:top w:val="single" w:sz="4" w:color="C9C9C9"/>
           <w:left w:val="single" w:sz="4" w:color="C9C9C9"/>
@@ -1479,14 +1490,17 @@
         <w:tblLayout w:type="fixed"/>
       </w:tblPr>
       <w:tblGrid>
-        <w:gridCol w:w="3600"/>
-        <w:gridCol w:w="5000"/>
-        <w:gridCol w:w="3038"/>
+        <w:gridCol w:w="3100"/>
+        <w:gridCol w:w="4300"/>
+        <w:gridCol w:w="1954"/>
       </w:tblGrid>
       <w:tr>
-        <w:tc>
-          <w:tcPr>
-            <w:tcW w:w="3600" w:type="dxa"/>
+        <w:trPr>
+          <w:tblHeader/>
+        </w:trPr>
+        <w:tc>
+          <w:tcPr>
+            <w:tcW w:w="3100" w:type="dxa"/>
             <w:shd w:val="clear" w:fill="EFEFEF"/>
           </w:tcPr>
           <w:p>
@@ -1501,7 +1515,7 @@
         </w:tc>
         <w:tc>
           <w:tcPr>
-            <w:tcW w:w="5000" w:type="dxa"/>
+            <w:tcW w:w="4300" w:type="dxa"/>
             <w:shd w:val="clear" w:fill="EFEFEF"/>
           </w:tcPr>
           <w:p>
@@ -1516,7 +1530,7 @@
         </w:tc>
         <w:tc>
           <w:tcPr>
-            <w:tcW w:w="3038" w:type="dxa"/>
+            <w:tcW w:w="1954" w:type="dxa"/>
             <w:shd w:val="clear" w:fill="EFEFEF"/>
           </w:tcPr>
           <w:p>
@@ -1533,7 +1547,7 @@
       <w:tr>
         <w:tc>
           <w:tcPr>
-            <w:tcW w:w="3600" w:type="dxa"/>
+            <w:tcW w:w="3100" w:type="dxa"/>
           </w:tcPr>
           <w:p>
             <w:r>
@@ -1546,7 +1560,7 @@
         </w:tc>
         <w:tc>
           <w:tcPr>
-            <w:tcW w:w="5000" w:type="dxa"/>
+            <w:tcW w:w="4300" w:type="dxa"/>
           </w:tcPr>
           <w:p>
             <w:r>
@@ -1559,7 +1573,7 @@
         </w:tc>
         <w:tc>
           <w:tcPr>
-            <w:tcW w:w="3038" w:type="dxa"/>
+            <w:tcW w:w="1954" w:type="dxa"/>
           </w:tcPr>
           <w:p>
             <w:r>
@@ -1575,7 +1589,7 @@
       <w:tr>
         <w:tc>
           <w:tcPr>
-            <w:tcW w:w="3600" w:type="dxa"/>
+            <w:tcW w:w="3100" w:type="dxa"/>
           </w:tcPr>
           <w:p>
             <w:r>
@@ -1588,7 +1602,7 @@
         </w:tc>
         <w:tc>
           <w:tcPr>
-            <w:tcW w:w="5000" w:type="dxa"/>
+            <w:tcW w:w="4300" w:type="dxa"/>
           </w:tcPr>
           <w:p>
             <w:r>
@@ -1601,7 +1615,7 @@
         </w:tc>
         <w:tc>
           <w:tcPr>
-            <w:tcW w:w="3038" w:type="dxa"/>
+            <w:tcW w:w="1954" w:type="dxa"/>
           </w:tcPr>
           <w:p>
             <w:r>
@@ -1617,7 +1631,7 @@
       <w:tr>
         <w:tc>
           <w:tcPr>
-            <w:tcW w:w="3600" w:type="dxa"/>
+            <w:tcW w:w="3100" w:type="dxa"/>
           </w:tcPr>
           <w:p>
             <w:r>
@@ -1630,7 +1644,7 @@
         </w:tc>
         <w:tc>
           <w:tcPr>
-            <w:tcW w:w="5000" w:type="dxa"/>
+            <w:tcW w:w="4300" w:type="dxa"/>
           </w:tcPr>
           <w:p>
             <w:r>
@@ -1643,7 +1657,7 @@
         </w:tc>
         <w:tc>
           <w:tcPr>
-            <w:tcW w:w="3038" w:type="dxa"/>
+            <w:tcW w:w="1954" w:type="dxa"/>
           </w:tcPr>
           <w:p>
             <w:r>
@@ -1659,7 +1673,7 @@
       <w:tr>
         <w:tc>
           <w:tcPr>
-            <w:tcW w:w="3600" w:type="dxa"/>
+            <w:tcW w:w="3100" w:type="dxa"/>
           </w:tcPr>
           <w:p>
             <w:r>
@@ -1672,7 +1686,7 @@
         </w:tc>
         <w:tc>
           <w:tcPr>
-            <w:tcW w:w="5000" w:type="dxa"/>
+            <w:tcW w:w="4300" w:type="dxa"/>
           </w:tcPr>
           <w:p>
             <w:r>
@@ -1685,7 +1699,7 @@
         </w:tc>
         <w:tc>
           <w:tcPr>
-            <w:tcW w:w="3038" w:type="dxa"/>
+            <w:tcW w:w="1954" w:type="dxa"/>
           </w:tcPr>
           <w:p>
             <w:r>
@@ -1772,7 +1786,7 @@
           <w:b/>
           <w:sz w:val="26"/>
         </w:rPr>
-        <w:t xml:space="preserve">Требования к железнодорожному фронту нового склада (базис v4.1)</w:t>
+        <w:t xml:space="preserve">6. Требования к железнодорожному фронту нового склада (базис v4.1)</w:t>
       </w:r>
     </w:p>
     <w:p>
@@ -1833,7 +1847,7 @@
     </w:p>
     <w:tbl>
       <w:tblPr>
-        <w:tblW w:w="11638" w:type="dxa"/>
+        <w:tblW w:w="9354" w:type="dxa"/>
         <w:tblBorders>
           <w:top w:val="single" w:sz="4" w:color="C9C9C9"/>
           <w:left w:val="single" w:sz="4" w:color="C9C9C9"/>
@@ -1845,14 +1859,17 @@
         <w:tblLayout w:type="fixed"/>
       </w:tblPr>
       <w:tblGrid>
-        <w:gridCol w:w="3600"/>
-        <w:gridCol w:w="5000"/>
-        <w:gridCol w:w="3038"/>
+        <w:gridCol w:w="3100"/>
+        <w:gridCol w:w="4300"/>
+        <w:gridCol w:w="1954"/>
       </w:tblGrid>
       <w:tr>
-        <w:tc>
-          <w:tcPr>
-            <w:tcW w:w="3600" w:type="dxa"/>
+        <w:trPr>
+          <w:tblHeader/>
+        </w:trPr>
+        <w:tc>
+          <w:tcPr>
+            <w:tcW w:w="3100" w:type="dxa"/>
             <w:shd w:val="clear" w:fill="EFEFEF"/>
           </w:tcPr>
           <w:p>
@@ -1867,7 +1884,7 @@
         </w:tc>
         <w:tc>
           <w:tcPr>
-            <w:tcW w:w="5000" w:type="dxa"/>
+            <w:tcW w:w="4300" w:type="dxa"/>
             <w:shd w:val="clear" w:fill="EFEFEF"/>
           </w:tcPr>
           <w:p>
@@ -1882,7 +1899,7 @@
         </w:tc>
         <w:tc>
           <w:tcPr>
-            <w:tcW w:w="3038" w:type="dxa"/>
+            <w:tcW w:w="1954" w:type="dxa"/>
             <w:shd w:val="clear" w:fill="EFEFEF"/>
           </w:tcPr>
           <w:p>
@@ -1899,7 +1916,7 @@
       <w:tr>
         <w:tc>
           <w:tcPr>
-            <w:tcW w:w="3600" w:type="dxa"/>
+            <w:tcW w:w="3100" w:type="dxa"/>
           </w:tcPr>
           <w:p>
             <w:r>
@@ -1912,7 +1929,7 @@
         </w:tc>
         <w:tc>
           <w:tcPr>
-            <w:tcW w:w="5000" w:type="dxa"/>
+            <w:tcW w:w="4300" w:type="dxa"/>
           </w:tcPr>
           <w:p>
             <w:r>
@@ -1925,7 +1942,7 @@
         </w:tc>
         <w:tc>
           <w:tcPr>
-            <w:tcW w:w="3038" w:type="dxa"/>
+            <w:tcW w:w="1954" w:type="dxa"/>
           </w:tcPr>
           <w:p>
             <w:r>
@@ -1941,7 +1958,7 @@
       <w:tr>
         <w:tc>
           <w:tcPr>
-            <w:tcW w:w="3600" w:type="dxa"/>
+            <w:tcW w:w="3100" w:type="dxa"/>
           </w:tcPr>
           <w:p>
             <w:r>
@@ -1954,7 +1971,7 @@
         </w:tc>
         <w:tc>
           <w:tcPr>
-            <w:tcW w:w="5000" w:type="dxa"/>
+            <w:tcW w:w="4300" w:type="dxa"/>
           </w:tcPr>
           <w:p>
             <w:r>
@@ -1967,7 +1984,7 @@
         </w:tc>
         <w:tc>
           <w:tcPr>
-            <w:tcW w:w="3038" w:type="dxa"/>
+            <w:tcW w:w="1954" w:type="dxa"/>
           </w:tcPr>
           <w:p>
             <w:r>
@@ -1983,7 +2000,7 @@
       <w:tr>
         <w:tc>
           <w:tcPr>
-            <w:tcW w:w="3600" w:type="dxa"/>
+            <w:tcW w:w="3100" w:type="dxa"/>
           </w:tcPr>
           <w:p>
             <w:r>
@@ -1996,7 +2013,7 @@
         </w:tc>
         <w:tc>
           <w:tcPr>
-            <w:tcW w:w="5000" w:type="dxa"/>
+            <w:tcW w:w="4300" w:type="dxa"/>
           </w:tcPr>
           <w:p>
             <w:r>
@@ -2009,7 +2026,7 @@
         </w:tc>
         <w:tc>
           <w:tcPr>
-            <w:tcW w:w="3038" w:type="dxa"/>
+            <w:tcW w:w="1954" w:type="dxa"/>
           </w:tcPr>
           <w:p>
             <w:r>
@@ -2025,7 +2042,7 @@
       <w:tr>
         <w:tc>
           <w:tcPr>
-            <w:tcW w:w="3600" w:type="dxa"/>
+            <w:tcW w:w="3100" w:type="dxa"/>
           </w:tcPr>
           <w:p>
             <w:r>
@@ -2038,7 +2055,7 @@
         </w:tc>
         <w:tc>
           <w:tcPr>
-            <w:tcW w:w="5000" w:type="dxa"/>
+            <w:tcW w:w="4300" w:type="dxa"/>
           </w:tcPr>
           <w:p>
             <w:r>
@@ -2051,7 +2068,7 @@
         </w:tc>
         <w:tc>
           <w:tcPr>
-            <w:tcW w:w="3038" w:type="dxa"/>
+            <w:tcW w:w="1954" w:type="dxa"/>
           </w:tcPr>
           <w:p>
             <w:r>
@@ -2138,7 +2155,7 @@
           <w:b/>
           <w:sz w:val="26"/>
         </w:rPr>
-        <w:t xml:space="preserve">Нагрузки на полы и строительные конструкции</w:t>
+        <w:t xml:space="preserve">7. Нагрузки на полы и строительные конструкции</w:t>
       </w:r>
     </w:p>
     <w:p>
@@ -2199,7 +2216,7 @@
     </w:p>
     <w:tbl>
       <w:tblPr>
-        <w:tblW w:w="11638" w:type="dxa"/>
+        <w:tblW w:w="9354" w:type="dxa"/>
         <w:tblBorders>
           <w:top w:val="single" w:sz="4" w:color="C9C9C9"/>
           <w:left w:val="single" w:sz="4" w:color="C9C9C9"/>
@@ -2211,14 +2228,17 @@
         <w:tblLayout w:type="fixed"/>
       </w:tblPr>
       <w:tblGrid>
-        <w:gridCol w:w="3600"/>
-        <w:gridCol w:w="5000"/>
-        <w:gridCol w:w="3038"/>
+        <w:gridCol w:w="3100"/>
+        <w:gridCol w:w="4300"/>
+        <w:gridCol w:w="1954"/>
       </w:tblGrid>
       <w:tr>
-        <w:tc>
-          <w:tcPr>
-            <w:tcW w:w="3600" w:type="dxa"/>
+        <w:trPr>
+          <w:tblHeader/>
+        </w:trPr>
+        <w:tc>
+          <w:tcPr>
+            <w:tcW w:w="3100" w:type="dxa"/>
             <w:shd w:val="clear" w:fill="EFEFEF"/>
           </w:tcPr>
           <w:p>
@@ -2233,7 +2253,7 @@
         </w:tc>
         <w:tc>
           <w:tcPr>
-            <w:tcW w:w="5000" w:type="dxa"/>
+            <w:tcW w:w="4300" w:type="dxa"/>
             <w:shd w:val="clear" w:fill="EFEFEF"/>
           </w:tcPr>
           <w:p>
@@ -2248,7 +2268,7 @@
         </w:tc>
         <w:tc>
           <w:tcPr>
-            <w:tcW w:w="3038" w:type="dxa"/>
+            <w:tcW w:w="1954" w:type="dxa"/>
             <w:shd w:val="clear" w:fill="EFEFEF"/>
           </w:tcPr>
           <w:p>
@@ -2265,7 +2285,7 @@
       <w:tr>
         <w:tc>
           <w:tcPr>
-            <w:tcW w:w="3600" w:type="dxa"/>
+            <w:tcW w:w="3100" w:type="dxa"/>
           </w:tcPr>
           <w:p>
             <w:r>
@@ -2278,7 +2298,7 @@
         </w:tc>
         <w:tc>
           <w:tcPr>
-            <w:tcW w:w="5000" w:type="dxa"/>
+            <w:tcW w:w="4300" w:type="dxa"/>
           </w:tcPr>
           <w:p>
             <w:r>
@@ -2291,7 +2311,7 @@
         </w:tc>
         <w:tc>
           <w:tcPr>
-            <w:tcW w:w="3038" w:type="dxa"/>
+            <w:tcW w:w="1954" w:type="dxa"/>
           </w:tcPr>
           <w:p>
             <w:r>
@@ -2307,7 +2327,7 @@
       <w:tr>
         <w:tc>
           <w:tcPr>
-            <w:tcW w:w="3600" w:type="dxa"/>
+            <w:tcW w:w="3100" w:type="dxa"/>
           </w:tcPr>
           <w:p>
             <w:r>
@@ -2320,7 +2340,7 @@
         </w:tc>
         <w:tc>
           <w:tcPr>
-            <w:tcW w:w="5000" w:type="dxa"/>
+            <w:tcW w:w="4300" w:type="dxa"/>
           </w:tcPr>
           <w:p>
             <w:r>
@@ -2333,7 +2353,7 @@
         </w:tc>
         <w:tc>
           <w:tcPr>
-            <w:tcW w:w="3038" w:type="dxa"/>
+            <w:tcW w:w="1954" w:type="dxa"/>
           </w:tcPr>
           <w:p>
             <w:r>
@@ -2349,7 +2369,7 @@
       <w:tr>
         <w:tc>
           <w:tcPr>
-            <w:tcW w:w="3600" w:type="dxa"/>
+            <w:tcW w:w="3100" w:type="dxa"/>
           </w:tcPr>
           <w:p>
             <w:r>
@@ -2362,7 +2382,7 @@
         </w:tc>
         <w:tc>
           <w:tcPr>
-            <w:tcW w:w="5000" w:type="dxa"/>
+            <w:tcW w:w="4300" w:type="dxa"/>
           </w:tcPr>
           <w:p>
             <w:r>
@@ -2375,7 +2395,7 @@
         </w:tc>
         <w:tc>
           <w:tcPr>
-            <w:tcW w:w="3038" w:type="dxa"/>
+            <w:tcW w:w="1954" w:type="dxa"/>
           </w:tcPr>
           <w:p>
             <w:r>
@@ -2391,7 +2411,7 @@
       <w:tr>
         <w:tc>
           <w:tcPr>
-            <w:tcW w:w="3600" w:type="dxa"/>
+            <w:tcW w:w="3100" w:type="dxa"/>
           </w:tcPr>
           <w:p>
             <w:r>
@@ -2404,7 +2424,7 @@
         </w:tc>
         <w:tc>
           <w:tcPr>
-            <w:tcW w:w="5000" w:type="dxa"/>
+            <w:tcW w:w="4300" w:type="dxa"/>
           </w:tcPr>
           <w:p>
             <w:r>
@@ -2417,7 +2437,7 @@
         </w:tc>
         <w:tc>
           <w:tcPr>
-            <w:tcW w:w="3038" w:type="dxa"/>
+            <w:tcW w:w="1954" w:type="dxa"/>
           </w:tcPr>
           <w:p>
             <w:r>
@@ -2433,7 +2453,7 @@
       <w:tr>
         <w:tc>
           <w:tcPr>
-            <w:tcW w:w="3600" w:type="dxa"/>
+            <w:tcW w:w="3100" w:type="dxa"/>
           </w:tcPr>
           <w:p>
             <w:r>
@@ -2446,7 +2466,7 @@
         </w:tc>
         <w:tc>
           <w:tcPr>
-            <w:tcW w:w="5000" w:type="dxa"/>
+            <w:tcW w:w="4300" w:type="dxa"/>
           </w:tcPr>
           <w:p>
             <w:r>
@@ -2459,7 +2479,7 @@
         </w:tc>
         <w:tc>
           <w:tcPr>
-            <w:tcW w:w="3038" w:type="dxa"/>
+            <w:tcW w:w="1954" w:type="dxa"/>
           </w:tcPr>
           <w:p>
             <w:r>
@@ -2546,7 +2566,7 @@
           <w:b/>
           <w:sz w:val="26"/>
         </w:rPr>
-        <w:t xml:space="preserve">Планы фундаментов с предварительными нагрузками, включая динамические (с запасом)</w:t>
+        <w:t xml:space="preserve">8. Планы фундаментов с предварительными нагрузками, включая динамические (с запасом)</w:t>
       </w:r>
     </w:p>
     <w:p>
@@ -2615,7 +2635,7 @@
     </w:p>
     <w:tbl>
       <w:tblPr>
-        <w:tblW w:w="11638" w:type="dxa"/>
+        <w:tblW w:w="9354" w:type="dxa"/>
         <w:tblBorders>
           <w:top w:val="single" w:sz="4" w:color="C9C9C9"/>
           <w:left w:val="single" w:sz="4" w:color="C9C9C9"/>
@@ -2627,14 +2647,17 @@
         <w:tblLayout w:type="fixed"/>
       </w:tblPr>
       <w:tblGrid>
-        <w:gridCol w:w="3600"/>
-        <w:gridCol w:w="5000"/>
-        <w:gridCol w:w="3038"/>
+        <w:gridCol w:w="3100"/>
+        <w:gridCol w:w="4300"/>
+        <w:gridCol w:w="1954"/>
       </w:tblGrid>
       <w:tr>
-        <w:tc>
-          <w:tcPr>
-            <w:tcW w:w="3600" w:type="dxa"/>
+        <w:trPr>
+          <w:tblHeader/>
+        </w:trPr>
+        <w:tc>
+          <w:tcPr>
+            <w:tcW w:w="3100" w:type="dxa"/>
             <w:shd w:val="clear" w:fill="EFEFEF"/>
           </w:tcPr>
           <w:p>
@@ -2649,7 +2672,7 @@
         </w:tc>
         <w:tc>
           <w:tcPr>
-            <w:tcW w:w="5000" w:type="dxa"/>
+            <w:tcW w:w="4300" w:type="dxa"/>
             <w:shd w:val="clear" w:fill="EFEFEF"/>
           </w:tcPr>
           <w:p>
@@ -2664,7 +2687,7 @@
         </w:tc>
         <w:tc>
           <w:tcPr>
-            <w:tcW w:w="3038" w:type="dxa"/>
+            <w:tcW w:w="1954" w:type="dxa"/>
             <w:shd w:val="clear" w:fill="EFEFEF"/>
           </w:tcPr>
           <w:p>
@@ -2681,7 +2704,7 @@
       <w:tr>
         <w:tc>
           <w:tcPr>
-            <w:tcW w:w="3600" w:type="dxa"/>
+            <w:tcW w:w="3100" w:type="dxa"/>
           </w:tcPr>
           <w:p>
             <w:r>
@@ -2694,7 +2717,7 @@
         </w:tc>
         <w:tc>
           <w:tcPr>
-            <w:tcW w:w="5000" w:type="dxa"/>
+            <w:tcW w:w="4300" w:type="dxa"/>
           </w:tcPr>
           <w:p>
             <w:r>
@@ -2707,7 +2730,7 @@
         </w:tc>
         <w:tc>
           <w:tcPr>
-            <w:tcW w:w="3038" w:type="dxa"/>
+            <w:tcW w:w="1954" w:type="dxa"/>
           </w:tcPr>
           <w:p>
             <w:r>
@@ -2723,7 +2746,7 @@
       <w:tr>
         <w:tc>
           <w:tcPr>
-            <w:tcW w:w="3600" w:type="dxa"/>
+            <w:tcW w:w="3100" w:type="dxa"/>
           </w:tcPr>
           <w:p>
             <w:r>
@@ -2736,7 +2759,7 @@
         </w:tc>
         <w:tc>
           <w:tcPr>
-            <w:tcW w:w="5000" w:type="dxa"/>
+            <w:tcW w:w="4300" w:type="dxa"/>
           </w:tcPr>
           <w:p>
             <w:r>
@@ -2749,7 +2772,7 @@
         </w:tc>
         <w:tc>
           <w:tcPr>
-            <w:tcW w:w="3038" w:type="dxa"/>
+            <w:tcW w:w="1954" w:type="dxa"/>
           </w:tcPr>
           <w:p>
             <w:r>
@@ -2765,7 +2788,7 @@
       <w:tr>
         <w:tc>
           <w:tcPr>
-            <w:tcW w:w="3600" w:type="dxa"/>
+            <w:tcW w:w="3100" w:type="dxa"/>
           </w:tcPr>
           <w:p>
             <w:r>
@@ -2778,7 +2801,7 @@
         </w:tc>
         <w:tc>
           <w:tcPr>
-            <w:tcW w:w="5000" w:type="dxa"/>
+            <w:tcW w:w="4300" w:type="dxa"/>
           </w:tcPr>
           <w:p>
             <w:r>
@@ -2791,7 +2814,7 @@
         </w:tc>
         <w:tc>
           <w:tcPr>
-            <w:tcW w:w="3038" w:type="dxa"/>
+            <w:tcW w:w="1954" w:type="dxa"/>
           </w:tcPr>
           <w:p>
             <w:r>
@@ -2807,7 +2830,7 @@
       <w:tr>
         <w:tc>
           <w:tcPr>
-            <w:tcW w:w="3600" w:type="dxa"/>
+            <w:tcW w:w="3100" w:type="dxa"/>
           </w:tcPr>
           <w:p>
             <w:r>
@@ -2820,7 +2843,7 @@
         </w:tc>
         <w:tc>
           <w:tcPr>
-            <w:tcW w:w="5000" w:type="dxa"/>
+            <w:tcW w:w="4300" w:type="dxa"/>
           </w:tcPr>
           <w:p>
             <w:r>
@@ -2833,7 +2856,7 @@
         </w:tc>
         <w:tc>
           <w:tcPr>
-            <w:tcW w:w="3038" w:type="dxa"/>
+            <w:tcW w:w="1954" w:type="dxa"/>
           </w:tcPr>
           <w:p>
             <w:r>
@@ -2904,7 +2927,7 @@
           <w:b/>
           <w:sz w:val="26"/>
         </w:rPr>
-        <w:t xml:space="preserve">Требования к монтажу (включая вес самых тяжёлых частей)</w:t>
+        <w:t xml:space="preserve">9. Требования к монтажу (включая вес самых тяжёлых частей)</w:t>
       </w:r>
     </w:p>
     <w:p>
@@ -2941,7 +2964,7 @@
     </w:p>
     <w:tbl>
       <w:tblPr>
-        <w:tblW w:w="11638" w:type="dxa"/>
+        <w:tblW w:w="9354" w:type="dxa"/>
         <w:tblBorders>
           <w:top w:val="single" w:sz="4" w:color="C9C9C9"/>
           <w:left w:val="single" w:sz="4" w:color="C9C9C9"/>
@@ -2953,14 +2976,17 @@
         <w:tblLayout w:type="fixed"/>
       </w:tblPr>
       <w:tblGrid>
-        <w:gridCol w:w="3600"/>
-        <w:gridCol w:w="5000"/>
-        <w:gridCol w:w="3038"/>
+        <w:gridCol w:w="3100"/>
+        <w:gridCol w:w="4300"/>
+        <w:gridCol w:w="1954"/>
       </w:tblGrid>
       <w:tr>
-        <w:tc>
-          <w:tcPr>
-            <w:tcW w:w="3600" w:type="dxa"/>
+        <w:trPr>
+          <w:tblHeader/>
+        </w:trPr>
+        <w:tc>
+          <w:tcPr>
+            <w:tcW w:w="3100" w:type="dxa"/>
             <w:shd w:val="clear" w:fill="EFEFEF"/>
           </w:tcPr>
           <w:p>
@@ -2975,7 +3001,7 @@
         </w:tc>
         <w:tc>
           <w:tcPr>
-            <w:tcW w:w="5000" w:type="dxa"/>
+            <w:tcW w:w="4300" w:type="dxa"/>
             <w:shd w:val="clear" w:fill="EFEFEF"/>
           </w:tcPr>
           <w:p>
@@ -2990,7 +3016,7 @@
         </w:tc>
         <w:tc>
           <w:tcPr>
-            <w:tcW w:w="3038" w:type="dxa"/>
+            <w:tcW w:w="1954" w:type="dxa"/>
             <w:shd w:val="clear" w:fill="EFEFEF"/>
           </w:tcPr>
           <w:p>
@@ -3007,7 +3033,7 @@
       <w:tr>
         <w:tc>
           <w:tcPr>
-            <w:tcW w:w="3600" w:type="dxa"/>
+            <w:tcW w:w="3100" w:type="dxa"/>
           </w:tcPr>
           <w:p>
             <w:r>
@@ -3020,7 +3046,7 @@
         </w:tc>
         <w:tc>
           <w:tcPr>
-            <w:tcW w:w="5000" w:type="dxa"/>
+            <w:tcW w:w="4300" w:type="dxa"/>
           </w:tcPr>
           <w:p>
             <w:r>
@@ -3033,7 +3059,7 @@
         </w:tc>
         <w:tc>
           <w:tcPr>
-            <w:tcW w:w="3038" w:type="dxa"/>
+            <w:tcW w:w="1954" w:type="dxa"/>
           </w:tcPr>
           <w:p>
             <w:r>
@@ -3049,7 +3075,7 @@
       <w:tr>
         <w:tc>
           <w:tcPr>
-            <w:tcW w:w="3600" w:type="dxa"/>
+            <w:tcW w:w="3100" w:type="dxa"/>
           </w:tcPr>
           <w:p>
             <w:r>
@@ -3062,7 +3088,7 @@
         </w:tc>
         <w:tc>
           <w:tcPr>
-            <w:tcW w:w="5000" w:type="dxa"/>
+            <w:tcW w:w="4300" w:type="dxa"/>
           </w:tcPr>
           <w:p>
             <w:r>
@@ -3075,7 +3101,7 @@
         </w:tc>
         <w:tc>
           <w:tcPr>
-            <w:tcW w:w="3038" w:type="dxa"/>
+            <w:tcW w:w="1954" w:type="dxa"/>
           </w:tcPr>
           <w:p>
             <w:r>
@@ -3091,7 +3117,7 @@
       <w:tr>
         <w:tc>
           <w:tcPr>
-            <w:tcW w:w="3600" w:type="dxa"/>
+            <w:tcW w:w="3100" w:type="dxa"/>
           </w:tcPr>
           <w:p>
             <w:r>
@@ -3104,7 +3130,7 @@
         </w:tc>
         <w:tc>
           <w:tcPr>
-            <w:tcW w:w="5000" w:type="dxa"/>
+            <w:tcW w:w="4300" w:type="dxa"/>
           </w:tcPr>
           <w:p>
             <w:r>
@@ -3117,7 +3143,7 @@
         </w:tc>
         <w:tc>
           <w:tcPr>
-            <w:tcW w:w="3038" w:type="dxa"/>
+            <w:tcW w:w="1954" w:type="dxa"/>
           </w:tcPr>
           <w:p>
             <w:r>
@@ -3133,7 +3159,7 @@
       <w:tr>
         <w:tc>
           <w:tcPr>
-            <w:tcW w:w="3600" w:type="dxa"/>
+            <w:tcW w:w="3100" w:type="dxa"/>
           </w:tcPr>
           <w:p>
             <w:r>
@@ -3146,7 +3172,7 @@
         </w:tc>
         <w:tc>
           <w:tcPr>
-            <w:tcW w:w="5000" w:type="dxa"/>
+            <w:tcW w:w="4300" w:type="dxa"/>
           </w:tcPr>
           <w:p>
             <w:r>
@@ -3159,7 +3185,7 @@
         </w:tc>
         <w:tc>
           <w:tcPr>
-            <w:tcW w:w="3038" w:type="dxa"/>
+            <w:tcW w:w="1954" w:type="dxa"/>
           </w:tcPr>
           <w:p>
             <w:r>
@@ -3230,7 +3256,7 @@
           <w:b/>
           <w:sz w:val="26"/>
         </w:rPr>
-        <w:t xml:space="preserve">АСУ склада: адресное хранение, партии, роботизированные операции</w:t>
+        <w:t xml:space="preserve">10. АСУ склада: адресное хранение, партии, роботизированные операции</w:t>
       </w:r>
     </w:p>
     <w:p>
@@ -3273,7 +3299,7 @@
     </w:p>
     <w:tbl>
       <w:tblPr>
-        <w:tblW w:w="11638" w:type="dxa"/>
+        <w:tblW w:w="9354" w:type="dxa"/>
         <w:tblBorders>
           <w:top w:val="single" w:sz="4" w:color="C9C9C9"/>
           <w:left w:val="single" w:sz="4" w:color="C9C9C9"/>
@@ -3285,14 +3311,17 @@
         <w:tblLayout w:type="fixed"/>
       </w:tblPr>
       <w:tblGrid>
-        <w:gridCol w:w="3600"/>
-        <w:gridCol w:w="5000"/>
-        <w:gridCol w:w="3038"/>
+        <w:gridCol w:w="3100"/>
+        <w:gridCol w:w="4300"/>
+        <w:gridCol w:w="1954"/>
       </w:tblGrid>
       <w:tr>
-        <w:tc>
-          <w:tcPr>
-            <w:tcW w:w="3600" w:type="dxa"/>
+        <w:trPr>
+          <w:tblHeader/>
+        </w:trPr>
+        <w:tc>
+          <w:tcPr>
+            <w:tcW w:w="3100" w:type="dxa"/>
             <w:shd w:val="clear" w:fill="EFEFEF"/>
           </w:tcPr>
           <w:p>
@@ -3307,7 +3336,7 @@
         </w:tc>
         <w:tc>
           <w:tcPr>
-            <w:tcW w:w="5000" w:type="dxa"/>
+            <w:tcW w:w="4300" w:type="dxa"/>
             <w:shd w:val="clear" w:fill="EFEFEF"/>
           </w:tcPr>
           <w:p>
@@ -3322,7 +3351,7 @@
         </w:tc>
         <w:tc>
           <w:tcPr>
-            <w:tcW w:w="3038" w:type="dxa"/>
+            <w:tcW w:w="1954" w:type="dxa"/>
             <w:shd w:val="clear" w:fill="EFEFEF"/>
           </w:tcPr>
           <w:p>
@@ -3339,7 +3368,7 @@
       <w:tr>
         <w:tc>
           <w:tcPr>
-            <w:tcW w:w="3600" w:type="dxa"/>
+            <w:tcW w:w="3100" w:type="dxa"/>
           </w:tcPr>
           <w:p>
             <w:r>
@@ -3352,7 +3381,7 @@
         </w:tc>
         <w:tc>
           <w:tcPr>
-            <w:tcW w:w="5000" w:type="dxa"/>
+            <w:tcW w:w="4300" w:type="dxa"/>
           </w:tcPr>
           <w:p>
             <w:r>
@@ -3365,7 +3394,7 @@
         </w:tc>
         <w:tc>
           <w:tcPr>
-            <w:tcW w:w="3038" w:type="dxa"/>
+            <w:tcW w:w="1954" w:type="dxa"/>
           </w:tcPr>
           <w:p>
             <w:r>
@@ -3381,7 +3410,7 @@
       <w:tr>
         <w:tc>
           <w:tcPr>
-            <w:tcW w:w="3600" w:type="dxa"/>
+            <w:tcW w:w="3100" w:type="dxa"/>
           </w:tcPr>
           <w:p>
             <w:r>
@@ -3394,7 +3423,7 @@
         </w:tc>
         <w:tc>
           <w:tcPr>
-            <w:tcW w:w="5000" w:type="dxa"/>
+            <w:tcW w:w="4300" w:type="dxa"/>
           </w:tcPr>
           <w:p>
             <w:r>
@@ -3407,7 +3436,7 @@
         </w:tc>
         <w:tc>
           <w:tcPr>
-            <w:tcW w:w="3038" w:type="dxa"/>
+            <w:tcW w:w="1954" w:type="dxa"/>
           </w:tcPr>
           <w:p>
             <w:r>
@@ -3423,7 +3452,7 @@
       <w:tr>
         <w:tc>
           <w:tcPr>
-            <w:tcW w:w="3600" w:type="dxa"/>
+            <w:tcW w:w="3100" w:type="dxa"/>
           </w:tcPr>
           <w:p>
             <w:r>
@@ -3436,7 +3465,7 @@
         </w:tc>
         <w:tc>
           <w:tcPr>
-            <w:tcW w:w="5000" w:type="dxa"/>
+            <w:tcW w:w="4300" w:type="dxa"/>
           </w:tcPr>
           <w:p>
             <w:r>
@@ -3449,7 +3478,7 @@
         </w:tc>
         <w:tc>
           <w:tcPr>
-            <w:tcW w:w="3038" w:type="dxa"/>
+            <w:tcW w:w="1954" w:type="dxa"/>
           </w:tcPr>
           <w:p>
             <w:r>
@@ -3465,7 +3494,7 @@
       <w:tr>
         <w:tc>
           <w:tcPr>
-            <w:tcW w:w="3600" w:type="dxa"/>
+            <w:tcW w:w="3100" w:type="dxa"/>
           </w:tcPr>
           <w:p>
             <w:r>
@@ -3478,7 +3507,7 @@
         </w:tc>
         <w:tc>
           <w:tcPr>
-            <w:tcW w:w="5000" w:type="dxa"/>
+            <w:tcW w:w="4300" w:type="dxa"/>
           </w:tcPr>
           <w:p>
             <w:r>
@@ -3491,7 +3520,7 @@
         </w:tc>
         <w:tc>
           <w:tcPr>
-            <w:tcW w:w="3038" w:type="dxa"/>
+            <w:tcW w:w="1954" w:type="dxa"/>
           </w:tcPr>
           <w:p>
             <w:r>
@@ -3578,7 +3607,7 @@
           <w:b/>
           <w:sz w:val="26"/>
         </w:rPr>
-        <w:t xml:space="preserve">АИС весоизмерения (по Приложению №5)</w:t>
+        <w:t xml:space="preserve">11. АИС весоизмерения (по Приложению №5)</w:t>
       </w:r>
     </w:p>
     <w:p>
@@ -3623,7 +3652,7 @@
     </w:p>
     <w:tbl>
       <w:tblPr>
-        <w:tblW w:w="11638" w:type="dxa"/>
+        <w:tblW w:w="9354" w:type="dxa"/>
         <w:tblBorders>
           <w:top w:val="single" w:sz="4" w:color="C9C9C9"/>
           <w:left w:val="single" w:sz="4" w:color="C9C9C9"/>
@@ -3635,14 +3664,17 @@
         <w:tblLayout w:type="fixed"/>
       </w:tblPr>
       <w:tblGrid>
-        <w:gridCol w:w="3600"/>
-        <w:gridCol w:w="5000"/>
-        <w:gridCol w:w="3038"/>
+        <w:gridCol w:w="3100"/>
+        <w:gridCol w:w="4300"/>
+        <w:gridCol w:w="1954"/>
       </w:tblGrid>
       <w:tr>
-        <w:tc>
-          <w:tcPr>
-            <w:tcW w:w="3600" w:type="dxa"/>
+        <w:trPr>
+          <w:tblHeader/>
+        </w:trPr>
+        <w:tc>
+          <w:tcPr>
+            <w:tcW w:w="3100" w:type="dxa"/>
             <w:shd w:val="clear" w:fill="EFEFEF"/>
           </w:tcPr>
           <w:p>
@@ -3657,7 +3689,7 @@
         </w:tc>
         <w:tc>
           <w:tcPr>
-            <w:tcW w:w="5000" w:type="dxa"/>
+            <w:tcW w:w="4300" w:type="dxa"/>
             <w:shd w:val="clear" w:fill="EFEFEF"/>
           </w:tcPr>
           <w:p>
@@ -3672,7 +3704,7 @@
         </w:tc>
         <w:tc>
           <w:tcPr>
-            <w:tcW w:w="3038" w:type="dxa"/>
+            <w:tcW w:w="1954" w:type="dxa"/>
             <w:shd w:val="clear" w:fill="EFEFEF"/>
           </w:tcPr>
           <w:p>
@@ -3689,7 +3721,7 @@
       <w:tr>
         <w:tc>
           <w:tcPr>
-            <w:tcW w:w="3600" w:type="dxa"/>
+            <w:tcW w:w="3100" w:type="dxa"/>
           </w:tcPr>
           <w:p>
             <w:r>
@@ -3702,7 +3734,7 @@
         </w:tc>
         <w:tc>
           <w:tcPr>
-            <w:tcW w:w="5000" w:type="dxa"/>
+            <w:tcW w:w="4300" w:type="dxa"/>
           </w:tcPr>
           <w:p>
             <w:r>
@@ -3715,7 +3747,7 @@
         </w:tc>
         <w:tc>
           <w:tcPr>
-            <w:tcW w:w="3038" w:type="dxa"/>
+            <w:tcW w:w="1954" w:type="dxa"/>
           </w:tcPr>
           <w:p>
             <w:r>
@@ -3731,7 +3763,7 @@
       <w:tr>
         <w:tc>
           <w:tcPr>
-            <w:tcW w:w="3600" w:type="dxa"/>
+            <w:tcW w:w="3100" w:type="dxa"/>
           </w:tcPr>
           <w:p>
             <w:r>
@@ -3744,7 +3776,7 @@
         </w:tc>
         <w:tc>
           <w:tcPr>
-            <w:tcW w:w="5000" w:type="dxa"/>
+            <w:tcW w:w="4300" w:type="dxa"/>
           </w:tcPr>
           <w:p>
             <w:r>
@@ -3757,7 +3789,7 @@
         </w:tc>
         <w:tc>
           <w:tcPr>
-            <w:tcW w:w="3038" w:type="dxa"/>
+            <w:tcW w:w="1954" w:type="dxa"/>
           </w:tcPr>
           <w:p>
             <w:r>
@@ -3773,7 +3805,7 @@
       <w:tr>
         <w:tc>
           <w:tcPr>
-            <w:tcW w:w="3600" w:type="dxa"/>
+            <w:tcW w:w="3100" w:type="dxa"/>
           </w:tcPr>
           <w:p>
             <w:r>
@@ -3786,7 +3818,7 @@
         </w:tc>
         <w:tc>
           <w:tcPr>
-            <w:tcW w:w="5000" w:type="dxa"/>
+            <w:tcW w:w="4300" w:type="dxa"/>
           </w:tcPr>
           <w:p>
             <w:r>
@@ -3799,7 +3831,7 @@
         </w:tc>
         <w:tc>
           <w:tcPr>
-            <w:tcW w:w="3038" w:type="dxa"/>
+            <w:tcW w:w="1954" w:type="dxa"/>
           </w:tcPr>
           <w:p>
             <w:r>
@@ -3815,7 +3847,7 @@
       <w:tr>
         <w:tc>
           <w:tcPr>
-            <w:tcW w:w="3600" w:type="dxa"/>
+            <w:tcW w:w="3100" w:type="dxa"/>
           </w:tcPr>
           <w:p>
             <w:r>
@@ -3828,7 +3860,7 @@
         </w:tc>
         <w:tc>
           <w:tcPr>
-            <w:tcW w:w="5000" w:type="dxa"/>
+            <w:tcW w:w="4300" w:type="dxa"/>
           </w:tcPr>
           <w:p>
             <w:r>
@@ -3841,7 +3873,7 @@
         </w:tc>
         <w:tc>
           <w:tcPr>
-            <w:tcW w:w="3038" w:type="dxa"/>
+            <w:tcW w:w="1954" w:type="dxa"/>
           </w:tcPr>
           <w:p>
             <w:r>
@@ -3857,7 +3889,7 @@
       <w:tr>
         <w:tc>
           <w:tcPr>
-            <w:tcW w:w="3600" w:type="dxa"/>
+            <w:tcW w:w="3100" w:type="dxa"/>
           </w:tcPr>
           <w:p>
             <w:r>
@@ -3870,7 +3902,7 @@
         </w:tc>
         <w:tc>
           <w:tcPr>
-            <w:tcW w:w="5000" w:type="dxa"/>
+            <w:tcW w:w="4300" w:type="dxa"/>
           </w:tcPr>
           <w:p>
             <w:r>
@@ -3883,7 +3915,7 @@
         </w:tc>
         <w:tc>
           <w:tcPr>
-            <w:tcW w:w="3038" w:type="dxa"/>
+            <w:tcW w:w="1954" w:type="dxa"/>
           </w:tcPr>
           <w:p>
             <w:r>
@@ -3970,7 +4002,7 @@
           <w:b/>
           <w:sz w:val="26"/>
         </w:rPr>
-        <w:t xml:space="preserve">Требования к упаковке и маркировке под морскую транспортировку</w:t>
+        <w:t xml:space="preserve">12. Требования к упаковке и маркировке под морскую транспортировку</w:t>
       </w:r>
     </w:p>
     <w:p>
@@ -4023,7 +4055,7 @@
     </w:p>
     <w:tbl>
       <w:tblPr>
-        <w:tblW w:w="11638" w:type="dxa"/>
+        <w:tblW w:w="9354" w:type="dxa"/>
         <w:tblBorders>
           <w:top w:val="single" w:sz="4" w:color="C9C9C9"/>
           <w:left w:val="single" w:sz="4" w:color="C9C9C9"/>
@@ -4035,14 +4067,17 @@
         <w:tblLayout w:type="fixed"/>
       </w:tblPr>
       <w:tblGrid>
-        <w:gridCol w:w="3600"/>
-        <w:gridCol w:w="5000"/>
-        <w:gridCol w:w="3038"/>
+        <w:gridCol w:w="3100"/>
+        <w:gridCol w:w="4300"/>
+        <w:gridCol w:w="1954"/>
       </w:tblGrid>
       <w:tr>
-        <w:tc>
-          <w:tcPr>
-            <w:tcW w:w="3600" w:type="dxa"/>
+        <w:trPr>
+          <w:tblHeader/>
+        </w:trPr>
+        <w:tc>
+          <w:tcPr>
+            <w:tcW w:w="3100" w:type="dxa"/>
             <w:shd w:val="clear" w:fill="EFEFEF"/>
           </w:tcPr>
           <w:p>
@@ -4057,7 +4092,7 @@
         </w:tc>
         <w:tc>
           <w:tcPr>
-            <w:tcW w:w="5000" w:type="dxa"/>
+            <w:tcW w:w="4300" w:type="dxa"/>
             <w:shd w:val="clear" w:fill="EFEFEF"/>
           </w:tcPr>
           <w:p>
@@ -4072,7 +4107,7 @@
         </w:tc>
         <w:tc>
           <w:tcPr>
-            <w:tcW w:w="3038" w:type="dxa"/>
+            <w:tcW w:w="1954" w:type="dxa"/>
             <w:shd w:val="clear" w:fill="EFEFEF"/>
           </w:tcPr>
           <w:p>
@@ -4089,7 +4124,7 @@
       <w:tr>
         <w:tc>
           <w:tcPr>
-            <w:tcW w:w="3600" w:type="dxa"/>
+            <w:tcW w:w="3100" w:type="dxa"/>
           </w:tcPr>
           <w:p>
             <w:r>
@@ -4102,7 +4137,7 @@
         </w:tc>
         <w:tc>
           <w:tcPr>
-            <w:tcW w:w="5000" w:type="dxa"/>
+            <w:tcW w:w="4300" w:type="dxa"/>
           </w:tcPr>
           <w:p>
             <w:r>
@@ -4115,7 +4150,7 @@
         </w:tc>
         <w:tc>
           <w:tcPr>
-            <w:tcW w:w="3038" w:type="dxa"/>
+            <w:tcW w:w="1954" w:type="dxa"/>
           </w:tcPr>
           <w:p>
             <w:r>
@@ -4131,7 +4166,7 @@
       <w:tr>
         <w:tc>
           <w:tcPr>
-            <w:tcW w:w="3600" w:type="dxa"/>
+            <w:tcW w:w="3100" w:type="dxa"/>
           </w:tcPr>
           <w:p>
             <w:r>
@@ -4144,7 +4179,7 @@
         </w:tc>
         <w:tc>
           <w:tcPr>
-            <w:tcW w:w="5000" w:type="dxa"/>
+            <w:tcW w:w="4300" w:type="dxa"/>
           </w:tcPr>
           <w:p>
             <w:r>
@@ -4157,7 +4192,7 @@
         </w:tc>
         <w:tc>
           <w:tcPr>
-            <w:tcW w:w="3038" w:type="dxa"/>
+            <w:tcW w:w="1954" w:type="dxa"/>
           </w:tcPr>
           <w:p>
             <w:r>
@@ -4173,7 +4208,7 @@
       <w:tr>
         <w:tc>
           <w:tcPr>
-            <w:tcW w:w="3600" w:type="dxa"/>
+            <w:tcW w:w="3100" w:type="dxa"/>
           </w:tcPr>
           <w:p>
             <w:r>
@@ -4186,7 +4221,7 @@
         </w:tc>
         <w:tc>
           <w:tcPr>
-            <w:tcW w:w="5000" w:type="dxa"/>
+            <w:tcW w:w="4300" w:type="dxa"/>
           </w:tcPr>
           <w:p>
             <w:r>
@@ -4199,7 +4234,7 @@
         </w:tc>
         <w:tc>
           <w:tcPr>
-            <w:tcW w:w="3038" w:type="dxa"/>
+            <w:tcW w:w="1954" w:type="dxa"/>
           </w:tcPr>
           <w:p>
             <w:r>
@@ -4215,7 +4250,7 @@
       <w:tr>
         <w:tc>
           <w:tcPr>
-            <w:tcW w:w="3600" w:type="dxa"/>
+            <w:tcW w:w="3100" w:type="dxa"/>
           </w:tcPr>
           <w:p>
             <w:r>
@@ -4228,7 +4263,7 @@
         </w:tc>
         <w:tc>
           <w:tcPr>
-            <w:tcW w:w="5000" w:type="dxa"/>
+            <w:tcW w:w="4300" w:type="dxa"/>
           </w:tcPr>
           <w:p>
             <w:r>
@@ -4241,7 +4276,7 @@
         </w:tc>
         <w:tc>
           <w:tcPr>
-            <w:tcW w:w="3038" w:type="dxa"/>
+            <w:tcW w:w="1954" w:type="dxa"/>
           </w:tcPr>
           <w:p>
             <w:r>
@@ -4312,7 +4347,7 @@
           <w:b/>
           <w:sz w:val="26"/>
         </w:rPr>
-        <w:t xml:space="preserve">Принципиальная технологическая схема (PFD)</w:t>
+        <w:t xml:space="preserve">13. Принципиальная технологическая схема (PFD)</w:t>
       </w:r>
     </w:p>
     <w:p>
@@ -4357,7 +4392,7 @@
     </w:p>
     <w:tbl>
       <w:tblPr>
-        <w:tblW w:w="11638" w:type="dxa"/>
+        <w:tblW w:w="9354" w:type="dxa"/>
         <w:tblBorders>
           <w:top w:val="single" w:sz="4" w:color="C9C9C9"/>
           <w:left w:val="single" w:sz="4" w:color="C9C9C9"/>
@@ -4369,14 +4404,17 @@
         <w:tblLayout w:type="fixed"/>
       </w:tblPr>
       <w:tblGrid>
-        <w:gridCol w:w="3600"/>
-        <w:gridCol w:w="5000"/>
-        <w:gridCol w:w="3038"/>
+        <w:gridCol w:w="3100"/>
+        <w:gridCol w:w="4300"/>
+        <w:gridCol w:w="1954"/>
       </w:tblGrid>
       <w:tr>
-        <w:tc>
-          <w:tcPr>
-            <w:tcW w:w="3600" w:type="dxa"/>
+        <w:trPr>
+          <w:tblHeader/>
+        </w:trPr>
+        <w:tc>
+          <w:tcPr>
+            <w:tcW w:w="3100" w:type="dxa"/>
             <w:shd w:val="clear" w:fill="EFEFEF"/>
           </w:tcPr>
           <w:p>
@@ -4391,7 +4429,7 @@
         </w:tc>
         <w:tc>
           <w:tcPr>
-            <w:tcW w:w="5000" w:type="dxa"/>
+            <w:tcW w:w="4300" w:type="dxa"/>
             <w:shd w:val="clear" w:fill="EFEFEF"/>
           </w:tcPr>
           <w:p>
@@ -4406,7 +4444,7 @@
         </w:tc>
         <w:tc>
           <w:tcPr>
-            <w:tcW w:w="3038" w:type="dxa"/>
+            <w:tcW w:w="1954" w:type="dxa"/>
             <w:shd w:val="clear" w:fill="EFEFEF"/>
           </w:tcPr>
           <w:p>
@@ -4423,7 +4461,7 @@
       <w:tr>
         <w:tc>
           <w:tcPr>
-            <w:tcW w:w="3600" w:type="dxa"/>
+            <w:tcW w:w="3100" w:type="dxa"/>
           </w:tcPr>
           <w:p>
             <w:r>
@@ -4436,7 +4474,7 @@
         </w:tc>
         <w:tc>
           <w:tcPr>
-            <w:tcW w:w="5000" w:type="dxa"/>
+            <w:tcW w:w="4300" w:type="dxa"/>
           </w:tcPr>
           <w:p>
             <w:r>
@@ -4449,7 +4487,7 @@
         </w:tc>
         <w:tc>
           <w:tcPr>
-            <w:tcW w:w="3038" w:type="dxa"/>
+            <w:tcW w:w="1954" w:type="dxa"/>
           </w:tcPr>
           <w:p>
             <w:r>
@@ -4465,7 +4503,7 @@
       <w:tr>
         <w:tc>
           <w:tcPr>
-            <w:tcW w:w="3600" w:type="dxa"/>
+            <w:tcW w:w="3100" w:type="dxa"/>
           </w:tcPr>
           <w:p>
             <w:r>
@@ -4478,7 +4516,7 @@
         </w:tc>
         <w:tc>
           <w:tcPr>
-            <w:tcW w:w="5000" w:type="dxa"/>
+            <w:tcW w:w="4300" w:type="dxa"/>
           </w:tcPr>
           <w:p>
             <w:r>
@@ -4491,7 +4529,7 @@
         </w:tc>
         <w:tc>
           <w:tcPr>
-            <w:tcW w:w="3038" w:type="dxa"/>
+            <w:tcW w:w="1954" w:type="dxa"/>
           </w:tcPr>
           <w:p>
             <w:r>
@@ -4514,7 +4552,7 @@
           <w:b/>
           <w:sz w:val="26"/>
         </w:rPr>
-        <w:t xml:space="preserve">Перечень чертежей графической части и приложений</w:t>
+        <w:t xml:space="preserve">14. Перечень чертежей графической части и приложений</w:t>
       </w:r>
     </w:p>
     <w:p>
@@ -4560,7 +4598,7 @@
     </w:p>
     <w:tbl>
       <w:tblPr>
-        <w:tblW w:w="11638" w:type="dxa"/>
+        <w:tblW w:w="9354" w:type="dxa"/>
         <w:tblBorders>
           <w:top w:val="single" w:sz="4" w:color="C9C9C9"/>
           <w:left w:val="single" w:sz="4" w:color="C9C9C9"/>
@@ -4572,14 +4610,17 @@
         <w:tblLayout w:type="fixed"/>
       </w:tblPr>
       <w:tblGrid>
-        <w:gridCol w:w="3600"/>
-        <w:gridCol w:w="5000"/>
-        <w:gridCol w:w="3038"/>
+        <w:gridCol w:w="3100"/>
+        <w:gridCol w:w="4300"/>
+        <w:gridCol w:w="1954"/>
       </w:tblGrid>
       <w:tr>
-        <w:tc>
-          <w:tcPr>
-            <w:tcW w:w="3600" w:type="dxa"/>
+        <w:trPr>
+          <w:tblHeader/>
+        </w:trPr>
+        <w:tc>
+          <w:tcPr>
+            <w:tcW w:w="3100" w:type="dxa"/>
             <w:shd w:val="clear" w:fill="EFEFEF"/>
           </w:tcPr>
           <w:p>
@@ -4594,7 +4635,7 @@
         </w:tc>
         <w:tc>
           <w:tcPr>
-            <w:tcW w:w="5000" w:type="dxa"/>
+            <w:tcW w:w="4300" w:type="dxa"/>
             <w:shd w:val="clear" w:fill="EFEFEF"/>
           </w:tcPr>
           <w:p>
@@ -4609,7 +4650,7 @@
         </w:tc>
         <w:tc>
           <w:tcPr>
-            <w:tcW w:w="3038" w:type="dxa"/>
+            <w:tcW w:w="1954" w:type="dxa"/>
             <w:shd w:val="clear" w:fill="EFEFEF"/>
           </w:tcPr>
           <w:p>
@@ -4626,7 +4667,7 @@
       <w:tr>
         <w:tc>
           <w:tcPr>
-            <w:tcW w:w="3600" w:type="dxa"/>
+            <w:tcW w:w="3100" w:type="dxa"/>
           </w:tcPr>
           <w:p>
             <w:r>
@@ -4639,7 +4680,7 @@
         </w:tc>
         <w:tc>
           <w:tcPr>
-            <w:tcW w:w="5000" w:type="dxa"/>
+            <w:tcW w:w="4300" w:type="dxa"/>
           </w:tcPr>
           <w:p>
             <w:r>
@@ -4652,7 +4693,7 @@
         </w:tc>
         <w:tc>
           <w:tcPr>
-            <w:tcW w:w="3038" w:type="dxa"/>
+            <w:tcW w:w="1954" w:type="dxa"/>
           </w:tcPr>
           <w:p>
             <w:r>
@@ -4668,7 +4709,7 @@
       <w:tr>
         <w:tc>
           <w:tcPr>
-            <w:tcW w:w="3600" w:type="dxa"/>
+            <w:tcW w:w="3100" w:type="dxa"/>
           </w:tcPr>
           <w:p>
             <w:r>
@@ -4681,7 +4722,7 @@
         </w:tc>
         <w:tc>
           <w:tcPr>
-            <w:tcW w:w="5000" w:type="dxa"/>
+            <w:tcW w:w="4300" w:type="dxa"/>
           </w:tcPr>
           <w:p>
             <w:r>
@@ -4694,7 +4735,7 @@
         </w:tc>
         <w:tc>
           <w:tcPr>
-            <w:tcW w:w="3038" w:type="dxa"/>
+            <w:tcW w:w="1954" w:type="dxa"/>
           </w:tcPr>
           <w:p>
             <w:r>
@@ -4749,7 +4790,7 @@
           <w:b/>
           <w:sz w:val="26"/>
         </w:rPr>
-        <w:t xml:space="preserve">Перечень основного и вспомогательного оборудования</w:t>
+        <w:t xml:space="preserve">15. Перечень основного и вспомогательного оборудования</w:t>
       </w:r>
     </w:p>
     <w:p>
@@ -4786,7 +4827,7 @@
     </w:p>
     <w:tbl>
       <w:tblPr>
-        <w:tblW w:w="11638" w:type="dxa"/>
+        <w:tblW w:w="9354" w:type="dxa"/>
         <w:tblBorders>
           <w:top w:val="single" w:sz="4" w:color="C9C9C9"/>
           <w:left w:val="single" w:sz="4" w:color="C9C9C9"/>
@@ -4798,14 +4839,17 @@
         <w:tblLayout w:type="fixed"/>
       </w:tblPr>
       <w:tblGrid>
-        <w:gridCol w:w="3600"/>
-        <w:gridCol w:w="5000"/>
-        <w:gridCol w:w="3038"/>
+        <w:gridCol w:w="3100"/>
+        <w:gridCol w:w="4300"/>
+        <w:gridCol w:w="1954"/>
       </w:tblGrid>
       <w:tr>
-        <w:tc>
-          <w:tcPr>
-            <w:tcW w:w="3600" w:type="dxa"/>
+        <w:trPr>
+          <w:tblHeader/>
+        </w:trPr>
+        <w:tc>
+          <w:tcPr>
+            <w:tcW w:w="3100" w:type="dxa"/>
             <w:shd w:val="clear" w:fill="EFEFEF"/>
           </w:tcPr>
           <w:p>
@@ -4820,7 +4864,7 @@
         </w:tc>
         <w:tc>
           <w:tcPr>
-            <w:tcW w:w="5000" w:type="dxa"/>
+            <w:tcW w:w="4300" w:type="dxa"/>
             <w:shd w:val="clear" w:fill="EFEFEF"/>
           </w:tcPr>
           <w:p>
@@ -4835,7 +4879,7 @@
         </w:tc>
         <w:tc>
           <w:tcPr>
-            <w:tcW w:w="3038" w:type="dxa"/>
+            <w:tcW w:w="1954" w:type="dxa"/>
             <w:shd w:val="clear" w:fill="EFEFEF"/>
           </w:tcPr>
           <w:p>
@@ -4852,7 +4896,7 @@
       <w:tr>
         <w:tc>
           <w:tcPr>
-            <w:tcW w:w="3600" w:type="dxa"/>
+            <w:tcW w:w="3100" w:type="dxa"/>
           </w:tcPr>
           <w:p>
             <w:r>
@@ -4865,7 +4909,7 @@
         </w:tc>
         <w:tc>
           <w:tcPr>
-            <w:tcW w:w="5000" w:type="dxa"/>
+            <w:tcW w:w="4300" w:type="dxa"/>
           </w:tcPr>
           <w:p>
             <w:r>
@@ -4878,7 +4922,7 @@
         </w:tc>
         <w:tc>
           <w:tcPr>
-            <w:tcW w:w="3038" w:type="dxa"/>
+            <w:tcW w:w="1954" w:type="dxa"/>
           </w:tcPr>
           <w:p>
             <w:r>
@@ -4894,7 +4938,7 @@
       <w:tr>
         <w:tc>
           <w:tcPr>
-            <w:tcW w:w="3600" w:type="dxa"/>
+            <w:tcW w:w="3100" w:type="dxa"/>
           </w:tcPr>
           <w:p>
             <w:r>
@@ -4907,7 +4951,7 @@
         </w:tc>
         <w:tc>
           <w:tcPr>
-            <w:tcW w:w="5000" w:type="dxa"/>
+            <w:tcW w:w="4300" w:type="dxa"/>
           </w:tcPr>
           <w:p>
             <w:r>
@@ -4920,7 +4964,7 @@
         </w:tc>
         <w:tc>
           <w:tcPr>
-            <w:tcW w:w="3038" w:type="dxa"/>
+            <w:tcW w:w="1954" w:type="dxa"/>
           </w:tcPr>
           <w:p>
             <w:r>
@@ -4936,7 +4980,7 @@
       <w:tr>
         <w:tc>
           <w:tcPr>
-            <w:tcW w:w="3600" w:type="dxa"/>
+            <w:tcW w:w="3100" w:type="dxa"/>
           </w:tcPr>
           <w:p>
             <w:r>
@@ -4949,7 +4993,7 @@
         </w:tc>
         <w:tc>
           <w:tcPr>
-            <w:tcW w:w="5000" w:type="dxa"/>
+            <w:tcW w:w="4300" w:type="dxa"/>
           </w:tcPr>
           <w:p>
             <w:r>
@@ -4962,7 +5006,7 @@
         </w:tc>
         <w:tc>
           <w:tcPr>
-            <w:tcW w:w="3038" w:type="dxa"/>
+            <w:tcW w:w="1954" w:type="dxa"/>
           </w:tcPr>
           <w:p>
             <w:r>
@@ -4978,7 +5022,7 @@
       <w:tr>
         <w:tc>
           <w:tcPr>
-            <w:tcW w:w="3600" w:type="dxa"/>
+            <w:tcW w:w="3100" w:type="dxa"/>
           </w:tcPr>
           <w:p>
             <w:r>
@@ -4991,7 +5035,7 @@
         </w:tc>
         <w:tc>
           <w:tcPr>
-            <w:tcW w:w="5000" w:type="dxa"/>
+            <w:tcW w:w="4300" w:type="dxa"/>
           </w:tcPr>
           <w:p>
             <w:r>
@@ -5004,7 +5048,7 @@
         </w:tc>
         <w:tc>
           <w:tcPr>
-            <w:tcW w:w="3038" w:type="dxa"/>
+            <w:tcW w:w="1954" w:type="dxa"/>
           </w:tcPr>
           <w:p>
             <w:r>
@@ -5091,7 +5135,7 @@
           <w:b/>
           <w:sz w:val="26"/>
         </w:rPr>
-        <w:t xml:space="preserve">Спецификация оборудования и опросные листы</w:t>
+        <w:t xml:space="preserve">16. Спецификация оборудования и опросные листы</w:t>
       </w:r>
     </w:p>
     <w:p>
@@ -5136,7 +5180,7 @@
     </w:p>
     <w:tbl>
       <w:tblPr>
-        <w:tblW w:w="11638" w:type="dxa"/>
+        <w:tblW w:w="9354" w:type="dxa"/>
         <w:tblBorders>
           <w:top w:val="single" w:sz="4" w:color="C9C9C9"/>
           <w:left w:val="single" w:sz="4" w:color="C9C9C9"/>
@@ -5148,14 +5192,17 @@
         <w:tblLayout w:type="fixed"/>
       </w:tblPr>
       <w:tblGrid>
-        <w:gridCol w:w="3600"/>
-        <w:gridCol w:w="5000"/>
-        <w:gridCol w:w="3038"/>
+        <w:gridCol w:w="3100"/>
+        <w:gridCol w:w="4300"/>
+        <w:gridCol w:w="1954"/>
       </w:tblGrid>
       <w:tr>
-        <w:tc>
-          <w:tcPr>
-            <w:tcW w:w="3600" w:type="dxa"/>
+        <w:trPr>
+          <w:tblHeader/>
+        </w:trPr>
+        <w:tc>
+          <w:tcPr>
+            <w:tcW w:w="3100" w:type="dxa"/>
             <w:shd w:val="clear" w:fill="EFEFEF"/>
           </w:tcPr>
           <w:p>
@@ -5170,7 +5217,7 @@
         </w:tc>
         <w:tc>
           <w:tcPr>
-            <w:tcW w:w="5000" w:type="dxa"/>
+            <w:tcW w:w="4300" w:type="dxa"/>
             <w:shd w:val="clear" w:fill="EFEFEF"/>
           </w:tcPr>
           <w:p>
@@ -5185,7 +5232,7 @@
         </w:tc>
         <w:tc>
           <w:tcPr>
-            <w:tcW w:w="3038" w:type="dxa"/>
+            <w:tcW w:w="1954" w:type="dxa"/>
             <w:shd w:val="clear" w:fill="EFEFEF"/>
           </w:tcPr>
           <w:p>
@@ -5202,7 +5249,7 @@
       <w:tr>
         <w:tc>
           <w:tcPr>
-            <w:tcW w:w="3600" w:type="dxa"/>
+            <w:tcW w:w="3100" w:type="dxa"/>
           </w:tcPr>
           <w:p>
             <w:r>
@@ -5215,7 +5262,7 @@
         </w:tc>
         <w:tc>
           <w:tcPr>
-            <w:tcW w:w="5000" w:type="dxa"/>
+            <w:tcW w:w="4300" w:type="dxa"/>
           </w:tcPr>
           <w:p>
             <w:r>
@@ -5228,7 +5275,7 @@
         </w:tc>
         <w:tc>
           <w:tcPr>
-            <w:tcW w:w="3038" w:type="dxa"/>
+            <w:tcW w:w="1954" w:type="dxa"/>
           </w:tcPr>
           <w:p>
             <w:r>
@@ -5244,7 +5291,7 @@
       <w:tr>
         <w:tc>
           <w:tcPr>
-            <w:tcW w:w="3600" w:type="dxa"/>
+            <w:tcW w:w="3100" w:type="dxa"/>
           </w:tcPr>
           <w:p>
             <w:r>
@@ -5257,7 +5304,7 @@
         </w:tc>
         <w:tc>
           <w:tcPr>
-            <w:tcW w:w="5000" w:type="dxa"/>
+            <w:tcW w:w="4300" w:type="dxa"/>
           </w:tcPr>
           <w:p>
             <w:r>
@@ -5270,7 +5317,7 @@
         </w:tc>
         <w:tc>
           <w:tcPr>
-            <w:tcW w:w="3038" w:type="dxa"/>
+            <w:tcW w:w="1954" w:type="dxa"/>
           </w:tcPr>
           <w:p>
             <w:r>
@@ -5286,7 +5333,7 @@
       <w:tr>
         <w:tc>
           <w:tcPr>
-            <w:tcW w:w="3600" w:type="dxa"/>
+            <w:tcW w:w="3100" w:type="dxa"/>
           </w:tcPr>
           <w:p>
             <w:r>
@@ -5299,7 +5346,7 @@
         </w:tc>
         <w:tc>
           <w:tcPr>
-            <w:tcW w:w="5000" w:type="dxa"/>
+            <w:tcW w:w="4300" w:type="dxa"/>
           </w:tcPr>
           <w:p>
             <w:r>
@@ -5312,7 +5359,7 @@
         </w:tc>
         <w:tc>
           <w:tcPr>
-            <w:tcW w:w="3038" w:type="dxa"/>
+            <w:tcW w:w="1954" w:type="dxa"/>
           </w:tcPr>
           <w:p>
             <w:r>
@@ -5328,7 +5375,7 @@
       <w:tr>
         <w:tc>
           <w:tcPr>
-            <w:tcW w:w="3600" w:type="dxa"/>
+            <w:tcW w:w="3100" w:type="dxa"/>
           </w:tcPr>
           <w:p>
             <w:r>
@@ -5341,7 +5388,7 @@
         </w:tc>
         <w:tc>
           <w:tcPr>
-            <w:tcW w:w="5000" w:type="dxa"/>
+            <w:tcW w:w="4300" w:type="dxa"/>
           </w:tcPr>
           <w:p>
             <w:r>
@@ -5354,7 +5401,7 @@
         </w:tc>
         <w:tc>
           <w:tcPr>
-            <w:tcW w:w="3038" w:type="dxa"/>
+            <w:tcW w:w="1954" w:type="dxa"/>
           </w:tcPr>
           <w:p>
             <w:r>
@@ -5425,7 +5472,7 @@
           <w:b/>
           <w:sz w:val="26"/>
         </w:rPr>
-        <w:t xml:space="preserve">Данные о расходах материалов и энергоресурсов; подключения</w:t>
+        <w:t xml:space="preserve">17. Данные о расходах материалов и энергоресурсов; подключения</w:t>
       </w:r>
     </w:p>
     <w:p>
@@ -5478,7 +5525,7 @@
     </w:p>
     <w:tbl>
       <w:tblPr>
-        <w:tblW w:w="11638" w:type="dxa"/>
+        <w:tblW w:w="9354" w:type="dxa"/>
         <w:tblBorders>
           <w:top w:val="single" w:sz="4" w:color="C9C9C9"/>
           <w:left w:val="single" w:sz="4" w:color="C9C9C9"/>
@@ -5490,14 +5537,17 @@
         <w:tblLayout w:type="fixed"/>
       </w:tblPr>
       <w:tblGrid>
-        <w:gridCol w:w="3600"/>
-        <w:gridCol w:w="5000"/>
-        <w:gridCol w:w="3038"/>
+        <w:gridCol w:w="3100"/>
+        <w:gridCol w:w="4300"/>
+        <w:gridCol w:w="1954"/>
       </w:tblGrid>
       <w:tr>
-        <w:tc>
-          <w:tcPr>
-            <w:tcW w:w="3600" w:type="dxa"/>
+        <w:trPr>
+          <w:tblHeader/>
+        </w:trPr>
+        <w:tc>
+          <w:tcPr>
+            <w:tcW w:w="3100" w:type="dxa"/>
             <w:shd w:val="clear" w:fill="EFEFEF"/>
           </w:tcPr>
           <w:p>
@@ -5512,7 +5562,7 @@
         </w:tc>
         <w:tc>
           <w:tcPr>
-            <w:tcW w:w="5000" w:type="dxa"/>
+            <w:tcW w:w="4300" w:type="dxa"/>
             <w:shd w:val="clear" w:fill="EFEFEF"/>
           </w:tcPr>
           <w:p>
@@ -5527,7 +5577,7 @@
         </w:tc>
         <w:tc>
           <w:tcPr>
-            <w:tcW w:w="3038" w:type="dxa"/>
+            <w:tcW w:w="1954" w:type="dxa"/>
             <w:shd w:val="clear" w:fill="EFEFEF"/>
           </w:tcPr>
           <w:p>
@@ -5544,7 +5594,7 @@
       <w:tr>
         <w:tc>
           <w:tcPr>
-            <w:tcW w:w="3600" w:type="dxa"/>
+            <w:tcW w:w="3100" w:type="dxa"/>
           </w:tcPr>
           <w:p>
             <w:r>
@@ -5557,7 +5607,7 @@
         </w:tc>
         <w:tc>
           <w:tcPr>
-            <w:tcW w:w="5000" w:type="dxa"/>
+            <w:tcW w:w="4300" w:type="dxa"/>
           </w:tcPr>
           <w:p>
             <w:r>
@@ -5570,7 +5620,7 @@
         </w:tc>
         <w:tc>
           <w:tcPr>
-            <w:tcW w:w="3038" w:type="dxa"/>
+            <w:tcW w:w="1954" w:type="dxa"/>
           </w:tcPr>
           <w:p>
             <w:r>
@@ -5586,7 +5636,7 @@
       <w:tr>
         <w:tc>
           <w:tcPr>
-            <w:tcW w:w="3600" w:type="dxa"/>
+            <w:tcW w:w="3100" w:type="dxa"/>
           </w:tcPr>
           <w:p>
             <w:r>
@@ -5599,7 +5649,7 @@
         </w:tc>
         <w:tc>
           <w:tcPr>
-            <w:tcW w:w="5000" w:type="dxa"/>
+            <w:tcW w:w="4300" w:type="dxa"/>
           </w:tcPr>
           <w:p>
             <w:r>
@@ -5612,7 +5662,7 @@
         </w:tc>
         <w:tc>
           <w:tcPr>
-            <w:tcW w:w="3038" w:type="dxa"/>
+            <w:tcW w:w="1954" w:type="dxa"/>
           </w:tcPr>
           <w:p>
             <w:r>
@@ -5628,7 +5678,7 @@
       <w:tr>
         <w:tc>
           <w:tcPr>
-            <w:tcW w:w="3600" w:type="dxa"/>
+            <w:tcW w:w="3100" w:type="dxa"/>
           </w:tcPr>
           <w:p>
             <w:r>
@@ -5641,7 +5691,7 @@
         </w:tc>
         <w:tc>
           <w:tcPr>
-            <w:tcW w:w="5000" w:type="dxa"/>
+            <w:tcW w:w="4300" w:type="dxa"/>
           </w:tcPr>
           <w:p>
             <w:r>
@@ -5654,7 +5704,7 @@
         </w:tc>
         <w:tc>
           <w:tcPr>
-            <w:tcW w:w="3038" w:type="dxa"/>
+            <w:tcW w:w="1954" w:type="dxa"/>
           </w:tcPr>
           <w:p>
             <w:r>
@@ -5670,7 +5720,7 @@
       <w:tr>
         <w:tc>
           <w:tcPr>
-            <w:tcW w:w="3600" w:type="dxa"/>
+            <w:tcW w:w="3100" w:type="dxa"/>
           </w:tcPr>
           <w:p>
             <w:r>
@@ -5683,7 +5733,7 @@
         </w:tc>
         <w:tc>
           <w:tcPr>
-            <w:tcW w:w="5000" w:type="dxa"/>
+            <w:tcW w:w="4300" w:type="dxa"/>
           </w:tcPr>
           <w:p>
             <w:r>
@@ -5696,7 +5746,7 @@
         </w:tc>
         <w:tc>
           <w:tcPr>
-            <w:tcW w:w="3038" w:type="dxa"/>
+            <w:tcW w:w="1954" w:type="dxa"/>
           </w:tcPr>
           <w:p>
             <w:r>
@@ -5767,7 +5817,7 @@
           <w:b/>
           <w:sz w:val="26"/>
         </w:rPr>
-        <w:t xml:space="preserve">Предварительные данные по подключению к сетям</w:t>
+        <w:t xml:space="preserve">18. Предварительные данные по подключению к сетям</w:t>
       </w:r>
     </w:p>
     <w:p>
@@ -5820,7 +5870,7 @@
     </w:p>
     <w:tbl>
       <w:tblPr>
-        <w:tblW w:w="11638" w:type="dxa"/>
+        <w:tblW w:w="9354" w:type="dxa"/>
         <w:tblBorders>
           <w:top w:val="single" w:sz="4" w:color="C9C9C9"/>
           <w:left w:val="single" w:sz="4" w:color="C9C9C9"/>
@@ -5832,14 +5882,17 @@
         <w:tblLayout w:type="fixed"/>
       </w:tblPr>
       <w:tblGrid>
-        <w:gridCol w:w="3600"/>
-        <w:gridCol w:w="5000"/>
-        <w:gridCol w:w="3038"/>
+        <w:gridCol w:w="3100"/>
+        <w:gridCol w:w="4300"/>
+        <w:gridCol w:w="1954"/>
       </w:tblGrid>
       <w:tr>
-        <w:tc>
-          <w:tcPr>
-            <w:tcW w:w="3600" w:type="dxa"/>
+        <w:trPr>
+          <w:tblHeader/>
+        </w:trPr>
+        <w:tc>
+          <w:tcPr>
+            <w:tcW w:w="3100" w:type="dxa"/>
             <w:shd w:val="clear" w:fill="EFEFEF"/>
           </w:tcPr>
           <w:p>
@@ -5854,7 +5907,7 @@
         </w:tc>
         <w:tc>
           <w:tcPr>
-            <w:tcW w:w="5000" w:type="dxa"/>
+            <w:tcW w:w="4300" w:type="dxa"/>
             <w:shd w:val="clear" w:fill="EFEFEF"/>
           </w:tcPr>
           <w:p>
@@ -5869,7 +5922,7 @@
         </w:tc>
         <w:tc>
           <w:tcPr>
-            <w:tcW w:w="3038" w:type="dxa"/>
+            <w:tcW w:w="1954" w:type="dxa"/>
             <w:shd w:val="clear" w:fill="EFEFEF"/>
           </w:tcPr>
           <w:p>
@@ -5886,7 +5939,7 @@
       <w:tr>
         <w:tc>
           <w:tcPr>
-            <w:tcW w:w="3600" w:type="dxa"/>
+            <w:tcW w:w="3100" w:type="dxa"/>
           </w:tcPr>
           <w:p>
             <w:r>
@@ -5899,7 +5952,7 @@
         </w:tc>
         <w:tc>
           <w:tcPr>
-            <w:tcW w:w="5000" w:type="dxa"/>
+            <w:tcW w:w="4300" w:type="dxa"/>
           </w:tcPr>
           <w:p>
             <w:r>
@@ -5912,7 +5965,7 @@
         </w:tc>
         <w:tc>
           <w:tcPr>
-            <w:tcW w:w="3038" w:type="dxa"/>
+            <w:tcW w:w="1954" w:type="dxa"/>
           </w:tcPr>
           <w:p>
             <w:r>
@@ -5928,7 +5981,7 @@
       <w:tr>
         <w:tc>
           <w:tcPr>
-            <w:tcW w:w="3600" w:type="dxa"/>
+            <w:tcW w:w="3100" w:type="dxa"/>
           </w:tcPr>
           <w:p>
             <w:r>
@@ -5941,7 +5994,7 @@
         </w:tc>
         <w:tc>
           <w:tcPr>
-            <w:tcW w:w="5000" w:type="dxa"/>
+            <w:tcW w:w="4300" w:type="dxa"/>
           </w:tcPr>
           <w:p>
             <w:r>
@@ -5954,7 +6007,7 @@
         </w:tc>
         <w:tc>
           <w:tcPr>
-            <w:tcW w:w="3038" w:type="dxa"/>
+            <w:tcW w:w="1954" w:type="dxa"/>
           </w:tcPr>
           <w:p>
             <w:r>
@@ -5970,7 +6023,7 @@
       <w:tr>
         <w:tc>
           <w:tcPr>
-            <w:tcW w:w="3600" w:type="dxa"/>
+            <w:tcW w:w="3100" w:type="dxa"/>
           </w:tcPr>
           <w:p>
             <w:r>
@@ -5983,7 +6036,7 @@
         </w:tc>
         <w:tc>
           <w:tcPr>
-            <w:tcW w:w="5000" w:type="dxa"/>
+            <w:tcW w:w="4300" w:type="dxa"/>
           </w:tcPr>
           <w:p>
             <w:r>
@@ -5996,7 +6049,7 @@
         </w:tc>
         <w:tc>
           <w:tcPr>
-            <w:tcW w:w="3038" w:type="dxa"/>
+            <w:tcW w:w="1954" w:type="dxa"/>
           </w:tcPr>
           <w:p>
             <w:r>
@@ -6012,7 +6065,7 @@
       <w:tr>
         <w:tc>
           <w:tcPr>
-            <w:tcW w:w="3600" w:type="dxa"/>
+            <w:tcW w:w="3100" w:type="dxa"/>
           </w:tcPr>
           <w:p>
             <w:r>
@@ -6025,7 +6078,7 @@
         </w:tc>
         <w:tc>
           <w:tcPr>
-            <w:tcW w:w="5000" w:type="dxa"/>
+            <w:tcW w:w="4300" w:type="dxa"/>
           </w:tcPr>
           <w:p>
             <w:r>
@@ -6038,7 +6091,7 @@
         </w:tc>
         <w:tc>
           <w:tcPr>
-            <w:tcW w:w="3038" w:type="dxa"/>
+            <w:tcW w:w="1954" w:type="dxa"/>
           </w:tcPr>
           <w:p>
             <w:r>
@@ -6054,7 +6107,7 @@
       <w:tr>
         <w:tc>
           <w:tcPr>
-            <w:tcW w:w="3600" w:type="dxa"/>
+            <w:tcW w:w="3100" w:type="dxa"/>
           </w:tcPr>
           <w:p>
             <w:r>
@@ -6067,7 +6120,7 @@
         </w:tc>
         <w:tc>
           <w:tcPr>
-            <w:tcW w:w="5000" w:type="dxa"/>
+            <w:tcW w:w="4300" w:type="dxa"/>
           </w:tcPr>
           <w:p>
             <w:r>
@@ -6080,7 +6133,7 @@
         </w:tc>
         <w:tc>
           <w:tcPr>
-            <w:tcW w:w="3038" w:type="dxa"/>
+            <w:tcW w:w="1954" w:type="dxa"/>
           </w:tcPr>
           <w:p>
             <w:r>
@@ -6167,7 +6220,7 @@
           <w:b/>
           <w:sz w:val="26"/>
         </w:rPr>
-        <w:t xml:space="preserve">Сведения по электрооборудованию (Приложение №3)</w:t>
+        <w:t xml:space="preserve">19. Сведения по электрооборудованию (Приложение №3)</w:t>
       </w:r>
     </w:p>
     <w:p>
@@ -6236,7 +6289,7 @@
     </w:p>
     <w:tbl>
       <w:tblPr>
-        <w:tblW w:w="11638" w:type="dxa"/>
+        <w:tblW w:w="9354" w:type="dxa"/>
         <w:tblBorders>
           <w:top w:val="single" w:sz="4" w:color="C9C9C9"/>
           <w:left w:val="single" w:sz="4" w:color="C9C9C9"/>
@@ -6248,14 +6301,17 @@
         <w:tblLayout w:type="fixed"/>
       </w:tblPr>
       <w:tblGrid>
-        <w:gridCol w:w="3600"/>
-        <w:gridCol w:w="5000"/>
-        <w:gridCol w:w="3038"/>
+        <w:gridCol w:w="3100"/>
+        <w:gridCol w:w="4300"/>
+        <w:gridCol w:w="1954"/>
       </w:tblGrid>
       <w:tr>
-        <w:tc>
-          <w:tcPr>
-            <w:tcW w:w="3600" w:type="dxa"/>
+        <w:trPr>
+          <w:tblHeader/>
+        </w:trPr>
+        <w:tc>
+          <w:tcPr>
+            <w:tcW w:w="3100" w:type="dxa"/>
             <w:shd w:val="clear" w:fill="EFEFEF"/>
           </w:tcPr>
           <w:p>
@@ -6270,7 +6326,7 @@
         </w:tc>
         <w:tc>
           <w:tcPr>
-            <w:tcW w:w="5000" w:type="dxa"/>
+            <w:tcW w:w="4300" w:type="dxa"/>
             <w:shd w:val="clear" w:fill="EFEFEF"/>
           </w:tcPr>
           <w:p>
@@ -6285,7 +6341,7 @@
         </w:tc>
         <w:tc>
           <w:tcPr>
-            <w:tcW w:w="3038" w:type="dxa"/>
+            <w:tcW w:w="1954" w:type="dxa"/>
             <w:shd w:val="clear" w:fill="EFEFEF"/>
           </w:tcPr>
           <w:p>
@@ -6302,7 +6358,7 @@
       <w:tr>
         <w:tc>
           <w:tcPr>
-            <w:tcW w:w="3600" w:type="dxa"/>
+            <w:tcW w:w="3100" w:type="dxa"/>
           </w:tcPr>
           <w:p>
             <w:r>
@@ -6315,7 +6371,7 @@
         </w:tc>
         <w:tc>
           <w:tcPr>
-            <w:tcW w:w="5000" w:type="dxa"/>
+            <w:tcW w:w="4300" w:type="dxa"/>
           </w:tcPr>
           <w:p>
             <w:r>
@@ -6328,7 +6384,7 @@
         </w:tc>
         <w:tc>
           <w:tcPr>
-            <w:tcW w:w="3038" w:type="dxa"/>
+            <w:tcW w:w="1954" w:type="dxa"/>
           </w:tcPr>
           <w:p>
             <w:r>
@@ -6344,7 +6400,7 @@
       <w:tr>
         <w:tc>
           <w:tcPr>
-            <w:tcW w:w="3600" w:type="dxa"/>
+            <w:tcW w:w="3100" w:type="dxa"/>
           </w:tcPr>
           <w:p>
             <w:r>
@@ -6357,7 +6413,7 @@
         </w:tc>
         <w:tc>
           <w:tcPr>
-            <w:tcW w:w="5000" w:type="dxa"/>
+            <w:tcW w:w="4300" w:type="dxa"/>
           </w:tcPr>
           <w:p>
             <w:r>
@@ -6370,7 +6426,7 @@
         </w:tc>
         <w:tc>
           <w:tcPr>
-            <w:tcW w:w="3038" w:type="dxa"/>
+            <w:tcW w:w="1954" w:type="dxa"/>
           </w:tcPr>
           <w:p>
             <w:r>
@@ -6386,7 +6442,7 @@
       <w:tr>
         <w:tc>
           <w:tcPr>
-            <w:tcW w:w="3600" w:type="dxa"/>
+            <w:tcW w:w="3100" w:type="dxa"/>
           </w:tcPr>
           <w:p>
             <w:r>
@@ -6399,7 +6455,7 @@
         </w:tc>
         <w:tc>
           <w:tcPr>
-            <w:tcW w:w="5000" w:type="dxa"/>
+            <w:tcW w:w="4300" w:type="dxa"/>
           </w:tcPr>
           <w:p>
             <w:r>
@@ -6412,7 +6468,7 @@
         </w:tc>
         <w:tc>
           <w:tcPr>
-            <w:tcW w:w="3038" w:type="dxa"/>
+            <w:tcW w:w="1954" w:type="dxa"/>
           </w:tcPr>
           <w:p>
             <w:r>
@@ -6428,7 +6484,7 @@
       <w:tr>
         <w:tc>
           <w:tcPr>
-            <w:tcW w:w="3600" w:type="dxa"/>
+            <w:tcW w:w="3100" w:type="dxa"/>
           </w:tcPr>
           <w:p>
             <w:r>
@@ -6441,7 +6497,7 @@
         </w:tc>
         <w:tc>
           <w:tcPr>
-            <w:tcW w:w="5000" w:type="dxa"/>
+            <w:tcW w:w="4300" w:type="dxa"/>
           </w:tcPr>
           <w:p>
             <w:r>
@@ -6454,7 +6510,7 @@
         </w:tc>
         <w:tc>
           <w:tcPr>
-            <w:tcW w:w="3038" w:type="dxa"/>
+            <w:tcW w:w="1954" w:type="dxa"/>
           </w:tcPr>
           <w:p>
             <w:r>
@@ -6525,7 +6581,7 @@
           <w:b/>
           <w:sz w:val="26"/>
         </w:rPr>
-        <w:t xml:space="preserve">Межлотовые интерфейсы и исходные требования смежным разделам</w:t>
+        <w:t xml:space="preserve">20. Межлотовые интерфейсы и исходные требования смежным разделам</w:t>
       </w:r>
     </w:p>
     <w:p>
@@ -6570,7 +6626,7 @@
     </w:p>
     <w:tbl>
       <w:tblPr>
-        <w:tblW w:w="11638" w:type="dxa"/>
+        <w:tblW w:w="9354" w:type="dxa"/>
         <w:tblBorders>
           <w:top w:val="single" w:sz="4" w:color="C9C9C9"/>
           <w:left w:val="single" w:sz="4" w:color="C9C9C9"/>
@@ -6582,14 +6638,17 @@
         <w:tblLayout w:type="fixed"/>
       </w:tblPr>
       <w:tblGrid>
-        <w:gridCol w:w="3600"/>
-        <w:gridCol w:w="5000"/>
-        <w:gridCol w:w="3038"/>
+        <w:gridCol w:w="3100"/>
+        <w:gridCol w:w="4300"/>
+        <w:gridCol w:w="1954"/>
       </w:tblGrid>
       <w:tr>
-        <w:tc>
-          <w:tcPr>
-            <w:tcW w:w="3600" w:type="dxa"/>
+        <w:trPr>
+          <w:tblHeader/>
+        </w:trPr>
+        <w:tc>
+          <w:tcPr>
+            <w:tcW w:w="3100" w:type="dxa"/>
             <w:shd w:val="clear" w:fill="EFEFEF"/>
           </w:tcPr>
           <w:p>
@@ -6604,7 +6663,7 @@
         </w:tc>
         <w:tc>
           <w:tcPr>
-            <w:tcW w:w="5000" w:type="dxa"/>
+            <w:tcW w:w="4300" w:type="dxa"/>
             <w:shd w:val="clear" w:fill="EFEFEF"/>
           </w:tcPr>
           <w:p>
@@ -6619,7 +6678,7 @@
         </w:tc>
         <w:tc>
           <w:tcPr>
-            <w:tcW w:w="3038" w:type="dxa"/>
+            <w:tcW w:w="1954" w:type="dxa"/>
             <w:shd w:val="clear" w:fill="EFEFEF"/>
           </w:tcPr>
           <w:p>
@@ -6636,7 +6695,7 @@
       <w:tr>
         <w:tc>
           <w:tcPr>
-            <w:tcW w:w="3600" w:type="dxa"/>
+            <w:tcW w:w="3100" w:type="dxa"/>
           </w:tcPr>
           <w:p>
             <w:r>
@@ -6649,7 +6708,7 @@
         </w:tc>
         <w:tc>
           <w:tcPr>
-            <w:tcW w:w="5000" w:type="dxa"/>
+            <w:tcW w:w="4300" w:type="dxa"/>
           </w:tcPr>
           <w:p>
             <w:r>
@@ -6662,7 +6721,7 @@
         </w:tc>
         <w:tc>
           <w:tcPr>
-            <w:tcW w:w="3038" w:type="dxa"/>
+            <w:tcW w:w="1954" w:type="dxa"/>
           </w:tcPr>
           <w:p>
             <w:r>
@@ -6678,7 +6737,7 @@
       <w:tr>
         <w:tc>
           <w:tcPr>
-            <w:tcW w:w="3600" w:type="dxa"/>
+            <w:tcW w:w="3100" w:type="dxa"/>
           </w:tcPr>
           <w:p>
             <w:r>
@@ -6691,7 +6750,7 @@
         </w:tc>
         <w:tc>
           <w:tcPr>
-            <w:tcW w:w="5000" w:type="dxa"/>
+            <w:tcW w:w="4300" w:type="dxa"/>
           </w:tcPr>
           <w:p>
             <w:r>
@@ -6704,7 +6763,7 @@
         </w:tc>
         <w:tc>
           <w:tcPr>
-            <w:tcW w:w="3038" w:type="dxa"/>
+            <w:tcW w:w="1954" w:type="dxa"/>
           </w:tcPr>
           <w:p>
             <w:r>
@@ -6720,7 +6779,7 @@
       <w:tr>
         <w:tc>
           <w:tcPr>
-            <w:tcW w:w="3600" w:type="dxa"/>
+            <w:tcW w:w="3100" w:type="dxa"/>
           </w:tcPr>
           <w:p>
             <w:r>
@@ -6733,7 +6792,7 @@
         </w:tc>
         <w:tc>
           <w:tcPr>
-            <w:tcW w:w="5000" w:type="dxa"/>
+            <w:tcW w:w="4300" w:type="dxa"/>
           </w:tcPr>
           <w:p>
             <w:r>
@@ -6746,7 +6805,7 @@
         </w:tc>
         <w:tc>
           <w:tcPr>
-            <w:tcW w:w="3038" w:type="dxa"/>
+            <w:tcW w:w="1954" w:type="dxa"/>
           </w:tcPr>
           <w:p>
             <w:r>
@@ -6762,7 +6821,7 @@
       <w:tr>
         <w:tc>
           <w:tcPr>
-            <w:tcW w:w="3600" w:type="dxa"/>
+            <w:tcW w:w="3100" w:type="dxa"/>
           </w:tcPr>
           <w:p>
             <w:r>
@@ -6775,7 +6834,7 @@
         </w:tc>
         <w:tc>
           <w:tcPr>
-            <w:tcW w:w="5000" w:type="dxa"/>
+            <w:tcW w:w="4300" w:type="dxa"/>
           </w:tcPr>
           <w:p>
             <w:r>
@@ -6788,7 +6847,7 @@
         </w:tc>
         <w:tc>
           <w:tcPr>
-            <w:tcW w:w="3038" w:type="dxa"/>
+            <w:tcW w:w="1954" w:type="dxa"/>
           </w:tcPr>
           <w:p>
             <w:r>
@@ -6875,7 +6934,7 @@
           <w:b/>
           <w:sz w:val="26"/>
         </w:rPr>
-        <w:t xml:space="preserve">Требования к испытаниям, приёмке и метрологии</w:t>
+        <w:t xml:space="preserve">21. Требования к испытаниям, приёмке и метрологии</w:t>
       </w:r>
     </w:p>
     <w:p>
@@ -6936,7 +6995,7 @@
     </w:p>
     <w:tbl>
       <w:tblPr>
-        <w:tblW w:w="11638" w:type="dxa"/>
+        <w:tblW w:w="9354" w:type="dxa"/>
         <w:tblBorders>
           <w:top w:val="single" w:sz="4" w:color="C9C9C9"/>
           <w:left w:val="single" w:sz="4" w:color="C9C9C9"/>
@@ -6948,14 +7007,17 @@
         <w:tblLayout w:type="fixed"/>
       </w:tblPr>
       <w:tblGrid>
-        <w:gridCol w:w="3600"/>
-        <w:gridCol w:w="5000"/>
-        <w:gridCol w:w="3038"/>
+        <w:gridCol w:w="3100"/>
+        <w:gridCol w:w="4300"/>
+        <w:gridCol w:w="1954"/>
       </w:tblGrid>
       <w:tr>
-        <w:tc>
-          <w:tcPr>
-            <w:tcW w:w="3600" w:type="dxa"/>
+        <w:trPr>
+          <w:tblHeader/>
+        </w:trPr>
+        <w:tc>
+          <w:tcPr>
+            <w:tcW w:w="3100" w:type="dxa"/>
             <w:shd w:val="clear" w:fill="EFEFEF"/>
           </w:tcPr>
           <w:p>
@@ -6970,7 +7032,7 @@
         </w:tc>
         <w:tc>
           <w:tcPr>
-            <w:tcW w:w="5000" w:type="dxa"/>
+            <w:tcW w:w="4300" w:type="dxa"/>
             <w:shd w:val="clear" w:fill="EFEFEF"/>
           </w:tcPr>
           <w:p>
@@ -6985,7 +7047,7 @@
         </w:tc>
         <w:tc>
           <w:tcPr>
-            <w:tcW w:w="3038" w:type="dxa"/>
+            <w:tcW w:w="1954" w:type="dxa"/>
             <w:shd w:val="clear" w:fill="EFEFEF"/>
           </w:tcPr>
           <w:p>
@@ -7002,7 +7064,7 @@
       <w:tr>
         <w:tc>
           <w:tcPr>
-            <w:tcW w:w="3600" w:type="dxa"/>
+            <w:tcW w:w="3100" w:type="dxa"/>
           </w:tcPr>
           <w:p>
             <w:r>
@@ -7015,7 +7077,7 @@
         </w:tc>
         <w:tc>
           <w:tcPr>
-            <w:tcW w:w="5000" w:type="dxa"/>
+            <w:tcW w:w="4300" w:type="dxa"/>
           </w:tcPr>
           <w:p>
             <w:r>
@@ -7028,7 +7090,7 @@
         </w:tc>
         <w:tc>
           <w:tcPr>
-            <w:tcW w:w="3038" w:type="dxa"/>
+            <w:tcW w:w="1954" w:type="dxa"/>
           </w:tcPr>
           <w:p>
             <w:r>
@@ -7044,7 +7106,7 @@
       <w:tr>
         <w:tc>
           <w:tcPr>
-            <w:tcW w:w="3600" w:type="dxa"/>
+            <w:tcW w:w="3100" w:type="dxa"/>
           </w:tcPr>
           <w:p>
             <w:r>
@@ -7057,7 +7119,7 @@
         </w:tc>
         <w:tc>
           <w:tcPr>
-            <w:tcW w:w="5000" w:type="dxa"/>
+            <w:tcW w:w="4300" w:type="dxa"/>
           </w:tcPr>
           <w:p>
             <w:r>
@@ -7070,7 +7132,7 @@
         </w:tc>
         <w:tc>
           <w:tcPr>
-            <w:tcW w:w="3038" w:type="dxa"/>
+            <w:tcW w:w="1954" w:type="dxa"/>
           </w:tcPr>
           <w:p>
             <w:r>
@@ -7086,7 +7148,7 @@
       <w:tr>
         <w:tc>
           <w:tcPr>
-            <w:tcW w:w="3600" w:type="dxa"/>
+            <w:tcW w:w="3100" w:type="dxa"/>
           </w:tcPr>
           <w:p>
             <w:r>
@@ -7099,7 +7161,7 @@
         </w:tc>
         <w:tc>
           <w:tcPr>
-            <w:tcW w:w="5000" w:type="dxa"/>
+            <w:tcW w:w="4300" w:type="dxa"/>
           </w:tcPr>
           <w:p>
             <w:r>
@@ -7112,7 +7174,7 @@
         </w:tc>
         <w:tc>
           <w:tcPr>
-            <w:tcW w:w="3038" w:type="dxa"/>
+            <w:tcW w:w="1954" w:type="dxa"/>
           </w:tcPr>
           <w:p>
             <w:r>
@@ -7128,7 +7190,7 @@
       <w:tr>
         <w:tc>
           <w:tcPr>
-            <w:tcW w:w="3600" w:type="dxa"/>
+            <w:tcW w:w="3100" w:type="dxa"/>
           </w:tcPr>
           <w:p>
             <w:r>
@@ -7141,7 +7203,7 @@
         </w:tc>
         <w:tc>
           <w:tcPr>
-            <w:tcW w:w="5000" w:type="dxa"/>
+            <w:tcW w:w="4300" w:type="dxa"/>
           </w:tcPr>
           <w:p>
             <w:r>
@@ -7154,7 +7216,7 @@
         </w:tc>
         <w:tc>
           <w:tcPr>
-            <w:tcW w:w="3038" w:type="dxa"/>
+            <w:tcW w:w="1954" w:type="dxa"/>
           </w:tcPr>
           <w:p>
             <w:r>
@@ -7170,7 +7232,7 @@
       <w:tr>
         <w:tc>
           <w:tcPr>
-            <w:tcW w:w="3600" w:type="dxa"/>
+            <w:tcW w:w="3100" w:type="dxa"/>
           </w:tcPr>
           <w:p>
             <w:r>
@@ -7183,7 +7245,7 @@
         </w:tc>
         <w:tc>
           <w:tcPr>
-            <w:tcW w:w="5000" w:type="dxa"/>
+            <w:tcW w:w="4300" w:type="dxa"/>
           </w:tcPr>
           <w:p>
             <w:r>
@@ -7196,7 +7258,7 @@
         </w:tc>
         <w:tc>
           <w:tcPr>
-            <w:tcW w:w="3038" w:type="dxa"/>
+            <w:tcW w:w="1954" w:type="dxa"/>
           </w:tcPr>
           <w:p>
             <w:r>
@@ -7283,7 +7345,7 @@
           <w:b/>
           <w:sz w:val="26"/>
         </w:rPr>
-        <w:t xml:space="preserve">Данные для раздела ОВОС</w:t>
+        <w:t xml:space="preserve">22. Данные для раздела ОВОС</w:t>
       </w:r>
     </w:p>
     <w:p>
@@ -7336,7 +7398,7 @@
     </w:p>
     <w:tbl>
       <w:tblPr>
-        <w:tblW w:w="11638" w:type="dxa"/>
+        <w:tblW w:w="9354" w:type="dxa"/>
         <w:tblBorders>
           <w:top w:val="single" w:sz="4" w:color="C9C9C9"/>
           <w:left w:val="single" w:sz="4" w:color="C9C9C9"/>
@@ -7348,14 +7410,17 @@
         <w:tblLayout w:type="fixed"/>
       </w:tblPr>
       <w:tblGrid>
-        <w:gridCol w:w="3600"/>
-        <w:gridCol w:w="5000"/>
-        <w:gridCol w:w="3038"/>
+        <w:gridCol w:w="3100"/>
+        <w:gridCol w:w="4300"/>
+        <w:gridCol w:w="1954"/>
       </w:tblGrid>
       <w:tr>
-        <w:tc>
-          <w:tcPr>
-            <w:tcW w:w="3600" w:type="dxa"/>
+        <w:trPr>
+          <w:tblHeader/>
+        </w:trPr>
+        <w:tc>
+          <w:tcPr>
+            <w:tcW w:w="3100" w:type="dxa"/>
             <w:shd w:val="clear" w:fill="EFEFEF"/>
           </w:tcPr>
           <w:p>
@@ -7370,7 +7435,7 @@
         </w:tc>
         <w:tc>
           <w:tcPr>
-            <w:tcW w:w="5000" w:type="dxa"/>
+            <w:tcW w:w="4300" w:type="dxa"/>
             <w:shd w:val="clear" w:fill="EFEFEF"/>
           </w:tcPr>
           <w:p>
@@ -7385,7 +7450,7 @@
         </w:tc>
         <w:tc>
           <w:tcPr>
-            <w:tcW w:w="3038" w:type="dxa"/>
+            <w:tcW w:w="1954" w:type="dxa"/>
             <w:shd w:val="clear" w:fill="EFEFEF"/>
           </w:tcPr>
           <w:p>
@@ -7402,7 +7467,7 @@
       <w:tr>
         <w:tc>
           <w:tcPr>
-            <w:tcW w:w="3600" w:type="dxa"/>
+            <w:tcW w:w="3100" w:type="dxa"/>
           </w:tcPr>
           <w:p>
             <w:r>
@@ -7415,7 +7480,7 @@
         </w:tc>
         <w:tc>
           <w:tcPr>
-            <w:tcW w:w="5000" w:type="dxa"/>
+            <w:tcW w:w="4300" w:type="dxa"/>
           </w:tcPr>
           <w:p>
             <w:r>
@@ -7428,7 +7493,7 @@
         </w:tc>
         <w:tc>
           <w:tcPr>
-            <w:tcW w:w="3038" w:type="dxa"/>
+            <w:tcW w:w="1954" w:type="dxa"/>
           </w:tcPr>
           <w:p>
             <w:r>
@@ -7444,7 +7509,7 @@
       <w:tr>
         <w:tc>
           <w:tcPr>
-            <w:tcW w:w="3600" w:type="dxa"/>
+            <w:tcW w:w="3100" w:type="dxa"/>
           </w:tcPr>
           <w:p>
             <w:r>
@@ -7457,7 +7522,7 @@
         </w:tc>
         <w:tc>
           <w:tcPr>
-            <w:tcW w:w="5000" w:type="dxa"/>
+            <w:tcW w:w="4300" w:type="dxa"/>
           </w:tcPr>
           <w:p>
             <w:r>
@@ -7470,7 +7535,7 @@
         </w:tc>
         <w:tc>
           <w:tcPr>
-            <w:tcW w:w="3038" w:type="dxa"/>
+            <w:tcW w:w="1954" w:type="dxa"/>
           </w:tcPr>
           <w:p>
             <w:r>
@@ -7486,7 +7551,7 @@
       <w:tr>
         <w:tc>
           <w:tcPr>
-            <w:tcW w:w="3600" w:type="dxa"/>
+            <w:tcW w:w="3100" w:type="dxa"/>
           </w:tcPr>
           <w:p>
             <w:r>
@@ -7499,7 +7564,7 @@
         </w:tc>
         <w:tc>
           <w:tcPr>
-            <w:tcW w:w="5000" w:type="dxa"/>
+            <w:tcW w:w="4300" w:type="dxa"/>
           </w:tcPr>
           <w:p>
             <w:r>
@@ -7512,7 +7577,7 @@
         </w:tc>
         <w:tc>
           <w:tcPr>
-            <w:tcW w:w="3038" w:type="dxa"/>
+            <w:tcW w:w="1954" w:type="dxa"/>
           </w:tcPr>
           <w:p>
             <w:r>
@@ -7528,7 +7593,7 @@
       <w:tr>
         <w:tc>
           <w:tcPr>
-            <w:tcW w:w="3600" w:type="dxa"/>
+            <w:tcW w:w="3100" w:type="dxa"/>
           </w:tcPr>
           <w:p>
             <w:r>
@@ -7541,7 +7606,7 @@
         </w:tc>
         <w:tc>
           <w:tcPr>
-            <w:tcW w:w="5000" w:type="dxa"/>
+            <w:tcW w:w="4300" w:type="dxa"/>
           </w:tcPr>
           <w:p>
             <w:r>
@@ -7554,7 +7619,7 @@
         </w:tc>
         <w:tc>
           <w:tcPr>
-            <w:tcW w:w="3038" w:type="dxa"/>
+            <w:tcW w:w="1954" w:type="dxa"/>
           </w:tcPr>
           <w:p>
             <w:r>
@@ -7641,7 +7706,7 @@
           <w:b/>
           <w:sz w:val="26"/>
         </w:rPr>
-        <w:t xml:space="preserve">ЦИМ склада на этапе БИ (Приложение №4)</w:t>
+        <w:t xml:space="preserve">23. ЦИМ склада на этапе БИ (Приложение №4)</w:t>
       </w:r>
     </w:p>
     <w:p>
@@ -7670,7 +7735,7 @@
     </w:p>
     <w:tbl>
       <w:tblPr>
-        <w:tblW w:w="11638" w:type="dxa"/>
+        <w:tblW w:w="9354" w:type="dxa"/>
         <w:tblBorders>
           <w:top w:val="single" w:sz="4" w:color="C9C9C9"/>
           <w:left w:val="single" w:sz="4" w:color="C9C9C9"/>
@@ -7682,14 +7747,17 @@
         <w:tblLayout w:type="fixed"/>
       </w:tblPr>
       <w:tblGrid>
-        <w:gridCol w:w="3600"/>
-        <w:gridCol w:w="5000"/>
-        <w:gridCol w:w="3038"/>
+        <w:gridCol w:w="3100"/>
+        <w:gridCol w:w="4300"/>
+        <w:gridCol w:w="1954"/>
       </w:tblGrid>
       <w:tr>
-        <w:tc>
-          <w:tcPr>
-            <w:tcW w:w="3600" w:type="dxa"/>
+        <w:trPr>
+          <w:tblHeader/>
+        </w:trPr>
+        <w:tc>
+          <w:tcPr>
+            <w:tcW w:w="3100" w:type="dxa"/>
             <w:shd w:val="clear" w:fill="EFEFEF"/>
           </w:tcPr>
           <w:p>
@@ -7704,7 +7772,7 @@
         </w:tc>
         <w:tc>
           <w:tcPr>
-            <w:tcW w:w="5000" w:type="dxa"/>
+            <w:tcW w:w="4300" w:type="dxa"/>
             <w:shd w:val="clear" w:fill="EFEFEF"/>
           </w:tcPr>
           <w:p>
@@ -7719,7 +7787,7 @@
         </w:tc>
         <w:tc>
           <w:tcPr>
-            <w:tcW w:w="3038" w:type="dxa"/>
+            <w:tcW w:w="1954" w:type="dxa"/>
             <w:shd w:val="clear" w:fill="EFEFEF"/>
           </w:tcPr>
           <w:p>
@@ -7736,7 +7804,7 @@
       <w:tr>
         <w:tc>
           <w:tcPr>
-            <w:tcW w:w="3600" w:type="dxa"/>
+            <w:tcW w:w="3100" w:type="dxa"/>
           </w:tcPr>
           <w:p>
             <w:r>
@@ -7749,7 +7817,7 @@
         </w:tc>
         <w:tc>
           <w:tcPr>
-            <w:tcW w:w="5000" w:type="dxa"/>
+            <w:tcW w:w="4300" w:type="dxa"/>
           </w:tcPr>
           <w:p>
             <w:r>
@@ -7762,7 +7830,7 @@
         </w:tc>
         <w:tc>
           <w:tcPr>
-            <w:tcW w:w="3038" w:type="dxa"/>
+            <w:tcW w:w="1954" w:type="dxa"/>
           </w:tcPr>
           <w:p>
             <w:r>
@@ -7778,7 +7846,7 @@
       <w:tr>
         <w:tc>
           <w:tcPr>
-            <w:tcW w:w="3600" w:type="dxa"/>
+            <w:tcW w:w="3100" w:type="dxa"/>
           </w:tcPr>
           <w:p>
             <w:r>
@@ -7791,7 +7859,7 @@
         </w:tc>
         <w:tc>
           <w:tcPr>
-            <w:tcW w:w="5000" w:type="dxa"/>
+            <w:tcW w:w="4300" w:type="dxa"/>
           </w:tcPr>
           <w:p>
             <w:r>
@@ -7804,7 +7872,7 @@
         </w:tc>
         <w:tc>
           <w:tcPr>
-            <w:tcW w:w="3038" w:type="dxa"/>
+            <w:tcW w:w="1954" w:type="dxa"/>
           </w:tcPr>
           <w:p>
             <w:r>
@@ -7820,7 +7888,7 @@
       <w:tr>
         <w:tc>
           <w:tcPr>
-            <w:tcW w:w="3600" w:type="dxa"/>
+            <w:tcW w:w="3100" w:type="dxa"/>
           </w:tcPr>
           <w:p>
             <w:r>
@@ -7833,7 +7901,7 @@
         </w:tc>
         <w:tc>
           <w:tcPr>
-            <w:tcW w:w="5000" w:type="dxa"/>
+            <w:tcW w:w="4300" w:type="dxa"/>
           </w:tcPr>
           <w:p>
             <w:r>
@@ -7846,7 +7914,7 @@
         </w:tc>
         <w:tc>
           <w:tcPr>
-            <w:tcW w:w="3038" w:type="dxa"/>
+            <w:tcW w:w="1954" w:type="dxa"/>
           </w:tcPr>
           <w:p>
             <w:r>
@@ -7862,7 +7930,7 @@
       <w:tr>
         <w:tc>
           <w:tcPr>
-            <w:tcW w:w="3600" w:type="dxa"/>
+            <w:tcW w:w="3100" w:type="dxa"/>
           </w:tcPr>
           <w:p>
             <w:r>
@@ -7875,7 +7943,7 @@
         </w:tc>
         <w:tc>
           <w:tcPr>
-            <w:tcW w:w="5000" w:type="dxa"/>
+            <w:tcW w:w="4300" w:type="dxa"/>
           </w:tcPr>
           <w:p>
             <w:r>
@@ -7888,7 +7956,7 @@
         </w:tc>
         <w:tc>
           <w:tcPr>
-            <w:tcW w:w="3038" w:type="dxa"/>
+            <w:tcW w:w="1954" w:type="dxa"/>
           </w:tcPr>
           <w:p>
             <w:r>
@@ -7975,7 +8043,7 @@
           <w:b/>
           <w:sz w:val="26"/>
         </w:rPr>
-        <w:t xml:space="preserve">Этапность выдачи материалов БИ по Лоту №4</w:t>
+        <w:t xml:space="preserve">24. Этапность выдачи материалов БИ по Лоту №4</w:t>
       </w:r>
     </w:p>
     <w:p>
@@ -8020,7 +8088,7 @@
     </w:p>
     <w:tbl>
       <w:tblPr>
-        <w:tblW w:w="11638" w:type="dxa"/>
+        <w:tblW w:w="9354" w:type="dxa"/>
         <w:tblBorders>
           <w:top w:val="single" w:sz="4" w:color="C9C9C9"/>
           <w:left w:val="single" w:sz="4" w:color="C9C9C9"/>
@@ -8032,14 +8100,17 @@
         <w:tblLayout w:type="fixed"/>
       </w:tblPr>
       <w:tblGrid>
-        <w:gridCol w:w="3600"/>
-        <w:gridCol w:w="5000"/>
-        <w:gridCol w:w="3038"/>
+        <w:gridCol w:w="3100"/>
+        <w:gridCol w:w="4300"/>
+        <w:gridCol w:w="1954"/>
       </w:tblGrid>
       <w:tr>
-        <w:tc>
-          <w:tcPr>
-            <w:tcW w:w="3600" w:type="dxa"/>
+        <w:trPr>
+          <w:tblHeader/>
+        </w:trPr>
+        <w:tc>
+          <w:tcPr>
+            <w:tcW w:w="3100" w:type="dxa"/>
             <w:shd w:val="clear" w:fill="EFEFEF"/>
           </w:tcPr>
           <w:p>
@@ -8054,7 +8125,7 @@
         </w:tc>
         <w:tc>
           <w:tcPr>
-            <w:tcW w:w="5000" w:type="dxa"/>
+            <w:tcW w:w="4300" w:type="dxa"/>
             <w:shd w:val="clear" w:fill="EFEFEF"/>
           </w:tcPr>
           <w:p>
@@ -8069,7 +8140,7 @@
         </w:tc>
         <w:tc>
           <w:tcPr>
-            <w:tcW w:w="3038" w:type="dxa"/>
+            <w:tcW w:w="1954" w:type="dxa"/>
             <w:shd w:val="clear" w:fill="EFEFEF"/>
           </w:tcPr>
           <w:p>
@@ -8086,7 +8157,7 @@
       <w:tr>
         <w:tc>
           <w:tcPr>
-            <w:tcW w:w="3600" w:type="dxa"/>
+            <w:tcW w:w="3100" w:type="dxa"/>
           </w:tcPr>
           <w:p>
             <w:r>
@@ -8099,7 +8170,7 @@
         </w:tc>
         <w:tc>
           <w:tcPr>
-            <w:tcW w:w="5000" w:type="dxa"/>
+            <w:tcW w:w="4300" w:type="dxa"/>
           </w:tcPr>
           <w:p>
             <w:r>
@@ -8112,7 +8183,7 @@
         </w:tc>
         <w:tc>
           <w:tcPr>
-            <w:tcW w:w="3038" w:type="dxa"/>
+            <w:tcW w:w="1954" w:type="dxa"/>
           </w:tcPr>
           <w:p>
             <w:r>
@@ -8128,7 +8199,7 @@
       <w:tr>
         <w:tc>
           <w:tcPr>
-            <w:tcW w:w="3600" w:type="dxa"/>
+            <w:tcW w:w="3100" w:type="dxa"/>
           </w:tcPr>
           <w:p>
             <w:r>
@@ -8141,7 +8212,7 @@
         </w:tc>
         <w:tc>
           <w:tcPr>
-            <w:tcW w:w="5000" w:type="dxa"/>
+            <w:tcW w:w="4300" w:type="dxa"/>
           </w:tcPr>
           <w:p>
             <w:r>
@@ -8154,7 +8225,7 @@
         </w:tc>
         <w:tc>
           <w:tcPr>
-            <w:tcW w:w="3038" w:type="dxa"/>
+            <w:tcW w:w="1954" w:type="dxa"/>
           </w:tcPr>
           <w:p>
             <w:r>
@@ -8170,7 +8241,7 @@
       <w:tr>
         <w:tc>
           <w:tcPr>
-            <w:tcW w:w="3600" w:type="dxa"/>
+            <w:tcW w:w="3100" w:type="dxa"/>
           </w:tcPr>
           <w:p>
             <w:r>
@@ -8183,7 +8254,7 @@
         </w:tc>
         <w:tc>
           <w:tcPr>
-            <w:tcW w:w="5000" w:type="dxa"/>
+            <w:tcW w:w="4300" w:type="dxa"/>
           </w:tcPr>
           <w:p>
             <w:r>
@@ -8196,7 +8267,7 @@
         </w:tc>
         <w:tc>
           <w:tcPr>
-            <w:tcW w:w="3038" w:type="dxa"/>
+            <w:tcW w:w="1954" w:type="dxa"/>
           </w:tcPr>
           <w:p>
             <w:r>
@@ -8267,7 +8338,7 @@
           <w:b/>
           <w:sz w:val="26"/>
         </w:rPr>
-        <w:t xml:space="preserve">Стоимость поставки по Лоту №4 (порядок формирования)</w:t>
+        <w:t xml:space="preserve">25. Стоимость поставки по Лоту №4 (порядок формирования)</w:t>
       </w:r>
     </w:p>
     <w:p>
@@ -8304,7 +8375,7 @@
     </w:p>
     <w:tbl>
       <w:tblPr>
-        <w:tblW w:w="11638" w:type="dxa"/>
+        <w:tblW w:w="9354" w:type="dxa"/>
         <w:tblBorders>
           <w:top w:val="single" w:sz="4" w:color="C9C9C9"/>
           <w:left w:val="single" w:sz="4" w:color="C9C9C9"/>
@@ -8316,14 +8387,17 @@
         <w:tblLayout w:type="fixed"/>
       </w:tblPr>
       <w:tblGrid>
-        <w:gridCol w:w="3600"/>
-        <w:gridCol w:w="5000"/>
-        <w:gridCol w:w="3038"/>
+        <w:gridCol w:w="3100"/>
+        <w:gridCol w:w="4300"/>
+        <w:gridCol w:w="1954"/>
       </w:tblGrid>
       <w:tr>
-        <w:tc>
-          <w:tcPr>
-            <w:tcW w:w="3600" w:type="dxa"/>
+        <w:trPr>
+          <w:tblHeader/>
+        </w:trPr>
+        <w:tc>
+          <w:tcPr>
+            <w:tcW w:w="3100" w:type="dxa"/>
             <w:shd w:val="clear" w:fill="EFEFEF"/>
           </w:tcPr>
           <w:p>
@@ -8338,7 +8412,7 @@
         </w:tc>
         <w:tc>
           <w:tcPr>
-            <w:tcW w:w="5000" w:type="dxa"/>
+            <w:tcW w:w="4300" w:type="dxa"/>
             <w:shd w:val="clear" w:fill="EFEFEF"/>
           </w:tcPr>
           <w:p>
@@ -8353,7 +8427,7 @@
         </w:tc>
         <w:tc>
           <w:tcPr>
-            <w:tcW w:w="3038" w:type="dxa"/>
+            <w:tcW w:w="1954" w:type="dxa"/>
             <w:shd w:val="clear" w:fill="EFEFEF"/>
           </w:tcPr>
           <w:p>
@@ -8370,7 +8444,7 @@
       <w:tr>
         <w:tc>
           <w:tcPr>
-            <w:tcW w:w="3600" w:type="dxa"/>
+            <w:tcW w:w="3100" w:type="dxa"/>
           </w:tcPr>
           <w:p>
             <w:r>
@@ -8383,7 +8457,7 @@
         </w:tc>
         <w:tc>
           <w:tcPr>
-            <w:tcW w:w="5000" w:type="dxa"/>
+            <w:tcW w:w="4300" w:type="dxa"/>
           </w:tcPr>
           <w:p>
             <w:r>
@@ -8396,7 +8470,7 @@
         </w:tc>
         <w:tc>
           <w:tcPr>
-            <w:tcW w:w="3038" w:type="dxa"/>
+            <w:tcW w:w="1954" w:type="dxa"/>
           </w:tcPr>
           <w:p>
             <w:r>
@@ -8412,7 +8486,7 @@
       <w:tr>
         <w:tc>
           <w:tcPr>
-            <w:tcW w:w="3600" w:type="dxa"/>
+            <w:tcW w:w="3100" w:type="dxa"/>
           </w:tcPr>
           <w:p>
             <w:r>
@@ -8425,7 +8499,7 @@
         </w:tc>
         <w:tc>
           <w:tcPr>
-            <w:tcW w:w="5000" w:type="dxa"/>
+            <w:tcW w:w="4300" w:type="dxa"/>
           </w:tcPr>
           <w:p>
             <w:r>
@@ -8438,7 +8512,7 @@
         </w:tc>
         <w:tc>
           <w:tcPr>
-            <w:tcW w:w="3038" w:type="dxa"/>
+            <w:tcW w:w="1954" w:type="dxa"/>
           </w:tcPr>
           <w:p>
             <w:r>
@@ -8454,7 +8528,7 @@
       <w:tr>
         <w:tc>
           <w:tcPr>
-            <w:tcW w:w="3600" w:type="dxa"/>
+            <w:tcW w:w="3100" w:type="dxa"/>
           </w:tcPr>
           <w:p>
             <w:r>
@@ -8467,7 +8541,7 @@
         </w:tc>
         <w:tc>
           <w:tcPr>
-            <w:tcW w:w="5000" w:type="dxa"/>
+            <w:tcW w:w="4300" w:type="dxa"/>
           </w:tcPr>
           <w:p>
             <w:r>
@@ -8480,7 +8554,7 @@
         </w:tc>
         <w:tc>
           <w:tcPr>
-            <w:tcW w:w="3038" w:type="dxa"/>
+            <w:tcW w:w="1954" w:type="dxa"/>
           </w:tcPr>
           <w:p>
             <w:r>
@@ -8551,7 +8625,7 @@
           <w:b/>
           <w:sz w:val="26"/>
         </w:rPr>
-        <w:t xml:space="preserve">Закладные решения для последующей цифровизации</w:t>
+        <w:t xml:space="preserve">26. Закладные решения для последующей цифровизации</w:t>
       </w:r>
     </w:p>
     <w:p>
@@ -8580,7 +8654,7 @@
     </w:p>
     <w:tbl>
       <w:tblPr>
-        <w:tblW w:w="11638" w:type="dxa"/>
+        <w:tblW w:w="9354" w:type="dxa"/>
         <w:tblBorders>
           <w:top w:val="single" w:sz="4" w:color="C9C9C9"/>
           <w:left w:val="single" w:sz="4" w:color="C9C9C9"/>
@@ -8592,14 +8666,17 @@
         <w:tblLayout w:type="fixed"/>
       </w:tblPr>
       <w:tblGrid>
-        <w:gridCol w:w="3600"/>
-        <w:gridCol w:w="5000"/>
-        <w:gridCol w:w="3038"/>
+        <w:gridCol w:w="3100"/>
+        <w:gridCol w:w="4300"/>
+        <w:gridCol w:w="1954"/>
       </w:tblGrid>
       <w:tr>
-        <w:tc>
-          <w:tcPr>
-            <w:tcW w:w="3600" w:type="dxa"/>
+        <w:trPr>
+          <w:tblHeader/>
+        </w:trPr>
+        <w:tc>
+          <w:tcPr>
+            <w:tcW w:w="3100" w:type="dxa"/>
             <w:shd w:val="clear" w:fill="EFEFEF"/>
           </w:tcPr>
           <w:p>
@@ -8614,7 +8691,7 @@
         </w:tc>
         <w:tc>
           <w:tcPr>
-            <w:tcW w:w="5000" w:type="dxa"/>
+            <w:tcW w:w="4300" w:type="dxa"/>
             <w:shd w:val="clear" w:fill="EFEFEF"/>
           </w:tcPr>
           <w:p>
@@ -8629,7 +8706,7 @@
         </w:tc>
         <w:tc>
           <w:tcPr>
-            <w:tcW w:w="3038" w:type="dxa"/>
+            <w:tcW w:w="1954" w:type="dxa"/>
             <w:shd w:val="clear" w:fill="EFEFEF"/>
           </w:tcPr>
           <w:p>
@@ -8646,7 +8723,7 @@
       <w:tr>
         <w:tc>
           <w:tcPr>
-            <w:tcW w:w="3600" w:type="dxa"/>
+            <w:tcW w:w="3100" w:type="dxa"/>
           </w:tcPr>
           <w:p>
             <w:r>
@@ -8659,7 +8736,7 @@
         </w:tc>
         <w:tc>
           <w:tcPr>
-            <w:tcW w:w="5000" w:type="dxa"/>
+            <w:tcW w:w="4300" w:type="dxa"/>
           </w:tcPr>
           <w:p>
             <w:r>
@@ -8672,7 +8749,7 @@
         </w:tc>
         <w:tc>
           <w:tcPr>
-            <w:tcW w:w="3038" w:type="dxa"/>
+            <w:tcW w:w="1954" w:type="dxa"/>
           </w:tcPr>
           <w:p>
             <w:r>
@@ -8688,7 +8765,7 @@
       <w:tr>
         <w:tc>
           <w:tcPr>
-            <w:tcW w:w="3600" w:type="dxa"/>
+            <w:tcW w:w="3100" w:type="dxa"/>
           </w:tcPr>
           <w:p>
             <w:r>
@@ -8701,7 +8778,7 @@
         </w:tc>
         <w:tc>
           <w:tcPr>
-            <w:tcW w:w="5000" w:type="dxa"/>
+            <w:tcW w:w="4300" w:type="dxa"/>
           </w:tcPr>
           <w:p>
             <w:r>
@@ -8714,7 +8791,7 @@
         </w:tc>
         <w:tc>
           <w:tcPr>
-            <w:tcW w:w="3038" w:type="dxa"/>
+            <w:tcW w:w="1954" w:type="dxa"/>
           </w:tcPr>
           <w:p>
             <w:r>
@@ -8730,7 +8807,7 @@
       <w:tr>
         <w:tc>
           <w:tcPr>
-            <w:tcW w:w="3600" w:type="dxa"/>
+            <w:tcW w:w="3100" w:type="dxa"/>
           </w:tcPr>
           <w:p>
             <w:r>
@@ -8743,7 +8820,7 @@
         </w:tc>
         <w:tc>
           <w:tcPr>
-            <w:tcW w:w="5000" w:type="dxa"/>
+            <w:tcW w:w="4300" w:type="dxa"/>
           </w:tcPr>
           <w:p>
             <w:r>
@@ -8756,7 +8833,7 @@
         </w:tc>
         <w:tc>
           <w:tcPr>
-            <w:tcW w:w="3038" w:type="dxa"/>
+            <w:tcW w:w="1954" w:type="dxa"/>
           </w:tcPr>
           <w:p>
             <w:r>
@@ -8772,7 +8849,7 @@
       <w:tr>
         <w:tc>
           <w:tcPr>
-            <w:tcW w:w="3600" w:type="dxa"/>
+            <w:tcW w:w="3100" w:type="dxa"/>
           </w:tcPr>
           <w:p>
             <w:r>
@@ -8785,7 +8862,7 @@
         </w:tc>
         <w:tc>
           <w:tcPr>
-            <w:tcW w:w="5000" w:type="dxa"/>
+            <w:tcW w:w="4300" w:type="dxa"/>
           </w:tcPr>
           <w:p>
             <w:r>
@@ -8798,7 +8875,7 @@
         </w:tc>
         <w:tc>
           <w:tcPr>
-            <w:tcW w:w="3038" w:type="dxa"/>
+            <w:tcW w:w="1954" w:type="dxa"/>
           </w:tcPr>
           <w:p>
             <w:r>
@@ -8814,7 +8891,7 @@
       <w:tr>
         <w:tc>
           <w:tcPr>
-            <w:tcW w:w="3600" w:type="dxa"/>
+            <w:tcW w:w="3100" w:type="dxa"/>
           </w:tcPr>
           <w:p>
             <w:r>
@@ -8827,7 +8904,7 @@
         </w:tc>
         <w:tc>
           <w:tcPr>
-            <w:tcW w:w="5000" w:type="dxa"/>
+            <w:tcW w:w="4300" w:type="dxa"/>
           </w:tcPr>
           <w:p>
             <w:r>
@@ -8840,7 +8917,7 @@
         </w:tc>
         <w:tc>
           <w:tcPr>
-            <w:tcW w:w="3038" w:type="dxa"/>
+            <w:tcW w:w="1954" w:type="dxa"/>
           </w:tcPr>
           <w:p>
             <w:r>
@@ -8856,7 +8933,7 @@
       <w:tr>
         <w:tc>
           <w:tcPr>
-            <w:tcW w:w="3600" w:type="dxa"/>
+            <w:tcW w:w="3100" w:type="dxa"/>
           </w:tcPr>
           <w:p>
             <w:r>
@@ -8869,7 +8946,7 @@
         </w:tc>
         <w:tc>
           <w:tcPr>
-            <w:tcW w:w="5000" w:type="dxa"/>
+            <w:tcW w:w="4300" w:type="dxa"/>
           </w:tcPr>
           <w:p>
             <w:r>
@@ -8882,7 +8959,7 @@
         </w:tc>
         <w:tc>
           <w:tcPr>
-            <w:tcW w:w="3038" w:type="dxa"/>
+            <w:tcW w:w="1954" w:type="dxa"/>
           </w:tcPr>
           <w:p>
             <w:r>
@@ -8898,7 +8975,7 @@
       <w:tr>
         <w:tc>
           <w:tcPr>
-            <w:tcW w:w="3600" w:type="dxa"/>
+            <w:tcW w:w="3100" w:type="dxa"/>
           </w:tcPr>
           <w:p>
             <w:r>
@@ -8911,7 +8988,7 @@
         </w:tc>
         <w:tc>
           <w:tcPr>
-            <w:tcW w:w="5000" w:type="dxa"/>
+            <w:tcW w:w="4300" w:type="dxa"/>
           </w:tcPr>
           <w:p>
             <w:r>
@@ -8924,7 +9001,7 @@
         </w:tc>
         <w:tc>
           <w:tcPr>
-            <w:tcW w:w="3038" w:type="dxa"/>
+            <w:tcW w:w="1954" w:type="dxa"/>
           </w:tcPr>
           <w:p>
             <w:r>
@@ -8940,7 +9017,7 @@
       <w:tr>
         <w:tc>
           <w:tcPr>
-            <w:tcW w:w="3600" w:type="dxa"/>
+            <w:tcW w:w="3100" w:type="dxa"/>
           </w:tcPr>
           <w:p>
             <w:r>
@@ -8953,7 +9030,7 @@
         </w:tc>
         <w:tc>
           <w:tcPr>
-            <w:tcW w:w="5000" w:type="dxa"/>
+            <w:tcW w:w="4300" w:type="dxa"/>
           </w:tcPr>
           <w:p>
             <w:r>
@@ -8966,7 +9043,7 @@
         </w:tc>
         <w:tc>
           <w:tcPr>
-            <w:tcW w:w="3038" w:type="dxa"/>
+            <w:tcW w:w="1954" w:type="dxa"/>
           </w:tcPr>
           <w:p>
             <w:r>
@@ -8982,7 +9059,7 @@
       <w:tr>
         <w:tc>
           <w:tcPr>
-            <w:tcW w:w="3600" w:type="dxa"/>
+            <w:tcW w:w="3100" w:type="dxa"/>
           </w:tcPr>
           <w:p>
             <w:r>
@@ -8995,7 +9072,7 @@
         </w:tc>
         <w:tc>
           <w:tcPr>
-            <w:tcW w:w="5000" w:type="dxa"/>
+            <w:tcW w:w="4300" w:type="dxa"/>
           </w:tcPr>
           <w:p>
             <w:r>
@@ -9008,7 +9085,7 @@
         </w:tc>
         <w:tc>
           <w:tcPr>
-            <w:tcW w:w="3038" w:type="dxa"/>
+            <w:tcW w:w="1954" w:type="dxa"/>
           </w:tcPr>
           <w:p>
             <w:r>
@@ -9024,7 +9101,7 @@
       <w:tr>
         <w:tc>
           <w:tcPr>
-            <w:tcW w:w="3600" w:type="dxa"/>
+            <w:tcW w:w="3100" w:type="dxa"/>
           </w:tcPr>
           <w:p>
             <w:r>
@@ -9037,7 +9114,7 @@
         </w:tc>
         <w:tc>
           <w:tcPr>
-            <w:tcW w:w="5000" w:type="dxa"/>
+            <w:tcW w:w="4300" w:type="dxa"/>
           </w:tcPr>
           <w:p>
             <w:r>
@@ -9050,7 +9127,7 @@
         </w:tc>
         <w:tc>
           <w:tcPr>
-            <w:tcW w:w="3038" w:type="dxa"/>
+            <w:tcW w:w="1954" w:type="dxa"/>
           </w:tcPr>
           <w:p>
             <w:r>
@@ -9120,6 +9197,1211 @@
           <w:sz w:val="19"/>
         </w:rPr>
         <w:t xml:space="preserve">— определяется на стадии БИ: </w:t>
+      </w:r>
+      <w:r>
+        <w:rPr>
+          <w:sz w:val="19"/>
+        </w:rPr>
+        <w:t xml:space="preserve">Перечень зон-исключений из-под датчиков освещения — по компоновке контрольных рамок и весовых зон</w:t>
+      </w:r>
+    </w:p>
+    <w:p>
+      <w:pPr>
+        <w:pStyle w:val="Heading1"/>
+      </w:pPr>
+      <w:r>
+        <w:rPr>
+          <w:b/>
+          <w:sz w:val="28"/>
+        </w:rPr>
+        <w:t xml:space="preserve">Открытые позиции</w:t>
+      </w:r>
+    </w:p>
+    <w:p>
+      <w:r>
+        <w:rPr>
+          <w:sz w:val="20"/>
+        </w:rPr>
+        <w:t xml:space="preserve">Позиции, определяемые на стадии Базового инжиниринга, — 64 по разделам записки. Закрываются по мере выдачи недостающих исходных данных Заказчика, технических условий на подключение и технических предложений изготовителей.</w:t>
+      </w:r>
+    </w:p>
+    <w:p>
+      <w:r>
+        <w:rPr>
+          <w:b/>
+          <w:sz w:val="20"/>
+        </w:rPr>
+        <w:t xml:space="preserve">1. Общие сведения об объекте, назначении, месте расположения</w:t>
+      </w:r>
+    </w:p>
+    <w:p>
+      <w:r>
+        <w:rPr>
+          <w:b/>
+          <w:sz w:val="19"/>
+        </w:rPr>
+        <w:t xml:space="preserve">1.1  </w:t>
+      </w:r>
+      <w:r>
+        <w:rPr>
+          <w:sz w:val="19"/>
+        </w:rPr>
+        <w:t xml:space="preserve">Актуализировать все ссылки на пункты ТЗ по нумерации v4.1 (в v4.1 п. 6.2 — границы Лота №3)</w:t>
+      </w:r>
+    </w:p>
+    <w:p>
+      <w:r>
+        <w:rPr>
+          <w:b/>
+          <w:sz w:val="19"/>
+        </w:rPr>
+        <w:t xml:space="preserve">1.2  </w:t>
+      </w:r>
+      <w:r>
+        <w:rPr>
+          <w:sz w:val="19"/>
+        </w:rPr>
+        <w:t xml:space="preserve">Точные границы зоны СГП в ЦЭМ и трассировка передаточного конвейера — по компоновке Лота №3 (КСМ) и обследованию здания</w:t>
+      </w:r>
+    </w:p>
+    <w:p>
+      <w:r>
+        <w:rPr>
+          <w:b/>
+          <w:sz w:val="19"/>
+        </w:rPr>
+        <w:t xml:space="preserve">1.3  </w:t>
+      </w:r>
+      <w:r>
+        <w:rPr>
+          <w:sz w:val="19"/>
+        </w:rPr>
+        <w:t xml:space="preserve">График подачи вагонов и автотранспорта — исходные данные сбытового блока</w:t>
+      </w:r>
+    </w:p>
+    <w:p>
+      <w:r>
+        <w:rPr>
+          <w:b/>
+          <w:sz w:val="20"/>
+        </w:rPr>
+        <w:t xml:space="preserve">2. Данные об обрабатываемой продукции; параметры пакета</w:t>
+      </w:r>
+    </w:p>
+    <w:p>
+      <w:r>
+        <w:rPr>
+          <w:b/>
+          <w:sz w:val="19"/>
+        </w:rPr>
+        <w:t xml:space="preserve">2.1  </w:t>
+      </w:r>
+      <w:r>
+        <w:rPr>
+          <w:sz w:val="19"/>
+        </w:rPr>
+        <w:t xml:space="preserve">Окончательная масса и высота пакета, конфигурация профилирования опорных листов — данные поставщика КСМ (Лот №3)</w:t>
+      </w:r>
+    </w:p>
+    <w:p>
+      <w:r>
+        <w:rPr>
+          <w:b/>
+          <w:sz w:val="19"/>
+        </w:rPr>
+        <w:t xml:space="preserve">2.2  </w:t>
+      </w:r>
+      <w:r>
+        <w:rPr>
+          <w:sz w:val="19"/>
+        </w:rPr>
+        <w:t xml:space="preserve">Материал и сечение увязочных лент (нерж. лента) — по ТКП поставщика КСМ/упаковки</w:t>
+      </w:r>
+    </w:p>
+    <w:p>
+      <w:r>
+        <w:rPr>
+          <w:b/>
+          <w:sz w:val="20"/>
+        </w:rPr>
+        <w:t xml:space="preserve">3. Описание технологического процесса по операциям</w:t>
+      </w:r>
+    </w:p>
+    <w:p>
+      <w:r>
+        <w:rPr>
+          <w:b/>
+          <w:sz w:val="19"/>
+        </w:rPr>
+        <w:t xml:space="preserve">3.1  </w:t>
+      </w:r>
+      <w:r>
+        <w:rPr>
+          <w:sz w:val="19"/>
+        </w:rPr>
+        <w:t xml:space="preserve">Род подвижного состава (полувагон/крытый) и размер отгрузочной партии — задание сбытового блока</w:t>
+      </w:r>
+    </w:p>
+    <w:p>
+      <w:r>
+        <w:rPr>
+          <w:b/>
+          <w:sz w:val="19"/>
+        </w:rPr>
+        <w:t xml:space="preserve">3.2  </w:t>
+      </w:r>
+      <w:r>
+        <w:rPr>
+          <w:sz w:val="19"/>
+        </w:rPr>
+        <w:t xml:space="preserve">Схемы размещения и крепления пакетов в вагоне (НТУ/МТУ) — разработка на стадии ОТР/РД</w:t>
+      </w:r>
+    </w:p>
+    <w:p>
+      <w:r>
+        <w:rPr>
+          <w:b/>
+          <w:sz w:val="20"/>
+        </w:rPr>
+        <w:t xml:space="preserve">4. Расчёт потребной ёмкости склада (буфера)</w:t>
+      </w:r>
+    </w:p>
+    <w:p>
+      <w:r>
+        <w:rPr>
+          <w:b/>
+          <w:sz w:val="19"/>
+        </w:rPr>
+        <w:t xml:space="preserve">4.1  </w:t>
+      </w:r>
+      <w:r>
+        <w:rPr>
+          <w:sz w:val="19"/>
+        </w:rPr>
+        <w:t xml:space="preserve">Размер и периодичность отгрузочных партий (маршруты, судовые партии) — задание сбытового блока: финальная калибровка буфера</w:t>
+      </w:r>
+    </w:p>
+    <w:p>
+      <w:r>
+        <w:rPr>
+          <w:b/>
+          <w:sz w:val="19"/>
+        </w:rPr>
+        <w:t xml:space="preserve">4.2  </w:t>
+      </w:r>
+      <w:r>
+        <w:rPr>
+          <w:sz w:val="19"/>
+        </w:rPr>
+        <w:t xml:space="preserve">Ярусность 2 или 3 — после обследования несущей способности пола ЦЭМ (при 3 ярусах буфер на той же площади ×1,5)</w:t>
+      </w:r>
+    </w:p>
+    <w:p>
+      <w:r>
+        <w:rPr>
+          <w:b/>
+          <w:sz w:val="20"/>
+        </w:rPr>
+        <w:t xml:space="preserve">5. Компоновочные решения склада</w:t>
+      </w:r>
+    </w:p>
+    <w:p>
+      <w:r>
+        <w:rPr>
+          <w:b/>
+          <w:sz w:val="19"/>
+        </w:rPr>
+        <w:t xml:space="preserve">5.1  </w:t>
+      </w:r>
+      <w:r>
+        <w:rPr>
+          <w:sz w:val="19"/>
+        </w:rPr>
+        <w:t xml:space="preserve">Обмерное обследование зоны СГП в ЦЭМ (состояние пути, ворот, пола, колонн) — первый этап БИ</w:t>
+      </w:r>
+    </w:p>
+    <w:p>
+      <w:r>
+        <w:rPr>
+          <w:b/>
+          <w:sz w:val="19"/>
+        </w:rPr>
+        <w:t xml:space="preserve">5.2  </w:t>
+      </w:r>
+      <w:r>
+        <w:rPr>
+          <w:sz w:val="19"/>
+        </w:rPr>
+        <w:t xml:space="preserve">Наличие/модернизация мостового крана в пролёте СГП для полувагонов — по роду подвижного состава</w:t>
+      </w:r>
+    </w:p>
+    <w:p>
+      <w:r>
+        <w:rPr>
+          <w:b/>
+          <w:sz w:val="19"/>
+        </w:rPr>
+        <w:t xml:space="preserve">5.3  </w:t>
+      </w:r>
+      <w:r>
+        <w:rPr>
+          <w:sz w:val="19"/>
+        </w:rPr>
+        <w:t xml:space="preserve">Класс ровности пола под выбранную модель штабелёра — по ТКП</w:t>
+      </w:r>
+    </w:p>
+    <w:p>
+      <w:r>
+        <w:rPr>
+          <w:b/>
+          <w:sz w:val="20"/>
+        </w:rPr>
+        <w:t xml:space="preserve">6. Требования к железнодорожному фронту нового склада (базис v4.1)</w:t>
+      </w:r>
+    </w:p>
+    <w:p>
+      <w:r>
+        <w:rPr>
+          <w:b/>
+          <w:sz w:val="19"/>
+        </w:rPr>
+        <w:t xml:space="preserve">6.1  </w:t>
+      </w:r>
+      <w:r>
+        <w:rPr>
+          <w:sz w:val="19"/>
+        </w:rPr>
+        <w:t xml:space="preserve">Схема примыкания и путевого развития площадки (вариант размещения/генплан) — исходные данные Заказчика</w:t>
+      </w:r>
+    </w:p>
+    <w:p>
+      <w:r>
+        <w:rPr>
+          <w:b/>
+          <w:sz w:val="19"/>
+        </w:rPr>
+        <w:t xml:space="preserve">6.2  </w:t>
+      </w:r>
+      <w:r>
+        <w:rPr>
+          <w:sz w:val="19"/>
+        </w:rPr>
+        <w:t xml:space="preserve">Маневровые средства и регламент подач (локомотив ж/д цеха / толкатель) — согласовать с КГМК</w:t>
+      </w:r>
+    </w:p>
+    <w:p>
+      <w:r>
+        <w:rPr>
+          <w:b/>
+          <w:sz w:val="19"/>
+        </w:rPr>
+        <w:t xml:space="preserve">6.3  </w:t>
+      </w:r>
+      <w:r>
+        <w:rPr>
+          <w:sz w:val="19"/>
+        </w:rPr>
+        <w:t xml:space="preserve">Род подвижного состава (полувагон/крытый) — задание сбыта: определяет вариант погрузки и НПВ весов</w:t>
+      </w:r>
+    </w:p>
+    <w:p>
+      <w:r>
+        <w:rPr>
+          <w:b/>
+          <w:sz w:val="20"/>
+        </w:rPr>
+        <w:t xml:space="preserve">7. Нагрузки на полы и строительные конструкции</w:t>
+      </w:r>
+    </w:p>
+    <w:p>
+      <w:r>
+        <w:rPr>
+          <w:b/>
+          <w:sz w:val="19"/>
+        </w:rPr>
+        <w:t xml:space="preserve">7.1  </w:t>
+      </w:r>
+      <w:r>
+        <w:rPr>
+          <w:sz w:val="19"/>
+        </w:rPr>
+        <w:t xml:space="preserve">Несущая способность существующего пола и подкрановых конструкций ЦЭМ — обследование (первый этап БИ)</w:t>
+      </w:r>
+    </w:p>
+    <w:p>
+      <w:r>
+        <w:rPr>
+          <w:b/>
+          <w:sz w:val="19"/>
+        </w:rPr>
+        <w:t xml:space="preserve">7.2  </w:t>
+      </w:r>
+      <w:r>
+        <w:rPr>
+          <w:sz w:val="19"/>
+        </w:rPr>
+        <w:t xml:space="preserve">Фактические колёсные нагрузки и пятно контакта штабелёра — по ТКП</w:t>
+      </w:r>
+    </w:p>
+    <w:p>
+      <w:r>
+        <w:rPr>
+          <w:b/>
+          <w:sz w:val="19"/>
+        </w:rPr>
+        <w:t xml:space="preserve">7.3  </w:t>
+      </w:r>
+      <w:r>
+        <w:rPr>
+          <w:sz w:val="19"/>
+        </w:rPr>
+        <w:t xml:space="preserve">Опорная площадь профилированных листов пакета — данные поставщика КСМ</w:t>
+      </w:r>
+    </w:p>
+    <w:p>
+      <w:r>
+        <w:rPr>
+          <w:b/>
+          <w:sz w:val="20"/>
+        </w:rPr>
+        <w:t xml:space="preserve">8. Планы фундаментов с предварительными нагрузками, включая динамические (с запасом)</w:t>
+      </w:r>
+    </w:p>
+    <w:p>
+      <w:r>
+        <w:rPr>
+          <w:b/>
+          <w:sz w:val="19"/>
+        </w:rPr>
+        <w:t xml:space="preserve">8.1  </w:t>
+      </w:r>
+      <w:r>
+        <w:rPr>
+          <w:sz w:val="19"/>
+        </w:rPr>
+        <w:t xml:space="preserve">Данные изготовителей весов (геометрия ГПУ, жёсткость основания, динамические коэффициенты) — по ТКП</w:t>
+      </w:r>
+    </w:p>
+    <w:p>
+      <w:r>
+        <w:rPr>
+          <w:b/>
+          <w:sz w:val="19"/>
+        </w:rPr>
+        <w:t xml:space="preserve">8.2  </w:t>
+      </w:r>
+      <w:r>
+        <w:rPr>
+          <w:sz w:val="19"/>
+        </w:rPr>
+        <w:t xml:space="preserve">НПВ и длина автомобильных весов — по типам автопоездов (задание сбыта)</w:t>
+      </w:r>
+    </w:p>
+    <w:p>
+      <w:r>
+        <w:rPr>
+          <w:b/>
+          <w:sz w:val="20"/>
+        </w:rPr>
+        <w:t xml:space="preserve">9. Требования к монтажу (включая вес самых тяжёлых частей)</w:t>
+      </w:r>
+    </w:p>
+    <w:p>
+      <w:r>
+        <w:rPr>
+          <w:b/>
+          <w:sz w:val="19"/>
+        </w:rPr>
+        <w:t xml:space="preserve">9.1  </w:t>
+      </w:r>
+      <w:r>
+        <w:rPr>
+          <w:sz w:val="19"/>
+        </w:rPr>
+        <w:t xml:space="preserve">Массы самых тяжёлых частей (мост крана, ГПУ вагонных весов, траверса) — заполнить по ТКП в итоговой редакции ПЗ</w:t>
+      </w:r>
+    </w:p>
+    <w:p>
+      <w:r>
+        <w:rPr>
+          <w:b/>
+          <w:sz w:val="19"/>
+        </w:rPr>
+        <w:t xml:space="preserve">9.2  </w:t>
+      </w:r>
+      <w:r>
+        <w:rPr>
+          <w:sz w:val="19"/>
+        </w:rPr>
+        <w:t xml:space="preserve">Наличие и параметры монтажного проёма/такелажных путей ЦЭМ (сценарий А) — обмерное обследование</w:t>
+      </w:r>
+    </w:p>
+    <w:p>
+      <w:r>
+        <w:rPr>
+          <w:b/>
+          <w:sz w:val="20"/>
+        </w:rPr>
+        <w:t xml:space="preserve">10. АСУ склада: адресное хранение, партии, роботизированные операции</w:t>
+      </w:r>
+    </w:p>
+    <w:p>
+      <w:r>
+        <w:rPr>
+          <w:b/>
+          <w:sz w:val="19"/>
+        </w:rPr>
+        <w:t xml:space="preserve">10.1  </w:t>
+      </w:r>
+      <w:r>
+        <w:rPr>
+          <w:sz w:val="19"/>
+        </w:rPr>
+        <w:t xml:space="preserve">Технология позиционирования штабелёров (лазерная навигация/индуктивные метки/RTLS) — по ТКП; согласовать с Заказчиком</w:t>
+      </w:r>
+    </w:p>
+    <w:p>
+      <w:r>
+        <w:rPr>
+          <w:b/>
+          <w:sz w:val="19"/>
+        </w:rPr>
+        <w:t xml:space="preserve">10.2  </w:t>
+      </w:r>
+      <w:r>
+        <w:rPr>
+          <w:sz w:val="19"/>
+        </w:rPr>
+        <w:t xml:space="preserve">Степень автономности штабелёров (AGV-исполнение против водительского с терминалом) — ТЭО в составе БИ</w:t>
+      </w:r>
+    </w:p>
+    <w:p>
+      <w:r>
+        <w:rPr>
+          <w:b/>
+          <w:sz w:val="19"/>
+        </w:rPr>
+        <w:t xml:space="preserve">10.3  </w:t>
+      </w:r>
+      <w:r>
+        <w:rPr>
+          <w:sz w:val="19"/>
+        </w:rPr>
+        <w:t xml:space="preserve">Форматы обмена с ИС КСМ (Лот №3) — межлотовый интерфейсный протокол</w:t>
+      </w:r>
+    </w:p>
+    <w:p>
+      <w:r>
+        <w:rPr>
+          <w:b/>
+          <w:sz w:val="20"/>
+        </w:rPr>
+        <w:t xml:space="preserve">11. АИС весоизмерения (по Приложению №5)</w:t>
+      </w:r>
+    </w:p>
+    <w:p>
+      <w:r>
+        <w:rPr>
+          <w:b/>
+          <w:sz w:val="19"/>
+        </w:rPr>
+        <w:t xml:space="preserve">11.1  </w:t>
+      </w:r>
+      <w:r>
+        <w:rPr>
+          <w:sz w:val="19"/>
+        </w:rPr>
+        <w:t xml:space="preserve">Тип вагонных весов (статика/в движении) и НПВ — по схеме учёта и заданию сбыта</w:t>
+      </w:r>
+    </w:p>
+    <w:p>
+      <w:r>
+        <w:rPr>
+          <w:b/>
+          <w:sz w:val="19"/>
+        </w:rPr>
+        <w:t xml:space="preserve">11.2  </w:t>
+      </w:r>
+      <w:r>
+        <w:rPr>
+          <w:sz w:val="19"/>
+        </w:rPr>
+        <w:t xml:space="preserve">Форматы REST-сообщений и атрибутика PIMS — на этапе реализации (по Прил. №5)</w:t>
+      </w:r>
+    </w:p>
+    <w:p>
+      <w:r>
+        <w:rPr>
+          <w:b/>
+          <w:sz w:val="19"/>
+        </w:rPr>
+        <w:t xml:space="preserve">11.3  </w:t>
+      </w:r>
+      <w:r>
+        <w:rPr>
+          <w:sz w:val="19"/>
+        </w:rPr>
+        <w:t xml:space="preserve">Выбор конкретных моделей весов и терминалов — согласование с Заказчиком (унификация с площадкой)</w:t>
+      </w:r>
+    </w:p>
+    <w:p>
+      <w:r>
+        <w:rPr>
+          <w:b/>
+          <w:sz w:val="20"/>
+        </w:rPr>
+        <w:t xml:space="preserve">12. Требования к упаковке и маркировке под морскую транспортировку</w:t>
+      </w:r>
+    </w:p>
+    <w:p>
+      <w:r>
+        <w:rPr>
+          <w:b/>
+          <w:sz w:val="19"/>
+        </w:rPr>
+        <w:t xml:space="preserve">12.1  </w:t>
+      </w:r>
+      <w:r>
+        <w:rPr>
+          <w:sz w:val="19"/>
+        </w:rPr>
+        <w:t xml:space="preserve">Спецификация ленты (марка стали, сечение, усилие натяжения) — по ТКП поставщика КСМ/обвязочного оборудования</w:t>
+      </w:r>
+    </w:p>
+    <w:p>
+      <w:r>
+        <w:rPr>
+          <w:b/>
+          <w:sz w:val="19"/>
+        </w:rPr>
+        <w:t xml:space="preserve">12.2  </w:t>
+      </w:r>
+      <w:r>
+        <w:rPr>
+          <w:sz w:val="19"/>
+        </w:rPr>
+        <w:t xml:space="preserve">Требования конкретного контракта сбыта (клеймение листов, форма этикетки ЛБМ) — от сбытового блока</w:t>
+      </w:r>
+    </w:p>
+    <w:p>
+      <w:r>
+        <w:rPr>
+          <w:b/>
+          <w:sz w:val="20"/>
+        </w:rPr>
+        <w:t xml:space="preserve">14. Перечень чертежей графической части и приложений</w:t>
+      </w:r>
+    </w:p>
+    <w:p>
+      <w:r>
+        <w:rPr>
+          <w:b/>
+          <w:sz w:val="19"/>
+        </w:rPr>
+        <w:t xml:space="preserve">14.1  </w:t>
+      </w:r>
+      <w:r>
+        <w:rPr>
+          <w:sz w:val="19"/>
+        </w:rPr>
+        <w:t xml:space="preserve">Форматы и масштабы листов — согласовать со стандартом оформления Заказчика (запросить шаблоны)</w:t>
+      </w:r>
+    </w:p>
+    <w:p>
+      <w:r>
+        <w:rPr>
+          <w:b/>
+          <w:sz w:val="20"/>
+        </w:rPr>
+        <w:t xml:space="preserve">15. Перечень основного и вспомогательного оборудования</w:t>
+      </w:r>
+    </w:p>
+    <w:p>
+      <w:r>
+        <w:rPr>
+          <w:b/>
+          <w:sz w:val="19"/>
+        </w:rPr>
+        <w:t xml:space="preserve">15.1  </w:t>
+      </w:r>
+      <w:r>
+        <w:rPr>
+          <w:sz w:val="19"/>
+        </w:rPr>
+        <w:t xml:space="preserve">Грузоподъёмность и состояние существующего крана ЦЭМ в пролёте СГП — обследование</w:t>
+      </w:r>
+    </w:p>
+    <w:p>
+      <w:r>
+        <w:rPr>
+          <w:b/>
+          <w:sz w:val="19"/>
+        </w:rPr>
+        <w:t xml:space="preserve">15.2  </w:t>
+      </w:r>
+      <w:r>
+        <w:rPr>
+          <w:sz w:val="19"/>
+        </w:rPr>
+        <w:t xml:space="preserve">Модели штабелёров и системы навигации — по ТКП (2–3 поставщика)</w:t>
+      </w:r>
+    </w:p>
+    <w:p>
+      <w:r>
+        <w:rPr>
+          <w:b/>
+          <w:sz w:val="19"/>
+        </w:rPr>
+        <w:t xml:space="preserve">15.3  </w:t>
+      </w:r>
+      <w:r>
+        <w:rPr>
+          <w:sz w:val="19"/>
+        </w:rPr>
+        <w:t xml:space="preserve">Конструкция траверсы — после фиксации профиля «перфорации» пакета (интерфейс Лот №3)</w:t>
+      </w:r>
+    </w:p>
+    <w:p>
+      <w:r>
+        <w:rPr>
+          <w:b/>
+          <w:sz w:val="20"/>
+        </w:rPr>
+        <w:t xml:space="preserve">16. Спецификация оборудования и опросные листы</w:t>
+      </w:r>
+    </w:p>
+    <w:p>
+      <w:r>
+        <w:rPr>
+          <w:b/>
+          <w:sz w:val="19"/>
+        </w:rPr>
+        <w:t xml:space="preserve">16.1  </w:t>
+      </w:r>
+      <w:r>
+        <w:rPr>
+          <w:sz w:val="19"/>
+        </w:rPr>
+        <w:t xml:space="preserve">Перечень «основного оборудования» для опросных листов и бюджетных ТКП — зафиксировать протоколом (граница объёма)</w:t>
+      </w:r>
+    </w:p>
+    <w:p>
+      <w:r>
+        <w:rPr>
+          <w:b/>
+          <w:sz w:val="19"/>
+        </w:rPr>
+        <w:t xml:space="preserve">16.2  </w:t>
+      </w:r>
+      <w:r>
+        <w:rPr>
+          <w:sz w:val="19"/>
+        </w:rPr>
+        <w:t xml:space="preserve">Габариты/массы/энергопотребление позиций — заполнить по ТКП (2–3 поставщика на основное оборудование)</w:t>
+      </w:r>
+    </w:p>
+    <w:p>
+      <w:r>
+        <w:rPr>
+          <w:b/>
+          <w:sz w:val="20"/>
+        </w:rPr>
+        <w:t xml:space="preserve">17. Данные о расходах материалов и энергоресурсов; подключения</w:t>
+      </w:r>
+    </w:p>
+    <w:p>
+      <w:r>
+        <w:rPr>
+          <w:b/>
+          <w:sz w:val="19"/>
+        </w:rPr>
+        <w:t xml:space="preserve">17.1  </w:t>
+      </w:r>
+      <w:r>
+        <w:rPr>
+          <w:sz w:val="19"/>
+        </w:rPr>
+        <w:t xml:space="preserve">ТУ на подключение электроэнергии — при БИ/ОТР</w:t>
+      </w:r>
+    </w:p>
+    <w:p>
+      <w:r>
+        <w:rPr>
+          <w:b/>
+          <w:sz w:val="19"/>
+        </w:rPr>
+        <w:t xml:space="preserve">17.2  </w:t>
+      </w:r>
+      <w:r>
+        <w:rPr>
+          <w:sz w:val="19"/>
+        </w:rPr>
+        <w:t xml:space="preserve">Точная установленная мощность — по спецификации после ТКП</w:t>
+      </w:r>
+    </w:p>
+    <w:p>
+      <w:r>
+        <w:rPr>
+          <w:b/>
+          <w:sz w:val="20"/>
+        </w:rPr>
+        <w:t xml:space="preserve">18. Предварительные данные по подключению к сетям</w:t>
+      </w:r>
+    </w:p>
+    <w:p>
+      <w:r>
+        <w:rPr>
+          <w:b/>
+          <w:sz w:val="19"/>
+        </w:rPr>
+        <w:t xml:space="preserve">18.1  </w:t>
+      </w:r>
+      <w:r>
+        <w:rPr>
+          <w:sz w:val="19"/>
+        </w:rPr>
+        <w:t xml:space="preserve">Вариант размещения (генплан) и точки подключения сетей — исходные данные Заказчика (запрошены)</w:t>
+      </w:r>
+    </w:p>
+    <w:p>
+      <w:r>
+        <w:rPr>
+          <w:b/>
+          <w:sz w:val="19"/>
+        </w:rPr>
+        <w:t xml:space="preserve">18.2  </w:t>
+      </w:r>
+      <w:r>
+        <w:rPr>
+          <w:sz w:val="19"/>
+        </w:rPr>
+        <w:t xml:space="preserve">Резерв мощности ТП ЦЭМ для сценария А — обследование</w:t>
+      </w:r>
+    </w:p>
+    <w:p>
+      <w:r>
+        <w:rPr>
+          <w:b/>
+          <w:sz w:val="19"/>
+        </w:rPr>
+        <w:t xml:space="preserve">18.3  </w:t>
+      </w:r>
+      <w:r>
+        <w:rPr>
+          <w:sz w:val="19"/>
+        </w:rPr>
+        <w:t xml:space="preserve">Штатная численность персонала контроля СГП → расходы хозбытовой воды — определяется на стадии БИ</w:t>
+      </w:r>
+    </w:p>
+    <w:p>
+      <w:r>
+        <w:rPr>
+          <w:b/>
+          <w:sz w:val="20"/>
+        </w:rPr>
+        <w:t xml:space="preserve">19. Сведения по электрооборудованию (Приложение №3)</w:t>
+      </w:r>
+    </w:p>
+    <w:p>
+      <w:r>
+        <w:rPr>
+          <w:b/>
+          <w:sz w:val="19"/>
+        </w:rPr>
+        <w:t xml:space="preserve">19.1  </w:t>
+      </w:r>
+      <w:r>
+        <w:rPr>
+          <w:sz w:val="19"/>
+        </w:rPr>
+        <w:t xml:space="preserve">Протокол применимых на БИ пунктов Прил. №3 (объём электро-раздела) — согласовать с Заказчиком до договора</w:t>
+      </w:r>
+    </w:p>
+    <w:p>
+      <w:r>
+        <w:rPr>
+          <w:b/>
+          <w:sz w:val="19"/>
+        </w:rPr>
+        <w:t xml:space="preserve">19.2  </w:t>
+      </w:r>
+      <w:r>
+        <w:rPr>
+          <w:sz w:val="19"/>
+        </w:rPr>
+        <w:t xml:space="preserve">Тип тяговых АКБ штабелёров (базово Li-ion) — подтвердить по ТКП: определяет исполнение зарядной и вентиляцию</w:t>
+      </w:r>
+    </w:p>
+    <w:p>
+      <w:r>
+        <w:rPr>
+          <w:b/>
+          <w:sz w:val="20"/>
+        </w:rPr>
+        <w:t xml:space="preserve">20. Межлотовые интерфейсы и исходные требования смежным разделам</w:t>
+      </w:r>
+    </w:p>
+    <w:p>
+      <w:r>
+        <w:rPr>
+          <w:b/>
+          <w:sz w:val="19"/>
+        </w:rPr>
+        <w:t xml:space="preserve">20.1  </w:t>
+      </w:r>
+      <w:r>
+        <w:rPr>
+          <w:sz w:val="19"/>
+        </w:rPr>
+        <w:t xml:space="preserve">Матрица разграничения операций КСМ (Лот №3) ↔ СГП (Лот №4): пробоотбор, взвешивание, маркировка, увязка — решение Заказчика</w:t>
+      </w:r>
+    </w:p>
+    <w:p>
+      <w:r>
+        <w:rPr>
+          <w:b/>
+          <w:sz w:val="19"/>
+        </w:rPr>
+        <w:t xml:space="preserve">20.2  </w:t>
+      </w:r>
+      <w:r>
+        <w:rPr>
+          <w:sz w:val="19"/>
+        </w:rPr>
+        <w:t xml:space="preserve">Интерфейсный протокол Лот №3 ↔ Лот №4 (физический стык конвейера, форматы обмена ИС КСМ ↔ АСУ СГП, профиль «перфорации») — разработать на первом этапе БИ</w:t>
+      </w:r>
+    </w:p>
+    <w:p>
+      <w:r>
+        <w:rPr>
+          <w:b/>
+          <w:sz w:val="19"/>
+        </w:rPr>
+        <w:t xml:space="preserve">20.3  </w:t>
+      </w:r>
+      <w:r>
+        <w:rPr>
+          <w:sz w:val="19"/>
+        </w:rPr>
+        <w:t xml:space="preserve">Исходные данные сбытового блока (род ПС, партии, ЛБМ-клеймение, график вывоза) — запросить у Заказчика</w:t>
+      </w:r>
+    </w:p>
+    <w:p>
+      <w:r>
+        <w:rPr>
+          <w:b/>
+          <w:sz w:val="20"/>
+        </w:rPr>
+        <w:t xml:space="preserve">21. Требования к испытаниям, приёмке и метрологии</w:t>
+      </w:r>
+    </w:p>
+    <w:p>
+      <w:r>
+        <w:rPr>
+          <w:b/>
+          <w:sz w:val="19"/>
+        </w:rPr>
+        <w:t xml:space="preserve">21.1  </w:t>
+      </w:r>
+      <w:r>
+        <w:rPr>
+          <w:sz w:val="19"/>
+        </w:rPr>
+        <w:t xml:space="preserve">Значение KPI доступности автоматического режима и длительность контрольного прогона — согласовать с Заказчиком</w:t>
+      </w:r>
+    </w:p>
+    <w:p>
+      <w:r>
+        <w:rPr>
+          <w:b/>
+          <w:sz w:val="19"/>
+        </w:rPr>
+        <w:t xml:space="preserve">21.2  </w:t>
+      </w:r>
+      <w:r>
+        <w:rPr>
+          <w:sz w:val="19"/>
+        </w:rPr>
+        <w:t xml:space="preserve">Допуск точности постановки пакета по адресу — по ТКП системы позиционирования</w:t>
+      </w:r>
+    </w:p>
+    <w:p>
+      <w:r>
+        <w:rPr>
+          <w:b/>
+          <w:sz w:val="19"/>
+        </w:rPr>
+        <w:t xml:space="preserve">21.3  </w:t>
+      </w:r>
+      <w:r>
+        <w:rPr>
+          <w:sz w:val="19"/>
+        </w:rPr>
+        <w:t xml:space="preserve">Методика поверки вагонных весов (статика / в движении) — после выбора типа весов (см. раздел АИС)</w:t>
+      </w:r>
+    </w:p>
+    <w:p>
+      <w:r>
+        <w:rPr>
+          <w:b/>
+          <w:sz w:val="20"/>
+        </w:rPr>
+        <w:t xml:space="preserve">22. Данные для раздела ОВОС</w:t>
+      </w:r>
+    </w:p>
+    <w:p>
+      <w:r>
+        <w:rPr>
+          <w:b/>
+          <w:sz w:val="19"/>
+        </w:rPr>
+        <w:t xml:space="preserve">22.1  </w:t>
+      </w:r>
+      <w:r>
+        <w:rPr>
+          <w:sz w:val="19"/>
+        </w:rPr>
+        <w:t xml:space="preserve">Шумовые характеристики штабелёров и вентоборудования — из ТКП для акустического расчёта ОВОС</w:t>
+      </w:r>
+    </w:p>
+    <w:p>
+      <w:r>
+        <w:rPr>
+          <w:b/>
+          <w:sz w:val="19"/>
+        </w:rPr>
+        <w:t xml:space="preserve">22.2  </w:t>
+      </w:r>
+      <w:r>
+        <w:rPr>
+          <w:sz w:val="19"/>
+        </w:rPr>
+        <w:t xml:space="preserve">Ресурс и периодичность замены Li-ion АКБ (объём отхода) — по ТКП</w:t>
+      </w:r>
+    </w:p>
+    <w:p>
+      <w:r>
+        <w:rPr>
+          <w:b/>
+          <w:sz w:val="19"/>
+        </w:rPr>
+        <w:t xml:space="preserve">22.3  </w:t>
+      </w:r>
+      <w:r>
+        <w:rPr>
+          <w:sz w:val="19"/>
+        </w:rPr>
+        <w:t xml:space="preserve">Штатная численность → бытовые стоки и ТКО — определяется на стадии БИ</w:t>
+      </w:r>
+    </w:p>
+    <w:p>
+      <w:r>
+        <w:rPr>
+          <w:b/>
+          <w:sz w:val="20"/>
+        </w:rPr>
+        <w:t xml:space="preserve">23. ЦИМ склада на этапе БИ (Приложение №4)</w:t>
+      </w:r>
+    </w:p>
+    <w:p>
+      <w:r>
+        <w:rPr>
+          <w:b/>
+          <w:sz w:val="19"/>
+        </w:rPr>
+        <w:t xml:space="preserve">23.1  </w:t>
+      </w:r>
+      <w:r>
+        <w:rPr>
+          <w:sz w:val="19"/>
+        </w:rPr>
+        <w:t xml:space="preserve">Протокол LOD/LOI модели БИ — согласовать с Заказчиком до начала моделирования</w:t>
+      </w:r>
+    </w:p>
+    <w:p>
+      <w:r>
+        <w:rPr>
+          <w:b/>
+          <w:sz w:val="19"/>
+        </w:rPr>
+        <w:t xml:space="preserve">23.2  </w:t>
+      </w:r>
+      <w:r>
+        <w:rPr>
+          <w:sz w:val="19"/>
+        </w:rPr>
+        <w:t xml:space="preserve">Битая ссылка Прил. №4 ред. 2 на «таблицу 4» (перечень проверок — Таблица 3) — запросить корректировку у Заказчика</w:t>
+      </w:r>
+    </w:p>
+    <w:p>
+      <w:r>
+        <w:rPr>
+          <w:b/>
+          <w:sz w:val="19"/>
+        </w:rPr>
+        <w:t xml:space="preserve">23.3  </w:t>
+      </w:r>
+      <w:r>
+        <w:rPr>
+          <w:sz w:val="19"/>
+        </w:rPr>
+        <w:t xml:space="preserve">Срок отдельного этапа ЦИМ в графике БИ не задан — зафиксировать в договоре</w:t>
+      </w:r>
+    </w:p>
+    <w:p>
+      <w:r>
+        <w:rPr>
+          <w:b/>
+          <w:sz w:val="20"/>
+        </w:rPr>
+        <w:t xml:space="preserve">24. Этапность выдачи материалов БИ по Лоту №4</w:t>
+      </w:r>
+    </w:p>
+    <w:p>
+      <w:r>
+        <w:rPr>
+          <w:b/>
+          <w:sz w:val="19"/>
+        </w:rPr>
+        <w:t xml:space="preserve">24.1  </w:t>
+      </w:r>
+      <w:r>
+        <w:rPr>
+          <w:sz w:val="19"/>
+        </w:rPr>
+        <w:t xml:space="preserve">Статус этапности (передана вне редакции ТЗ v4.1) — внести в ТЗ/договор</w:t>
+      </w:r>
+    </w:p>
+    <w:p>
+      <w:r>
+        <w:rPr>
+          <w:b/>
+          <w:sz w:val="19"/>
+        </w:rPr>
+        <w:t xml:space="preserve">24.2  </w:t>
+      </w:r>
+      <w:r>
+        <w:rPr>
+          <w:sz w:val="19"/>
+        </w:rPr>
+        <w:t xml:space="preserve">Этапность по каждому лоту отдельно (4 отчёта) или единым отчётом — уточнить у Заказчика</w:t>
+      </w:r>
+    </w:p>
+    <w:p>
+      <w:r>
+        <w:rPr>
+          <w:b/>
+          <w:sz w:val="19"/>
+        </w:rPr>
+        <w:t xml:space="preserve">24.3  </w:t>
+      </w:r>
+      <w:r>
+        <w:rPr>
+          <w:sz w:val="19"/>
+        </w:rPr>
+        <w:t xml:space="preserve">Срок отдельного этапа ЦИМ — зафиксировать в графике договора</w:t>
+      </w:r>
+    </w:p>
+    <w:p>
+      <w:r>
+        <w:rPr>
+          <w:b/>
+          <w:sz w:val="20"/>
+        </w:rPr>
+        <w:t xml:space="preserve">25. Стоимость поставки по Лоту №4 (порядок формирования)</w:t>
+      </w:r>
+    </w:p>
+    <w:p>
+      <w:r>
+        <w:rPr>
+          <w:b/>
+          <w:sz w:val="19"/>
+        </w:rPr>
+        <w:t xml:space="preserve">25.1  </w:t>
+      </w:r>
+      <w:r>
+        <w:rPr>
+          <w:sz w:val="19"/>
+        </w:rPr>
+        <w:t xml:space="preserve">Разделение объёмов «оборудование Лота №4» / «строительная часть» (полы, ворота, пути) — согласовать с Заказчиком: строительная часть в стоимость лота по ТЗ не входит</w:t>
+      </w:r>
+    </w:p>
+    <w:p>
+      <w:r>
+        <w:rPr>
+          <w:b/>
+          <w:sz w:val="19"/>
+        </w:rPr>
+        <w:t xml:space="preserve">25.2  </w:t>
+      </w:r>
+      <w:r>
+        <w:rPr>
+          <w:sz w:val="19"/>
+        </w:rPr>
+        <w:t xml:space="preserve">Перечень поставщиков интралогистики РФ с опытом металлургических складов — проработка на этапе запросов</w:t>
+      </w:r>
+    </w:p>
+    <w:p>
+      <w:r>
+        <w:rPr>
+          <w:b/>
+          <w:sz w:val="19"/>
+        </w:rPr>
+        <w:t xml:space="preserve">25.3  </w:t>
+      </w:r>
+      <w:r>
+        <w:rPr>
+          <w:sz w:val="19"/>
+        </w:rPr>
+        <w:t xml:space="preserve">Перечень «основного оборудования» для бюджетных ТКП — зафиксировать протоколом с Заказчиком (граница объёма стоимостной части)</w:t>
+      </w:r>
+    </w:p>
+    <w:p>
+      <w:r>
+        <w:rPr>
+          <w:b/>
+          <w:sz w:val="20"/>
+        </w:rPr>
+        <w:t xml:space="preserve">26. Закладные решения для последующей цифровизации</w:t>
+      </w:r>
+    </w:p>
+    <w:p>
+      <w:r>
+        <w:rPr>
+          <w:b/>
+          <w:sz w:val="19"/>
+        </w:rPr>
+        <w:t xml:space="preserve">26.1  </w:t>
+      </w:r>
+      <w:r>
+        <w:rPr>
+          <w:sz w:val="19"/>
+        </w:rPr>
+        <w:t xml:space="preserve">Финальный класс ровности пола — по ТКП выбранной машины; внести в задание на полы до заказа плиты</w:t>
+      </w:r>
+    </w:p>
+    <w:p>
+      <w:r>
+        <w:rPr>
+          <w:b/>
+          <w:sz w:val="19"/>
+        </w:rPr>
+        <w:t xml:space="preserve">26.2  </w:t>
+      </w:r>
+      <w:r>
+        <w:rPr>
+          <w:sz w:val="19"/>
+        </w:rPr>
+        <w:t xml:space="preserve">Формат машиночитаемой таблицы ограничений по ЦМ-943 и протокол канала связи с системой ж/д цеха — согласовать на этапе ОТР</w:t>
+      </w:r>
+    </w:p>
+    <w:p>
+      <w:r>
+        <w:rPr>
+          <w:b/>
+          <w:sz w:val="19"/>
+        </w:rPr>
+        <w:t xml:space="preserve">26.3  </w:t>
       </w:r>
       <w:r>
         <w:rPr>
